--- a/DOC/Informe de Tesis Dariel Cabrera Lopez con formato J (1).docx
+++ b/DOC/Informe de Tesis Dariel Cabrera Lopez con formato J (1).docx
@@ -7889,7 +7889,25 @@
           <w:sz w:val="22"/>
           <w:szCs w:val="22"/>
         </w:rPr>
-        <w:t>Cuenta con servicio web pero no ofrece todas las funcionalidades que su versión de escritorio.</w:t>
+        <w:t xml:space="preserve">Cuenta con servicio </w:t>
+      </w:r>
+      <w:proofErr w:type="gramStart"/>
+      <w:r>
+        <w:rPr>
+          <w:rFonts w:ascii="Arial" w:hAnsi="Arial" w:cs="Arial"/>
+          <w:sz w:val="22"/>
+          <w:szCs w:val="22"/>
+        </w:rPr>
+        <w:t>web</w:t>
+      </w:r>
+      <w:proofErr w:type="gramEnd"/>
+      <w:r>
+        <w:rPr>
+          <w:rFonts w:ascii="Arial" w:hAnsi="Arial" w:cs="Arial"/>
+          <w:sz w:val="22"/>
+          <w:szCs w:val="22"/>
+        </w:rPr>
+        <w:t xml:space="preserve"> pero no ofrece todas las funcionalidades que su versión de escritorio.</w:t>
       </w:r>
     </w:p>
     <w:p>
@@ -8208,8 +8226,18 @@
           <w:sz w:val="22"/>
           <w:szCs w:val="22"/>
         </w:rPr>
-        <w:t xml:space="preserve"> y  Linux</w:t>
-      </w:r>
+        <w:t xml:space="preserve"> </w:t>
+      </w:r>
+      <w:proofErr w:type="gramStart"/>
+      <w:r>
+        <w:rPr>
+          <w:rFonts w:ascii="Arial" w:hAnsi="Arial" w:cs="Arial"/>
+          <w:sz w:val="22"/>
+          <w:szCs w:val="22"/>
+        </w:rPr>
+        <w:t>y  Linux</w:t>
+      </w:r>
+      <w:proofErr w:type="gramEnd"/>
     </w:p>
     <w:p>
       <w:pPr>
@@ -10239,7 +10267,15 @@
         <w:spacing w:line="360" w:lineRule="auto"/>
       </w:pPr>
       <w:r>
-        <w:t xml:space="preserve">Es un entorno en tiempo de ejecución multiplataforma de código abierto del lado del servidor en el lenguaje de programación JavaScript, asíncrono, con E/S (Entrada y salida) de datos en una arquitectura orientada a eventos y basado en el motor V8 de Google. Fue creado con el enfoque de ser útil en la creación de programas de red altamente escalables, como por ejemplo, servidores web. Fue creado por Ryan Dahl en 2009 y su evolución está apadrinada por la empresa </w:t>
+        <w:t xml:space="preserve">Es un entorno en tiempo de ejecución multiplataforma de código abierto del lado del servidor en el lenguaje de programación JavaScript, asíncrono, con E/S (Entrada y salida) de datos en una arquitectura orientada a eventos y basado en el motor V8 de Google. Fue creado con el enfoque de ser útil en la creación de programas de red altamente escalables, </w:t>
+      </w:r>
+      <w:proofErr w:type="gramStart"/>
+      <w:r>
+        <w:t>como</w:t>
+      </w:r>
+      <w:proofErr w:type="gramEnd"/>
+      <w:r>
+        <w:t xml:space="preserve"> por ejemplo, servidores web. Fue creado por Ryan Dahl en 2009 y su evolución está apadrinada por la empresa </w:t>
       </w:r>
       <w:proofErr w:type="spellStart"/>
       <w:r>
@@ -16796,7 +16832,21 @@
         <w:rPr>
           <w:lang w:val="es-ES"/>
         </w:rPr>
-        <w:t>Se propone el uso del enfoque de Orquestación, donde un orquestador centralizado dirige cada transacción, notifica el éxito o fallo de las acciones y coordina las compensaciones necesarias. Por ejemplo, si un usuario inicia un cálculo pero se detecta inconsistencia en la configuración o falla la ejecución del algoritmo, el orquestador se encarga de notificar los módulos afectados y deshacer operaciones previas.</w:t>
+        <w:t xml:space="preserve">Se propone el uso del enfoque de Orquestación, donde un orquestador centralizado dirige cada transacción, notifica el éxito o fallo de las acciones y coordina las compensaciones necesarias. Por ejemplo, si un usuario inicia un </w:t>
+      </w:r>
+      <w:proofErr w:type="gramStart"/>
+      <w:r>
+        <w:rPr>
+          <w:lang w:val="es-ES"/>
+        </w:rPr>
+        <w:t>cálculo</w:t>
+      </w:r>
+      <w:proofErr w:type="gramEnd"/>
+      <w:r>
+        <w:rPr>
+          <w:lang w:val="es-ES"/>
+        </w:rPr>
+        <w:t xml:space="preserve"> pero se detecta inconsistencia en la configuración o falla la ejecución del algoritmo, el orquestador se encarga de notificar los módulos afectados y deshacer operaciones previas.</w:t>
       </w:r>
     </w:p>
     <w:p>
@@ -16929,7 +16979,21 @@
         <w:rPr>
           <w:lang w:val="es-ES"/>
         </w:rPr>
-        <w:t>Si el orquestador falla, puede afectar a todo el sistema; por ello, su diseño debe ser robusto y enfocado exclusivamente en la coordinación, no en lógica de negocio.</w:t>
+        <w:t xml:space="preserve">Si el </w:t>
+      </w:r>
+      <w:proofErr w:type="gramStart"/>
+      <w:r>
+        <w:rPr>
+          <w:lang w:val="es-ES"/>
+        </w:rPr>
+        <w:t>orquestador falla</w:t>
+      </w:r>
+      <w:proofErr w:type="gramEnd"/>
+      <w:r>
+        <w:rPr>
+          <w:lang w:val="es-ES"/>
+        </w:rPr>
+        <w:t>, puede afectar a todo el sistema; por ello, su diseño debe ser robusto y enfocado exclusivamente en la coordinación, no en lógica de negocio.</w:t>
       </w:r>
     </w:p>
     <w:p>
@@ -17716,33 +17780,71 @@
         </w:rPr>
         <w:commentReference w:id="118"/>
       </w:r>
-      <w:r>
-        <w:rPr>
-          <w:b w:val="0"/>
+    </w:p>
+    <w:p>
+      <w:pPr>
+        <w:spacing w:after="160" w:line="259" w:lineRule="auto"/>
+        <w:ind w:left="0" w:firstLine="0"/>
+        <w:jc w:val="left"/>
+        <w:rPr>
+          <w:b/>
           <w:bCs/>
         </w:rPr>
+        <w:sectPr>
+          <w:headerReference w:type="even" r:id="rId69"/>
+          <w:headerReference w:type="default" r:id="rId70"/>
+          <w:footerReference w:type="even" r:id="rId71"/>
+          <w:footerReference w:type="default" r:id="rId72"/>
+          <w:headerReference w:type="first" r:id="rId73"/>
+          <w:footerReference w:type="first" r:id="rId74"/>
+          <w:pgSz w:w="12240" w:h="15840"/>
+          <w:pgMar w:top="725" w:right="1126" w:bottom="2517" w:left="1702" w:header="725" w:footer="981" w:gutter="0"/>
+          <w:cols w:space="720"/>
+          <w:titlePg/>
+          <w:docGrid w:linePitch="299"/>
+        </w:sectPr>
+      </w:pPr>
+      <w:r>
+        <w:rPr>
+          <w:b/>
+          <w:bCs/>
+        </w:rPr>
         <w:br w:type="page"/>
       </w:r>
     </w:p>
     <w:p>
       <w:pPr>
+        <w:spacing w:after="160" w:line="259" w:lineRule="auto"/>
+        <w:ind w:left="0" w:firstLine="0"/>
+        <w:jc w:val="left"/>
+        <w:rPr>
+          <w:bCs/>
+        </w:rPr>
+      </w:pPr>
+    </w:p>
+    <w:p>
+      <w:pPr>
         <w:pStyle w:val="Ttulo1"/>
-      </w:pPr>
-      <w:bookmarkStart w:id="119" w:name="_Toc196374752"/>
-      <w:bookmarkStart w:id="120" w:name="_Toc22562"/>
-      <w:r>
-        <w:lastRenderedPageBreak/>
+        <w:rPr>
+          <w:bCs/>
+        </w:rPr>
+      </w:pPr>
+      <w:bookmarkStart w:id="119" w:name="_CAPITULO_3._"/>
+      <w:bookmarkStart w:id="120" w:name="_Toc196374752"/>
+      <w:bookmarkStart w:id="121" w:name="_Toc22562"/>
+      <w:bookmarkEnd w:id="119"/>
+      <w:r>
         <w:t xml:space="preserve">CAPITULO 3. </w:t>
       </w:r>
       <w:r>
         <w:tab/>
         <w:t>ESPECIFICACIÓN TÉCNICA DEL PRODUCTO</w:t>
       </w:r>
-      <w:bookmarkEnd w:id="119"/>
+      <w:bookmarkEnd w:id="120"/>
       <w:r>
         <w:t xml:space="preserve"> </w:t>
       </w:r>
-      <w:bookmarkEnd w:id="120"/>
+      <w:bookmarkEnd w:id="121"/>
     </w:p>
     <w:p>
       <w:pPr>
@@ -17769,7 +17871,7 @@
           <w:lang w:val="es-CU" w:eastAsia="es-CU"/>
         </w:rPr>
       </w:pPr>
-      <w:bookmarkStart w:id="121" w:name="_Toc193705058"/>
+      <w:bookmarkStart w:id="122" w:name="_Toc193705058"/>
     </w:p>
     <w:p>
       <w:pPr>
@@ -17778,7 +17880,7 @@
       <w:r>
         <w:t>Introducción</w:t>
       </w:r>
-      <w:bookmarkEnd w:id="121"/>
+      <w:bookmarkEnd w:id="122"/>
       <w:r>
         <w:t xml:space="preserve"> </w:t>
       </w:r>
@@ -18427,7 +18529,7 @@
                     </pic:cNvPicPr>
                   </pic:nvPicPr>
                   <pic:blipFill>
-                    <a:blip r:embed="rId69">
+                    <a:blip r:embed="rId75">
                       <a:extLst>
                         <a:ext uri="{28A0092B-C50C-407E-A947-70E740481C1C}">
                           <a14:useLocalDpi xmlns:a14="http://schemas.microsoft.com/office/drawing/2010/main" val="0"/>
@@ -19279,9 +19381,19 @@
           <w:sz w:val="22"/>
           <w:szCs w:val="22"/>
         </w:rPr>
-        <w:t>l fichero  .</w:t>
+        <w:t xml:space="preserve">l </w:t>
+      </w:r>
+      <w:proofErr w:type="gramStart"/>
+      <w:r>
+        <w:rPr>
+          <w:b/>
+          <w:sz w:val="22"/>
+          <w:szCs w:val="22"/>
+        </w:rPr>
+        <w:t>fichero  .</w:t>
       </w:r>
       <w:proofErr w:type="spellStart"/>
+      <w:proofErr w:type="gramEnd"/>
       <w:r>
         <w:rPr>
           <w:b/>
@@ -19369,7 +19481,7 @@
                     </pic:cNvPicPr>
                   </pic:nvPicPr>
                   <pic:blipFill>
-                    <a:blip r:embed="rId70">
+                    <a:blip r:embed="rId76">
                       <a:extLst>
                         <a:ext uri="{28A0092B-C50C-407E-A947-70E740481C1C}">
                           <a14:useLocalDpi xmlns:a14="http://schemas.microsoft.com/office/drawing/2010/main" val="0"/>
@@ -19517,7 +19629,7 @@
                     </pic:cNvPicPr>
                   </pic:nvPicPr>
                   <pic:blipFill>
-                    <a:blip r:embed="rId71">
+                    <a:blip r:embed="rId77">
                       <a:extLst>
                         <a:ext uri="{28A0092B-C50C-407E-A947-70E740481C1C}">
                           <a14:useLocalDpi xmlns:a14="http://schemas.microsoft.com/office/drawing/2010/main" val="0"/>
@@ -19565,16 +19677,34 @@
           <w:sz w:val="18"/>
           <w:szCs w:val="18"/>
         </w:rPr>
-        <w:t>Figura 3.2 Fichero .</w:t>
-      </w:r>
-      <w:proofErr w:type="spellStart"/>
+        <w:t xml:space="preserve">Figura 3.2 </w:t>
+      </w:r>
+      <w:proofErr w:type="gramStart"/>
       <w:r>
         <w:rPr>
           <w:bCs/>
           <w:sz w:val="18"/>
           <w:szCs w:val="18"/>
         </w:rPr>
-        <w:t>env.example</w:t>
+        <w:t>Fichero .</w:t>
+      </w:r>
+      <w:proofErr w:type="spellStart"/>
+      <w:r>
+        <w:rPr>
+          <w:bCs/>
+          <w:sz w:val="18"/>
+          <w:szCs w:val="18"/>
+        </w:rPr>
+        <w:t>env</w:t>
+      </w:r>
+      <w:proofErr w:type="gramEnd"/>
+      <w:r>
+        <w:rPr>
+          <w:bCs/>
+          <w:sz w:val="18"/>
+          <w:szCs w:val="18"/>
+        </w:rPr>
+        <w:t>.example</w:t>
       </w:r>
       <w:proofErr w:type="spellEnd"/>
     </w:p>
@@ -20336,11 +20466,11 @@
           <w:lang w:val="es-CU" w:eastAsia="es-CU"/>
         </w:rPr>
       </w:pPr>
-      <w:bookmarkStart w:id="122" w:name="_Toc193699580"/>
-      <w:bookmarkStart w:id="123" w:name="_Toc193705059"/>
-      <w:bookmarkStart w:id="124" w:name="_Toc193705060"/>
-      <w:bookmarkEnd w:id="122"/>
+      <w:bookmarkStart w:id="123" w:name="_Toc193699580"/>
+      <w:bookmarkStart w:id="124" w:name="_Toc193705059"/>
+      <w:bookmarkStart w:id="125" w:name="_Toc193705060"/>
       <w:bookmarkEnd w:id="123"/>
+      <w:bookmarkEnd w:id="124"/>
     </w:p>
     <w:p>
       <w:pPr>
@@ -20480,20 +20610,20 @@
           <w:numId w:val="27"/>
         </w:numPr>
       </w:pPr>
-      <w:commentRangeStart w:id="125"/>
+      <w:commentRangeStart w:id="126"/>
       <w:r>
         <w:t xml:space="preserve">Pruebas al Sistema </w:t>
       </w:r>
-      <w:commentRangeEnd w:id="125"/>
+      <w:commentRangeEnd w:id="126"/>
       <w:r>
         <w:rPr>
           <w:rStyle w:val="Refdecomentario"/>
           <w:sz w:val="22"/>
           <w:szCs w:val="22"/>
         </w:rPr>
-        <w:commentReference w:id="125"/>
-      </w:r>
-      <w:bookmarkEnd w:id="124"/>
+        <w:commentReference w:id="126"/>
+      </w:r>
+      <w:bookmarkEnd w:id="125"/>
     </w:p>
     <w:p>
       <w:pPr>
@@ -20518,8 +20648,8 @@
           <w:lang w:eastAsia="es-ES"/>
         </w:rPr>
       </w:pPr>
-      <w:bookmarkStart w:id="126" w:name="_Toc193705061"/>
-      <w:bookmarkStart w:id="127" w:name="casoPruebaAuth"/>
+      <w:bookmarkStart w:id="127" w:name="_Toc193705061"/>
+      <w:bookmarkStart w:id="128" w:name="casoPruebaAuth"/>
       <w:r>
         <w:rPr>
           <w:rStyle w:val="Ttulo2Car"/>
@@ -20528,7 +20658,7 @@
         </w:rPr>
         <w:t>Tabla 3.1</w:t>
       </w:r>
-      <w:bookmarkEnd w:id="126"/>
+      <w:bookmarkEnd w:id="127"/>
       <w:r>
         <w:rPr>
           <w:rFonts w:eastAsia="Times New Roman" w:cs="Times New Roman"/>
@@ -20564,7 +20694,7 @@
             <w:shd w:val="clear" w:color="auto" w:fill="8EAADB" w:themeFill="accent1" w:themeFillTint="99"/>
             <w:hideMark/>
           </w:tcPr>
-          <w:bookmarkEnd w:id="127"/>
+          <w:bookmarkEnd w:id="128"/>
           <w:p>
             <w:pPr>
               <w:numPr>
@@ -20777,8 +20907,13 @@
               </w:numPr>
               <w:spacing w:after="0" w:line="360" w:lineRule="auto"/>
             </w:pPr>
-            <w:r>
-              <w:t>Se  registra y entra al sistema</w:t>
+            <w:proofErr w:type="gramStart"/>
+            <w:r>
+              <w:t>Se  registra</w:t>
+            </w:r>
+            <w:proofErr w:type="gramEnd"/>
+            <w:r>
+              <w:t xml:space="preserve"> y entra al sistema</w:t>
             </w:r>
           </w:p>
         </w:tc>
@@ -20887,7 +21022,7 @@
           <w:lang w:eastAsia="es-ES"/>
         </w:rPr>
       </w:pPr>
-      <w:bookmarkStart w:id="128" w:name="_Toc193705062"/>
+      <w:bookmarkStart w:id="129" w:name="_Toc193705062"/>
       <w:r>
         <w:rPr>
           <w:rStyle w:val="Ttulo2Car"/>
@@ -20895,7 +21030,7 @@
         <w:lastRenderedPageBreak/>
         <w:t>Tabla 3.2</w:t>
       </w:r>
-      <w:bookmarkEnd w:id="128"/>
+      <w:bookmarkEnd w:id="129"/>
       <w:r>
         <w:rPr>
           <w:rFonts w:eastAsia="Times New Roman" w:cs="Times New Roman"/>
@@ -21194,7 +21329,15 @@
               <w:spacing w:after="0" w:line="360" w:lineRule="auto"/>
             </w:pPr>
             <w:r>
-              <w:t>Se notifica al usuario del dato que  es incorrecto</w:t>
+              <w:t xml:space="preserve">Se notifica al usuario del dato </w:t>
+            </w:r>
+            <w:proofErr w:type="gramStart"/>
+            <w:r>
+              <w:t>que  es</w:t>
+            </w:r>
+            <w:proofErr w:type="gramEnd"/>
+            <w:r>
+              <w:t xml:space="preserve"> incorrecto</w:t>
             </w:r>
           </w:p>
         </w:tc>
@@ -21857,7 +22000,7 @@
                     </pic:cNvPicPr>
                   </pic:nvPicPr>
                   <pic:blipFill>
-                    <a:blip r:embed="rId72">
+                    <a:blip r:embed="rId78">
                       <a:extLst>
                         <a:ext uri="{28A0092B-C50C-407E-A947-70E740481C1C}">
                           <a14:useLocalDpi xmlns:a14="http://schemas.microsoft.com/office/drawing/2010/main" val="0"/>
@@ -21933,7 +22076,7 @@
           <w:bCs w:val="0"/>
         </w:rPr>
       </w:pPr>
-      <w:commentRangeStart w:id="129"/>
+      <w:commentRangeStart w:id="130"/>
       <w:proofErr w:type="spellStart"/>
       <w:r>
         <w:rPr>
@@ -21970,7 +22113,7 @@
         </w:rPr>
         <w:t>)-Validación en Tiempo Real</w:t>
       </w:r>
-      <w:commentRangeEnd w:id="129"/>
+      <w:commentRangeEnd w:id="130"/>
       <w:r>
         <w:rPr>
           <w:rStyle w:val="Refdecomentario"/>
@@ -21980,7 +22123,7 @@
           <w:shd w:val="clear" w:color="auto" w:fill="FFFFFF"/>
           <w:lang w:val="es-ES" w:eastAsia="en-US"/>
         </w:rPr>
-        <w:commentReference w:id="129"/>
+        <w:commentReference w:id="130"/>
       </w:r>
     </w:p>
     <w:p>
@@ -22016,7 +22159,7 @@
                     </pic:cNvPicPr>
                   </pic:nvPicPr>
                   <pic:blipFill>
-                    <a:blip r:embed="rId73">
+                    <a:blip r:embed="rId79">
                       <a:extLst>
                         <a:ext uri="{28A0092B-C50C-407E-A947-70E740481C1C}">
                           <a14:useLocalDpi xmlns:a14="http://schemas.microsoft.com/office/drawing/2010/main" val="0"/>
@@ -22061,7 +22204,7 @@
         </w:rPr>
         <w:t xml:space="preserve">Figura 3.6 </w:t>
       </w:r>
-      <w:commentRangeStart w:id="130"/>
+      <w:commentRangeStart w:id="131"/>
       <w:r>
         <w:rPr>
           <w:lang w:eastAsia="en-US"/>
@@ -22075,7 +22218,7 @@
         </w:rPr>
         <w:t>Frontend</w:t>
       </w:r>
-      <w:commentRangeEnd w:id="130"/>
+      <w:commentRangeEnd w:id="131"/>
       <w:proofErr w:type="spellEnd"/>
       <w:r>
         <w:rPr>
@@ -22085,7 +22228,7 @@
           <w:shd w:val="clear" w:color="auto" w:fill="FFFFFF"/>
           <w:lang w:val="es-ES" w:eastAsia="en-US"/>
         </w:rPr>
-        <w:commentReference w:id="130"/>
+        <w:commentReference w:id="131"/>
       </w:r>
     </w:p>
     <w:p>
@@ -22097,26 +22240,209 @@
         </w:numPr>
         <w:rPr>
           <w:rFonts w:eastAsiaTheme="minorHAnsi"/>
+        </w:rPr>
+      </w:pPr>
+      <w:bookmarkStart w:id="132" w:name="_Toc193705063"/>
+      <w:r>
+        <w:rPr>
+          <w:rFonts w:eastAsiaTheme="minorHAnsi"/>
+        </w:rPr>
+        <w:lastRenderedPageBreak/>
+        <w:t>Análisis del Costo Económico</w:t>
+      </w:r>
+      <w:bookmarkEnd w:id="132"/>
+    </w:p>
+    <w:p>
+      <w:pPr>
+        <w:rPr>
+          <w:lang w:val="es-US"/>
+        </w:rPr>
+      </w:pPr>
+      <w:r>
+        <w:rPr>
           <w:lang w:val="es-ES"/>
         </w:rPr>
-      </w:pPr>
-      <w:bookmarkStart w:id="131" w:name="_Toc193705063"/>
-      <w:r>
-        <w:rPr>
-          <w:rFonts w:eastAsiaTheme="minorHAnsi"/>
-        </w:rPr>
-        <w:t>Análisis del Costo Económico</w:t>
-      </w:r>
-      <w:bookmarkEnd w:id="131"/>
-    </w:p>
-    <w:p>
-      <w:pPr>
-        <w:rPr>
-          <w:rFonts w:eastAsiaTheme="minorHAnsi"/>
-        </w:rPr>
-      </w:pPr>
-    </w:p>
-    <w:p/>
+        <w:t>Durante el desarrollo del sistema web para el c</w:t>
+      </w:r>
+      <w:proofErr w:type="spellStart"/>
+      <w:r>
+        <w:rPr>
+          <w:lang w:val="es-US"/>
+        </w:rPr>
+        <w:t>álculo</w:t>
+      </w:r>
+      <w:proofErr w:type="spellEnd"/>
+      <w:r>
+        <w:rPr>
+          <w:lang w:val="es-US"/>
+        </w:rPr>
+        <w:t xml:space="preserve"> del transporte de sedimentos, es fundamental llevar a cabo una planificación adecuada y control riguroso del esfuerzo, costo y el tiempo involucrado. La utilización de tecnologías modernas como </w:t>
+      </w:r>
+      <w:proofErr w:type="spellStart"/>
+      <w:r>
+        <w:rPr>
+          <w:lang w:val="es-US"/>
+        </w:rPr>
+        <w:t>React</w:t>
+      </w:r>
+      <w:proofErr w:type="spellEnd"/>
+      <w:r>
+        <w:rPr>
+          <w:lang w:val="es-US"/>
+        </w:rPr>
+        <w:t xml:space="preserve"> para el </w:t>
+      </w:r>
+      <w:proofErr w:type="spellStart"/>
+      <w:r>
+        <w:rPr>
+          <w:lang w:val="es-US"/>
+        </w:rPr>
+        <w:t>frontend</w:t>
+      </w:r>
+      <w:proofErr w:type="spellEnd"/>
+      <w:r>
+        <w:rPr>
+          <w:lang w:val="es-US"/>
+        </w:rPr>
+        <w:t xml:space="preserve">, </w:t>
+      </w:r>
+      <w:proofErr w:type="spellStart"/>
+      <w:r>
+        <w:rPr>
+          <w:lang w:val="es-US"/>
+        </w:rPr>
+        <w:t>Nest</w:t>
+      </w:r>
+      <w:proofErr w:type="spellEnd"/>
+      <w:r>
+        <w:rPr>
+          <w:lang w:val="es-US"/>
+        </w:rPr>
+        <w:t xml:space="preserve"> JS para la lógica de negocio y Mongo DB como base de datos, facilita la implementación de una arquitectura robusta, pero también requiere una estimación precisa de los recursos necesarios.</w:t>
+      </w:r>
+    </w:p>
+    <w:p>
+      <w:pPr>
+        <w:rPr>
+          <w:lang w:val="es-US"/>
+        </w:rPr>
+      </w:pPr>
+      <w:r>
+        <w:rPr>
+          <w:lang w:val="es-US"/>
+        </w:rPr>
+        <w:t>Para realizar esta estimación, se empleó la técnica de puntos de casos de usos, ampliamente utilizada en la gestión de proyectos de software. Este método consta de cuatro etapas principales y considera diversos factores como los puntos de historias de usuario sin ajustar (UUCP), el factor de complejidad técnica (TCF) y el factor de entorno (EF).</w:t>
+      </w:r>
+    </w:p>
+    <w:p>
+      <w:pPr>
+        <w:rPr>
+          <w:lang w:val="es-US"/>
+        </w:rPr>
+      </w:pPr>
+      <w:r>
+        <w:rPr>
+          <w:lang w:val="es-US"/>
+        </w:rPr>
+        <w:t xml:space="preserve">Inicialmente, se calcularon los UUCP en función del peso relativo de los distintos actores del sistema. Luego, estos puntos se ajustaron mediante el TCF y el EF, lo que dio como resultado los puntos de casos de uso ajustados </w:t>
+      </w:r>
+      <w:r>
+        <w:rPr>
+          <w:lang w:val="es-US"/>
+        </w:rPr>
+        <w:t>(UCP).</w:t>
+      </w:r>
+    </w:p>
+    <w:p>
+      <w:pPr>
+        <w:rPr>
+          <w:lang w:val="es-US"/>
+        </w:rPr>
+      </w:pPr>
+      <w:r>
+        <w:rPr>
+          <w:lang w:val="es-US"/>
+        </w:rPr>
+        <w:t xml:space="preserve">A partir de los UCP se estimó el esfuerzo total requerido en </w:t>
+      </w:r>
+      <w:r>
+        <w:rPr>
+          <w:b/>
+          <w:bCs/>
+          <w:lang w:val="es-US"/>
+        </w:rPr>
+        <w:t>horas hombre</w:t>
+      </w:r>
+      <w:r>
+        <w:rPr>
+          <w:b/>
+          <w:bCs/>
+          <w:lang w:val="es-US"/>
+        </w:rPr>
+        <w:t xml:space="preserve">, </w:t>
+      </w:r>
+      <w:r>
+        <w:rPr>
+          <w:lang w:val="es-US"/>
+        </w:rPr>
+        <w:t>que posteriormente fue distribuido</w:t>
+      </w:r>
+      <w:r>
+        <w:rPr>
+          <w:lang w:val="es-US"/>
+        </w:rPr>
+        <w:t xml:space="preserve"> entre las distintas etapas del desarrollo: diseño, codificación, pruebas e implementación. Con base en este esfuerzo y considerado tarifas horarias promedio junto con otros gastos asociados, se obtuvo el costo total estimado del proyecto. </w:t>
+      </w:r>
+    </w:p>
+    <w:p>
+      <w:pPr>
+        <w:rPr>
+          <w:lang w:val="es-US"/>
+        </w:rPr>
+      </w:pPr>
+      <w:r>
+        <w:rPr>
+          <w:lang w:val="es-US"/>
+        </w:rPr>
+        <w:t xml:space="preserve">Según el análisis económico realizado (Ver Anexo I), se concluyó que el costo total del desarrollo del sistema asciende aproximadamente a </w:t>
+      </w:r>
+      <w:r>
+        <w:rPr>
+          <w:b/>
+          <w:bCs/>
+          <w:lang w:val="es-US"/>
+        </w:rPr>
+        <w:t xml:space="preserve">$ </w:t>
+      </w:r>
+      <w:r>
+        <w:rPr>
+          <w:b/>
+          <w:bCs/>
+          <w:lang w:val="es-ES"/>
+        </w:rPr>
+        <w:t>455 586 CUP</w:t>
+      </w:r>
+      <w:r>
+        <w:rPr>
+          <w:b/>
+          <w:bCs/>
+          <w:lang w:val="es-ES"/>
+        </w:rPr>
+        <w:t xml:space="preserve">. </w:t>
+      </w:r>
+      <w:r>
+        <w:rPr>
+          <w:lang w:val="es-ES"/>
+        </w:rPr>
+        <w:t>Es importante señalar que este valor no contempla gastos derivados del consumo de electricidad ni el uso de internet requeridos el desarrollo del sistema desde el entorno doméstico</w:t>
+      </w:r>
+      <w:r>
+        <w:rPr>
+          <w:lang w:val="es-ES"/>
+        </w:rPr>
+        <w:t>.</w:t>
+      </w:r>
+    </w:p>
     <w:p>
       <w:pPr>
         <w:pStyle w:val="Prrafodelista"/>
@@ -22135,10 +22461,10 @@
           <w:vanish/>
         </w:rPr>
       </w:pPr>
-      <w:bookmarkStart w:id="132" w:name="_Toc193699585"/>
-      <w:bookmarkStart w:id="133" w:name="_Toc193705064"/>
-      <w:bookmarkEnd w:id="132"/>
+      <w:bookmarkStart w:id="133" w:name="_Toc193699585"/>
+      <w:bookmarkStart w:id="134" w:name="_Toc193705064"/>
       <w:bookmarkEnd w:id="133"/>
+      <w:bookmarkEnd w:id="134"/>
     </w:p>
     <w:p>
       <w:pPr>
@@ -22158,10 +22484,10 @@
           <w:vanish/>
         </w:rPr>
       </w:pPr>
-      <w:bookmarkStart w:id="134" w:name="_Toc193699586"/>
-      <w:bookmarkStart w:id="135" w:name="_Toc193705065"/>
-      <w:bookmarkEnd w:id="134"/>
+      <w:bookmarkStart w:id="135" w:name="_Toc193699586"/>
+      <w:bookmarkStart w:id="136" w:name="_Toc193705065"/>
       <w:bookmarkEnd w:id="135"/>
+      <w:bookmarkEnd w:id="136"/>
     </w:p>
     <w:p>
       <w:pPr>
@@ -22181,35 +22507,894 @@
           <w:vanish/>
         </w:rPr>
       </w:pPr>
-      <w:bookmarkStart w:id="136" w:name="_Toc193699587"/>
-      <w:bookmarkStart w:id="137" w:name="_Toc193705066"/>
-      <w:bookmarkEnd w:id="136"/>
+      <w:bookmarkStart w:id="137" w:name="_Toc193699587"/>
+      <w:bookmarkStart w:id="138" w:name="_Toc193705066"/>
       <w:bookmarkEnd w:id="137"/>
-    </w:p>
-    <w:p>
-      <w:pPr>
-        <w:pStyle w:val="Ttulo3"/>
+      <w:bookmarkEnd w:id="138"/>
+    </w:p>
+    <w:p>
+      <w:pPr>
+        <w:pStyle w:val="Prrafodelista"/>
+        <w:keepNext/>
+        <w:keepLines/>
         <w:numPr>
-          <w:ilvl w:val="2"/>
-          <w:numId w:val="28"/>
+          <w:ilvl w:val="1"/>
+          <w:numId w:val="35"/>
         </w:numPr>
-        <w:ind w:left="504" w:hanging="504"/>
+        <w:spacing w:after="217" w:line="259" w:lineRule="auto"/>
+        <w:ind w:right="60"/>
+        <w:contextualSpacing w:val="0"/>
+        <w:jc w:val="left"/>
+        <w:outlineLvl w:val="1"/>
+        <w:rPr>
+          <w:rFonts w:eastAsia="Arial"/>
+          <w:b/>
+          <w:vanish/>
+          <w:color w:val="000000"/>
+          <w:sz w:val="22"/>
+          <w:szCs w:val="22"/>
+          <w:shd w:val="clear" w:color="auto" w:fill="auto"/>
+          <w:lang w:val="es-CU" w:eastAsia="es-CU"/>
+        </w:rPr>
+      </w:pPr>
+    </w:p>
+    <w:p>
+      <w:pPr>
+        <w:pStyle w:val="Ttulo2"/>
+      </w:pPr>
+      <w:r>
+        <w:t>Implementación de los servicios web</w:t>
+      </w:r>
+    </w:p>
+    <w:p>
+      <w:pPr>
+        <w:pStyle w:val="Ttulo2"/>
+      </w:pPr>
+      <w:commentRangeStart w:id="139"/>
+      <w:r>
+        <w:t>Conclusiones del Capítulo</w:t>
+      </w:r>
+      <w:commentRangeEnd w:id="139"/>
+      <w:r>
+        <w:rPr>
+          <w:rStyle w:val="Refdecomentario"/>
+          <w:rFonts w:eastAsiaTheme="minorHAnsi"/>
+          <w:b w:val="0"/>
+          <w:color w:val="auto"/>
+          <w:shd w:val="clear" w:color="auto" w:fill="FFFFFF"/>
+          <w:lang w:val="es-ES" w:eastAsia="en-US"/>
+        </w:rPr>
+        <w:commentReference w:id="139"/>
+      </w:r>
+    </w:p>
+    <w:p>
+      <w:pPr>
+        <w:ind w:left="0" w:firstLine="0"/>
+        <w:sectPr>
+          <w:headerReference w:type="default" r:id="rId80"/>
+          <w:headerReference w:type="first" r:id="rId81"/>
+          <w:pgSz w:w="12240" w:h="15840"/>
+          <w:pgMar w:top="725" w:right="1126" w:bottom="2517" w:left="1702" w:header="725" w:footer="981" w:gutter="0"/>
+          <w:cols w:space="720"/>
+          <w:titlePg/>
+          <w:docGrid w:linePitch="299"/>
+        </w:sectPr>
+      </w:pPr>
+    </w:p>
+    <w:p>
+      <w:pPr>
+        <w:pStyle w:val="Ttulo1"/>
+        <w:ind w:left="0"/>
+      </w:pPr>
+      <w:r>
+        <w:lastRenderedPageBreak/>
+        <w:t xml:space="preserve">CONCLUSIONES </w:t>
+      </w:r>
+    </w:p>
+    <w:p>
+      <w:pPr>
+        <w:spacing w:after="160" w:line="259" w:lineRule="auto"/>
+        <w:ind w:left="0" w:firstLine="0"/>
+        <w:jc w:val="left"/>
+        <w:rPr>
+          <w:b/>
+          <w:sz w:val="28"/>
+        </w:rPr>
+      </w:pPr>
+      <w:r>
+        <w:rPr>
+          <w:b/>
+          <w:bCs/>
+          <w:color w:val="auto"/>
+        </w:rPr>
+        <w:t xml:space="preserve">LAS CONCLUSIONES FINALES. TENER CLARO QUE DEBEN EVIDENCIAR QUE SE CUMPLE LO QUE DICE EN EL RESUMEN Y LOS OBJETIVOS de la INVESTIGACION. </w:t>
+      </w:r>
+    </w:p>
+    <w:p/>
+    <w:p/>
+    <w:p>
+      <w:pPr>
+        <w:ind w:left="0" w:firstLine="0"/>
+        <w:sectPr>
+          <w:headerReference w:type="first" r:id="rId82"/>
+          <w:pgSz w:w="12240" w:h="15840"/>
+          <w:pgMar w:top="725" w:right="1126" w:bottom="2517" w:left="1702" w:header="725" w:footer="981" w:gutter="0"/>
+          <w:cols w:space="720"/>
+          <w:titlePg/>
+          <w:docGrid w:linePitch="299"/>
+        </w:sectPr>
+      </w:pPr>
+    </w:p>
+    <w:p>
+      <w:pPr>
+        <w:pStyle w:val="Ttulo1"/>
+        <w:ind w:left="0"/>
+      </w:pPr>
+      <w:bookmarkStart w:id="140" w:name="_Toc196374753"/>
+      <w:r>
+        <w:lastRenderedPageBreak/>
+        <w:t>REFERENCIAS BIBLIOGRÁFICAS</w:t>
+      </w:r>
+      <w:bookmarkEnd w:id="140"/>
+      <w:r>
+        <w:t xml:space="preserve"> </w:t>
+      </w:r>
+    </w:p>
+    <w:p>
+      <w:pPr>
+        <w:pStyle w:val="Bibliografa"/>
+      </w:pPr>
+      <w:r>
+        <w:fldChar w:fldCharType="begin"/>
+      </w:r>
+      <w:r>
+        <w:instrText xml:space="preserve"> ADDIN ZOTERO_BIBL {"uncited":[],"omitted":[],"custom":[]} CSL_BIBLIOGRAPHY </w:instrText>
+      </w:r>
+      <w:r>
+        <w:fldChar w:fldCharType="separate"/>
+      </w:r>
+      <w:r>
+        <w:t>[1]</w:t>
+      </w:r>
+      <w:r>
+        <w:tab/>
+        <w:t>N. M. C. Medina, «EL CAMBIO CLIMÁTICO Y SUS EFECTOS SOBRE LA SALUD HUMANA».</w:t>
+      </w:r>
+    </w:p>
+    <w:p>
+      <w:pPr>
+        <w:pStyle w:val="Bibliografa"/>
+      </w:pPr>
+      <w:r>
+        <w:t>[2]</w:t>
+      </w:r>
+      <w:r>
+        <w:tab/>
+        <w:t>«Cubadebate». Accedido: 7 de enero de 2024. [En línea]. Disponible en: http://www.cubadebate.cu/noticias/2018/12/16/tarea-vida-a-debate-en-la-asamblea-nacional-cuba-ante-las-realidades-del-cambio-climatico/</w:t>
+      </w:r>
+    </w:p>
+    <w:p>
+      <w:pPr>
+        <w:pStyle w:val="Bibliografa"/>
+      </w:pPr>
+      <w:r>
+        <w:t>[3]</w:t>
+      </w:r>
+      <w:r>
+        <w:tab/>
+        <w:t>«Nueva norma legal por la preservación de las costas cubanas - Juventud Rebelde - Diario de la juventud cubana». Accedido: 15 de abril de 2024. [En línea]. Disponible en: https://www.juventudrebelde.cu/ciencia-tecnica/2023-12-07/acertada-interrelacion-entre-las-entidades-y-rigor-en-el-control-contribuiran-al-exito-de-la-nueva-norma-legal-relativa-a-las-costas-cubanas</w:t>
+      </w:r>
+    </w:p>
+    <w:p>
+      <w:pPr>
+        <w:pStyle w:val="Bibliografa"/>
+      </w:pPr>
+      <w:r>
+        <w:t>[4]</w:t>
+      </w:r>
+      <w:r>
+        <w:tab/>
+        <w:t>J. J. Meza Sandoval y A. E. Valverde Llanos, «Propuesta de diseño de rompeolas como protección de la costa contra la erosión por efecto del oleaje en la playa La Herradura».</w:t>
+      </w:r>
+    </w:p>
+    <w:p>
+      <w:pPr>
+        <w:pStyle w:val="Bibliografa"/>
+      </w:pPr>
+      <w:r>
+        <w:t>[5]</w:t>
+      </w:r>
+      <w:r>
+        <w:tab/>
+        <w:t>«MIKE 21/3 Sand Transport». Accedido: 7 de febrero de 2024. [En línea]. Disponible en: https://www.mikepoweredbydhi.com/products/mike-21/Sediments/sand-transport</w:t>
+      </w:r>
+    </w:p>
+    <w:p>
+      <w:pPr>
+        <w:pStyle w:val="Bibliografa"/>
+      </w:pPr>
+      <w:r>
+        <w:t>[6]</w:t>
+      </w:r>
+      <w:r>
+        <w:tab/>
+        <w:t>V. M. Briones Montoya, J. E. Lynch Santillán, y I. M. Saltos Andrade, «Evaluación de alternativas para la protección costera frente a procesos erosivos utilizando MIKE 21. Caso de estudio: Libertador Bolívar», ESPOL. FIMCM, 2020.</w:t>
+      </w:r>
+    </w:p>
+    <w:p>
+      <w:pPr>
+        <w:pStyle w:val="Bibliografa"/>
+      </w:pPr>
+      <w:r>
+        <w:t>[7]</w:t>
+      </w:r>
+      <w:r>
+        <w:tab/>
+        <w:t>R. J. Caiza Quinga y S. P. Nativí Merchan, «Evaluación y modelamiento del cambio de línea de costa en condiciones naturales y bajo influencia de obras de protección costera. Caso de estudio: Libertador Bolívar, Santa Elena-Ecuador», ESPOL. FIMCM: Oceanografía, 2019.</w:t>
+      </w:r>
+    </w:p>
+    <w:p>
+      <w:pPr>
+        <w:pStyle w:val="Bibliografa"/>
+      </w:pPr>
+      <w:r>
+        <w:t>[8]</w:t>
+      </w:r>
+      <w:r>
+        <w:tab/>
+        <w:t xml:space="preserve">D. V. Fernández y L. F. C. López, «Aplicación del sistema de modelado costero a un tramo crítico de la playa de Varadero: propuesta de solución», </w:t>
+      </w:r>
+      <w:r>
+        <w:rPr>
+          <w:i/>
+          <w:iCs/>
+        </w:rPr>
+        <w:t>Ing. Hidráulica Ambient.</w:t>
+      </w:r>
+      <w:r>
+        <w:t>, vol. 31, n.</w:t>
+      </w:r>
+      <w:r>
+        <w:rPr>
+          <w:vertAlign w:val="superscript"/>
+        </w:rPr>
+        <w:t>o</w:t>
+      </w:r>
+      <w:r>
+        <w:t xml:space="preserve"> 2, pp. 37-42, 2010.</w:t>
+      </w:r>
+    </w:p>
+    <w:p>
+      <w:pPr>
+        <w:pStyle w:val="Bibliografa"/>
+      </w:pPr>
+      <w:r>
+        <w:t>[9]</w:t>
+      </w:r>
+      <w:r>
+        <w:tab/>
+        <w:t xml:space="preserve">L. F. Córdova-López y R. Torres-Hugues, «Modelo matemático para la determinación del transporte longitudinal para playas del Caribe», </w:t>
+      </w:r>
+      <w:r>
+        <w:rPr>
+          <w:i/>
+          <w:iCs/>
+        </w:rPr>
+        <w:t>Tecnol. Cienc. Agua</w:t>
+      </w:r>
+      <w:r>
+        <w:t>, vol. 2, n.</w:t>
+      </w:r>
+      <w:r>
+        <w:rPr>
+          <w:vertAlign w:val="superscript"/>
+        </w:rPr>
+        <w:t>o</w:t>
+      </w:r>
+      <w:r>
+        <w:t xml:space="preserve"> 3, pp. 127-140, 2011.</w:t>
+      </w:r>
+    </w:p>
+    <w:p>
+      <w:pPr>
+        <w:pStyle w:val="Bibliografa"/>
+      </w:pPr>
+      <w:r>
+        <w:t>[10]</w:t>
+      </w:r>
+      <w:r>
+        <w:tab/>
+        <w:t xml:space="preserve">R. T. Hugues y L. C. López, «Método para la estimación del transporte longitudinal de sedimentos en playas de arena», </w:t>
+      </w:r>
+      <w:r>
+        <w:rPr>
+          <w:i/>
+          <w:iCs/>
+        </w:rPr>
+        <w:t>Rev. Cuba. Ing.</w:t>
+      </w:r>
+      <w:r>
+        <w:t>, vol. 1, n.</w:t>
+      </w:r>
+      <w:r>
+        <w:rPr>
+          <w:vertAlign w:val="superscript"/>
+        </w:rPr>
+        <w:t>o</w:t>
+      </w:r>
+      <w:r>
+        <w:t xml:space="preserve"> 1, pp. 41-47, 2010.</w:t>
+      </w:r>
+    </w:p>
+    <w:p>
+      <w:pPr>
+        <w:pStyle w:val="Bibliografa"/>
+      </w:pPr>
+      <w:r>
+        <w:t>[11]</w:t>
+      </w:r>
+      <w:r>
+        <w:tab/>
+        <w:t>G. Westreicher, «¿Qué es la gestión? Para qué sirve, pasos a seguir y tipos», Economipedia. Accedido: 22 de abril de 2024. [En línea]. Disponible en: https://economipedia.com/definiciones/gestion.html</w:t>
+      </w:r>
+    </w:p>
+    <w:p>
+      <w:pPr>
+        <w:pStyle w:val="Bibliografa"/>
+      </w:pPr>
+      <w:r>
+        <w:t>[12]</w:t>
+      </w:r>
+      <w:r>
+        <w:tab/>
+        <w:t>«Sistema de Gestión: Qué es y por qué es tan importante». Accedido: 22 de abril de 2024. [En línea]. Disponible en: https://www.unifikas.com/es/noticias/sistema-de-gestion-que-es-y-por-que-es-tan-importante</w:t>
+      </w:r>
+    </w:p>
+    <w:p>
+      <w:pPr>
+        <w:pStyle w:val="Bibliografa"/>
+      </w:pPr>
+      <w:r>
+        <w:t>[13]</w:t>
+      </w:r>
+      <w:r>
+        <w:tab/>
+        <w:t>E. Ekon, «¿Qué es un sistema de gestión y para qué sirve?», Ekon. Accedido: 22 de abril de 2024. [En línea]. Disponible en: https://www.ekon.es/blog/sistemas-de-gestion-integral-para-el-funcionamiento-optimo-de-la-empresa/</w:t>
+      </w:r>
+    </w:p>
+    <w:p>
+      <w:pPr>
+        <w:pStyle w:val="Bibliografa"/>
+      </w:pPr>
+      <w:r>
+        <w:t>[14]</w:t>
+      </w:r>
+      <w:r>
+        <w:tab/>
+        <w:t>«¿Qué son los Servicios Web (Web Services) ? – Jorge Ocampos». Accedido: 6 de septiembre de 2024. [En línea]. Disponible en: https://jorgeocampos.blog/2023/12/18/servicios-web/</w:t>
+      </w:r>
+    </w:p>
+    <w:p>
+      <w:pPr>
+        <w:pStyle w:val="Bibliografa"/>
+        <w:rPr>
+          <w:lang w:val="en-US"/>
+        </w:rPr>
+      </w:pPr>
+      <w:r>
+        <w:t>[15]</w:t>
+      </w:r>
+      <w:r>
+        <w:tab/>
+        <w:t xml:space="preserve">V. Velepucha, P. Flores, y J. Torres, «MOMMIV: Modelo para descomposición de una arquitectura monolítica hacia una arquitectura de microservicios bajo el Principio de Ocultación de Información», </w:t>
+      </w:r>
+      <w:r>
+        <w:rPr>
+          <w:i/>
+          <w:iCs/>
+        </w:rPr>
+        <w:t xml:space="preserve">Rev. Ibérica Sist. </w:t>
+      </w:r>
+      <w:r>
+        <w:rPr>
+          <w:i/>
+          <w:iCs/>
+          <w:lang w:val="en-US"/>
+        </w:rPr>
+        <w:t>E Tecnol. Informação</w:t>
+      </w:r>
+      <w:r>
+        <w:rPr>
+          <w:lang w:val="en-US"/>
+        </w:rPr>
+        <w:t>, n.</w:t>
+      </w:r>
+      <w:r>
+        <w:rPr>
+          <w:vertAlign w:val="superscript"/>
+          <w:lang w:val="en-US"/>
+        </w:rPr>
+        <w:t>o</w:t>
+      </w:r>
+      <w:r>
+        <w:rPr>
+          <w:lang w:val="en-US"/>
+        </w:rPr>
+        <w:t xml:space="preserve"> E17, pp. 1000-1009, 2019.</w:t>
+      </w:r>
+    </w:p>
+    <w:p>
+      <w:pPr>
+        <w:pStyle w:val="Bibliografa"/>
+      </w:pPr>
+      <w:r>
+        <w:rPr>
+          <w:lang w:val="en-US"/>
+        </w:rPr>
+        <w:lastRenderedPageBreak/>
+        <w:t>[16]</w:t>
+      </w:r>
+      <w:r>
+        <w:rPr>
+          <w:lang w:val="en-US"/>
+        </w:rPr>
+        <w:tab/>
+        <w:t xml:space="preserve">G. J. Myers, C. Sandler, y T. Badgett, </w:t>
+      </w:r>
+      <w:r>
+        <w:rPr>
+          <w:i/>
+          <w:iCs/>
+          <w:lang w:val="en-US"/>
+        </w:rPr>
+        <w:t>The art of software testing</w:t>
+      </w:r>
+      <w:r>
+        <w:rPr>
+          <w:lang w:val="en-US"/>
+        </w:rPr>
+        <w:t xml:space="preserve">. </w:t>
+      </w:r>
+      <w:r>
+        <w:t>John Wiley &amp; Sons, 2011.</w:t>
+      </w:r>
+    </w:p>
+    <w:p>
+      <w:pPr>
+        <w:pStyle w:val="Bibliografa"/>
+      </w:pPr>
+      <w:r>
+        <w:t>[17]</w:t>
+      </w:r>
+      <w:r>
+        <w:tab/>
+        <w:t>«Pruebas de Software: Historia y Evolución». Accedido: 26 de junio de 2024. [En línea]. Disponible en: https://www.fyccorp.com/articulo-pruebas-de-software:-historia-y-evolucion</w:t>
+      </w:r>
+    </w:p>
+    <w:p>
+      <w:pPr>
+        <w:pStyle w:val="Bibliografa"/>
+      </w:pPr>
+      <w:r>
+        <w:t>[18]</w:t>
+      </w:r>
+      <w:r>
+        <w:tab/>
+        <w:t>«Herramientas informáticas - EcuRed». Accedido: 7 de enero de 2024. [En línea]. Disponible en: https://www.ecured.cu/Herramientas_inform%C3%A1ticas</w:t>
+      </w:r>
+    </w:p>
+    <w:p>
+      <w:pPr>
+        <w:pStyle w:val="Bibliografa"/>
+      </w:pPr>
+      <w:r>
+        <w:t>[19]</w:t>
+      </w:r>
+      <w:r>
+        <w:tab/>
+        <w:t>«Qué es Visual Studio Code y qué ventajas ofrece», OpenWebinars.net. Accedido: 9 de enero de 2024. [En línea]. Disponible en: https://openwebinars.net/blog/que-es-visual-studio-code-y-que-ventajas-ofrece/</w:t>
+      </w:r>
+    </w:p>
+    <w:p>
+      <w:pPr>
+        <w:pStyle w:val="Bibliografa"/>
+      </w:pPr>
+      <w:r>
+        <w:t>[20]</w:t>
+      </w:r>
+      <w:r>
+        <w:tab/>
+        <w:t xml:space="preserve">A. De Arma-Hernández y L. E. Sablón-Fernández, «Aplicación web para la gestión de la información especializada en Geociencia», </w:t>
+      </w:r>
+      <w:r>
+        <w:rPr>
+          <w:i/>
+          <w:iCs/>
+        </w:rPr>
+        <w:t>Cienc. Futuro</w:t>
+      </w:r>
+      <w:r>
+        <w:t>, vol. 9, n.</w:t>
+      </w:r>
+      <w:r>
+        <w:rPr>
+          <w:vertAlign w:val="superscript"/>
+        </w:rPr>
+        <w:t>o</w:t>
+      </w:r>
+      <w:r>
+        <w:t xml:space="preserve"> 2, pp. 106-127, 2019.</w:t>
+      </w:r>
+    </w:p>
+    <w:p>
+      <w:pPr>
+        <w:pStyle w:val="Bibliografa"/>
+      </w:pPr>
+      <w:r>
+        <w:t>[21]</w:t>
+      </w:r>
+      <w:r>
+        <w:tab/>
+        <w:t xml:space="preserve">J. Astigarraga y V. Cruz-Alonso, «¡ Se puede entender cómo funcionan Git y GitHub!», </w:t>
+      </w:r>
+      <w:r>
+        <w:rPr>
+          <w:i/>
+          <w:iCs/>
+        </w:rPr>
+        <w:t>Ecosistemas</w:t>
+      </w:r>
+      <w:r>
+        <w:t>, vol. 31, n.</w:t>
+      </w:r>
+      <w:r>
+        <w:rPr>
+          <w:vertAlign w:val="superscript"/>
+        </w:rPr>
+        <w:t>o</w:t>
+      </w:r>
+      <w:r>
+        <w:t xml:space="preserve"> 1, pp. 2332-2332, 2022.</w:t>
+      </w:r>
+    </w:p>
+    <w:p>
+      <w:pPr>
+        <w:pStyle w:val="Bibliografa"/>
+      </w:pPr>
+      <w:r>
+        <w:t>[22]</w:t>
+      </w:r>
+      <w:r>
+        <w:tab/>
+        <w:t>C. L. Monción Rodríguez, «Diseño e implementación de una plataforma y API para la enseñanza de la tecnología REST», 2023.</w:t>
+      </w:r>
+    </w:p>
+    <w:p>
+      <w:pPr>
+        <w:pStyle w:val="Bibliografa"/>
+      </w:pPr>
+      <w:r>
+        <w:t>[23]</w:t>
+      </w:r>
+      <w:r>
+        <w:tab/>
+        <w:t>M. Vidal Domínguez, «Desarrollo de una app multiplataforma para la generación y almacenamiento de contraseñas seguras», Universitat Politècnica de València, 2021.</w:t>
+      </w:r>
+    </w:p>
+    <w:p>
+      <w:pPr>
+        <w:pStyle w:val="Bibliografa"/>
+      </w:pPr>
+      <w:r>
+        <w:t>[24]</w:t>
+      </w:r>
+      <w:r>
+        <w:tab/>
+        <w:t>W. R. Romero García, «Análisis comparativo de los lenguajes de programación NODE JS y asp. net para un sistema de registro de la “farmacia tu ahorro” en la ciudad de Babahoyo.», Babahoyo: UTB-FAFI. 2022, 2022.</w:t>
+      </w:r>
+    </w:p>
+    <w:p>
+      <w:pPr>
+        <w:pStyle w:val="Bibliografa"/>
+      </w:pPr>
+      <w:r>
+        <w:t>[25]</w:t>
+      </w:r>
+      <w:r>
+        <w:tab/>
+        <w:t>«Tecnología - Concepto, tipos, ejemplos, evolución, características». Accedido: 7 de enero de 2024. [En línea]. Disponible en: https://concepto.de/tecnologia/#ixzz8O8i9AU6q</w:t>
+      </w:r>
+    </w:p>
+    <w:p>
+      <w:pPr>
+        <w:pStyle w:val="Bibliografa"/>
+      </w:pPr>
+      <w:r>
+        <w:t>[26]</w:t>
+      </w:r>
+      <w:r>
+        <w:tab/>
+        <w:t>J. M. Ceron Galindo, «React js: la nueva tendencia en aplicaciones web, enfocadas en el control dinámico de datos», 2019.</w:t>
+      </w:r>
+    </w:p>
+    <w:p>
+      <w:pPr>
+        <w:pStyle w:val="Bibliografa"/>
+      </w:pPr>
+      <w:r>
+        <w:t>[27]</w:t>
+      </w:r>
+      <w:r>
+        <w:tab/>
+        <w:t>R. C. Casado Vara, «Introducción a HTML», 2019.</w:t>
+      </w:r>
+    </w:p>
+    <w:p>
+      <w:pPr>
+        <w:pStyle w:val="Bibliografa"/>
+      </w:pPr>
+      <w:r>
+        <w:t>[28]</w:t>
+      </w:r>
+      <w:r>
+        <w:tab/>
+        <w:t xml:space="preserve">J. E. Pérez, </w:t>
+      </w:r>
+      <w:r>
+        <w:rPr>
+          <w:i/>
+          <w:iCs/>
+        </w:rPr>
+        <w:t>introduccion a JavaScript</w:t>
+      </w:r>
+      <w:r>
+        <w:t>. 2019.</w:t>
+      </w:r>
+    </w:p>
+    <w:p>
+      <w:pPr>
+        <w:pStyle w:val="Bibliografa"/>
+      </w:pPr>
+      <w:r>
+        <w:t>[29]</w:t>
+      </w:r>
+      <w:r>
+        <w:tab/>
+        <w:t xml:space="preserve">L. M. N. Magaly, M. R. J. Rolando, M. R. R. Fernando, y P. S. C. Marcela, «Mensajería cliente-servidor aplicando sockets en las herramientas GEANY IDE 1.31, PHYTON 3.7 y POSTGRESQL 9.5 en el sistema operativo CENTOS 7: Client-server messaging applying sockets in GEANY IDE 1.31, PHYTON 3.7 and POSTGRESQL 9.5 tools in CENTOS 7 operating system», en </w:t>
+      </w:r>
+      <w:r>
+        <w:rPr>
+          <w:i/>
+          <w:iCs/>
+        </w:rPr>
+        <w:t>Conference Proceedings (Machala)</w:t>
+      </w:r>
+      <w:r>
+        <w:t>, 2020, pp. 177-185.</w:t>
+      </w:r>
+    </w:p>
+    <w:p>
+      <w:pPr>
+        <w:pStyle w:val="Bibliografa"/>
+      </w:pPr>
+      <w:r>
+        <w:t>[30]</w:t>
+      </w:r>
+      <w:r>
+        <w:tab/>
+        <w:t>«Programación Extrema - PDF Descargar libre». Accedido: 7 de enero de 2024. [En línea]. Disponible en: https://docplayer.es/1647643-Programacion-extrema.html</w:t>
+      </w:r>
+    </w:p>
+    <w:p>
+      <w:pPr>
+        <w:pStyle w:val="Bibliografa"/>
+      </w:pPr>
+      <w:r>
+        <w:t>[31]</w:t>
+      </w:r>
+      <w:r>
+        <w:tab/>
+        <w:t>«Funcionalidad», gestion de la calidad del software - norma iso-9126. Accedido: 8 de enero de 2024. [En línea]. Disponible en: https://diplomadogestioncalidadsoftware2015.wordpress.com/norma-iso-9126/calidad-interna-y-externa/funcionalidad/</w:t>
+      </w:r>
+    </w:p>
+    <w:p>
+      <w:pPr>
+        <w:pStyle w:val="Bibliografa"/>
+      </w:pPr>
+      <w:r>
+        <w:t>[32]</w:t>
+      </w:r>
+      <w:r>
+        <w:tab/>
+        <w:t>S. M. Rodríguez Vega, «Desarrollo de servicios web con fuentes de datos abiertas», 2022.</w:t>
+      </w:r>
+    </w:p>
+    <w:p>
+      <w:pPr>
+        <w:pStyle w:val="Bibliografa"/>
+      </w:pPr>
+      <w:r>
+        <w:t>[33]</w:t>
+      </w:r>
+      <w:r>
+        <w:tab/>
+        <w:t>«Tipos de Web Services: una guía completa. SOAP, REST, XML-RPC, JSON-RCP - pinchaaqui.es». Accedido: 1 de junio de 2025. [En línea]. Disponible en: https://www.pinchaaqui.es/blog/tipos-de-web-services-una-guia-completa?utm_source=chatgpt.com</w:t>
+      </w:r>
+    </w:p>
+    <w:p>
+      <w:pPr>
+        <w:pStyle w:val="Bibliografa"/>
+      </w:pPr>
+      <w:r>
+        <w:t>[34]</w:t>
+      </w:r>
+      <w:r>
+        <w:tab/>
+        <w:t xml:space="preserve">L. M. A. Hernández, V. A. P. Romero, S. A. S. González, y J. A. V. Rodríguez, «Arquitectura REST para el desarrollo de aplicaciones web empresariales», </w:t>
+      </w:r>
+      <w:r>
+        <w:rPr>
+          <w:i/>
+          <w:iCs/>
+        </w:rPr>
+        <w:t>Rev. Electrónica Sobre Tecnol. Educ. Soc.</w:t>
+      </w:r>
+      <w:r>
+        <w:t>, vol. 8, n.</w:t>
+      </w:r>
+      <w:r>
+        <w:rPr>
+          <w:vertAlign w:val="superscript"/>
+        </w:rPr>
+        <w:t>o</w:t>
+      </w:r>
+      <w:r>
+        <w:t xml:space="preserve"> 15, 2021.</w:t>
+      </w:r>
+    </w:p>
+    <w:p>
+      <w:pPr>
+        <w:pStyle w:val="Bibliografa"/>
+      </w:pPr>
+      <w:r>
+        <w:t>[35]</w:t>
+      </w:r>
+      <w:r>
+        <w:tab/>
+        <w:t>J. Rendón, «MICROSERVICIOS».</w:t>
+      </w:r>
+    </w:p>
+    <w:p>
+      <w:pPr>
+        <w:pStyle w:val="Bibliografa"/>
+      </w:pPr>
+      <w:r>
+        <w:lastRenderedPageBreak/>
+        <w:t>[36]</w:t>
+      </w:r>
+      <w:r>
+        <w:tab/>
+        <w:t xml:space="preserve">Z. M. Rodríguez, L. D. P. Rodríguez, y J. C. G. Suarez, «Arquitectura basada en Microservicios y DevOps para una ingeniería de software continua», </w:t>
+      </w:r>
+      <w:r>
+        <w:rPr>
+          <w:i/>
+          <w:iCs/>
+        </w:rPr>
+        <w:t>Ind. Data</w:t>
+      </w:r>
+      <w:r>
+        <w:t>, vol. 23, n.</w:t>
+      </w:r>
+      <w:r>
+        <w:rPr>
+          <w:vertAlign w:val="superscript"/>
+        </w:rPr>
+        <w:t>o</w:t>
+      </w:r>
+      <w:r>
+        <w:t xml:space="preserve"> 2, pp. 141-149, 2020.</w:t>
+      </w:r>
+    </w:p>
+    <w:p>
+      <w:pPr>
+        <w:pStyle w:val="Bibliografa"/>
+      </w:pPr>
+      <w:r>
+        <w:t>[37]</w:t>
+      </w:r>
+      <w:r>
+        <w:tab/>
+        <w:t xml:space="preserve">J. M. O. Candel, </w:t>
+      </w:r>
+      <w:r>
+        <w:rPr>
+          <w:i/>
+          <w:iCs/>
+        </w:rPr>
+        <w:t>Tecnologías para arquitecturas basadas en microservicios: Patrones y soluciones para aplicaciones desplegadas en contenedores</w:t>
+      </w:r>
+      <w:r>
+        <w:t>. José Manuel Ortega, 2020.</w:t>
+      </w:r>
+    </w:p>
+    <w:p/>
+    <w:p>
+      <w:pPr>
+        <w:sectPr>
+          <w:headerReference w:type="even" r:id="rId83"/>
+          <w:headerReference w:type="default" r:id="rId84"/>
+          <w:headerReference w:type="first" r:id="rId85"/>
+          <w:pgSz w:w="12240" w:h="15840"/>
+          <w:pgMar w:top="725" w:right="1126" w:bottom="2517" w:left="1702" w:header="725" w:footer="981" w:gutter="0"/>
+          <w:cols w:space="720"/>
+          <w:titlePg/>
+          <w:docGrid w:linePitch="299"/>
+        </w:sectPr>
+      </w:pPr>
+    </w:p>
+    <w:p>
+      <w:pPr>
+        <w:pStyle w:val="Ttulo1"/>
+      </w:pPr>
+      <w:r>
+        <w:lastRenderedPageBreak/>
+        <w:t xml:space="preserve">ANEXOS </w:t>
+      </w:r>
+    </w:p>
+    <w:p>
+      <w:pPr>
+        <w:pStyle w:val="Ttulo2"/>
+        <w:numPr>
+          <w:ilvl w:val="0"/>
+          <w:numId w:val="0"/>
+        </w:numPr>
+        <w:ind w:left="360" w:hanging="360"/>
+        <w:rPr>
+          <w:lang w:val="es-US"/>
+        </w:rPr>
+      </w:pPr>
+      <w:r>
+        <w:t xml:space="preserve">Anexo I </w:t>
+      </w:r>
+      <w:r>
+        <w:t>Análisis</w:t>
+      </w:r>
+      <w:r>
+        <w:t xml:space="preserve"> Econ</w:t>
+      </w:r>
+      <w:r>
+        <w:rPr>
+          <w:lang w:val="es-US"/>
+        </w:rPr>
+        <w:t>ómico</w:t>
+      </w:r>
+    </w:p>
+    <w:p>
+      <w:pPr>
+        <w:ind w:left="0" w:firstLine="0"/>
         <w:rPr>
           <w:rFonts w:eastAsiaTheme="majorEastAsia"/>
-        </w:rPr>
-      </w:pPr>
-      <w:bookmarkStart w:id="138" w:name="_Toc193705067"/>
-      <w:commentRangeStart w:id="139"/>
-      <w:r>
+          <w:b/>
+          <w:bCs/>
+        </w:rPr>
+      </w:pPr>
+      <w:bookmarkStart w:id="141" w:name="_Toc193705067"/>
+      <w:commentRangeStart w:id="142"/>
+      <w:r>
+        <w:rPr>
+          <w:b/>
+          <w:bCs/>
+        </w:rPr>
         <w:t>Cálculo de Puntos de Historias de Usuario sin ajustar</w:t>
       </w:r>
-      <w:bookmarkEnd w:id="138"/>
+      <w:bookmarkEnd w:id="141"/>
     </w:p>
     <w:p>
       <w:r>
         <w:t>El primer paso para realizar una estimación implica determinar los Puntos de Historia de Usuario sin ajustar. Este valor se obtiene utilizando la siguiente fórmula:</w:t>
       </w:r>
-      <w:commentRangeEnd w:id="139"/>
+      <w:commentRangeEnd w:id="142"/>
       <w:r>
         <w:rPr>
           <w:rStyle w:val="Refdecomentario"/>
@@ -22218,7 +23403,28 @@
           <w:shd w:val="clear" w:color="auto" w:fill="FFFFFF"/>
           <w:lang w:val="es-ES" w:eastAsia="en-US"/>
         </w:rPr>
-        <w:commentReference w:id="139"/>
+        <w:commentReference w:id="142"/>
+      </w:r>
+    </w:p>
+    <w:p>
+      <w:pPr>
+        <w:ind w:left="0" w:firstLine="0"/>
+        <w:jc w:val="left"/>
+        <w:rPr>
+          <w:rFonts w:eastAsiaTheme="majorEastAsia"/>
+          <w:b/>
+          <w:bCs/>
+        </w:rPr>
+      </w:pPr>
+      <w:r>
+        <w:rPr>
+          <w:b/>
+          <w:bCs/>
+        </w:rPr>
+        <w:t xml:space="preserve">Ecuación 3.1:  </w:t>
+      </w:r>
+      <w:r>
+        <w:t>Cálculo de Puntos de Historias de Usuario sin ajustar:</w:t>
       </w:r>
     </w:p>
     <w:p>
@@ -22234,7 +23440,7 @@
         <m:oMath>
           <m:r>
             <m:rPr>
-              <m:sty m:val="b"/>
+              <m:sty m:val="p"/>
             </m:rPr>
             <w:rPr>
               <w:rFonts w:ascii="Cambria Math" w:hAnsi="Cambria Math"/>
@@ -22248,6 +23454,15 @@
     <w:p>
       <w:pPr>
         <w:spacing w:line="360" w:lineRule="auto"/>
+        <w:jc w:val="center"/>
+        <w:rPr>
+          <w:b/>
+        </w:rPr>
+      </w:pPr>
+    </w:p>
+    <w:p>
+      <w:pPr>
+        <w:spacing w:line="360" w:lineRule="auto"/>
         <w:rPr>
           <w:lang w:val="es-ES"/>
         </w:rPr>
@@ -22350,16 +23565,15 @@
       <w:pPr>
         <w:pStyle w:val="Ttulo3"/>
         <w:numPr>
-          <w:ilvl w:val="2"/>
-          <w:numId w:val="28"/>
+          <w:ilvl w:val="0"/>
+          <w:numId w:val="0"/>
         </w:numPr>
-        <w:ind w:left="504" w:hanging="504"/>
-      </w:pPr>
-      <w:bookmarkStart w:id="140" w:name="_Toc193705068"/>
+      </w:pPr>
+      <w:bookmarkStart w:id="143" w:name="_Toc193705068"/>
       <w:r>
         <w:t>Factor de Peso de los Actores sin ajustar (UAW)</w:t>
       </w:r>
-      <w:bookmarkEnd w:id="140"/>
+      <w:bookmarkEnd w:id="143"/>
     </w:p>
     <w:p>
       <w:pPr>
@@ -22374,6 +23588,17 @@
     </w:p>
     <w:p>
       <w:pPr>
+        <w:ind w:left="0" w:firstLine="708"/>
+        <w:jc w:val="left"/>
+        <w:rPr>
+          <w:b/>
+          <w:shd w:val="clear" w:color="auto" w:fill="FFFFFF"/>
+        </w:rPr>
+      </w:pPr>
+    </w:p>
+    <w:p>
+      <w:pPr>
+        <w:ind w:left="0" w:firstLine="0"/>
         <w:jc w:val="left"/>
         <w:rPr>
           <w:rFonts w:eastAsiaTheme="minorHAnsi"/>
@@ -22382,15 +23607,9 @@
         </w:rPr>
       </w:pPr>
       <w:r>
-        <w:rPr>
-          <w:b/>
-          <w:shd w:val="clear" w:color="auto" w:fill="FFFFFF"/>
-        </w:rPr>
         <w:br w:type="page"/>
       </w:r>
-    </w:p>
-    <w:p>
-      <w:bookmarkStart w:id="141" w:name="_Toc193705069"/>
+      <w:bookmarkStart w:id="144" w:name="_Toc193705069"/>
       <w:r>
         <w:rPr>
           <w:rStyle w:val="Ttulo2Car"/>
@@ -22398,7 +23617,7 @@
         <w:lastRenderedPageBreak/>
         <w:t>Tabla 3.3</w:t>
       </w:r>
-      <w:bookmarkEnd w:id="141"/>
+      <w:bookmarkEnd w:id="144"/>
       <w:r>
         <w:rPr>
           <w:b/>
@@ -23110,6 +24329,7 @@
     <w:p>
       <w:pPr>
         <w:spacing w:line="360" w:lineRule="auto"/>
+        <w:ind w:left="0" w:firstLine="0"/>
         <w:rPr>
           <w:rFonts w:eastAsiaTheme="minorEastAsia"/>
           <w:lang w:val="es-MX"/>
@@ -23117,16 +24337,6 @@
       </w:pPr>
       <m:oMathPara>
         <m:oMath>
-          <m:r>
-            <m:rPr>
-              <m:sty m:val="b"/>
-            </m:rPr>
-            <w:rPr>
-              <w:rFonts w:ascii="Cambria Math" w:hAnsi="Cambria Math"/>
-              <w:lang w:val="es-MX"/>
-            </w:rPr>
-            <m:t>UAW</m:t>
-          </m:r>
           <m:r>
             <m:rPr>
               <m:sty m:val="p"/>
@@ -23135,7 +24345,7 @@
               <w:rFonts w:ascii="Cambria Math" w:hAnsi="Cambria Math"/>
               <w:lang w:val="es-MX"/>
             </w:rPr>
-            <m:t>= ∑ cantActores * peso</m:t>
+            <m:t>UAW= ∑ cantActores * peso</m:t>
           </m:r>
         </m:oMath>
       </m:oMathPara>
@@ -23170,19 +24380,31 @@
           <w:lang w:val="es-MX"/>
         </w:rPr>
         <w:tab/>
-        <w:t xml:space="preserve">     </w:t>
+        <w:t xml:space="preserve">    </w:t>
+      </w:r>
+      <w:r>
+        <w:rPr>
+          <w:rFonts w:eastAsiaTheme="minorEastAsia"/>
+          <w:lang w:val="es-MX"/>
+        </w:rPr>
+        <w:tab/>
+      </w:r>
+      <w:r>
+        <w:rPr>
+          <w:rFonts w:eastAsiaTheme="minorEastAsia"/>
+          <w:lang w:val="es-MX"/>
+        </w:rPr>
+        <w:tab/>
+        <w:t xml:space="preserve">      </w:t>
+      </w:r>
+      <w:r>
+        <w:rPr>
+          <w:rFonts w:eastAsiaTheme="minorEastAsia"/>
+          <w:lang w:val="es-MX"/>
+        </w:rPr>
+        <w:t xml:space="preserve"> </w:t>
       </w:r>
       <m:oMath>
-        <m:r>
-          <m:rPr>
-            <m:sty m:val="b"/>
-          </m:rPr>
-          <w:rPr>
-            <w:rFonts w:ascii="Cambria Math" w:hAnsi="Cambria Math"/>
-            <w:lang w:val="es-MX"/>
-          </w:rPr>
-          <m:t>UAW=</m:t>
-        </m:r>
         <m:r>
           <m:rPr>
             <m:sty m:val="p"/>
@@ -23191,7 +24413,7 @@
             <w:rFonts w:ascii="Cambria Math" w:hAnsi="Cambria Math"/>
             <w:lang w:val="es-MX"/>
           </w:rPr>
-          <m:t>6</m:t>
+          <m:t>UAW=6</m:t>
         </m:r>
       </m:oMath>
     </w:p>
@@ -23199,8 +24421,8 @@
       <w:pPr>
         <w:pStyle w:val="Ttulo3"/>
         <w:numPr>
-          <w:ilvl w:val="2"/>
-          <w:numId w:val="28"/>
+          <w:ilvl w:val="0"/>
+          <w:numId w:val="0"/>
         </w:numPr>
         <w:ind w:left="504" w:hanging="504"/>
         <w:rPr>
@@ -23208,11 +24430,11 @@
           <w:lang w:val="es-ES"/>
         </w:rPr>
       </w:pPr>
-      <w:bookmarkStart w:id="142" w:name="_Toc193705070"/>
+      <w:bookmarkStart w:id="145" w:name="_Toc193705070"/>
       <w:r>
         <w:t>Factor de Peso de las Historias de Usuario sin ajustar (UUCW)</w:t>
       </w:r>
-      <w:bookmarkEnd w:id="142"/>
+      <w:bookmarkEnd w:id="145"/>
     </w:p>
     <w:p>
       <w:pPr>
@@ -23248,6 +24470,7 @@
     <w:p>
       <w:pPr>
         <w:spacing w:line="360" w:lineRule="auto"/>
+        <w:ind w:left="0" w:firstLine="0"/>
       </w:pPr>
       <w:r>
         <w:rPr>
@@ -23549,13 +24772,7 @@
               <w:rPr>
                 <w:lang w:val="es-MX"/>
               </w:rPr>
-              <w:t>1</w:t>
-            </w:r>
-            <w:r>
-              <w:rPr>
-                <w:lang w:val="es-MX"/>
-              </w:rPr>
-              <w:t>5</w:t>
+              <w:t>15</w:t>
             </w:r>
           </w:p>
         </w:tc>
@@ -23972,71 +25189,27 @@
     </w:p>
     <w:p>
       <w:pPr>
-        <w:pStyle w:val="Prrafodelista"/>
-        <w:numPr>
-          <w:ilvl w:val="0"/>
-          <w:numId w:val="30"/>
-        </w:numPr>
         <w:shd w:val="clear" w:color="auto" w:fill="FFFFFF"/>
         <w:spacing w:line="360" w:lineRule="auto"/>
-        <w:rPr>
-          <w:rFonts w:ascii="Cambria Math" w:hAnsi="Cambria Math"/>
-          <w:sz w:val="22"/>
-          <w:szCs w:val="22"/>
-          <w:oMath/>
-        </w:rPr>
-      </w:pPr>
-      <w:r>
-        <w:rPr>
-          <w:rFonts w:eastAsiaTheme="minorEastAsia"/>
-          <w:sz w:val="22"/>
-          <w:szCs w:val="22"/>
-        </w:rPr>
-        <w:t xml:space="preserve">      2. </w:t>
-      </w:r>
-      <m:oMath>
-        <m:r>
-          <m:rPr>
-            <m:sty m:val="b"/>
-          </m:rPr>
-          <w:rPr>
-            <w:rFonts w:ascii="Cambria Math" w:hAnsi="Cambria Math"/>
-            <w:sz w:val="22"/>
-            <w:szCs w:val="22"/>
-          </w:rPr>
-          <m:t>UUCP</m:t>
-        </m:r>
-        <m:r>
-          <m:rPr>
-            <m:sty m:val="p"/>
-          </m:rPr>
-          <w:rPr>
-            <w:rFonts w:ascii="Cambria Math" w:hAnsi="Cambria Math"/>
-            <w:sz w:val="22"/>
-            <w:szCs w:val="22"/>
-          </w:rPr>
-          <m:t>= UAW + UUCW</m:t>
-        </m:r>
-      </m:oMath>
-    </w:p>
-    <w:p>
-      <w:pPr>
-        <w:spacing w:line="360" w:lineRule="auto"/>
+        <w:ind w:left="0" w:firstLine="10"/>
         <w:rPr>
           <w:rFonts w:ascii="Cambria Math" w:hAnsi="Cambria Math"/>
           <w:oMath/>
         </w:rPr>
       </w:pPr>
+      <w:r>
+        <w:rPr>
+          <w:rFonts w:eastAsiaTheme="minorEastAsia"/>
+        </w:rPr>
+        <w:t xml:space="preserve">       </w:t>
+      </w:r>
+      <w:r>
+        <w:rPr>
+          <w:rFonts w:eastAsiaTheme="minorEastAsia"/>
+        </w:rPr>
+        <w:t xml:space="preserve"> </w:t>
+      </w:r>
       <m:oMath>
-        <m:r>
-          <m:rPr>
-            <m:sty m:val="b"/>
-          </m:rPr>
-          <w:rPr>
-            <w:rFonts w:ascii="Cambria Math" w:hAnsi="Cambria Math"/>
-          </w:rPr>
-          <m:t xml:space="preserve">           UUCW</m:t>
-        </m:r>
         <m:r>
           <m:rPr>
             <m:sty m:val="p"/>
@@ -24044,38 +25217,19 @@
           <w:rPr>
             <w:rFonts w:ascii="Cambria Math" w:hAnsi="Cambria Math"/>
           </w:rPr>
-          <m:t>= 80</m:t>
+          <m:t>UUCP= UAW + UUCW</m:t>
         </m:r>
       </m:oMath>
-      <w:r>
-        <w:rPr>
-          <w:rFonts w:eastAsiaTheme="minorEastAsia"/>
-        </w:rPr>
-        <w:t xml:space="preserve">  </w:t>
-      </w:r>
-      <w:r>
-        <w:rPr>
-          <w:rFonts w:eastAsiaTheme="minorEastAsia"/>
-          <w:color w:val="FF0000"/>
-        </w:rPr>
-        <w:t xml:space="preserve">   </w:t>
-      </w:r>
-      <w:r>
-        <w:rPr>
-          <w:rFonts w:eastAsiaTheme="minorEastAsia"/>
-        </w:rPr>
-        <w:t xml:space="preserve">                          </w:t>
-      </w:r>
+    </w:p>
+    <w:p>
+      <w:pPr>
+        <w:spacing w:line="360" w:lineRule="auto"/>
+        <w:rPr>
+          <w:rFonts w:ascii="Cambria Math" w:hAnsi="Cambria Math"/>
+          <w:oMath/>
+        </w:rPr>
+      </w:pPr>
       <m:oMath>
-        <m:r>
-          <m:rPr>
-            <m:sty m:val="b"/>
-          </m:rPr>
-          <w:rPr>
-            <w:rFonts w:ascii="Cambria Math" w:hAnsi="Cambria Math"/>
-          </w:rPr>
-          <m:t>UUCP</m:t>
-        </m:r>
         <m:r>
           <m:rPr>
             <m:sty m:val="p"/>
@@ -24083,59 +25237,29 @@
           <w:rPr>
             <w:rFonts w:ascii="Cambria Math" w:hAnsi="Cambria Math"/>
           </w:rPr>
-          <m:t xml:space="preserve">= </m:t>
+          <m:t xml:space="preserve">           UUCW= 80</m:t>
         </m:r>
       </m:oMath>
       <w:r>
         <w:rPr>
           <w:rFonts w:eastAsiaTheme="minorEastAsia"/>
         </w:rPr>
-        <w:t xml:space="preserve"> </w:t>
+        <w:t xml:space="preserve">  </w:t>
       </w:r>
       <w:r>
         <w:rPr>
           <w:rFonts w:eastAsiaTheme="minorEastAsia"/>
-        </w:rPr>
-        <w:t>6</w:t>
+          <w:color w:val="FF0000"/>
+        </w:rPr>
+        <w:t xml:space="preserve">   </w:t>
       </w:r>
       <w:r>
         <w:rPr>
           <w:rFonts w:eastAsiaTheme="minorEastAsia"/>
         </w:rPr>
-        <w:t xml:space="preserve"> + </w:t>
-      </w:r>
-      <w:r>
-        <w:rPr>
-          <w:rFonts w:eastAsiaTheme="minorEastAsia"/>
-        </w:rPr>
-        <w:t>80</w:t>
-      </w:r>
-    </w:p>
-    <w:p>
-      <w:pPr>
-        <w:spacing w:line="360" w:lineRule="auto"/>
-        <w:rPr>
-          <w:rFonts w:ascii="Cambria Math" w:hAnsi="Cambria Math"/>
-          <w:oMath/>
-        </w:rPr>
-      </w:pPr>
-      <w:r>
-        <w:rPr>
-          <w:rFonts w:eastAsiaTheme="minorEastAsia"/>
-          <w:b/>
-        </w:rPr>
-        <w:t xml:space="preserve">                                                            </w:t>
+        <w:t xml:space="preserve">                          </w:t>
       </w:r>
       <m:oMath>
-        <m:r>
-          <m:rPr>
-            <m:sty m:val="b"/>
-          </m:rPr>
-          <w:rPr>
-            <w:rFonts w:ascii="Cambria Math" w:hAnsi="Cambria Math"/>
-          </w:rPr>
-          <m:t>UUCP</m:t>
-        </m:r>
         <m:r>
           <m:rPr>
             <m:sty m:val="p"/>
@@ -24143,24 +25267,57 @@
           <w:rPr>
             <w:rFonts w:ascii="Cambria Math" w:hAnsi="Cambria Math"/>
           </w:rPr>
-          <m:t>=86</m:t>
+          <m:t xml:space="preserve">UUCP= </m:t>
         </m:r>
       </m:oMath>
+      <w:r>
+        <w:rPr>
+          <w:rFonts w:eastAsiaTheme="minorEastAsia"/>
+        </w:rPr>
+        <w:t xml:space="preserve"> 6 + 80</w:t>
+      </w:r>
+    </w:p>
+    <w:p>
+      <w:pPr>
+        <w:spacing w:line="360" w:lineRule="auto"/>
+        <w:rPr>
+          <w:rFonts w:ascii="Cambria Math" w:hAnsi="Cambria Math"/>
+          <w:oMath/>
+        </w:rPr>
+      </w:pPr>
+      <w:r>
+        <w:rPr>
+          <w:rFonts w:eastAsiaTheme="minorEastAsia"/>
+          <w:b/>
+        </w:rPr>
+        <w:t xml:space="preserve">                                                            </w:t>
+      </w:r>
+      <m:oMath>
+        <m:r>
+          <m:rPr>
+            <m:sty m:val="p"/>
+          </m:rPr>
+          <w:rPr>
+            <w:rFonts w:ascii="Cambria Math" w:hAnsi="Cambria Math"/>
+          </w:rPr>
+          <m:t>UUCP=86</m:t>
+        </m:r>
+      </m:oMath>
     </w:p>
     <w:p>
       <w:pPr>
         <w:pStyle w:val="Ttulo3"/>
         <w:numPr>
-          <w:ilvl w:val="2"/>
-          <w:numId w:val="28"/>
+          <w:ilvl w:val="0"/>
+          <w:numId w:val="0"/>
         </w:numPr>
         <w:ind w:left="504" w:hanging="504"/>
       </w:pPr>
-      <w:bookmarkStart w:id="143" w:name="_Toc193705071"/>
+      <w:bookmarkStart w:id="146" w:name="_Toc193705071"/>
       <w:r>
         <w:t>Cálculo de los Puntos de Historias de Usuario ajustados</w:t>
       </w:r>
-      <w:bookmarkEnd w:id="143"/>
+      <w:bookmarkEnd w:id="146"/>
     </w:p>
     <w:p>
       <w:pPr>
@@ -24168,6 +25325,45 @@
       </w:pPr>
       <w:r>
         <w:t>Una vez que se tienen los Puntos de Historias de Usuario ajustados, se debe ajustar este valor mediante la siguiente ecuación:</w:t>
+      </w:r>
+    </w:p>
+    <w:p>
+      <w:pPr>
+        <w:spacing w:after="0" w:line="360" w:lineRule="auto"/>
+        <w:rPr>
+          <w:bCs/>
+          <w:lang w:val="es-US" w:eastAsia="es-ES"/>
+        </w:rPr>
+      </w:pPr>
+      <w:r>
+        <w:rPr>
+          <w:rFonts w:eastAsiaTheme="minorEastAsia"/>
+          <w:b/>
+          <w:bCs/>
+          <w:lang w:eastAsia="en-US"/>
+        </w:rPr>
+        <w:t>Ecuación 3.2:</w:t>
+      </w:r>
+      <w:r>
+        <w:rPr>
+          <w:rFonts w:eastAsiaTheme="minorEastAsia"/>
+          <w:lang w:eastAsia="en-US"/>
+        </w:rPr>
+        <w:t xml:space="preserve"> </w:t>
+      </w:r>
+      <w:r>
+        <w:rPr>
+          <w:bCs/>
+          <w:lang w:val="es-US" w:eastAsia="es-ES"/>
+        </w:rPr>
+        <w:t>Cálculo de los Puntos de Historias de Usuarios ajustadas</w:t>
+      </w:r>
+      <w:r>
+        <w:rPr>
+          <w:bCs/>
+          <w:lang w:val="es-US" w:eastAsia="es-ES"/>
+        </w:rPr>
+        <w:t>.</w:t>
       </w:r>
     </w:p>
     <w:p>
@@ -24182,7 +25378,7 @@
         <m:oMath>
           <m:r>
             <m:rPr>
-              <m:sty m:val="b"/>
+              <m:sty m:val="p"/>
             </m:rPr>
             <w:rPr>
               <w:rFonts w:ascii="Cambria Math" w:hAnsi="Cambria Math"/>
@@ -24318,23 +25514,27 @@
       <w:pPr>
         <w:pStyle w:val="Ttulo3"/>
         <w:numPr>
-          <w:ilvl w:val="2"/>
-          <w:numId w:val="28"/>
+          <w:ilvl w:val="0"/>
+          <w:numId w:val="0"/>
         </w:numPr>
         <w:ind w:left="504" w:hanging="504"/>
       </w:pPr>
-      <w:bookmarkStart w:id="144" w:name="_Toc193705072"/>
+      <w:bookmarkStart w:id="147" w:name="_Toc193705072"/>
       <w:r>
         <w:t>Factor de Complejidad Técnica (TCF)</w:t>
       </w:r>
-      <w:bookmarkEnd w:id="144"/>
+      <w:bookmarkEnd w:id="147"/>
     </w:p>
     <w:p>
       <w:pPr>
         <w:spacing w:line="360" w:lineRule="auto"/>
       </w:pPr>
       <w:r>
-        <w:t>Este coeficiente se obtiene a partir de la medición de varios factores que definen la complejidad técnica del sistema. Cada factor se evalúa con una puntuación que va de 0 a 5, donde 0 indica una contribución insignificante o inexistente y 5 representa una contribución altamente significativa. En la tabla 3.5 se detalla el peso y el significado asignado a cada uno de estos factores.</w:t>
+        <w:t xml:space="preserve">Este coeficiente se obtiene a partir de la medición de varios factores que definen la complejidad técnica del sistema. Cada factor se evalúa con una puntuación que va de 0 a 5, donde 0 indica una contribución insignificante o inexistente y 5 representa una contribución altamente </w:t>
+      </w:r>
+      <w:r>
+        <w:lastRenderedPageBreak/>
+        <w:t>significativa. En la tabla 3.5 se detalla el peso y el significado asignado a cada uno de estos factores.</w:t>
       </w:r>
     </w:p>
     <w:p>
@@ -24345,7 +25545,6 @@
         <w:rPr>
           <w:b/>
         </w:rPr>
-        <w:lastRenderedPageBreak/>
         <w:t>Tabla 3.5:</w:t>
       </w:r>
       <w:r>
@@ -25361,14 +26560,7 @@
                 <w:color w:val="auto"/>
                 <w:lang w:val="es-MX"/>
               </w:rPr>
-              <w:t>0</w:t>
-            </w:r>
-            <w:r>
-              <w:rPr>
-                <w:color w:val="auto"/>
-                <w:lang w:val="es-MX"/>
-              </w:rPr>
-              <w:t>.5</w:t>
+              <w:t>0.5</w:t>
             </w:r>
           </w:p>
         </w:tc>
@@ -25513,14 +26705,7 @@
                 <w:color w:val="auto"/>
                 <w:lang w:val="es-MX"/>
               </w:rPr>
-              <w:t>1</w:t>
-            </w:r>
-            <w:r>
-              <w:rPr>
-                <w:color w:val="auto"/>
-                <w:lang w:val="es-MX"/>
-              </w:rPr>
-              <w:t>.5</w:t>
+              <w:t>1.5</w:t>
             </w:r>
           </w:p>
         </w:tc>
@@ -26509,13 +27694,39 @@
     </w:tbl>
     <w:p>
       <w:pPr>
-        <w:spacing w:line="360" w:lineRule="auto"/>
-        <w:rPr>
-          <w:rFonts w:eastAsiaTheme="minorEastAsia"/>
-          <w:color w:val="auto"/>
-          <w:lang w:eastAsia="en-US"/>
-        </w:rPr>
-      </w:pPr>
+        <w:spacing w:after="0" w:line="360" w:lineRule="auto"/>
+        <w:rPr>
+          <w:lang w:val="es-ES" w:eastAsia="es-ES"/>
+        </w:rPr>
+      </w:pPr>
+      <w:r>
+        <w:rPr>
+          <w:lang w:val="es-ES" w:eastAsia="es-ES"/>
+        </w:rPr>
+        <w:t>Para calcular TCF: Factor de complejidad técnica se muestra la ecuación 3.3 del factor de complejidad técnica.</w:t>
+      </w:r>
+    </w:p>
+    <w:p>
+      <w:pPr>
+        <w:spacing w:after="0" w:line="360" w:lineRule="auto"/>
+        <w:rPr>
+          <w:lang w:val="es-ES" w:eastAsia="es-ES"/>
+        </w:rPr>
+      </w:pPr>
+      <w:r>
+        <w:rPr>
+          <w:b/>
+          <w:bCs/>
+          <w:lang w:val="es-ES" w:eastAsia="es-ES"/>
+        </w:rPr>
+        <w:t>Ecuación 3.3:</w:t>
+      </w:r>
+      <w:r>
+        <w:rPr>
+          <w:lang w:val="es-ES" w:eastAsia="es-ES"/>
+        </w:rPr>
+        <w:t xml:space="preserve"> Cálculo del Factor de complejidad técnica</w:t>
+      </w:r>
     </w:p>
     <w:p>
       <w:pPr>
@@ -26529,17 +27740,6 @@
       </w:pPr>
       <m:oMathPara>
         <m:oMath>
-          <m:r>
-            <m:rPr>
-              <m:sty m:val="b"/>
-            </m:rPr>
-            <w:rPr>
-              <w:rFonts w:ascii="Cambria Math" w:hAnsi="Cambria Math"/>
-              <w:color w:val="auto"/>
-              <w:lang w:val="es-MX"/>
-            </w:rPr>
-            <m:t xml:space="preserve">TCF= </m:t>
-          </m:r>
           <m:r>
             <m:rPr>
               <m:sty m:val="p"/>
@@ -26549,7 +27749,7 @@
               <w:color w:val="auto"/>
               <w:lang w:val="es-MX"/>
             </w:rPr>
-            <m:t>0.6 + 0.01 * ∑ (peso * valorAsignado)</m:t>
+            <m:t>TCF= 0.6 + 0.01 * ∑ (peso * valorAsignado)</m:t>
           </m:r>
         </m:oMath>
       </m:oMathPara>
@@ -26566,17 +27766,6 @@
       </w:pPr>
       <m:oMathPara>
         <m:oMath>
-          <m:r>
-            <m:rPr>
-              <m:sty m:val="b"/>
-            </m:rPr>
-            <w:rPr>
-              <w:rFonts w:ascii="Cambria Math" w:hAnsi="Cambria Math"/>
-              <w:color w:val="auto"/>
-              <w:lang w:val="es-MX"/>
-            </w:rPr>
-            <m:t xml:space="preserve">TCF= </m:t>
-          </m:r>
           <m:r>
             <m:rPr>
               <m:sty m:val="p"/>
@@ -26586,7 +27775,7 @@
               <w:color w:val="auto"/>
               <w:lang w:val="es-MX"/>
             </w:rPr>
-            <m:t>0.6 + 0.01 * 28</m:t>
+            <m:t>TCF= 0.6 + 0.01 * 28</m:t>
           </m:r>
         </m:oMath>
       </m:oMathPara>
@@ -26603,17 +27792,6 @@
       </w:pPr>
       <m:oMathPara>
         <m:oMath>
-          <m:r>
-            <m:rPr>
-              <m:sty m:val="b"/>
-            </m:rPr>
-            <w:rPr>
-              <w:rFonts w:ascii="Cambria Math" w:hAnsi="Cambria Math"/>
-              <w:color w:val="auto"/>
-              <w:lang w:val="es-MX"/>
-            </w:rPr>
-            <m:t xml:space="preserve">TCF= </m:t>
-          </m:r>
           <m:r>
             <m:rPr>
               <m:sty m:val="p"/>
@@ -26623,7 +27801,7 @@
               <w:color w:val="auto"/>
               <w:lang w:val="es-MX"/>
             </w:rPr>
-            <m:t>0.88</m:t>
+            <m:t>TCF= 0.88</m:t>
           </m:r>
         </m:oMath>
       </m:oMathPara>
@@ -26632,20 +27810,19 @@
       <w:pPr>
         <w:pStyle w:val="Ttulo3"/>
         <w:numPr>
-          <w:ilvl w:val="2"/>
-          <w:numId w:val="28"/>
+          <w:ilvl w:val="0"/>
+          <w:numId w:val="0"/>
         </w:numPr>
-        <w:ind w:left="504" w:hanging="504"/>
         <w:rPr>
           <w:color w:val="auto"/>
           <w:lang w:val="es-ES"/>
         </w:rPr>
       </w:pPr>
-      <w:bookmarkStart w:id="145" w:name="_Toc193705073"/>
+      <w:bookmarkStart w:id="148" w:name="_Toc193705073"/>
       <w:r>
         <w:t>Factor Ambiente (EF)</w:t>
       </w:r>
-      <w:bookmarkEnd w:id="145"/>
+      <w:bookmarkEnd w:id="148"/>
     </w:p>
     <w:p>
       <w:pPr>
@@ -26655,7 +27832,11 @@
         </w:rPr>
       </w:pPr>
       <w:r>
-        <w:t>El factor ambiente se vincula con las competencias y la formación del equipo de desarrollo. Se consideran un total de 8 factores, cada uno evaluado con una puntuación de 0 a 5, donde 0 representa una contribución insignificante o nula, y 5 indica una contribución sumamente relevante. La tabla 3.6 detalla el significado y el peso asignado a cada uno de estos factores.</w:t>
+        <w:t xml:space="preserve">El factor ambiente se vincula con las competencias y la formación del equipo de desarrollo. Se consideran un total de 8 factores, cada uno evaluado con una puntuación de 0 a 5, donde 0 </w:t>
+      </w:r>
+      <w:r>
+        <w:lastRenderedPageBreak/>
+        <w:t>representa una contribución insignificante o nula, y 5 indica una contribución sumamente relevante. La tabla 3.6 detalla el significado y el peso asignado a cada uno de estos factores.</w:t>
       </w:r>
     </w:p>
     <w:p>
@@ -26718,7 +27899,6 @@
               <w:rPr>
                 <w:lang w:val="es-MX"/>
               </w:rPr>
-              <w:lastRenderedPageBreak/>
               <w:t>Factor</w:t>
             </w:r>
           </w:p>
@@ -27902,13 +29082,7 @@
               <w:rPr>
                 <w:lang w:val="es-MX"/>
               </w:rPr>
-              <w:t>-</w:t>
-            </w:r>
-            <w:r>
-              <w:rPr>
-                <w:lang w:val="es-MX"/>
-              </w:rPr>
-              <w:t>1</w:t>
+              <w:t>-1</w:t>
             </w:r>
           </w:p>
         </w:tc>
@@ -27964,14 +29138,7 @@
                 <w:color w:val="auto"/>
                 <w:lang w:val="es-MX"/>
               </w:rPr>
-              <w:t>-</w:t>
-            </w:r>
-            <w:r>
-              <w:rPr>
-                <w:color w:val="auto"/>
-                <w:lang w:val="es-MX"/>
-              </w:rPr>
-              <w:t>3</w:t>
+              <w:t>-3</w:t>
             </w:r>
           </w:p>
         </w:tc>
@@ -28093,14 +29260,7 @@
                 <w:color w:val="auto"/>
                 <w:lang w:val="es-MX"/>
               </w:rPr>
-              <w:t>2</w:t>
-            </w:r>
-            <w:r>
-              <w:rPr>
-                <w:color w:val="auto"/>
-                <w:lang w:val="es-MX"/>
-              </w:rPr>
-              <w:t>0.5</w:t>
+              <w:t>20.5</w:t>
             </w:r>
           </w:p>
         </w:tc>
@@ -28121,6 +29281,72 @@
     </w:p>
     <w:p>
       <w:pPr>
+        <w:spacing w:after="0" w:line="360" w:lineRule="auto"/>
+        <w:rPr>
+          <w:lang w:val="es-US" w:eastAsia="es-ES"/>
+        </w:rPr>
+      </w:pPr>
+      <w:r>
+        <w:rPr>
+          <w:b/>
+          <w:bCs/>
+          <w:lang w:val="es-US" w:eastAsia="es-ES"/>
+        </w:rPr>
+        <w:t>Para Calcular EF</w:t>
+      </w:r>
+      <w:r>
+        <w:rPr>
+          <w:b/>
+          <w:lang w:val="es-US" w:eastAsia="es-ES"/>
+        </w:rPr>
+        <w:t xml:space="preserve">: </w:t>
+      </w:r>
+      <w:r>
+        <w:rPr>
+          <w:lang w:val="es-US" w:eastAsia="es-ES"/>
+        </w:rPr>
+        <w:t xml:space="preserve">Factor de ambiente se muestra la ecuación 3.4 cálculo del factor ambiente. </w:t>
+      </w:r>
+    </w:p>
+    <w:p>
+      <w:pPr>
+        <w:spacing w:after="0" w:line="360" w:lineRule="auto"/>
+        <w:rPr>
+          <w:b/>
+          <w:lang w:val="es-US" w:eastAsia="es-ES"/>
+        </w:rPr>
+      </w:pPr>
+      <w:r>
+        <w:rPr>
+          <w:b/>
+          <w:bCs/>
+          <w:lang w:val="es-US" w:eastAsia="es-ES"/>
+        </w:rPr>
+        <w:t>Ecuación 3.4</w:t>
+      </w:r>
+      <w:r>
+        <w:rPr>
+          <w:b/>
+          <w:lang w:val="es-US" w:eastAsia="es-ES"/>
+        </w:rPr>
+        <w:t xml:space="preserve">: </w:t>
+      </w:r>
+      <w:r>
+        <w:rPr>
+          <w:lang w:val="es-US" w:eastAsia="es-ES"/>
+        </w:rPr>
+        <w:t>Cálculo del Factor de ambiente</w:t>
+      </w:r>
+      <w:r>
+        <w:rPr>
+          <w:b/>
+          <w:lang w:val="es-US" w:eastAsia="es-ES"/>
+        </w:rPr>
+        <w:t xml:space="preserve"> </w:t>
+      </w:r>
+    </w:p>
+    <w:p>
+      <w:pPr>
         <w:spacing w:line="360" w:lineRule="auto"/>
         <w:rPr>
           <w:rFonts w:ascii="Cambria Math" w:eastAsiaTheme="minorHAnsi" w:hAnsi="Cambria Math"/>
@@ -28130,17 +29356,6 @@
         </w:rPr>
       </w:pPr>
       <m:oMath>
-        <m:r>
-          <m:rPr>
-            <m:sty m:val="b"/>
-          </m:rPr>
-          <w:rPr>
-            <w:rFonts w:ascii="Cambria Math" w:eastAsiaTheme="minorEastAsia" w:hAnsi="Cambria Math"/>
-            <w:color w:val="auto"/>
-            <w:lang w:val="es-MX"/>
-          </w:rPr>
-          <m:t>EF</m:t>
-        </m:r>
         <m:r>
           <m:rPr>
             <m:sty m:val="p"/>
@@ -28150,7 +29365,7 @@
             <w:color w:val="auto"/>
             <w:lang w:val="es-MX"/>
           </w:rPr>
-          <m:t xml:space="preserve">=1.4-0.03* </m:t>
+          <m:t xml:space="preserve">EF=1.4-0.03* </m:t>
         </m:r>
         <m:nary>
           <m:naryPr>
@@ -28193,6 +29408,9 @@
       </w:r>
       <m:oMath>
         <m:r>
+          <m:rPr>
+            <m:sty m:val="p"/>
+          </m:rPr>
           <w:rPr>
             <w:rFonts w:ascii="Cambria Math" w:eastAsiaTheme="minorEastAsia" w:hAnsi="Cambria Math"/>
             <w:color w:val="auto"/>
@@ -28213,7 +29431,7 @@
       <m:oMath>
         <m:r>
           <m:rPr>
-            <m:sty m:val="b"/>
+            <m:sty m:val="p"/>
           </m:rPr>
           <w:rPr>
             <w:rFonts w:ascii="Cambria Math" w:eastAsiaTheme="minorEastAsia" w:hAnsi="Cambria Math"/>
@@ -28237,15 +29455,25 @@
       <m:oMath>
         <m:r>
           <m:rPr>
-            <m:sty m:val="b"/>
+            <m:sty m:val="p"/>
           </m:rPr>
           <w:rPr>
             <w:rFonts w:ascii="Cambria Math" w:hAnsi="Cambria Math"/>
             <w:color w:val="auto"/>
             <w:lang w:val="es-MX"/>
           </w:rPr>
-          <m:t>EF=</m:t>
+          <m:t>EF= 1.4 – 0.03 * 20.5</m:t>
         </m:r>
+      </m:oMath>
+      <w:r>
+        <w:rPr>
+          <w:rFonts w:eastAsiaTheme="minorEastAsia"/>
+          <w:color w:val="auto"/>
+          <w:lang w:val="es-MX"/>
+        </w:rPr>
+        <w:t xml:space="preserve">                                     </w:t>
+      </w:r>
+      <m:oMath>
         <m:r>
           <m:rPr>
             <m:sty m:val="p"/>
@@ -28255,29 +29483,21 @@
             <w:color w:val="auto"/>
             <w:lang w:val="es-MX"/>
           </w:rPr>
-          <m:t xml:space="preserve"> 1.4 – 0.03 * 20.5</m:t>
+          <m:t>UCP= 86 * 0.88 * 0.785</m:t>
         </m:r>
       </m:oMath>
-      <w:r>
+    </w:p>
+    <w:p>
+      <w:pPr>
+        <w:spacing w:line="360" w:lineRule="auto"/>
+        <w:jc w:val="left"/>
         <w:rPr>
           <w:rFonts w:eastAsiaTheme="minorEastAsia"/>
           <w:color w:val="auto"/>
           <w:lang w:val="es-MX"/>
         </w:rPr>
-        <w:t xml:space="preserve">                                     </w:t>
-      </w:r>
+      </w:pPr>
       <m:oMath>
-        <m:r>
-          <m:rPr>
-            <m:sty m:val="b"/>
-          </m:rPr>
-          <w:rPr>
-            <w:rFonts w:ascii="Cambria Math" w:hAnsi="Cambria Math"/>
-            <w:color w:val="auto"/>
-            <w:lang w:val="es-MX"/>
-          </w:rPr>
-          <m:t>UCP=</m:t>
-        </m:r>
         <m:r>
           <m:rPr>
             <m:sty m:val="p"/>
@@ -28287,32 +29507,18 @@
             <w:color w:val="auto"/>
             <w:lang w:val="es-MX"/>
           </w:rPr>
-          <m:t xml:space="preserve"> 86 * 0.88 * 0.785</m:t>
+          <m:t>EF= 0.785</m:t>
         </m:r>
       </m:oMath>
-    </w:p>
-    <w:p>
-      <w:pPr>
-        <w:spacing w:line="360" w:lineRule="auto"/>
-        <w:jc w:val="left"/>
+      <w:r>
         <w:rPr>
           <w:rFonts w:eastAsiaTheme="minorEastAsia"/>
           <w:color w:val="auto"/>
           <w:lang w:val="es-MX"/>
         </w:rPr>
-      </w:pPr>
+        <w:t xml:space="preserve">                                                        </w:t>
+      </w:r>
       <m:oMath>
-        <m:r>
-          <m:rPr>
-            <m:sty m:val="b"/>
-          </m:rPr>
-          <w:rPr>
-            <w:rFonts w:ascii="Cambria Math" w:hAnsi="Cambria Math"/>
-            <w:color w:val="auto"/>
-            <w:lang w:val="es-MX"/>
-          </w:rPr>
-          <m:t>EF=</m:t>
-        </m:r>
         <m:r>
           <m:rPr>
             <m:sty m:val="p"/>
@@ -28322,57 +29528,45 @@
             <w:color w:val="auto"/>
             <w:lang w:val="es-MX"/>
           </w:rPr>
-          <m:t xml:space="preserve"> 0.785</m:t>
+          <m:t>UCP= 59.40</m:t>
         </m:r>
       </m:oMath>
-      <w:r>
-        <w:rPr>
-          <w:rFonts w:eastAsiaTheme="minorEastAsia"/>
-          <w:color w:val="auto"/>
-          <w:lang w:val="es-MX"/>
-        </w:rPr>
-        <w:t xml:space="preserve">                                                        </w:t>
-      </w:r>
-      <m:oMath>
-        <m:r>
-          <m:rPr>
-            <m:sty m:val="b"/>
-          </m:rPr>
-          <w:rPr>
-            <w:rFonts w:ascii="Cambria Math" w:hAnsi="Cambria Math"/>
-            <w:color w:val="auto"/>
-            <w:lang w:val="es-MX"/>
-          </w:rPr>
-          <m:t>UCP=</m:t>
-        </m:r>
-        <m:r>
-          <m:rPr>
-            <m:sty m:val="p"/>
-          </m:rPr>
-          <w:rPr>
-            <w:rFonts w:ascii="Cambria Math" w:hAnsi="Cambria Math"/>
-            <w:color w:val="auto"/>
-            <w:lang w:val="es-MX"/>
-          </w:rPr>
-          <m:t xml:space="preserve"> 59.40</m:t>
-        </m:r>
-      </m:oMath>
     </w:p>
     <w:p>
       <w:pPr>
         <w:pStyle w:val="Ttulo3"/>
         <w:numPr>
-          <w:ilvl w:val="2"/>
-          <w:numId w:val="28"/>
+          <w:ilvl w:val="0"/>
+          <w:numId w:val="0"/>
         </w:numPr>
         <w:ind w:left="504" w:hanging="504"/>
-        <w:rPr>
-          <w:rFonts w:eastAsiaTheme="majorEastAsia"/>
-          <w:lang w:val="es-ES"/>
-        </w:rPr>
       </w:pPr>
       <w:r>
         <w:t>Estimación de esfuerzo a través de los Puntos de Historias de Usuario</w:t>
+      </w:r>
+      <w:r>
+        <w:t>s</w:t>
+      </w:r>
+    </w:p>
+    <w:p>
+      <w:pPr>
+        <w:spacing w:after="0" w:line="360" w:lineRule="auto"/>
+        <w:rPr>
+          <w:lang w:val="es-US" w:eastAsia="es-ES"/>
+        </w:rPr>
+      </w:pPr>
+      <w:r>
+        <w:rPr>
+          <w:b/>
+          <w:lang w:val="es-US" w:eastAsia="es-ES"/>
+        </w:rPr>
+        <w:t xml:space="preserve">Ecuación 3.5: </w:t>
+      </w:r>
+      <w:r>
+        <w:rPr>
+          <w:lang w:val="es-US" w:eastAsia="es-ES"/>
+        </w:rPr>
+        <w:t>Esfuerzo estimado en horas hombres</w:t>
       </w:r>
     </w:p>
     <w:p>
@@ -28386,7 +29580,7 @@
         <m:oMath>
           <m:r>
             <m:rPr>
-              <m:sty m:val="b"/>
+              <m:sty m:val="p"/>
             </m:rPr>
             <w:rPr>
               <w:rFonts w:ascii="Cambria Math" w:hAnsi="Cambria Math"/>
@@ -28486,6 +29680,7 @@
           <w:sz w:val="22"/>
           <w:szCs w:val="22"/>
         </w:rPr>
+        <w:lastRenderedPageBreak/>
         <w:t>CF:</w:t>
       </w:r>
       <w:r>
@@ -28498,11 +29693,7 @@
     </w:p>
     <w:p>
       <w:r>
-        <w:t xml:space="preserve">Para calcular el factor de productividad (CF), se contabilizan los valores del factor ambiente que cumplen ciertas condiciones: los factores E1 a E6 con puntuación inferior a 3, y los factores E7 y E8 con puntuación superior a 3. Dependiendo del resultado, se aplica un factor de conversión. Si el valor es igual o inferior a 2, se utiliza 16 Horas-Hombres/Puntos de Caso de Uso; si es igual o inferior a 4, se usa 32 Horas-Hombres/Puntos de Caso de Uso; y si es igual o superior a 5, se </w:t>
-      </w:r>
-      <w:r>
-        <w:lastRenderedPageBreak/>
-        <w:t>recomienda efectuar cambios en el proyecto ya que se considera que el riesgo de fracaso es demasiado alto. En este caso:</w:t>
+        <w:t>Para calcular el factor de productividad (CF), se contabilizan los valores del factor ambiente que cumplen ciertas condiciones: los factores E1 a E6 con puntuación inferior a 3, y los factores E7 y E8 con puntuación superior a 3. Dependiendo del resultado, se aplica un factor de conversión. Si el valor es igual o inferior a 2, se utiliza 16 Horas-Hombres/Puntos de Caso de Uso; si es igual o inferior a 4, se usa 32 Horas-Hombres/Puntos de Caso de Uso; y si es igual o superior a 5, se recomienda efectuar cambios en el proyecto ya que se considera que el riesgo de fracaso es demasiado alto. En este caso:</w:t>
       </w:r>
     </w:p>
     <w:p>
@@ -28527,18 +29718,12 @@
         <m:oMath>
           <m:r>
             <m:rPr>
-              <m:sty m:val="bi"/>
+              <m:sty m:val="p"/>
             </m:rPr>
             <w:rPr>
               <w:rFonts w:ascii="Cambria Math" w:hAnsi="Cambria Math"/>
             </w:rPr>
-            <m:t xml:space="preserve">E= </m:t>
-          </m:r>
-          <m:r>
-            <w:rPr>
-              <w:rFonts w:ascii="Cambria Math" w:hAnsi="Cambria Math"/>
-            </w:rPr>
-            <m:t>59.40 * 20</m:t>
+            <m:t>E= 59.40 * 20</m:t>
           </m:r>
         </m:oMath>
       </m:oMathPara>
@@ -28555,18 +29740,12 @@
         <m:oMath>
           <m:r>
             <m:rPr>
-              <m:sty m:val="bi"/>
+              <m:sty m:val="p"/>
             </m:rPr>
             <w:rPr>
               <w:rFonts w:ascii="Cambria Math" w:hAnsi="Cambria Math"/>
             </w:rPr>
-            <m:t>E=</m:t>
-          </m:r>
-          <m:r>
-            <w:rPr>
-              <w:rFonts w:ascii="Cambria Math" w:hAnsi="Cambria Math"/>
-            </w:rPr>
-            <m:t xml:space="preserve"> 1188</m:t>
+            <m:t>E= 1188</m:t>
           </m:r>
         </m:oMath>
       </m:oMathPara>
@@ -29196,10 +30375,7 @@
     <w:p/>
     <w:p>
       <w:r>
-        <w:t>Una vez estimado el tiempo de desarrollo del proyecto y</w:t>
-      </w:r>
-      <w:r>
-        <w:t xml:space="preserve"> conociendo la cantidad de desarrolladores y el pago que recibe cada uno de estos se puede llevar a cabo una estimación del costo total del proyecto referidos a los recursos humanos. </w:t>
+        <w:t xml:space="preserve">Una vez estimado el tiempo de desarrollo del proyecto y conociendo la cantidad de desarrolladores y el pago que recibe cada uno de estos se puede llevar a cabo una estimación del costo total del proyecto referidos a los recursos humanos. </w:t>
       </w:r>
     </w:p>
     <w:p>
@@ -29234,1074 +30410,247 @@
         <w:rPr>
           <w:lang w:val="es-ES"/>
         </w:rPr>
-        <w:t xml:space="preserve">THP: Tarifa Horaria Promedio. El salario promedio mensual de los trabajadores en este caso es de </w:t>
-      </w:r>
-    </w:p>
-    <w:p>
-      <w:pPr>
-        <w:pStyle w:val="Prrafodelista"/>
-        <w:keepNext/>
-        <w:keepLines/>
-        <w:numPr>
-          <w:ilvl w:val="1"/>
-          <w:numId w:val="35"/>
-        </w:numPr>
-        <w:spacing w:after="217" w:line="259" w:lineRule="auto"/>
-        <w:ind w:right="60"/>
-        <w:contextualSpacing w:val="0"/>
-        <w:jc w:val="left"/>
-        <w:outlineLvl w:val="1"/>
-        <w:rPr>
-          <w:rFonts w:eastAsia="Arial"/>
+        <w:t>THP: Tarifa Horaria Promedio. El salario promedio mensual de los trabajadores en este caso es de $15000 CUP dividido entre 176h es igual a $85.22 por hora.</w:t>
+      </w:r>
+    </w:p>
+    <w:p>
+      <w:pPr>
+        <w:spacing w:after="0" w:line="360" w:lineRule="auto"/>
+        <w:rPr>
+          <w:rFonts w:eastAsia="Times New Roman" w:cs="Times New Roman"/>
+          <w:szCs w:val="24"/>
+          <w:lang w:val="es-ES" w:eastAsia="es-ES"/>
+        </w:rPr>
+      </w:pPr>
+      <w:r>
+        <w:rPr>
+          <w:rFonts w:eastAsia="Times New Roman" w:cs="Times New Roman"/>
+          <w:szCs w:val="24"/>
+          <w:lang w:val="es-ES" w:eastAsia="es-ES"/>
+        </w:rPr>
+        <w:t>176 horas (horas de trabajo para un 1 mes, esto se toma a razón de 24 días, ya que no se cuentan los fines de semana ni sábados cortos).</w:t>
+      </w:r>
+    </w:p>
+    <w:p>
+      <w:pPr>
+        <w:rPr>
+          <w:lang w:val="es-US"/>
+        </w:rPr>
+      </w:pPr>
+      <w:r>
+        <w:rPr>
+          <w:lang w:val="es-ES"/>
+        </w:rPr>
+        <w:lastRenderedPageBreak/>
+        <w:t xml:space="preserve">Tiempo = 1188 horas/ 176 </w:t>
+      </w:r>
+      <w:r>
+        <w:rPr>
+          <w:lang w:val="es-US"/>
+        </w:rPr>
+        <w:t>≈ equivalente a</w:t>
+      </w:r>
+      <w:r>
+        <w:rPr>
+          <w:lang w:val="es-US"/>
+        </w:rPr>
+        <w:t xml:space="preserve"> 6 meses y 23 días, este es el tiempo que tomaría desarrollar el proyecto empleando una sola persona.</w:t>
+      </w:r>
+    </w:p>
+    <w:p>
+      <w:pPr>
+        <w:rPr>
+          <w:lang w:val="es-US"/>
+        </w:rPr>
+      </w:pPr>
+      <w:r>
+        <w:rPr>
+          <w:lang w:val="es-US"/>
+        </w:rPr>
+        <w:t>6 meses y 23 días a razón de 23 días laborales por mes, representan 167 días. En nuestro case como empleamos 3 trabajadores para el desarrollo del proyecto, el tiempo para su culminación quedará reducido a 2 meses y 8 días aproximadamente.</w:t>
+      </w:r>
+    </w:p>
+    <w:p>
+      <w:pPr>
+        <w:rPr>
+          <w:lang w:val="es-US"/>
+        </w:rPr>
+      </w:pPr>
+      <w:r>
+        <w:rPr>
+          <w:lang w:val="es-US"/>
+        </w:rPr>
+        <w:t>Entonces el costo total del proyecto:</w:t>
+      </w:r>
+    </w:p>
+    <w:p>
+      <w:pPr>
+        <w:spacing w:after="0" w:line="360" w:lineRule="auto"/>
+        <w:rPr>
+          <w:rFonts w:eastAsia="Times New Roman" w:cs="Times New Roman"/>
           <w:b/>
-          <w:vanish/>
-          <w:color w:val="000000"/>
-          <w:sz w:val="22"/>
-          <w:szCs w:val="22"/>
-          <w:shd w:val="clear" w:color="auto" w:fill="auto"/>
-          <w:lang w:val="es-CU" w:eastAsia="es-CU"/>
-        </w:rPr>
-      </w:pPr>
-    </w:p>
-    <w:p>
-      <w:pPr>
-        <w:pStyle w:val="Ttulo2"/>
-      </w:pPr>
-      <w:r>
-        <w:t>Implementación de los servicios web</w:t>
-      </w:r>
-    </w:p>
-    <w:p>
-      <w:pPr>
-        <w:pStyle w:val="Ttulo2"/>
-      </w:pPr>
-      <w:commentRangeStart w:id="146"/>
-      <w:r>
-        <w:t>Conclusiones del Capítulo</w:t>
-      </w:r>
-      <w:commentRangeEnd w:id="146"/>
-      <w:r>
-        <w:rPr>
-          <w:rStyle w:val="Refdecomentario"/>
-          <w:rFonts w:eastAsiaTheme="minorHAnsi"/>
-          <w:b w:val="0"/>
-          <w:color w:val="auto"/>
-          <w:shd w:val="clear" w:color="auto" w:fill="FFFFFF"/>
-          <w:lang w:val="es-ES" w:eastAsia="en-US"/>
-        </w:rPr>
-        <w:commentReference w:id="146"/>
-      </w:r>
-    </w:p>
-    <w:p>
-      <w:pPr>
-        <w:spacing w:after="160" w:line="259" w:lineRule="auto"/>
-        <w:ind w:left="0" w:firstLine="0"/>
-        <w:jc w:val="left"/>
-      </w:pPr>
-      <w:r>
-        <w:br w:type="page"/>
-      </w:r>
-    </w:p>
-    <w:p>
-      <w:pPr>
-        <w:spacing w:after="160" w:line="259" w:lineRule="auto"/>
-        <w:ind w:left="0" w:firstLine="0"/>
-        <w:jc w:val="left"/>
-        <w:rPr>
+          <w:szCs w:val="24"/>
+          <w:lang w:val="es-ES" w:eastAsia="es-ES"/>
+        </w:rPr>
+      </w:pPr>
+      <w:r>
+        <w:rPr>
+          <w:rFonts w:eastAsia="Times New Roman" w:cs="Times New Roman"/>
           <w:b/>
-          <w:bCs/>
-          <w:color w:val="auto"/>
-        </w:rPr>
-      </w:pPr>
-      <w:r>
-        <w:rPr>
-          <w:b/>
-          <w:bCs/>
-          <w:color w:val="auto"/>
-        </w:rPr>
-        <w:lastRenderedPageBreak/>
-        <w:t xml:space="preserve">LAS CONCLUSIONES FINALES. TENER CLARO QUE DEBEN EVIDENCIAR QUE SE CUMPLE LO QUE DICE EN EL RESUMEN Y LOS OBJETIVOS de la INVESTIGACION. </w:t>
-      </w:r>
-    </w:p>
-    <w:p>
-      <w:pPr>
-        <w:spacing w:after="160" w:line="259" w:lineRule="auto"/>
-        <w:ind w:left="0" w:firstLine="0"/>
-        <w:jc w:val="left"/>
-      </w:pPr>
-    </w:p>
-    <w:p>
-      <w:pPr>
-        <w:spacing w:after="0" w:line="259" w:lineRule="auto"/>
-        <w:ind w:left="0" w:firstLine="0"/>
-        <w:jc w:val="left"/>
-      </w:pPr>
-      <w:r>
-        <w:t xml:space="preserve"> </w:t>
-      </w:r>
-    </w:p>
-    <w:p>
-      <w:pPr>
-        <w:spacing w:after="160" w:line="259" w:lineRule="auto"/>
-        <w:ind w:left="0" w:firstLine="0"/>
-        <w:jc w:val="left"/>
-        <w:rPr>
-          <w:b/>
-          <w:sz w:val="32"/>
-        </w:rPr>
-      </w:pPr>
-      <w:r>
-        <w:rPr>
-          <w:b/>
-          <w:sz w:val="32"/>
-        </w:rPr>
-        <w:br w:type="page"/>
-      </w:r>
-    </w:p>
-    <w:p>
-      <w:pPr>
-        <w:pStyle w:val="Ttulo1"/>
-      </w:pPr>
-      <w:bookmarkStart w:id="147" w:name="_Toc196374753"/>
-      <w:r>
-        <w:lastRenderedPageBreak/>
-        <w:t>REFERENCIAS BIBLIOGRÁFICAS</w:t>
-      </w:r>
-      <w:bookmarkEnd w:id="147"/>
-      <w:r>
-        <w:t xml:space="preserve"> </w:t>
-      </w:r>
-    </w:p>
-    <w:p>
-      <w:pPr>
-        <w:pStyle w:val="Bibliografa"/>
-      </w:pPr>
-      <w:r>
-        <w:fldChar w:fldCharType="begin"/>
-      </w:r>
-      <w:r>
-        <w:instrText xml:space="preserve"> ADDIN ZOTERO_BIBL {"uncited":[],"omitted":[],"custom":[]} CSL_BIBLIOGRAPHY </w:instrText>
-      </w:r>
-      <w:r>
-        <w:fldChar w:fldCharType="separate"/>
-      </w:r>
-      <w:r>
-        <w:t>[1]</w:t>
-      </w:r>
-      <w:r>
-        <w:tab/>
-        <w:t>N. M. C. Medina, «EL CAMBIO CLIMÁTICO Y SUS EFECTOS SOBRE LA SALUD HUMANA».</w:t>
-      </w:r>
-    </w:p>
-    <w:p>
-      <w:pPr>
-        <w:pStyle w:val="Bibliografa"/>
-      </w:pPr>
-      <w:r>
-        <w:t>[2]</w:t>
-      </w:r>
-      <w:r>
-        <w:tab/>
-        <w:t>«Cubadebate». Accedido: 7 de enero de 2024. [En línea]. Disponible en: http://www.cubadebate.cu/noticias/2018/12/16/tarea-vida-a-debate-en-la-asamblea-nacional-cuba-ante-las-realidades-del-cambio-climatico/</w:t>
-      </w:r>
-    </w:p>
-    <w:p>
-      <w:pPr>
-        <w:pStyle w:val="Bibliografa"/>
-      </w:pPr>
-      <w:r>
-        <w:t>[3]</w:t>
-      </w:r>
-      <w:r>
-        <w:tab/>
-        <w:t>«Nueva norma legal por la preservación de las costas cubanas - Juventud Rebelde - Diario de la juventud cubana». Accedido: 15 de abril de 2024. [En línea]. Disponible en: https://www.juventudrebelde.cu/ciencia-tecnica/2023-12-07/acertada-interrelacion-entre-las-entidades-y-rigor-en-el-control-contribuiran-al-exito-de-la-nueva-norma-legal-relativa-a-las-costas-cubanas</w:t>
-      </w:r>
-    </w:p>
-    <w:p>
-      <w:pPr>
-        <w:pStyle w:val="Bibliografa"/>
-      </w:pPr>
-      <w:r>
-        <w:t>[4]</w:t>
-      </w:r>
-      <w:r>
-        <w:tab/>
-        <w:t>J. J. Meza Sandoval y A. E. Valverde Llanos, «Propuesta de diseño de rompeolas como protección de la costa contra la erosión por efecto del oleaje en la playa La Herradura».</w:t>
-      </w:r>
-    </w:p>
-    <w:p>
-      <w:pPr>
-        <w:pStyle w:val="Bibliografa"/>
-      </w:pPr>
-      <w:r>
-        <w:t>[5]</w:t>
-      </w:r>
-      <w:r>
-        <w:tab/>
-        <w:t>«MIKE 21/3 Sand Transport». Accedido: 7 de febrero de 2024. [En línea]. Disponible en: https://www.mikepoweredbydhi.com/products/mike-21/Sediments/sand-transport</w:t>
-      </w:r>
-    </w:p>
-    <w:p>
-      <w:pPr>
-        <w:pStyle w:val="Bibliografa"/>
-      </w:pPr>
-      <w:r>
-        <w:t>[6]</w:t>
-      </w:r>
-      <w:r>
-        <w:tab/>
-        <w:t>V. M. Briones Montoya, J. E. Lynch Santillán, y I. M. Saltos Andrade, «Evaluación de alternativas para la protección costera frente a procesos erosivos utilizando MIKE 21. Caso de estudio: Libertador Bolívar», ESPOL. FIMCM, 2020.</w:t>
-      </w:r>
-    </w:p>
-    <w:p>
-      <w:pPr>
-        <w:pStyle w:val="Bibliografa"/>
-      </w:pPr>
-      <w:r>
-        <w:t>[7]</w:t>
-      </w:r>
-      <w:r>
-        <w:tab/>
-        <w:t>R. J. Caiza Quinga y S. P. Nativí Merchan, «Evaluación y modelamiento del cambio de línea de costa en condiciones naturales y bajo influencia de obras de protección costera. Caso de estudio: Libertador Bolívar, Santa Elena-Ecuador», ESPOL. FIMCM: Oceanografía, 2019.</w:t>
-      </w:r>
-    </w:p>
-    <w:p>
-      <w:pPr>
-        <w:pStyle w:val="Bibliografa"/>
-      </w:pPr>
-      <w:r>
-        <w:t>[8]</w:t>
-      </w:r>
-      <w:r>
-        <w:tab/>
-        <w:t xml:space="preserve">D. V. Fernández y L. F. C. López, «Aplicación del sistema de modelado costero a un tramo crítico de la playa de Varadero: propuesta de solución», </w:t>
-      </w:r>
-      <w:r>
-        <w:rPr>
-          <w:i/>
-          <w:iCs/>
-        </w:rPr>
-        <w:t>Ing. Hidráulica Ambient.</w:t>
-      </w:r>
-      <w:r>
-        <w:t>, vol. 31, n.</w:t>
-      </w:r>
-      <w:r>
-        <w:rPr>
-          <w:vertAlign w:val="superscript"/>
-        </w:rPr>
-        <w:t>o</w:t>
-      </w:r>
-      <w:r>
-        <w:t xml:space="preserve"> 2, pp. 37-42, 2010.</w:t>
-      </w:r>
-    </w:p>
-    <w:p>
-      <w:pPr>
-        <w:pStyle w:val="Bibliografa"/>
-      </w:pPr>
-      <w:r>
-        <w:t>[9]</w:t>
-      </w:r>
-      <w:r>
-        <w:tab/>
-        <w:t xml:space="preserve">L. F. Córdova-López y R. Torres-Hugues, «Modelo matemático para la determinación del transporte longitudinal para playas del Caribe», </w:t>
-      </w:r>
-      <w:r>
-        <w:rPr>
-          <w:i/>
-          <w:iCs/>
-        </w:rPr>
-        <w:t>Tecnol. Cienc. Agua</w:t>
-      </w:r>
-      <w:r>
-        <w:t>, vol. 2, n.</w:t>
-      </w:r>
-      <w:r>
-        <w:rPr>
-          <w:vertAlign w:val="superscript"/>
-        </w:rPr>
-        <w:t>o</w:t>
-      </w:r>
-      <w:r>
-        <w:t xml:space="preserve"> 3, pp. 127-140, 2011.</w:t>
-      </w:r>
-    </w:p>
-    <w:p>
-      <w:pPr>
-        <w:pStyle w:val="Bibliografa"/>
-      </w:pPr>
-      <w:r>
-        <w:t>[10]</w:t>
-      </w:r>
-      <w:r>
-        <w:tab/>
-        <w:t xml:space="preserve">R. T. Hugues y L. C. López, «Método para la estimación del transporte longitudinal de sedimentos en playas de arena», </w:t>
-      </w:r>
-      <w:r>
-        <w:rPr>
-          <w:i/>
-          <w:iCs/>
-        </w:rPr>
-        <w:t>Rev. Cuba. Ing.</w:t>
-      </w:r>
-      <w:r>
-        <w:t>, vol. 1, n.</w:t>
-      </w:r>
-      <w:r>
-        <w:rPr>
-          <w:vertAlign w:val="superscript"/>
-        </w:rPr>
-        <w:t>o</w:t>
-      </w:r>
-      <w:r>
-        <w:t xml:space="preserve"> 1, pp. 41-47, 2010.</w:t>
-      </w:r>
-    </w:p>
-    <w:p>
-      <w:pPr>
-        <w:pStyle w:val="Bibliografa"/>
-      </w:pPr>
-      <w:r>
-        <w:t>[11]</w:t>
-      </w:r>
-      <w:r>
-        <w:tab/>
-        <w:t>G. Westreicher, «¿Qué es la gestión? Para qué sirve, pasos a seguir y tipos», Economipedia. Accedido: 22 de abril de 2024. [En línea]. Disponible en: https://economipedia.com/definiciones/gestion.html</w:t>
-      </w:r>
-    </w:p>
-    <w:p>
-      <w:pPr>
-        <w:pStyle w:val="Bibliografa"/>
-      </w:pPr>
-      <w:r>
-        <w:t>[12]</w:t>
-      </w:r>
-      <w:r>
-        <w:tab/>
-        <w:t>«Sistema de Gestión: Qué es y por qué es tan importante». Accedido: 22 de abril de 2024. [En línea]. Disponible en: https://www.unifikas.com/es/noticias/sistema-de-gestion-que-es-y-por-que-es-tan-importante</w:t>
-      </w:r>
-    </w:p>
-    <w:p>
-      <w:pPr>
-        <w:pStyle w:val="Bibliografa"/>
-      </w:pPr>
-      <w:r>
-        <w:t>[13]</w:t>
-      </w:r>
-      <w:r>
-        <w:tab/>
-        <w:t>E. Ekon, «¿Qué es un sistema de gestión y para qué sirve?», Ekon. Accedido: 22 de abril de 2024. [En línea]. Disponible en: https://www.ekon.es/blog/sistemas-de-gestion-integral-para-el-funcionamiento-optimo-de-la-empresa/</w:t>
-      </w:r>
-    </w:p>
-    <w:p>
-      <w:pPr>
-        <w:pStyle w:val="Bibliografa"/>
-      </w:pPr>
-      <w:r>
-        <w:t>[14]</w:t>
-      </w:r>
-      <w:r>
-        <w:tab/>
-        <w:t>«¿Qué son los Servicios Web (Web Services) ? – Jorge Ocampos». Accedido: 6 de septiembre de 2024. [En línea]. Disponible en: https://jorgeocampos.blog/2023/12/18/servicios-web/</w:t>
-      </w:r>
-    </w:p>
-    <w:p>
-      <w:pPr>
-        <w:pStyle w:val="Bibliografa"/>
-        <w:rPr>
-          <w:lang w:val="en-US"/>
-        </w:rPr>
-      </w:pPr>
-      <w:r>
-        <w:t>[15]</w:t>
-      </w:r>
-      <w:r>
-        <w:tab/>
-        <w:t xml:space="preserve">V. Velepucha, P. Flores, y J. Torres, «MOMMIV: Modelo para descomposición de una arquitectura monolítica hacia una arquitectura de microservicios bajo el Principio de Ocultación de Información», </w:t>
-      </w:r>
-      <w:r>
-        <w:rPr>
-          <w:i/>
-          <w:iCs/>
-        </w:rPr>
-        <w:t xml:space="preserve">Rev. Ibérica Sist. </w:t>
-      </w:r>
-      <w:r>
-        <w:rPr>
-          <w:i/>
-          <w:iCs/>
-          <w:lang w:val="en-US"/>
-        </w:rPr>
-        <w:t>E Tecnol. Informação</w:t>
-      </w:r>
-      <w:r>
-        <w:rPr>
-          <w:lang w:val="en-US"/>
-        </w:rPr>
-        <w:t>, n.</w:t>
-      </w:r>
-      <w:r>
-        <w:rPr>
-          <w:vertAlign w:val="superscript"/>
-          <w:lang w:val="en-US"/>
-        </w:rPr>
-        <w:t>o</w:t>
-      </w:r>
-      <w:r>
-        <w:rPr>
-          <w:lang w:val="en-US"/>
-        </w:rPr>
-        <w:t xml:space="preserve"> E17, pp. 1000-1009, 2019.</w:t>
-      </w:r>
-    </w:p>
-    <w:p>
-      <w:pPr>
-        <w:pStyle w:val="Bibliografa"/>
-      </w:pPr>
-      <w:r>
-        <w:rPr>
-          <w:lang w:val="en-US"/>
-        </w:rPr>
-        <w:lastRenderedPageBreak/>
-        <w:t>[16]</w:t>
-      </w:r>
-      <w:r>
-        <w:rPr>
-          <w:lang w:val="en-US"/>
-        </w:rPr>
-        <w:tab/>
-        <w:t xml:space="preserve">G. J. Myers, C. Sandler, y T. Badgett, </w:t>
-      </w:r>
-      <w:r>
-        <w:rPr>
-          <w:i/>
-          <w:iCs/>
-          <w:lang w:val="en-US"/>
-        </w:rPr>
-        <w:t>The art of software testing</w:t>
-      </w:r>
-      <w:r>
-        <w:rPr>
-          <w:lang w:val="en-US"/>
-        </w:rPr>
-        <w:t xml:space="preserve">. </w:t>
-      </w:r>
-      <w:r>
-        <w:t>John Wiley &amp; Sons, 2011.</w:t>
-      </w:r>
-    </w:p>
-    <w:p>
-      <w:pPr>
-        <w:pStyle w:val="Bibliografa"/>
-      </w:pPr>
-      <w:r>
-        <w:t>[17]</w:t>
-      </w:r>
-      <w:r>
-        <w:tab/>
-        <w:t>«Pruebas de Software: Historia y Evolución». Accedido: 26 de junio de 2024. [En línea]. Disponible en: https://www.fyccorp.com/articulo-pruebas-de-software:-historia-y-evolucion</w:t>
-      </w:r>
-    </w:p>
-    <w:p>
-      <w:pPr>
-        <w:pStyle w:val="Bibliografa"/>
-      </w:pPr>
-      <w:r>
-        <w:t>[18]</w:t>
-      </w:r>
-      <w:r>
-        <w:tab/>
-        <w:t>«Herramientas informáticas - EcuRed». Accedido: 7 de enero de 2024. [En línea]. Disponible en: https://www.ecured.cu/Herramientas_inform%C3%A1ticas</w:t>
-      </w:r>
-    </w:p>
-    <w:p>
-      <w:pPr>
-        <w:pStyle w:val="Bibliografa"/>
-      </w:pPr>
-      <w:r>
-        <w:t>[19]</w:t>
-      </w:r>
-      <w:r>
-        <w:tab/>
-        <w:t>«Qué es Visual Studio Code y qué ventajas ofrece», OpenWebinars.net. Accedido: 9 de enero de 2024. [En línea]. Disponible en: https://openwebinars.net/blog/que-es-visual-studio-code-y-que-ventajas-ofrece/</w:t>
-      </w:r>
-    </w:p>
-    <w:p>
-      <w:pPr>
-        <w:pStyle w:val="Bibliografa"/>
-      </w:pPr>
-      <w:r>
-        <w:t>[20]</w:t>
-      </w:r>
-      <w:r>
-        <w:tab/>
-        <w:t xml:space="preserve">A. De Arma-Hernández y L. E. Sablón-Fernández, «Aplicación web para la gestión de la información especializada en Geociencia», </w:t>
-      </w:r>
-      <w:r>
-        <w:rPr>
-          <w:i/>
-          <w:iCs/>
-        </w:rPr>
-        <w:t>Cienc. Futuro</w:t>
-      </w:r>
-      <w:r>
-        <w:t>, vol. 9, n.</w:t>
-      </w:r>
-      <w:r>
-        <w:rPr>
-          <w:vertAlign w:val="superscript"/>
-        </w:rPr>
-        <w:t>o</w:t>
-      </w:r>
-      <w:r>
-        <w:t xml:space="preserve"> 2, pp. 106-127, 2019.</w:t>
-      </w:r>
-    </w:p>
-    <w:p>
-      <w:pPr>
-        <w:pStyle w:val="Bibliografa"/>
-      </w:pPr>
-      <w:r>
-        <w:t>[21]</w:t>
-      </w:r>
-      <w:r>
-        <w:tab/>
-        <w:t xml:space="preserve">J. Astigarraga y V. Cruz-Alonso, «¡ Se puede entender cómo funcionan Git y GitHub!», </w:t>
-      </w:r>
-      <w:r>
-        <w:rPr>
-          <w:i/>
-          <w:iCs/>
-        </w:rPr>
-        <w:t>Ecosistemas</w:t>
-      </w:r>
-      <w:r>
-        <w:t>, vol. 31, n.</w:t>
-      </w:r>
-      <w:r>
-        <w:rPr>
-          <w:vertAlign w:val="superscript"/>
-        </w:rPr>
-        <w:t>o</w:t>
-      </w:r>
-      <w:r>
-        <w:t xml:space="preserve"> 1, pp. 2332-2332, 2022.</w:t>
-      </w:r>
-    </w:p>
-    <w:p>
-      <w:pPr>
-        <w:pStyle w:val="Bibliografa"/>
-      </w:pPr>
-      <w:r>
-        <w:t>[22]</w:t>
-      </w:r>
-      <w:r>
-        <w:tab/>
-        <w:t>C. L. Monción Rodríguez, «Diseño e implementación de una plataforma y API para la enseñanza de la tecnología REST», 2023.</w:t>
-      </w:r>
-    </w:p>
-    <w:p>
-      <w:pPr>
-        <w:pStyle w:val="Bibliografa"/>
-      </w:pPr>
-      <w:r>
-        <w:t>[23]</w:t>
-      </w:r>
-      <w:r>
-        <w:tab/>
-        <w:t>M. Vidal Domínguez, «Desarrollo de una app multiplataforma para la generación y almacenamiento de contraseñas seguras», Universitat Politècnica de València, 2021.</w:t>
-      </w:r>
-    </w:p>
-    <w:p>
-      <w:pPr>
-        <w:pStyle w:val="Bibliografa"/>
-      </w:pPr>
-      <w:r>
-        <w:t>[24]</w:t>
-      </w:r>
-      <w:r>
-        <w:tab/>
-        <w:t>W. R. Romero García, «Análisis comparativo de los lenguajes de programación NODE JS y asp. net para un sistema de registro de la “farmacia tu ahorro” en la ciudad de Babahoyo.», Babahoyo: UTB-FAFI. 2022, 2022.</w:t>
-      </w:r>
-    </w:p>
-    <w:p>
-      <w:pPr>
-        <w:pStyle w:val="Bibliografa"/>
-      </w:pPr>
-      <w:r>
-        <w:t>[25]</w:t>
-      </w:r>
-      <w:r>
-        <w:tab/>
-        <w:t>«Tecnología - Concepto, tipos, ejemplos, evolución, características». Accedido: 7 de enero de 2024. [En línea]. Disponible en: https://concepto.de/tecnologia/#ixzz8O8i9AU6q</w:t>
-      </w:r>
-    </w:p>
-    <w:p>
-      <w:pPr>
-        <w:pStyle w:val="Bibliografa"/>
-      </w:pPr>
-      <w:r>
-        <w:t>[26]</w:t>
-      </w:r>
-      <w:r>
-        <w:tab/>
-        <w:t>J. M. Ceron Galindo, «React js: la nueva tendencia en aplicaciones web, enfocadas en el control dinámico de datos», 2019.</w:t>
-      </w:r>
-    </w:p>
-    <w:p>
-      <w:pPr>
-        <w:pStyle w:val="Bibliografa"/>
-      </w:pPr>
-      <w:r>
-        <w:t>[27]</w:t>
-      </w:r>
-      <w:r>
-        <w:tab/>
-        <w:t>R. C. Casado Vara, «Introducción a HTML», 2019.</w:t>
-      </w:r>
-    </w:p>
-    <w:p>
-      <w:pPr>
-        <w:pStyle w:val="Bibliografa"/>
-      </w:pPr>
-      <w:r>
-        <w:t>[28]</w:t>
-      </w:r>
-      <w:r>
-        <w:tab/>
-        <w:t xml:space="preserve">J. E. Pérez, </w:t>
-      </w:r>
-      <w:r>
-        <w:rPr>
-          <w:i/>
-          <w:iCs/>
-        </w:rPr>
-        <w:t>introduccion a JavaScript</w:t>
-      </w:r>
-      <w:r>
-        <w:t>. 2019.</w:t>
-      </w:r>
-    </w:p>
-    <w:p>
-      <w:pPr>
-        <w:pStyle w:val="Bibliografa"/>
-      </w:pPr>
-      <w:r>
-        <w:t>[29]</w:t>
-      </w:r>
-      <w:r>
-        <w:tab/>
-        <w:t xml:space="preserve">L. M. N. Magaly, M. R. J. Rolando, M. R. R. Fernando, y P. S. C. Marcela, «Mensajería cliente-servidor aplicando sockets en las herramientas GEANY IDE 1.31, PHYTON 3.7 y POSTGRESQL 9.5 en el sistema operativo CENTOS 7: Client-server messaging applying sockets in GEANY IDE 1.31, PHYTON 3.7 and POSTGRESQL 9.5 tools in CENTOS 7 operating system», en </w:t>
-      </w:r>
-      <w:r>
-        <w:rPr>
-          <w:i/>
-          <w:iCs/>
-        </w:rPr>
-        <w:t>Conference Proceedings (Machala)</w:t>
-      </w:r>
-      <w:r>
-        <w:t>, 2020, pp. 177-185.</w:t>
-      </w:r>
-    </w:p>
-    <w:p>
-      <w:pPr>
-        <w:pStyle w:val="Bibliografa"/>
-      </w:pPr>
-      <w:r>
-        <w:t>[30]</w:t>
-      </w:r>
-      <w:r>
-        <w:tab/>
-        <w:t>«Programación Extrema - PDF Descargar libre». Accedido: 7 de enero de 2024. [En línea]. Disponible en: https://docplayer.es/1647643-Programacion-extrema.html</w:t>
-      </w:r>
-    </w:p>
-    <w:p>
-      <w:pPr>
-        <w:pStyle w:val="Bibliografa"/>
-      </w:pPr>
-      <w:r>
-        <w:t>[31]</w:t>
-      </w:r>
-      <w:r>
-        <w:tab/>
-        <w:t>«Funcionalidad», gestion de la calidad del software - norma iso-9126. Accedido: 8 de enero de 2024. [En línea]. Disponible en: https://diplomadogestioncalidadsoftware2015.wordpress.com/norma-iso-9126/calidad-interna-y-externa/funcionalidad/</w:t>
-      </w:r>
-    </w:p>
-    <w:p>
-      <w:pPr>
-        <w:pStyle w:val="Bibliografa"/>
-      </w:pPr>
-      <w:r>
-        <w:t>[32]</w:t>
-      </w:r>
-      <w:r>
-        <w:tab/>
-        <w:t>S. M. Rodríguez Vega, «Desarrollo de servicios web con fuentes de datos abiertas», 2022.</w:t>
-      </w:r>
-    </w:p>
-    <w:p>
-      <w:pPr>
-        <w:pStyle w:val="Bibliografa"/>
-      </w:pPr>
-      <w:r>
-        <w:t>[33]</w:t>
-      </w:r>
-      <w:r>
-        <w:tab/>
-        <w:t>«Tipos de Web Services: una guía completa. SOAP, REST, XML-RPC, JSON-RCP - pinchaaqui.es». Accedido: 1 de junio de 2025. [En línea]. Disponible en: https://www.pinchaaqui.es/blog/tipos-de-web-services-una-guia-completa?utm_source=chatgpt.com</w:t>
-      </w:r>
-    </w:p>
-    <w:p>
-      <w:pPr>
-        <w:pStyle w:val="Bibliografa"/>
-      </w:pPr>
-      <w:r>
-        <w:t>[34]</w:t>
-      </w:r>
-      <w:r>
-        <w:tab/>
-        <w:t xml:space="preserve">L. M. A. Hernández, V. A. P. Romero, S. A. S. González, y J. A. V. Rodríguez, «Arquitectura REST para el desarrollo de aplicaciones web empresariales», </w:t>
-      </w:r>
-      <w:r>
-        <w:rPr>
-          <w:i/>
-          <w:iCs/>
-        </w:rPr>
-        <w:t>Rev. Electrónica Sobre Tecnol. Educ. Soc.</w:t>
-      </w:r>
-      <w:r>
-        <w:t>, vol. 8, n.</w:t>
-      </w:r>
-      <w:r>
-        <w:rPr>
-          <w:vertAlign w:val="superscript"/>
-        </w:rPr>
-        <w:t>o</w:t>
-      </w:r>
-      <w:r>
-        <w:t xml:space="preserve"> 15, 2021.</w:t>
-      </w:r>
-    </w:p>
-    <w:p>
-      <w:pPr>
-        <w:pStyle w:val="Bibliografa"/>
-      </w:pPr>
-      <w:r>
-        <w:t>[35]</w:t>
-      </w:r>
-      <w:r>
-        <w:tab/>
-        <w:t>J. Rendón, «MICROSERVICIOS».</w:t>
-      </w:r>
-    </w:p>
-    <w:p>
-      <w:pPr>
-        <w:pStyle w:val="Bibliografa"/>
-      </w:pPr>
-      <w:r>
-        <w:lastRenderedPageBreak/>
-        <w:t>[36]</w:t>
-      </w:r>
-      <w:r>
-        <w:tab/>
-        <w:t xml:space="preserve">Z. M. Rodríguez, L. D. P. Rodríguez, y J. C. G. Suarez, «Arquitectura basada en Microservicios y DevOps para una ingeniería de software continua», </w:t>
-      </w:r>
-      <w:r>
-        <w:rPr>
-          <w:i/>
-          <w:iCs/>
-        </w:rPr>
-        <w:t>Ind. Data</w:t>
-      </w:r>
-      <w:r>
-        <w:t>, vol. 23, n.</w:t>
-      </w:r>
-      <w:r>
-        <w:rPr>
-          <w:vertAlign w:val="superscript"/>
-        </w:rPr>
-        <w:t>o</w:t>
-      </w:r>
-      <w:r>
-        <w:t xml:space="preserve"> 2, pp. 141-149, 2020.</w:t>
-      </w:r>
-    </w:p>
-    <w:p>
-      <w:pPr>
-        <w:pStyle w:val="Bibliografa"/>
-      </w:pPr>
-      <w:r>
-        <w:t>[37]</w:t>
-      </w:r>
-      <w:r>
-        <w:tab/>
-        <w:t xml:space="preserve">J. M. O. Candel, </w:t>
-      </w:r>
-      <w:r>
-        <w:rPr>
-          <w:i/>
-          <w:iCs/>
-        </w:rPr>
-        <w:t>Tecnologías para arquitecturas basadas en microservicios: Patrones y soluciones para aplicaciones desplegadas en contenedores</w:t>
-      </w:r>
-      <w:r>
-        <w:t>. José Manuel Ortega, 2020.</w:t>
-      </w:r>
-    </w:p>
-    <w:p>
-      <w:pPr>
-        <w:spacing w:after="235" w:line="360" w:lineRule="auto"/>
-        <w:ind w:left="0" w:firstLine="0"/>
-        <w:jc w:val="left"/>
-      </w:pPr>
-      <w:r>
-        <w:fldChar w:fldCharType="end"/>
-      </w:r>
-    </w:p>
-    <w:p>
-      <w:pPr>
-        <w:spacing w:after="307" w:line="259" w:lineRule="auto"/>
-        <w:ind w:left="0" w:firstLine="0"/>
-        <w:jc w:val="left"/>
-      </w:pPr>
-      <w:r>
-        <w:rPr>
-          <w:rFonts w:ascii="Times New Roman" w:eastAsia="Times New Roman" w:hAnsi="Times New Roman" w:cs="Times New Roman"/>
-          <w:sz w:val="24"/>
-        </w:rPr>
-        <w:t xml:space="preserve"> </w:t>
-      </w:r>
-    </w:p>
-    <w:p>
-      <w:pPr>
-        <w:spacing w:after="0" w:line="259" w:lineRule="auto"/>
-        <w:ind w:left="0" w:firstLine="0"/>
-        <w:jc w:val="left"/>
-      </w:pPr>
-      <w:r>
-        <w:rPr>
-          <w:b/>
-          <w:sz w:val="32"/>
-        </w:rPr>
-        <w:t xml:space="preserve"> </w:t>
-      </w:r>
-      <w:r>
-        <w:rPr>
-          <w:b/>
-          <w:sz w:val="32"/>
-        </w:rPr>
-        <w:tab/>
-        <w:t xml:space="preserve"> </w:t>
-      </w:r>
-      <w:r>
-        <w:br w:type="page"/>
-      </w:r>
-    </w:p>
-    <w:p>
-      <w:pPr>
-        <w:pStyle w:val="Ttulo1"/>
-      </w:pPr>
-      <w:bookmarkStart w:id="148" w:name="_Toc196374754"/>
-      <w:r>
-        <w:lastRenderedPageBreak/>
-        <w:t>GLOSARIO DE TÉRMINOS</w:t>
-      </w:r>
-      <w:bookmarkEnd w:id="148"/>
-      <w:r>
-        <w:t xml:space="preserve"> </w:t>
-      </w:r>
-    </w:p>
-    <w:p>
-      <w:pPr>
-        <w:ind w:left="21"/>
-      </w:pPr>
-      <w:r>
-        <w:t xml:space="preserve">Se utiliza cuando durante el desarrollo se han utilizado palabras, conceptos, siglas, etc., que no expresan una idea clara, precisa y concisa, o que puedan tener múltiples interpretaciones. En el </w:t>
-      </w:r>
-      <w:r>
-        <w:rPr>
-          <w:b/>
-        </w:rPr>
-        <w:t>glosario de términos y siglas</w:t>
-      </w:r>
-      <w:r>
-        <w:t xml:space="preserve"> se incluye una explicación de determinados términos y siglas utilizados en el texto para facilitar su comprensión. Generalmente se incluyen los términos que tienen menor difusión en un campo profesional, los de otro campo profesional, o aquellos términos conocidos, pero que se usan con un significado diferente en el texto. La estructura y organización del glosario es similar a la de un diccionario. Se anexa después de la Bibliografía y antes de los anexos, y se escribe en orden alfabético, Se recomienda no abusar de los anglicismos y si se utilizan deben escribirse en itálicas </w:t>
-      </w:r>
-    </w:p>
-    <w:p>
-      <w:pPr>
-        <w:ind w:left="21"/>
-      </w:pPr>
-      <w:r>
-        <w:t xml:space="preserve">Cuando aparece una sigla por primera vez, ella se escribe normalmente y entre paréntesis se pone el significado de sus términos en el idioma original y a su vez se pone en el Glosario de términos, cuando aparece nuevamente no es necesario poner entre paréntesis el significado de la sigla.  </w:t>
-      </w:r>
-    </w:p>
-    <w:p>
-      <w:pPr>
-        <w:spacing w:line="259" w:lineRule="auto"/>
-        <w:ind w:left="21"/>
-      </w:pPr>
-      <w:r>
-        <w:t>.</w:t>
-      </w:r>
-    </w:p>
-    <w:p>
-      <w:pPr>
+          <w:szCs w:val="24"/>
+          <w:lang w:val="es-ES" w:eastAsia="es-ES"/>
+        </w:rPr>
+        <w:t>C = E(Total) * K * THP</w:t>
+      </w:r>
+    </w:p>
+    <w:p>
+      <w:pPr>
+        <w:rPr>
+          <w:lang w:val="es-ES"/>
+        </w:rPr>
         <w:sectPr>
-          <w:headerReference w:type="even" r:id="rId74"/>
-          <w:headerReference w:type="default" r:id="rId75"/>
-          <w:footerReference w:type="even" r:id="rId76"/>
-          <w:footerReference w:type="default" r:id="rId77"/>
-          <w:headerReference w:type="first" r:id="rId78"/>
-          <w:footerReference w:type="first" r:id="rId79"/>
+          <w:headerReference w:type="default" r:id="rId86"/>
+          <w:headerReference w:type="first" r:id="rId87"/>
           <w:pgSz w:w="12240" w:h="15840"/>
           <w:pgMar w:top="725" w:right="1126" w:bottom="2517" w:left="1702" w:header="725" w:footer="981" w:gutter="0"/>
           <w:cols w:space="720"/>
           <w:titlePg/>
+          <w:docGrid w:linePitch="299"/>
         </w:sectPr>
       </w:pPr>
-    </w:p>
-    <w:p>
-      <w:pPr>
-        <w:spacing w:after="520" w:line="332" w:lineRule="auto"/>
-        <w:ind w:right="364"/>
-        <w:jc w:val="center"/>
-      </w:pPr>
-      <w:r>
-        <w:rPr>
-          <w:i/>
-          <w:sz w:val="20"/>
-        </w:rPr>
-        <w:lastRenderedPageBreak/>
-        <w:t xml:space="preserve">Anexos </w:t>
-      </w:r>
-    </w:p>
-    <w:p>
-      <w:pPr>
-        <w:spacing w:after="187" w:line="259" w:lineRule="auto"/>
-        <w:ind w:left="-5"/>
+      <w:r>
+        <w:rPr>
+          <w:lang w:val="es-ES"/>
+        </w:rPr>
+        <w:t>C= 1188 * 1.5 * [ 3 * (15000 / 176)] = 1188 * 1.5 * 255.66 = $ 455 5</w:t>
+      </w:r>
+    </w:p>
+    <w:p>
+      <w:pPr>
+        <w:ind w:left="0" w:firstLine="0"/>
+        <w:sectPr>
+          <w:pgSz w:w="12240" w:h="15840"/>
+          <w:pgMar w:top="726" w:right="1128" w:bottom="2517" w:left="1701" w:header="726" w:footer="981" w:gutter="0"/>
+          <w:cols w:space="720"/>
+          <w:titlePg/>
+          <w:docGrid w:linePitch="299"/>
+        </w:sectPr>
+      </w:pPr>
+    </w:p>
+    <w:p>
+      <w:pPr>
+        <w:pStyle w:val="Bibliografa"/>
+        <w:ind w:left="0" w:firstLine="0"/>
+      </w:pPr>
+    </w:p>
+    <w:p>
+      <w:pPr>
+        <w:spacing w:after="160" w:line="259" w:lineRule="auto"/>
+        <w:ind w:left="0" w:firstLine="0"/>
         <w:jc w:val="left"/>
-      </w:pPr>
-      <w:r>
+        <w:rPr>
+          <w:b/>
+          <w:sz w:val="28"/>
+        </w:rPr>
+      </w:pPr>
+      <w:r>
+        <w:fldChar w:fldCharType="end"/>
+      </w:r>
+      <w:bookmarkStart w:id="149" w:name="_ANEXOS"/>
+      <w:bookmarkEnd w:id="149"/>
+      <w:r>
+        <w:rPr>
+          <w:b/>
+          <w:bCs/>
+          <w:color w:val="auto"/>
+        </w:rPr>
+        <w:t xml:space="preserve"> </w:t>
+      </w:r>
+    </w:p>
+    <w:p>
+      <w:pPr>
+        <w:spacing w:after="160" w:line="259" w:lineRule="auto"/>
+        <w:ind w:left="0" w:firstLine="0"/>
+        <w:jc w:val="left"/>
+      </w:pPr>
+    </w:p>
+    <w:p>
+      <w:pPr>
+        <w:spacing w:after="0" w:line="259" w:lineRule="auto"/>
+        <w:ind w:left="0" w:firstLine="0"/>
+        <w:jc w:val="left"/>
+      </w:pPr>
+      <w:r>
+        <w:t xml:space="preserve"> </w:t>
+      </w:r>
+    </w:p>
+    <w:p>
+      <w:pPr>
+        <w:spacing w:after="160" w:line="259" w:lineRule="auto"/>
+        <w:ind w:left="0" w:firstLine="0"/>
+        <w:jc w:val="left"/>
         <w:rPr>
           <w:b/>
           <w:sz w:val="32"/>
         </w:rPr>
-        <w:t xml:space="preserve">ANEXOS </w:t>
-      </w:r>
-    </w:p>
-    <w:p>
-      <w:pPr>
-        <w:ind w:left="21"/>
-      </w:pPr>
-      <w:r>
-        <w:t xml:space="preserve">El contenido complementario de un documento científico-técnico se estructura en forma de anexos. Como su nombre lo indica, los anexos se utilizan para incluir toda aquella información que se considere importante para la comprensión del trabajo, pero no imprescindible (por eso se dice que es de carácter complementario). Se colocan al final del trabajo y no se numeran como capítulos. En los anexos se suele incluir: modelos de cuestionarios y entrevistas, tablas de datos colectados, esquemas, figuras, etc. Se puede utilizar la cantidad de anexos que estime conveniente el autor. A todos los anexos se debe hacer referencia en el lugar del documento que estime conveniente su autor y en el contenido o cuerpo de la obra y deben aparecer en el mismo orden en que han sido citados. </w:t>
-      </w:r>
-    </w:p>
-    <w:p>
-      <w:pPr>
-        <w:spacing w:after="223" w:line="259" w:lineRule="auto"/>
-        <w:ind w:left="21"/>
-      </w:pPr>
-      <w:r>
-        <w:t xml:space="preserve">Es opcional su uso </w:t>
-      </w:r>
-    </w:p>
-    <w:p>
-      <w:pPr>
-        <w:spacing w:after="0" w:line="481" w:lineRule="auto"/>
-        <w:ind w:left="21" w:right="4626"/>
       </w:pPr>
       <w:r>
         <w:rPr>
           <w:b/>
-        </w:rPr>
-        <w:t>Anexo I</w:t>
-      </w:r>
-      <w:r>
-        <w:t xml:space="preserve"> </w:t>
-      </w:r>
-      <w:r>
-        <w:tab/>
-        <w:t xml:space="preserve">Inserte título del primer anexo Inserte aquí el primer anexo. </w:t>
-      </w:r>
-    </w:p>
-    <w:p>
-      <w:pPr>
-        <w:tabs>
-          <w:tab w:val="center" w:pos="2701"/>
-        </w:tabs>
-        <w:spacing w:after="235" w:line="259" w:lineRule="auto"/>
+          <w:sz w:val="32"/>
+        </w:rPr>
+        <w:br w:type="page"/>
+      </w:r>
+    </w:p>
+    <w:p>
+      <w:pPr>
+        <w:spacing w:after="307" w:line="259" w:lineRule="auto"/>
         <w:ind w:left="0" w:firstLine="0"/>
         <w:jc w:val="left"/>
       </w:pPr>
-      <w:r>
-        <w:rPr>
-          <w:b/>
-        </w:rPr>
-        <w:t>Anexo II</w:t>
-      </w:r>
-      <w:r>
-        <w:t xml:space="preserve"> </w:t>
-      </w:r>
-      <w:r>
-        <w:tab/>
-        <w:t xml:space="preserve">Inserte título del segundo anexo </w:t>
-      </w:r>
+    </w:p>
+    <w:p>
+      <w:pPr>
+        <w:spacing w:line="259" w:lineRule="auto"/>
+        <w:sectPr>
+          <w:pgSz w:w="12240" w:h="15840"/>
+          <w:pgMar w:top="725" w:right="1126" w:bottom="2517" w:left="1702" w:header="725" w:footer="981" w:gutter="0"/>
+          <w:cols w:space="720"/>
+          <w:titlePg/>
+          <w:docGrid w:linePitch="299"/>
+        </w:sectPr>
+      </w:pPr>
+    </w:p>
+    <w:p>
+      <w:pPr>
+        <w:tabs>
+          <w:tab w:val="left" w:pos="1944"/>
+        </w:tabs>
+        <w:ind w:left="0" w:firstLine="0"/>
+        <w:sectPr>
+          <w:headerReference w:type="default" r:id="rId88"/>
+          <w:headerReference w:type="first" r:id="rId89"/>
+          <w:pgSz w:w="12240" w:h="15840"/>
+          <w:pgMar w:top="725" w:right="1126" w:bottom="2517" w:left="1702" w:header="725" w:footer="981" w:gutter="0"/>
+          <w:cols w:space="720"/>
+          <w:titlePg/>
+          <w:docGrid w:linePitch="299"/>
+        </w:sectPr>
+      </w:pPr>
     </w:p>
     <w:p>
       <w:pPr>
         <w:spacing w:after="228" w:line="259" w:lineRule="auto"/>
-        <w:ind w:left="21"/>
-      </w:pPr>
-      <w:r>
-        <w:t xml:space="preserve">Puede añadir tantos anexos como le sean necesarios. </w:t>
-      </w:r>
-    </w:p>
-    <w:p>
-      <w:pPr>
-        <w:spacing w:after="225" w:line="259" w:lineRule="auto"/>
         <w:ind w:left="0" w:firstLine="0"/>
-        <w:jc w:val="left"/>
-      </w:pPr>
-      <w:r>
-        <w:t xml:space="preserve"> </w:t>
-      </w:r>
-    </w:p>
-    <w:p>
-      <w:pPr>
-        <w:spacing w:after="5148" w:line="259" w:lineRule="auto"/>
-        <w:ind w:left="0" w:firstLine="0"/>
-        <w:jc w:val="left"/>
-      </w:pPr>
-      <w:r>
-        <w:t xml:space="preserve"> </w:t>
-      </w:r>
-    </w:p>
-    <w:p>
-      <w:pPr>
-        <w:spacing w:after="234" w:line="259" w:lineRule="auto"/>
-        <w:ind w:right="49"/>
-        <w:jc w:val="right"/>
-      </w:pPr>
-      <w:r>
-        <w:rPr>
-          <w:rFonts w:ascii="Times New Roman" w:eastAsia="Times New Roman" w:hAnsi="Times New Roman" w:cs="Times New Roman"/>
-          <w:sz w:val="24"/>
-        </w:rPr>
-        <w:lastRenderedPageBreak/>
-        <w:t>i</w:t>
-      </w:r>
+      </w:pPr>
     </w:p>
     <w:sectPr>
-      <w:headerReference w:type="even" r:id="rId80"/>
-      <w:headerReference w:type="default" r:id="rId81"/>
-      <w:footerReference w:type="even" r:id="rId82"/>
-      <w:footerReference w:type="default" r:id="rId83"/>
-      <w:headerReference w:type="first" r:id="rId84"/>
-      <w:footerReference w:type="first" r:id="rId85"/>
+      <w:headerReference w:type="even" r:id="rId90"/>
+      <w:headerReference w:type="default" r:id="rId91"/>
+      <w:footerReference w:type="even" r:id="rId92"/>
+      <w:footerReference w:type="default" r:id="rId93"/>
+      <w:headerReference w:type="first" r:id="rId94"/>
+      <w:footerReference w:type="first" r:id="rId95"/>
       <w:pgSz w:w="12240" w:h="15840"/>
       <w:pgMar w:top="1440" w:right="1129" w:bottom="1440" w:left="1702" w:header="970" w:footer="720" w:gutter="0"/>
       <w:cols w:space="720"/>
@@ -30621,7 +30970,15 @@
         <w:pStyle w:val="Textocomentario"/>
       </w:pPr>
       <w:r>
-        <w:t>En resumen debe tener claro el lector que es lo que se va a diseñar y porque de conjunto con los criterios de esa selección.</w:t>
+        <w:t xml:space="preserve">En </w:t>
+      </w:r>
+      <w:proofErr w:type="gramStart"/>
+      <w:r>
+        <w:t>resumen</w:t>
+      </w:r>
+      <w:proofErr w:type="gramEnd"/>
+      <w:r>
+        <w:t xml:space="preserve"> debe tener claro el lector que es lo que se va a diseñar y porque de conjunto con los criterios de esa selección.</w:t>
       </w:r>
     </w:p>
   </w:comment>
@@ -30637,7 +30994,15 @@
         <w:annotationRef/>
       </w:r>
       <w:r>
-        <w:t xml:space="preserve">Se cambio Usuario por Trabajador.. Usuarios son todos </w:t>
+        <w:t xml:space="preserve">Se cambio Usuario por </w:t>
+      </w:r>
+      <w:proofErr w:type="gramStart"/>
+      <w:r>
+        <w:t>Trabajador..</w:t>
+      </w:r>
+      <w:proofErr w:type="gramEnd"/>
+      <w:r>
+        <w:t xml:space="preserve"> Usuarios son todos </w:t>
       </w:r>
     </w:p>
   </w:comment>
@@ -30656,12 +31021,22 @@
         <w:t xml:space="preserve">Revisar las Historias de Usuario de Gestionar </w:t>
       </w:r>
       <w:proofErr w:type="spellStart"/>
+      <w:proofErr w:type="gramStart"/>
       <w:r>
         <w:t>Trazas,Busqueda</w:t>
       </w:r>
       <w:proofErr w:type="spellEnd"/>
-      <w:r>
-        <w:t xml:space="preserve"> Avanzada y reportes. La duda es que si la búsqueda avanzada  y reportes eran la misma funcionalidad. </w:t>
+      <w:proofErr w:type="gramEnd"/>
+      <w:r>
+        <w:t xml:space="preserve"> Avanzada y reportes. La duda es que si la búsqueda </w:t>
+      </w:r>
+      <w:proofErr w:type="gramStart"/>
+      <w:r>
+        <w:t>avanzada  y</w:t>
+      </w:r>
+      <w:proofErr w:type="gramEnd"/>
+      <w:r>
+        <w:t xml:space="preserve"> reportes eran la misma funcionalidad. </w:t>
       </w:r>
     </w:p>
   </w:comment>
@@ -30839,7 +31214,15 @@
         <w:annotationRef/>
       </w:r>
       <w:r>
-        <w:t xml:space="preserve">Debes comentar como se garantiza la normalización de tu diagrama y porque la sencillez, en resumen un texto mayor en el resto del documento. Teniendo en cuenta que usas MongoDB puedes explicar </w:t>
+        <w:t xml:space="preserve">Debes comentar como se garantiza la normalización de tu diagrama y porque la sencillez, en </w:t>
+      </w:r>
+      <w:proofErr w:type="gramStart"/>
+      <w:r>
+        <w:t>resumen</w:t>
+      </w:r>
+      <w:proofErr w:type="gramEnd"/>
+      <w:r>
+        <w:t xml:space="preserve"> un texto mayor en el resto del documento. Teniendo en cuenta que usas MongoDB puedes explicar </w:t>
       </w:r>
       <w:proofErr w:type="spellStart"/>
       <w:r>
@@ -30928,7 +31311,7 @@
       </w:pPr>
     </w:p>
   </w:comment>
-  <w:comment w:id="125" w:author="Dionis" w:date="2024-12-10T06:42:00Z" w:initials="D">
+  <w:comment w:id="126" w:author="Dionis" w:date="2024-12-10T06:42:00Z" w:initials="D">
     <w:p>
       <w:pPr>
         <w:pStyle w:val="Textocomentario"/>
@@ -30949,22 +31332,6 @@
       <w:proofErr w:type="spellEnd"/>
       <w:r>
         <w:t xml:space="preserve"> 3</w:t>
-      </w:r>
-    </w:p>
-  </w:comment>
-  <w:comment w:id="129" w:author="Dionis Lopez" w:date="2025-06-02T12:45:00Z" w:initials="DL">
-    <w:p>
-      <w:pPr>
-        <w:pStyle w:val="Textocomentario"/>
-      </w:pPr>
-      <w:r>
-        <w:rPr>
-          <w:rStyle w:val="Refdecomentario"/>
-        </w:rPr>
-        <w:annotationRef/>
-      </w:r>
-      <w:r>
-        <w:t>Faltan Interfaces del sistema que puedes mezclar con partes de código para que quede la relación de como se hizo – como se ve</w:t>
       </w:r>
     </w:p>
   </w:comment>
@@ -30980,6 +31347,22 @@
         <w:annotationRef/>
       </w:r>
       <w:r>
+        <w:t>Faltan Interfaces del sistema que puedes mezclar con partes de código para que quede la relación de como se hizo – como se ve</w:t>
+      </w:r>
+    </w:p>
+  </w:comment>
+  <w:comment w:id="131" w:author="Dionis Lopez" w:date="2025-06-02T12:45:00Z" w:initials="DL">
+    <w:p>
+      <w:pPr>
+        <w:pStyle w:val="Textocomentario"/>
+      </w:pPr>
+      <w:r>
+        <w:rPr>
+          <w:rStyle w:val="Refdecomentario"/>
+        </w:rPr>
+        <w:annotationRef/>
+      </w:r>
+      <w:r>
         <w:t xml:space="preserve">Agrega un </w:t>
       </w:r>
       <w:proofErr w:type="spellStart"/>
@@ -30992,7 +31375,7 @@
       </w:r>
     </w:p>
   </w:comment>
-  <w:comment w:id="139" w:author="Dionis Lopez" w:date="2025-06-02T12:44:00Z" w:initials="DL">
+  <w:comment w:id="139" w:author="Dionis Lopez" w:date="2025-06-02T12:46:00Z" w:initials="DL">
     <w:p>
       <w:pPr>
         <w:pStyle w:val="Textocomentario"/>
@@ -31004,6 +31387,27 @@
         <w:annotationRef/>
       </w:r>
       <w:r>
+        <w:t xml:space="preserve">Poner las conclusiones de la parte que has </w:t>
+      </w:r>
+      <w:proofErr w:type="spellStart"/>
+      <w:r>
+        <w:t>hechoooo</w:t>
+      </w:r>
+      <w:proofErr w:type="spellEnd"/>
+    </w:p>
+  </w:comment>
+  <w:comment w:id="142" w:author="Dionis Lopez" w:date="2025-06-02T12:44:00Z" w:initials="DL">
+    <w:p>
+      <w:pPr>
+        <w:pStyle w:val="Textocomentario"/>
+      </w:pPr>
+      <w:r>
+        <w:rPr>
+          <w:rStyle w:val="Refdecomentario"/>
+        </w:rPr>
+        <w:annotationRef/>
+      </w:r>
+      <w:r>
         <w:t xml:space="preserve">El conjunto de </w:t>
       </w:r>
       <w:proofErr w:type="spellStart"/>
@@ -31022,27 +31426,6 @@
       <w:r>
         <w:t xml:space="preserve"> a los anexos y deja la información principal en esta parte</w:t>
       </w:r>
-    </w:p>
-  </w:comment>
-  <w:comment w:id="146" w:author="Dionis Lopez" w:date="2025-06-02T12:46:00Z" w:initials="DL">
-    <w:p>
-      <w:pPr>
-        <w:pStyle w:val="Textocomentario"/>
-      </w:pPr>
-      <w:r>
-        <w:rPr>
-          <w:rStyle w:val="Refdecomentario"/>
-        </w:rPr>
-        <w:annotationRef/>
-      </w:r>
-      <w:r>
-        <w:t xml:space="preserve">Poner las conclusiones de la parte que has </w:t>
-      </w:r>
-      <w:proofErr w:type="spellStart"/>
-      <w:r>
-        <w:t>hechoooo</w:t>
-      </w:r>
-      <w:proofErr w:type="spellEnd"/>
     </w:p>
   </w:comment>
 </w:comments>
@@ -31077,8 +31460,8 @@
   <w15:commentEx w15:paraId="6F76587F" w15:done="0"/>
   <w15:commentEx w15:paraId="3A17AF58" w15:done="0"/>
   <w15:commentEx w15:paraId="570871A6" w15:done="0"/>
-  <w15:commentEx w15:paraId="3C7E822B" w15:done="0"/>
   <w15:commentEx w15:paraId="6DB88DF9" w15:done="0"/>
+  <w15:commentEx w15:paraId="2E29DE21" w15:done="0"/>
 </w15:commentsEx>
 </file>
 
@@ -31111,8 +31494,8 @@
   <w16cex:commentExtensible w16cex:durableId="2BB47189" w16cex:dateUtc="2025-04-24T12:15:00Z"/>
   <w16cex:commentExtensible w16cex:durableId="1084C2FE" w16cex:dateUtc="2025-06-02T16:45:00Z"/>
   <w16cex:commentExtensible w16cex:durableId="365C0083" w16cex:dateUtc="2025-06-02T16:45:00Z"/>
+  <w16cex:commentExtensible w16cex:durableId="1C362B1E" w16cex:dateUtc="2025-06-02T16:46:00Z"/>
   <w16cex:commentExtensible w16cex:durableId="4E1982EF" w16cex:dateUtc="2025-06-02T16:44:00Z"/>
-  <w16cex:commentExtensible w16cex:durableId="1C362B1E" w16cex:dateUtc="2025-06-02T16:46:00Z"/>
 </w16cex:commentsExtensible>
 </file>
 
@@ -31145,8 +31528,8 @@
   <w16cid:commentId w16cid:paraId="6F76587F" w16cid:durableId="2BB47189"/>
   <w16cid:commentId w16cid:paraId="3A17AF58" w16cid:durableId="1084C2FE"/>
   <w16cid:commentId w16cid:paraId="570871A6" w16cid:durableId="365C0083"/>
-  <w16cid:commentId w16cid:paraId="3C7E822B" w16cid:durableId="4E1982EF"/>
   <w16cid:commentId w16cid:paraId="6DB88DF9" w16cid:durableId="1C362B1E"/>
+  <w16cid:commentId w16cid:paraId="2E29DE21" w16cid:durableId="4E1982EF"/>
 </w16cid:commentsIds>
 </file>
 
@@ -32227,7 +32610,7 @@
       <mc:AlternateContent>
         <mc:Choice Requires="wpg">
           <w:drawing>
-            <wp:anchor distT="0" distB="0" distL="114300" distR="114300" simplePos="0" relativeHeight="251663360" behindDoc="0" locked="0" layoutInCell="1" allowOverlap="1" wp14:anchorId="3EDFA5FE" wp14:editId="24EFE023">
+            <wp:anchor distT="0" distB="0" distL="114300" distR="114300" simplePos="0" relativeHeight="251649536" behindDoc="0" locked="0" layoutInCell="1" allowOverlap="1" wp14:anchorId="3EDFA5FE" wp14:editId="24EFE023">
               <wp:simplePos x="0" y="0"/>
               <wp:positionH relativeFrom="page">
                 <wp:posOffset>1062533</wp:posOffset>
@@ -32377,7 +32760,7 @@
       <mc:AlternateContent>
         <mc:Choice Requires="wpg">
           <w:drawing>
-            <wp:anchor distT="0" distB="0" distL="114300" distR="114300" simplePos="0" relativeHeight="251664384" behindDoc="0" locked="0" layoutInCell="1" allowOverlap="1" wp14:anchorId="2176678C" wp14:editId="566F2E9D">
+            <wp:anchor distT="0" distB="0" distL="114300" distR="114300" simplePos="0" relativeHeight="251650560" behindDoc="0" locked="0" layoutInCell="1" allowOverlap="1" wp14:anchorId="2176678C" wp14:editId="566F2E9D">
               <wp:simplePos x="0" y="0"/>
               <wp:positionH relativeFrom="page">
                 <wp:posOffset>1062533</wp:posOffset>
@@ -32527,7 +32910,7 @@
       <mc:AlternateContent>
         <mc:Choice Requires="wpg">
           <w:drawing>
-            <wp:anchor distT="0" distB="0" distL="114300" distR="114300" simplePos="0" relativeHeight="251665408" behindDoc="0" locked="0" layoutInCell="1" allowOverlap="1" wp14:anchorId="025C2531" wp14:editId="240B6859">
+            <wp:anchor distT="0" distB="0" distL="114300" distR="114300" simplePos="0" relativeHeight="251651584" behindDoc="0" locked="0" layoutInCell="1" allowOverlap="1" wp14:anchorId="025C2531" wp14:editId="240B6859">
               <wp:simplePos x="0" y="0"/>
               <wp:positionH relativeFrom="page">
                 <wp:posOffset>1062533</wp:posOffset>
@@ -32673,7 +33056,7 @@
       <mc:AlternateContent>
         <mc:Choice Requires="wpg">
           <w:drawing>
-            <wp:anchor distT="0" distB="0" distL="114300" distR="114300" simplePos="0" relativeHeight="251666432" behindDoc="0" locked="0" layoutInCell="1" allowOverlap="1" wp14:anchorId="64AEE3DE" wp14:editId="24689BB5">
+            <wp:anchor distT="0" distB="0" distL="114300" distR="114300" simplePos="0" relativeHeight="251657728" behindDoc="0" locked="0" layoutInCell="1" allowOverlap="1" wp14:anchorId="14F42A6E" wp14:editId="760C8238">
               <wp:simplePos x="0" y="0"/>
               <wp:positionH relativeFrom="page">
                 <wp:posOffset>1062533</wp:posOffset>
@@ -32684,7 +33067,7 @@
               <wp:extent cx="6010022" cy="6096"/>
               <wp:effectExtent l="0" t="0" r="0" b="0"/>
               <wp:wrapSquare wrapText="bothSides"/>
-              <wp:docPr id="22072" name="Group 22072"/>
+              <wp:docPr id="1202826332" name="Group 22048"/>
               <wp:cNvGraphicFramePr/>
               <a:graphic xmlns:a="http://schemas.openxmlformats.org/drawingml/2006/main">
                 <a:graphicData uri="http://schemas.microsoft.com/office/word/2010/wordprocessingGroup">
@@ -32699,7 +33082,7 @@
                       </a:xfrm>
                     </wpg:grpSpPr>
                     <wps:wsp>
-                      <wps:cNvPr id="23011" name="Shape 23011"/>
+                      <wps:cNvPr id="224535590" name="Shape 23009"/>
                       <wps:cNvSpPr/>
                       <wps:spPr>
                         <a:xfrm>
@@ -32760,8 +33143,8 @@
         </mc:Choice>
         <mc:Fallback>
           <w:pict>
-            <v:group w14:anchorId="3B8E7372" id="Group 22072" o:spid="_x0000_s1026" style="position:absolute;margin-left:83.65pt;margin-top:48.5pt;width:473.25pt;height:.5pt;z-index:251666432;mso-position-horizontal-relative:page;mso-position-vertical-relative:page" coordsize="60100,60" o:gfxdata="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">
-              <v:shape id="Shape 23011" o:spid="_x0000_s1027" style="position:absolute;width:60100;height:91;visibility:visible;mso-wrap-style:square;v-text-anchor:top" coordsize="6010022,9144" o:gfxdata="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" path="m,l6010022,r,9144l,9144,,e" fillcolor="black" stroked="f" strokeweight="0">
+            <v:group w14:anchorId="0267A7A2" id="Group 22048" o:spid="_x0000_s1026" style="position:absolute;margin-left:83.65pt;margin-top:48.5pt;width:473.25pt;height:.5pt;z-index:251698176;mso-position-horizontal-relative:page;mso-position-vertical-relative:page" coordsize="60100,60" o:gfxdata="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">
+              <v:shape id="Shape 23009" o:spid="_x0000_s1027" style="position:absolute;width:60100;height:91;visibility:visible;mso-wrap-style:square;v-text-anchor:top" coordsize="6010022,9144" o:gfxdata="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" path="m,l6010022,r,9144l,9144,,e" fillcolor="black" stroked="f" strokeweight="0">
                 <v:stroke miterlimit="83231f" joinstyle="miter"/>
                 <v:path arrowok="t" textboxrect="0,0,6010022,9144"/>
               </v:shape>
@@ -32776,15 +33159,13 @@
         <w:i/>
         <w:sz w:val="20"/>
       </w:rPr>
-      <w:t xml:space="preserve">Capítulo 1. </w:t>
+      <w:t xml:space="preserve">Capítulo 1. Marco Teórico </w:t>
     </w:r>
-    <w:r>
-      <w:rPr>
-        <w:i/>
-        <w:sz w:val="20"/>
-      </w:rPr>
-      <w:t>Propuesta de Sistema</w:t>
-    </w:r>
+  </w:p>
+  <w:p>
+    <w:pPr>
+      <w:pStyle w:val="Encabezado"/>
+    </w:pPr>
   </w:p>
 </w:hdr>
 </file>
@@ -32805,7 +33186,7 @@
       <mc:AlternateContent>
         <mc:Choice Requires="wpg">
           <w:drawing>
-            <wp:anchor distT="0" distB="0" distL="114300" distR="114300" simplePos="0" relativeHeight="251667456" behindDoc="0" locked="0" layoutInCell="1" allowOverlap="1" wp14:anchorId="5C2A4359" wp14:editId="5C6689F1">
+            <wp:anchor distT="0" distB="0" distL="114300" distR="114300" simplePos="0" relativeHeight="251652608" behindDoc="0" locked="0" layoutInCell="1" allowOverlap="1" wp14:anchorId="5C2A4359" wp14:editId="5C6689F1">
               <wp:simplePos x="0" y="0"/>
               <wp:positionH relativeFrom="page">
                 <wp:posOffset>1062533</wp:posOffset>
@@ -32944,7 +33325,7 @@
       <mc:AlternateContent>
         <mc:Choice Requires="wpg">
           <w:drawing>
-            <wp:anchor distT="0" distB="0" distL="114300" distR="114300" simplePos="0" relativeHeight="251668480" behindDoc="0" locked="0" layoutInCell="1" allowOverlap="1" wp14:anchorId="64C6CFDF" wp14:editId="3A217860">
+            <wp:anchor distT="0" distB="0" distL="114300" distR="114300" simplePos="0" relativeHeight="251653632" behindDoc="0" locked="0" layoutInCell="1" allowOverlap="1" wp14:anchorId="64C6CFDF" wp14:editId="3A217860">
               <wp:simplePos x="0" y="0"/>
               <wp:positionH relativeFrom="page">
                 <wp:posOffset>1062533</wp:posOffset>
@@ -33069,7 +33450,7 @@
       <mc:AlternateContent>
         <mc:Choice Requires="wpg">
           <w:drawing>
-            <wp:anchor distT="0" distB="0" distL="114300" distR="114300" simplePos="0" relativeHeight="251692032" behindDoc="0" locked="0" layoutInCell="1" allowOverlap="1" wp14:anchorId="27683D37" wp14:editId="650128D7">
+            <wp:anchor distT="0" distB="0" distL="114300" distR="114300" simplePos="0" relativeHeight="251663872" behindDoc="0" locked="0" layoutInCell="1" allowOverlap="1" wp14:anchorId="2EAC63F5" wp14:editId="26838572">
               <wp:simplePos x="0" y="0"/>
               <wp:positionH relativeFrom="page">
                 <wp:posOffset>1062533</wp:posOffset>
@@ -33080,7 +33461,7 @@
               <wp:extent cx="5781422" cy="6096"/>
               <wp:effectExtent l="0" t="0" r="0" b="0"/>
               <wp:wrapSquare wrapText="bothSides"/>
-              <wp:docPr id="1093680076" name="Group 22115"/>
+              <wp:docPr id="1358228145" name="Group 22115"/>
               <wp:cNvGraphicFramePr/>
               <a:graphic xmlns:a="http://schemas.openxmlformats.org/drawingml/2006/main">
                 <a:graphicData uri="http://schemas.microsoft.com/office/word/2010/wordprocessingGroup">
@@ -33095,7 +33476,7 @@
                       </a:xfrm>
                     </wpg:grpSpPr>
                     <wps:wsp>
-                      <wps:cNvPr id="1642865733" name="Shape 23015"/>
+                      <wps:cNvPr id="965244278" name="Shape 23015"/>
                       <wps:cNvSpPr/>
                       <wps:spPr>
                         <a:xfrm>
@@ -33156,8 +33537,8 @@
         </mc:Choice>
         <mc:Fallback>
           <w:pict>
-            <v:group w14:anchorId="1812B71A" id="Group 22115" o:spid="_x0000_s1026" style="position:absolute;margin-left:83.65pt;margin-top:48.5pt;width:455.25pt;height:.5pt;z-index:251692032;mso-position-horizontal-relative:page;mso-position-vertical-relative:page" coordsize="57814,60" o:gfxdata="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">
-              <v:shape id="Shape 23015" o:spid="_x0000_s1027" style="position:absolute;width:57814;height:91;visibility:visible;mso-wrap-style:square;v-text-anchor:top" coordsize="5781422,9144" o:gfxdata="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" path="m,l5781422,r,9144l,9144,,e" fillcolor="black" stroked="f" strokeweight="0">
+            <v:group w14:anchorId="6BF9D3B4" id="Group 22115" o:spid="_x0000_s1026" style="position:absolute;margin-left:83.65pt;margin-top:48.5pt;width:455.25pt;height:.5pt;z-index:251739136;mso-position-horizontal-relative:page;mso-position-vertical-relative:page" coordsize="57814,60" o:gfxdata="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">
+              <v:shape id="Shape 23015" o:spid="_x0000_s1027" style="position:absolute;width:57814;height:91;visibility:visible;mso-wrap-style:square;v-text-anchor:top" coordsize="5781422,9144" o:gfxdata="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" path="m,l5781422,r,9144l,9144,,e" fillcolor="black" stroked="f" strokeweight="0">
                 <v:stroke miterlimit="83231f" joinstyle="miter"/>
                 <v:path arrowok="t" textboxrect="0,0,5781422,9144"/>
               </v:shape>
@@ -33172,7 +33553,7 @@
         <w:i/>
         <w:sz w:val="20"/>
       </w:rPr>
-      <w:t>Capítulo 2. Propuesta de Sistema</w:t>
+      <w:t>Referencias Bibliográficas</w:t>
     </w:r>
   </w:p>
   <w:p>
@@ -33199,7 +33580,7 @@
       <mc:AlternateContent>
         <mc:Choice Requires="wpg">
           <w:drawing>
-            <wp:anchor distT="0" distB="0" distL="114300" distR="114300" simplePos="0" relativeHeight="251689984" behindDoc="0" locked="0" layoutInCell="1" allowOverlap="1" wp14:anchorId="3D22D651" wp14:editId="7C84B977">
+            <wp:anchor distT="0" distB="0" distL="114300" distR="114300" simplePos="0" relativeHeight="251662848" behindDoc="0" locked="0" layoutInCell="1" allowOverlap="1" wp14:anchorId="2542A7DE" wp14:editId="092EC7D8">
               <wp:simplePos x="0" y="0"/>
               <wp:positionH relativeFrom="page">
                 <wp:posOffset>1062533</wp:posOffset>
@@ -33210,7 +33591,7 @@
               <wp:extent cx="5781422" cy="6096"/>
               <wp:effectExtent l="0" t="0" r="0" b="0"/>
               <wp:wrapSquare wrapText="bothSides"/>
-              <wp:docPr id="754710422" name="Group 22115"/>
+              <wp:docPr id="1030778587" name="Group 22115"/>
               <wp:cNvGraphicFramePr/>
               <a:graphic xmlns:a="http://schemas.openxmlformats.org/drawingml/2006/main">
                 <a:graphicData uri="http://schemas.microsoft.com/office/word/2010/wordprocessingGroup">
@@ -33225,7 +33606,7 @@
                       </a:xfrm>
                     </wpg:grpSpPr>
                     <wps:wsp>
-                      <wps:cNvPr id="1516354359" name="Shape 23015"/>
+                      <wps:cNvPr id="298232254" name="Shape 23015"/>
                       <wps:cNvSpPr/>
                       <wps:spPr>
                         <a:xfrm>
@@ -33286,8 +33667,8 @@
         </mc:Choice>
         <mc:Fallback>
           <w:pict>
-            <v:group w14:anchorId="3BD532BA" id="Group 22115" o:spid="_x0000_s1026" style="position:absolute;margin-left:83.65pt;margin-top:48.5pt;width:455.25pt;height:.5pt;z-index:251689984;mso-position-horizontal-relative:page;mso-position-vertical-relative:page" coordsize="57814,60" o:gfxdata="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">
-              <v:shape id="Shape 23015" o:spid="_x0000_s1027" style="position:absolute;width:57814;height:91;visibility:visible;mso-wrap-style:square;v-text-anchor:top" coordsize="5781422,9144" o:gfxdata="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" path="m,l5781422,r,9144l,9144,,e" fillcolor="black" stroked="f" strokeweight="0">
+            <v:group w14:anchorId="65905D87" id="Group 22115" o:spid="_x0000_s1026" style="position:absolute;margin-left:83.65pt;margin-top:48.5pt;width:455.25pt;height:.5pt;z-index:251737088;mso-position-horizontal-relative:page;mso-position-vertical-relative:page" coordsize="57814,60" o:gfxdata="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">
+              <v:shape id="Shape 23015" o:spid="_x0000_s1027" style="position:absolute;width:57814;height:91;visibility:visible;mso-wrap-style:square;v-text-anchor:top" coordsize="5781422,9144" o:gfxdata="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" path="m,l5781422,r,9144l,9144,,e" fillcolor="black" stroked="f" strokeweight="0">
                 <v:stroke miterlimit="83231f" joinstyle="miter"/>
                 <v:path arrowok="t" textboxrect="0,0,5781422,9144"/>
               </v:shape>
@@ -33302,7 +33683,7 @@
         <w:i/>
         <w:sz w:val="20"/>
       </w:rPr>
-      <w:t>Capítulo 2. Propuesta de Sistema</w:t>
+      <w:t>Propuesta de Sistema</w:t>
     </w:r>
   </w:p>
   <w:p>
@@ -33329,7 +33710,7 @@
       <mc:AlternateContent>
         <mc:Choice Requires="wpg">
           <w:drawing>
-            <wp:anchor distT="0" distB="0" distL="114300" distR="114300" simplePos="0" relativeHeight="251679744" behindDoc="0" locked="0" layoutInCell="1" allowOverlap="1" wp14:anchorId="0D0B2E02" wp14:editId="00F0BAED">
+            <wp:anchor distT="0" distB="0" distL="114300" distR="114300" simplePos="0" relativeHeight="251656704" behindDoc="0" locked="0" layoutInCell="1" allowOverlap="1" wp14:anchorId="0D0B2E02" wp14:editId="00F0BAED">
               <wp:simplePos x="0" y="0"/>
               <wp:positionH relativeFrom="page">
                 <wp:posOffset>1062533</wp:posOffset>
@@ -33432,7 +33813,7 @@
         <w:i/>
         <w:sz w:val="20"/>
       </w:rPr>
-      <w:t>Capítulo 2. Propuesta de Sistema</w:t>
+      <w:t>Propuesta de Sistema</w:t>
     </w:r>
   </w:p>
 </w:hdr>
@@ -33443,6 +33824,1322 @@
   <w:p>
     <w:pPr>
       <w:spacing w:after="0" w:line="259" w:lineRule="auto"/>
+      <w:ind w:left="0" w:right="341" w:firstLine="0"/>
+      <w:jc w:val="center"/>
+    </w:pPr>
+    <w:r>
+      <w:rPr>
+        <w:rFonts w:ascii="Calibri" w:eastAsia="Calibri" w:hAnsi="Calibri" w:cs="Calibri"/>
+        <w:noProof/>
+      </w:rPr>
+      <mc:AlternateContent>
+        <mc:Choice Requires="wpg">
+          <w:drawing>
+            <wp:anchor distT="0" distB="0" distL="114300" distR="114300" simplePos="0" relativeHeight="251661824" behindDoc="0" locked="0" layoutInCell="1" allowOverlap="1" wp14:anchorId="79AB1382" wp14:editId="33186880">
+              <wp:simplePos x="0" y="0"/>
+              <wp:positionH relativeFrom="page">
+                <wp:posOffset>1062533</wp:posOffset>
+              </wp:positionH>
+              <wp:positionV relativeFrom="page">
+                <wp:posOffset>615697</wp:posOffset>
+              </wp:positionV>
+              <wp:extent cx="5781422" cy="6096"/>
+              <wp:effectExtent l="0" t="0" r="0" b="0"/>
+              <wp:wrapSquare wrapText="bothSides"/>
+              <wp:docPr id="1695517866" name="Group 22115"/>
+              <wp:cNvGraphicFramePr/>
+              <a:graphic xmlns:a="http://schemas.openxmlformats.org/drawingml/2006/main">
+                <a:graphicData uri="http://schemas.microsoft.com/office/word/2010/wordprocessingGroup">
+                  <wpg:wgp>
+                    <wpg:cNvGrpSpPr/>
+                    <wpg:grpSpPr>
+                      <a:xfrm>
+                        <a:off x="0" y="0"/>
+                        <a:ext cx="5781422" cy="6096"/>
+                        <a:chOff x="0" y="0"/>
+                        <a:chExt cx="5781422" cy="6096"/>
+                      </a:xfrm>
+                    </wpg:grpSpPr>
+                    <wps:wsp>
+                      <wps:cNvPr id="1677066097" name="Shape 23015"/>
+                      <wps:cNvSpPr/>
+                      <wps:spPr>
+                        <a:xfrm>
+                          <a:off x="0" y="0"/>
+                          <a:ext cx="5781422" cy="9144"/>
+                        </a:xfrm>
+                        <a:custGeom>
+                          <a:avLst/>
+                          <a:gdLst/>
+                          <a:ahLst/>
+                          <a:cxnLst/>
+                          <a:rect l="0" t="0" r="0" b="0"/>
+                          <a:pathLst>
+                            <a:path w="5781422" h="9144">
+                              <a:moveTo>
+                                <a:pt x="0" y="0"/>
+                              </a:moveTo>
+                              <a:lnTo>
+                                <a:pt x="5781422" y="0"/>
+                              </a:lnTo>
+                              <a:lnTo>
+                                <a:pt x="5781422" y="9144"/>
+                              </a:lnTo>
+                              <a:lnTo>
+                                <a:pt x="0" y="9144"/>
+                              </a:lnTo>
+                              <a:lnTo>
+                                <a:pt x="0" y="0"/>
+                              </a:lnTo>
+                            </a:path>
+                          </a:pathLst>
+                        </a:custGeom>
+                        <a:ln w="0" cap="flat">
+                          <a:miter lim="127000"/>
+                        </a:ln>
+                      </wps:spPr>
+                      <wps:style>
+                        <a:lnRef idx="0">
+                          <a:srgbClr val="000000">
+                            <a:alpha val="0"/>
+                          </a:srgbClr>
+                        </a:lnRef>
+                        <a:fillRef idx="1">
+                          <a:srgbClr val="000000"/>
+                        </a:fillRef>
+                        <a:effectRef idx="0">
+                          <a:scrgbClr r="0" g="0" b="0"/>
+                        </a:effectRef>
+                        <a:fontRef idx="none"/>
+                      </wps:style>
+                      <wps:bodyPr/>
+                    </wps:wsp>
+                  </wpg:wgp>
+                </a:graphicData>
+              </a:graphic>
+            </wp:anchor>
+          </w:drawing>
+        </mc:Choice>
+        <mc:Fallback>
+          <w:pict>
+            <v:group w14:anchorId="28BE06A0" id="Group 22115" o:spid="_x0000_s1026" style="position:absolute;margin-left:83.65pt;margin-top:48.5pt;width:455.25pt;height:.5pt;z-index:251735040;mso-position-horizontal-relative:page;mso-position-vertical-relative:page" coordsize="57814,60" o:gfxdata="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">
+              <v:shape id="Shape 23015" o:spid="_x0000_s1027" style="position:absolute;width:57814;height:91;visibility:visible;mso-wrap-style:square;v-text-anchor:top" coordsize="5781422,9144" o:gfxdata="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" path="m,l5781422,r,9144l,9144,,e" fillcolor="black" stroked="f" strokeweight="0">
+                <v:stroke miterlimit="83231f" joinstyle="miter"/>
+                <v:path arrowok="t" textboxrect="0,0,5781422,9144"/>
+              </v:shape>
+              <w10:wrap type="square" anchorx="page" anchory="page"/>
+            </v:group>
+          </w:pict>
+        </mc:Fallback>
+      </mc:AlternateContent>
+    </w:r>
+    <w:r>
+      <w:rPr>
+        <w:i/>
+        <w:sz w:val="20"/>
+      </w:rPr>
+      <w:t>Especificación Técnica del Producto</w:t>
+    </w:r>
+  </w:p>
+  <w:p>
+    <w:pPr>
+      <w:pStyle w:val="Encabezado"/>
+    </w:pPr>
+  </w:p>
+</w:hdr>
+</file>
+
+<file path=word/header2.xml><?xml version="1.0" encoding="utf-8"?>
+<w:hdr xmlns:wpc="http://schemas.microsoft.com/office/word/2010/wordprocessingCanvas" xmlns:cx="http://schemas.microsoft.com/office/drawing/2014/chartex" xmlns:cx1="http://schemas.microsoft.com/office/drawing/2015/9/8/chartex" xmlns:cx2="http://schemas.microsoft.com/office/drawing/2015/10/21/chartex" xmlns:cx3="http://schemas.microsoft.com/office/drawing/2016/5/9/chartex" xmlns:cx4="http://schemas.microsoft.com/office/drawing/2016/5/10/chartex" xmlns:cx5="http://schemas.microsoft.com/office/drawing/2016/5/11/chartex" xmlns:cx6="http://schemas.microsoft.com/office/drawing/2016/5/12/chartex" xmlns:cx7="http://schemas.microsoft.com/office/drawing/2016/5/13/chartex" xmlns:cx8="http://schemas.microsoft.com/office/drawing/2016/5/14/chartex" xmlns:mc="http://schemas.openxmlformats.org/markup-compatibility/2006" xmlns:aink="http://schemas.microsoft.com/office/drawing/2016/ink" xmlns:am3d="http://schemas.microsoft.com/office/drawing/2017/model3d" xmlns:o="urn:schemas-microsoft-com:office:office" xmlns:oel="http://schemas.microsoft.com/office/2019/extlst" xmlns:r="http://schemas.openxmlformats.org/officeDocument/2006/relationships" xmlns:m="http://schemas.openxmlformats.org/officeDocument/2006/math" xmlns:v="urn:schemas-microsoft-com:vml" xmlns:wp14="http://schemas.microsoft.com/office/word/2010/wordprocessingDrawing" xmlns:wp="http://schemas.openxmlformats.org/drawingml/2006/wordprocessingDrawing" xmlns:w10="urn:schemas-microsoft-com:office:word" xmlns:w="http://schemas.openxmlformats.org/wordprocessingml/2006/main" xmlns:w14="http://schemas.microsoft.com/office/word/2010/wordml" xmlns:w15="http://schemas.microsoft.com/office/word/2012/wordml" xmlns:w16cex="http://schemas.microsoft.com/office/word/2018/wordml/cex" xmlns:w16cid="http://schemas.microsoft.com/office/word/2016/wordml/cid" xmlns:w16="http://schemas.microsoft.com/office/word/2018/wordml" xmlns:w16du="http://schemas.microsoft.com/office/word/2023/wordml/word16du" xmlns:w16sdtdh="http://schemas.microsoft.com/office/word/2020/wordml/sdtdatahash" xmlns:w16sdtfl="http://schemas.microsoft.com/office/word/2024/wordml/sdtformatlock" xmlns:w16se="http://schemas.microsoft.com/office/word/2015/wordml/symex" xmlns:wpg="http://schemas.microsoft.com/office/word/2010/wordprocessingGroup" xmlns:wpi="http://schemas.microsoft.com/office/word/2010/wordprocessingInk" xmlns:wne="http://schemas.microsoft.com/office/word/2006/wordml" xmlns:wps="http://schemas.microsoft.com/office/word/2010/wordprocessingShape" mc:Ignorable="w14 w15 w16se w16cid w16 w16cex w16sdtdh w16sdtfl w16du wp14">
+  <w:p>
+    <w:pPr>
+      <w:spacing w:after="160" w:line="259" w:lineRule="auto"/>
+      <w:ind w:left="0" w:firstLine="0"/>
+      <w:jc w:val="left"/>
+    </w:pPr>
+  </w:p>
+</w:hdr>
+</file>
+
+<file path=word/header20.xml><?xml version="1.0" encoding="utf-8"?>
+<w:hdr xmlns:wpc="http://schemas.microsoft.com/office/word/2010/wordprocessingCanvas" xmlns:cx="http://schemas.microsoft.com/office/drawing/2014/chartex" xmlns:cx1="http://schemas.microsoft.com/office/drawing/2015/9/8/chartex" xmlns:cx2="http://schemas.microsoft.com/office/drawing/2015/10/21/chartex" xmlns:cx3="http://schemas.microsoft.com/office/drawing/2016/5/9/chartex" xmlns:cx4="http://schemas.microsoft.com/office/drawing/2016/5/10/chartex" xmlns:cx5="http://schemas.microsoft.com/office/drawing/2016/5/11/chartex" xmlns:cx6="http://schemas.microsoft.com/office/drawing/2016/5/12/chartex" xmlns:cx7="http://schemas.microsoft.com/office/drawing/2016/5/13/chartex" xmlns:cx8="http://schemas.microsoft.com/office/drawing/2016/5/14/chartex" xmlns:mc="http://schemas.openxmlformats.org/markup-compatibility/2006" xmlns:aink="http://schemas.microsoft.com/office/drawing/2016/ink" xmlns:am3d="http://schemas.microsoft.com/office/drawing/2017/model3d" xmlns:o="urn:schemas-microsoft-com:office:office" xmlns:oel="http://schemas.microsoft.com/office/2019/extlst" xmlns:r="http://schemas.openxmlformats.org/officeDocument/2006/relationships" xmlns:m="http://schemas.openxmlformats.org/officeDocument/2006/math" xmlns:v="urn:schemas-microsoft-com:vml" xmlns:wp14="http://schemas.microsoft.com/office/word/2010/wordprocessingDrawing" xmlns:wp="http://schemas.openxmlformats.org/drawingml/2006/wordprocessingDrawing" xmlns:w10="urn:schemas-microsoft-com:office:word" xmlns:w="http://schemas.openxmlformats.org/wordprocessingml/2006/main" xmlns:w14="http://schemas.microsoft.com/office/word/2010/wordml" xmlns:w15="http://schemas.microsoft.com/office/word/2012/wordml" xmlns:w16cex="http://schemas.microsoft.com/office/word/2018/wordml/cex" xmlns:w16cid="http://schemas.microsoft.com/office/word/2016/wordml/cid" xmlns:w16="http://schemas.microsoft.com/office/word/2018/wordml" xmlns:w16du="http://schemas.microsoft.com/office/word/2023/wordml/word16du" xmlns:w16sdtdh="http://schemas.microsoft.com/office/word/2020/wordml/sdtdatahash" xmlns:w16sdtfl="http://schemas.microsoft.com/office/word/2024/wordml/sdtformatlock" xmlns:w16se="http://schemas.microsoft.com/office/word/2015/wordml/symex" xmlns:wpg="http://schemas.microsoft.com/office/word/2010/wordprocessingGroup" xmlns:wpi="http://schemas.microsoft.com/office/word/2010/wordprocessingInk" xmlns:wne="http://schemas.microsoft.com/office/word/2006/wordml" xmlns:wps="http://schemas.microsoft.com/office/word/2010/wordprocessingShape" mc:Ignorable="w14 w15 w16se w16cid w16 w16cex w16sdtdh w16sdtfl w16du wp14">
+  <w:p>
+    <w:pPr>
+      <w:spacing w:after="0" w:line="259" w:lineRule="auto"/>
+      <w:ind w:left="0" w:right="341" w:firstLine="0"/>
+      <w:jc w:val="center"/>
+    </w:pPr>
+    <w:r>
+      <w:rPr>
+        <w:rFonts w:ascii="Calibri" w:eastAsia="Calibri" w:hAnsi="Calibri" w:cs="Calibri"/>
+        <w:noProof/>
+      </w:rPr>
+      <mc:AlternateContent>
+        <mc:Choice Requires="wpg">
+          <w:drawing>
+            <wp:anchor distT="0" distB="0" distL="114300" distR="114300" simplePos="0" relativeHeight="251658752" behindDoc="0" locked="0" layoutInCell="1" allowOverlap="1" wp14:anchorId="59BEB250" wp14:editId="03CB8327">
+              <wp:simplePos x="0" y="0"/>
+              <wp:positionH relativeFrom="page">
+                <wp:posOffset>1062533</wp:posOffset>
+              </wp:positionH>
+              <wp:positionV relativeFrom="page">
+                <wp:posOffset>615697</wp:posOffset>
+              </wp:positionV>
+              <wp:extent cx="5781422" cy="6096"/>
+              <wp:effectExtent l="0" t="0" r="0" b="0"/>
+              <wp:wrapSquare wrapText="bothSides"/>
+              <wp:docPr id="210988014" name="Group 22115"/>
+              <wp:cNvGraphicFramePr/>
+              <a:graphic xmlns:a="http://schemas.openxmlformats.org/drawingml/2006/main">
+                <a:graphicData uri="http://schemas.microsoft.com/office/word/2010/wordprocessingGroup">
+                  <wpg:wgp>
+                    <wpg:cNvGrpSpPr/>
+                    <wpg:grpSpPr>
+                      <a:xfrm>
+                        <a:off x="0" y="0"/>
+                        <a:ext cx="5781422" cy="6096"/>
+                        <a:chOff x="0" y="0"/>
+                        <a:chExt cx="5781422" cy="6096"/>
+                      </a:xfrm>
+                    </wpg:grpSpPr>
+                    <wps:wsp>
+                      <wps:cNvPr id="1995686754" name="Shape 23015"/>
+                      <wps:cNvSpPr/>
+                      <wps:spPr>
+                        <a:xfrm>
+                          <a:off x="0" y="0"/>
+                          <a:ext cx="5781422" cy="9144"/>
+                        </a:xfrm>
+                        <a:custGeom>
+                          <a:avLst/>
+                          <a:gdLst/>
+                          <a:ahLst/>
+                          <a:cxnLst/>
+                          <a:rect l="0" t="0" r="0" b="0"/>
+                          <a:pathLst>
+                            <a:path w="5781422" h="9144">
+                              <a:moveTo>
+                                <a:pt x="0" y="0"/>
+                              </a:moveTo>
+                              <a:lnTo>
+                                <a:pt x="5781422" y="0"/>
+                              </a:lnTo>
+                              <a:lnTo>
+                                <a:pt x="5781422" y="9144"/>
+                              </a:lnTo>
+                              <a:lnTo>
+                                <a:pt x="0" y="9144"/>
+                              </a:lnTo>
+                              <a:lnTo>
+                                <a:pt x="0" y="0"/>
+                              </a:lnTo>
+                            </a:path>
+                          </a:pathLst>
+                        </a:custGeom>
+                        <a:ln w="0" cap="flat">
+                          <a:miter lim="127000"/>
+                        </a:ln>
+                      </wps:spPr>
+                      <wps:style>
+                        <a:lnRef idx="0">
+                          <a:srgbClr val="000000">
+                            <a:alpha val="0"/>
+                          </a:srgbClr>
+                        </a:lnRef>
+                        <a:fillRef idx="1">
+                          <a:srgbClr val="000000"/>
+                        </a:fillRef>
+                        <a:effectRef idx="0">
+                          <a:scrgbClr r="0" g="0" b="0"/>
+                        </a:effectRef>
+                        <a:fontRef idx="none"/>
+                      </wps:style>
+                      <wps:bodyPr/>
+                    </wps:wsp>
+                  </wpg:wgp>
+                </a:graphicData>
+              </a:graphic>
+            </wp:anchor>
+          </w:drawing>
+        </mc:Choice>
+        <mc:Fallback>
+          <w:pict>
+            <v:group w14:anchorId="465FB40E" id="Group 22115" o:spid="_x0000_s1026" style="position:absolute;margin-left:83.65pt;margin-top:48.5pt;width:455.25pt;height:.5pt;z-index:251714560;mso-position-horizontal-relative:page;mso-position-vertical-relative:page" coordsize="57814,60" o:gfxdata="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">
+              <v:shape id="Shape 23015" o:spid="_x0000_s1027" style="position:absolute;width:57814;height:91;visibility:visible;mso-wrap-style:square;v-text-anchor:top" coordsize="5781422,9144" o:gfxdata="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" path="m,l5781422,r,9144l,9144,,e" fillcolor="black" stroked="f" strokeweight="0">
+                <v:stroke miterlimit="83231f" joinstyle="miter"/>
+                <v:path arrowok="t" textboxrect="0,0,5781422,9144"/>
+              </v:shape>
+              <w10:wrap type="square" anchorx="page" anchory="page"/>
+            </v:group>
+          </w:pict>
+        </mc:Fallback>
+      </mc:AlternateContent>
+    </w:r>
+    <w:r>
+      <w:rPr>
+        <w:i/>
+        <w:sz w:val="20"/>
+      </w:rPr>
+      <w:t>Especificación Técnica del Producto</w:t>
+    </w:r>
+  </w:p>
+</w:hdr>
+</file>
+
+<file path=word/header21.xml><?xml version="1.0" encoding="utf-8"?>
+<w:hdr xmlns:wpc="http://schemas.microsoft.com/office/word/2010/wordprocessingCanvas" xmlns:cx="http://schemas.microsoft.com/office/drawing/2014/chartex" xmlns:cx1="http://schemas.microsoft.com/office/drawing/2015/9/8/chartex" xmlns:cx2="http://schemas.microsoft.com/office/drawing/2015/10/21/chartex" xmlns:cx3="http://schemas.microsoft.com/office/drawing/2016/5/9/chartex" xmlns:cx4="http://schemas.microsoft.com/office/drawing/2016/5/10/chartex" xmlns:cx5="http://schemas.microsoft.com/office/drawing/2016/5/11/chartex" xmlns:cx6="http://schemas.microsoft.com/office/drawing/2016/5/12/chartex" xmlns:cx7="http://schemas.microsoft.com/office/drawing/2016/5/13/chartex" xmlns:cx8="http://schemas.microsoft.com/office/drawing/2016/5/14/chartex" xmlns:mc="http://schemas.openxmlformats.org/markup-compatibility/2006" xmlns:aink="http://schemas.microsoft.com/office/drawing/2016/ink" xmlns:am3d="http://schemas.microsoft.com/office/drawing/2017/model3d" xmlns:o="urn:schemas-microsoft-com:office:office" xmlns:oel="http://schemas.microsoft.com/office/2019/extlst" xmlns:r="http://schemas.openxmlformats.org/officeDocument/2006/relationships" xmlns:m="http://schemas.openxmlformats.org/officeDocument/2006/math" xmlns:v="urn:schemas-microsoft-com:vml" xmlns:wp14="http://schemas.microsoft.com/office/word/2010/wordprocessingDrawing" xmlns:wp="http://schemas.openxmlformats.org/drawingml/2006/wordprocessingDrawing" xmlns:w10="urn:schemas-microsoft-com:office:word" xmlns:w="http://schemas.openxmlformats.org/wordprocessingml/2006/main" xmlns:w14="http://schemas.microsoft.com/office/word/2010/wordml" xmlns:w15="http://schemas.microsoft.com/office/word/2012/wordml" xmlns:w16cex="http://schemas.microsoft.com/office/word/2018/wordml/cex" xmlns:w16cid="http://schemas.microsoft.com/office/word/2016/wordml/cid" xmlns:w16="http://schemas.microsoft.com/office/word/2018/wordml" xmlns:w16du="http://schemas.microsoft.com/office/word/2023/wordml/word16du" xmlns:w16sdtdh="http://schemas.microsoft.com/office/word/2020/wordml/sdtdatahash" xmlns:w16sdtfl="http://schemas.microsoft.com/office/word/2024/wordml/sdtformatlock" xmlns:w16se="http://schemas.microsoft.com/office/word/2015/wordml/symex" xmlns:wpg="http://schemas.microsoft.com/office/word/2010/wordprocessingGroup" xmlns:wpi="http://schemas.microsoft.com/office/word/2010/wordprocessingInk" xmlns:wne="http://schemas.microsoft.com/office/word/2006/wordml" xmlns:wps="http://schemas.microsoft.com/office/word/2010/wordprocessingShape" mc:Ignorable="w14 w15 w16se w16cid w16 w16cex w16sdtdh w16sdtfl w16du wp14">
+  <w:p>
+    <w:pPr>
+      <w:spacing w:after="0" w:line="259" w:lineRule="auto"/>
+      <w:ind w:left="0" w:right="341" w:firstLine="0"/>
+      <w:jc w:val="center"/>
+    </w:pPr>
+    <w:r>
+      <w:rPr>
+        <w:rFonts w:ascii="Calibri" w:eastAsia="Calibri" w:hAnsi="Calibri" w:cs="Calibri"/>
+        <w:noProof/>
+      </w:rPr>
+      <mc:AlternateContent>
+        <mc:Choice Requires="wpg">
+          <w:drawing>
+            <wp:anchor distT="0" distB="0" distL="114300" distR="114300" simplePos="0" relativeHeight="251666944" behindDoc="0" locked="0" layoutInCell="1" allowOverlap="1" wp14:anchorId="6C924410" wp14:editId="424A1A6D">
+              <wp:simplePos x="0" y="0"/>
+              <wp:positionH relativeFrom="page">
+                <wp:posOffset>1062533</wp:posOffset>
+              </wp:positionH>
+              <wp:positionV relativeFrom="page">
+                <wp:posOffset>615697</wp:posOffset>
+              </wp:positionV>
+              <wp:extent cx="5781422" cy="6096"/>
+              <wp:effectExtent l="0" t="0" r="0" b="0"/>
+              <wp:wrapSquare wrapText="bothSides"/>
+              <wp:docPr id="2004488923" name="Group 22115"/>
+              <wp:cNvGraphicFramePr/>
+              <a:graphic xmlns:a="http://schemas.openxmlformats.org/drawingml/2006/main">
+                <a:graphicData uri="http://schemas.microsoft.com/office/word/2010/wordprocessingGroup">
+                  <wpg:wgp>
+                    <wpg:cNvGrpSpPr/>
+                    <wpg:grpSpPr>
+                      <a:xfrm>
+                        <a:off x="0" y="0"/>
+                        <a:ext cx="5781422" cy="6096"/>
+                        <a:chOff x="0" y="0"/>
+                        <a:chExt cx="5781422" cy="6096"/>
+                      </a:xfrm>
+                    </wpg:grpSpPr>
+                    <wps:wsp>
+                      <wps:cNvPr id="177681186" name="Shape 23015"/>
+                      <wps:cNvSpPr/>
+                      <wps:spPr>
+                        <a:xfrm>
+                          <a:off x="0" y="0"/>
+                          <a:ext cx="5781422" cy="9144"/>
+                        </a:xfrm>
+                        <a:custGeom>
+                          <a:avLst/>
+                          <a:gdLst/>
+                          <a:ahLst/>
+                          <a:cxnLst/>
+                          <a:rect l="0" t="0" r="0" b="0"/>
+                          <a:pathLst>
+                            <a:path w="5781422" h="9144">
+                              <a:moveTo>
+                                <a:pt x="0" y="0"/>
+                              </a:moveTo>
+                              <a:lnTo>
+                                <a:pt x="5781422" y="0"/>
+                              </a:lnTo>
+                              <a:lnTo>
+                                <a:pt x="5781422" y="9144"/>
+                              </a:lnTo>
+                              <a:lnTo>
+                                <a:pt x="0" y="9144"/>
+                              </a:lnTo>
+                              <a:lnTo>
+                                <a:pt x="0" y="0"/>
+                              </a:lnTo>
+                            </a:path>
+                          </a:pathLst>
+                        </a:custGeom>
+                        <a:ln w="0" cap="flat">
+                          <a:miter lim="127000"/>
+                        </a:ln>
+                      </wps:spPr>
+                      <wps:style>
+                        <a:lnRef idx="0">
+                          <a:srgbClr val="000000">
+                            <a:alpha val="0"/>
+                          </a:srgbClr>
+                        </a:lnRef>
+                        <a:fillRef idx="1">
+                          <a:srgbClr val="000000"/>
+                        </a:fillRef>
+                        <a:effectRef idx="0">
+                          <a:scrgbClr r="0" g="0" b="0"/>
+                        </a:effectRef>
+                        <a:fontRef idx="none"/>
+                      </wps:style>
+                      <wps:bodyPr/>
+                    </wps:wsp>
+                  </wpg:wgp>
+                </a:graphicData>
+              </a:graphic>
+            </wp:anchor>
+          </w:drawing>
+        </mc:Choice>
+        <mc:Fallback>
+          <w:pict>
+            <v:group w14:anchorId="60072A5F" id="Group 22115" o:spid="_x0000_s1026" style="position:absolute;margin-left:83.65pt;margin-top:48.5pt;width:455.25pt;height:.5pt;z-index:251745280;mso-position-horizontal-relative:page;mso-position-vertical-relative:page" coordsize="57814,60" o:gfxdata="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">
+              <v:shape id="Shape 23015" o:spid="_x0000_s1027" style="position:absolute;width:57814;height:91;visibility:visible;mso-wrap-style:square;v-text-anchor:top" coordsize="5781422,9144" o:gfxdata="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" path="m,l5781422,r,9144l,9144,,e" fillcolor="black" stroked="f" strokeweight="0">
+                <v:stroke miterlimit="83231f" joinstyle="miter"/>
+                <v:path arrowok="t" textboxrect="0,0,5781422,9144"/>
+              </v:shape>
+              <w10:wrap type="square" anchorx="page" anchory="page"/>
+            </v:group>
+          </w:pict>
+        </mc:Fallback>
+      </mc:AlternateContent>
+    </w:r>
+    <w:r>
+      <w:rPr>
+        <w:i/>
+        <w:sz w:val="20"/>
+      </w:rPr>
+      <w:t>Conclusiones</w:t>
+    </w:r>
+  </w:p>
+</w:hdr>
+</file>
+
+<file path=word/header22.xml><?xml version="1.0" encoding="utf-8"?>
+<w:hdr xmlns:wpc="http://schemas.microsoft.com/office/word/2010/wordprocessingCanvas" xmlns:cx="http://schemas.microsoft.com/office/drawing/2014/chartex" xmlns:cx1="http://schemas.microsoft.com/office/drawing/2015/9/8/chartex" xmlns:cx2="http://schemas.microsoft.com/office/drawing/2015/10/21/chartex" xmlns:cx3="http://schemas.microsoft.com/office/drawing/2016/5/9/chartex" xmlns:cx4="http://schemas.microsoft.com/office/drawing/2016/5/10/chartex" xmlns:cx5="http://schemas.microsoft.com/office/drawing/2016/5/11/chartex" xmlns:cx6="http://schemas.microsoft.com/office/drawing/2016/5/12/chartex" xmlns:cx7="http://schemas.microsoft.com/office/drawing/2016/5/13/chartex" xmlns:cx8="http://schemas.microsoft.com/office/drawing/2016/5/14/chartex" xmlns:mc="http://schemas.openxmlformats.org/markup-compatibility/2006" xmlns:aink="http://schemas.microsoft.com/office/drawing/2016/ink" xmlns:am3d="http://schemas.microsoft.com/office/drawing/2017/model3d" xmlns:o="urn:schemas-microsoft-com:office:office" xmlns:oel="http://schemas.microsoft.com/office/2019/extlst" xmlns:r="http://schemas.openxmlformats.org/officeDocument/2006/relationships" xmlns:m="http://schemas.openxmlformats.org/officeDocument/2006/math" xmlns:v="urn:schemas-microsoft-com:vml" xmlns:wp14="http://schemas.microsoft.com/office/word/2010/wordprocessingDrawing" xmlns:wp="http://schemas.openxmlformats.org/drawingml/2006/wordprocessingDrawing" xmlns:w10="urn:schemas-microsoft-com:office:word" xmlns:w="http://schemas.openxmlformats.org/wordprocessingml/2006/main" xmlns:w14="http://schemas.microsoft.com/office/word/2010/wordml" xmlns:w15="http://schemas.microsoft.com/office/word/2012/wordml" xmlns:w16cex="http://schemas.microsoft.com/office/word/2018/wordml/cex" xmlns:w16cid="http://schemas.microsoft.com/office/word/2016/wordml/cid" xmlns:w16="http://schemas.microsoft.com/office/word/2018/wordml" xmlns:w16du="http://schemas.microsoft.com/office/word/2023/wordml/word16du" xmlns:w16sdtdh="http://schemas.microsoft.com/office/word/2020/wordml/sdtdatahash" xmlns:w16sdtfl="http://schemas.microsoft.com/office/word/2024/wordml/sdtformatlock" xmlns:w16se="http://schemas.microsoft.com/office/word/2015/wordml/symex" xmlns:wpg="http://schemas.microsoft.com/office/word/2010/wordprocessingGroup" xmlns:wpi="http://schemas.microsoft.com/office/word/2010/wordprocessingInk" xmlns:wne="http://schemas.microsoft.com/office/word/2006/wordml" xmlns:wps="http://schemas.microsoft.com/office/word/2010/wordprocessingShape" mc:Ignorable="w14 w15 w16se w16cid w16 w16cex w16sdtdh w16sdtfl w16du wp14">
+  <w:p>
+    <w:pPr>
+      <w:spacing w:after="0" w:line="259" w:lineRule="auto"/>
+      <w:ind w:left="0" w:right="341" w:firstLine="0"/>
+      <w:jc w:val="center"/>
+    </w:pPr>
+    <w:r>
+      <w:rPr>
+        <w:rFonts w:ascii="Calibri" w:eastAsia="Calibri" w:hAnsi="Calibri" w:cs="Calibri"/>
+        <w:noProof/>
+      </w:rPr>
+      <mc:AlternateContent>
+        <mc:Choice Requires="wpg">
+          <w:drawing>
+            <wp:anchor distT="0" distB="0" distL="114300" distR="114300" simplePos="0" relativeHeight="251664896" behindDoc="0" locked="0" layoutInCell="1" allowOverlap="1" wp14:anchorId="7F3BD65C" wp14:editId="359B9244">
+              <wp:simplePos x="0" y="0"/>
+              <wp:positionH relativeFrom="page">
+                <wp:posOffset>1062533</wp:posOffset>
+              </wp:positionH>
+              <wp:positionV relativeFrom="page">
+                <wp:posOffset>615697</wp:posOffset>
+              </wp:positionV>
+              <wp:extent cx="5781422" cy="6096"/>
+              <wp:effectExtent l="0" t="0" r="0" b="0"/>
+              <wp:wrapSquare wrapText="bothSides"/>
+              <wp:docPr id="2121729182" name="Group 22115"/>
+              <wp:cNvGraphicFramePr/>
+              <a:graphic xmlns:a="http://schemas.openxmlformats.org/drawingml/2006/main">
+                <a:graphicData uri="http://schemas.microsoft.com/office/word/2010/wordprocessingGroup">
+                  <wpg:wgp>
+                    <wpg:cNvGrpSpPr/>
+                    <wpg:grpSpPr>
+                      <a:xfrm>
+                        <a:off x="0" y="0"/>
+                        <a:ext cx="5781422" cy="6096"/>
+                        <a:chOff x="0" y="0"/>
+                        <a:chExt cx="5781422" cy="6096"/>
+                      </a:xfrm>
+                    </wpg:grpSpPr>
+                    <wps:wsp>
+                      <wps:cNvPr id="467324257" name="Shape 23015"/>
+                      <wps:cNvSpPr/>
+                      <wps:spPr>
+                        <a:xfrm>
+                          <a:off x="0" y="0"/>
+                          <a:ext cx="5781422" cy="9144"/>
+                        </a:xfrm>
+                        <a:custGeom>
+                          <a:avLst/>
+                          <a:gdLst/>
+                          <a:ahLst/>
+                          <a:cxnLst/>
+                          <a:rect l="0" t="0" r="0" b="0"/>
+                          <a:pathLst>
+                            <a:path w="5781422" h="9144">
+                              <a:moveTo>
+                                <a:pt x="0" y="0"/>
+                              </a:moveTo>
+                              <a:lnTo>
+                                <a:pt x="5781422" y="0"/>
+                              </a:lnTo>
+                              <a:lnTo>
+                                <a:pt x="5781422" y="9144"/>
+                              </a:lnTo>
+                              <a:lnTo>
+                                <a:pt x="0" y="9144"/>
+                              </a:lnTo>
+                              <a:lnTo>
+                                <a:pt x="0" y="0"/>
+                              </a:lnTo>
+                            </a:path>
+                          </a:pathLst>
+                        </a:custGeom>
+                        <a:ln w="0" cap="flat">
+                          <a:miter lim="127000"/>
+                        </a:ln>
+                      </wps:spPr>
+                      <wps:style>
+                        <a:lnRef idx="0">
+                          <a:srgbClr val="000000">
+                            <a:alpha val="0"/>
+                          </a:srgbClr>
+                        </a:lnRef>
+                        <a:fillRef idx="1">
+                          <a:srgbClr val="000000"/>
+                        </a:fillRef>
+                        <a:effectRef idx="0">
+                          <a:scrgbClr r="0" g="0" b="0"/>
+                        </a:effectRef>
+                        <a:fontRef idx="none"/>
+                      </wps:style>
+                      <wps:bodyPr/>
+                    </wps:wsp>
+                  </wpg:wgp>
+                </a:graphicData>
+              </a:graphic>
+            </wp:anchor>
+          </w:drawing>
+        </mc:Choice>
+        <mc:Fallback>
+          <w:pict>
+            <v:group w14:anchorId="7678CB55" id="Group 22115" o:spid="_x0000_s1026" style="position:absolute;margin-left:83.65pt;margin-top:48.5pt;width:455.25pt;height:.5pt;z-index:251741184;mso-position-horizontal-relative:page;mso-position-vertical-relative:page" coordsize="57814,60" o:gfxdata="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">
+              <v:shape id="Shape 23015" o:spid="_x0000_s1027" style="position:absolute;width:57814;height:91;visibility:visible;mso-wrap-style:square;v-text-anchor:top" coordsize="5781422,9144" o:gfxdata="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" path="m,l5781422,r,9144l,9144,,e" fillcolor="black" stroked="f" strokeweight="0">
+                <v:stroke miterlimit="83231f" joinstyle="miter"/>
+                <v:path arrowok="t" textboxrect="0,0,5781422,9144"/>
+              </v:shape>
+              <w10:wrap type="square" anchorx="page" anchory="page"/>
+            </v:group>
+          </w:pict>
+        </mc:Fallback>
+      </mc:AlternateContent>
+    </w:r>
+    <w:r>
+      <w:rPr>
+        <w:i/>
+        <w:sz w:val="20"/>
+      </w:rPr>
+      <w:t>Referencias Bibliográficas</w:t>
+    </w:r>
+  </w:p>
+  <w:p>
+    <w:pPr>
+      <w:pStyle w:val="Encabezado"/>
+    </w:pPr>
+  </w:p>
+</w:hdr>
+</file>
+
+<file path=word/header23.xml><?xml version="1.0" encoding="utf-8"?>
+<w:hdr xmlns:wpc="http://schemas.microsoft.com/office/word/2010/wordprocessingCanvas" xmlns:cx="http://schemas.microsoft.com/office/drawing/2014/chartex" xmlns:cx1="http://schemas.microsoft.com/office/drawing/2015/9/8/chartex" xmlns:cx2="http://schemas.microsoft.com/office/drawing/2015/10/21/chartex" xmlns:cx3="http://schemas.microsoft.com/office/drawing/2016/5/9/chartex" xmlns:cx4="http://schemas.microsoft.com/office/drawing/2016/5/10/chartex" xmlns:cx5="http://schemas.microsoft.com/office/drawing/2016/5/11/chartex" xmlns:cx6="http://schemas.microsoft.com/office/drawing/2016/5/12/chartex" xmlns:cx7="http://schemas.microsoft.com/office/drawing/2016/5/13/chartex" xmlns:cx8="http://schemas.microsoft.com/office/drawing/2016/5/14/chartex" xmlns:mc="http://schemas.openxmlformats.org/markup-compatibility/2006" xmlns:aink="http://schemas.microsoft.com/office/drawing/2016/ink" xmlns:am3d="http://schemas.microsoft.com/office/drawing/2017/model3d" xmlns:o="urn:schemas-microsoft-com:office:office" xmlns:oel="http://schemas.microsoft.com/office/2019/extlst" xmlns:r="http://schemas.openxmlformats.org/officeDocument/2006/relationships" xmlns:m="http://schemas.openxmlformats.org/officeDocument/2006/math" xmlns:v="urn:schemas-microsoft-com:vml" xmlns:wp14="http://schemas.microsoft.com/office/word/2010/wordprocessingDrawing" xmlns:wp="http://schemas.openxmlformats.org/drawingml/2006/wordprocessingDrawing" xmlns:w10="urn:schemas-microsoft-com:office:word" xmlns:w="http://schemas.openxmlformats.org/wordprocessingml/2006/main" xmlns:w14="http://schemas.microsoft.com/office/word/2010/wordml" xmlns:w15="http://schemas.microsoft.com/office/word/2012/wordml" xmlns:w16cex="http://schemas.microsoft.com/office/word/2018/wordml/cex" xmlns:w16cid="http://schemas.microsoft.com/office/word/2016/wordml/cid" xmlns:w16="http://schemas.microsoft.com/office/word/2018/wordml" xmlns:w16du="http://schemas.microsoft.com/office/word/2023/wordml/word16du" xmlns:w16sdtdh="http://schemas.microsoft.com/office/word/2020/wordml/sdtdatahash" xmlns:w16sdtfl="http://schemas.microsoft.com/office/word/2024/wordml/sdtformatlock" xmlns:w16se="http://schemas.microsoft.com/office/word/2015/wordml/symex" xmlns:wpg="http://schemas.microsoft.com/office/word/2010/wordprocessingGroup" xmlns:wpi="http://schemas.microsoft.com/office/word/2010/wordprocessingInk" xmlns:wne="http://schemas.microsoft.com/office/word/2006/wordml" xmlns:wps="http://schemas.microsoft.com/office/word/2010/wordprocessingShape" mc:Ignorable="w14 w15 w16se w16cid w16 w16cex w16sdtdh w16sdtfl w16du wp14">
+  <w:p>
+    <w:pPr>
+      <w:spacing w:after="0" w:line="259" w:lineRule="auto"/>
+      <w:ind w:left="0" w:right="341" w:firstLine="0"/>
+      <w:jc w:val="center"/>
+    </w:pPr>
+    <w:r>
+      <w:rPr>
+        <w:rFonts w:ascii="Calibri" w:eastAsia="Calibri" w:hAnsi="Calibri" w:cs="Calibri"/>
+        <w:noProof/>
+      </w:rPr>
+      <mc:AlternateContent>
+        <mc:Choice Requires="wpg">
+          <w:drawing>
+            <wp:anchor distT="0" distB="0" distL="114300" distR="114300" simplePos="0" relativeHeight="251659776" behindDoc="0" locked="0" layoutInCell="1" allowOverlap="1" wp14:anchorId="7BA494E7" wp14:editId="73F16590">
+              <wp:simplePos x="0" y="0"/>
+              <wp:positionH relativeFrom="page">
+                <wp:posOffset>1062533</wp:posOffset>
+              </wp:positionH>
+              <wp:positionV relativeFrom="page">
+                <wp:posOffset>615697</wp:posOffset>
+              </wp:positionV>
+              <wp:extent cx="5781422" cy="6096"/>
+              <wp:effectExtent l="0" t="0" r="0" b="0"/>
+              <wp:wrapSquare wrapText="bothSides"/>
+              <wp:docPr id="185093484" name="Group 22115"/>
+              <wp:cNvGraphicFramePr/>
+              <a:graphic xmlns:a="http://schemas.openxmlformats.org/drawingml/2006/main">
+                <a:graphicData uri="http://schemas.microsoft.com/office/word/2010/wordprocessingGroup">
+                  <wpg:wgp>
+                    <wpg:cNvGrpSpPr/>
+                    <wpg:grpSpPr>
+                      <a:xfrm>
+                        <a:off x="0" y="0"/>
+                        <a:ext cx="5781422" cy="6096"/>
+                        <a:chOff x="0" y="0"/>
+                        <a:chExt cx="5781422" cy="6096"/>
+                      </a:xfrm>
+                    </wpg:grpSpPr>
+                    <wps:wsp>
+                      <wps:cNvPr id="1675687253" name="Shape 23015"/>
+                      <wps:cNvSpPr/>
+                      <wps:spPr>
+                        <a:xfrm>
+                          <a:off x="0" y="0"/>
+                          <a:ext cx="5781422" cy="9144"/>
+                        </a:xfrm>
+                        <a:custGeom>
+                          <a:avLst/>
+                          <a:gdLst/>
+                          <a:ahLst/>
+                          <a:cxnLst/>
+                          <a:rect l="0" t="0" r="0" b="0"/>
+                          <a:pathLst>
+                            <a:path w="5781422" h="9144">
+                              <a:moveTo>
+                                <a:pt x="0" y="0"/>
+                              </a:moveTo>
+                              <a:lnTo>
+                                <a:pt x="5781422" y="0"/>
+                              </a:lnTo>
+                              <a:lnTo>
+                                <a:pt x="5781422" y="9144"/>
+                              </a:lnTo>
+                              <a:lnTo>
+                                <a:pt x="0" y="9144"/>
+                              </a:lnTo>
+                              <a:lnTo>
+                                <a:pt x="0" y="0"/>
+                              </a:lnTo>
+                            </a:path>
+                          </a:pathLst>
+                        </a:custGeom>
+                        <a:ln w="0" cap="flat">
+                          <a:miter lim="127000"/>
+                        </a:ln>
+                      </wps:spPr>
+                      <wps:style>
+                        <a:lnRef idx="0">
+                          <a:srgbClr val="000000">
+                            <a:alpha val="0"/>
+                          </a:srgbClr>
+                        </a:lnRef>
+                        <a:fillRef idx="1">
+                          <a:srgbClr val="000000"/>
+                        </a:fillRef>
+                        <a:effectRef idx="0">
+                          <a:scrgbClr r="0" g="0" b="0"/>
+                        </a:effectRef>
+                        <a:fontRef idx="none"/>
+                      </wps:style>
+                      <wps:bodyPr/>
+                    </wps:wsp>
+                  </wpg:wgp>
+                </a:graphicData>
+              </a:graphic>
+            </wp:anchor>
+          </w:drawing>
+        </mc:Choice>
+        <mc:Fallback>
+          <w:pict>
+            <v:group w14:anchorId="351DDF4F" id="Group 22115" o:spid="_x0000_s1026" style="position:absolute;margin-left:83.65pt;margin-top:48.5pt;width:455.25pt;height:.5pt;z-index:251728896;mso-position-horizontal-relative:page;mso-position-vertical-relative:page" coordsize="57814,60" o:gfxdata="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">
+              <v:shape id="Shape 23015" o:spid="_x0000_s1027" style="position:absolute;width:57814;height:91;visibility:visible;mso-wrap-style:square;v-text-anchor:top" coordsize="5781422,9144" o:gfxdata="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" path="m,l5781422,r,9144l,9144,,e" fillcolor="black" stroked="f" strokeweight="0">
+                <v:stroke miterlimit="83231f" joinstyle="miter"/>
+                <v:path arrowok="t" textboxrect="0,0,5781422,9144"/>
+              </v:shape>
+              <w10:wrap type="square" anchorx="page" anchory="page"/>
+            </v:group>
+          </w:pict>
+        </mc:Fallback>
+      </mc:AlternateContent>
+    </w:r>
+    <w:r>
+      <w:rPr>
+        <w:i/>
+        <w:sz w:val="20"/>
+      </w:rPr>
+      <w:t>Referencias Bibliográficas</w:t>
+    </w:r>
+  </w:p>
+  <w:p>
+    <w:pPr>
+      <w:pStyle w:val="Encabezado"/>
+    </w:pPr>
+  </w:p>
+</w:hdr>
+</file>
+
+<file path=word/header24.xml><?xml version="1.0" encoding="utf-8"?>
+<w:hdr xmlns:wpc="http://schemas.microsoft.com/office/word/2010/wordprocessingCanvas" xmlns:cx="http://schemas.microsoft.com/office/drawing/2014/chartex" xmlns:cx1="http://schemas.microsoft.com/office/drawing/2015/9/8/chartex" xmlns:cx2="http://schemas.microsoft.com/office/drawing/2015/10/21/chartex" xmlns:cx3="http://schemas.microsoft.com/office/drawing/2016/5/9/chartex" xmlns:cx4="http://schemas.microsoft.com/office/drawing/2016/5/10/chartex" xmlns:cx5="http://schemas.microsoft.com/office/drawing/2016/5/11/chartex" xmlns:cx6="http://schemas.microsoft.com/office/drawing/2016/5/12/chartex" xmlns:cx7="http://schemas.microsoft.com/office/drawing/2016/5/13/chartex" xmlns:cx8="http://schemas.microsoft.com/office/drawing/2016/5/14/chartex" xmlns:mc="http://schemas.openxmlformats.org/markup-compatibility/2006" xmlns:aink="http://schemas.microsoft.com/office/drawing/2016/ink" xmlns:am3d="http://schemas.microsoft.com/office/drawing/2017/model3d" xmlns:o="urn:schemas-microsoft-com:office:office" xmlns:oel="http://schemas.microsoft.com/office/2019/extlst" xmlns:r="http://schemas.openxmlformats.org/officeDocument/2006/relationships" xmlns:m="http://schemas.openxmlformats.org/officeDocument/2006/math" xmlns:v="urn:schemas-microsoft-com:vml" xmlns:wp14="http://schemas.microsoft.com/office/word/2010/wordprocessingDrawing" xmlns:wp="http://schemas.openxmlformats.org/drawingml/2006/wordprocessingDrawing" xmlns:w10="urn:schemas-microsoft-com:office:word" xmlns:w="http://schemas.openxmlformats.org/wordprocessingml/2006/main" xmlns:w14="http://schemas.microsoft.com/office/word/2010/wordml" xmlns:w15="http://schemas.microsoft.com/office/word/2012/wordml" xmlns:w16cex="http://schemas.microsoft.com/office/word/2018/wordml/cex" xmlns:w16cid="http://schemas.microsoft.com/office/word/2016/wordml/cid" xmlns:w16="http://schemas.microsoft.com/office/word/2018/wordml" xmlns:w16du="http://schemas.microsoft.com/office/word/2023/wordml/word16du" xmlns:w16sdtdh="http://schemas.microsoft.com/office/word/2020/wordml/sdtdatahash" xmlns:w16sdtfl="http://schemas.microsoft.com/office/word/2024/wordml/sdtformatlock" xmlns:w16se="http://schemas.microsoft.com/office/word/2015/wordml/symex" xmlns:wpg="http://schemas.microsoft.com/office/word/2010/wordprocessingGroup" xmlns:wpi="http://schemas.microsoft.com/office/word/2010/wordprocessingInk" xmlns:wne="http://schemas.microsoft.com/office/word/2006/wordml" xmlns:wps="http://schemas.microsoft.com/office/word/2010/wordprocessingShape" mc:Ignorable="w14 w15 w16se w16cid w16 w16cex w16sdtdh w16sdtfl w16du wp14">
+  <w:p>
+    <w:pPr>
+      <w:spacing w:after="0" w:line="259" w:lineRule="auto"/>
+      <w:ind w:left="0" w:right="341" w:firstLine="0"/>
+      <w:jc w:val="center"/>
+    </w:pPr>
+    <w:r>
+      <w:rPr>
+        <w:rFonts w:ascii="Calibri" w:eastAsia="Calibri" w:hAnsi="Calibri" w:cs="Calibri"/>
+        <w:noProof/>
+      </w:rPr>
+      <mc:AlternateContent>
+        <mc:Choice Requires="wpg">
+          <w:drawing>
+            <wp:anchor distT="0" distB="0" distL="114300" distR="114300" simplePos="0" relativeHeight="251667968" behindDoc="0" locked="0" layoutInCell="1" allowOverlap="1" wp14:anchorId="74FF7E23" wp14:editId="0896E873">
+              <wp:simplePos x="0" y="0"/>
+              <wp:positionH relativeFrom="page">
+                <wp:posOffset>1062533</wp:posOffset>
+              </wp:positionH>
+              <wp:positionV relativeFrom="page">
+                <wp:posOffset>615697</wp:posOffset>
+              </wp:positionV>
+              <wp:extent cx="5781422" cy="6096"/>
+              <wp:effectExtent l="0" t="0" r="0" b="0"/>
+              <wp:wrapSquare wrapText="bothSides"/>
+              <wp:docPr id="569663059" name="Group 22115"/>
+              <wp:cNvGraphicFramePr/>
+              <a:graphic xmlns:a="http://schemas.openxmlformats.org/drawingml/2006/main">
+                <a:graphicData uri="http://schemas.microsoft.com/office/word/2010/wordprocessingGroup">
+                  <wpg:wgp>
+                    <wpg:cNvGrpSpPr/>
+                    <wpg:grpSpPr>
+                      <a:xfrm>
+                        <a:off x="0" y="0"/>
+                        <a:ext cx="5781422" cy="6096"/>
+                        <a:chOff x="0" y="0"/>
+                        <a:chExt cx="5781422" cy="6096"/>
+                      </a:xfrm>
+                    </wpg:grpSpPr>
+                    <wps:wsp>
+                      <wps:cNvPr id="457828063" name="Shape 23015"/>
+                      <wps:cNvSpPr/>
+                      <wps:spPr>
+                        <a:xfrm>
+                          <a:off x="0" y="0"/>
+                          <a:ext cx="5781422" cy="9144"/>
+                        </a:xfrm>
+                        <a:custGeom>
+                          <a:avLst/>
+                          <a:gdLst/>
+                          <a:ahLst/>
+                          <a:cxnLst/>
+                          <a:rect l="0" t="0" r="0" b="0"/>
+                          <a:pathLst>
+                            <a:path w="5781422" h="9144">
+                              <a:moveTo>
+                                <a:pt x="0" y="0"/>
+                              </a:moveTo>
+                              <a:lnTo>
+                                <a:pt x="5781422" y="0"/>
+                              </a:lnTo>
+                              <a:lnTo>
+                                <a:pt x="5781422" y="9144"/>
+                              </a:lnTo>
+                              <a:lnTo>
+                                <a:pt x="0" y="9144"/>
+                              </a:lnTo>
+                              <a:lnTo>
+                                <a:pt x="0" y="0"/>
+                              </a:lnTo>
+                            </a:path>
+                          </a:pathLst>
+                        </a:custGeom>
+                        <a:ln w="0" cap="flat">
+                          <a:miter lim="127000"/>
+                        </a:ln>
+                      </wps:spPr>
+                      <wps:style>
+                        <a:lnRef idx="0">
+                          <a:srgbClr val="000000">
+                            <a:alpha val="0"/>
+                          </a:srgbClr>
+                        </a:lnRef>
+                        <a:fillRef idx="1">
+                          <a:srgbClr val="000000"/>
+                        </a:fillRef>
+                        <a:effectRef idx="0">
+                          <a:scrgbClr r="0" g="0" b="0"/>
+                        </a:effectRef>
+                        <a:fontRef idx="none"/>
+                      </wps:style>
+                      <wps:bodyPr/>
+                    </wps:wsp>
+                  </wpg:wgp>
+                </a:graphicData>
+              </a:graphic>
+            </wp:anchor>
+          </w:drawing>
+        </mc:Choice>
+        <mc:Fallback>
+          <w:pict>
+            <v:group w14:anchorId="2FEFDB72" id="Group 22115" o:spid="_x0000_s1026" style="position:absolute;margin-left:83.65pt;margin-top:48.5pt;width:455.25pt;height:.5pt;z-index:251747328;mso-position-horizontal-relative:page;mso-position-vertical-relative:page" coordsize="57814,60" o:gfxdata="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">
+              <v:shape id="Shape 23015" o:spid="_x0000_s1027" style="position:absolute;width:57814;height:91;visibility:visible;mso-wrap-style:square;v-text-anchor:top" coordsize="5781422,9144" o:gfxdata="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" path="m,l5781422,r,9144l,9144,,e" fillcolor="black" stroked="f" strokeweight="0">
+                <v:stroke miterlimit="83231f" joinstyle="miter"/>
+                <v:path arrowok="t" textboxrect="0,0,5781422,9144"/>
+              </v:shape>
+              <w10:wrap type="square" anchorx="page" anchory="page"/>
+            </v:group>
+          </w:pict>
+        </mc:Fallback>
+      </mc:AlternateContent>
+    </w:r>
+    <w:r>
+      <w:rPr>
+        <w:i/>
+        <w:sz w:val="20"/>
+      </w:rPr>
+      <w:t>Referencias Bibliográficas</w:t>
+    </w:r>
+  </w:p>
+  <w:p>
+    <w:pPr>
+      <w:pStyle w:val="Encabezado"/>
+    </w:pPr>
+  </w:p>
+</w:hdr>
+</file>
+
+<file path=word/header25.xml><?xml version="1.0" encoding="utf-8"?>
+<w:hdr xmlns:wpc="http://schemas.microsoft.com/office/word/2010/wordprocessingCanvas" xmlns:cx="http://schemas.microsoft.com/office/drawing/2014/chartex" xmlns:cx1="http://schemas.microsoft.com/office/drawing/2015/9/8/chartex" xmlns:cx2="http://schemas.microsoft.com/office/drawing/2015/10/21/chartex" xmlns:cx3="http://schemas.microsoft.com/office/drawing/2016/5/9/chartex" xmlns:cx4="http://schemas.microsoft.com/office/drawing/2016/5/10/chartex" xmlns:cx5="http://schemas.microsoft.com/office/drawing/2016/5/11/chartex" xmlns:cx6="http://schemas.microsoft.com/office/drawing/2016/5/12/chartex" xmlns:cx7="http://schemas.microsoft.com/office/drawing/2016/5/13/chartex" xmlns:cx8="http://schemas.microsoft.com/office/drawing/2016/5/14/chartex" xmlns:mc="http://schemas.openxmlformats.org/markup-compatibility/2006" xmlns:aink="http://schemas.microsoft.com/office/drawing/2016/ink" xmlns:am3d="http://schemas.microsoft.com/office/drawing/2017/model3d" xmlns:o="urn:schemas-microsoft-com:office:office" xmlns:oel="http://schemas.microsoft.com/office/2019/extlst" xmlns:r="http://schemas.openxmlformats.org/officeDocument/2006/relationships" xmlns:m="http://schemas.openxmlformats.org/officeDocument/2006/math" xmlns:v="urn:schemas-microsoft-com:vml" xmlns:wp14="http://schemas.microsoft.com/office/word/2010/wordprocessingDrawing" xmlns:wp="http://schemas.openxmlformats.org/drawingml/2006/wordprocessingDrawing" xmlns:w10="urn:schemas-microsoft-com:office:word" xmlns:w="http://schemas.openxmlformats.org/wordprocessingml/2006/main" xmlns:w14="http://schemas.microsoft.com/office/word/2010/wordml" xmlns:w15="http://schemas.microsoft.com/office/word/2012/wordml" xmlns:w16cex="http://schemas.microsoft.com/office/word/2018/wordml/cex" xmlns:w16cid="http://schemas.microsoft.com/office/word/2016/wordml/cid" xmlns:w16="http://schemas.microsoft.com/office/word/2018/wordml" xmlns:w16du="http://schemas.microsoft.com/office/word/2023/wordml/word16du" xmlns:w16sdtdh="http://schemas.microsoft.com/office/word/2020/wordml/sdtdatahash" xmlns:w16sdtfl="http://schemas.microsoft.com/office/word/2024/wordml/sdtformatlock" xmlns:w16se="http://schemas.microsoft.com/office/word/2015/wordml/symex" xmlns:wpg="http://schemas.microsoft.com/office/word/2010/wordprocessingGroup" xmlns:wpi="http://schemas.microsoft.com/office/word/2010/wordprocessingInk" xmlns:wne="http://schemas.microsoft.com/office/word/2006/wordml" xmlns:wps="http://schemas.microsoft.com/office/word/2010/wordprocessingShape" mc:Ignorable="w14 w15 w16se w16cid w16 w16cex w16sdtdh w16sdtfl w16du wp14">
+  <w:p>
+    <w:pPr>
+      <w:spacing w:after="0" w:line="259" w:lineRule="auto"/>
+      <w:ind w:left="0" w:right="341" w:firstLine="0"/>
+      <w:jc w:val="center"/>
+    </w:pPr>
+    <w:r>
+      <w:rPr>
+        <w:rFonts w:ascii="Calibri" w:eastAsia="Calibri" w:hAnsi="Calibri" w:cs="Calibri"/>
+        <w:noProof/>
+      </w:rPr>
+      <mc:AlternateContent>
+        <mc:Choice Requires="wpg">
+          <w:drawing>
+            <wp:anchor distT="0" distB="0" distL="114300" distR="114300" simplePos="0" relativeHeight="251668992" behindDoc="0" locked="0" layoutInCell="1" allowOverlap="1" wp14:anchorId="052F964B" wp14:editId="0DA56B21">
+              <wp:simplePos x="0" y="0"/>
+              <wp:positionH relativeFrom="page">
+                <wp:posOffset>1062533</wp:posOffset>
+              </wp:positionH>
+              <wp:positionV relativeFrom="page">
+                <wp:posOffset>615697</wp:posOffset>
+              </wp:positionV>
+              <wp:extent cx="5781422" cy="6096"/>
+              <wp:effectExtent l="0" t="0" r="0" b="0"/>
+              <wp:wrapSquare wrapText="bothSides"/>
+              <wp:docPr id="1032981875" name="Group 22115"/>
+              <wp:cNvGraphicFramePr/>
+              <a:graphic xmlns:a="http://schemas.openxmlformats.org/drawingml/2006/main">
+                <a:graphicData uri="http://schemas.microsoft.com/office/word/2010/wordprocessingGroup">
+                  <wpg:wgp>
+                    <wpg:cNvGrpSpPr/>
+                    <wpg:grpSpPr>
+                      <a:xfrm>
+                        <a:off x="0" y="0"/>
+                        <a:ext cx="5781422" cy="6096"/>
+                        <a:chOff x="0" y="0"/>
+                        <a:chExt cx="5781422" cy="6096"/>
+                      </a:xfrm>
+                    </wpg:grpSpPr>
+                    <wps:wsp>
+                      <wps:cNvPr id="686363754" name="Shape 23015"/>
+                      <wps:cNvSpPr/>
+                      <wps:spPr>
+                        <a:xfrm>
+                          <a:off x="0" y="0"/>
+                          <a:ext cx="5781422" cy="9144"/>
+                        </a:xfrm>
+                        <a:custGeom>
+                          <a:avLst/>
+                          <a:gdLst/>
+                          <a:ahLst/>
+                          <a:cxnLst/>
+                          <a:rect l="0" t="0" r="0" b="0"/>
+                          <a:pathLst>
+                            <a:path w="5781422" h="9144">
+                              <a:moveTo>
+                                <a:pt x="0" y="0"/>
+                              </a:moveTo>
+                              <a:lnTo>
+                                <a:pt x="5781422" y="0"/>
+                              </a:lnTo>
+                              <a:lnTo>
+                                <a:pt x="5781422" y="9144"/>
+                              </a:lnTo>
+                              <a:lnTo>
+                                <a:pt x="0" y="9144"/>
+                              </a:lnTo>
+                              <a:lnTo>
+                                <a:pt x="0" y="0"/>
+                              </a:lnTo>
+                            </a:path>
+                          </a:pathLst>
+                        </a:custGeom>
+                        <a:ln w="0" cap="flat">
+                          <a:miter lim="127000"/>
+                        </a:ln>
+                      </wps:spPr>
+                      <wps:style>
+                        <a:lnRef idx="0">
+                          <a:srgbClr val="000000">
+                            <a:alpha val="0"/>
+                          </a:srgbClr>
+                        </a:lnRef>
+                        <a:fillRef idx="1">
+                          <a:srgbClr val="000000"/>
+                        </a:fillRef>
+                        <a:effectRef idx="0">
+                          <a:scrgbClr r="0" g="0" b="0"/>
+                        </a:effectRef>
+                        <a:fontRef idx="none"/>
+                      </wps:style>
+                      <wps:bodyPr/>
+                    </wps:wsp>
+                  </wpg:wgp>
+                </a:graphicData>
+              </a:graphic>
+            </wp:anchor>
+          </w:drawing>
+        </mc:Choice>
+        <mc:Fallback>
+          <w:pict>
+            <v:group w14:anchorId="3C36BECC" id="Group 22115" o:spid="_x0000_s1026" style="position:absolute;margin-left:83.65pt;margin-top:48.5pt;width:455.25pt;height:.5pt;z-index:251749376;mso-position-horizontal-relative:page;mso-position-vertical-relative:page" coordsize="57814,60" o:gfxdata="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">
+              <v:shape id="Shape 23015" o:spid="_x0000_s1027" style="position:absolute;width:57814;height:91;visibility:visible;mso-wrap-style:square;v-text-anchor:top" coordsize="5781422,9144" o:gfxdata="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" path="m,l5781422,r,9144l,9144,,e" fillcolor="black" stroked="f" strokeweight="0">
+                <v:stroke miterlimit="83231f" joinstyle="miter"/>
+                <v:path arrowok="t" textboxrect="0,0,5781422,9144"/>
+              </v:shape>
+              <w10:wrap type="square" anchorx="page" anchory="page"/>
+            </v:group>
+          </w:pict>
+        </mc:Fallback>
+      </mc:AlternateContent>
+    </w:r>
+    <w:r>
+      <w:rPr>
+        <w:i/>
+        <w:sz w:val="20"/>
+      </w:rPr>
+      <w:t>Anexos</w:t>
+    </w:r>
+  </w:p>
+  <w:p>
+    <w:pPr>
+      <w:pStyle w:val="Encabezado"/>
+      <w:rPr>
+        <w:lang w:val="es-ES"/>
+      </w:rPr>
+    </w:pPr>
+  </w:p>
+</w:hdr>
+</file>
+
+<file path=word/header26.xml><?xml version="1.0" encoding="utf-8"?>
+<w:hdr xmlns:wpc="http://schemas.microsoft.com/office/word/2010/wordprocessingCanvas" xmlns:cx="http://schemas.microsoft.com/office/drawing/2014/chartex" xmlns:cx1="http://schemas.microsoft.com/office/drawing/2015/9/8/chartex" xmlns:cx2="http://schemas.microsoft.com/office/drawing/2015/10/21/chartex" xmlns:cx3="http://schemas.microsoft.com/office/drawing/2016/5/9/chartex" xmlns:cx4="http://schemas.microsoft.com/office/drawing/2016/5/10/chartex" xmlns:cx5="http://schemas.microsoft.com/office/drawing/2016/5/11/chartex" xmlns:cx6="http://schemas.microsoft.com/office/drawing/2016/5/12/chartex" xmlns:cx7="http://schemas.microsoft.com/office/drawing/2016/5/13/chartex" xmlns:cx8="http://schemas.microsoft.com/office/drawing/2016/5/14/chartex" xmlns:mc="http://schemas.openxmlformats.org/markup-compatibility/2006" xmlns:aink="http://schemas.microsoft.com/office/drawing/2016/ink" xmlns:am3d="http://schemas.microsoft.com/office/drawing/2017/model3d" xmlns:o="urn:schemas-microsoft-com:office:office" xmlns:oel="http://schemas.microsoft.com/office/2019/extlst" xmlns:r="http://schemas.openxmlformats.org/officeDocument/2006/relationships" xmlns:m="http://schemas.openxmlformats.org/officeDocument/2006/math" xmlns:v="urn:schemas-microsoft-com:vml" xmlns:wp14="http://schemas.microsoft.com/office/word/2010/wordprocessingDrawing" xmlns:wp="http://schemas.openxmlformats.org/drawingml/2006/wordprocessingDrawing" xmlns:w10="urn:schemas-microsoft-com:office:word" xmlns:w="http://schemas.openxmlformats.org/wordprocessingml/2006/main" xmlns:w14="http://schemas.microsoft.com/office/word/2010/wordml" xmlns:w15="http://schemas.microsoft.com/office/word/2012/wordml" xmlns:w16cex="http://schemas.microsoft.com/office/word/2018/wordml/cex" xmlns:w16cid="http://schemas.microsoft.com/office/word/2016/wordml/cid" xmlns:w16="http://schemas.microsoft.com/office/word/2018/wordml" xmlns:w16du="http://schemas.microsoft.com/office/word/2023/wordml/word16du" xmlns:w16sdtdh="http://schemas.microsoft.com/office/word/2020/wordml/sdtdatahash" xmlns:w16sdtfl="http://schemas.microsoft.com/office/word/2024/wordml/sdtformatlock" xmlns:w16se="http://schemas.microsoft.com/office/word/2015/wordml/symex" xmlns:wpg="http://schemas.microsoft.com/office/word/2010/wordprocessingGroup" xmlns:wpi="http://schemas.microsoft.com/office/word/2010/wordprocessingInk" xmlns:wne="http://schemas.microsoft.com/office/word/2006/wordml" xmlns:wps="http://schemas.microsoft.com/office/word/2010/wordprocessingShape" mc:Ignorable="w14 w15 w16se w16cid w16 w16cex w16sdtdh w16sdtfl w16du wp14">
+  <w:p>
+    <w:pPr>
+      <w:spacing w:after="0" w:line="259" w:lineRule="auto"/>
+      <w:ind w:left="0" w:right="341" w:firstLine="0"/>
+      <w:jc w:val="center"/>
+    </w:pPr>
+    <w:r>
+      <w:rPr>
+        <w:rFonts w:ascii="Calibri" w:eastAsia="Calibri" w:hAnsi="Calibri" w:cs="Calibri"/>
+        <w:noProof/>
+      </w:rPr>
+      <mc:AlternateContent>
+        <mc:Choice Requires="wpg">
+          <w:drawing>
+            <wp:anchor distT="0" distB="0" distL="114300" distR="114300" simplePos="0" relativeHeight="251670016" behindDoc="0" locked="0" layoutInCell="1" allowOverlap="1" wp14:anchorId="2167C106" wp14:editId="2464C6C4">
+              <wp:simplePos x="0" y="0"/>
+              <wp:positionH relativeFrom="page">
+                <wp:posOffset>1062533</wp:posOffset>
+              </wp:positionH>
+              <wp:positionV relativeFrom="page">
+                <wp:posOffset>615697</wp:posOffset>
+              </wp:positionV>
+              <wp:extent cx="5781422" cy="6096"/>
+              <wp:effectExtent l="0" t="0" r="0" b="0"/>
+              <wp:wrapSquare wrapText="bothSides"/>
+              <wp:docPr id="1137501176" name="Group 22115"/>
+              <wp:cNvGraphicFramePr/>
+              <a:graphic xmlns:a="http://schemas.openxmlformats.org/drawingml/2006/main">
+                <a:graphicData uri="http://schemas.microsoft.com/office/word/2010/wordprocessingGroup">
+                  <wpg:wgp>
+                    <wpg:cNvGrpSpPr/>
+                    <wpg:grpSpPr>
+                      <a:xfrm>
+                        <a:off x="0" y="0"/>
+                        <a:ext cx="5781422" cy="6096"/>
+                        <a:chOff x="0" y="0"/>
+                        <a:chExt cx="5781422" cy="6096"/>
+                      </a:xfrm>
+                    </wpg:grpSpPr>
+                    <wps:wsp>
+                      <wps:cNvPr id="604508000" name="Shape 23015"/>
+                      <wps:cNvSpPr/>
+                      <wps:spPr>
+                        <a:xfrm>
+                          <a:off x="0" y="0"/>
+                          <a:ext cx="5781422" cy="9144"/>
+                        </a:xfrm>
+                        <a:custGeom>
+                          <a:avLst/>
+                          <a:gdLst/>
+                          <a:ahLst/>
+                          <a:cxnLst/>
+                          <a:rect l="0" t="0" r="0" b="0"/>
+                          <a:pathLst>
+                            <a:path w="5781422" h="9144">
+                              <a:moveTo>
+                                <a:pt x="0" y="0"/>
+                              </a:moveTo>
+                              <a:lnTo>
+                                <a:pt x="5781422" y="0"/>
+                              </a:lnTo>
+                              <a:lnTo>
+                                <a:pt x="5781422" y="9144"/>
+                              </a:lnTo>
+                              <a:lnTo>
+                                <a:pt x="0" y="9144"/>
+                              </a:lnTo>
+                              <a:lnTo>
+                                <a:pt x="0" y="0"/>
+                              </a:lnTo>
+                            </a:path>
+                          </a:pathLst>
+                        </a:custGeom>
+                        <a:ln w="0" cap="flat">
+                          <a:miter lim="127000"/>
+                        </a:ln>
+                      </wps:spPr>
+                      <wps:style>
+                        <a:lnRef idx="0">
+                          <a:srgbClr val="000000">
+                            <a:alpha val="0"/>
+                          </a:srgbClr>
+                        </a:lnRef>
+                        <a:fillRef idx="1">
+                          <a:srgbClr val="000000"/>
+                        </a:fillRef>
+                        <a:effectRef idx="0">
+                          <a:scrgbClr r="0" g="0" b="0"/>
+                        </a:effectRef>
+                        <a:fontRef idx="none"/>
+                      </wps:style>
+                      <wps:bodyPr/>
+                    </wps:wsp>
+                  </wpg:wgp>
+                </a:graphicData>
+              </a:graphic>
+            </wp:anchor>
+          </w:drawing>
+        </mc:Choice>
+        <mc:Fallback>
+          <w:pict>
+            <v:group w14:anchorId="7704843D" id="Group 22115" o:spid="_x0000_s1026" style="position:absolute;margin-left:83.65pt;margin-top:48.5pt;width:455.25pt;height:.5pt;z-index:251749376;mso-position-horizontal-relative:page;mso-position-vertical-relative:page" coordsize="57814,60" o:gfxdata="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">
+              <v:shape id="Shape 23015" o:spid="_x0000_s1027" style="position:absolute;width:57814;height:91;visibility:visible;mso-wrap-style:square;v-text-anchor:top" coordsize="5781422,9144" o:gfxdata="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" path="m,l5781422,r,9144l,9144,,e" fillcolor="black" stroked="f" strokeweight="0">
+                <v:stroke miterlimit="83231f" joinstyle="miter"/>
+                <v:path arrowok="t" textboxrect="0,0,5781422,9144"/>
+              </v:shape>
+              <w10:wrap type="square" anchorx="page" anchory="page"/>
+            </v:group>
+          </w:pict>
+        </mc:Fallback>
+      </mc:AlternateContent>
+    </w:r>
+    <w:r>
+      <w:rPr>
+        <w:i/>
+        <w:sz w:val="20"/>
+      </w:rPr>
+      <w:t>Anexos</w:t>
+    </w:r>
+  </w:p>
+  <w:p>
+    <w:pPr>
+      <w:spacing w:after="0" w:line="259" w:lineRule="auto"/>
+      <w:ind w:left="0" w:right="341" w:firstLine="0"/>
+      <w:rPr>
+        <w:lang w:val="es-ES"/>
+      </w:rPr>
+    </w:pPr>
+  </w:p>
+</w:hdr>
+</file>
+
+<file path=word/header27.xml><?xml version="1.0" encoding="utf-8"?>
+<w:hdr xmlns:wpc="http://schemas.microsoft.com/office/word/2010/wordprocessingCanvas" xmlns:cx="http://schemas.microsoft.com/office/drawing/2014/chartex" xmlns:cx1="http://schemas.microsoft.com/office/drawing/2015/9/8/chartex" xmlns:cx2="http://schemas.microsoft.com/office/drawing/2015/10/21/chartex" xmlns:cx3="http://schemas.microsoft.com/office/drawing/2016/5/9/chartex" xmlns:cx4="http://schemas.microsoft.com/office/drawing/2016/5/10/chartex" xmlns:cx5="http://schemas.microsoft.com/office/drawing/2016/5/11/chartex" xmlns:cx6="http://schemas.microsoft.com/office/drawing/2016/5/12/chartex" xmlns:cx7="http://schemas.microsoft.com/office/drawing/2016/5/13/chartex" xmlns:cx8="http://schemas.microsoft.com/office/drawing/2016/5/14/chartex" xmlns:mc="http://schemas.openxmlformats.org/markup-compatibility/2006" xmlns:aink="http://schemas.microsoft.com/office/drawing/2016/ink" xmlns:am3d="http://schemas.microsoft.com/office/drawing/2017/model3d" xmlns:o="urn:schemas-microsoft-com:office:office" xmlns:oel="http://schemas.microsoft.com/office/2019/extlst" xmlns:r="http://schemas.openxmlformats.org/officeDocument/2006/relationships" xmlns:m="http://schemas.openxmlformats.org/officeDocument/2006/math" xmlns:v="urn:schemas-microsoft-com:vml" xmlns:wp14="http://schemas.microsoft.com/office/word/2010/wordprocessingDrawing" xmlns:wp="http://schemas.openxmlformats.org/drawingml/2006/wordprocessingDrawing" xmlns:w10="urn:schemas-microsoft-com:office:word" xmlns:w="http://schemas.openxmlformats.org/wordprocessingml/2006/main" xmlns:w14="http://schemas.microsoft.com/office/word/2010/wordml" xmlns:w15="http://schemas.microsoft.com/office/word/2012/wordml" xmlns:w16cex="http://schemas.microsoft.com/office/word/2018/wordml/cex" xmlns:w16cid="http://schemas.microsoft.com/office/word/2016/wordml/cid" xmlns:w16="http://schemas.microsoft.com/office/word/2018/wordml" xmlns:w16du="http://schemas.microsoft.com/office/word/2023/wordml/word16du" xmlns:w16sdtdh="http://schemas.microsoft.com/office/word/2020/wordml/sdtdatahash" xmlns:w16sdtfl="http://schemas.microsoft.com/office/word/2024/wordml/sdtformatlock" xmlns:w16se="http://schemas.microsoft.com/office/word/2015/wordml/symex" xmlns:wpg="http://schemas.microsoft.com/office/word/2010/wordprocessingGroup" xmlns:wpi="http://schemas.microsoft.com/office/word/2010/wordprocessingInk" xmlns:wne="http://schemas.microsoft.com/office/word/2006/wordml" xmlns:wps="http://schemas.microsoft.com/office/word/2010/wordprocessingShape" mc:Ignorable="w14 w15 w16se w16cid w16 w16cex w16sdtdh w16sdtfl w16du wp14">
+  <w:p>
+    <w:pPr>
+      <w:spacing w:after="0" w:line="259" w:lineRule="auto"/>
+      <w:ind w:left="0" w:right="341" w:firstLine="0"/>
+      <w:jc w:val="center"/>
+    </w:pPr>
+    <w:r>
+      <w:rPr>
+        <w:rFonts w:ascii="Calibri" w:eastAsia="Calibri" w:hAnsi="Calibri" w:cs="Calibri"/>
+        <w:noProof/>
+      </w:rPr>
+      <mc:AlternateContent>
+        <mc:Choice Requires="wpg">
+          <w:drawing>
+            <wp:anchor distT="0" distB="0" distL="114300" distR="114300" simplePos="0" relativeHeight="251660800" behindDoc="0" locked="0" layoutInCell="1" allowOverlap="1" wp14:anchorId="11F06BD3" wp14:editId="4F652F1B">
+              <wp:simplePos x="0" y="0"/>
+              <wp:positionH relativeFrom="page">
+                <wp:posOffset>1062533</wp:posOffset>
+              </wp:positionH>
+              <wp:positionV relativeFrom="page">
+                <wp:posOffset>615697</wp:posOffset>
+              </wp:positionV>
+              <wp:extent cx="5781422" cy="6096"/>
+              <wp:effectExtent l="0" t="0" r="0" b="0"/>
+              <wp:wrapSquare wrapText="bothSides"/>
+              <wp:docPr id="1592728374" name="Group 22115"/>
+              <wp:cNvGraphicFramePr/>
+              <a:graphic xmlns:a="http://schemas.openxmlformats.org/drawingml/2006/main">
+                <a:graphicData uri="http://schemas.microsoft.com/office/word/2010/wordprocessingGroup">
+                  <wpg:wgp>
+                    <wpg:cNvGrpSpPr/>
+                    <wpg:grpSpPr>
+                      <a:xfrm>
+                        <a:off x="0" y="0"/>
+                        <a:ext cx="5781422" cy="6096"/>
+                        <a:chOff x="0" y="0"/>
+                        <a:chExt cx="5781422" cy="6096"/>
+                      </a:xfrm>
+                    </wpg:grpSpPr>
+                    <wps:wsp>
+                      <wps:cNvPr id="987355556" name="Shape 23015"/>
+                      <wps:cNvSpPr/>
+                      <wps:spPr>
+                        <a:xfrm>
+                          <a:off x="0" y="0"/>
+                          <a:ext cx="5781422" cy="9144"/>
+                        </a:xfrm>
+                        <a:custGeom>
+                          <a:avLst/>
+                          <a:gdLst/>
+                          <a:ahLst/>
+                          <a:cxnLst/>
+                          <a:rect l="0" t="0" r="0" b="0"/>
+                          <a:pathLst>
+                            <a:path w="5781422" h="9144">
+                              <a:moveTo>
+                                <a:pt x="0" y="0"/>
+                              </a:moveTo>
+                              <a:lnTo>
+                                <a:pt x="5781422" y="0"/>
+                              </a:lnTo>
+                              <a:lnTo>
+                                <a:pt x="5781422" y="9144"/>
+                              </a:lnTo>
+                              <a:lnTo>
+                                <a:pt x="0" y="9144"/>
+                              </a:lnTo>
+                              <a:lnTo>
+                                <a:pt x="0" y="0"/>
+                              </a:lnTo>
+                            </a:path>
+                          </a:pathLst>
+                        </a:custGeom>
+                        <a:ln w="0" cap="flat">
+                          <a:miter lim="127000"/>
+                        </a:ln>
+                      </wps:spPr>
+                      <wps:style>
+                        <a:lnRef idx="0">
+                          <a:srgbClr val="000000">
+                            <a:alpha val="0"/>
+                          </a:srgbClr>
+                        </a:lnRef>
+                        <a:fillRef idx="1">
+                          <a:srgbClr val="000000"/>
+                        </a:fillRef>
+                        <a:effectRef idx="0">
+                          <a:scrgbClr r="0" g="0" b="0"/>
+                        </a:effectRef>
+                        <a:fontRef idx="none"/>
+                      </wps:style>
+                      <wps:bodyPr/>
+                    </wps:wsp>
+                  </wpg:wgp>
+                </a:graphicData>
+              </a:graphic>
+            </wp:anchor>
+          </w:drawing>
+        </mc:Choice>
+        <mc:Fallback>
+          <w:pict>
+            <v:group w14:anchorId="67C40736" id="Group 22115" o:spid="_x0000_s1026" style="position:absolute;margin-left:83.65pt;margin-top:48.5pt;width:455.25pt;height:.5pt;z-index:251730944;mso-position-horizontal-relative:page;mso-position-vertical-relative:page" coordsize="57814,60" o:gfxdata="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">
+              <v:shape id="Shape 23015" o:spid="_x0000_s1027" style="position:absolute;width:57814;height:91;visibility:visible;mso-wrap-style:square;v-text-anchor:top" coordsize="5781422,9144" o:gfxdata="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" path="m,l5781422,r,9144l,9144,,e" fillcolor="black" stroked="f" strokeweight="0">
+                <v:stroke miterlimit="83231f" joinstyle="miter"/>
+                <v:path arrowok="t" textboxrect="0,0,5781422,9144"/>
+              </v:shape>
+              <w10:wrap type="square" anchorx="page" anchory="page"/>
+            </v:group>
+          </w:pict>
+        </mc:Fallback>
+      </mc:AlternateContent>
+    </w:r>
+    <w:r>
+      <w:rPr>
+        <w:i/>
+        <w:sz w:val="20"/>
+      </w:rPr>
+      <w:t>Anexos</w:t>
+    </w:r>
+  </w:p>
+  <w:p>
+    <w:pPr>
+      <w:pStyle w:val="Encabezado"/>
+      <w:rPr>
+        <w:lang w:val="es-ES"/>
+      </w:rPr>
+    </w:pPr>
+  </w:p>
+</w:hdr>
+</file>
+
+<file path=word/header28.xml><?xml version="1.0" encoding="utf-8"?>
+<w:hdr xmlns:wpc="http://schemas.microsoft.com/office/word/2010/wordprocessingCanvas" xmlns:cx="http://schemas.microsoft.com/office/drawing/2014/chartex" xmlns:cx1="http://schemas.microsoft.com/office/drawing/2015/9/8/chartex" xmlns:cx2="http://schemas.microsoft.com/office/drawing/2015/10/21/chartex" xmlns:cx3="http://schemas.microsoft.com/office/drawing/2016/5/9/chartex" xmlns:cx4="http://schemas.microsoft.com/office/drawing/2016/5/10/chartex" xmlns:cx5="http://schemas.microsoft.com/office/drawing/2016/5/11/chartex" xmlns:cx6="http://schemas.microsoft.com/office/drawing/2016/5/12/chartex" xmlns:cx7="http://schemas.microsoft.com/office/drawing/2016/5/13/chartex" xmlns:cx8="http://schemas.microsoft.com/office/drawing/2016/5/14/chartex" xmlns:mc="http://schemas.openxmlformats.org/markup-compatibility/2006" xmlns:aink="http://schemas.microsoft.com/office/drawing/2016/ink" xmlns:am3d="http://schemas.microsoft.com/office/drawing/2017/model3d" xmlns:o="urn:schemas-microsoft-com:office:office" xmlns:oel="http://schemas.microsoft.com/office/2019/extlst" xmlns:r="http://schemas.openxmlformats.org/officeDocument/2006/relationships" xmlns:m="http://schemas.openxmlformats.org/officeDocument/2006/math" xmlns:v="urn:schemas-microsoft-com:vml" xmlns:wp14="http://schemas.microsoft.com/office/word/2010/wordprocessingDrawing" xmlns:wp="http://schemas.openxmlformats.org/drawingml/2006/wordprocessingDrawing" xmlns:w10="urn:schemas-microsoft-com:office:word" xmlns:w="http://schemas.openxmlformats.org/wordprocessingml/2006/main" xmlns:w14="http://schemas.microsoft.com/office/word/2010/wordml" xmlns:w15="http://schemas.microsoft.com/office/word/2012/wordml" xmlns:w16cex="http://schemas.microsoft.com/office/word/2018/wordml/cex" xmlns:w16cid="http://schemas.microsoft.com/office/word/2016/wordml/cid" xmlns:w16="http://schemas.microsoft.com/office/word/2018/wordml" xmlns:w16du="http://schemas.microsoft.com/office/word/2023/wordml/word16du" xmlns:w16sdtdh="http://schemas.microsoft.com/office/word/2020/wordml/sdtdatahash" xmlns:w16sdtfl="http://schemas.microsoft.com/office/word/2024/wordml/sdtformatlock" xmlns:w16se="http://schemas.microsoft.com/office/word/2015/wordml/symex" xmlns:wpg="http://schemas.microsoft.com/office/word/2010/wordprocessingGroup" xmlns:wpi="http://schemas.microsoft.com/office/word/2010/wordprocessingInk" xmlns:wne="http://schemas.microsoft.com/office/word/2006/wordml" xmlns:wps="http://schemas.microsoft.com/office/word/2010/wordprocessingShape" mc:Ignorable="w14 w15 w16se w16cid w16 w16cex w16sdtdh w16sdtfl w16du wp14">
+  <w:p>
+    <w:pPr>
+      <w:spacing w:after="0" w:line="259" w:lineRule="auto"/>
+      <w:ind w:left="0" w:right="341" w:firstLine="0"/>
+      <w:jc w:val="center"/>
+    </w:pPr>
+    <w:r>
+      <w:rPr>
+        <w:rFonts w:ascii="Calibri" w:eastAsia="Calibri" w:hAnsi="Calibri" w:cs="Calibri"/>
+        <w:noProof/>
+      </w:rPr>
+      <mc:AlternateContent>
+        <mc:Choice Requires="wpg">
+          <w:drawing>
+            <wp:anchor distT="0" distB="0" distL="114300" distR="114300" simplePos="0" relativeHeight="251665920" behindDoc="0" locked="0" layoutInCell="1" allowOverlap="1" wp14:anchorId="25C97D99" wp14:editId="3DE42196">
+              <wp:simplePos x="0" y="0"/>
+              <wp:positionH relativeFrom="page">
+                <wp:posOffset>1062533</wp:posOffset>
+              </wp:positionH>
+              <wp:positionV relativeFrom="page">
+                <wp:posOffset>615697</wp:posOffset>
+              </wp:positionV>
+              <wp:extent cx="5781422" cy="6096"/>
+              <wp:effectExtent l="0" t="0" r="0" b="0"/>
+              <wp:wrapSquare wrapText="bothSides"/>
+              <wp:docPr id="618044164" name="Group 22115"/>
+              <wp:cNvGraphicFramePr/>
+              <a:graphic xmlns:a="http://schemas.openxmlformats.org/drawingml/2006/main">
+                <a:graphicData uri="http://schemas.microsoft.com/office/word/2010/wordprocessingGroup">
+                  <wpg:wgp>
+                    <wpg:cNvGrpSpPr/>
+                    <wpg:grpSpPr>
+                      <a:xfrm>
+                        <a:off x="0" y="0"/>
+                        <a:ext cx="5781422" cy="6096"/>
+                        <a:chOff x="0" y="0"/>
+                        <a:chExt cx="5781422" cy="6096"/>
+                      </a:xfrm>
+                    </wpg:grpSpPr>
+                    <wps:wsp>
+                      <wps:cNvPr id="574685391" name="Shape 23015"/>
+                      <wps:cNvSpPr/>
+                      <wps:spPr>
+                        <a:xfrm>
+                          <a:off x="0" y="0"/>
+                          <a:ext cx="5781422" cy="9144"/>
+                        </a:xfrm>
+                        <a:custGeom>
+                          <a:avLst/>
+                          <a:gdLst/>
+                          <a:ahLst/>
+                          <a:cxnLst/>
+                          <a:rect l="0" t="0" r="0" b="0"/>
+                          <a:pathLst>
+                            <a:path w="5781422" h="9144">
+                              <a:moveTo>
+                                <a:pt x="0" y="0"/>
+                              </a:moveTo>
+                              <a:lnTo>
+                                <a:pt x="5781422" y="0"/>
+                              </a:lnTo>
+                              <a:lnTo>
+                                <a:pt x="5781422" y="9144"/>
+                              </a:lnTo>
+                              <a:lnTo>
+                                <a:pt x="0" y="9144"/>
+                              </a:lnTo>
+                              <a:lnTo>
+                                <a:pt x="0" y="0"/>
+                              </a:lnTo>
+                            </a:path>
+                          </a:pathLst>
+                        </a:custGeom>
+                        <a:ln w="0" cap="flat">
+                          <a:miter lim="127000"/>
+                        </a:ln>
+                      </wps:spPr>
+                      <wps:style>
+                        <a:lnRef idx="0">
+                          <a:srgbClr val="000000">
+                            <a:alpha val="0"/>
+                          </a:srgbClr>
+                        </a:lnRef>
+                        <a:fillRef idx="1">
+                          <a:srgbClr val="000000"/>
+                        </a:fillRef>
+                        <a:effectRef idx="0">
+                          <a:scrgbClr r="0" g="0" b="0"/>
+                        </a:effectRef>
+                        <a:fontRef idx="none"/>
+                      </wps:style>
+                      <wps:bodyPr/>
+                    </wps:wsp>
+                  </wpg:wgp>
+                </a:graphicData>
+              </a:graphic>
+            </wp:anchor>
+          </w:drawing>
+        </mc:Choice>
+        <mc:Fallback>
+          <w:pict>
+            <v:group w14:anchorId="48E6A68A" id="Group 22115" o:spid="_x0000_s1026" style="position:absolute;margin-left:83.65pt;margin-top:48.5pt;width:455.25pt;height:.5pt;z-index:251743232;mso-position-horizontal-relative:page;mso-position-vertical-relative:page" coordsize="57814,60" o:gfxdata="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">
+              <v:shape id="Shape 23015" o:spid="_x0000_s1027" style="position:absolute;width:57814;height:91;visibility:visible;mso-wrap-style:square;v-text-anchor:top" coordsize="5781422,9144" o:gfxdata="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" path="m,l5781422,r,9144l,9144,,e" fillcolor="black" stroked="f" strokeweight="0">
+                <v:stroke miterlimit="83231f" joinstyle="miter"/>
+                <v:path arrowok="t" textboxrect="0,0,5781422,9144"/>
+              </v:shape>
+              <w10:wrap type="square" anchorx="page" anchory="page"/>
+            </v:group>
+          </w:pict>
+        </mc:Fallback>
+      </mc:AlternateContent>
+    </w:r>
+    <w:r>
+      <w:rPr>
+        <w:i/>
+        <w:sz w:val="20"/>
+      </w:rPr>
+      <w:t>Anexos</w:t>
+    </w:r>
+  </w:p>
+  <w:p>
+    <w:pPr>
+      <w:spacing w:after="0" w:line="259" w:lineRule="auto"/>
+      <w:ind w:left="0" w:right="341" w:firstLine="0"/>
+      <w:rPr>
+        <w:lang w:val="es-ES"/>
+      </w:rPr>
+    </w:pPr>
+  </w:p>
+</w:hdr>
+</file>
+
+<file path=word/header29.xml><?xml version="1.0" encoding="utf-8"?>
+<w:hdr xmlns:wpc="http://schemas.microsoft.com/office/word/2010/wordprocessingCanvas" xmlns:cx="http://schemas.microsoft.com/office/drawing/2014/chartex" xmlns:cx1="http://schemas.microsoft.com/office/drawing/2015/9/8/chartex" xmlns:cx2="http://schemas.microsoft.com/office/drawing/2015/10/21/chartex" xmlns:cx3="http://schemas.microsoft.com/office/drawing/2016/5/9/chartex" xmlns:cx4="http://schemas.microsoft.com/office/drawing/2016/5/10/chartex" xmlns:cx5="http://schemas.microsoft.com/office/drawing/2016/5/11/chartex" xmlns:cx6="http://schemas.microsoft.com/office/drawing/2016/5/12/chartex" xmlns:cx7="http://schemas.microsoft.com/office/drawing/2016/5/13/chartex" xmlns:cx8="http://schemas.microsoft.com/office/drawing/2016/5/14/chartex" xmlns:mc="http://schemas.openxmlformats.org/markup-compatibility/2006" xmlns:aink="http://schemas.microsoft.com/office/drawing/2016/ink" xmlns:am3d="http://schemas.microsoft.com/office/drawing/2017/model3d" xmlns:o="urn:schemas-microsoft-com:office:office" xmlns:oel="http://schemas.microsoft.com/office/2019/extlst" xmlns:r="http://schemas.openxmlformats.org/officeDocument/2006/relationships" xmlns:m="http://schemas.openxmlformats.org/officeDocument/2006/math" xmlns:v="urn:schemas-microsoft-com:vml" xmlns:wp14="http://schemas.microsoft.com/office/word/2010/wordprocessingDrawing" xmlns:wp="http://schemas.openxmlformats.org/drawingml/2006/wordprocessingDrawing" xmlns:w10="urn:schemas-microsoft-com:office:word" xmlns:w="http://schemas.openxmlformats.org/wordprocessingml/2006/main" xmlns:w14="http://schemas.microsoft.com/office/word/2010/wordml" xmlns:w15="http://schemas.microsoft.com/office/word/2012/wordml" xmlns:w16cex="http://schemas.microsoft.com/office/word/2018/wordml/cex" xmlns:w16cid="http://schemas.microsoft.com/office/word/2016/wordml/cid" xmlns:w16="http://schemas.microsoft.com/office/word/2018/wordml" xmlns:w16du="http://schemas.microsoft.com/office/word/2023/wordml/word16du" xmlns:w16sdtdh="http://schemas.microsoft.com/office/word/2020/wordml/sdtdatahash" xmlns:w16sdtfl="http://schemas.microsoft.com/office/word/2024/wordml/sdtformatlock" xmlns:w16se="http://schemas.microsoft.com/office/word/2015/wordml/symex" xmlns:wpg="http://schemas.microsoft.com/office/word/2010/wordprocessingGroup" xmlns:wpi="http://schemas.microsoft.com/office/word/2010/wordprocessingInk" xmlns:wne="http://schemas.microsoft.com/office/word/2006/wordml" xmlns:wps="http://schemas.microsoft.com/office/word/2010/wordprocessingShape" mc:Ignorable="w14 w15 w16se w16cid w16 w16cex w16sdtdh w16sdtfl w16du wp14">
+  <w:p>
+    <w:pPr>
+      <w:spacing w:after="0" w:line="259" w:lineRule="auto"/>
       <w:ind w:left="-1702" w:right="333" w:firstLine="0"/>
       <w:jc w:val="left"/>
     </w:pPr>
@@ -33454,7 +35151,7 @@
       <mc:AlternateContent>
         <mc:Choice Requires="wpg">
           <w:drawing>
-            <wp:anchor distT="0" distB="0" distL="114300" distR="114300" simplePos="0" relativeHeight="251675648" behindDoc="0" locked="0" layoutInCell="1" allowOverlap="1" wp14:anchorId="7D23CC7E" wp14:editId="6168E6E5">
+            <wp:anchor distT="0" distB="0" distL="114300" distR="114300" simplePos="0" relativeHeight="251654656" behindDoc="0" locked="0" layoutInCell="1" allowOverlap="1" wp14:anchorId="7D23CC7E" wp14:editId="6168E6E5">
               <wp:simplePos x="0" y="0"/>
               <wp:positionH relativeFrom="page">
                 <wp:posOffset>1062533</wp:posOffset>
@@ -33552,11 +35249,14 @@
         </mc:Fallback>
       </mc:AlternateContent>
     </w:r>
+    <w:r>
+      <w:t xml:space="preserve">  </w:t>
+    </w:r>
   </w:p>
 </w:hdr>
 </file>
 
-<file path=word/header2.xml><?xml version="1.0" encoding="utf-8"?>
+<file path=word/header3.xml><?xml version="1.0" encoding="utf-8"?>
 <w:hdr xmlns:wpc="http://schemas.microsoft.com/office/word/2010/wordprocessingCanvas" xmlns:cx="http://schemas.microsoft.com/office/drawing/2014/chartex" xmlns:cx1="http://schemas.microsoft.com/office/drawing/2015/9/8/chartex" xmlns:cx2="http://schemas.microsoft.com/office/drawing/2015/10/21/chartex" xmlns:cx3="http://schemas.microsoft.com/office/drawing/2016/5/9/chartex" xmlns:cx4="http://schemas.microsoft.com/office/drawing/2016/5/10/chartex" xmlns:cx5="http://schemas.microsoft.com/office/drawing/2016/5/11/chartex" xmlns:cx6="http://schemas.microsoft.com/office/drawing/2016/5/12/chartex" xmlns:cx7="http://schemas.microsoft.com/office/drawing/2016/5/13/chartex" xmlns:cx8="http://schemas.microsoft.com/office/drawing/2016/5/14/chartex" xmlns:mc="http://schemas.openxmlformats.org/markup-compatibility/2006" xmlns:aink="http://schemas.microsoft.com/office/drawing/2016/ink" xmlns:am3d="http://schemas.microsoft.com/office/drawing/2017/model3d" xmlns:o="urn:schemas-microsoft-com:office:office" xmlns:oel="http://schemas.microsoft.com/office/2019/extlst" xmlns:r="http://schemas.openxmlformats.org/officeDocument/2006/relationships" xmlns:m="http://schemas.openxmlformats.org/officeDocument/2006/math" xmlns:v="urn:schemas-microsoft-com:vml" xmlns:wp14="http://schemas.microsoft.com/office/word/2010/wordprocessingDrawing" xmlns:wp="http://schemas.openxmlformats.org/drawingml/2006/wordprocessingDrawing" xmlns:w10="urn:schemas-microsoft-com:office:word" xmlns:w="http://schemas.openxmlformats.org/wordprocessingml/2006/main" xmlns:w14="http://schemas.microsoft.com/office/word/2010/wordml" xmlns:w15="http://schemas.microsoft.com/office/word/2012/wordml" xmlns:w16cex="http://schemas.microsoft.com/office/word/2018/wordml/cex" xmlns:w16cid="http://schemas.microsoft.com/office/word/2016/wordml/cid" xmlns:w16="http://schemas.microsoft.com/office/word/2018/wordml" xmlns:w16du="http://schemas.microsoft.com/office/word/2023/wordml/word16du" xmlns:w16sdtdh="http://schemas.microsoft.com/office/word/2020/wordml/sdtdatahash" xmlns:w16sdtfl="http://schemas.microsoft.com/office/word/2024/wordml/sdtformatlock" xmlns:w16se="http://schemas.microsoft.com/office/word/2015/wordml/symex" xmlns:wpg="http://schemas.microsoft.com/office/word/2010/wordprocessingGroup" xmlns:wpi="http://schemas.microsoft.com/office/word/2010/wordprocessingInk" xmlns:wne="http://schemas.microsoft.com/office/word/2006/wordml" xmlns:wps="http://schemas.microsoft.com/office/word/2010/wordprocessingShape" mc:Ignorable="w14 w15 w16se w16cid w16 w16cex w16sdtdh w16sdtfl w16du wp14">
   <w:p>
     <w:pPr>
@@ -33568,7 +35268,21 @@
 </w:hdr>
 </file>
 
-<file path=word/header20.xml><?xml version="1.0" encoding="utf-8"?>
+<file path=word/header30.xml><?xml version="1.0" encoding="utf-8"?>
+<w:hdr xmlns:wpc="http://schemas.microsoft.com/office/word/2010/wordprocessingCanvas" xmlns:cx="http://schemas.microsoft.com/office/drawing/2014/chartex" xmlns:cx1="http://schemas.microsoft.com/office/drawing/2015/9/8/chartex" xmlns:cx2="http://schemas.microsoft.com/office/drawing/2015/10/21/chartex" xmlns:cx3="http://schemas.microsoft.com/office/drawing/2016/5/9/chartex" xmlns:cx4="http://schemas.microsoft.com/office/drawing/2016/5/10/chartex" xmlns:cx5="http://schemas.microsoft.com/office/drawing/2016/5/11/chartex" xmlns:cx6="http://schemas.microsoft.com/office/drawing/2016/5/12/chartex" xmlns:cx7="http://schemas.microsoft.com/office/drawing/2016/5/13/chartex" xmlns:cx8="http://schemas.microsoft.com/office/drawing/2016/5/14/chartex" xmlns:mc="http://schemas.openxmlformats.org/markup-compatibility/2006" xmlns:aink="http://schemas.microsoft.com/office/drawing/2016/ink" xmlns:am3d="http://schemas.microsoft.com/office/drawing/2017/model3d" xmlns:o="urn:schemas-microsoft-com:office:office" xmlns:oel="http://schemas.microsoft.com/office/2019/extlst" xmlns:r="http://schemas.openxmlformats.org/officeDocument/2006/relationships" xmlns:m="http://schemas.openxmlformats.org/officeDocument/2006/math" xmlns:v="urn:schemas-microsoft-com:vml" xmlns:wp14="http://schemas.microsoft.com/office/word/2010/wordprocessingDrawing" xmlns:wp="http://schemas.openxmlformats.org/drawingml/2006/wordprocessingDrawing" xmlns:w10="urn:schemas-microsoft-com:office:word" xmlns:w="http://schemas.openxmlformats.org/wordprocessingml/2006/main" xmlns:w14="http://schemas.microsoft.com/office/word/2010/wordml" xmlns:w15="http://schemas.microsoft.com/office/word/2012/wordml" xmlns:w16cex="http://schemas.microsoft.com/office/word/2018/wordml/cex" xmlns:w16cid="http://schemas.microsoft.com/office/word/2016/wordml/cid" xmlns:w16="http://schemas.microsoft.com/office/word/2018/wordml" xmlns:w16du="http://schemas.microsoft.com/office/word/2023/wordml/word16du" xmlns:w16sdtdh="http://schemas.microsoft.com/office/word/2020/wordml/sdtdatahash" xmlns:w16sdtfl="http://schemas.microsoft.com/office/word/2024/wordml/sdtformatlock" xmlns:w16se="http://schemas.microsoft.com/office/word/2015/wordml/symex" xmlns:wpg="http://schemas.microsoft.com/office/word/2010/wordprocessingGroup" xmlns:wpi="http://schemas.microsoft.com/office/word/2010/wordprocessingInk" xmlns:wne="http://schemas.microsoft.com/office/word/2006/wordml" xmlns:wps="http://schemas.microsoft.com/office/word/2010/wordprocessingShape" mc:Ignorable="w14 w15 w16se w16cid w16 w16cex w16sdtdh w16sdtfl w16du wp14">
+  <w:p>
+    <w:pPr>
+      <w:pStyle w:val="Encabezado"/>
+      <w:ind w:left="0" w:firstLine="0"/>
+      <w:rPr>
+        <w:lang w:val="es-ES"/>
+      </w:rPr>
+    </w:pPr>
+  </w:p>
+</w:hdr>
+</file>
+
+<file path=word/header31.xml><?xml version="1.0" encoding="utf-8"?>
 <w:hdr xmlns:wpc="http://schemas.microsoft.com/office/word/2010/wordprocessingCanvas" xmlns:cx="http://schemas.microsoft.com/office/drawing/2014/chartex" xmlns:cx1="http://schemas.microsoft.com/office/drawing/2015/9/8/chartex" xmlns:cx2="http://schemas.microsoft.com/office/drawing/2015/10/21/chartex" xmlns:cx3="http://schemas.microsoft.com/office/drawing/2016/5/9/chartex" xmlns:cx4="http://schemas.microsoft.com/office/drawing/2016/5/10/chartex" xmlns:cx5="http://schemas.microsoft.com/office/drawing/2016/5/11/chartex" xmlns:cx6="http://schemas.microsoft.com/office/drawing/2016/5/12/chartex" xmlns:cx7="http://schemas.microsoft.com/office/drawing/2016/5/13/chartex" xmlns:cx8="http://schemas.microsoft.com/office/drawing/2016/5/14/chartex" xmlns:mc="http://schemas.openxmlformats.org/markup-compatibility/2006" xmlns:aink="http://schemas.microsoft.com/office/drawing/2016/ink" xmlns:am3d="http://schemas.microsoft.com/office/drawing/2017/model3d" xmlns:o="urn:schemas-microsoft-com:office:office" xmlns:oel="http://schemas.microsoft.com/office/2019/extlst" xmlns:r="http://schemas.openxmlformats.org/officeDocument/2006/relationships" xmlns:m="http://schemas.openxmlformats.org/officeDocument/2006/math" xmlns:v="urn:schemas-microsoft-com:vml" xmlns:wp14="http://schemas.microsoft.com/office/word/2010/wordprocessingDrawing" xmlns:wp="http://schemas.openxmlformats.org/drawingml/2006/wordprocessingDrawing" xmlns:w10="urn:schemas-microsoft-com:office:word" xmlns:w="http://schemas.openxmlformats.org/wordprocessingml/2006/main" xmlns:w14="http://schemas.microsoft.com/office/word/2010/wordml" xmlns:w15="http://schemas.microsoft.com/office/word/2012/wordml" xmlns:w16cex="http://schemas.microsoft.com/office/word/2018/wordml/cex" xmlns:w16cid="http://schemas.microsoft.com/office/word/2016/wordml/cid" xmlns:w16="http://schemas.microsoft.com/office/word/2018/wordml" xmlns:w16du="http://schemas.microsoft.com/office/word/2023/wordml/word16du" xmlns:w16sdtdh="http://schemas.microsoft.com/office/word/2020/wordml/sdtdatahash" xmlns:w16sdtfl="http://schemas.microsoft.com/office/word/2024/wordml/sdtformatlock" xmlns:w16se="http://schemas.microsoft.com/office/word/2015/wordml/symex" xmlns:wpg="http://schemas.microsoft.com/office/word/2010/wordprocessingGroup" xmlns:wpi="http://schemas.microsoft.com/office/word/2010/wordprocessingInk" xmlns:wne="http://schemas.microsoft.com/office/word/2006/wordml" xmlns:wps="http://schemas.microsoft.com/office/word/2010/wordprocessingShape" mc:Ignorable="w14 w15 w16se w16cid w16 w16cex w16sdtdh w16sdtfl w16du wp14">
   <w:p>
     <w:pPr>
@@ -33584,125 +35298,7 @@
       <mc:AlternateContent>
         <mc:Choice Requires="wpg">
           <w:drawing>
-            <wp:anchor distT="0" distB="0" distL="114300" distR="114300" simplePos="0" relativeHeight="251676672" behindDoc="0" locked="0" layoutInCell="1" allowOverlap="1" wp14:anchorId="106ED967" wp14:editId="079701B7">
-              <wp:simplePos x="0" y="0"/>
-              <wp:positionH relativeFrom="page">
-                <wp:posOffset>1062533</wp:posOffset>
-              </wp:positionH>
-              <wp:positionV relativeFrom="page">
-                <wp:posOffset>615697</wp:posOffset>
-              </wp:positionV>
-              <wp:extent cx="5781422" cy="6096"/>
-              <wp:effectExtent l="0" t="0" r="0" b="0"/>
-              <wp:wrapSquare wrapText="bothSides"/>
-              <wp:docPr id="22215" name="Group 22215"/>
-              <wp:cNvGraphicFramePr/>
-              <a:graphic xmlns:a="http://schemas.openxmlformats.org/drawingml/2006/main">
-                <a:graphicData uri="http://schemas.microsoft.com/office/word/2010/wordprocessingGroup">
-                  <wpg:wgp>
-                    <wpg:cNvGrpSpPr/>
-                    <wpg:grpSpPr>
-                      <a:xfrm>
-                        <a:off x="0" y="0"/>
-                        <a:ext cx="5781422" cy="6096"/>
-                        <a:chOff x="0" y="0"/>
-                        <a:chExt cx="5781422" cy="6096"/>
-                      </a:xfrm>
-                    </wpg:grpSpPr>
-                    <wps:wsp>
-                      <wps:cNvPr id="23027" name="Shape 23027"/>
-                      <wps:cNvSpPr/>
-                      <wps:spPr>
-                        <a:xfrm>
-                          <a:off x="0" y="0"/>
-                          <a:ext cx="5781422" cy="9144"/>
-                        </a:xfrm>
-                        <a:custGeom>
-                          <a:avLst/>
-                          <a:gdLst/>
-                          <a:ahLst/>
-                          <a:cxnLst/>
-                          <a:rect l="0" t="0" r="0" b="0"/>
-                          <a:pathLst>
-                            <a:path w="5781422" h="9144">
-                              <a:moveTo>
-                                <a:pt x="0" y="0"/>
-                              </a:moveTo>
-                              <a:lnTo>
-                                <a:pt x="5781422" y="0"/>
-                              </a:lnTo>
-                              <a:lnTo>
-                                <a:pt x="5781422" y="9144"/>
-                              </a:lnTo>
-                              <a:lnTo>
-                                <a:pt x="0" y="9144"/>
-                              </a:lnTo>
-                              <a:lnTo>
-                                <a:pt x="0" y="0"/>
-                              </a:lnTo>
-                            </a:path>
-                          </a:pathLst>
-                        </a:custGeom>
-                        <a:ln w="0" cap="flat">
-                          <a:miter lim="127000"/>
-                        </a:ln>
-                      </wps:spPr>
-                      <wps:style>
-                        <a:lnRef idx="0">
-                          <a:srgbClr val="000000">
-                            <a:alpha val="0"/>
-                          </a:srgbClr>
-                        </a:lnRef>
-                        <a:fillRef idx="1">
-                          <a:srgbClr val="000000"/>
-                        </a:fillRef>
-                        <a:effectRef idx="0">
-                          <a:scrgbClr r="0" g="0" b="0"/>
-                        </a:effectRef>
-                        <a:fontRef idx="none"/>
-                      </wps:style>
-                      <wps:bodyPr/>
-                    </wps:wsp>
-                  </wpg:wgp>
-                </a:graphicData>
-              </a:graphic>
-            </wp:anchor>
-          </w:drawing>
-        </mc:Choice>
-        <mc:Fallback>
-          <w:pict>
-            <v:group w14:anchorId="48A6BFCA" id="Group 22215" o:spid="_x0000_s1026" style="position:absolute;margin-left:83.65pt;margin-top:48.5pt;width:455.25pt;height:.5pt;z-index:251676672;mso-position-horizontal-relative:page;mso-position-vertical-relative:page" coordsize="57814,60" o:gfxdata="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">
-              <v:shape id="Shape 23027" o:spid="_x0000_s1027" style="position:absolute;width:57814;height:91;visibility:visible;mso-wrap-style:square;v-text-anchor:top" coordsize="5781422,9144" o:gfxdata="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" path="m,l5781422,r,9144l,9144,,e" fillcolor="black" stroked="f" strokeweight="0">
-                <v:stroke miterlimit="83231f" joinstyle="miter"/>
-                <v:path arrowok="t" textboxrect="0,0,5781422,9144"/>
-              </v:shape>
-              <w10:wrap type="square" anchorx="page" anchory="page"/>
-            </v:group>
-          </w:pict>
-        </mc:Fallback>
-      </mc:AlternateContent>
-    </w:r>
-  </w:p>
-</w:hdr>
-</file>
-
-<file path=word/header21.xml><?xml version="1.0" encoding="utf-8"?>
-<w:hdr xmlns:wpc="http://schemas.microsoft.com/office/word/2010/wordprocessingCanvas" xmlns:cx="http://schemas.microsoft.com/office/drawing/2014/chartex" xmlns:cx1="http://schemas.microsoft.com/office/drawing/2015/9/8/chartex" xmlns:cx2="http://schemas.microsoft.com/office/drawing/2015/10/21/chartex" xmlns:cx3="http://schemas.microsoft.com/office/drawing/2016/5/9/chartex" xmlns:cx4="http://schemas.microsoft.com/office/drawing/2016/5/10/chartex" xmlns:cx5="http://schemas.microsoft.com/office/drawing/2016/5/11/chartex" xmlns:cx6="http://schemas.microsoft.com/office/drawing/2016/5/12/chartex" xmlns:cx7="http://schemas.microsoft.com/office/drawing/2016/5/13/chartex" xmlns:cx8="http://schemas.microsoft.com/office/drawing/2016/5/14/chartex" xmlns:mc="http://schemas.openxmlformats.org/markup-compatibility/2006" xmlns:aink="http://schemas.microsoft.com/office/drawing/2016/ink" xmlns:am3d="http://schemas.microsoft.com/office/drawing/2017/model3d" xmlns:o="urn:schemas-microsoft-com:office:office" xmlns:oel="http://schemas.microsoft.com/office/2019/extlst" xmlns:r="http://schemas.openxmlformats.org/officeDocument/2006/relationships" xmlns:m="http://schemas.openxmlformats.org/officeDocument/2006/math" xmlns:v="urn:schemas-microsoft-com:vml" xmlns:wp14="http://schemas.microsoft.com/office/word/2010/wordprocessingDrawing" xmlns:wp="http://schemas.openxmlformats.org/drawingml/2006/wordprocessingDrawing" xmlns:w10="urn:schemas-microsoft-com:office:word" xmlns:w="http://schemas.openxmlformats.org/wordprocessingml/2006/main" xmlns:w14="http://schemas.microsoft.com/office/word/2010/wordml" xmlns:w15="http://schemas.microsoft.com/office/word/2012/wordml" xmlns:w16cex="http://schemas.microsoft.com/office/word/2018/wordml/cex" xmlns:w16cid="http://schemas.microsoft.com/office/word/2016/wordml/cid" xmlns:w16="http://schemas.microsoft.com/office/word/2018/wordml" xmlns:w16du="http://schemas.microsoft.com/office/word/2023/wordml/word16du" xmlns:w16sdtdh="http://schemas.microsoft.com/office/word/2020/wordml/sdtdatahash" xmlns:w16sdtfl="http://schemas.microsoft.com/office/word/2024/wordml/sdtformatlock" xmlns:w16se="http://schemas.microsoft.com/office/word/2015/wordml/symex" xmlns:wpg="http://schemas.microsoft.com/office/word/2010/wordprocessingGroup" xmlns:wpi="http://schemas.microsoft.com/office/word/2010/wordprocessingInk" xmlns:wne="http://schemas.microsoft.com/office/word/2006/wordml" xmlns:wps="http://schemas.microsoft.com/office/word/2010/wordprocessingShape" mc:Ignorable="w14 w15 w16se w16cid w16 w16cex w16sdtdh w16sdtfl w16du wp14">
-  <w:p>
-    <w:pPr>
-      <w:spacing w:after="0" w:line="259" w:lineRule="auto"/>
-      <w:ind w:left="-1702" w:right="333" w:firstLine="0"/>
-      <w:jc w:val="left"/>
-    </w:pPr>
-    <w:r>
-      <w:rPr>
-        <w:rFonts w:ascii="Calibri" w:eastAsia="Calibri" w:hAnsi="Calibri" w:cs="Calibri"/>
-        <w:noProof/>
-      </w:rPr>
-      <mc:AlternateContent>
-        <mc:Choice Requires="wpg">
-          <w:drawing>
-            <wp:anchor distT="0" distB="0" distL="114300" distR="114300" simplePos="0" relativeHeight="251677696" behindDoc="0" locked="0" layoutInCell="1" allowOverlap="1" wp14:anchorId="47296CEC" wp14:editId="1B44705B">
+            <wp:anchor distT="0" distB="0" distL="114300" distR="114300" simplePos="0" relativeHeight="251655680" behindDoc="0" locked="0" layoutInCell="1" allowOverlap="1" wp14:anchorId="47296CEC" wp14:editId="1B44705B">
               <wp:simplePos x="0" y="0"/>
               <wp:positionH relativeFrom="page">
                 <wp:posOffset>1062533</wp:posOffset>
@@ -33804,18 +35400,6 @@
 </w:hdr>
 </file>
 
-<file path=word/header3.xml><?xml version="1.0" encoding="utf-8"?>
-<w:hdr xmlns:wpc="http://schemas.microsoft.com/office/word/2010/wordprocessingCanvas" xmlns:cx="http://schemas.microsoft.com/office/drawing/2014/chartex" xmlns:cx1="http://schemas.microsoft.com/office/drawing/2015/9/8/chartex" xmlns:cx2="http://schemas.microsoft.com/office/drawing/2015/10/21/chartex" xmlns:cx3="http://schemas.microsoft.com/office/drawing/2016/5/9/chartex" xmlns:cx4="http://schemas.microsoft.com/office/drawing/2016/5/10/chartex" xmlns:cx5="http://schemas.microsoft.com/office/drawing/2016/5/11/chartex" xmlns:cx6="http://schemas.microsoft.com/office/drawing/2016/5/12/chartex" xmlns:cx7="http://schemas.microsoft.com/office/drawing/2016/5/13/chartex" xmlns:cx8="http://schemas.microsoft.com/office/drawing/2016/5/14/chartex" xmlns:mc="http://schemas.openxmlformats.org/markup-compatibility/2006" xmlns:aink="http://schemas.microsoft.com/office/drawing/2016/ink" xmlns:am3d="http://schemas.microsoft.com/office/drawing/2017/model3d" xmlns:o="urn:schemas-microsoft-com:office:office" xmlns:oel="http://schemas.microsoft.com/office/2019/extlst" xmlns:r="http://schemas.openxmlformats.org/officeDocument/2006/relationships" xmlns:m="http://schemas.openxmlformats.org/officeDocument/2006/math" xmlns:v="urn:schemas-microsoft-com:vml" xmlns:wp14="http://schemas.microsoft.com/office/word/2010/wordprocessingDrawing" xmlns:wp="http://schemas.openxmlformats.org/drawingml/2006/wordprocessingDrawing" xmlns:w10="urn:schemas-microsoft-com:office:word" xmlns:w="http://schemas.openxmlformats.org/wordprocessingml/2006/main" xmlns:w14="http://schemas.microsoft.com/office/word/2010/wordml" xmlns:w15="http://schemas.microsoft.com/office/word/2012/wordml" xmlns:w16cex="http://schemas.microsoft.com/office/word/2018/wordml/cex" xmlns:w16cid="http://schemas.microsoft.com/office/word/2016/wordml/cid" xmlns:w16="http://schemas.microsoft.com/office/word/2018/wordml" xmlns:w16du="http://schemas.microsoft.com/office/word/2023/wordml/word16du" xmlns:w16sdtdh="http://schemas.microsoft.com/office/word/2020/wordml/sdtdatahash" xmlns:w16sdtfl="http://schemas.microsoft.com/office/word/2024/wordml/sdtformatlock" xmlns:w16se="http://schemas.microsoft.com/office/word/2015/wordml/symex" xmlns:wpg="http://schemas.microsoft.com/office/word/2010/wordprocessingGroup" xmlns:wpi="http://schemas.microsoft.com/office/word/2010/wordprocessingInk" xmlns:wne="http://schemas.microsoft.com/office/word/2006/wordml" xmlns:wps="http://schemas.microsoft.com/office/word/2010/wordprocessingShape" mc:Ignorable="w14 w15 w16se w16cid w16 w16cex w16sdtdh w16sdtfl w16du wp14">
-  <w:p>
-    <w:pPr>
-      <w:spacing w:after="160" w:line="259" w:lineRule="auto"/>
-      <w:ind w:left="0" w:firstLine="0"/>
-      <w:jc w:val="left"/>
-    </w:pPr>
-  </w:p>
-</w:hdr>
-</file>
-
 <file path=word/header4.xml><?xml version="1.0" encoding="utf-8"?>
 <w:hdr xmlns:wpc="http://schemas.microsoft.com/office/word/2010/wordprocessingCanvas" xmlns:cx="http://schemas.microsoft.com/office/drawing/2014/chartex" xmlns:cx1="http://schemas.microsoft.com/office/drawing/2015/9/8/chartex" xmlns:cx2="http://schemas.microsoft.com/office/drawing/2015/10/21/chartex" xmlns:cx3="http://schemas.microsoft.com/office/drawing/2016/5/9/chartex" xmlns:cx4="http://schemas.microsoft.com/office/drawing/2016/5/10/chartex" xmlns:cx5="http://schemas.microsoft.com/office/drawing/2016/5/11/chartex" xmlns:cx6="http://schemas.microsoft.com/office/drawing/2016/5/12/chartex" xmlns:cx7="http://schemas.microsoft.com/office/drawing/2016/5/13/chartex" xmlns:cx8="http://schemas.microsoft.com/office/drawing/2016/5/14/chartex" xmlns:mc="http://schemas.openxmlformats.org/markup-compatibility/2006" xmlns:aink="http://schemas.microsoft.com/office/drawing/2016/ink" xmlns:am3d="http://schemas.microsoft.com/office/drawing/2017/model3d" xmlns:o="urn:schemas-microsoft-com:office:office" xmlns:oel="http://schemas.microsoft.com/office/2019/extlst" xmlns:r="http://schemas.openxmlformats.org/officeDocument/2006/relationships" xmlns:m="http://schemas.openxmlformats.org/officeDocument/2006/math" xmlns:v="urn:schemas-microsoft-com:vml" xmlns:wp14="http://schemas.microsoft.com/office/word/2010/wordprocessingDrawing" xmlns:wp="http://schemas.openxmlformats.org/drawingml/2006/wordprocessingDrawing" xmlns:w10="urn:schemas-microsoft-com:office:word" xmlns:w="http://schemas.openxmlformats.org/wordprocessingml/2006/main" xmlns:w14="http://schemas.microsoft.com/office/word/2010/wordml" xmlns:w15="http://schemas.microsoft.com/office/word/2012/wordml" xmlns:w16cex="http://schemas.microsoft.com/office/word/2018/wordml/cex" xmlns:w16cid="http://schemas.microsoft.com/office/word/2016/wordml/cid" xmlns:w16="http://schemas.microsoft.com/office/word/2018/wordml" xmlns:w16du="http://schemas.microsoft.com/office/word/2023/wordml/word16du" xmlns:w16sdtdh="http://schemas.microsoft.com/office/word/2020/wordml/sdtdatahash" xmlns:w16sdtfl="http://schemas.microsoft.com/office/word/2024/wordml/sdtformatlock" xmlns:w16se="http://schemas.microsoft.com/office/word/2015/wordml/symex" xmlns:wpg="http://schemas.microsoft.com/office/word/2010/wordprocessingGroup" xmlns:wpi="http://schemas.microsoft.com/office/word/2010/wordprocessingInk" xmlns:wne="http://schemas.microsoft.com/office/word/2006/wordml" xmlns:wps="http://schemas.microsoft.com/office/word/2010/wordprocessingShape" mc:Ignorable="w14 w15 w16se w16cid w16 w16cex w16sdtdh w16sdtfl w16du wp14">
   <w:p>
@@ -33844,7 +35428,7 @@
       <mc:AlternateContent>
         <mc:Choice Requires="wpg">
           <w:drawing>
-            <wp:anchor distT="0" distB="0" distL="114300" distR="114300" simplePos="0" relativeHeight="251658240" behindDoc="0" locked="0" layoutInCell="1" allowOverlap="1" wp14:anchorId="7E92D5F8" wp14:editId="62277ACF">
+            <wp:anchor distT="0" distB="0" distL="114300" distR="114300" simplePos="0" relativeHeight="251645440" behindDoc="0" locked="0" layoutInCell="1" allowOverlap="1" wp14:anchorId="7E92D5F8" wp14:editId="62277ACF">
               <wp:simplePos x="0" y="0"/>
               <wp:positionH relativeFrom="page">
                 <wp:posOffset>1112520</wp:posOffset>
@@ -33989,7 +35573,7 @@
       <mc:AlternateContent>
         <mc:Choice Requires="wpg">
           <w:drawing>
-            <wp:anchor distT="0" distB="0" distL="114300" distR="114300" simplePos="0" relativeHeight="251659264" behindDoc="0" locked="0" layoutInCell="1" allowOverlap="1" wp14:anchorId="1F9F50CF" wp14:editId="3DEBE779">
+            <wp:anchor distT="0" distB="0" distL="114300" distR="114300" simplePos="0" relativeHeight="251646464" behindDoc="0" locked="0" layoutInCell="1" allowOverlap="1" wp14:anchorId="1F9F50CF" wp14:editId="3DEBE779">
               <wp:simplePos x="0" y="0"/>
               <wp:positionH relativeFrom="page">
                 <wp:posOffset>1112520</wp:posOffset>
@@ -34122,7 +35706,7 @@
       <mc:AlternateContent>
         <mc:Choice Requires="wpg">
           <w:drawing>
-            <wp:anchor distT="0" distB="0" distL="114300" distR="114300" simplePos="0" relativeHeight="251660288" behindDoc="0" locked="0" layoutInCell="1" allowOverlap="1" wp14:anchorId="1E1BD15E" wp14:editId="2C3BD6C5">
+            <wp:anchor distT="0" distB="0" distL="114300" distR="114300" simplePos="0" relativeHeight="251647488" behindDoc="0" locked="0" layoutInCell="1" allowOverlap="1" wp14:anchorId="1E1BD15E" wp14:editId="2C3BD6C5">
               <wp:simplePos x="0" y="0"/>
               <wp:positionH relativeFrom="page">
                 <wp:posOffset>1112520</wp:posOffset>
@@ -34255,7 +35839,7 @@
       <mc:AlternateContent>
         <mc:Choice Requires="wpg">
           <w:drawing>
-            <wp:anchor distT="0" distB="0" distL="114300" distR="114300" simplePos="0" relativeHeight="251661312" behindDoc="0" locked="0" layoutInCell="1" allowOverlap="1" wp14:anchorId="0EAB1252" wp14:editId="53EA8398">
+            <wp:anchor distT="0" distB="0" distL="114300" distR="114300" simplePos="0" relativeHeight="251648512" behindDoc="0" locked="0" layoutInCell="1" allowOverlap="1" wp14:anchorId="0EAB1252" wp14:editId="53EA8398">
               <wp:simplePos x="0" y="0"/>
               <wp:positionH relativeFrom="page">
                 <wp:posOffset>1112520</wp:posOffset>
@@ -41211,7 +42795,7 @@
   <w:style w:type="paragraph" w:default="1" w:styleId="Normal">
     <w:name w:val="Normal"/>
     <w:qFormat/>
-    <w:rsid w:val="001C5111"/>
+    <w:rsid w:val="000419E9"/>
     <w:pPr>
       <w:spacing w:after="127" w:line="351" w:lineRule="auto"/>
       <w:ind w:left="10" w:hanging="10"/>
@@ -41657,7 +43241,6 @@
     <w:basedOn w:val="Normal"/>
     <w:link w:val="EncabezadoCar"/>
     <w:uiPriority w:val="99"/>
-    <w:semiHidden/>
     <w:unhideWhenUsed/>
     <w:rsid w:val="00443CF5"/>
     <w:pPr>
@@ -41673,7 +43256,6 @@
     <w:basedOn w:val="Fuentedeprrafopredeter"/>
     <w:link w:val="Encabezado"/>
     <w:uiPriority w:val="99"/>
-    <w:semiHidden/>
     <w:rsid w:val="00443CF5"/>
     <w:rPr>
       <w:rFonts w:ascii="Arial" w:eastAsia="Arial" w:hAnsi="Arial" w:cs="Arial"/>

--- a/DOC/Informe de Tesis Dariel Cabrera Lopez con formato J (1).docx
+++ b/DOC/Informe de Tesis Dariel Cabrera Lopez con formato J (1).docx
@@ -11375,6 +11375,7 @@
     <w:p>
       <w:pPr>
         <w:pStyle w:val="ds-markdown-paragraph"/>
+        <w:jc w:val="both"/>
         <w:rPr>
           <w:rFonts w:ascii="Arial" w:hAnsi="Arial" w:cs="Arial"/>
           <w:sz w:val="22"/>
@@ -11416,19 +11417,49 @@
           <w:sz w:val="22"/>
           <w:szCs w:val="22"/>
         </w:rPr>
-        <w:t>plicación web especializada</w:t>
-      </w:r>
-      <w:r>
-        <w:rPr>
+        <w:t>plicación web</w:t>
+      </w:r>
+      <w:r>
+        <w:rPr>
+          <w:rStyle w:val="Textoennegrita"/>
           <w:rFonts w:ascii="Arial" w:hAnsi="Arial" w:cs="Arial"/>
-          <w:sz w:val="22"/>
-          <w:szCs w:val="22"/>
-        </w:rPr>
-        <w:t xml:space="preserve"> para </w:t>
-      </w:r>
-      <w:r>
-        <w:rPr>
+          <w:b w:val="0"/>
+          <w:bCs w:val="0"/>
+          <w:sz w:val="22"/>
+          <w:szCs w:val="22"/>
+        </w:rPr>
+        <w:t>,</w:t>
+      </w:r>
+      <w:r>
+        <w:rPr>
+          <w:rStyle w:val="Textoennegrita"/>
           <w:rFonts w:ascii="Arial" w:hAnsi="Arial" w:cs="Arial"/>
+          <w:b w:val="0"/>
+          <w:bCs w:val="0"/>
+          <w:sz w:val="22"/>
+          <w:szCs w:val="22"/>
+        </w:rPr>
+        <w:t xml:space="preserve"> </w:t>
+      </w:r>
+      <w:r>
+        <w:rPr>
+          <w:rFonts w:ascii="Arial" w:hAnsi="Arial" w:cs="Arial"/>
+          <w:sz w:val="22"/>
+          <w:szCs w:val="22"/>
+        </w:rPr>
+        <w:t>accesible desde cualquier ubicación con conexión a internet, que permita</w:t>
+      </w:r>
+      <w:r>
+        <w:rPr>
+          <w:rFonts w:ascii="Arial" w:hAnsi="Arial" w:cs="Arial"/>
+          <w:sz w:val="22"/>
+          <w:szCs w:val="22"/>
+        </w:rPr>
+        <w:t xml:space="preserve"> </w:t>
+      </w:r>
+      <w:r>
+        <w:rPr>
+          <w:rFonts w:ascii="Arial" w:hAnsi="Arial" w:cs="Arial"/>
           <w:sz w:val="22"/>
           <w:szCs w:val="22"/>
         </w:rPr>
@@ -11440,7 +11471,7 @@
           <w:sz w:val="22"/>
           <w:szCs w:val="22"/>
         </w:rPr>
-        <w:t xml:space="preserve"> el cálculo teórico del transporte longitudinal de sedimentos en zonas costeras</w:t>
+        <w:t xml:space="preserve"> el cálculo teórico del transporte longitudinal de sedimentos en zonas costeras sur- orientales atendidas por la empresa </w:t>
       </w:r>
       <w:r>
         <w:rPr>
@@ -11448,21 +11479,16 @@
           <w:sz w:val="22"/>
           <w:szCs w:val="22"/>
         </w:rPr>
-        <w:t xml:space="preserve"> sur- orientales atendidas por la empresa en cuestión</w:t>
-      </w:r>
-      <w:r>
-        <w:rPr>
-          <w:rFonts w:ascii="Arial" w:hAnsi="Arial" w:cs="Arial"/>
-          <w:sz w:val="22"/>
-          <w:szCs w:val="22"/>
-        </w:rPr>
-        <w:t xml:space="preserve">, eliminando </w:t>
+        <w:lastRenderedPageBreak/>
+        <w:t xml:space="preserve">en cuestión, eliminando </w:t>
       </w:r>
       <w:commentRangeEnd w:id="87"/>
       <w:r>
         <w:rPr>
           <w:rStyle w:val="Refdecomentario"/>
           <w:rFonts w:ascii="Arial" w:eastAsiaTheme="minorHAnsi" w:hAnsi="Arial" w:cs="Arial"/>
+          <w:sz w:val="22"/>
+          <w:szCs w:val="22"/>
           <w:shd w:val="clear" w:color="auto" w:fill="FFFFFF"/>
           <w:lang w:val="es-ES" w:eastAsia="en-US"/>
         </w:rPr>
@@ -11484,6 +11510,7 @@
           <w:ilvl w:val="0"/>
           <w:numId w:val="34"/>
         </w:numPr>
+        <w:jc w:val="both"/>
         <w:rPr>
           <w:rFonts w:ascii="Arial" w:hAnsi="Arial" w:cs="Arial"/>
           <w:sz w:val="22"/>
@@ -11499,7 +11526,6 @@
           <w:sz w:val="22"/>
           <w:szCs w:val="22"/>
         </w:rPr>
-        <w:lastRenderedPageBreak/>
         <w:t>Registro digital</w:t>
       </w:r>
       <w:r>
@@ -11518,6 +11544,7 @@
           <w:ilvl w:val="0"/>
           <w:numId w:val="34"/>
         </w:numPr>
+        <w:jc w:val="both"/>
         <w:rPr>
           <w:rFonts w:ascii="Arial" w:hAnsi="Arial" w:cs="Arial"/>
           <w:sz w:val="22"/>
@@ -11567,6 +11594,7 @@
           <w:ilvl w:val="0"/>
           <w:numId w:val="34"/>
         </w:numPr>
+        <w:jc w:val="both"/>
         <w:rPr>
           <w:rFonts w:ascii="Arial" w:hAnsi="Arial" w:cs="Arial"/>
           <w:sz w:val="22"/>
@@ -11600,6 +11628,7 @@
           <w:ilvl w:val="0"/>
           <w:numId w:val="34"/>
         </w:numPr>
+        <w:jc w:val="both"/>
         <w:rPr>
           <w:rFonts w:ascii="Arial" w:hAnsi="Arial" w:cs="Arial"/>
           <w:sz w:val="22"/>
@@ -11630,6 +11659,8 @@
         <w:rPr>
           <w:rStyle w:val="Refdecomentario"/>
           <w:rFonts w:ascii="Arial" w:eastAsiaTheme="minorHAnsi" w:hAnsi="Arial" w:cs="Arial"/>
+          <w:sz w:val="22"/>
+          <w:szCs w:val="22"/>
           <w:shd w:val="clear" w:color="auto" w:fill="FFFFFF"/>
           <w:lang w:val="es-ES" w:eastAsia="en-US"/>
         </w:rPr>
@@ -11644,6 +11675,166 @@
         <w:t>.</w:t>
       </w:r>
       <w:bookmarkEnd w:id="78"/>
+    </w:p>
+    <w:p>
+      <w:pPr>
+        <w:spacing w:before="100" w:beforeAutospacing="1" w:after="100" w:afterAutospacing="1" w:line="240" w:lineRule="auto"/>
+        <w:rPr>
+          <w:rFonts w:eastAsia="Times New Roman"/>
+        </w:rPr>
+      </w:pPr>
+      <w:r>
+        <w:rPr>
+          <w:rFonts w:eastAsia="Times New Roman"/>
+        </w:rPr>
+        <w:t xml:space="preserve">El sistema estará construido bajo una arquitectura basada en microservicios, usando </w:t>
+      </w:r>
+      <w:proofErr w:type="spellStart"/>
+      <w:r>
+        <w:rPr>
+          <w:rFonts w:eastAsia="Times New Roman"/>
+        </w:rPr>
+        <w:t>NestJS</w:t>
+      </w:r>
+      <w:proofErr w:type="spellEnd"/>
+      <w:r>
+        <w:rPr>
+          <w:rFonts w:eastAsia="Times New Roman"/>
+        </w:rPr>
+        <w:t xml:space="preserve"> para el </w:t>
+      </w:r>
+      <w:proofErr w:type="spellStart"/>
+      <w:r>
+        <w:rPr>
+          <w:rFonts w:eastAsia="Times New Roman"/>
+        </w:rPr>
+        <w:t>backend</w:t>
+      </w:r>
+      <w:proofErr w:type="spellEnd"/>
+      <w:r>
+        <w:rPr>
+          <w:rFonts w:eastAsia="Times New Roman"/>
+        </w:rPr>
+        <w:t xml:space="preserve"> y </w:t>
+      </w:r>
+      <w:proofErr w:type="spellStart"/>
+      <w:r>
+        <w:rPr>
+          <w:rFonts w:eastAsia="Times New Roman"/>
+        </w:rPr>
+        <w:t>React</w:t>
+      </w:r>
+      <w:proofErr w:type="spellEnd"/>
+      <w:r>
+        <w:rPr>
+          <w:rFonts w:eastAsia="Times New Roman"/>
+        </w:rPr>
+        <w:t xml:space="preserve"> para el </w:t>
+      </w:r>
+      <w:proofErr w:type="spellStart"/>
+      <w:r>
+        <w:rPr>
+          <w:rFonts w:eastAsia="Times New Roman"/>
+        </w:rPr>
+        <w:t>frontend</w:t>
+      </w:r>
+      <w:proofErr w:type="spellEnd"/>
+      <w:r>
+        <w:rPr>
+          <w:rFonts w:eastAsia="Times New Roman"/>
+        </w:rPr>
+        <w:t>. Esta elección responde a la necesidad de un sistema modular, escalable y mantenible, donde cada servicio (</w:t>
+      </w:r>
+      <w:r>
+        <w:rPr>
+          <w:rFonts w:eastAsia="Times New Roman"/>
+        </w:rPr>
+        <w:t xml:space="preserve">gestión de </w:t>
+      </w:r>
+      <w:r>
+        <w:rPr>
+          <w:rFonts w:eastAsia="Times New Roman"/>
+        </w:rPr>
+        <w:t>cálculo</w:t>
+      </w:r>
+      <w:r>
+        <w:rPr>
+          <w:rFonts w:eastAsia="Times New Roman"/>
+        </w:rPr>
+        <w:t>s</w:t>
+      </w:r>
+      <w:r>
+        <w:rPr>
+          <w:rFonts w:eastAsia="Times New Roman"/>
+        </w:rPr>
+        <w:t xml:space="preserve">, gestión de usuarios, generación de </w:t>
+      </w:r>
+      <w:r>
+        <w:rPr>
+          <w:rFonts w:eastAsia="Times New Roman"/>
+        </w:rPr>
+        <w:t>ubicaciones</w:t>
+      </w:r>
+      <w:r>
+        <w:rPr>
+          <w:rFonts w:eastAsia="Times New Roman"/>
+        </w:rPr>
+        <w:t>, etc.) pueda desarrollarse y desplegarse de manera independiente.</w:t>
+      </w:r>
+    </w:p>
+    <w:p>
+      <w:pPr>
+        <w:spacing w:before="100" w:beforeAutospacing="1" w:after="100" w:afterAutospacing="1" w:line="240" w:lineRule="auto"/>
+        <w:ind w:left="0"/>
+        <w:rPr>
+          <w:rFonts w:eastAsia="Times New Roman"/>
+        </w:rPr>
+      </w:pPr>
+      <w:r>
+        <w:rPr>
+          <w:rFonts w:eastAsia="Times New Roman"/>
+        </w:rPr>
+        <w:t>Además, el uso de servicios web REST permitirá que distintos dispositivos (</w:t>
+      </w:r>
+      <w:proofErr w:type="spellStart"/>
+      <w:r>
+        <w:rPr>
+          <w:rFonts w:eastAsia="Times New Roman"/>
+        </w:rPr>
+        <w:t>PCs</w:t>
+      </w:r>
+      <w:proofErr w:type="spellEnd"/>
+      <w:r>
+        <w:rPr>
+          <w:rFonts w:eastAsia="Times New Roman"/>
+        </w:rPr>
+        <w:t xml:space="preserve">, </w:t>
+      </w:r>
+      <w:proofErr w:type="spellStart"/>
+      <w:r>
+        <w:rPr>
+          <w:rFonts w:eastAsia="Times New Roman"/>
+        </w:rPr>
+        <w:t>tablets</w:t>
+      </w:r>
+      <w:proofErr w:type="spellEnd"/>
+      <w:r>
+        <w:rPr>
+          <w:rFonts w:eastAsia="Times New Roman"/>
+        </w:rPr>
+        <w:t>, teléfonos en campo) puedan comunicarse con el sistema central a través de internet, asegurando accesibilidad, interoperabilidad y eficiencia en la gestión de los datos.</w:t>
+      </w:r>
+    </w:p>
+    <w:p>
+      <w:pPr>
+        <w:pStyle w:val="ds-markdown-paragraph"/>
+        <w:jc w:val="both"/>
+        <w:rPr>
+          <w:rFonts w:ascii="Arial" w:hAnsi="Arial" w:cs="Arial"/>
+          <w:sz w:val="22"/>
+          <w:szCs w:val="22"/>
+        </w:rPr>
+      </w:pPr>
     </w:p>
     <w:p>
       <w:pPr>
@@ -11873,7 +12064,11 @@
     </w:p>
     <w:p>
       <w:r>
-        <w:t>Las funcionalidades del sistema se refieren al conjunto de funciones que satisfagan las necesidades implícitas o explícitas de los usuarios, al ser utilizado bajo condiciones específicas. Se relaciona directamente con aquello que el software hace para satisfacer necesidades, mientras que las demás características se refieren al cómo y al cuándo. Evalúa el cumplimiento de requerimientos, la exactitud de los resultados, la seguridad del producto y la interacción con otros sistemas.</w:t>
+        <w:t xml:space="preserve">Las funcionalidades del sistema se refieren al conjunto de funciones que satisfagan las necesidades implícitas o explícitas de los usuarios, al ser utilizado bajo condiciones específicas. Se relaciona directamente con aquello que el software hace para satisfacer </w:t>
+      </w:r>
+      <w:r>
+        <w:lastRenderedPageBreak/>
+        <w:t>necesidades, mientras que las demás características se refieren al cómo y al cuándo. Evalúa el cumplimiento de requerimientos, la exactitud de los resultados, la seguridad del producto y la interacción con otros sistemas.</w:t>
       </w:r>
       <w:r>
         <w:fldChar w:fldCharType="begin"/>
@@ -12104,7 +12299,6 @@
           <w:sz w:val="22"/>
           <w:szCs w:val="22"/>
         </w:rPr>
-        <w:lastRenderedPageBreak/>
         <w:t>HU_</w:t>
       </w:r>
       <w:r>
@@ -12678,6 +12872,7 @@
           <w:rFonts w:cs="Arial"/>
           <w:szCs w:val="22"/>
         </w:rPr>
+        <w:lastRenderedPageBreak/>
         <w:t xml:space="preserve"> </w:t>
       </w:r>
       <w:r>
@@ -12825,7 +13020,6 @@
         <w:spacing w:before="100" w:beforeAutospacing="1" w:after="100" w:afterAutospacing="1" w:line="240" w:lineRule="auto"/>
       </w:pPr>
       <w:r>
-        <w:lastRenderedPageBreak/>
         <w:t>Capacitad para realizar cambios sin afectar la estabilidad</w:t>
       </w:r>
     </w:p>
@@ -13228,6 +13422,7 @@
       <w:bookmarkStart w:id="104" w:name="_Toc193705054"/>
       <w:bookmarkStart w:id="105" w:name="_Toc196374748"/>
       <w:r>
+        <w:lastRenderedPageBreak/>
         <w:t>Historias de Usuarios:</w:t>
       </w:r>
       <w:bookmarkEnd w:id="104"/>
@@ -13247,6 +13442,22 @@
         <w:t xml:space="preserve"> la creación de las pruebas de aceptación</w:t>
       </w:r>
     </w:p>
+    <w:p/>
+    <w:p/>
+    <w:p/>
+    <w:p/>
+    <w:p/>
+    <w:p/>
+    <w:p/>
+    <w:p/>
+    <w:p/>
+    <w:p/>
+    <w:p/>
+    <w:p/>
+    <w:p/>
+    <w:p/>
+    <w:p/>
+    <w:p/>
     <w:p/>
     <w:p/>
     <w:p/>
@@ -15188,9 +15399,9 @@
           <w:lang w:val="es-CU"/>
         </w:rPr>
         <w:drawing>
-          <wp:inline distT="0" distB="0" distL="0" distR="0" wp14:anchorId="66A358EE" wp14:editId="2990F9D8">
+          <wp:inline distT="0" distB="0" distL="0" distR="0" wp14:anchorId="66A358EE" wp14:editId="231F8D4A">
             <wp:extent cx="5974080" cy="2453640"/>
-            <wp:effectExtent l="0" t="0" r="7620" b="3810"/>
+            <wp:effectExtent l="76200" t="76200" r="140970" b="137160"/>
             <wp:docPr id="278948241" name="Imagen 22"/>
             <wp:cNvGraphicFramePr>
               <a:graphicFrameLocks xmlns:a="http://schemas.openxmlformats.org/drawingml/2006/main" noChangeAspect="1"/>
@@ -15225,10 +15436,20 @@
                     <a:prstGeom prst="rect">
                       <a:avLst/>
                     </a:prstGeom>
-                    <a:noFill/>
-                    <a:ln>
-                      <a:noFill/>
+                    <a:ln w="38100" cap="sq">
+                      <a:solidFill>
+                        <a:srgbClr val="000000"/>
+                      </a:solidFill>
+                      <a:prstDash val="solid"/>
+                      <a:miter lim="800000"/>
                     </a:ln>
+                    <a:effectLst>
+                      <a:outerShdw blurRad="50800" dist="38100" dir="2700000" algn="tl" rotWithShape="0">
+                        <a:srgbClr val="000000">
+                          <a:alpha val="43000"/>
+                        </a:srgbClr>
+                      </a:outerShdw>
+                    </a:effectLst>
                   </pic:spPr>
                 </pic:pic>
               </a:graphicData>
@@ -15308,9 +15529,9 @@
           <w:noProof/>
         </w:rPr>
         <w:drawing>
-          <wp:inline distT="0" distB="0" distL="0" distR="0" wp14:anchorId="5628BB87" wp14:editId="28C185F8">
+          <wp:inline distT="0" distB="0" distL="0" distR="0" wp14:anchorId="5628BB87" wp14:editId="52640F89">
             <wp:extent cx="5974080" cy="3025140"/>
-            <wp:effectExtent l="0" t="0" r="7620" b="3810"/>
+            <wp:effectExtent l="76200" t="76200" r="140970" b="137160"/>
             <wp:docPr id="674253039" name="Imagen 24"/>
             <wp:cNvGraphicFramePr>
               <a:graphicFrameLocks xmlns:a="http://schemas.openxmlformats.org/drawingml/2006/main" noChangeAspect="1"/>
@@ -15345,10 +15566,20 @@
                     <a:prstGeom prst="rect">
                       <a:avLst/>
                     </a:prstGeom>
-                    <a:noFill/>
-                    <a:ln>
-                      <a:noFill/>
+                    <a:ln w="38100" cap="sq">
+                      <a:solidFill>
+                        <a:srgbClr val="000000"/>
+                      </a:solidFill>
+                      <a:prstDash val="solid"/>
+                      <a:miter lim="800000"/>
                     </a:ln>
+                    <a:effectLst>
+                      <a:outerShdw blurRad="50800" dist="38100" dir="2700000" algn="tl" rotWithShape="0">
+                        <a:srgbClr val="000000">
+                          <a:alpha val="43000"/>
+                        </a:srgbClr>
+                      </a:outerShdw>
+                    </a:effectLst>
                   </pic:spPr>
                 </pic:pic>
               </a:graphicData>
@@ -15386,10 +15617,490 @@
     </w:p>
     <w:p>
       <w:pPr>
+        <w:rPr>
+          <w:lang w:val="es-ES"/>
+        </w:rPr>
+      </w:pPr>
+      <w:r>
+        <w:rPr>
+          <w:lang w:val="es-ES"/>
+        </w:rPr>
+        <w:lastRenderedPageBreak/>
+        <w:t>El presente diagrama entidad-relación representa un modelo relacional normalizado que refleja la lógica de los datos del sistema, con un enfoque claro en la separación de responsabilidades, simplicidad estructural y eficiencia en el acceso a la información. Este modelo fue diseñado bajo principios fundamentales de normalización, garantizando integridad referencial, eliminación de redundancias y facilidad para la escalabilidad lógica del sistema.</w:t>
+      </w:r>
+    </w:p>
+    <w:p>
+      <w:pPr>
+        <w:rPr>
+          <w:b/>
+          <w:bCs/>
+          <w:lang w:val="es-ES"/>
+        </w:rPr>
+      </w:pPr>
+      <w:r>
+        <w:rPr>
+          <w:b/>
+          <w:bCs/>
+          <w:lang w:val="es-ES"/>
+        </w:rPr>
+        <w:t>Normalización y Simplicidad</w:t>
+      </w:r>
+    </w:p>
+    <w:p>
+      <w:pPr>
+        <w:rPr>
+          <w:lang w:val="es-ES"/>
+        </w:rPr>
+      </w:pPr>
+      <w:r>
+        <w:rPr>
+          <w:lang w:val="es-ES"/>
+        </w:rPr>
+        <w:t xml:space="preserve">El modelo alcanza al menos la </w:t>
+      </w:r>
+      <w:r>
+        <w:rPr>
+          <w:b/>
+          <w:bCs/>
+          <w:lang w:val="es-ES"/>
+        </w:rPr>
+        <w:t>Tercera Forma Normal (3FN)</w:t>
+      </w:r>
+      <w:r>
+        <w:rPr>
+          <w:lang w:val="es-ES"/>
+        </w:rPr>
+        <w:t>, lo que implica:</w:t>
+      </w:r>
+    </w:p>
+    <w:p>
+      <w:pPr>
+        <w:numPr>
+          <w:ilvl w:val="0"/>
+          <w:numId w:val="54"/>
+        </w:numPr>
+        <w:rPr>
+          <w:lang w:val="es-ES"/>
+        </w:rPr>
+      </w:pPr>
+      <w:r>
+        <w:rPr>
+          <w:b/>
+          <w:bCs/>
+          <w:lang w:val="es-ES"/>
+        </w:rPr>
+        <w:t>1FN:</w:t>
+      </w:r>
+      <w:r>
+        <w:rPr>
+          <w:lang w:val="es-ES"/>
+        </w:rPr>
+        <w:t xml:space="preserve"> Todos los atributos son atómicos y no repetitivos.</w:t>
+      </w:r>
+    </w:p>
+    <w:p>
+      <w:pPr>
+        <w:numPr>
+          <w:ilvl w:val="0"/>
+          <w:numId w:val="54"/>
+        </w:numPr>
+        <w:rPr>
+          <w:lang w:val="es-ES"/>
+        </w:rPr>
+      </w:pPr>
+      <w:r>
+        <w:rPr>
+          <w:b/>
+          <w:bCs/>
+          <w:lang w:val="es-ES"/>
+        </w:rPr>
+        <w:t>2FN:</w:t>
+      </w:r>
+      <w:r>
+        <w:rPr>
+          <w:lang w:val="es-ES"/>
+        </w:rPr>
+        <w:t xml:space="preserve"> Todos los atributos no clave dependen completamente de la clave primaria.</w:t>
+      </w:r>
+    </w:p>
+    <w:p>
+      <w:pPr>
+        <w:numPr>
+          <w:ilvl w:val="0"/>
+          <w:numId w:val="54"/>
+        </w:numPr>
+        <w:rPr>
+          <w:lang w:val="es-ES"/>
+        </w:rPr>
+      </w:pPr>
+      <w:r>
+        <w:rPr>
+          <w:b/>
+          <w:bCs/>
+          <w:lang w:val="es-ES"/>
+        </w:rPr>
+        <w:t>3FN:</w:t>
+      </w:r>
+      <w:r>
+        <w:rPr>
+          <w:lang w:val="es-ES"/>
+        </w:rPr>
+        <w:t xml:space="preserve"> No existen dependencias transitivas entre atributos no clave.</w:t>
+      </w:r>
+    </w:p>
+    <w:p>
+      <w:pPr>
+        <w:rPr>
+          <w:lang w:val="es-ES"/>
+        </w:rPr>
+      </w:pPr>
+      <w:r>
+        <w:rPr>
+          <w:lang w:val="es-ES"/>
+        </w:rPr>
+        <w:t>Las tablas se han estructurado cuidadosamente:</w:t>
+      </w:r>
+    </w:p>
+    <w:p>
+      <w:pPr>
+        <w:numPr>
+          <w:ilvl w:val="0"/>
+          <w:numId w:val="55"/>
+        </w:numPr>
+        <w:rPr>
+          <w:lang w:val="es-ES"/>
+        </w:rPr>
+      </w:pPr>
+      <w:r>
+        <w:rPr>
+          <w:lang w:val="es-ES"/>
+        </w:rPr>
+        <w:t>Usuario almacena datos personales y credenciales, evitando duplicidad de información.</w:t>
+      </w:r>
+    </w:p>
+    <w:p>
+      <w:pPr>
+        <w:numPr>
+          <w:ilvl w:val="0"/>
+          <w:numId w:val="55"/>
+        </w:numPr>
+        <w:rPr>
+          <w:lang w:val="es-ES"/>
+        </w:rPr>
+      </w:pPr>
+      <w:r>
+        <w:rPr>
+          <w:lang w:val="es-ES"/>
+        </w:rPr>
+        <w:t>Trazas registra eventos asociados a un usuario, permitiendo trazabilidad sin inflar la entidad principal.</w:t>
+      </w:r>
+    </w:p>
+    <w:p>
+      <w:pPr>
+        <w:numPr>
+          <w:ilvl w:val="0"/>
+          <w:numId w:val="55"/>
+        </w:numPr>
+        <w:rPr>
+          <w:lang w:val="es-ES"/>
+        </w:rPr>
+      </w:pPr>
+      <w:r>
+        <w:rPr>
+          <w:lang w:val="es-ES"/>
+        </w:rPr>
+        <w:t>Cálculo gestiona datos técnicos vinculados a un usuario y una ubicación, separando la lógica de negocio.</w:t>
+      </w:r>
+    </w:p>
+    <w:p>
+      <w:pPr>
+        <w:numPr>
+          <w:ilvl w:val="0"/>
+          <w:numId w:val="55"/>
+        </w:numPr>
+        <w:rPr>
+          <w:lang w:val="es-ES"/>
+        </w:rPr>
+      </w:pPr>
+      <w:r>
+        <w:rPr>
+          <w:lang w:val="es-ES"/>
+        </w:rPr>
+        <w:t>Ubicación mantiene datos espaciales, reutilizables por múltiples cálculos, lo cual previene redundancias.</w:t>
+      </w:r>
+    </w:p>
+    <w:p>
+      <w:pPr>
+        <w:rPr>
+          <w:lang w:val="es-ES"/>
+        </w:rPr>
+      </w:pPr>
+      <w:r>
+        <w:rPr>
+          <w:lang w:val="es-ES"/>
+        </w:rPr>
+        <w:t xml:space="preserve">Esta separación de entidades ofrece </w:t>
+      </w:r>
+      <w:r>
+        <w:rPr>
+          <w:b/>
+          <w:bCs/>
+          <w:lang w:val="es-ES"/>
+        </w:rPr>
+        <w:t>sencillez conceptual</w:t>
+      </w:r>
+      <w:r>
+        <w:rPr>
+          <w:lang w:val="es-ES"/>
+        </w:rPr>
+        <w:t>, permitiendo mantener y expandir el modelo sin introducir inconsistencias. Cada relación está debidamente documentada mediante claves foráneas (FK), lo que favorece el control de integridad referencial.</w:t>
+      </w:r>
+    </w:p>
+    <w:p>
+      <w:pPr>
+        <w:rPr>
+          <w:b/>
+          <w:bCs/>
+          <w:lang w:val="es-ES"/>
+        </w:rPr>
+      </w:pPr>
+      <w:r>
+        <w:rPr>
+          <w:b/>
+          <w:bCs/>
+          <w:lang w:val="es-ES"/>
+        </w:rPr>
+        <w:t>Transición al Modelo NoSQL Documental (MongoDB)</w:t>
+      </w:r>
+    </w:p>
+    <w:p>
+      <w:pPr>
+        <w:rPr>
+          <w:lang w:val="es-ES"/>
+        </w:rPr>
+      </w:pPr>
+      <w:r>
+        <w:rPr>
+          <w:lang w:val="es-ES"/>
+        </w:rPr>
+        <w:t>Aunque este diseño parte de un esquema relacional tradicional, su estructura se adapta fácilmente a un modelo documental como MongoDB, donde las relaciones pueden representarse mediante incrustación o referencias.</w:t>
+      </w:r>
+    </w:p>
+    <w:p>
+      <w:pPr>
+        <w:numPr>
+          <w:ilvl w:val="0"/>
+          <w:numId w:val="56"/>
+        </w:numPr>
+        <w:rPr>
+          <w:lang w:val="es-ES"/>
+        </w:rPr>
+      </w:pPr>
+      <w:r>
+        <w:rPr>
+          <w:lang w:val="es-ES"/>
+        </w:rPr>
+        <w:t xml:space="preserve">En MongoDB, Usuario puede representarse como un </w:t>
+      </w:r>
+      <w:r>
+        <w:rPr>
+          <w:b/>
+          <w:bCs/>
+          <w:lang w:val="es-ES"/>
+        </w:rPr>
+        <w:t>documento principal</w:t>
+      </w:r>
+      <w:r>
+        <w:rPr>
+          <w:lang w:val="es-ES"/>
+        </w:rPr>
+        <w:t>, y sus Trazas como un arreglo de documentos embebidos, dado que estas trazas son fuertemente dependientes del usuario.</w:t>
+      </w:r>
+    </w:p>
+    <w:p>
+      <w:pPr>
+        <w:numPr>
+          <w:ilvl w:val="0"/>
+          <w:numId w:val="56"/>
+        </w:numPr>
+        <w:rPr>
+          <w:lang w:val="es-ES"/>
+        </w:rPr>
+      </w:pPr>
+      <w:r>
+        <w:rPr>
+          <w:lang w:val="es-ES"/>
+        </w:rPr>
+        <w:lastRenderedPageBreak/>
+        <w:t xml:space="preserve">Las entidades Cálculo y Ubicación pueden manejarse con </w:t>
+      </w:r>
+      <w:r>
+        <w:rPr>
+          <w:b/>
+          <w:bCs/>
+          <w:lang w:val="es-ES"/>
+        </w:rPr>
+        <w:t>referencias</w:t>
+      </w:r>
+      <w:r>
+        <w:rPr>
+          <w:lang w:val="es-ES"/>
+        </w:rPr>
+        <w:t>, especialmente si una ubicación es compartida entre múltiples cálculos.</w:t>
+      </w:r>
+    </w:p>
+    <w:p>
+      <w:pPr>
+        <w:numPr>
+          <w:ilvl w:val="0"/>
+          <w:numId w:val="56"/>
+        </w:numPr>
+        <w:rPr>
+          <w:lang w:val="es-ES"/>
+        </w:rPr>
+      </w:pPr>
+      <w:r>
+        <w:rPr>
+          <w:lang w:val="es-ES"/>
+        </w:rPr>
+        <w:t xml:space="preserve">Alternativamente, en un escenario donde la consulta y visualización rápida del cálculo es prioritaria, puede optarse por </w:t>
+      </w:r>
+      <w:r>
+        <w:rPr>
+          <w:b/>
+          <w:bCs/>
+          <w:lang w:val="es-ES"/>
+        </w:rPr>
+        <w:t>embebido parcial</w:t>
+      </w:r>
+      <w:r>
+        <w:rPr>
+          <w:lang w:val="es-ES"/>
+        </w:rPr>
+        <w:t xml:space="preserve"> (</w:t>
+      </w:r>
+      <w:proofErr w:type="spellStart"/>
+      <w:r>
+        <w:rPr>
+          <w:lang w:val="es-ES"/>
+        </w:rPr>
+        <w:t>denormalización</w:t>
+      </w:r>
+      <w:proofErr w:type="spellEnd"/>
+      <w:r>
+        <w:rPr>
+          <w:lang w:val="es-ES"/>
+        </w:rPr>
+        <w:t xml:space="preserve"> controlada), replicando ciertos datos de Ubicación dentro de Cálculo para optimizar rendimiento, aprovechando la naturaleza flexible de MongoDB.</w:t>
+      </w:r>
+    </w:p>
+    <w:p>
+      <w:pPr>
+        <w:rPr>
+          <w:lang w:val="es-ES"/>
+        </w:rPr>
+      </w:pPr>
+      <w:r>
+        <w:rPr>
+          <w:lang w:val="es-ES"/>
+        </w:rPr>
+        <w:t xml:space="preserve">Este enfoque híbrido permite que el modelo mantenga la lógica de normalización en el diseño conceptual, mientras que en la implementación documental se aplican patrones de diseño NoSQL como </w:t>
+      </w:r>
+      <w:proofErr w:type="spellStart"/>
+      <w:r>
+        <w:rPr>
+          <w:b/>
+          <w:bCs/>
+          <w:lang w:val="es-ES"/>
+        </w:rPr>
+        <w:t>Document</w:t>
+      </w:r>
+      <w:proofErr w:type="spellEnd"/>
+      <w:r>
+        <w:rPr>
+          <w:b/>
+          <w:bCs/>
+          <w:lang w:val="es-ES"/>
+        </w:rPr>
+        <w:t xml:space="preserve"> </w:t>
+      </w:r>
+      <w:proofErr w:type="spellStart"/>
+      <w:r>
+        <w:rPr>
+          <w:b/>
+          <w:bCs/>
+          <w:lang w:val="es-ES"/>
+        </w:rPr>
+        <w:t>Referencing</w:t>
+      </w:r>
+      <w:proofErr w:type="spellEnd"/>
+      <w:r>
+        <w:rPr>
+          <w:lang w:val="es-ES"/>
+        </w:rPr>
+        <w:t xml:space="preserve"> y </w:t>
+      </w:r>
+      <w:proofErr w:type="spellStart"/>
+      <w:r>
+        <w:rPr>
+          <w:b/>
+          <w:bCs/>
+          <w:lang w:val="es-ES"/>
+        </w:rPr>
+        <w:t>Embedded</w:t>
+      </w:r>
+      <w:proofErr w:type="spellEnd"/>
+      <w:r>
+        <w:rPr>
+          <w:b/>
+          <w:bCs/>
+          <w:lang w:val="es-ES"/>
+        </w:rPr>
+        <w:t xml:space="preserve"> </w:t>
+      </w:r>
+      <w:proofErr w:type="spellStart"/>
+      <w:r>
+        <w:rPr>
+          <w:b/>
+          <w:bCs/>
+          <w:lang w:val="es-ES"/>
+        </w:rPr>
+        <w:t>Documents</w:t>
+      </w:r>
+      <w:proofErr w:type="spellEnd"/>
+      <w:r>
+        <w:rPr>
+          <w:lang w:val="es-ES"/>
+        </w:rPr>
+        <w:t>, dependiendo de la frecuencia de acceso, volumen de datos y necesidad de transaccionalidad.</w:t>
+      </w:r>
+    </w:p>
+    <w:p>
+      <w:pPr>
+        <w:rPr>
+          <w:lang w:val="es-ES"/>
+        </w:rPr>
+      </w:pPr>
+      <w:r>
+        <w:rPr>
+          <w:lang w:val="es-ES"/>
+        </w:rPr>
+        <w:t>El modelo relacional propuesto no solo asegura integridad y claridad en su versión normalizada, sino que también sirve como una base robusta para su adaptación eficiente a un entorno NoSQL documental como MongoDB, combinando lo mejor de ambos paradigmas: la estructura lógica del modelo relacional y la flexibilidad y rendimiento del enfoque documental.</w:t>
+      </w:r>
+    </w:p>
+    <w:p>
+      <w:pPr>
+        <w:rPr>
+          <w:sz w:val="18"/>
+          <w:szCs w:val="18"/>
+        </w:rPr>
+      </w:pPr>
+    </w:p>
+    <w:p>
+      <w:pPr>
         <w:pStyle w:val="Ttulo2"/>
       </w:pPr>
       <w:r>
-        <w:lastRenderedPageBreak/>
         <w:t xml:space="preserve"> </w:t>
       </w:r>
       <w:r>
@@ -15484,6 +16195,7 @@
         <w:rPr>
           <w:lang w:val="en-US"/>
         </w:rPr>
+        <w:lastRenderedPageBreak/>
         <w:t>Seguridad</w:t>
       </w:r>
       <w:proofErr w:type="spellEnd"/>
@@ -15659,72 +16371,64 @@
           <w:lang w:val="es-ES"/>
         </w:rPr>
       </w:pPr>
-    </w:p>
-    <w:p>
-      <w:pPr>
+      <w:r>
         <w:rPr>
           <w:lang w:val="es-ES"/>
         </w:rPr>
-      </w:pPr>
+        <w:t xml:space="preserve">REST </w:t>
+      </w:r>
+      <w:r>
+        <w:t>(</w:t>
+      </w:r>
+      <w:proofErr w:type="spellStart"/>
+      <w:r>
+        <w:t>Representational</w:t>
+      </w:r>
+      <w:proofErr w:type="spellEnd"/>
+      <w:r>
+        <w:t xml:space="preserve"> </w:t>
+      </w:r>
+      <w:proofErr w:type="spellStart"/>
+      <w:r>
+        <w:t>State</w:t>
+      </w:r>
+      <w:proofErr w:type="spellEnd"/>
+      <w:r>
+        <w:t xml:space="preserve"> Transfer)</w:t>
+      </w:r>
+      <w:r>
+        <w:t xml:space="preserve"> </w:t>
+      </w:r>
       <w:r>
         <w:rPr>
           <w:lang w:val="es-ES"/>
         </w:rPr>
-        <w:t xml:space="preserve">REST </w:t>
-      </w:r>
-      <w:r>
-        <w:t>(</w:t>
-      </w:r>
-      <w:proofErr w:type="spellStart"/>
-      <w:r>
-        <w:t>Representational</w:t>
-      </w:r>
-      <w:proofErr w:type="spellEnd"/>
-      <w:r>
-        <w:t xml:space="preserve"> </w:t>
-      </w:r>
-      <w:proofErr w:type="spellStart"/>
-      <w:r>
-        <w:t>State</w:t>
-      </w:r>
-      <w:proofErr w:type="spellEnd"/>
-      <w:r>
-        <w:t xml:space="preserve"> Transfer)</w:t>
-      </w:r>
-      <w:r>
-        <w:t xml:space="preserve"> </w:t>
-      </w:r>
-      <w:r>
+        <w:t xml:space="preserve">no es un estándar, claramente define unos principios de arquitectura a seguir para implementar aplicaciones o servicios web. No obstante, REST se basa en estándares para su implementación: HTTP, XML. Los servicios REST tienen las siguientes características: </w:t>
+      </w:r>
+    </w:p>
+    <w:p>
+      <w:pPr>
         <w:rPr>
           <w:lang w:val="es-ES"/>
         </w:rPr>
-        <w:t xml:space="preserve">no es un estándar, claramente define unos principios de arquitectura a seguir para implementar aplicaciones o servicios web. No obstante, REST se basa en estándares para su implementación: HTTP, XML. Los servicios REST tienen las siguientes características: </w:t>
-      </w:r>
-    </w:p>
-    <w:p>
-      <w:pPr>
+      </w:pPr>
+      <w:r>
         <w:rPr>
           <w:lang w:val="es-ES"/>
         </w:rPr>
-      </w:pPr>
-      <w:r>
+        <w:t xml:space="preserve">● Las operaciones más importantes que permiten manipular los recursos son cuatro: GET para consultar y leer; POST para crear; PUT para editar; DELETE para eliminar. </w:t>
+      </w:r>
+    </w:p>
+    <w:p>
+      <w:pPr>
         <w:rPr>
           <w:lang w:val="es-ES"/>
         </w:rPr>
-        <w:t xml:space="preserve">● Las operaciones más importantes que permiten manipular los recursos son cuatro: GET para consultar y leer; POST para crear; PUT para editar; DELETE para eliminar. </w:t>
-      </w:r>
-    </w:p>
-    <w:p>
-      <w:pPr>
+      </w:pPr>
+      <w:r>
         <w:rPr>
           <w:lang w:val="es-ES"/>
         </w:rPr>
-      </w:pPr>
-      <w:r>
-        <w:rPr>
-          <w:lang w:val="es-ES"/>
-        </w:rPr>
-        <w:lastRenderedPageBreak/>
         <w:t xml:space="preserve">● El uso de hipermedias para permitir al cliente navegar por los distintos recursos de una API REST a través de enlaces HTML. </w:t>
       </w:r>
     </w:p>
@@ -15930,6 +16634,7 @@
           <w:bCs/>
           <w:lang w:val="es-ES"/>
         </w:rPr>
+        <w:lastRenderedPageBreak/>
         <w:t>Limitaciones en Solicitudes Complejas:</w:t>
       </w:r>
       <w:r>
@@ -16348,11 +17053,7 @@
         <w:t xml:space="preserve">Se </w:t>
       </w:r>
       <w:r>
-        <w:t xml:space="preserve">conciben como un estilo arquitectónico enfocado en desarrollar una </w:t>
-      </w:r>
-      <w:r>
-        <w:lastRenderedPageBreak/>
-        <w:t xml:space="preserve">aplicación mediante un conjunto de servicios, independientes, escalables, colaborativos, evolutivos, capaces de </w:t>
+        <w:t xml:space="preserve">conciben como un estilo arquitectónico enfocado en desarrollar una aplicación mediante un conjunto de servicios, independientes, escalables, colaborativos, evolutivos, capaces de </w:t>
       </w:r>
       <w:proofErr w:type="spellStart"/>
       <w:r>
@@ -16559,6 +17260,7 @@
           <w:bCs/>
           <w:lang w:val="es-ES"/>
         </w:rPr>
+        <w:lastRenderedPageBreak/>
         <w:t>Complejidad en la comunicación y gestión</w:t>
       </w:r>
       <w:r>
@@ -16677,7 +17379,6 @@
       </w:pPr>
       <w:commentRangeStart w:id="117"/>
       <w:r>
-        <w:lastRenderedPageBreak/>
         <w:t>Patrones de Microservicios</w:t>
       </w:r>
       <w:commentRangeEnd w:id="117"/>
@@ -16816,7 +17517,14 @@
         <w:rPr>
           <w:lang w:val="es-ES"/>
         </w:rPr>
-        <w:t xml:space="preserve"> (responsable de autenticación, configuración y control de acceso) y el microservicio de cálculo. Dado que las operaciones del sistema pueden implicar múltiples pasos secuenciales —por ejemplo, autenticación del usuario, validación de datos, obtención de parámetros de configuración y ejecución de algoritmos de cálculo—, se requiere garantizar que, ante fallos, el sistema mantenga la coherencia del flujo.</w:t>
+        <w:t xml:space="preserve"> (responsable de autenticación, configuración y control de acceso) y el microservicio de cálculo. Dado que las operaciones del sistema pueden implicar múltiples pasos </w:t>
+      </w:r>
+      <w:r>
+        <w:rPr>
+          <w:lang w:val="es-ES"/>
+        </w:rPr>
+        <w:lastRenderedPageBreak/>
+        <w:t>secuenciales —por ejemplo, autenticación del usuario, validación de datos, obtención de parámetros de configuración y ejecución de algoritmos de cálculo—, se requiere garantizar que, ante fallos, el sistema mantenga la coherencia del flujo.</w:t>
       </w:r>
     </w:p>
     <w:p>
@@ -16932,7 +17640,6 @@
         <w:rPr>
           <w:lang w:val="es-ES"/>
         </w:rPr>
-        <w:lastRenderedPageBreak/>
         <w:t>Reduce el acoplamiento entre servicios, mejorando la mantenibilidad.</w:t>
       </w:r>
     </w:p>
@@ -17141,6 +17848,7 @@
           <w:bCs/>
           <w:lang w:val="en-US"/>
         </w:rPr>
+        <w:lastRenderedPageBreak/>
         <w:t>Componentes</w:t>
       </w:r>
       <w:proofErr w:type="spellEnd"/>
@@ -17410,7 +18118,6 @@
         <w:rPr>
           <w:lang w:val="es-ES"/>
         </w:rPr>
-        <w:lastRenderedPageBreak/>
         <w:t>Permite aplicar estrategias de respuesta alternativas (</w:t>
       </w:r>
       <w:proofErr w:type="spellStart"/>
@@ -17613,6 +18320,7 @@
         <w:rPr>
           <w:lang w:val="es-ES"/>
         </w:rPr>
+        <w:lastRenderedPageBreak/>
         <w:t>Para proteger los recursos expuestos a través de los servicios web implementados, se adoptará un mecanismo de autenticación basado en la tecnología JSON Web Token (JWT).</w:t>
       </w:r>
     </w:p>
@@ -17713,7 +18421,6 @@
         <w:rPr>
           <w:lang w:val="es-ES"/>
         </w:rPr>
-        <w:lastRenderedPageBreak/>
         <w:t>En caso de olvido de la contraseña de acceso, el usuario podrá solicitar al Administrador la asignación de una nueva clave.</w:t>
       </w:r>
     </w:p>
@@ -18321,11 +19028,1065 @@
     </w:p>
     <w:p>
       <w:pPr>
+        <w:pStyle w:val="Ttulo4"/>
+        <w:jc w:val="both"/>
+        <w:rPr>
+          <w:rFonts w:ascii="Arial" w:hAnsi="Arial" w:cs="Arial"/>
+          <w:b w:val="0"/>
+          <w:bCs/>
+          <w:color w:val="auto"/>
+          <w:sz w:val="22"/>
+        </w:rPr>
+      </w:pPr>
+      <w:proofErr w:type="spellStart"/>
+      <w:r>
+        <w:rPr>
+          <w:rFonts w:ascii="Arial" w:hAnsi="Arial" w:cs="Arial"/>
+          <w:b w:val="0"/>
+          <w:bCs/>
+          <w:color w:val="auto"/>
+          <w:sz w:val="22"/>
+        </w:rPr>
+        <w:t>Backend</w:t>
+      </w:r>
+      <w:proofErr w:type="spellEnd"/>
+      <w:r>
+        <w:rPr>
+          <w:rFonts w:ascii="Arial" w:hAnsi="Arial" w:cs="Arial"/>
+          <w:b w:val="0"/>
+          <w:bCs/>
+          <w:color w:val="auto"/>
+          <w:sz w:val="22"/>
+        </w:rPr>
+        <w:t xml:space="preserve"> (</w:t>
+      </w:r>
+      <w:proofErr w:type="spellStart"/>
+      <w:r>
+        <w:rPr>
+          <w:rFonts w:ascii="Arial" w:hAnsi="Arial" w:cs="Arial"/>
+          <w:b w:val="0"/>
+          <w:bCs/>
+          <w:color w:val="auto"/>
+          <w:sz w:val="22"/>
+        </w:rPr>
+        <w:t>NestJS</w:t>
+      </w:r>
+      <w:proofErr w:type="spellEnd"/>
+      <w:r>
+        <w:rPr>
+          <w:rFonts w:ascii="Arial" w:hAnsi="Arial" w:cs="Arial"/>
+          <w:b w:val="0"/>
+          <w:bCs/>
+          <w:color w:val="auto"/>
+          <w:sz w:val="22"/>
+        </w:rPr>
+        <w:t>)</w:t>
+      </w:r>
+    </w:p>
+    <w:p>
+      <w:pPr>
+        <w:pStyle w:val="ds-markdown-paragraph"/>
+        <w:jc w:val="both"/>
+        <w:rPr>
+          <w:rFonts w:ascii="Arial" w:hAnsi="Arial" w:cs="Arial"/>
+          <w:bCs/>
+          <w:sz w:val="22"/>
+          <w:szCs w:val="22"/>
+        </w:rPr>
+      </w:pPr>
+      <w:r>
+        <w:rPr>
+          <w:rFonts w:ascii="Arial" w:hAnsi="Arial" w:cs="Arial"/>
+          <w:bCs/>
+          <w:sz w:val="22"/>
+          <w:szCs w:val="22"/>
+        </w:rPr>
+        <w:t xml:space="preserve">El </w:t>
+      </w:r>
+      <w:proofErr w:type="spellStart"/>
+      <w:r>
+        <w:rPr>
+          <w:rFonts w:ascii="Arial" w:hAnsi="Arial" w:cs="Arial"/>
+          <w:bCs/>
+          <w:sz w:val="22"/>
+          <w:szCs w:val="22"/>
+        </w:rPr>
+        <w:t>backend</w:t>
+      </w:r>
+      <w:proofErr w:type="spellEnd"/>
+      <w:r>
+        <w:rPr>
+          <w:rFonts w:ascii="Arial" w:hAnsi="Arial" w:cs="Arial"/>
+          <w:bCs/>
+          <w:sz w:val="22"/>
+          <w:szCs w:val="22"/>
+        </w:rPr>
+        <w:t xml:space="preserve"> sigue una arquitectura por capas con:</w:t>
+      </w:r>
+    </w:p>
+    <w:p>
+      <w:pPr>
+        <w:pStyle w:val="ds-markdown-paragraph"/>
+        <w:numPr>
+          <w:ilvl w:val="0"/>
+          <w:numId w:val="37"/>
+        </w:numPr>
+        <w:jc w:val="both"/>
+        <w:rPr>
+          <w:rFonts w:ascii="Arial" w:hAnsi="Arial" w:cs="Arial"/>
+          <w:bCs/>
+          <w:sz w:val="22"/>
+          <w:szCs w:val="22"/>
+        </w:rPr>
+      </w:pPr>
+      <w:r>
+        <w:rPr>
+          <w:rStyle w:val="Textoennegrita"/>
+          <w:rFonts w:ascii="Arial" w:eastAsia="Arial" w:hAnsi="Arial" w:cs="Arial"/>
+          <w:b w:val="0"/>
+          <w:sz w:val="22"/>
+          <w:szCs w:val="22"/>
+        </w:rPr>
+        <w:t>Módulos</w:t>
+      </w:r>
+      <w:r>
+        <w:rPr>
+          <w:rFonts w:ascii="Arial" w:hAnsi="Arial" w:cs="Arial"/>
+          <w:bCs/>
+          <w:sz w:val="22"/>
+          <w:szCs w:val="22"/>
+        </w:rPr>
+        <w:t>: Agrupación lógica de funcionalidades</w:t>
+      </w:r>
+    </w:p>
+    <w:p>
+      <w:pPr>
+        <w:pStyle w:val="ds-markdown-paragraph"/>
+        <w:numPr>
+          <w:ilvl w:val="0"/>
+          <w:numId w:val="37"/>
+        </w:numPr>
+        <w:jc w:val="both"/>
+        <w:rPr>
+          <w:rFonts w:ascii="Arial" w:hAnsi="Arial" w:cs="Arial"/>
+          <w:bCs/>
+          <w:sz w:val="22"/>
+          <w:szCs w:val="22"/>
+        </w:rPr>
+      </w:pPr>
+      <w:r>
+        <w:rPr>
+          <w:rStyle w:val="Textoennegrita"/>
+          <w:rFonts w:ascii="Arial" w:eastAsia="Arial" w:hAnsi="Arial" w:cs="Arial"/>
+          <w:b w:val="0"/>
+          <w:sz w:val="22"/>
+          <w:szCs w:val="22"/>
+        </w:rPr>
+        <w:t>Controladores</w:t>
+      </w:r>
+      <w:r>
+        <w:rPr>
+          <w:rFonts w:ascii="Arial" w:hAnsi="Arial" w:cs="Arial"/>
+          <w:bCs/>
+          <w:sz w:val="22"/>
+          <w:szCs w:val="22"/>
+        </w:rPr>
+        <w:t>: Manejo de peticiones HTTP</w:t>
+      </w:r>
+    </w:p>
+    <w:p>
+      <w:pPr>
+        <w:pStyle w:val="ds-markdown-paragraph"/>
+        <w:numPr>
+          <w:ilvl w:val="0"/>
+          <w:numId w:val="37"/>
+        </w:numPr>
+        <w:jc w:val="both"/>
+        <w:rPr>
+          <w:rFonts w:ascii="Arial" w:hAnsi="Arial" w:cs="Arial"/>
+          <w:bCs/>
+          <w:sz w:val="22"/>
+          <w:szCs w:val="22"/>
+        </w:rPr>
+      </w:pPr>
+      <w:r>
+        <w:rPr>
+          <w:rStyle w:val="Textoennegrita"/>
+          <w:rFonts w:ascii="Arial" w:eastAsia="Arial" w:hAnsi="Arial" w:cs="Arial"/>
+          <w:b w:val="0"/>
+          <w:sz w:val="22"/>
+          <w:szCs w:val="22"/>
+        </w:rPr>
+        <w:t>Servicios</w:t>
+      </w:r>
+      <w:r>
+        <w:rPr>
+          <w:rFonts w:ascii="Arial" w:hAnsi="Arial" w:cs="Arial"/>
+          <w:bCs/>
+          <w:sz w:val="22"/>
+          <w:szCs w:val="22"/>
+        </w:rPr>
+        <w:t>: Lógica de negocio</w:t>
+      </w:r>
+    </w:p>
+    <w:p>
+      <w:pPr>
+        <w:pStyle w:val="ds-markdown-paragraph"/>
+        <w:numPr>
+          <w:ilvl w:val="0"/>
+          <w:numId w:val="37"/>
+        </w:numPr>
+        <w:jc w:val="both"/>
+        <w:rPr>
+          <w:rFonts w:ascii="Arial" w:hAnsi="Arial" w:cs="Arial"/>
+          <w:bCs/>
+          <w:sz w:val="22"/>
+          <w:szCs w:val="22"/>
+        </w:rPr>
+      </w:pPr>
+      <w:r>
+        <w:rPr>
+          <w:rStyle w:val="Textoennegrita"/>
+          <w:rFonts w:ascii="Arial" w:eastAsia="Arial" w:hAnsi="Arial" w:cs="Arial"/>
+          <w:b w:val="0"/>
+          <w:sz w:val="22"/>
+          <w:szCs w:val="22"/>
+        </w:rPr>
+        <w:t>Repositorios</w:t>
+      </w:r>
+      <w:r>
+        <w:rPr>
+          <w:rFonts w:ascii="Arial" w:hAnsi="Arial" w:cs="Arial"/>
+          <w:bCs/>
+          <w:sz w:val="22"/>
+          <w:szCs w:val="22"/>
+        </w:rPr>
+        <w:t>: Acceso a datos</w:t>
+      </w:r>
+    </w:p>
+    <w:p>
+      <w:r>
+        <w:t xml:space="preserve">La aplicación </w:t>
+      </w:r>
+      <w:proofErr w:type="spellStart"/>
+      <w:r>
+        <w:t>MoreCoast</w:t>
+      </w:r>
+      <w:proofErr w:type="spellEnd"/>
+      <w:r>
+        <w:t xml:space="preserve"> (Más Costas) se desarrolla para la gestión de la información del cálculo del transporte de los sedimentos de la empresa GEOCUBA en la provincia Santiago de Cuba. La misma está compuesta por un conjunto de directorios</w:t>
+      </w:r>
+      <w:r>
+        <w:t xml:space="preserve"> (Figura 3.1) </w:t>
+      </w:r>
+      <w:r>
+        <w:t>de los cuales se destacan:</w:t>
+      </w:r>
+    </w:p>
+    <w:p>
+      <w:pPr>
+        <w:pStyle w:val="Prrafodelista"/>
+        <w:numPr>
+          <w:ilvl w:val="0"/>
+          <w:numId w:val="38"/>
+        </w:numPr>
+        <w:rPr>
+          <w:sz w:val="22"/>
+          <w:szCs w:val="22"/>
+        </w:rPr>
+      </w:pPr>
+      <w:r>
+        <w:rPr>
+          <w:bCs/>
+          <w:sz w:val="22"/>
+          <w:szCs w:val="22"/>
+        </w:rPr>
+        <w:t xml:space="preserve">El directorio </w:t>
+      </w:r>
+      <w:r>
+        <w:rPr>
+          <w:b/>
+          <w:sz w:val="22"/>
+          <w:szCs w:val="22"/>
+        </w:rPr>
+        <w:t>“</w:t>
+      </w:r>
+      <w:proofErr w:type="spellStart"/>
+      <w:r>
+        <w:rPr>
+          <w:b/>
+          <w:sz w:val="22"/>
+          <w:szCs w:val="22"/>
+        </w:rPr>
+        <w:t>src</w:t>
+      </w:r>
+      <w:proofErr w:type="spellEnd"/>
+      <w:r>
+        <w:rPr>
+          <w:b/>
+          <w:sz w:val="22"/>
+          <w:szCs w:val="22"/>
+        </w:rPr>
+        <w:t>/”</w:t>
+      </w:r>
+      <w:r>
+        <w:rPr>
+          <w:bCs/>
+          <w:sz w:val="22"/>
+          <w:szCs w:val="22"/>
+        </w:rPr>
+        <w:t xml:space="preserve">: </w:t>
+      </w:r>
+      <w:r>
+        <w:rPr>
+          <w:bCs/>
+          <w:sz w:val="22"/>
+          <w:szCs w:val="22"/>
+        </w:rPr>
+        <w:t xml:space="preserve">en él está </w:t>
+      </w:r>
+      <w:r>
+        <w:rPr>
+          <w:sz w:val="22"/>
+          <w:szCs w:val="22"/>
+        </w:rPr>
+        <w:t xml:space="preserve">código fuente de </w:t>
+      </w:r>
+      <w:proofErr w:type="spellStart"/>
+      <w:r>
+        <w:rPr>
+          <w:sz w:val="22"/>
+          <w:szCs w:val="22"/>
+        </w:rPr>
+        <w:t>React</w:t>
+      </w:r>
+      <w:proofErr w:type="spellEnd"/>
+    </w:p>
+    <w:p>
+      <w:pPr>
+        <w:pStyle w:val="Prrafodelista"/>
+        <w:numPr>
+          <w:ilvl w:val="0"/>
+          <w:numId w:val="38"/>
+        </w:numPr>
+        <w:rPr>
+          <w:sz w:val="22"/>
+          <w:szCs w:val="22"/>
+        </w:rPr>
+      </w:pPr>
+      <w:r>
+        <w:rPr>
+          <w:sz w:val="22"/>
+          <w:szCs w:val="22"/>
+        </w:rPr>
+        <w:t xml:space="preserve">El directorio </w:t>
+      </w:r>
+      <w:r>
+        <w:rPr>
+          <w:b/>
+          <w:bCs/>
+          <w:sz w:val="22"/>
+          <w:szCs w:val="22"/>
+        </w:rPr>
+        <w:t>“</w:t>
+      </w:r>
+      <w:proofErr w:type="spellStart"/>
+      <w:r>
+        <w:rPr>
+          <w:b/>
+          <w:bCs/>
+          <w:sz w:val="22"/>
+          <w:szCs w:val="22"/>
+        </w:rPr>
+        <w:t>public</w:t>
+      </w:r>
+      <w:proofErr w:type="spellEnd"/>
+      <w:r>
+        <w:rPr>
+          <w:b/>
+          <w:bCs/>
+          <w:sz w:val="22"/>
+          <w:szCs w:val="22"/>
+        </w:rPr>
+        <w:t>/”</w:t>
+      </w:r>
+      <w:r>
+        <w:rPr>
+          <w:sz w:val="22"/>
+          <w:szCs w:val="22"/>
+        </w:rPr>
+        <w:t>: donde se encuentran los archivos estáticos accesibles públicamente.</w:t>
+      </w:r>
+    </w:p>
+    <w:p>
+      <w:pPr>
+        <w:pStyle w:val="Prrafodelista"/>
+        <w:numPr>
+          <w:ilvl w:val="0"/>
+          <w:numId w:val="38"/>
+        </w:numPr>
+        <w:rPr>
+          <w:sz w:val="22"/>
+          <w:szCs w:val="22"/>
+        </w:rPr>
+      </w:pPr>
+      <w:r>
+        <w:rPr>
+          <w:sz w:val="22"/>
+          <w:szCs w:val="22"/>
+        </w:rPr>
+        <w:t xml:space="preserve">El directoria </w:t>
+      </w:r>
+      <w:r>
+        <w:rPr>
+          <w:b/>
+          <w:bCs/>
+          <w:sz w:val="22"/>
+          <w:szCs w:val="22"/>
+        </w:rPr>
+        <w:t>“</w:t>
+      </w:r>
+      <w:proofErr w:type="spellStart"/>
+      <w:r>
+        <w:rPr>
+          <w:b/>
+          <w:bCs/>
+          <w:sz w:val="22"/>
+          <w:szCs w:val="22"/>
+        </w:rPr>
+        <w:t>node_modules</w:t>
+      </w:r>
+      <w:proofErr w:type="spellEnd"/>
+      <w:r>
+        <w:rPr>
+          <w:b/>
+          <w:bCs/>
+          <w:sz w:val="22"/>
+          <w:szCs w:val="22"/>
+        </w:rPr>
+        <w:t>/”</w:t>
+      </w:r>
+      <w:r>
+        <w:rPr>
+          <w:sz w:val="22"/>
+          <w:szCs w:val="22"/>
+        </w:rPr>
+        <w:t>: almacena todas las dependencias instaladas.</w:t>
+      </w:r>
+    </w:p>
+    <w:p>
+      <w:pPr>
+        <w:pStyle w:val="Prrafodelista"/>
+        <w:ind w:left="504" w:hanging="504"/>
+        <w:rPr>
+          <w:bCs/>
+          <w:sz w:val="22"/>
+          <w:szCs w:val="22"/>
+        </w:rPr>
+      </w:pPr>
+      <w:r>
+        <w:rPr>
+          <w:bCs/>
+          <w:sz w:val="22"/>
+          <w:szCs w:val="22"/>
+        </w:rPr>
+        <w:t>Otros de los componentes más relevantes son</w:t>
+      </w:r>
+      <w:r>
+        <w:rPr>
+          <w:bCs/>
+          <w:sz w:val="22"/>
+          <w:szCs w:val="22"/>
+        </w:rPr>
+        <w:t xml:space="preserve">: </w:t>
+      </w:r>
+    </w:p>
+    <w:p>
+      <w:pPr>
+        <w:pStyle w:val="Prrafodelista"/>
+        <w:numPr>
+          <w:ilvl w:val="0"/>
+          <w:numId w:val="39"/>
+        </w:numPr>
+        <w:rPr>
+          <w:b/>
+          <w:sz w:val="22"/>
+          <w:szCs w:val="22"/>
+        </w:rPr>
+      </w:pPr>
+      <w:r>
+        <w:rPr>
+          <w:bCs/>
+          <w:sz w:val="22"/>
+          <w:szCs w:val="22"/>
+        </w:rPr>
+        <w:t xml:space="preserve">El </w:t>
+      </w:r>
+      <w:r>
+        <w:rPr>
+          <w:b/>
+          <w:sz w:val="22"/>
+          <w:szCs w:val="22"/>
+        </w:rPr>
+        <w:t xml:space="preserve">fichero App.js </w:t>
+      </w:r>
+      <w:r>
+        <w:rPr>
+          <w:bCs/>
+          <w:sz w:val="22"/>
+          <w:szCs w:val="22"/>
+        </w:rPr>
+        <w:t>que es el</w:t>
+      </w:r>
+      <w:r>
+        <w:rPr>
+          <w:b/>
+          <w:sz w:val="22"/>
+          <w:szCs w:val="22"/>
+        </w:rPr>
+        <w:t xml:space="preserve"> </w:t>
+      </w:r>
+      <w:r>
+        <w:rPr>
+          <w:sz w:val="22"/>
+          <w:szCs w:val="22"/>
+        </w:rPr>
+        <w:t>Componente raíz donde se definen rutas y proveen contextos.</w:t>
+      </w:r>
+    </w:p>
+    <w:p>
+      <w:pPr>
+        <w:pStyle w:val="Prrafodelista"/>
+        <w:numPr>
+          <w:ilvl w:val="0"/>
+          <w:numId w:val="39"/>
+        </w:numPr>
+        <w:rPr>
+          <w:b/>
+          <w:sz w:val="22"/>
+          <w:szCs w:val="22"/>
+        </w:rPr>
+      </w:pPr>
+      <w:r>
+        <w:rPr>
+          <w:sz w:val="22"/>
+          <w:szCs w:val="22"/>
+        </w:rPr>
+        <w:t xml:space="preserve">El </w:t>
+      </w:r>
+      <w:r>
+        <w:rPr>
+          <w:b/>
+          <w:bCs/>
+          <w:sz w:val="22"/>
+          <w:szCs w:val="22"/>
+        </w:rPr>
+        <w:t>fichero index.js</w:t>
+      </w:r>
+      <w:r>
+        <w:rPr>
+          <w:sz w:val="22"/>
+          <w:szCs w:val="22"/>
+        </w:rPr>
+        <w:t xml:space="preserve"> </w:t>
+      </w:r>
+      <w:r>
+        <w:rPr>
+          <w:sz w:val="22"/>
+          <w:szCs w:val="22"/>
+        </w:rPr>
+        <w:t xml:space="preserve"> </w:t>
+      </w:r>
+      <w:r>
+        <w:rPr>
+          <w:sz w:val="22"/>
+          <w:szCs w:val="22"/>
+        </w:rPr>
+        <w:t xml:space="preserve"> es el punto de entrad</w:t>
+      </w:r>
+      <w:r>
+        <w:rPr>
+          <w:sz w:val="22"/>
+          <w:szCs w:val="22"/>
+        </w:rPr>
+        <w:t>a,</w:t>
+      </w:r>
+      <w:r>
+        <w:rPr>
+          <w:sz w:val="22"/>
+          <w:szCs w:val="22"/>
+        </w:rPr>
+        <w:t xml:space="preserve"> renderiza </w:t>
+      </w:r>
+      <w:r>
+        <w:rPr>
+          <w:rStyle w:val="CdigoHTML"/>
+          <w:rFonts w:ascii="Arial" w:eastAsiaTheme="minorHAnsi" w:hAnsi="Arial" w:cs="Arial"/>
+          <w:sz w:val="22"/>
+          <w:szCs w:val="22"/>
+        </w:rPr>
+        <w:t>App.js</w:t>
+      </w:r>
+      <w:r>
+        <w:rPr>
+          <w:sz w:val="22"/>
+          <w:szCs w:val="22"/>
+        </w:rPr>
+        <w:t xml:space="preserve"> en el DOM.</w:t>
+      </w:r>
+    </w:p>
+    <w:p>
+      <w:pPr>
+        <w:pStyle w:val="Prrafodelista"/>
+        <w:numPr>
+          <w:ilvl w:val="0"/>
+          <w:numId w:val="39"/>
+        </w:numPr>
+        <w:rPr>
+          <w:rStyle w:val="CdigoHTML"/>
+          <w:rFonts w:ascii="Arial" w:eastAsiaTheme="minorHAnsi" w:hAnsi="Arial" w:cs="Arial"/>
+          <w:b/>
+          <w:sz w:val="22"/>
+          <w:szCs w:val="22"/>
+        </w:rPr>
+      </w:pPr>
+      <w:r>
+        <w:rPr>
+          <w:sz w:val="22"/>
+          <w:szCs w:val="22"/>
+        </w:rPr>
+        <w:t xml:space="preserve">El </w:t>
+      </w:r>
+      <w:r>
+        <w:rPr>
+          <w:b/>
+          <w:bCs/>
+          <w:sz w:val="22"/>
+          <w:szCs w:val="22"/>
+        </w:rPr>
+        <w:t>fichero routes.js</w:t>
+      </w:r>
+      <w:r>
+        <w:rPr>
+          <w:sz w:val="22"/>
+          <w:szCs w:val="22"/>
+        </w:rPr>
+        <w:t xml:space="preserve"> es el que centraliza la configuración de rutas usando </w:t>
+      </w:r>
+      <w:proofErr w:type="spellStart"/>
+      <w:r>
+        <w:rPr>
+          <w:rStyle w:val="CdigoHTML"/>
+          <w:rFonts w:ascii="Arial" w:eastAsiaTheme="minorHAnsi" w:hAnsi="Arial" w:cs="Arial"/>
+          <w:sz w:val="22"/>
+          <w:szCs w:val="22"/>
+        </w:rPr>
+        <w:t>react</w:t>
+      </w:r>
+      <w:proofErr w:type="spellEnd"/>
+      <w:r>
+        <w:rPr>
+          <w:rStyle w:val="CdigoHTML"/>
+          <w:rFonts w:ascii="Arial" w:eastAsiaTheme="minorHAnsi" w:hAnsi="Arial" w:cs="Arial"/>
+          <w:sz w:val="22"/>
+          <w:szCs w:val="22"/>
+        </w:rPr>
+        <w:t>-</w:t>
+      </w:r>
+      <w:proofErr w:type="spellStart"/>
+      <w:r>
+        <w:rPr>
+          <w:rStyle w:val="CdigoHTML"/>
+          <w:rFonts w:ascii="Arial" w:eastAsiaTheme="minorHAnsi" w:hAnsi="Arial" w:cs="Arial"/>
+          <w:sz w:val="22"/>
+          <w:szCs w:val="22"/>
+        </w:rPr>
+        <w:t>router</w:t>
+      </w:r>
+      <w:proofErr w:type="spellEnd"/>
+      <w:r>
+        <w:rPr>
+          <w:rStyle w:val="CdigoHTML"/>
+          <w:rFonts w:ascii="Arial" w:eastAsiaTheme="minorHAnsi" w:hAnsi="Arial" w:cs="Arial"/>
+          <w:sz w:val="22"/>
+          <w:szCs w:val="22"/>
+        </w:rPr>
+        <w:t>-dom</w:t>
+      </w:r>
+    </w:p>
+    <w:p>
+      <w:pPr>
+        <w:pStyle w:val="Prrafodelista"/>
+        <w:numPr>
+          <w:ilvl w:val="0"/>
+          <w:numId w:val="39"/>
+        </w:numPr>
+        <w:rPr>
+          <w:bCs/>
+          <w:sz w:val="22"/>
+          <w:szCs w:val="22"/>
+        </w:rPr>
+      </w:pPr>
+      <w:r>
+        <w:rPr>
+          <w:bCs/>
+          <w:sz w:val="22"/>
+          <w:szCs w:val="22"/>
+        </w:rPr>
+        <w:lastRenderedPageBreak/>
+        <w:t>E</w:t>
+      </w:r>
+      <w:r>
+        <w:rPr>
+          <w:b/>
+          <w:sz w:val="22"/>
+          <w:szCs w:val="22"/>
+        </w:rPr>
+        <w:t xml:space="preserve">l </w:t>
+      </w:r>
+      <w:proofErr w:type="gramStart"/>
+      <w:r>
+        <w:rPr>
+          <w:b/>
+          <w:sz w:val="22"/>
+          <w:szCs w:val="22"/>
+        </w:rPr>
+        <w:t>fichero  .</w:t>
+      </w:r>
+      <w:proofErr w:type="spellStart"/>
+      <w:proofErr w:type="gramEnd"/>
+      <w:r>
+        <w:rPr>
+          <w:b/>
+          <w:sz w:val="22"/>
+          <w:szCs w:val="22"/>
+        </w:rPr>
+        <w:t>env.example</w:t>
+      </w:r>
+      <w:proofErr w:type="spellEnd"/>
+      <w:r>
+        <w:rPr>
+          <w:b/>
+          <w:sz w:val="22"/>
+          <w:szCs w:val="22"/>
+        </w:rPr>
+        <w:t xml:space="preserve"> </w:t>
+      </w:r>
+      <w:r>
+        <w:rPr>
+          <w:bCs/>
+          <w:sz w:val="22"/>
+          <w:szCs w:val="22"/>
+        </w:rPr>
+        <w:t xml:space="preserve">en él está contenida la configuración para conectarnos a nuestro </w:t>
+      </w:r>
+      <w:proofErr w:type="spellStart"/>
+      <w:r>
+        <w:rPr>
+          <w:bCs/>
+          <w:sz w:val="22"/>
+          <w:szCs w:val="22"/>
+        </w:rPr>
+        <w:t>Backend</w:t>
+      </w:r>
+      <w:proofErr w:type="spellEnd"/>
+      <w:r>
+        <w:rPr>
+          <w:bCs/>
+          <w:sz w:val="22"/>
+          <w:szCs w:val="22"/>
+        </w:rPr>
+        <w:t xml:space="preserve"> (Figura 3.2)</w:t>
+      </w:r>
+    </w:p>
+    <w:p>
+      <w:pPr>
+        <w:pStyle w:val="Prrafodelista"/>
+        <w:ind w:left="504" w:hanging="504"/>
+        <w:rPr>
+          <w:bCs/>
+          <w:sz w:val="22"/>
+          <w:szCs w:val="22"/>
+        </w:rPr>
+      </w:pPr>
+      <w:r>
+        <w:rPr>
+          <w:bCs/>
+          <w:sz w:val="22"/>
+          <w:szCs w:val="22"/>
+        </w:rPr>
+        <w:t xml:space="preserve"> </w:t>
+      </w:r>
+      <w:r>
+        <w:rPr>
+          <w:bCs/>
+          <w:noProof/>
+          <w:sz w:val="22"/>
+          <w:szCs w:val="22"/>
+        </w:rPr>
+        <w:drawing>
+          <wp:inline distT="0" distB="0" distL="0" distR="0" wp14:anchorId="64C9C63C" wp14:editId="527A8033">
+            <wp:extent cx="4015740" cy="2066290"/>
+            <wp:effectExtent l="0" t="0" r="3810" b="0"/>
+            <wp:docPr id="13" name="Imagen 13"/>
+            <wp:cNvGraphicFramePr>
+              <a:graphicFrameLocks xmlns:a="http://schemas.openxmlformats.org/drawingml/2006/main" noChangeAspect="1"/>
+            </wp:cNvGraphicFramePr>
+            <a:graphic xmlns:a="http://schemas.openxmlformats.org/drawingml/2006/main">
+              <a:graphicData uri="http://schemas.openxmlformats.org/drawingml/2006/picture">
+                <pic:pic xmlns:pic="http://schemas.openxmlformats.org/drawingml/2006/picture">
+                  <pic:nvPicPr>
+                    <pic:cNvPr id="0" name="Picture 6"/>
+                    <pic:cNvPicPr>
+                      <a:picLocks noChangeAspect="1" noChangeArrowheads="1"/>
+                    </pic:cNvPicPr>
+                  </pic:nvPicPr>
+                  <pic:blipFill>
+                    <a:blip r:embed="rId75">
+                      <a:extLst>
+                        <a:ext uri="{28A0092B-C50C-407E-A947-70E740481C1C}">
+                          <a14:useLocalDpi xmlns:a14="http://schemas.microsoft.com/office/drawing/2010/main" val="0"/>
+                        </a:ext>
+                      </a:extLst>
+                    </a:blip>
+                    <a:srcRect/>
+                    <a:stretch>
+                      <a:fillRect/>
+                    </a:stretch>
+                  </pic:blipFill>
+                  <pic:spPr bwMode="auto">
+                    <a:xfrm>
+                      <a:off x="0" y="0"/>
+                      <a:ext cx="4015740" cy="2066290"/>
+                    </a:xfrm>
+                    <a:prstGeom prst="rect">
+                      <a:avLst/>
+                    </a:prstGeom>
+                    <a:noFill/>
+                    <a:ln>
+                      <a:noFill/>
+                    </a:ln>
+                  </pic:spPr>
+                </pic:pic>
+              </a:graphicData>
+            </a:graphic>
+          </wp:inline>
+        </w:drawing>
+      </w:r>
+      <w:r>
+        <w:rPr>
+          <w:bCs/>
+          <w:sz w:val="22"/>
+          <w:szCs w:val="22"/>
+        </w:rPr>
+        <w:t xml:space="preserve">          </w:t>
+      </w:r>
+    </w:p>
+    <w:p>
+      <w:pPr>
+        <w:pStyle w:val="Prrafodelista"/>
+        <w:ind w:left="504" w:hanging="504"/>
+        <w:rPr>
+          <w:bCs/>
+          <w:sz w:val="18"/>
+          <w:szCs w:val="18"/>
+        </w:rPr>
+      </w:pPr>
+      <w:r>
+        <w:rPr>
+          <w:bCs/>
+          <w:sz w:val="18"/>
+          <w:szCs w:val="18"/>
+        </w:rPr>
+        <w:t xml:space="preserve">Figura 3.1 Estructura de los </w:t>
+      </w:r>
+      <w:r>
+        <w:rPr>
+          <w:bCs/>
+          <w:sz w:val="18"/>
+          <w:szCs w:val="18"/>
+        </w:rPr>
+        <w:t>d</w:t>
+      </w:r>
+      <w:r>
+        <w:rPr>
+          <w:bCs/>
+          <w:sz w:val="18"/>
+          <w:szCs w:val="18"/>
+        </w:rPr>
+        <w:t>irectorio</w:t>
+      </w:r>
+      <w:r>
+        <w:rPr>
+          <w:bCs/>
+          <w:sz w:val="18"/>
+          <w:szCs w:val="18"/>
+        </w:rPr>
+        <w:t>s</w:t>
+      </w:r>
+      <w:r>
+        <w:rPr>
+          <w:bCs/>
+          <w:sz w:val="18"/>
+          <w:szCs w:val="18"/>
+        </w:rPr>
+        <w:t xml:space="preserve"> del </w:t>
+      </w:r>
+      <w:proofErr w:type="spellStart"/>
+      <w:r>
+        <w:rPr>
+          <w:bCs/>
+          <w:sz w:val="18"/>
+          <w:szCs w:val="18"/>
+        </w:rPr>
+        <w:t>Frontend</w:t>
+      </w:r>
+      <w:proofErr w:type="spellEnd"/>
+    </w:p>
+    <w:p>
+      <w:pPr>
+        <w:pStyle w:val="Prrafodelista"/>
+        <w:ind w:left="504" w:hanging="504"/>
+        <w:rPr>
+          <w:bCs/>
+          <w:sz w:val="22"/>
+          <w:szCs w:val="22"/>
+        </w:rPr>
+      </w:pPr>
+    </w:p>
+    <w:p>
+      <w:pPr>
+        <w:pStyle w:val="Prrafodelista"/>
+        <w:ind w:left="504" w:hanging="504"/>
+        <w:rPr>
+          <w:bCs/>
+          <w:sz w:val="22"/>
+          <w:szCs w:val="22"/>
+        </w:rPr>
+      </w:pPr>
+      <w:r>
+        <w:rPr>
+          <w:bCs/>
+          <w:noProof/>
+          <w:sz w:val="22"/>
+          <w:szCs w:val="22"/>
+        </w:rPr>
+        <w:drawing>
+          <wp:inline distT="0" distB="0" distL="0" distR="0" wp14:anchorId="55B4CA6C" wp14:editId="7988938A">
+            <wp:extent cx="5747385" cy="1531620"/>
+            <wp:effectExtent l="0" t="0" r="5715" b="0"/>
+            <wp:docPr id="14" name="Imagen 14"/>
+            <wp:cNvGraphicFramePr>
+              <a:graphicFrameLocks xmlns:a="http://schemas.openxmlformats.org/drawingml/2006/main" noChangeAspect="1"/>
+            </wp:cNvGraphicFramePr>
+            <a:graphic xmlns:a="http://schemas.openxmlformats.org/drawingml/2006/main">
+              <a:graphicData uri="http://schemas.openxmlformats.org/drawingml/2006/picture">
+                <pic:pic xmlns:pic="http://schemas.openxmlformats.org/drawingml/2006/picture">
+                  <pic:nvPicPr>
+                    <pic:cNvPr id="0" name="Picture 7"/>
+                    <pic:cNvPicPr>
+                      <a:picLocks noChangeAspect="1" noChangeArrowheads="1"/>
+                    </pic:cNvPicPr>
+                  </pic:nvPicPr>
+                  <pic:blipFill>
+                    <a:blip r:embed="rId76">
+                      <a:extLst>
+                        <a:ext uri="{28A0092B-C50C-407E-A947-70E740481C1C}">
+                          <a14:useLocalDpi xmlns:a14="http://schemas.microsoft.com/office/drawing/2010/main" val="0"/>
+                        </a:ext>
+                      </a:extLst>
+                    </a:blip>
+                    <a:srcRect/>
+                    <a:stretch>
+                      <a:fillRect/>
+                    </a:stretch>
+                  </pic:blipFill>
+                  <pic:spPr bwMode="auto">
+                    <a:xfrm>
+                      <a:off x="0" y="0"/>
+                      <a:ext cx="5747385" cy="1531620"/>
+                    </a:xfrm>
+                    <a:prstGeom prst="rect">
+                      <a:avLst/>
+                    </a:prstGeom>
+                    <a:noFill/>
+                    <a:ln>
+                      <a:noFill/>
+                    </a:ln>
+                  </pic:spPr>
+                </pic:pic>
+              </a:graphicData>
+            </a:graphic>
+          </wp:inline>
+        </w:drawing>
+      </w:r>
+    </w:p>
+    <w:p>
+      <w:pPr>
+        <w:pStyle w:val="Prrafodelista"/>
+        <w:ind w:left="504" w:hanging="504"/>
+        <w:rPr>
+          <w:bCs/>
+          <w:sz w:val="18"/>
+          <w:szCs w:val="18"/>
+        </w:rPr>
+      </w:pPr>
+      <w:r>
+        <w:rPr>
+          <w:bCs/>
+          <w:sz w:val="18"/>
+          <w:szCs w:val="18"/>
+        </w:rPr>
+        <w:t xml:space="preserve">Figura 3.2 </w:t>
+      </w:r>
+      <w:proofErr w:type="gramStart"/>
+      <w:r>
+        <w:rPr>
+          <w:bCs/>
+          <w:sz w:val="18"/>
+          <w:szCs w:val="18"/>
+        </w:rPr>
+        <w:t>Fichero .</w:t>
+      </w:r>
+      <w:proofErr w:type="spellStart"/>
+      <w:r>
+        <w:rPr>
+          <w:bCs/>
+          <w:sz w:val="18"/>
+          <w:szCs w:val="18"/>
+        </w:rPr>
+        <w:t>env</w:t>
+      </w:r>
+      <w:proofErr w:type="gramEnd"/>
+      <w:r>
+        <w:rPr>
+          <w:bCs/>
+          <w:sz w:val="18"/>
+          <w:szCs w:val="18"/>
+        </w:rPr>
+        <w:t>.example</w:t>
+      </w:r>
+      <w:proofErr w:type="spellEnd"/>
+    </w:p>
+    <w:p>
+      <w:pPr>
+        <w:pStyle w:val="Prrafodelista"/>
+        <w:ind w:left="504" w:hanging="504"/>
+        <w:rPr>
+          <w:bCs/>
+          <w:sz w:val="22"/>
+          <w:szCs w:val="22"/>
+        </w:rPr>
+      </w:pPr>
+    </w:p>
+    <w:p>
+      <w:pPr>
         <w:pStyle w:val="Ttulo3"/>
         <w:numPr>
           <w:ilvl w:val="2"/>
           <w:numId w:val="40"/>
         </w:numPr>
+        <w:ind w:left="2160" w:hanging="360"/>
       </w:pPr>
       <w:r>
         <w:t xml:space="preserve">Directorio </w:t>
@@ -18500,19 +20261,24 @@
     </w:p>
     <w:p>
       <w:pPr>
-        <w:jc w:val="left"/>
-        <w:rPr>
-          <w:b/>
-          <w:bCs/>
+        <w:rPr>
           <w:color w:val="auto"/>
         </w:rPr>
       </w:pPr>
+    </w:p>
+    <w:p>
+      <w:pPr>
+        <w:rPr>
+          <w:color w:val="auto"/>
+        </w:rPr>
+      </w:pPr>
       <w:r>
         <w:rPr>
           <w:noProof/>
         </w:rPr>
+        <w:lastRenderedPageBreak/>
         <w:drawing>
-          <wp:inline distT="0" distB="0" distL="0" distR="0" wp14:anchorId="1AF98A33" wp14:editId="723775CE">
+          <wp:inline distT="0" distB="0" distL="0" distR="0" wp14:anchorId="10F4F90C" wp14:editId="210307DE">
             <wp:extent cx="2743200" cy="2657335"/>
             <wp:effectExtent l="0" t="0" r="0" b="0"/>
             <wp:docPr id="10" name="Imagen 10"/>
@@ -18529,7 +20295,7 @@
                     </pic:cNvPicPr>
                   </pic:nvPicPr>
                   <pic:blipFill>
-                    <a:blip r:embed="rId75">
+                    <a:blip r:embed="rId77">
                       <a:extLst>
                         <a:ext uri="{28A0092B-C50C-407E-A947-70E740481C1C}">
                           <a14:useLocalDpi xmlns:a14="http://schemas.microsoft.com/office/drawing/2010/main" val="0"/>
@@ -18609,1155 +20375,15 @@
     </w:p>
     <w:p>
       <w:pPr>
-        <w:pStyle w:val="Ttulo4"/>
-        <w:jc w:val="both"/>
-        <w:rPr>
-          <w:rFonts w:ascii="Arial" w:hAnsi="Arial" w:cs="Arial"/>
-          <w:b w:val="0"/>
-          <w:bCs/>
-          <w:color w:val="auto"/>
-          <w:sz w:val="22"/>
-        </w:rPr>
-      </w:pPr>
-      <w:proofErr w:type="spellStart"/>
-      <w:r>
-        <w:rPr>
-          <w:rFonts w:ascii="Arial" w:hAnsi="Arial" w:cs="Arial"/>
-          <w:b w:val="0"/>
-          <w:bCs/>
-          <w:color w:val="auto"/>
-          <w:sz w:val="22"/>
-        </w:rPr>
-        <w:lastRenderedPageBreak/>
-        <w:t>Backend</w:t>
-      </w:r>
-      <w:proofErr w:type="spellEnd"/>
-      <w:r>
-        <w:rPr>
-          <w:rFonts w:ascii="Arial" w:hAnsi="Arial" w:cs="Arial"/>
-          <w:b w:val="0"/>
-          <w:bCs/>
-          <w:color w:val="auto"/>
-          <w:sz w:val="22"/>
-        </w:rPr>
-        <w:t xml:space="preserve"> (</w:t>
-      </w:r>
-      <w:proofErr w:type="spellStart"/>
-      <w:r>
-        <w:rPr>
-          <w:rFonts w:ascii="Arial" w:hAnsi="Arial" w:cs="Arial"/>
-          <w:b w:val="0"/>
-          <w:bCs/>
-          <w:color w:val="auto"/>
-          <w:sz w:val="22"/>
-        </w:rPr>
-        <w:t>NestJS</w:t>
-      </w:r>
-      <w:proofErr w:type="spellEnd"/>
-      <w:r>
-        <w:rPr>
-          <w:rFonts w:ascii="Arial" w:hAnsi="Arial" w:cs="Arial"/>
-          <w:b w:val="0"/>
-          <w:bCs/>
-          <w:color w:val="auto"/>
-          <w:sz w:val="22"/>
-        </w:rPr>
-        <w:t>)</w:t>
-      </w:r>
-    </w:p>
-    <w:p>
-      <w:pPr>
-        <w:pStyle w:val="ds-markdown-paragraph"/>
-        <w:jc w:val="both"/>
-        <w:rPr>
-          <w:rFonts w:ascii="Arial" w:hAnsi="Arial" w:cs="Arial"/>
-          <w:bCs/>
-          <w:sz w:val="22"/>
-          <w:szCs w:val="22"/>
-        </w:rPr>
-      </w:pPr>
-      <w:r>
-        <w:rPr>
-          <w:rFonts w:ascii="Arial" w:hAnsi="Arial" w:cs="Arial"/>
-          <w:bCs/>
-          <w:sz w:val="22"/>
-          <w:szCs w:val="22"/>
-        </w:rPr>
-        <w:t xml:space="preserve">El </w:t>
-      </w:r>
-      <w:proofErr w:type="spellStart"/>
-      <w:r>
-        <w:rPr>
-          <w:rFonts w:ascii="Arial" w:hAnsi="Arial" w:cs="Arial"/>
-          <w:bCs/>
-          <w:sz w:val="22"/>
-          <w:szCs w:val="22"/>
-        </w:rPr>
-        <w:t>backend</w:t>
-      </w:r>
-      <w:proofErr w:type="spellEnd"/>
-      <w:r>
-        <w:rPr>
-          <w:rFonts w:ascii="Arial" w:hAnsi="Arial" w:cs="Arial"/>
-          <w:bCs/>
-          <w:sz w:val="22"/>
-          <w:szCs w:val="22"/>
-        </w:rPr>
-        <w:t xml:space="preserve"> sigue una arquitectura por capas con:</w:t>
-      </w:r>
-    </w:p>
-    <w:p>
-      <w:pPr>
-        <w:pStyle w:val="ds-markdown-paragraph"/>
-        <w:numPr>
-          <w:ilvl w:val="0"/>
-          <w:numId w:val="37"/>
-        </w:numPr>
-        <w:jc w:val="both"/>
-        <w:rPr>
-          <w:rFonts w:ascii="Arial" w:hAnsi="Arial" w:cs="Arial"/>
-          <w:bCs/>
-          <w:sz w:val="22"/>
-          <w:szCs w:val="22"/>
-        </w:rPr>
-      </w:pPr>
-      <w:r>
-        <w:rPr>
-          <w:rStyle w:val="Textoennegrita"/>
-          <w:rFonts w:ascii="Arial" w:eastAsia="Arial" w:hAnsi="Arial" w:cs="Arial"/>
-          <w:b w:val="0"/>
-          <w:sz w:val="22"/>
-          <w:szCs w:val="22"/>
-        </w:rPr>
-        <w:t>Módulos</w:t>
-      </w:r>
-      <w:r>
-        <w:rPr>
-          <w:rFonts w:ascii="Arial" w:hAnsi="Arial" w:cs="Arial"/>
-          <w:bCs/>
-          <w:sz w:val="22"/>
-          <w:szCs w:val="22"/>
-        </w:rPr>
-        <w:t>: Agrupación lógica de funcionalidades</w:t>
-      </w:r>
-    </w:p>
-    <w:p>
-      <w:pPr>
-        <w:pStyle w:val="ds-markdown-paragraph"/>
-        <w:numPr>
-          <w:ilvl w:val="0"/>
-          <w:numId w:val="37"/>
-        </w:numPr>
-        <w:jc w:val="both"/>
-        <w:rPr>
-          <w:rFonts w:ascii="Arial" w:hAnsi="Arial" w:cs="Arial"/>
-          <w:bCs/>
-          <w:sz w:val="22"/>
-          <w:szCs w:val="22"/>
-        </w:rPr>
-      </w:pPr>
-      <w:r>
-        <w:rPr>
-          <w:rStyle w:val="Textoennegrita"/>
-          <w:rFonts w:ascii="Arial" w:eastAsia="Arial" w:hAnsi="Arial" w:cs="Arial"/>
-          <w:b w:val="0"/>
-          <w:sz w:val="22"/>
-          <w:szCs w:val="22"/>
-        </w:rPr>
-        <w:t>Controladores</w:t>
-      </w:r>
-      <w:r>
-        <w:rPr>
-          <w:rFonts w:ascii="Arial" w:hAnsi="Arial" w:cs="Arial"/>
-          <w:bCs/>
-          <w:sz w:val="22"/>
-          <w:szCs w:val="22"/>
-        </w:rPr>
-        <w:t>: Manejo de peticiones HTTP</w:t>
-      </w:r>
-    </w:p>
-    <w:p>
-      <w:pPr>
-        <w:pStyle w:val="ds-markdown-paragraph"/>
-        <w:numPr>
-          <w:ilvl w:val="0"/>
-          <w:numId w:val="37"/>
-        </w:numPr>
-        <w:jc w:val="both"/>
-        <w:rPr>
-          <w:rFonts w:ascii="Arial" w:hAnsi="Arial" w:cs="Arial"/>
-          <w:bCs/>
-          <w:sz w:val="22"/>
-          <w:szCs w:val="22"/>
-        </w:rPr>
-      </w:pPr>
-      <w:r>
-        <w:rPr>
-          <w:rStyle w:val="Textoennegrita"/>
-          <w:rFonts w:ascii="Arial" w:eastAsia="Arial" w:hAnsi="Arial" w:cs="Arial"/>
-          <w:b w:val="0"/>
-          <w:sz w:val="22"/>
-          <w:szCs w:val="22"/>
-        </w:rPr>
-        <w:t>Servicios</w:t>
-      </w:r>
-      <w:r>
-        <w:rPr>
-          <w:rFonts w:ascii="Arial" w:hAnsi="Arial" w:cs="Arial"/>
-          <w:bCs/>
-          <w:sz w:val="22"/>
-          <w:szCs w:val="22"/>
-        </w:rPr>
-        <w:t>: Lógica de negocio</w:t>
-      </w:r>
-    </w:p>
-    <w:p>
-      <w:pPr>
-        <w:pStyle w:val="ds-markdown-paragraph"/>
-        <w:numPr>
-          <w:ilvl w:val="0"/>
-          <w:numId w:val="37"/>
-        </w:numPr>
-        <w:jc w:val="both"/>
-        <w:rPr>
-          <w:rFonts w:ascii="Arial" w:hAnsi="Arial" w:cs="Arial"/>
-          <w:bCs/>
-          <w:sz w:val="22"/>
-          <w:szCs w:val="22"/>
-        </w:rPr>
-      </w:pPr>
-      <w:r>
-        <w:rPr>
-          <w:rStyle w:val="Textoennegrita"/>
-          <w:rFonts w:ascii="Arial" w:eastAsia="Arial" w:hAnsi="Arial" w:cs="Arial"/>
-          <w:b w:val="0"/>
-          <w:sz w:val="22"/>
-          <w:szCs w:val="22"/>
-        </w:rPr>
-        <w:t>Repositorios</w:t>
-      </w:r>
-      <w:r>
-        <w:rPr>
-          <w:rFonts w:ascii="Arial" w:hAnsi="Arial" w:cs="Arial"/>
-          <w:bCs/>
-          <w:sz w:val="22"/>
-          <w:szCs w:val="22"/>
-        </w:rPr>
-        <w:t>: Acceso a datos</w:t>
-      </w:r>
-    </w:p>
-    <w:p>
-      <w:pPr>
-        <w:pStyle w:val="ds-markdown-paragraph"/>
-        <w:jc w:val="both"/>
-        <w:rPr>
-          <w:rFonts w:ascii="Arial" w:hAnsi="Arial" w:cs="Arial"/>
-          <w:bCs/>
-          <w:sz w:val="22"/>
-          <w:szCs w:val="22"/>
-        </w:rPr>
-      </w:pPr>
-      <w:r>
-        <w:rPr>
-          <w:rFonts w:ascii="Arial" w:hAnsi="Arial" w:cs="Arial"/>
-          <w:bCs/>
-          <w:sz w:val="22"/>
-          <w:szCs w:val="22"/>
-        </w:rPr>
-        <w:t xml:space="preserve">La aplicación </w:t>
-      </w:r>
-      <w:proofErr w:type="spellStart"/>
-      <w:r>
-        <w:rPr>
-          <w:rFonts w:ascii="Arial" w:hAnsi="Arial" w:cs="Arial"/>
-          <w:b/>
-          <w:sz w:val="22"/>
-          <w:szCs w:val="22"/>
-        </w:rPr>
-        <w:t>MoreCoast</w:t>
-      </w:r>
-      <w:proofErr w:type="spellEnd"/>
-      <w:r>
-        <w:rPr>
-          <w:rFonts w:ascii="Arial" w:hAnsi="Arial" w:cs="Arial"/>
-          <w:b/>
-          <w:sz w:val="22"/>
-          <w:szCs w:val="22"/>
-        </w:rPr>
-        <w:t xml:space="preserve"> </w:t>
-      </w:r>
-      <w:r>
-        <w:rPr>
-          <w:rFonts w:ascii="Arial" w:hAnsi="Arial" w:cs="Arial"/>
-          <w:bCs/>
-          <w:sz w:val="22"/>
-          <w:szCs w:val="22"/>
-        </w:rPr>
-        <w:t>(Más Costas)</w:t>
-      </w:r>
-      <w:r>
-        <w:rPr>
-          <w:rFonts w:ascii="Arial" w:hAnsi="Arial" w:cs="Arial"/>
-          <w:bCs/>
-          <w:sz w:val="22"/>
-          <w:szCs w:val="22"/>
-        </w:rPr>
-        <w:t xml:space="preserve"> se desarrolla para la gestión de la información del cálculo del transporte de los sedimentos de la empresa GEOCUBA en la provincia Santiago de Cuba. La misma está compuesta por un conjunto de directorios</w:t>
-      </w:r>
-      <w:r>
-        <w:rPr>
-          <w:rFonts w:ascii="Arial" w:hAnsi="Arial" w:cs="Arial"/>
-          <w:bCs/>
-          <w:sz w:val="22"/>
-          <w:szCs w:val="22"/>
-        </w:rPr>
-        <w:t xml:space="preserve"> (Figura 3.1) </w:t>
-      </w:r>
-      <w:r>
-        <w:rPr>
-          <w:rFonts w:ascii="Arial" w:hAnsi="Arial" w:cs="Arial"/>
-          <w:bCs/>
-          <w:sz w:val="22"/>
-          <w:szCs w:val="22"/>
-        </w:rPr>
-        <w:t>de los cuales se destacan:</w:t>
-      </w:r>
-    </w:p>
-    <w:p>
-      <w:pPr>
-        <w:pStyle w:val="Prrafodelista"/>
-        <w:numPr>
-          <w:ilvl w:val="0"/>
-          <w:numId w:val="38"/>
-        </w:numPr>
-        <w:rPr>
-          <w:sz w:val="22"/>
-          <w:szCs w:val="22"/>
-        </w:rPr>
-      </w:pPr>
-      <w:r>
-        <w:rPr>
-          <w:bCs/>
-          <w:sz w:val="22"/>
-          <w:szCs w:val="22"/>
-        </w:rPr>
-        <w:t xml:space="preserve">El directorio </w:t>
-      </w:r>
-      <w:r>
-        <w:rPr>
-          <w:b/>
-          <w:sz w:val="22"/>
-          <w:szCs w:val="22"/>
-        </w:rPr>
-        <w:t>“</w:t>
-      </w:r>
-      <w:proofErr w:type="spellStart"/>
-      <w:r>
-        <w:rPr>
-          <w:b/>
-          <w:sz w:val="22"/>
-          <w:szCs w:val="22"/>
-        </w:rPr>
-        <w:t>src</w:t>
-      </w:r>
-      <w:proofErr w:type="spellEnd"/>
-      <w:r>
-        <w:rPr>
-          <w:b/>
-          <w:sz w:val="22"/>
-          <w:szCs w:val="22"/>
-        </w:rPr>
-        <w:t>/”</w:t>
-      </w:r>
-      <w:r>
-        <w:rPr>
-          <w:bCs/>
-          <w:sz w:val="22"/>
-          <w:szCs w:val="22"/>
-        </w:rPr>
-        <w:t xml:space="preserve">: </w:t>
-      </w:r>
-      <w:r>
-        <w:rPr>
-          <w:bCs/>
-          <w:sz w:val="22"/>
-          <w:szCs w:val="22"/>
-        </w:rPr>
-        <w:t xml:space="preserve">en él está </w:t>
-      </w:r>
-      <w:r>
-        <w:rPr>
-          <w:sz w:val="22"/>
-          <w:szCs w:val="22"/>
-        </w:rPr>
-        <w:t xml:space="preserve">código fuente de </w:t>
-      </w:r>
-      <w:proofErr w:type="spellStart"/>
-      <w:r>
-        <w:rPr>
-          <w:sz w:val="22"/>
-          <w:szCs w:val="22"/>
-        </w:rPr>
-        <w:t>React</w:t>
-      </w:r>
-      <w:proofErr w:type="spellEnd"/>
-    </w:p>
-    <w:p>
-      <w:pPr>
-        <w:pStyle w:val="Prrafodelista"/>
-        <w:numPr>
-          <w:ilvl w:val="0"/>
-          <w:numId w:val="38"/>
-        </w:numPr>
-        <w:rPr>
-          <w:sz w:val="22"/>
-          <w:szCs w:val="22"/>
-        </w:rPr>
-      </w:pPr>
-      <w:r>
-        <w:rPr>
-          <w:sz w:val="22"/>
-          <w:szCs w:val="22"/>
-        </w:rPr>
-        <w:t xml:space="preserve">El directorio </w:t>
-      </w:r>
-      <w:r>
-        <w:rPr>
-          <w:b/>
-          <w:bCs/>
-          <w:sz w:val="22"/>
-          <w:szCs w:val="22"/>
-        </w:rPr>
-        <w:t>“</w:t>
-      </w:r>
-      <w:proofErr w:type="spellStart"/>
-      <w:r>
-        <w:rPr>
-          <w:b/>
-          <w:bCs/>
-          <w:sz w:val="22"/>
-          <w:szCs w:val="22"/>
-        </w:rPr>
-        <w:t>public</w:t>
-      </w:r>
-      <w:proofErr w:type="spellEnd"/>
-      <w:r>
-        <w:rPr>
-          <w:b/>
-          <w:bCs/>
-          <w:sz w:val="22"/>
-          <w:szCs w:val="22"/>
-        </w:rPr>
-        <w:t>/”</w:t>
-      </w:r>
-      <w:r>
-        <w:rPr>
-          <w:sz w:val="22"/>
-          <w:szCs w:val="22"/>
-        </w:rPr>
-        <w:t>: donde se encuentran los archivos estáticos accesibles públicamente.</w:t>
-      </w:r>
-    </w:p>
-    <w:p>
-      <w:pPr>
-        <w:pStyle w:val="Prrafodelista"/>
-        <w:numPr>
-          <w:ilvl w:val="0"/>
-          <w:numId w:val="38"/>
-        </w:numPr>
-        <w:rPr>
-          <w:sz w:val="22"/>
-          <w:szCs w:val="22"/>
-        </w:rPr>
-      </w:pPr>
-      <w:r>
-        <w:rPr>
-          <w:sz w:val="22"/>
-          <w:szCs w:val="22"/>
-        </w:rPr>
-        <w:t xml:space="preserve">El directoria </w:t>
-      </w:r>
-      <w:r>
-        <w:rPr>
-          <w:b/>
-          <w:bCs/>
-          <w:sz w:val="22"/>
-          <w:szCs w:val="22"/>
-        </w:rPr>
-        <w:t>“</w:t>
-      </w:r>
-      <w:proofErr w:type="spellStart"/>
-      <w:r>
-        <w:rPr>
-          <w:b/>
-          <w:bCs/>
-          <w:sz w:val="22"/>
-          <w:szCs w:val="22"/>
-        </w:rPr>
-        <w:t>node_modules</w:t>
-      </w:r>
-      <w:proofErr w:type="spellEnd"/>
-      <w:r>
-        <w:rPr>
-          <w:b/>
-          <w:bCs/>
-          <w:sz w:val="22"/>
-          <w:szCs w:val="22"/>
-        </w:rPr>
-        <w:t>/”</w:t>
-      </w:r>
-      <w:r>
-        <w:rPr>
-          <w:sz w:val="22"/>
-          <w:szCs w:val="22"/>
-        </w:rPr>
-        <w:t>: almacena todas las dependencias instaladas.</w:t>
-      </w:r>
-    </w:p>
-    <w:p>
-      <w:pPr>
         <w:pStyle w:val="Prrafodelista"/>
         <w:ind w:left="504" w:hanging="504"/>
         <w:rPr>
           <w:bCs/>
           <w:sz w:val="22"/>
           <w:szCs w:val="22"/>
-        </w:rPr>
-      </w:pPr>
-      <w:r>
-        <w:rPr>
-          <w:bCs/>
-          <w:sz w:val="22"/>
-          <w:szCs w:val="22"/>
-        </w:rPr>
-        <w:t>Otros de los componentes más relevantes son</w:t>
-      </w:r>
-      <w:r>
-        <w:rPr>
-          <w:bCs/>
-          <w:sz w:val="22"/>
-          <w:szCs w:val="22"/>
-        </w:rPr>
-        <w:t xml:space="preserve">: </w:t>
-      </w:r>
-    </w:p>
-    <w:p>
-      <w:pPr>
-        <w:pStyle w:val="Prrafodelista"/>
-        <w:numPr>
-          <w:ilvl w:val="0"/>
-          <w:numId w:val="39"/>
-        </w:numPr>
-        <w:rPr>
-          <w:b/>
-          <w:sz w:val="22"/>
-          <w:szCs w:val="22"/>
-        </w:rPr>
-      </w:pPr>
-      <w:r>
-        <w:rPr>
-          <w:bCs/>
-          <w:sz w:val="22"/>
-          <w:szCs w:val="22"/>
-        </w:rPr>
-        <w:t xml:space="preserve">El </w:t>
-      </w:r>
-      <w:r>
-        <w:rPr>
-          <w:b/>
-          <w:sz w:val="22"/>
-          <w:szCs w:val="22"/>
-        </w:rPr>
-        <w:t xml:space="preserve">fichero App.js </w:t>
-      </w:r>
-      <w:r>
-        <w:rPr>
-          <w:bCs/>
-          <w:sz w:val="22"/>
-          <w:szCs w:val="22"/>
-        </w:rPr>
-        <w:t>que es el</w:t>
-      </w:r>
-      <w:r>
-        <w:rPr>
-          <w:b/>
-          <w:sz w:val="22"/>
-          <w:szCs w:val="22"/>
-        </w:rPr>
-        <w:t xml:space="preserve"> </w:t>
-      </w:r>
-      <w:r>
-        <w:rPr>
-          <w:sz w:val="22"/>
-          <w:szCs w:val="22"/>
-        </w:rPr>
-        <w:t>Componente raíz donde se definen rutas y proveen contextos.</w:t>
-      </w:r>
-    </w:p>
-    <w:p>
-      <w:pPr>
-        <w:pStyle w:val="Prrafodelista"/>
-        <w:numPr>
-          <w:ilvl w:val="0"/>
-          <w:numId w:val="39"/>
-        </w:numPr>
-        <w:rPr>
-          <w:b/>
-          <w:sz w:val="22"/>
-          <w:szCs w:val="22"/>
-        </w:rPr>
-      </w:pPr>
-      <w:r>
-        <w:rPr>
-          <w:sz w:val="22"/>
-          <w:szCs w:val="22"/>
-        </w:rPr>
-        <w:t xml:space="preserve">El </w:t>
-      </w:r>
-      <w:r>
-        <w:rPr>
-          <w:b/>
-          <w:bCs/>
-          <w:sz w:val="22"/>
-          <w:szCs w:val="22"/>
-        </w:rPr>
-        <w:t>fichero index.js</w:t>
-      </w:r>
-      <w:r>
-        <w:rPr>
-          <w:sz w:val="22"/>
-          <w:szCs w:val="22"/>
-        </w:rPr>
-        <w:t xml:space="preserve"> </w:t>
-      </w:r>
-      <w:r>
-        <w:rPr>
-          <w:sz w:val="22"/>
-          <w:szCs w:val="22"/>
-        </w:rPr>
-        <w:t xml:space="preserve"> </w:t>
-      </w:r>
-      <w:r>
-        <w:rPr>
-          <w:sz w:val="22"/>
-          <w:szCs w:val="22"/>
-        </w:rPr>
-        <w:t xml:space="preserve"> es el punto de entrad</w:t>
-      </w:r>
-      <w:r>
-        <w:rPr>
-          <w:sz w:val="22"/>
-          <w:szCs w:val="22"/>
-        </w:rPr>
-        <w:t>a,</w:t>
-      </w:r>
-      <w:r>
-        <w:rPr>
-          <w:sz w:val="22"/>
-          <w:szCs w:val="22"/>
-        </w:rPr>
-        <w:t xml:space="preserve"> renderiza </w:t>
-      </w:r>
-      <w:r>
-        <w:rPr>
-          <w:rStyle w:val="CdigoHTML"/>
-          <w:rFonts w:ascii="Arial" w:eastAsiaTheme="minorHAnsi" w:hAnsi="Arial" w:cs="Arial"/>
-          <w:sz w:val="22"/>
-          <w:szCs w:val="22"/>
-        </w:rPr>
-        <w:t>App.js</w:t>
-      </w:r>
-      <w:r>
-        <w:rPr>
-          <w:sz w:val="22"/>
-          <w:szCs w:val="22"/>
-        </w:rPr>
-        <w:t xml:space="preserve"> en el DOM.</w:t>
-      </w:r>
-    </w:p>
-    <w:p>
-      <w:pPr>
-        <w:pStyle w:val="Prrafodelista"/>
-        <w:numPr>
-          <w:ilvl w:val="0"/>
-          <w:numId w:val="39"/>
-        </w:numPr>
-        <w:rPr>
-          <w:rStyle w:val="CdigoHTML"/>
-          <w:rFonts w:ascii="Arial" w:eastAsiaTheme="minorHAnsi" w:hAnsi="Arial" w:cs="Arial"/>
-          <w:b/>
-          <w:sz w:val="22"/>
-          <w:szCs w:val="22"/>
-        </w:rPr>
-      </w:pPr>
-      <w:r>
-        <w:rPr>
-          <w:sz w:val="22"/>
-          <w:szCs w:val="22"/>
-        </w:rPr>
-        <w:t xml:space="preserve">El </w:t>
-      </w:r>
-      <w:r>
-        <w:rPr>
-          <w:b/>
-          <w:bCs/>
-          <w:sz w:val="22"/>
-          <w:szCs w:val="22"/>
-        </w:rPr>
-        <w:t>fichero routes.js</w:t>
-      </w:r>
-      <w:r>
-        <w:rPr>
-          <w:sz w:val="22"/>
-          <w:szCs w:val="22"/>
-        </w:rPr>
-        <w:t xml:space="preserve"> es el que centraliza la configuración de rutas usando </w:t>
-      </w:r>
-      <w:proofErr w:type="spellStart"/>
-      <w:r>
-        <w:rPr>
-          <w:rStyle w:val="CdigoHTML"/>
-          <w:rFonts w:ascii="Arial" w:eastAsiaTheme="minorHAnsi" w:hAnsi="Arial" w:cs="Arial"/>
-          <w:sz w:val="22"/>
-          <w:szCs w:val="22"/>
-        </w:rPr>
-        <w:t>react</w:t>
-      </w:r>
-      <w:proofErr w:type="spellEnd"/>
-      <w:r>
-        <w:rPr>
-          <w:rStyle w:val="CdigoHTML"/>
-          <w:rFonts w:ascii="Arial" w:eastAsiaTheme="minorHAnsi" w:hAnsi="Arial" w:cs="Arial"/>
-          <w:sz w:val="22"/>
-          <w:szCs w:val="22"/>
-        </w:rPr>
-        <w:t>-</w:t>
-      </w:r>
-      <w:proofErr w:type="spellStart"/>
-      <w:r>
-        <w:rPr>
-          <w:rStyle w:val="CdigoHTML"/>
-          <w:rFonts w:ascii="Arial" w:eastAsiaTheme="minorHAnsi" w:hAnsi="Arial" w:cs="Arial"/>
-          <w:sz w:val="22"/>
-          <w:szCs w:val="22"/>
-        </w:rPr>
-        <w:t>router</w:t>
-      </w:r>
-      <w:proofErr w:type="spellEnd"/>
-      <w:r>
-        <w:rPr>
-          <w:rStyle w:val="CdigoHTML"/>
-          <w:rFonts w:ascii="Arial" w:eastAsiaTheme="minorHAnsi" w:hAnsi="Arial" w:cs="Arial"/>
-          <w:sz w:val="22"/>
-          <w:szCs w:val="22"/>
-        </w:rPr>
-        <w:t>-dom</w:t>
-      </w:r>
-    </w:p>
-    <w:p>
-      <w:pPr>
-        <w:pStyle w:val="Prrafodelista"/>
-        <w:numPr>
-          <w:ilvl w:val="0"/>
-          <w:numId w:val="39"/>
-        </w:numPr>
-        <w:rPr>
-          <w:bCs/>
-          <w:sz w:val="22"/>
-          <w:szCs w:val="22"/>
-        </w:rPr>
-      </w:pPr>
-      <w:r>
-        <w:rPr>
-          <w:bCs/>
-          <w:sz w:val="22"/>
-          <w:szCs w:val="22"/>
-        </w:rPr>
-        <w:t>E</w:t>
-      </w:r>
-      <w:r>
-        <w:rPr>
-          <w:b/>
-          <w:sz w:val="22"/>
-          <w:szCs w:val="22"/>
-        </w:rPr>
-        <w:t xml:space="preserve">l </w:t>
-      </w:r>
-      <w:proofErr w:type="gramStart"/>
-      <w:r>
-        <w:rPr>
-          <w:b/>
-          <w:sz w:val="22"/>
-          <w:szCs w:val="22"/>
-        </w:rPr>
-        <w:t>fichero  .</w:t>
-      </w:r>
-      <w:proofErr w:type="spellStart"/>
-      <w:proofErr w:type="gramEnd"/>
-      <w:r>
-        <w:rPr>
-          <w:b/>
-          <w:sz w:val="22"/>
-          <w:szCs w:val="22"/>
-        </w:rPr>
-        <w:t>env.example</w:t>
-      </w:r>
-      <w:proofErr w:type="spellEnd"/>
-      <w:r>
-        <w:rPr>
-          <w:b/>
-          <w:sz w:val="22"/>
-          <w:szCs w:val="22"/>
-        </w:rPr>
-        <w:t xml:space="preserve"> </w:t>
-      </w:r>
-      <w:r>
-        <w:rPr>
-          <w:bCs/>
-          <w:sz w:val="22"/>
-          <w:szCs w:val="22"/>
-        </w:rPr>
-        <w:t xml:space="preserve">en él está contenida la configuración para conectarnos a nuestro </w:t>
-      </w:r>
-      <w:proofErr w:type="spellStart"/>
-      <w:r>
-        <w:rPr>
-          <w:bCs/>
-          <w:sz w:val="22"/>
-          <w:szCs w:val="22"/>
-        </w:rPr>
-        <w:t>Backend</w:t>
-      </w:r>
-      <w:proofErr w:type="spellEnd"/>
-      <w:r>
-        <w:rPr>
-          <w:bCs/>
-          <w:sz w:val="22"/>
-          <w:szCs w:val="22"/>
-        </w:rPr>
-        <w:t xml:space="preserve"> (Figura 3.2)</w:t>
-      </w:r>
-    </w:p>
-    <w:p>
-      <w:pPr>
-        <w:pStyle w:val="Prrafodelista"/>
-        <w:ind w:left="504" w:hanging="504"/>
-        <w:rPr>
-          <w:bCs/>
-          <w:sz w:val="22"/>
-          <w:szCs w:val="22"/>
-        </w:rPr>
-      </w:pPr>
-      <w:r>
-        <w:rPr>
-          <w:bCs/>
-          <w:sz w:val="22"/>
-          <w:szCs w:val="22"/>
-        </w:rPr>
-        <w:t xml:space="preserve"> </w:t>
-      </w:r>
-      <w:r>
-        <w:rPr>
-          <w:bCs/>
-          <w:noProof/>
-          <w:sz w:val="22"/>
-          <w:szCs w:val="22"/>
-        </w:rPr>
-        <w:drawing>
-          <wp:inline distT="0" distB="0" distL="0" distR="0" wp14:anchorId="64C9C63C" wp14:editId="36E85ABC">
-            <wp:extent cx="3776345" cy="2066290"/>
-            <wp:effectExtent l="0" t="0" r="0" b="0"/>
-            <wp:docPr id="13" name="Imagen 13"/>
-            <wp:cNvGraphicFramePr>
-              <a:graphicFrameLocks xmlns:a="http://schemas.openxmlformats.org/drawingml/2006/main" noChangeAspect="1"/>
-            </wp:cNvGraphicFramePr>
-            <a:graphic xmlns:a="http://schemas.openxmlformats.org/drawingml/2006/main">
-              <a:graphicData uri="http://schemas.openxmlformats.org/drawingml/2006/picture">
-                <pic:pic xmlns:pic="http://schemas.openxmlformats.org/drawingml/2006/picture">
-                  <pic:nvPicPr>
-                    <pic:cNvPr id="0" name="Picture 6"/>
-                    <pic:cNvPicPr>
-                      <a:picLocks noChangeAspect="1" noChangeArrowheads="1"/>
-                    </pic:cNvPicPr>
-                  </pic:nvPicPr>
-                  <pic:blipFill>
-                    <a:blip r:embed="rId76">
-                      <a:extLst>
-                        <a:ext uri="{28A0092B-C50C-407E-A947-70E740481C1C}">
-                          <a14:useLocalDpi xmlns:a14="http://schemas.microsoft.com/office/drawing/2010/main" val="0"/>
-                        </a:ext>
-                      </a:extLst>
-                    </a:blip>
-                    <a:srcRect/>
-                    <a:stretch>
-                      <a:fillRect/>
-                    </a:stretch>
-                  </pic:blipFill>
-                  <pic:spPr bwMode="auto">
-                    <a:xfrm>
-                      <a:off x="0" y="0"/>
-                      <a:ext cx="3776345" cy="2066290"/>
-                    </a:xfrm>
-                    <a:prstGeom prst="rect">
-                      <a:avLst/>
-                    </a:prstGeom>
-                    <a:noFill/>
-                    <a:ln>
-                      <a:noFill/>
-                    </a:ln>
-                  </pic:spPr>
-                </pic:pic>
-              </a:graphicData>
-            </a:graphic>
-          </wp:inline>
-        </w:drawing>
-      </w:r>
-      <w:r>
-        <w:rPr>
-          <w:bCs/>
-          <w:sz w:val="22"/>
-          <w:szCs w:val="22"/>
-        </w:rPr>
-        <w:t xml:space="preserve">          </w:t>
-      </w:r>
-    </w:p>
-    <w:p>
-      <w:pPr>
-        <w:pStyle w:val="Prrafodelista"/>
-        <w:ind w:left="504" w:hanging="504"/>
-        <w:rPr>
-          <w:bCs/>
-          <w:sz w:val="18"/>
-          <w:szCs w:val="18"/>
-        </w:rPr>
-      </w:pPr>
-      <w:r>
-        <w:rPr>
-          <w:bCs/>
-          <w:sz w:val="18"/>
-          <w:szCs w:val="18"/>
-        </w:rPr>
-        <w:t xml:space="preserve">Figura 3.1 Estructura de los </w:t>
-      </w:r>
-      <w:r>
-        <w:rPr>
-          <w:bCs/>
-          <w:sz w:val="18"/>
-          <w:szCs w:val="18"/>
-        </w:rPr>
-        <w:t>d</w:t>
-      </w:r>
-      <w:r>
-        <w:rPr>
-          <w:bCs/>
-          <w:sz w:val="18"/>
-          <w:szCs w:val="18"/>
-        </w:rPr>
-        <w:t>irectorio</w:t>
-      </w:r>
-      <w:r>
-        <w:rPr>
-          <w:bCs/>
-          <w:sz w:val="18"/>
-          <w:szCs w:val="18"/>
-        </w:rPr>
-        <w:t>s</w:t>
-      </w:r>
-      <w:r>
-        <w:rPr>
-          <w:bCs/>
-          <w:sz w:val="18"/>
-          <w:szCs w:val="18"/>
-        </w:rPr>
-        <w:t xml:space="preserve"> del </w:t>
-      </w:r>
-      <w:proofErr w:type="spellStart"/>
-      <w:r>
-        <w:rPr>
-          <w:bCs/>
-          <w:sz w:val="18"/>
-          <w:szCs w:val="18"/>
-        </w:rPr>
-        <w:t>Frontend</w:t>
-      </w:r>
-      <w:proofErr w:type="spellEnd"/>
-    </w:p>
-    <w:p>
-      <w:pPr>
-        <w:pStyle w:val="Prrafodelista"/>
-        <w:ind w:left="504" w:hanging="504"/>
-        <w:rPr>
-          <w:bCs/>
-          <w:sz w:val="22"/>
-          <w:szCs w:val="22"/>
-        </w:rPr>
-      </w:pPr>
-    </w:p>
-    <w:p>
-      <w:pPr>
-        <w:pStyle w:val="Prrafodelista"/>
-        <w:ind w:left="504" w:hanging="504"/>
-        <w:rPr>
-          <w:bCs/>
-          <w:sz w:val="22"/>
-          <w:szCs w:val="22"/>
-        </w:rPr>
-      </w:pPr>
-      <w:r>
-        <w:rPr>
-          <w:bCs/>
-          <w:noProof/>
-          <w:sz w:val="22"/>
-          <w:szCs w:val="22"/>
-        </w:rPr>
-        <w:lastRenderedPageBreak/>
-        <w:drawing>
-          <wp:inline distT="0" distB="0" distL="0" distR="0" wp14:anchorId="55B4CA6C" wp14:editId="7988938A">
-            <wp:extent cx="5747385" cy="1531620"/>
-            <wp:effectExtent l="0" t="0" r="5715" b="0"/>
-            <wp:docPr id="14" name="Imagen 14"/>
-            <wp:cNvGraphicFramePr>
-              <a:graphicFrameLocks xmlns:a="http://schemas.openxmlformats.org/drawingml/2006/main" noChangeAspect="1"/>
-            </wp:cNvGraphicFramePr>
-            <a:graphic xmlns:a="http://schemas.openxmlformats.org/drawingml/2006/main">
-              <a:graphicData uri="http://schemas.openxmlformats.org/drawingml/2006/picture">
-                <pic:pic xmlns:pic="http://schemas.openxmlformats.org/drawingml/2006/picture">
-                  <pic:nvPicPr>
-                    <pic:cNvPr id="0" name="Picture 7"/>
-                    <pic:cNvPicPr>
-                      <a:picLocks noChangeAspect="1" noChangeArrowheads="1"/>
-                    </pic:cNvPicPr>
-                  </pic:nvPicPr>
-                  <pic:blipFill>
-                    <a:blip r:embed="rId77">
-                      <a:extLst>
-                        <a:ext uri="{28A0092B-C50C-407E-A947-70E740481C1C}">
-                          <a14:useLocalDpi xmlns:a14="http://schemas.microsoft.com/office/drawing/2010/main" val="0"/>
-                        </a:ext>
-                      </a:extLst>
-                    </a:blip>
-                    <a:srcRect/>
-                    <a:stretch>
-                      <a:fillRect/>
-                    </a:stretch>
-                  </pic:blipFill>
-                  <pic:spPr bwMode="auto">
-                    <a:xfrm>
-                      <a:off x="0" y="0"/>
-                      <a:ext cx="5747385" cy="1531620"/>
-                    </a:xfrm>
-                    <a:prstGeom prst="rect">
-                      <a:avLst/>
-                    </a:prstGeom>
-                    <a:noFill/>
-                    <a:ln>
-                      <a:noFill/>
-                    </a:ln>
-                  </pic:spPr>
-                </pic:pic>
-              </a:graphicData>
-            </a:graphic>
-          </wp:inline>
-        </w:drawing>
-      </w:r>
-    </w:p>
-    <w:p>
-      <w:pPr>
-        <w:pStyle w:val="Prrafodelista"/>
-        <w:ind w:left="504" w:hanging="504"/>
-        <w:rPr>
-          <w:bCs/>
-          <w:sz w:val="18"/>
-          <w:szCs w:val="18"/>
-        </w:rPr>
-      </w:pPr>
-      <w:r>
-        <w:rPr>
-          <w:bCs/>
-          <w:sz w:val="18"/>
-          <w:szCs w:val="18"/>
-        </w:rPr>
-        <w:t xml:space="preserve">Figura 3.2 </w:t>
-      </w:r>
-      <w:proofErr w:type="gramStart"/>
-      <w:r>
-        <w:rPr>
-          <w:bCs/>
-          <w:sz w:val="18"/>
-          <w:szCs w:val="18"/>
-        </w:rPr>
-        <w:t>Fichero .</w:t>
-      </w:r>
-      <w:proofErr w:type="spellStart"/>
-      <w:r>
-        <w:rPr>
-          <w:bCs/>
-          <w:sz w:val="18"/>
-          <w:szCs w:val="18"/>
-        </w:rPr>
-        <w:t>env</w:t>
-      </w:r>
-      <w:proofErr w:type="gramEnd"/>
-      <w:r>
-        <w:rPr>
-          <w:bCs/>
-          <w:sz w:val="18"/>
-          <w:szCs w:val="18"/>
-        </w:rPr>
-        <w:t>.example</w:t>
-      </w:r>
-      <w:proofErr w:type="spellEnd"/>
-    </w:p>
-    <w:p>
-      <w:pPr>
-        <w:pStyle w:val="Prrafodelista"/>
-        <w:ind w:left="504" w:hanging="504"/>
-        <w:rPr>
-          <w:bCs/>
-          <w:sz w:val="22"/>
-          <w:szCs w:val="22"/>
-        </w:rPr>
-      </w:pPr>
-    </w:p>
-    <w:p>
-      <w:pPr>
-        <w:pStyle w:val="Prrafodelista"/>
-        <w:ind w:left="504" w:hanging="504"/>
-        <w:rPr>
-          <w:bCs/>
-          <w:sz w:val="22"/>
-          <w:szCs w:val="22"/>
-        </w:rPr>
-      </w:pPr>
-      <w:r>
-        <w:rPr>
-          <w:bCs/>
-          <w:sz w:val="22"/>
-          <w:szCs w:val="22"/>
-        </w:rPr>
-        <w:t>3.1 Estructura de Directorios</w:t>
-      </w:r>
-    </w:p>
-    <w:p>
-      <w:pPr>
-        <w:pStyle w:val="ds-markdown-paragraph"/>
-        <w:jc w:val="both"/>
-        <w:rPr>
-          <w:rFonts w:ascii="Arial" w:hAnsi="Arial" w:cs="Arial"/>
-          <w:bCs/>
-          <w:sz w:val="22"/>
-          <w:szCs w:val="22"/>
-        </w:rPr>
-      </w:pPr>
-      <w:r>
-        <w:rPr>
-          <w:rFonts w:ascii="Arial" w:hAnsi="Arial" w:cs="Arial"/>
-          <w:bCs/>
-          <w:sz w:val="22"/>
-          <w:szCs w:val="22"/>
-        </w:rPr>
-        <w:t>La aplicación (Figura 3.1) está compuesta por los siguientes directorios principales:</w:t>
-      </w:r>
+          <w:lang w:val="es-CU"/>
+        </w:rPr>
+      </w:pPr>
     </w:p>
     <w:p/>
     <w:p>
@@ -20292,6 +20918,7 @@
         <w:rPr>
           <w:color w:val="auto"/>
         </w:rPr>
+        <w:lastRenderedPageBreak/>
         <w:t xml:space="preserve">El token JWT se almacena en </w:t>
       </w:r>
       <w:proofErr w:type="spellStart"/>
@@ -20347,7 +20974,6 @@
           <w:bCs/>
           <w:color w:val="auto"/>
         </w:rPr>
-        <w:lastRenderedPageBreak/>
         <w:t>Validación de roles permitidos</w:t>
       </w:r>
     </w:p>
@@ -21004,7 +21630,11 @@
     </w:p>
     <w:p>
       <w:r>
-        <w:t xml:space="preserve">En la Tabla 3.2. Caso de Prueba “Cálculo”, se describe las diversas formas y resultados esperados. En el primero, al entrar datos válidos el sistema permite su entrada y procede al caso dos que se calcula a partir de que el usuario presiona el botón calcular y se guardan los datos entrados en la base de datos, posterior a esto los datos serán mostrados en una tabla. En el caso tres si el usuario entra un dato erróneo, ya sea letras en vez de números o cualquier dato que no es el correspondiente a esa entrada, el sistema debe notificarle la mismo que el dato es incorrecto. </w:t>
+        <w:t xml:space="preserve">En la Tabla 3.2. Caso de Prueba “Cálculo”, se describe las diversas formas y resultados esperados. En el primero, al entrar datos válidos el sistema permite su entrada y procede al caso dos que se calcula a partir de que el usuario presiona el botón calcular y se guardan los datos </w:t>
+      </w:r>
+      <w:r>
+        <w:lastRenderedPageBreak/>
+        <w:t xml:space="preserve">entrados en la base de datos, posterior a esto los datos serán mostrados en una tabla. En el caso tres si el usuario entra un dato erróneo, ya sea letras en vez de números o cualquier dato que no es el correspondiente a esa entrada, el sistema debe notificarle la mismo que el dato es incorrecto. </w:t>
       </w:r>
     </w:p>
     <w:p>
@@ -21027,7 +21657,6 @@
         <w:rPr>
           <w:rStyle w:val="Ttulo2Car"/>
         </w:rPr>
-        <w:lastRenderedPageBreak/>
         <w:t>Tabla 3.2</w:t>
       </w:r>
       <w:bookmarkEnd w:id="129"/>
@@ -39225,6 +39854,155 @@
     </w:lvl>
   </w:abstractNum>
   <w:abstractNum w:abstractNumId="25" w15:restartNumberingAfterBreak="0">
+    <w:nsid w:val="37B558C7"/>
+    <w:multiLevelType w:val="multilevel"/>
+    <w:tmpl w:val="23FE0854"/>
+    <w:lvl w:ilvl="0">
+      <w:start w:val="1"/>
+      <w:numFmt w:val="bullet"/>
+      <w:lvlText w:val=""/>
+      <w:lvlJc w:val="left"/>
+      <w:pPr>
+        <w:tabs>
+          <w:tab w:val="num" w:pos="720"/>
+        </w:tabs>
+        <w:ind w:left="720" w:hanging="360"/>
+      </w:pPr>
+      <w:rPr>
+        <w:rFonts w:ascii="Symbol" w:hAnsi="Symbol" w:hint="default"/>
+        <w:sz w:val="20"/>
+      </w:rPr>
+    </w:lvl>
+    <w:lvl w:ilvl="1" w:tentative="1">
+      <w:start w:val="1"/>
+      <w:numFmt w:val="bullet"/>
+      <w:lvlText w:val="o"/>
+      <w:lvlJc w:val="left"/>
+      <w:pPr>
+        <w:tabs>
+          <w:tab w:val="num" w:pos="1440"/>
+        </w:tabs>
+        <w:ind w:left="1440" w:hanging="360"/>
+      </w:pPr>
+      <w:rPr>
+        <w:rFonts w:ascii="Courier New" w:hAnsi="Courier New" w:hint="default"/>
+        <w:sz w:val="20"/>
+      </w:rPr>
+    </w:lvl>
+    <w:lvl w:ilvl="2" w:tentative="1">
+      <w:start w:val="1"/>
+      <w:numFmt w:val="bullet"/>
+      <w:lvlText w:val=""/>
+      <w:lvlJc w:val="left"/>
+      <w:pPr>
+        <w:tabs>
+          <w:tab w:val="num" w:pos="2160"/>
+        </w:tabs>
+        <w:ind w:left="2160" w:hanging="360"/>
+      </w:pPr>
+      <w:rPr>
+        <w:rFonts w:ascii="Wingdings" w:hAnsi="Wingdings" w:hint="default"/>
+        <w:sz w:val="20"/>
+      </w:rPr>
+    </w:lvl>
+    <w:lvl w:ilvl="3" w:tentative="1">
+      <w:start w:val="1"/>
+      <w:numFmt w:val="bullet"/>
+      <w:lvlText w:val=""/>
+      <w:lvlJc w:val="left"/>
+      <w:pPr>
+        <w:tabs>
+          <w:tab w:val="num" w:pos="2880"/>
+        </w:tabs>
+        <w:ind w:left="2880" w:hanging="360"/>
+      </w:pPr>
+      <w:rPr>
+        <w:rFonts w:ascii="Wingdings" w:hAnsi="Wingdings" w:hint="default"/>
+        <w:sz w:val="20"/>
+      </w:rPr>
+    </w:lvl>
+    <w:lvl w:ilvl="4" w:tentative="1">
+      <w:start w:val="1"/>
+      <w:numFmt w:val="bullet"/>
+      <w:lvlText w:val=""/>
+      <w:lvlJc w:val="left"/>
+      <w:pPr>
+        <w:tabs>
+          <w:tab w:val="num" w:pos="3600"/>
+        </w:tabs>
+        <w:ind w:left="3600" w:hanging="360"/>
+      </w:pPr>
+      <w:rPr>
+        <w:rFonts w:ascii="Wingdings" w:hAnsi="Wingdings" w:hint="default"/>
+        <w:sz w:val="20"/>
+      </w:rPr>
+    </w:lvl>
+    <w:lvl w:ilvl="5" w:tentative="1">
+      <w:start w:val="1"/>
+      <w:numFmt w:val="bullet"/>
+      <w:lvlText w:val=""/>
+      <w:lvlJc w:val="left"/>
+      <w:pPr>
+        <w:tabs>
+          <w:tab w:val="num" w:pos="4320"/>
+        </w:tabs>
+        <w:ind w:left="4320" w:hanging="360"/>
+      </w:pPr>
+      <w:rPr>
+        <w:rFonts w:ascii="Wingdings" w:hAnsi="Wingdings" w:hint="default"/>
+        <w:sz w:val="20"/>
+      </w:rPr>
+    </w:lvl>
+    <w:lvl w:ilvl="6" w:tentative="1">
+      <w:start w:val="1"/>
+      <w:numFmt w:val="bullet"/>
+      <w:lvlText w:val=""/>
+      <w:lvlJc w:val="left"/>
+      <w:pPr>
+        <w:tabs>
+          <w:tab w:val="num" w:pos="5040"/>
+        </w:tabs>
+        <w:ind w:left="5040" w:hanging="360"/>
+      </w:pPr>
+      <w:rPr>
+        <w:rFonts w:ascii="Wingdings" w:hAnsi="Wingdings" w:hint="default"/>
+        <w:sz w:val="20"/>
+      </w:rPr>
+    </w:lvl>
+    <w:lvl w:ilvl="7" w:tentative="1">
+      <w:start w:val="1"/>
+      <w:numFmt w:val="bullet"/>
+      <w:lvlText w:val=""/>
+      <w:lvlJc w:val="left"/>
+      <w:pPr>
+        <w:tabs>
+          <w:tab w:val="num" w:pos="5760"/>
+        </w:tabs>
+        <w:ind w:left="5760" w:hanging="360"/>
+      </w:pPr>
+      <w:rPr>
+        <w:rFonts w:ascii="Wingdings" w:hAnsi="Wingdings" w:hint="default"/>
+        <w:sz w:val="20"/>
+      </w:rPr>
+    </w:lvl>
+    <w:lvl w:ilvl="8" w:tentative="1">
+      <w:start w:val="1"/>
+      <w:numFmt w:val="bullet"/>
+      <w:lvlText w:val=""/>
+      <w:lvlJc w:val="left"/>
+      <w:pPr>
+        <w:tabs>
+          <w:tab w:val="num" w:pos="6480"/>
+        </w:tabs>
+        <w:ind w:left="6480" w:hanging="360"/>
+      </w:pPr>
+      <w:rPr>
+        <w:rFonts w:ascii="Wingdings" w:hAnsi="Wingdings" w:hint="default"/>
+        <w:sz w:val="20"/>
+      </w:rPr>
+    </w:lvl>
+  </w:abstractNum>
+  <w:abstractNum w:abstractNumId="26" w15:restartNumberingAfterBreak="0">
     <w:nsid w:val="3B3643C0"/>
     <w:multiLevelType w:val="hybridMultilevel"/>
     <w:tmpl w:val="B0204FDE"/>
@@ -39337,7 +40115,7 @@
       </w:rPr>
     </w:lvl>
   </w:abstractNum>
-  <w:abstractNum w:abstractNumId="26" w15:restartNumberingAfterBreak="0">
+  <w:abstractNum w:abstractNumId="27" w15:restartNumberingAfterBreak="0">
     <w:nsid w:val="3CF241D0"/>
     <w:multiLevelType w:val="hybridMultilevel"/>
     <w:tmpl w:val="26C24F84"/>
@@ -39451,7 +40229,7 @@
       </w:rPr>
     </w:lvl>
   </w:abstractNum>
-  <w:abstractNum w:abstractNumId="27" w15:restartNumberingAfterBreak="0">
+  <w:abstractNum w:abstractNumId="28" w15:restartNumberingAfterBreak="0">
     <w:nsid w:val="3CF70D2D"/>
     <w:multiLevelType w:val="multilevel"/>
     <w:tmpl w:val="397CD71C"/>
@@ -39600,7 +40378,7 @@
       </w:rPr>
     </w:lvl>
   </w:abstractNum>
-  <w:abstractNum w:abstractNumId="28" w15:restartNumberingAfterBreak="0">
+  <w:abstractNum w:abstractNumId="29" w15:restartNumberingAfterBreak="0">
     <w:nsid w:val="43596F09"/>
     <w:multiLevelType w:val="hybridMultilevel"/>
     <w:tmpl w:val="DC40FDE0"/>
@@ -39713,7 +40491,7 @@
       </w:rPr>
     </w:lvl>
   </w:abstractNum>
-  <w:abstractNum w:abstractNumId="29" w15:restartNumberingAfterBreak="0">
+  <w:abstractNum w:abstractNumId="30" w15:restartNumberingAfterBreak="0">
     <w:nsid w:val="44384A50"/>
     <w:multiLevelType w:val="multilevel"/>
     <w:tmpl w:val="2BB8BA68"/>
@@ -39862,7 +40640,7 @@
       </w:rPr>
     </w:lvl>
   </w:abstractNum>
-  <w:abstractNum w:abstractNumId="30" w15:restartNumberingAfterBreak="0">
+  <w:abstractNum w:abstractNumId="31" w15:restartNumberingAfterBreak="0">
     <w:nsid w:val="4A4E6987"/>
     <w:multiLevelType w:val="hybridMultilevel"/>
     <w:tmpl w:val="319CBDFA"/>
@@ -39975,7 +40753,7 @@
       </w:rPr>
     </w:lvl>
   </w:abstractNum>
-  <w:abstractNum w:abstractNumId="31" w15:restartNumberingAfterBreak="0">
+  <w:abstractNum w:abstractNumId="32" w15:restartNumberingAfterBreak="0">
     <w:nsid w:val="4B61053E"/>
     <w:multiLevelType w:val="hybridMultilevel"/>
     <w:tmpl w:val="A07C533A"/>
@@ -40088,7 +40866,7 @@
       </w:rPr>
     </w:lvl>
   </w:abstractNum>
-  <w:abstractNum w:abstractNumId="32" w15:restartNumberingAfterBreak="0">
+  <w:abstractNum w:abstractNumId="33" w15:restartNumberingAfterBreak="0">
     <w:nsid w:val="50AD4D7E"/>
     <w:multiLevelType w:val="hybridMultilevel"/>
     <w:tmpl w:val="29B0C2E0"/>
@@ -40202,7 +40980,7 @@
       </w:rPr>
     </w:lvl>
   </w:abstractNum>
-  <w:abstractNum w:abstractNumId="33" w15:restartNumberingAfterBreak="0">
+  <w:abstractNum w:abstractNumId="34" w15:restartNumberingAfterBreak="0">
     <w:nsid w:val="516A0573"/>
     <w:multiLevelType w:val="hybridMultilevel"/>
     <w:tmpl w:val="6B6CACC6"/>
@@ -40315,7 +41093,7 @@
       </w:rPr>
     </w:lvl>
   </w:abstractNum>
-  <w:abstractNum w:abstractNumId="34" w15:restartNumberingAfterBreak="0">
+  <w:abstractNum w:abstractNumId="35" w15:restartNumberingAfterBreak="0">
     <w:nsid w:val="52B8359A"/>
     <w:multiLevelType w:val="multilevel"/>
     <w:tmpl w:val="14C06CD2"/>
@@ -40401,7 +41179,7 @@
       </w:pPr>
     </w:lvl>
   </w:abstractNum>
-  <w:abstractNum w:abstractNumId="35" w15:restartNumberingAfterBreak="0">
+  <w:abstractNum w:abstractNumId="36" w15:restartNumberingAfterBreak="0">
     <w:nsid w:val="54D35F71"/>
     <w:multiLevelType w:val="multilevel"/>
     <w:tmpl w:val="81B0B628"/>
@@ -40515,7 +41293,7 @@
       </w:rPr>
     </w:lvl>
   </w:abstractNum>
-  <w:abstractNum w:abstractNumId="36" w15:restartNumberingAfterBreak="0">
+  <w:abstractNum w:abstractNumId="37" w15:restartNumberingAfterBreak="0">
     <w:nsid w:val="58184D6F"/>
     <w:multiLevelType w:val="hybridMultilevel"/>
     <w:tmpl w:val="B6D244C0"/>
@@ -40628,7 +41406,7 @@
       </w:rPr>
     </w:lvl>
   </w:abstractNum>
-  <w:abstractNum w:abstractNumId="37" w15:restartNumberingAfterBreak="0">
+  <w:abstractNum w:abstractNumId="38" w15:restartNumberingAfterBreak="0">
     <w:nsid w:val="59357C29"/>
     <w:multiLevelType w:val="hybridMultilevel"/>
     <w:tmpl w:val="3064CE70"/>
@@ -40741,7 +41519,7 @@
       </w:rPr>
     </w:lvl>
   </w:abstractNum>
-  <w:abstractNum w:abstractNumId="38" w15:restartNumberingAfterBreak="0">
+  <w:abstractNum w:abstractNumId="39" w15:restartNumberingAfterBreak="0">
     <w:nsid w:val="645D0617"/>
     <w:multiLevelType w:val="multilevel"/>
     <w:tmpl w:val="B9D0D63C"/>
@@ -40890,7 +41668,7 @@
       </w:rPr>
     </w:lvl>
   </w:abstractNum>
-  <w:abstractNum w:abstractNumId="39" w15:restartNumberingAfterBreak="0">
+  <w:abstractNum w:abstractNumId="40" w15:restartNumberingAfterBreak="0">
     <w:nsid w:val="67405DA2"/>
     <w:multiLevelType w:val="multilevel"/>
     <w:tmpl w:val="98766F2A"/>
@@ -41003,7 +41781,7 @@
       </w:pPr>
     </w:lvl>
   </w:abstractNum>
-  <w:abstractNum w:abstractNumId="40" w15:restartNumberingAfterBreak="0">
+  <w:abstractNum w:abstractNumId="41" w15:restartNumberingAfterBreak="0">
     <w:nsid w:val="67AD18D2"/>
     <w:multiLevelType w:val="multilevel"/>
     <w:tmpl w:val="5A305338"/>
@@ -41116,7 +41894,7 @@
       </w:rPr>
     </w:lvl>
   </w:abstractNum>
-  <w:abstractNum w:abstractNumId="41" w15:restartNumberingAfterBreak="0">
+  <w:abstractNum w:abstractNumId="42" w15:restartNumberingAfterBreak="0">
     <w:nsid w:val="68CE6173"/>
     <w:multiLevelType w:val="multilevel"/>
     <w:tmpl w:val="5C0A001F"/>
@@ -41202,7 +41980,7 @@
       </w:pPr>
     </w:lvl>
   </w:abstractNum>
-  <w:abstractNum w:abstractNumId="42" w15:restartNumberingAfterBreak="0">
+  <w:abstractNum w:abstractNumId="43" w15:restartNumberingAfterBreak="0">
     <w:nsid w:val="6B753581"/>
     <w:multiLevelType w:val="multilevel"/>
     <w:tmpl w:val="941C599A"/>
@@ -41351,7 +42129,7 @@
       </w:rPr>
     </w:lvl>
   </w:abstractNum>
-  <w:abstractNum w:abstractNumId="43" w15:restartNumberingAfterBreak="0">
+  <w:abstractNum w:abstractNumId="44" w15:restartNumberingAfterBreak="0">
     <w:nsid w:val="6F155348"/>
     <w:multiLevelType w:val="multilevel"/>
     <w:tmpl w:val="EBCA3440"/>
@@ -41380,7 +42158,7 @@
       <w:lvlText w:val="%1.%2.%3."/>
       <w:lvlJc w:val="left"/>
       <w:pPr>
-        <w:ind w:left="1638" w:hanging="504"/>
+        <w:ind w:left="3481" w:hanging="504"/>
       </w:pPr>
     </w:lvl>
     <w:lvl w:ilvl="3">
@@ -41438,7 +42216,7 @@
       </w:pPr>
     </w:lvl>
   </w:abstractNum>
-  <w:abstractNum w:abstractNumId="44" w15:restartNumberingAfterBreak="0">
+  <w:abstractNum w:abstractNumId="45" w15:restartNumberingAfterBreak="0">
     <w:nsid w:val="70442DED"/>
     <w:multiLevelType w:val="multilevel"/>
     <w:tmpl w:val="4DBA6AE6"/>
@@ -41587,7 +42365,7 @@
       </w:rPr>
     </w:lvl>
   </w:abstractNum>
-  <w:abstractNum w:abstractNumId="45" w15:restartNumberingAfterBreak="0">
+  <w:abstractNum w:abstractNumId="46" w15:restartNumberingAfterBreak="0">
     <w:nsid w:val="711914F5"/>
     <w:multiLevelType w:val="multilevel"/>
     <w:tmpl w:val="6D68B112"/>
@@ -41736,7 +42514,156 @@
       </w:rPr>
     </w:lvl>
   </w:abstractNum>
-  <w:abstractNum w:abstractNumId="46" w15:restartNumberingAfterBreak="0">
+  <w:abstractNum w:abstractNumId="47" w15:restartNumberingAfterBreak="0">
+    <w:nsid w:val="73A553BF"/>
+    <w:multiLevelType w:val="multilevel"/>
+    <w:tmpl w:val="295C2B9A"/>
+    <w:lvl w:ilvl="0">
+      <w:start w:val="1"/>
+      <w:numFmt w:val="bullet"/>
+      <w:lvlText w:val=""/>
+      <w:lvlJc w:val="left"/>
+      <w:pPr>
+        <w:tabs>
+          <w:tab w:val="num" w:pos="720"/>
+        </w:tabs>
+        <w:ind w:left="720" w:hanging="360"/>
+      </w:pPr>
+      <w:rPr>
+        <w:rFonts w:ascii="Symbol" w:hAnsi="Symbol" w:hint="default"/>
+        <w:sz w:val="20"/>
+      </w:rPr>
+    </w:lvl>
+    <w:lvl w:ilvl="1" w:tentative="1">
+      <w:start w:val="1"/>
+      <w:numFmt w:val="bullet"/>
+      <w:lvlText w:val="o"/>
+      <w:lvlJc w:val="left"/>
+      <w:pPr>
+        <w:tabs>
+          <w:tab w:val="num" w:pos="1440"/>
+        </w:tabs>
+        <w:ind w:left="1440" w:hanging="360"/>
+      </w:pPr>
+      <w:rPr>
+        <w:rFonts w:ascii="Courier New" w:hAnsi="Courier New" w:hint="default"/>
+        <w:sz w:val="20"/>
+      </w:rPr>
+    </w:lvl>
+    <w:lvl w:ilvl="2" w:tentative="1">
+      <w:start w:val="1"/>
+      <w:numFmt w:val="bullet"/>
+      <w:lvlText w:val=""/>
+      <w:lvlJc w:val="left"/>
+      <w:pPr>
+        <w:tabs>
+          <w:tab w:val="num" w:pos="2160"/>
+        </w:tabs>
+        <w:ind w:left="2160" w:hanging="360"/>
+      </w:pPr>
+      <w:rPr>
+        <w:rFonts w:ascii="Wingdings" w:hAnsi="Wingdings" w:hint="default"/>
+        <w:sz w:val="20"/>
+      </w:rPr>
+    </w:lvl>
+    <w:lvl w:ilvl="3" w:tentative="1">
+      <w:start w:val="1"/>
+      <w:numFmt w:val="bullet"/>
+      <w:lvlText w:val=""/>
+      <w:lvlJc w:val="left"/>
+      <w:pPr>
+        <w:tabs>
+          <w:tab w:val="num" w:pos="2880"/>
+        </w:tabs>
+        <w:ind w:left="2880" w:hanging="360"/>
+      </w:pPr>
+      <w:rPr>
+        <w:rFonts w:ascii="Wingdings" w:hAnsi="Wingdings" w:hint="default"/>
+        <w:sz w:val="20"/>
+      </w:rPr>
+    </w:lvl>
+    <w:lvl w:ilvl="4" w:tentative="1">
+      <w:start w:val="1"/>
+      <w:numFmt w:val="bullet"/>
+      <w:lvlText w:val=""/>
+      <w:lvlJc w:val="left"/>
+      <w:pPr>
+        <w:tabs>
+          <w:tab w:val="num" w:pos="3600"/>
+        </w:tabs>
+        <w:ind w:left="3600" w:hanging="360"/>
+      </w:pPr>
+      <w:rPr>
+        <w:rFonts w:ascii="Wingdings" w:hAnsi="Wingdings" w:hint="default"/>
+        <w:sz w:val="20"/>
+      </w:rPr>
+    </w:lvl>
+    <w:lvl w:ilvl="5" w:tentative="1">
+      <w:start w:val="1"/>
+      <w:numFmt w:val="bullet"/>
+      <w:lvlText w:val=""/>
+      <w:lvlJc w:val="left"/>
+      <w:pPr>
+        <w:tabs>
+          <w:tab w:val="num" w:pos="4320"/>
+        </w:tabs>
+        <w:ind w:left="4320" w:hanging="360"/>
+      </w:pPr>
+      <w:rPr>
+        <w:rFonts w:ascii="Wingdings" w:hAnsi="Wingdings" w:hint="default"/>
+        <w:sz w:val="20"/>
+      </w:rPr>
+    </w:lvl>
+    <w:lvl w:ilvl="6" w:tentative="1">
+      <w:start w:val="1"/>
+      <w:numFmt w:val="bullet"/>
+      <w:lvlText w:val=""/>
+      <w:lvlJc w:val="left"/>
+      <w:pPr>
+        <w:tabs>
+          <w:tab w:val="num" w:pos="5040"/>
+        </w:tabs>
+        <w:ind w:left="5040" w:hanging="360"/>
+      </w:pPr>
+      <w:rPr>
+        <w:rFonts w:ascii="Wingdings" w:hAnsi="Wingdings" w:hint="default"/>
+        <w:sz w:val="20"/>
+      </w:rPr>
+    </w:lvl>
+    <w:lvl w:ilvl="7" w:tentative="1">
+      <w:start w:val="1"/>
+      <w:numFmt w:val="bullet"/>
+      <w:lvlText w:val=""/>
+      <w:lvlJc w:val="left"/>
+      <w:pPr>
+        <w:tabs>
+          <w:tab w:val="num" w:pos="5760"/>
+        </w:tabs>
+        <w:ind w:left="5760" w:hanging="360"/>
+      </w:pPr>
+      <w:rPr>
+        <w:rFonts w:ascii="Wingdings" w:hAnsi="Wingdings" w:hint="default"/>
+        <w:sz w:val="20"/>
+      </w:rPr>
+    </w:lvl>
+    <w:lvl w:ilvl="8" w:tentative="1">
+      <w:start w:val="1"/>
+      <w:numFmt w:val="bullet"/>
+      <w:lvlText w:val=""/>
+      <w:lvlJc w:val="left"/>
+      <w:pPr>
+        <w:tabs>
+          <w:tab w:val="num" w:pos="6480"/>
+        </w:tabs>
+        <w:ind w:left="6480" w:hanging="360"/>
+      </w:pPr>
+      <w:rPr>
+        <w:rFonts w:ascii="Wingdings" w:hAnsi="Wingdings" w:hint="default"/>
+        <w:sz w:val="20"/>
+      </w:rPr>
+    </w:lvl>
+  </w:abstractNum>
+  <w:abstractNum w:abstractNumId="48" w15:restartNumberingAfterBreak="0">
     <w:nsid w:val="765860BC"/>
     <w:multiLevelType w:val="hybridMultilevel"/>
     <w:tmpl w:val="9A72A908"/>
@@ -41849,7 +42776,7 @@
       </w:rPr>
     </w:lvl>
   </w:abstractNum>
-  <w:abstractNum w:abstractNumId="47" w15:restartNumberingAfterBreak="0">
+  <w:abstractNum w:abstractNumId="49" w15:restartNumberingAfterBreak="0">
     <w:nsid w:val="78216ECD"/>
     <w:multiLevelType w:val="hybridMultilevel"/>
     <w:tmpl w:val="4AB21884"/>
@@ -41940,7 +42867,7 @@
       </w:pPr>
     </w:lvl>
   </w:abstractNum>
-  <w:abstractNum w:abstractNumId="48" w15:restartNumberingAfterBreak="0">
+  <w:abstractNum w:abstractNumId="50" w15:restartNumberingAfterBreak="0">
     <w:nsid w:val="7A5D0759"/>
     <w:multiLevelType w:val="hybridMultilevel"/>
     <w:tmpl w:val="0C08EEFE"/>
@@ -42053,7 +42980,156 @@
       </w:rPr>
     </w:lvl>
   </w:abstractNum>
-  <w:abstractNum w:abstractNumId="49" w15:restartNumberingAfterBreak="0">
+  <w:abstractNum w:abstractNumId="51" w15:restartNumberingAfterBreak="0">
+    <w:nsid w:val="7AA558D2"/>
+    <w:multiLevelType w:val="multilevel"/>
+    <w:tmpl w:val="72C21220"/>
+    <w:lvl w:ilvl="0">
+      <w:start w:val="1"/>
+      <w:numFmt w:val="bullet"/>
+      <w:lvlText w:val=""/>
+      <w:lvlJc w:val="left"/>
+      <w:pPr>
+        <w:tabs>
+          <w:tab w:val="num" w:pos="720"/>
+        </w:tabs>
+        <w:ind w:left="720" w:hanging="360"/>
+      </w:pPr>
+      <w:rPr>
+        <w:rFonts w:ascii="Symbol" w:hAnsi="Symbol" w:hint="default"/>
+        <w:sz w:val="20"/>
+      </w:rPr>
+    </w:lvl>
+    <w:lvl w:ilvl="1" w:tentative="1">
+      <w:start w:val="1"/>
+      <w:numFmt w:val="bullet"/>
+      <w:lvlText w:val="o"/>
+      <w:lvlJc w:val="left"/>
+      <w:pPr>
+        <w:tabs>
+          <w:tab w:val="num" w:pos="1440"/>
+        </w:tabs>
+        <w:ind w:left="1440" w:hanging="360"/>
+      </w:pPr>
+      <w:rPr>
+        <w:rFonts w:ascii="Courier New" w:hAnsi="Courier New" w:hint="default"/>
+        <w:sz w:val="20"/>
+      </w:rPr>
+    </w:lvl>
+    <w:lvl w:ilvl="2" w:tentative="1">
+      <w:start w:val="1"/>
+      <w:numFmt w:val="bullet"/>
+      <w:lvlText w:val=""/>
+      <w:lvlJc w:val="left"/>
+      <w:pPr>
+        <w:tabs>
+          <w:tab w:val="num" w:pos="2160"/>
+        </w:tabs>
+        <w:ind w:left="2160" w:hanging="360"/>
+      </w:pPr>
+      <w:rPr>
+        <w:rFonts w:ascii="Wingdings" w:hAnsi="Wingdings" w:hint="default"/>
+        <w:sz w:val="20"/>
+      </w:rPr>
+    </w:lvl>
+    <w:lvl w:ilvl="3" w:tentative="1">
+      <w:start w:val="1"/>
+      <w:numFmt w:val="bullet"/>
+      <w:lvlText w:val=""/>
+      <w:lvlJc w:val="left"/>
+      <w:pPr>
+        <w:tabs>
+          <w:tab w:val="num" w:pos="2880"/>
+        </w:tabs>
+        <w:ind w:left="2880" w:hanging="360"/>
+      </w:pPr>
+      <w:rPr>
+        <w:rFonts w:ascii="Wingdings" w:hAnsi="Wingdings" w:hint="default"/>
+        <w:sz w:val="20"/>
+      </w:rPr>
+    </w:lvl>
+    <w:lvl w:ilvl="4" w:tentative="1">
+      <w:start w:val="1"/>
+      <w:numFmt w:val="bullet"/>
+      <w:lvlText w:val=""/>
+      <w:lvlJc w:val="left"/>
+      <w:pPr>
+        <w:tabs>
+          <w:tab w:val="num" w:pos="3600"/>
+        </w:tabs>
+        <w:ind w:left="3600" w:hanging="360"/>
+      </w:pPr>
+      <w:rPr>
+        <w:rFonts w:ascii="Wingdings" w:hAnsi="Wingdings" w:hint="default"/>
+        <w:sz w:val="20"/>
+      </w:rPr>
+    </w:lvl>
+    <w:lvl w:ilvl="5" w:tentative="1">
+      <w:start w:val="1"/>
+      <w:numFmt w:val="bullet"/>
+      <w:lvlText w:val=""/>
+      <w:lvlJc w:val="left"/>
+      <w:pPr>
+        <w:tabs>
+          <w:tab w:val="num" w:pos="4320"/>
+        </w:tabs>
+        <w:ind w:left="4320" w:hanging="360"/>
+      </w:pPr>
+      <w:rPr>
+        <w:rFonts w:ascii="Wingdings" w:hAnsi="Wingdings" w:hint="default"/>
+        <w:sz w:val="20"/>
+      </w:rPr>
+    </w:lvl>
+    <w:lvl w:ilvl="6" w:tentative="1">
+      <w:start w:val="1"/>
+      <w:numFmt w:val="bullet"/>
+      <w:lvlText w:val=""/>
+      <w:lvlJc w:val="left"/>
+      <w:pPr>
+        <w:tabs>
+          <w:tab w:val="num" w:pos="5040"/>
+        </w:tabs>
+        <w:ind w:left="5040" w:hanging="360"/>
+      </w:pPr>
+      <w:rPr>
+        <w:rFonts w:ascii="Wingdings" w:hAnsi="Wingdings" w:hint="default"/>
+        <w:sz w:val="20"/>
+      </w:rPr>
+    </w:lvl>
+    <w:lvl w:ilvl="7" w:tentative="1">
+      <w:start w:val="1"/>
+      <w:numFmt w:val="bullet"/>
+      <w:lvlText w:val=""/>
+      <w:lvlJc w:val="left"/>
+      <w:pPr>
+        <w:tabs>
+          <w:tab w:val="num" w:pos="5760"/>
+        </w:tabs>
+        <w:ind w:left="5760" w:hanging="360"/>
+      </w:pPr>
+      <w:rPr>
+        <w:rFonts w:ascii="Wingdings" w:hAnsi="Wingdings" w:hint="default"/>
+        <w:sz w:val="20"/>
+      </w:rPr>
+    </w:lvl>
+    <w:lvl w:ilvl="8" w:tentative="1">
+      <w:start w:val="1"/>
+      <w:numFmt w:val="bullet"/>
+      <w:lvlText w:val=""/>
+      <w:lvlJc w:val="left"/>
+      <w:pPr>
+        <w:tabs>
+          <w:tab w:val="num" w:pos="6480"/>
+        </w:tabs>
+        <w:ind w:left="6480" w:hanging="360"/>
+      </w:pPr>
+      <w:rPr>
+        <w:rFonts w:ascii="Wingdings" w:hAnsi="Wingdings" w:hint="default"/>
+        <w:sz w:val="20"/>
+      </w:rPr>
+    </w:lvl>
+  </w:abstractNum>
+  <w:abstractNum w:abstractNumId="52" w15:restartNumberingAfterBreak="0">
     <w:nsid w:val="7AC77673"/>
     <w:multiLevelType w:val="multilevel"/>
     <w:tmpl w:val="D8EC9284"/>
@@ -42143,25 +43219,25 @@
     <w:abstractNumId w:val="22"/>
   </w:num>
   <w:num w:numId="2" w16cid:durableId="1840542852">
-    <w:abstractNumId w:val="28"/>
+    <w:abstractNumId w:val="29"/>
   </w:num>
   <w:num w:numId="3" w16cid:durableId="1275095667">
     <w:abstractNumId w:val="9"/>
   </w:num>
   <w:num w:numId="4" w16cid:durableId="41558580">
-    <w:abstractNumId w:val="33"/>
+    <w:abstractNumId w:val="34"/>
   </w:num>
   <w:num w:numId="5" w16cid:durableId="207304020">
     <w:abstractNumId w:val="19"/>
   </w:num>
   <w:num w:numId="6" w16cid:durableId="1857386155">
-    <w:abstractNumId w:val="46"/>
+    <w:abstractNumId w:val="48"/>
   </w:num>
   <w:num w:numId="7" w16cid:durableId="1872261165">
-    <w:abstractNumId w:val="37"/>
+    <w:abstractNumId w:val="38"/>
   </w:num>
   <w:num w:numId="8" w16cid:durableId="158471307">
-    <w:abstractNumId w:val="32"/>
+    <w:abstractNumId w:val="33"/>
   </w:num>
   <w:num w:numId="9" w16cid:durableId="1764952692">
     <w:abstractNumId w:val="11"/>
@@ -42170,55 +43246,55 @@
     <w:abstractNumId w:val="20"/>
   </w:num>
   <w:num w:numId="11" w16cid:durableId="1248534509">
-    <w:abstractNumId w:val="25"/>
+    <w:abstractNumId w:val="26"/>
   </w:num>
   <w:num w:numId="12" w16cid:durableId="210503888">
     <w:abstractNumId w:val="17"/>
   </w:num>
   <w:num w:numId="13" w16cid:durableId="1555702285">
-    <w:abstractNumId w:val="38"/>
+    <w:abstractNumId w:val="39"/>
   </w:num>
   <w:num w:numId="14" w16cid:durableId="248271054">
     <w:abstractNumId w:val="13"/>
   </w:num>
   <w:num w:numId="15" w16cid:durableId="1646204645">
-    <w:abstractNumId w:val="41"/>
+    <w:abstractNumId w:val="42"/>
   </w:num>
   <w:num w:numId="16" w16cid:durableId="1903249540">
-    <w:abstractNumId w:val="43"/>
+    <w:abstractNumId w:val="44"/>
   </w:num>
   <w:num w:numId="17" w16cid:durableId="1396002656">
     <w:abstractNumId w:val="10"/>
   </w:num>
   <w:num w:numId="18" w16cid:durableId="106200278">
-    <w:abstractNumId w:val="26"/>
+    <w:abstractNumId w:val="27"/>
   </w:num>
   <w:num w:numId="19" w16cid:durableId="463885504">
-    <w:abstractNumId w:val="34"/>
+    <w:abstractNumId w:val="35"/>
   </w:num>
   <w:num w:numId="20" w16cid:durableId="2133787372">
     <w:abstractNumId w:val="7"/>
   </w:num>
   <w:num w:numId="21" w16cid:durableId="1609922111">
-    <w:abstractNumId w:val="44"/>
+    <w:abstractNumId w:val="45"/>
   </w:num>
   <w:num w:numId="22" w16cid:durableId="1668896990">
     <w:abstractNumId w:val="14"/>
   </w:num>
   <w:num w:numId="23" w16cid:durableId="1796021903">
-    <w:abstractNumId w:val="45"/>
+    <w:abstractNumId w:val="46"/>
   </w:num>
   <w:num w:numId="24" w16cid:durableId="1391226069">
     <w:abstractNumId w:val="0"/>
   </w:num>
   <w:num w:numId="25" w16cid:durableId="857423298">
-    <w:abstractNumId w:val="30"/>
+    <w:abstractNumId w:val="31"/>
   </w:num>
   <w:num w:numId="26" w16cid:durableId="1619019686">
-    <w:abstractNumId w:val="40"/>
+    <w:abstractNumId w:val="41"/>
   </w:num>
   <w:num w:numId="27" w16cid:durableId="1878353781">
-    <w:abstractNumId w:val="40"/>
+    <w:abstractNumId w:val="41"/>
     <w:lvlOverride w:ilvl="0">
       <w:startOverride w:val="1"/>
     </w:lvlOverride>
@@ -42248,7 +43324,7 @@
     </w:lvlOverride>
   </w:num>
   <w:num w:numId="28" w16cid:durableId="353383719">
-    <w:abstractNumId w:val="49"/>
+    <w:abstractNumId w:val="52"/>
     <w:lvlOverride w:ilvl="0">
       <w:startOverride w:val="3"/>
     </w:lvlOverride>
@@ -42281,7 +43357,7 @@
     <w:abstractNumId w:val="5"/>
   </w:num>
   <w:num w:numId="30" w16cid:durableId="1994019352">
-    <w:abstractNumId w:val="47"/>
+    <w:abstractNumId w:val="49"/>
     <w:lvlOverride w:ilvl="0">
       <w:startOverride w:val="1"/>
     </w:lvlOverride>
@@ -42311,10 +43387,10 @@
     </w:lvlOverride>
   </w:num>
   <w:num w:numId="31" w16cid:durableId="1696078723">
-    <w:abstractNumId w:val="48"/>
+    <w:abstractNumId w:val="50"/>
   </w:num>
   <w:num w:numId="32" w16cid:durableId="1111170998">
-    <w:abstractNumId w:val="31"/>
+    <w:abstractNumId w:val="32"/>
   </w:num>
   <w:num w:numId="33" w16cid:durableId="1792938269">
     <w:abstractNumId w:val="2"/>
@@ -42323,16 +43399,16 @@
     <w:abstractNumId w:val="8"/>
   </w:num>
   <w:num w:numId="35" w16cid:durableId="1016495433">
-    <w:abstractNumId w:val="35"/>
+    <w:abstractNumId w:val="36"/>
   </w:num>
   <w:num w:numId="36" w16cid:durableId="1875848394">
-    <w:abstractNumId w:val="39"/>
+    <w:abstractNumId w:val="40"/>
   </w:num>
   <w:num w:numId="37" w16cid:durableId="1604075479">
     <w:abstractNumId w:val="6"/>
   </w:num>
   <w:num w:numId="38" w16cid:durableId="1323120294">
-    <w:abstractNumId w:val="36"/>
+    <w:abstractNumId w:val="37"/>
   </w:num>
   <w:num w:numId="39" w16cid:durableId="1398894379">
     <w:abstractNumId w:val="16"/>
@@ -42344,10 +43420,10 @@
     <w:abstractNumId w:val="23"/>
   </w:num>
   <w:num w:numId="42" w16cid:durableId="1600334535">
-    <w:abstractNumId w:val="29"/>
+    <w:abstractNumId w:val="30"/>
   </w:num>
   <w:num w:numId="43" w16cid:durableId="61222334">
-    <w:abstractNumId w:val="27"/>
+    <w:abstractNumId w:val="28"/>
   </w:num>
   <w:num w:numId="44" w16cid:durableId="2025980791">
     <w:abstractNumId w:val="24"/>
@@ -42359,7 +43435,7 @@
     <w:abstractNumId w:val="15"/>
   </w:num>
   <w:num w:numId="47" w16cid:durableId="2033872056">
-    <w:abstractNumId w:val="42"/>
+    <w:abstractNumId w:val="43"/>
   </w:num>
   <w:num w:numId="48" w16cid:durableId="2102489703">
     <w:abstractNumId w:val="18"/>
@@ -42374,7 +43450,25 @@
     <w:abstractNumId w:val="12"/>
   </w:num>
   <w:num w:numId="52" w16cid:durableId="213783911">
+    <w:abstractNumId w:val="49"/>
+  </w:num>
+  <w:num w:numId="53" w16cid:durableId="1462963260">
+    <w:abstractNumId w:val="36"/>
+    <w:lvlOverride w:ilvl="0">
+      <w:startOverride w:val="3"/>
+    </w:lvlOverride>
+    <w:lvlOverride w:ilvl="1">
+      <w:startOverride w:val="1"/>
+    </w:lvlOverride>
+  </w:num>
+  <w:num w:numId="54" w16cid:durableId="230502457">
     <w:abstractNumId w:val="47"/>
+  </w:num>
+  <w:num w:numId="55" w16cid:durableId="20203624">
+    <w:abstractNumId w:val="25"/>
+  </w:num>
+  <w:num w:numId="56" w16cid:durableId="1740060485">
+    <w:abstractNumId w:val="51"/>
   </w:num>
   <w:numIdMacAtCleanup w:val="51"/>
 </w:numbering>
@@ -42905,7 +43999,6 @@
   <w:style w:type="character" w:default="1" w:styleId="Fuentedeprrafopredeter">
     <w:name w:val="Default Paragraph Font"/>
     <w:uiPriority w:val="1"/>
-    <w:semiHidden/>
     <w:unhideWhenUsed/>
   </w:style>
   <w:style w:type="table" w:default="1" w:styleId="Tablanormal">

--- a/DOC/Informe de Tesis Dariel Cabrera Lopez con formato J (1).docx
+++ b/DOC/Informe de Tesis Dariel Cabrera Lopez con formato J (1).docx
@@ -7474,9 +7474,7 @@
           <w:ilvl w:val="0"/>
           <w:numId w:val="0"/>
         </w:numPr>
-        <w:spacing w:line="360" w:lineRule="auto"/>
-        <w:ind w:left="504" w:hanging="504"/>
-        <w:jc w:val="both"/>
+        <w:ind w:left="504"/>
       </w:pPr>
       <w:bookmarkStart w:id="11" w:name="_Toc188911543"/>
       <w:bookmarkStart w:id="12" w:name="_Toc196374700"/>
@@ -7504,8 +7502,6 @@
           <w:ilvl w:val="2"/>
           <w:numId w:val="15"/>
         </w:numPr>
-        <w:spacing w:line="360" w:lineRule="auto"/>
-        <w:jc w:val="both"/>
       </w:pPr>
       <w:bookmarkStart w:id="13" w:name="_Toc188911544"/>
       <w:bookmarkStart w:id="14" w:name="_Toc196374701"/>
@@ -8762,8 +8758,6 @@
     <w:p>
       <w:pPr>
         <w:pStyle w:val="Ttulo3"/>
-        <w:spacing w:line="360" w:lineRule="auto"/>
-        <w:jc w:val="both"/>
       </w:pPr>
       <w:bookmarkStart w:id="23" w:name="_Toc196374704"/>
       <w:r>
@@ -8965,8 +8959,6 @@
     <w:p>
       <w:pPr>
         <w:pStyle w:val="Ttulo3"/>
-        <w:spacing w:line="360" w:lineRule="auto"/>
-        <w:jc w:val="both"/>
       </w:pPr>
       <w:bookmarkStart w:id="25" w:name="_Toc188911546"/>
       <w:bookmarkStart w:id="26" w:name="_Toc196374705"/>
@@ -9123,6 +9115,7 @@
       <w:bookmarkStart w:id="31" w:name="_Toc188911548"/>
       <w:bookmarkStart w:id="32" w:name="_Toc196374709"/>
       <w:r>
+        <w:lastRenderedPageBreak/>
         <w:t>Sistema de Gestión</w:t>
       </w:r>
       <w:bookmarkEnd w:id="31"/>
@@ -9430,7 +9423,6 @@
           <w:rFonts w:eastAsia="Times New Roman"/>
           <w:color w:val="026DA7"/>
         </w:rPr>
-        <w:lastRenderedPageBreak/>
         <w:t>“</w:t>
       </w:r>
       <w:r>
@@ -9487,6 +9479,7 @@
         <w:rPr>
           <w:color w:val="auto"/>
         </w:rPr>
+        <w:lastRenderedPageBreak/>
         <w:t>Las Pruebas se trata básicamente del conjunto de actividades dentro del desarrollo de un software permitiendo así tener procesos, métodos de trabajo y herramientas para identificar oportunamente los defectos en el software, logrando la estabilidad del mismo. Siendo el único instrumento capaz de </w:t>
       </w:r>
       <w:hyperlink r:id="rId43" w:history="1">
@@ -9813,7 +9806,6 @@
           <w:rStyle w:val="Refdecomentario"/>
           <w:rFonts w:eastAsiaTheme="minorHAnsi"/>
           <w:b w:val="0"/>
-          <w:color w:val="auto"/>
           <w:shd w:val="clear" w:color="auto" w:fill="FFFFFF"/>
           <w:lang w:val="es-ES" w:eastAsia="en-US"/>
         </w:rPr>
@@ -9881,8 +9873,6 @@
     <w:p>
       <w:pPr>
         <w:pStyle w:val="Ttulo3"/>
-        <w:spacing w:line="360" w:lineRule="auto"/>
-        <w:jc w:val="both"/>
       </w:pPr>
       <w:bookmarkStart w:id="50" w:name="_Toc188911554"/>
       <w:bookmarkStart w:id="51" w:name="_Toc196374723"/>
@@ -9954,13 +9944,10 @@
     <w:p>
       <w:pPr>
         <w:pStyle w:val="Ttulo3"/>
-        <w:spacing w:line="360" w:lineRule="auto"/>
-        <w:jc w:val="both"/>
       </w:pPr>
       <w:bookmarkStart w:id="52" w:name="_Toc188911555"/>
       <w:bookmarkStart w:id="53" w:name="_Toc196374724"/>
       <w:r>
-        <w:lastRenderedPageBreak/>
         <w:t>Git</w:t>
       </w:r>
       <w:bookmarkEnd w:id="52"/>
@@ -9977,7 +9964,11 @@
         <w:spacing w:line="360" w:lineRule="auto"/>
       </w:pPr>
       <w:r>
-        <w:t>Git es un sistema avanzado de control de versiones, permite rastrear el progreso de un proyecto a lo largo del tiempo ya que hace capturas del mismo a medida que evoluciona y los cambios se van registrando. Esto permite ver qué cambios se hicieron, quién los hizo y por qué, e incluso volver a versiones anteriores. Facilita el trabajo en paralelo de varios participantes e ir haciendo capturas del trabajo de cada uno para luego unirlos.</w:t>
+        <w:t xml:space="preserve">Git es un sistema avanzado de control de versiones, permite rastrear el progreso de un proyecto a lo largo del tiempo ya que hace capturas del mismo a medida que evoluciona y </w:t>
+      </w:r>
+      <w:r>
+        <w:lastRenderedPageBreak/>
+        <w:t>los cambios se van registrando. Esto permite ver qué cambios se hicieron, quién los hizo y por qué, e incluso volver a versiones anteriores. Facilita el trabajo en paralelo de varios participantes e ir haciendo capturas del trabajo de cada uno para luego unirlos.</w:t>
       </w:r>
       <w:r>
         <w:fldChar w:fldCharType="begin"/>
@@ -9998,8 +9989,6 @@
     <w:p>
       <w:pPr>
         <w:pStyle w:val="Ttulo3"/>
-        <w:spacing w:line="360" w:lineRule="auto"/>
-        <w:jc w:val="both"/>
       </w:pPr>
       <w:bookmarkStart w:id="54" w:name="_Toc188911556"/>
       <w:bookmarkStart w:id="55" w:name="_Toc196374725"/>
@@ -10144,8 +10133,6 @@
     <w:p>
       <w:pPr>
         <w:pStyle w:val="Ttulo3"/>
-        <w:spacing w:line="360" w:lineRule="auto"/>
-        <w:jc w:val="both"/>
       </w:pPr>
       <w:bookmarkStart w:id="56" w:name="_Toc188911557"/>
       <w:bookmarkStart w:id="57" w:name="_Toc196374726"/>
@@ -10237,8 +10224,6 @@
     <w:p>
       <w:pPr>
         <w:pStyle w:val="Ttulo3"/>
-        <w:spacing w:line="360" w:lineRule="auto"/>
-        <w:jc w:val="both"/>
       </w:pPr>
       <w:bookmarkStart w:id="58" w:name="_Toc188911558"/>
       <w:bookmarkStart w:id="59" w:name="_Toc196374727"/>
@@ -10326,7 +10311,6 @@
       <w:bookmarkStart w:id="60" w:name="_Toc188911559"/>
       <w:bookmarkStart w:id="61" w:name="_Toc196374728"/>
       <w:r>
-        <w:lastRenderedPageBreak/>
         <w:t>Lenguajes a emplear en el desarrollo del sistema</w:t>
       </w:r>
       <w:bookmarkEnd w:id="60"/>
@@ -10528,7 +10512,11 @@
       </w:r>
       <w:proofErr w:type="spellEnd"/>
       <w:r>
-        <w:t xml:space="preserve"> es una solución a un problema que los desarrolladores enfrentaban y es la creación de interfaces de usuario que pueden ser complejas debido a la cantidad de componentes que cambian frecuentemente con el tiempo y sin tener que escribir mucho código JavaScript. Esta librería comparte muchos aspectos de los </w:t>
+        <w:t xml:space="preserve"> es una solución a un problema que los desarrolladores enfrentaban y es la creación de interfaces de usuario que pueden ser complejas debido a la cantidad de </w:t>
+      </w:r>
+      <w:r>
+        <w:lastRenderedPageBreak/>
+        <w:t xml:space="preserve">componentes que cambian frecuentemente con el tiempo y sin tener que escribir mucho código JavaScript. Esta librería comparte muchos aspectos de los </w:t>
       </w:r>
       <w:proofErr w:type="spellStart"/>
       <w:r>
@@ -10565,8 +10553,6 @@
     <w:p>
       <w:pPr>
         <w:pStyle w:val="Ttulo3"/>
-        <w:spacing w:line="360" w:lineRule="auto"/>
-        <w:jc w:val="both"/>
       </w:pPr>
       <w:bookmarkStart w:id="64" w:name="_Toc188911561"/>
       <w:bookmarkStart w:id="65" w:name="_Toc196374730"/>
@@ -10634,8 +10620,6 @@
     <w:p>
       <w:pPr>
         <w:pStyle w:val="Ttulo3"/>
-        <w:spacing w:line="360" w:lineRule="auto"/>
-        <w:jc w:val="both"/>
       </w:pPr>
       <w:bookmarkStart w:id="66" w:name="_Toc188911562"/>
       <w:bookmarkStart w:id="67" w:name="_Toc196374731"/>
@@ -10687,8 +10671,6 @@
     <w:p>
       <w:pPr>
         <w:pStyle w:val="Ttulo3"/>
-        <w:spacing w:line="360" w:lineRule="auto"/>
-        <w:jc w:val="both"/>
       </w:pPr>
       <w:bookmarkStart w:id="68" w:name="_Toc188911563"/>
       <w:bookmarkStart w:id="69" w:name="_Toc196374732"/>
@@ -10749,13 +10731,10 @@
     <w:p>
       <w:pPr>
         <w:pStyle w:val="Ttulo3"/>
-        <w:spacing w:line="360" w:lineRule="auto"/>
-        <w:jc w:val="both"/>
       </w:pPr>
       <w:bookmarkStart w:id="70" w:name="_Toc188911564"/>
       <w:bookmarkStart w:id="71" w:name="_Toc196374733"/>
       <w:r>
-        <w:lastRenderedPageBreak/>
         <w:t>Mongo DB</w:t>
       </w:r>
       <w:bookmarkEnd w:id="70"/>
@@ -10815,6 +10794,7 @@
       <w:bookmarkStart w:id="72" w:name="_Toc188911565"/>
       <w:bookmarkStart w:id="73" w:name="_Toc196374734"/>
       <w:r>
+        <w:lastRenderedPageBreak/>
         <w:t>Arquitectura Cliente-Servidor</w:t>
       </w:r>
       <w:bookmarkEnd w:id="72"/>
@@ -11019,67 +10999,66 @@
         <w:rPr>
           <w:b/>
         </w:rPr>
+        <w:t>Planeación</w:t>
+      </w:r>
+      <w:r>
+        <w:t xml:space="preserve">: La actividad de planeación comienza escuchando. Escuchar lleva a la creación de algunas historias del usuario que describen la salida necesaria, características y funcionalidad del software que se va a elaborar. Cada historia es escrita por el cliente y colocada en una tarjeta indizada. El cliente asigna un valor (es decir, una prioridad) a la historia con base en el valor general de la característica o función para el negocio. </w:t>
+      </w:r>
+    </w:p>
+    <w:p>
+      <w:pPr>
+        <w:spacing w:line="360" w:lineRule="auto"/>
+      </w:pPr>
+      <w:r>
+        <w:rPr>
+          <w:b/>
+        </w:rPr>
         <w:lastRenderedPageBreak/>
-        <w:t>Planeación</w:t>
-      </w:r>
-      <w:r>
-        <w:t xml:space="preserve">: La actividad de planeación comienza escuchando. Escuchar lleva a la creación de algunas historias del usuario que describen la salida necesaria, características y funcionalidad del software que se va a elaborar. Cada historia es escrita por el cliente y colocada en una tarjeta indizada. El cliente asigna un valor (es decir, una prioridad) a la historia con base en el valor general de la característica o función para el negocio. </w:t>
-      </w:r>
-    </w:p>
-    <w:p>
-      <w:pPr>
-        <w:spacing w:line="360" w:lineRule="auto"/>
-      </w:pPr>
+        <w:t>Diseño</w:t>
+      </w:r>
+      <w:r>
+        <w:t>: El diseño XP sigue rigurosamente el principio MS (mantenlo sencillo). Un diseño sencillo siempre se prefiere sobre una representación más compleja. Además, el diseño guía la implementación de una historia conforme se escribe: nada más y nada menos. Se desalienta el diseño de funcionalidad adicional porque el desarrollador supone que se requerirá después. XP estimula el uso de las tarjetas CRC como un mecanismo eficaz para pensar en el software en un contexto orientado a objetos. Las tarjetas CRC (clase-responsabilidad-colaborador) identifican y organizan las clases orientadas a objetos que son relevantes para el incremento actual de software.</w:t>
+      </w:r>
+    </w:p>
+    <w:p>
       <w:r>
         <w:rPr>
           <w:b/>
         </w:rPr>
-        <w:t>Diseño</w:t>
-      </w:r>
-      <w:r>
-        <w:t>: El diseño XP sigue rigurosamente el principio MS (mantenlo sencillo). Un diseño sencillo siempre se prefiere sobre una representación más compleja. Además, el diseño guía la implementación de una historia conforme se escribe: nada más y nada menos. Se desalienta el diseño de funcionalidad adicional porque el desarrollador supone que se requerirá después. XP estimula el uso de las tarjetas CRC como un mecanismo eficaz para pensar en el software en un contexto orientado a objetos. Las tarjetas CRC (clase-responsabilidad-colaborador) identifican y organizan las clases orientadas a objetos que son relevantes para el incremento actual de software.</w:t>
-      </w:r>
-    </w:p>
-    <w:p>
+        <w:t>Codificación</w:t>
+      </w:r>
+      <w:r>
+        <w:t>: Después de que las historias han sido desarrolladas y de que se ha hecho el trabajo de diseño preliminar, el equipo no inicia la codificación, sino que desarrolla una serie de pruebas unitarias a cada una de las historias que se van a incluir en la entrega en curso (incremento de software).</w:t>
+      </w:r>
+      <w:r>
+        <w:t xml:space="preserve"> </w:t>
+      </w:r>
+      <w:r>
+        <w:t>Una vez creada la prueba unitaria, el desarrollador está mejor capacitado para centrarse en lo que debe implementarse para pasar la prueba. No se agrega nada extraño (MS). Una vez que el código está terminado, se le aplica de inmediato una prueba unitaria, con lo que se obtiene retroalimentación instantánea para los desarrolladores.</w:t>
+      </w:r>
+    </w:p>
+    <w:p>
+      <w:pPr>
+        <w:rPr>
+          <w:color w:val="222222"/>
+        </w:rPr>
+      </w:pPr>
       <w:r>
         <w:rPr>
           <w:b/>
         </w:rPr>
-        <w:t>Codificación</w:t>
-      </w:r>
-      <w:r>
-        <w:t>: Después de que las historias han sido desarrolladas y de que se ha hecho el trabajo de diseño preliminar, el equipo no inicia la codificación, sino que desarrolla una serie de pruebas unitarias a cada una de las historias que se van a incluir en la entrega en curso (incremento de software).</w:t>
-      </w:r>
-      <w:r>
-        <w:t xml:space="preserve"> </w:t>
-      </w:r>
-      <w:r>
-        <w:t>Una vez creada la prueba unitaria, el desarrollador está mejor capacitado para centrarse en lo que debe implementarse para pasar la prueba. No se agrega nada extraño (MS). Una vez que el código está terminado, se le aplica de inmediato una prueba unitaria, con lo que se obtiene retroalimentación instantánea para los desarrolladores.</w:t>
-      </w:r>
-    </w:p>
-    <w:p>
-      <w:pPr>
+        <w:t>Pruebas</w:t>
+      </w:r>
+      <w:r>
+        <w:t>. Las pruebas unitarias que se crean deben implementarse con el uso de una estructura que permita automatizarla. Esto estimula una estrategia de pruebas de regresión, siempre que se modifique el código. A medida que se organizan las pruebas unitarias individuales en un “grupo de prueba universal], las pruebas de la integración y validación del sistema pueden efectuarse a diario. Esto da al equipo XP una indicación continua del avance y también lanza señales de alerta si las cosas marchan mal. Las pruebas de aceptación XP, también llamadas pruebas del cliente, son especificadas por el cliente y se centran en las características y funcionalidad generales del sistema que son visibles y revisables por parte del cliente. Las pruebas de aceptación se derivan de las historias de los usuarios que se han implementado como parte de la liberación del software</w:t>
+      </w:r>
+      <w:r>
         <w:rPr>
           <w:color w:val="222222"/>
         </w:rPr>
-      </w:pPr>
-      <w:r>
-        <w:rPr>
-          <w:b/>
-        </w:rPr>
-        <w:t>Pruebas</w:t>
-      </w:r>
-      <w:r>
-        <w:t>. Las pruebas unitarias que se crean deben implementarse con el uso de una estructura que permita automatizarla. Esto estimula una estrategia de pruebas de regresión, siempre que se modifique el código. A medida que se organizan las pruebas unitarias individuales en un “grupo de prueba universal], las pruebas de la integración y validación del sistema pueden efectuarse a diario. Esto da al equipo XP una indicación continua del avance y también lanza señales de alerta si las cosas marchan mal. Las pruebas de aceptación XP, también llamadas pruebas del cliente, son especificadas por el cliente y se centran en las características y funcionalidad generales del sistema que son visibles y revisables por parte del cliente. Las pruebas de aceptación se derivan de las historias de los usuarios que se han implementado como parte de la liberación del software</w:t>
-      </w:r>
-      <w:r>
-        <w:rPr>
-          <w:color w:val="222222"/>
-        </w:rPr>
         <w:t xml:space="preserve">. </w:t>
       </w:r>
     </w:p>
-    <w:p/>
     <w:p>
       <w:pPr>
         <w:rPr>
@@ -11092,7 +11071,6 @@
           <w:b/>
           <w:bCs/>
         </w:rPr>
-        <w:lastRenderedPageBreak/>
         <w:t>Conclusiones del Capítulo</w:t>
       </w:r>
     </w:p>
@@ -11125,7 +11103,15 @@
           <w:rFonts w:eastAsia="Times New Roman"/>
           <w:color w:val="auto"/>
         </w:rPr>
-        <w:t>, que permiten realizar simulaciones avanzadas de transporte de sedimentos y dinámica costera, aunque presentan limitaciones como altos costos y la necesidad de conocimientos especializados. A nivel nacional, se constató el uso de modelos internacionales en estudios aplicados, pero no se encontró evidencia de un sistema de desarrollo local adaptado a las condiciones específicas de Cuba, lo que resalta la necesidad de alternativas propias y accesibles.</w:t>
+        <w:t xml:space="preserve">, que permiten realizar simulaciones avanzadas de transporte de sedimentos y dinámica costera, aunque presentan limitaciones como altos costos y la necesidad de conocimientos </w:t>
+      </w:r>
+      <w:r>
+        <w:rPr>
+          <w:rFonts w:eastAsia="Times New Roman"/>
+          <w:color w:val="auto"/>
+        </w:rPr>
+        <w:lastRenderedPageBreak/>
+        <w:t>especializados. A nivel nacional, se constató el uso de modelos internacionales en estudios aplicados, pero no se encontró evidencia de un sistema de desarrollo local adaptado a las condiciones específicas de Cuba, lo que resalta la necesidad de alternativas propias y accesibles.</w:t>
       </w:r>
       <w:r>
         <w:rPr>
@@ -11824,17 +11810,6 @@
         </w:rPr>
         <w:t>, teléfonos en campo) puedan comunicarse con el sistema central a través de internet, asegurando accesibilidad, interoperabilidad y eficiencia en la gestión de los datos.</w:t>
       </w:r>
-    </w:p>
-    <w:p>
-      <w:pPr>
-        <w:pStyle w:val="ds-markdown-paragraph"/>
-        <w:jc w:val="both"/>
-        <w:rPr>
-          <w:rFonts w:ascii="Arial" w:hAnsi="Arial" w:cs="Arial"/>
-          <w:sz w:val="22"/>
-          <w:szCs w:val="22"/>
-        </w:rPr>
-      </w:pPr>
     </w:p>
     <w:p>
       <w:pPr>
@@ -12064,11 +12039,11 @@
     </w:p>
     <w:p>
       <w:r>
-        <w:t xml:space="preserve">Las funcionalidades del sistema se refieren al conjunto de funciones que satisfagan las necesidades implícitas o explícitas de los usuarios, al ser utilizado bajo condiciones específicas. Se relaciona directamente con aquello que el software hace para satisfacer </w:t>
+        <w:t xml:space="preserve">Las funcionalidades del sistema se refieren al conjunto de funciones que satisfagan las necesidades implícitas o explícitas de los usuarios, al ser utilizado bajo condiciones específicas. Se relaciona directamente con aquello que el software hace para satisfacer necesidades, mientras que las demás características se refieren al cómo y al cuándo. Evalúa el cumplimiento de requerimientos, la exactitud de los resultados, la seguridad del producto y la </w:t>
       </w:r>
       <w:r>
         <w:lastRenderedPageBreak/>
-        <w:t>necesidades, mientras que las demás características se refieren al cómo y al cuándo. Evalúa el cumplimiento de requerimientos, la exactitud de los resultados, la seguridad del producto y la interacción con otros sistemas.</w:t>
+        <w:t>interacción con otros sistemas.</w:t>
       </w:r>
       <w:r>
         <w:fldChar w:fldCharType="begin"/>
@@ -12872,7 +12847,6 @@
           <w:rFonts w:cs="Arial"/>
           <w:szCs w:val="22"/>
         </w:rPr>
-        <w:lastRenderedPageBreak/>
         <w:t xml:space="preserve"> </w:t>
       </w:r>
       <w:r>
@@ -12921,6 +12895,7 @@
         <w:spacing w:before="100" w:beforeAutospacing="1" w:after="100" w:afterAutospacing="1" w:line="240" w:lineRule="auto"/>
       </w:pPr>
       <w:r>
+        <w:lastRenderedPageBreak/>
         <w:t>Tolerancia a fallos</w:t>
       </w:r>
     </w:p>
@@ -13408,21 +13383,11 @@
     </w:p>
     <w:p>
       <w:pPr>
-        <w:spacing w:before="100" w:beforeAutospacing="1" w:after="100" w:afterAutospacing="1" w:line="240" w:lineRule="auto"/>
-        <w:rPr>
-          <w:b/>
-          <w:bCs/>
-        </w:rPr>
-      </w:pPr>
-    </w:p>
-    <w:p>
-      <w:pPr>
         <w:pStyle w:val="Ttulo2"/>
       </w:pPr>
       <w:bookmarkStart w:id="104" w:name="_Toc193705054"/>
       <w:bookmarkStart w:id="105" w:name="_Toc196374748"/>
       <w:r>
-        <w:lastRenderedPageBreak/>
         <w:t>Historias de Usuarios:</w:t>
       </w:r>
       <w:bookmarkEnd w:id="104"/>
@@ -13442,25 +13407,6 @@
         <w:t xml:space="preserve"> la creación de las pruebas de aceptación</w:t>
       </w:r>
     </w:p>
-    <w:p/>
-    <w:p/>
-    <w:p/>
-    <w:p/>
-    <w:p/>
-    <w:p/>
-    <w:p/>
-    <w:p/>
-    <w:p/>
-    <w:p/>
-    <w:p/>
-    <w:p/>
-    <w:p/>
-    <w:p/>
-    <w:p/>
-    <w:p/>
-    <w:p/>
-    <w:p/>
-    <w:p/>
     <w:tbl>
       <w:tblPr>
         <w:tblStyle w:val="Tablaconcuadrcula"/>
@@ -15258,9 +15204,9 @@
           <w:noProof/>
         </w:rPr>
         <w:drawing>
-          <wp:inline distT="0" distB="0" distL="0" distR="0" wp14:anchorId="5437B684" wp14:editId="7861CD5A">
+          <wp:inline distT="0" distB="0" distL="0" distR="0" wp14:anchorId="5437B684" wp14:editId="68BE3F0A">
             <wp:extent cx="5391150" cy="2457450"/>
-            <wp:effectExtent l="19050" t="19050" r="19050" b="19050"/>
+            <wp:effectExtent l="76200" t="76200" r="133350" b="133350"/>
             <wp:docPr id="49" name="Imagen 49"/>
             <wp:cNvGraphicFramePr>
               <a:graphicFrameLocks xmlns:a="http://schemas.openxmlformats.org/drawingml/2006/main" noChangeAspect="1"/>
@@ -15295,16 +15241,20 @@
                     <a:prstGeom prst="rect">
                       <a:avLst/>
                     </a:prstGeom>
-                    <a:noFill/>
-                    <a:ln w="3175" cmpd="sng">
+                    <a:ln w="38100" cap="sq">
                       <a:solidFill>
                         <a:srgbClr val="000000"/>
                       </a:solidFill>
+                      <a:prstDash val="solid"/>
                       <a:miter lim="800000"/>
-                      <a:headEnd/>
-                      <a:tailEnd/>
                     </a:ln>
-                    <a:effectLst/>
+                    <a:effectLst>
+                      <a:outerShdw blurRad="50800" dist="38100" dir="2700000" algn="tl" rotWithShape="0">
+                        <a:srgbClr val="000000">
+                          <a:alpha val="43000"/>
+                        </a:srgbClr>
+                      </a:outerShdw>
+                    </a:effectLst>
                   </pic:spPr>
                 </pic:pic>
               </a:graphicData>
@@ -15331,7 +15281,6 @@
         <w:t>Figura 2.1 Modelo Vista Controlador</w:t>
       </w:r>
     </w:p>
-    <w:p/>
     <w:p>
       <w:pPr>
         <w:pStyle w:val="Ttulo2"/>
@@ -17387,7 +17336,6 @@
           <w:rStyle w:val="Refdecomentario"/>
           <w:rFonts w:eastAsiaTheme="minorHAnsi"/>
           <w:b w:val="0"/>
-          <w:color w:val="auto"/>
           <w:shd w:val="clear" w:color="auto" w:fill="FFFFFF"/>
           <w:lang w:val="es-ES" w:eastAsia="en-US"/>
         </w:rPr>
@@ -17457,37 +17405,59 @@
     </w:p>
     <w:p>
       <w:pPr>
-        <w:pStyle w:val="Ttulo3"/>
-        <w:numPr>
-          <w:ilvl w:val="0"/>
-          <w:numId w:val="0"/>
-        </w:numPr>
-        <w:ind w:left="504" w:hanging="504"/>
-        <w:rPr>
-          <w:lang w:val="es-ES"/>
-        </w:rPr>
-      </w:pPr>
-      <w:r>
-        <w:rPr>
-          <w:lang w:val="es-ES"/>
-        </w:rPr>
-        <w:t xml:space="preserve"> Patrón SAGA</w:t>
-      </w:r>
-    </w:p>
-    <w:p>
-      <w:pPr>
         <w:tabs>
           <w:tab w:val="left" w:pos="2067"/>
         </w:tabs>
-        <w:rPr>
-          <w:lang w:val="es-ES"/>
-        </w:rPr>
-      </w:pPr>
-      <w:r>
-        <w:rPr>
-          <w:lang w:val="es-ES"/>
-        </w:rPr>
-        <w:t>El patrón SAGA propone una alternativa al uso de transacciones distribuidas tradicionales, mediante la coordinación de una serie de transacciones locales que, ejecutadas en secuencia, logran mantener la consistencia del sistema. Cada transacción debe contar con una acción compensatoria que revierta los efectos en caso de fallo.</w:t>
+      </w:pPr>
+      <w:r>
+        <w:t xml:space="preserve">El patrón </w:t>
+      </w:r>
+      <w:proofErr w:type="spellStart"/>
+      <w:r>
+        <w:rPr>
+          <w:b/>
+          <w:bCs/>
+        </w:rPr>
+        <w:t>Circuit</w:t>
+      </w:r>
+      <w:proofErr w:type="spellEnd"/>
+      <w:r>
+        <w:rPr>
+          <w:b/>
+          <w:bCs/>
+        </w:rPr>
+        <w:t xml:space="preserve"> Breaker</w:t>
+      </w:r>
+      <w:r>
+        <w:t xml:space="preserve"> (disyuntor) se implementa directamente en el sistema para mejorar la </w:t>
+      </w:r>
+      <w:r>
+        <w:rPr>
+          <w:b/>
+          <w:bCs/>
+        </w:rPr>
+        <w:t>resiliencia</w:t>
+      </w:r>
+      <w:r>
+        <w:t xml:space="preserve"> del microservicio </w:t>
+      </w:r>
+      <w:proofErr w:type="spellStart"/>
+      <w:r>
+        <w:t>gateway</w:t>
+      </w:r>
+      <w:proofErr w:type="spellEnd"/>
+      <w:r>
+        <w:t xml:space="preserve">, que actúa como intermediario entre el cliente y el microservicio de cálculo. Su función es </w:t>
+      </w:r>
+      <w:r>
+        <w:rPr>
+          <w:b/>
+          <w:bCs/>
+        </w:rPr>
+        <w:t>detectar fallos repetidos</w:t>
+      </w:r>
+      <w:r>
+        <w:t xml:space="preserve"> en la comunicación con servicios remotos y suspender temporalmente las solicitudes hacia ellos, previniendo una degradación generalizada del sistema.</w:t>
       </w:r>
     </w:p>
     <w:p>
@@ -17496,35 +17466,39 @@
           <w:tab w:val="left" w:pos="2067"/>
         </w:tabs>
         <w:rPr>
-          <w:lang w:val="es-ES"/>
-        </w:rPr>
-      </w:pPr>
-      <w:r>
-        <w:rPr>
-          <w:lang w:val="es-ES"/>
-        </w:rPr>
-        <w:t xml:space="preserve">En el sistema de cálculo de sedimentos, este patrón se propone para coordinar operaciones entre el microservicio </w:t>
-      </w:r>
-      <w:proofErr w:type="spellStart"/>
-      <w:r>
-        <w:rPr>
-          <w:lang w:val="es-ES"/>
-        </w:rPr>
-        <w:t>gateway</w:t>
-      </w:r>
-      <w:proofErr w:type="spellEnd"/>
-      <w:r>
-        <w:rPr>
-          <w:lang w:val="es-ES"/>
-        </w:rPr>
-        <w:t xml:space="preserve"> (responsable de autenticación, configuración y control de acceso) y el microservicio de cálculo. Dado que las operaciones del sistema pueden implicar múltiples pasos </w:t>
-      </w:r>
-      <w:r>
-        <w:rPr>
-          <w:lang w:val="es-ES"/>
-        </w:rPr>
-        <w:lastRenderedPageBreak/>
-        <w:t>secuenciales —por ejemplo, autenticación del usuario, validación de datos, obtención de parámetros de configuración y ejecución de algoritmos de cálculo—, se requiere garantizar que, ante fallos, el sistema mantenga la coherencia del flujo.</w:t>
+          <w:b/>
+          <w:bCs/>
+        </w:rPr>
+      </w:pPr>
+      <w:r>
+        <w:t xml:space="preserve">El patrón </w:t>
+      </w:r>
+      <w:r>
+        <w:rPr>
+          <w:b/>
+          <w:bCs/>
+        </w:rPr>
+        <w:t>SAGA</w:t>
+      </w:r>
+      <w:r>
+        <w:t xml:space="preserve"> permite manejar la consistencia en procesos distribuidos que abarcan varios servicios. En este sistema, aunque </w:t>
+      </w:r>
+      <w:r>
+        <w:rPr>
+          <w:b/>
+          <w:bCs/>
+        </w:rPr>
+        <w:t>no se implementa un orquestador centralizado</w:t>
+      </w:r>
+      <w:r>
+        <w:t xml:space="preserve">, se aplica una forma de </w:t>
+      </w:r>
+      <w:r>
+        <w:rPr>
+          <w:b/>
+          <w:bCs/>
+        </w:rPr>
+        <w:t>coreografía de eventos</w:t>
       </w:r>
     </w:p>
     <w:p>
@@ -17540,21 +17514,88 @@
         <w:rPr>
           <w:lang w:val="es-ES"/>
         </w:rPr>
-        <w:t xml:space="preserve">Se propone el uso del enfoque de Orquestación, donde un orquestador centralizado dirige cada transacción, notifica el éxito o fallo de las acciones y coordina las compensaciones necesarias. Por ejemplo, si un usuario inicia un </w:t>
-      </w:r>
-      <w:proofErr w:type="gramStart"/>
-      <w:r>
-        <w:rPr>
+        <w:lastRenderedPageBreak/>
+        <w:t xml:space="preserve">La incorporación de los patrones </w:t>
+      </w:r>
+      <w:proofErr w:type="spellStart"/>
+      <w:r>
+        <w:rPr>
+          <w:b/>
+          <w:bCs/>
           <w:lang w:val="es-ES"/>
         </w:rPr>
-        <w:t>cálculo</w:t>
-      </w:r>
-      <w:proofErr w:type="gramEnd"/>
-      <w:r>
-        <w:rPr>
+        <w:t>Circuit</w:t>
+      </w:r>
+      <w:proofErr w:type="spellEnd"/>
+      <w:r>
+        <w:rPr>
+          <w:b/>
+          <w:bCs/>
           <w:lang w:val="es-ES"/>
         </w:rPr>
-        <w:t xml:space="preserve"> pero se detecta inconsistencia en la configuración o falla la ejecución del algoritmo, el orquestador se encarga de notificar los módulos afectados y deshacer operaciones previas.</w:t>
+        <w:t xml:space="preserve"> Breaker</w:t>
+      </w:r>
+      <w:r>
+        <w:rPr>
+          <w:lang w:val="es-ES"/>
+        </w:rPr>
+        <w:t xml:space="preserve"> y </w:t>
+      </w:r>
+      <w:r>
+        <w:rPr>
+          <w:b/>
+          <w:bCs/>
+          <w:lang w:val="es-ES"/>
+        </w:rPr>
+        <w:t>SAGA por eventos</w:t>
+      </w:r>
+      <w:r>
+        <w:rPr>
+          <w:lang w:val="es-ES"/>
+        </w:rPr>
+        <w:t xml:space="preserve"> (demuestra una clara orientación del sistema hacia la </w:t>
+      </w:r>
+      <w:r>
+        <w:rPr>
+          <w:b/>
+          <w:bCs/>
+          <w:lang w:val="es-ES"/>
+        </w:rPr>
+        <w:t>resiliencia</w:t>
+      </w:r>
+      <w:r>
+        <w:rPr>
+          <w:lang w:val="es-ES"/>
+        </w:rPr>
+        <w:t xml:space="preserve">, </w:t>
+      </w:r>
+      <w:r>
+        <w:rPr>
+          <w:b/>
+          <w:bCs/>
+          <w:lang w:val="es-ES"/>
+        </w:rPr>
+        <w:t>tolerancia a fallos</w:t>
+      </w:r>
+      <w:r>
+        <w:rPr>
+          <w:lang w:val="es-ES"/>
+        </w:rPr>
+        <w:t xml:space="preserve"> y </w:t>
+      </w:r>
+      <w:r>
+        <w:rPr>
+          <w:b/>
+          <w:bCs/>
+          <w:lang w:val="es-ES"/>
+        </w:rPr>
+        <w:t>coherencia distribuida</w:t>
+      </w:r>
+      <w:r>
+        <w:rPr>
+          <w:lang w:val="es-ES"/>
+        </w:rPr>
+        <w:t>. Aunque la lógica de compensación no se ha desarrollado por completo, la infraestructura está preparada para extenderse bajo el enfoque de coreografía o evolucionar hacia una orquestación más robusta.</w:t>
       </w:r>
     </w:p>
     <w:p>
@@ -17563,36 +17604,6 @@
           <w:tab w:val="left" w:pos="2067"/>
         </w:tabs>
         <w:rPr>
-          <w:lang w:val="en-US"/>
-        </w:rPr>
-      </w:pPr>
-      <w:proofErr w:type="spellStart"/>
-      <w:r>
-        <w:rPr>
-          <w:b/>
-          <w:bCs/>
-          <w:lang w:val="en-US"/>
-        </w:rPr>
-        <w:t>Ventajas</w:t>
-      </w:r>
-      <w:proofErr w:type="spellEnd"/>
-      <w:r>
-        <w:rPr>
-          <w:lang w:val="en-US"/>
-        </w:rPr>
-        <w:t>:</w:t>
-      </w:r>
-    </w:p>
-    <w:p>
-      <w:pPr>
-        <w:numPr>
-          <w:ilvl w:val="0"/>
-          <w:numId w:val="46"/>
-        </w:numPr>
-        <w:tabs>
-          <w:tab w:val="left" w:pos="2067"/>
-        </w:tabs>
-        <w:rPr>
           <w:lang w:val="es-ES"/>
         </w:rPr>
       </w:pPr>
@@ -17600,665 +17611,49 @@
         <w:rPr>
           <w:lang w:val="es-ES"/>
         </w:rPr>
-        <w:t>Ideal para flujos complejos como el proceso de cálculo de sedimento, donde varios servicios intervienen.</w:t>
-      </w:r>
-    </w:p>
-    <w:p>
-      <w:pPr>
-        <w:numPr>
-          <w:ilvl w:val="0"/>
-          <w:numId w:val="46"/>
-        </w:numPr>
-        <w:tabs>
-          <w:tab w:val="left" w:pos="2067"/>
-        </w:tabs>
-        <w:rPr>
-          <w:lang w:val="es-ES"/>
-        </w:rPr>
-      </w:pPr>
-      <w:r>
-        <w:rPr>
-          <w:lang w:val="es-ES"/>
-        </w:rPr>
-        <w:t>Centraliza la lógica de coordinación, facilitando su seguimiento y auditoría.</w:t>
-      </w:r>
-    </w:p>
-    <w:p>
-      <w:pPr>
-        <w:numPr>
-          <w:ilvl w:val="0"/>
-          <w:numId w:val="46"/>
-        </w:numPr>
-        <w:tabs>
-          <w:tab w:val="left" w:pos="2067"/>
-        </w:tabs>
-        <w:rPr>
-          <w:lang w:val="es-ES"/>
-        </w:rPr>
-      </w:pPr>
-      <w:r>
-        <w:rPr>
-          <w:lang w:val="es-ES"/>
-        </w:rPr>
-        <w:t>Reduce el acoplamiento entre servicios, mejorando la mantenibilidad.</w:t>
-      </w:r>
-    </w:p>
-    <w:p>
-      <w:pPr>
-        <w:tabs>
-          <w:tab w:val="left" w:pos="2067"/>
-        </w:tabs>
-        <w:rPr>
-          <w:lang w:val="en-US"/>
-        </w:rPr>
-      </w:pPr>
-      <w:proofErr w:type="spellStart"/>
-      <w:r>
-        <w:rPr>
-          <w:b/>
-          <w:bCs/>
-          <w:lang w:val="en-US"/>
-        </w:rPr>
-        <w:t>Desventaja</w:t>
-      </w:r>
-      <w:proofErr w:type="spellEnd"/>
-      <w:r>
-        <w:rPr>
-          <w:lang w:val="en-US"/>
-        </w:rPr>
-        <w:t>:</w:t>
-      </w:r>
-    </w:p>
-    <w:p>
-      <w:pPr>
-        <w:numPr>
-          <w:ilvl w:val="0"/>
-          <w:numId w:val="47"/>
-        </w:numPr>
-        <w:tabs>
-          <w:tab w:val="left" w:pos="2067"/>
-        </w:tabs>
-        <w:rPr>
-          <w:lang w:val="es-ES"/>
-        </w:rPr>
-      </w:pPr>
-      <w:r>
-        <w:rPr>
-          <w:lang w:val="es-ES"/>
-        </w:rPr>
-        <w:t xml:space="preserve">Si el </w:t>
-      </w:r>
-      <w:proofErr w:type="gramStart"/>
-      <w:r>
-        <w:rPr>
-          <w:lang w:val="es-ES"/>
-        </w:rPr>
-        <w:t>orquestador falla</w:t>
-      </w:r>
-      <w:proofErr w:type="gramEnd"/>
-      <w:r>
-        <w:rPr>
-          <w:lang w:val="es-ES"/>
-        </w:rPr>
-        <w:t>, puede afectar a todo el sistema; por ello, su diseño debe ser robusto y enfocado exclusivamente en la coordinación, no en lógica de negocio.</w:t>
-      </w:r>
-    </w:p>
-    <w:p>
-      <w:pPr>
-        <w:pStyle w:val="Ttulo3"/>
-        <w:numPr>
-          <w:ilvl w:val="0"/>
-          <w:numId w:val="0"/>
-        </w:numPr>
-        <w:ind w:left="504" w:hanging="504"/>
-        <w:rPr>
-          <w:lang w:val="es-ES"/>
-        </w:rPr>
-      </w:pPr>
-      <w:r>
-        <w:rPr>
-          <w:lang w:val="es-ES"/>
-        </w:rPr>
-        <w:t xml:space="preserve">Patrón </w:t>
-      </w:r>
-      <w:proofErr w:type="spellStart"/>
-      <w:r>
-        <w:rPr>
-          <w:lang w:val="es-ES"/>
-        </w:rPr>
-        <w:t>Circuit</w:t>
-      </w:r>
-      <w:proofErr w:type="spellEnd"/>
-      <w:r>
-        <w:rPr>
-          <w:lang w:val="es-ES"/>
-        </w:rPr>
-        <w:t xml:space="preserve"> Breaker</w:t>
-      </w:r>
-    </w:p>
-    <w:p>
-      <w:pPr>
-        <w:tabs>
-          <w:tab w:val="left" w:pos="2067"/>
-        </w:tabs>
-        <w:rPr>
-          <w:lang w:val="es-ES"/>
-        </w:rPr>
-      </w:pPr>
-      <w:r>
-        <w:rPr>
-          <w:lang w:val="es-ES"/>
-        </w:rPr>
-        <w:t xml:space="preserve">El patrón </w:t>
-      </w:r>
-      <w:proofErr w:type="spellStart"/>
-      <w:r>
-        <w:rPr>
-          <w:lang w:val="es-ES"/>
-        </w:rPr>
-        <w:t>Circuit</w:t>
-      </w:r>
-      <w:proofErr w:type="spellEnd"/>
-      <w:r>
-        <w:rPr>
-          <w:lang w:val="es-ES"/>
-        </w:rPr>
-        <w:t xml:space="preserve"> Breaker se implementa para aumentar la resiliencia del sistema, evitando que los microservicios continúen enviando solicitudes a servicios que están fallando. Funciona como un disyuntor que monitorea el número de fallos y corta el tráfico a servicios inestables hasta que se recuperen.</w:t>
-      </w:r>
-    </w:p>
-    <w:p>
-      <w:pPr>
-        <w:tabs>
-          <w:tab w:val="left" w:pos="2067"/>
-        </w:tabs>
-        <w:rPr>
-          <w:lang w:val="es-ES"/>
-        </w:rPr>
-      </w:pPr>
-      <w:r>
-        <w:rPr>
-          <w:lang w:val="es-ES"/>
-        </w:rPr>
-        <w:t xml:space="preserve">En el sistema, este patrón puede aplicarse entre el </w:t>
-      </w:r>
-      <w:proofErr w:type="spellStart"/>
-      <w:r>
-        <w:rPr>
-          <w:lang w:val="es-ES"/>
-        </w:rPr>
-        <w:t>gateway</w:t>
-      </w:r>
-      <w:proofErr w:type="spellEnd"/>
-      <w:r>
-        <w:rPr>
-          <w:lang w:val="es-ES"/>
-        </w:rPr>
-        <w:t xml:space="preserve"> y el microservicio de cálculo, dado que este último puede implicar operaciones intensivas en CPU o en lectura de datos, propensas a latencia o errores si los recursos se saturan.</w:t>
-      </w:r>
-    </w:p>
-    <w:p>
-      <w:pPr>
-        <w:tabs>
-          <w:tab w:val="left" w:pos="2067"/>
-        </w:tabs>
-        <w:rPr>
-          <w:lang w:val="es-ES"/>
-        </w:rPr>
-      </w:pPr>
-      <w:r>
-        <w:rPr>
-          <w:lang w:val="es-ES"/>
-        </w:rPr>
-        <w:t xml:space="preserve">Supongamos que el microservicio de cálculo se encuentra bajo alta carga o tiene un error de procesamiento: el </w:t>
-      </w:r>
-      <w:proofErr w:type="spellStart"/>
-      <w:r>
-        <w:rPr>
-          <w:lang w:val="es-ES"/>
-        </w:rPr>
-        <w:t>Circuit</w:t>
-      </w:r>
-      <w:proofErr w:type="spellEnd"/>
-      <w:r>
-        <w:rPr>
-          <w:lang w:val="es-ES"/>
-        </w:rPr>
-        <w:t xml:space="preserve"> Breaker evitará seguir enviando solicitudes, permitiendo que el sistema degrade su servicio de forma controlada, por ejemplo, devolviendo respuestas en caché, errores personalizados o notificaciones de mantenimiento</w:t>
-      </w:r>
-      <w:r>
-        <w:rPr>
-          <w:lang w:val="es-ES"/>
-        </w:rPr>
-        <w:t>.</w:t>
-      </w:r>
-    </w:p>
-    <w:p>
-      <w:pPr>
-        <w:tabs>
-          <w:tab w:val="left" w:pos="2067"/>
-        </w:tabs>
-        <w:rPr>
-          <w:lang w:val="en-US"/>
-        </w:rPr>
-      </w:pPr>
-      <w:proofErr w:type="spellStart"/>
-      <w:r>
-        <w:rPr>
-          <w:b/>
-          <w:bCs/>
-          <w:lang w:val="en-US"/>
-        </w:rPr>
-        <w:lastRenderedPageBreak/>
-        <w:t>Componentes</w:t>
-      </w:r>
-      <w:proofErr w:type="spellEnd"/>
-      <w:r>
-        <w:rPr>
-          <w:b/>
-          <w:bCs/>
-          <w:lang w:val="en-US"/>
-        </w:rPr>
-        <w:t xml:space="preserve"> clave</w:t>
-      </w:r>
-      <w:r>
-        <w:rPr>
-          <w:lang w:val="en-US"/>
-        </w:rPr>
-        <w:t>:</w:t>
-      </w:r>
-    </w:p>
-    <w:p>
-      <w:pPr>
-        <w:numPr>
-          <w:ilvl w:val="0"/>
-          <w:numId w:val="48"/>
-        </w:numPr>
-        <w:tabs>
-          <w:tab w:val="left" w:pos="2067"/>
-        </w:tabs>
-        <w:rPr>
-          <w:lang w:val="es-ES"/>
-        </w:rPr>
-      </w:pPr>
+        <w:t xml:space="preserve">Esto posiciona al sistema como </w:t>
+      </w:r>
       <w:r>
         <w:rPr>
           <w:b/>
           <w:bCs/>
           <w:lang w:val="es-ES"/>
         </w:rPr>
-        <w:t>Disyuntor</w:t>
+        <w:t>escalable y preparado</w:t>
       </w:r>
       <w:r>
         <w:rPr>
           <w:lang w:val="es-ES"/>
         </w:rPr>
-        <w:t>: encapsula llamadas hacia el microservicio de cálculo.</w:t>
-      </w:r>
-    </w:p>
-    <w:p>
-      <w:pPr>
-        <w:numPr>
-          <w:ilvl w:val="0"/>
-          <w:numId w:val="48"/>
-        </w:numPr>
-        <w:tabs>
-          <w:tab w:val="left" w:pos="2067"/>
-        </w:tabs>
+        <w:t xml:space="preserve"> para soportar escenarios complejos de integración y procesamiento distribuido, esenciales para la correcta gestión de cálculos científicos en entornos multiusuario y </w:t>
+      </w:r>
+      <w:proofErr w:type="spellStart"/>
+      <w:r>
         <w:rPr>
           <w:lang w:val="es-ES"/>
         </w:rPr>
-      </w:pPr>
-      <w:r>
-        <w:rPr>
-          <w:b/>
-          <w:bCs/>
+        <w:t>multientidad</w:t>
+      </w:r>
+      <w:proofErr w:type="spellEnd"/>
+      <w:r>
+        <w:rPr>
           <w:lang w:val="es-ES"/>
         </w:rPr>
-        <w:t>Umbral</w:t>
-      </w:r>
-      <w:r>
+        <w:t>.</w:t>
+      </w:r>
+    </w:p>
+    <w:p>
+      <w:pPr>
+        <w:pStyle w:val="Ttulo2"/>
         <w:rPr>
           <w:lang w:val="es-ES"/>
         </w:rPr>
-        <w:t>: número de fallos permitidos antes de cortar el servicio (por ejemplo, 3 errores consecutivos).</w:t>
-      </w:r>
-    </w:p>
-    <w:p>
-      <w:pPr>
-        <w:numPr>
-          <w:ilvl w:val="0"/>
-          <w:numId w:val="48"/>
-        </w:numPr>
-        <w:tabs>
-          <w:tab w:val="left" w:pos="2067"/>
-        </w:tabs>
+      </w:pPr>
+      <w:r>
         <w:rPr>
           <w:lang w:val="es-ES"/>
         </w:rPr>
-      </w:pPr>
-      <w:r>
-        <w:rPr>
-          <w:b/>
-          <w:bCs/>
-          <w:lang w:val="es-ES"/>
-        </w:rPr>
-        <w:t>Tiempo de recuperación</w:t>
-      </w:r>
-      <w:r>
-        <w:rPr>
-          <w:lang w:val="es-ES"/>
-        </w:rPr>
-        <w:t>: intervalo antes de reintentar acceder al servicio (por ejemplo, 1 minuto).</w:t>
-      </w:r>
-    </w:p>
-    <w:p>
-      <w:pPr>
-        <w:numPr>
-          <w:ilvl w:val="0"/>
-          <w:numId w:val="48"/>
-        </w:numPr>
-        <w:tabs>
-          <w:tab w:val="left" w:pos="2067"/>
-        </w:tabs>
-        <w:rPr>
-          <w:lang w:val="es-ES"/>
-        </w:rPr>
-      </w:pPr>
-      <w:r>
-        <w:rPr>
-          <w:b/>
-          <w:bCs/>
-          <w:lang w:val="es-ES"/>
-        </w:rPr>
-        <w:t>Estados</w:t>
-      </w:r>
-      <w:r>
-        <w:rPr>
-          <w:lang w:val="es-ES"/>
-        </w:rPr>
-        <w:t xml:space="preserve">: Cerrado (funciona normalmente), Abierto (no se permiten llamadas), </w:t>
-      </w:r>
-      <w:proofErr w:type="spellStart"/>
-      <w:r>
-        <w:rPr>
-          <w:lang w:val="es-ES"/>
-        </w:rPr>
-        <w:t>Semi-abierto</w:t>
-      </w:r>
-      <w:proofErr w:type="spellEnd"/>
-      <w:r>
-        <w:rPr>
-          <w:lang w:val="es-ES"/>
-        </w:rPr>
-        <w:t xml:space="preserve"> (se permiten algunas llamadas para evaluar la recuperación).</w:t>
-      </w:r>
-    </w:p>
-    <w:p>
-      <w:pPr>
-        <w:tabs>
-          <w:tab w:val="left" w:pos="2067"/>
-        </w:tabs>
-        <w:rPr>
-          <w:lang w:val="en-US"/>
-        </w:rPr>
-      </w:pPr>
-      <w:proofErr w:type="spellStart"/>
-      <w:r>
-        <w:rPr>
-          <w:b/>
-          <w:bCs/>
-          <w:lang w:val="en-US"/>
-        </w:rPr>
-        <w:t>Ventajas</w:t>
-      </w:r>
-      <w:proofErr w:type="spellEnd"/>
-      <w:r>
-        <w:rPr>
-          <w:lang w:val="en-US"/>
-        </w:rPr>
-        <w:t>:</w:t>
-      </w:r>
-    </w:p>
-    <w:p>
-      <w:pPr>
-        <w:numPr>
-          <w:ilvl w:val="0"/>
-          <w:numId w:val="49"/>
-        </w:numPr>
-        <w:tabs>
-          <w:tab w:val="left" w:pos="2067"/>
-        </w:tabs>
-        <w:rPr>
-          <w:lang w:val="es-ES"/>
-        </w:rPr>
-      </w:pPr>
-      <w:r>
-        <w:rPr>
-          <w:lang w:val="es-ES"/>
-        </w:rPr>
-        <w:t>Mejora la disponibilidad general del sistema, aislando servicios defectuosos.</w:t>
-      </w:r>
-    </w:p>
-    <w:p>
-      <w:pPr>
-        <w:numPr>
-          <w:ilvl w:val="0"/>
-          <w:numId w:val="49"/>
-        </w:numPr>
-        <w:tabs>
-          <w:tab w:val="left" w:pos="2067"/>
-        </w:tabs>
-        <w:rPr>
-          <w:lang w:val="en-US"/>
-        </w:rPr>
-      </w:pPr>
-      <w:r>
-        <w:rPr>
-          <w:lang w:val="en-US"/>
-        </w:rPr>
-        <w:t xml:space="preserve">Evita </w:t>
-      </w:r>
-      <w:proofErr w:type="spellStart"/>
-      <w:r>
-        <w:rPr>
-          <w:lang w:val="en-US"/>
-        </w:rPr>
-        <w:t>saturar</w:t>
-      </w:r>
-      <w:proofErr w:type="spellEnd"/>
-      <w:r>
-        <w:rPr>
-          <w:lang w:val="en-US"/>
-        </w:rPr>
-        <w:t xml:space="preserve"> </w:t>
-      </w:r>
-      <w:proofErr w:type="spellStart"/>
-      <w:r>
-        <w:rPr>
-          <w:lang w:val="en-US"/>
-        </w:rPr>
-        <w:t>microservicios</w:t>
-      </w:r>
-      <w:proofErr w:type="spellEnd"/>
-      <w:r>
-        <w:rPr>
-          <w:lang w:val="en-US"/>
-        </w:rPr>
-        <w:t xml:space="preserve"> </w:t>
-      </w:r>
-      <w:proofErr w:type="spellStart"/>
-      <w:r>
-        <w:rPr>
-          <w:lang w:val="en-US"/>
-        </w:rPr>
-        <w:t>inestables</w:t>
-      </w:r>
-      <w:proofErr w:type="spellEnd"/>
-      <w:r>
-        <w:rPr>
-          <w:lang w:val="en-US"/>
-        </w:rPr>
-        <w:t>.</w:t>
-      </w:r>
-    </w:p>
-    <w:p>
-      <w:pPr>
-        <w:numPr>
-          <w:ilvl w:val="0"/>
-          <w:numId w:val="49"/>
-        </w:numPr>
-        <w:tabs>
-          <w:tab w:val="left" w:pos="2067"/>
-        </w:tabs>
-        <w:rPr>
-          <w:lang w:val="es-ES"/>
-        </w:rPr>
-      </w:pPr>
-      <w:r>
-        <w:rPr>
-          <w:lang w:val="es-ES"/>
-        </w:rPr>
-        <w:t>Permite aplicar estrategias de respuesta alternativas (</w:t>
-      </w:r>
-      <w:proofErr w:type="spellStart"/>
-      <w:r>
-        <w:rPr>
-          <w:lang w:val="es-ES"/>
-        </w:rPr>
-        <w:t>fallbacks</w:t>
-      </w:r>
-      <w:proofErr w:type="spellEnd"/>
-      <w:r>
-        <w:rPr>
-          <w:lang w:val="es-ES"/>
-        </w:rPr>
-        <w:t>).</w:t>
-      </w:r>
-    </w:p>
-    <w:p>
-      <w:pPr>
-        <w:tabs>
-          <w:tab w:val="left" w:pos="2067"/>
-        </w:tabs>
-        <w:rPr>
-          <w:lang w:val="en-US"/>
-        </w:rPr>
-      </w:pPr>
-      <w:proofErr w:type="spellStart"/>
-      <w:r>
-        <w:rPr>
-          <w:b/>
-          <w:bCs/>
-          <w:lang w:val="en-US"/>
-        </w:rPr>
-        <w:t>Desventaja</w:t>
-      </w:r>
-      <w:proofErr w:type="spellEnd"/>
-      <w:r>
-        <w:rPr>
-          <w:lang w:val="en-US"/>
-        </w:rPr>
-        <w:t>:</w:t>
-      </w:r>
-    </w:p>
-    <w:p>
-      <w:pPr>
-        <w:numPr>
-          <w:ilvl w:val="0"/>
-          <w:numId w:val="50"/>
-        </w:numPr>
-        <w:tabs>
-          <w:tab w:val="left" w:pos="2067"/>
-        </w:tabs>
-        <w:rPr>
-          <w:lang w:val="es-ES"/>
-        </w:rPr>
-      </w:pPr>
-      <w:r>
-        <w:rPr>
-          <w:lang w:val="es-ES"/>
-        </w:rPr>
-        <w:t>Elegir mal los tiempos o umbrales puede ocasionar falsos positivos o latencia adicional.</w:t>
-      </w:r>
-    </w:p>
-    <w:p>
-      <w:pPr>
-        <w:tabs>
-          <w:tab w:val="left" w:pos="2067"/>
-        </w:tabs>
-        <w:rPr>
-          <w:lang w:val="es-ES"/>
-        </w:rPr>
-      </w:pPr>
-      <w:r>
-        <w:rPr>
-          <w:lang w:val="es-ES"/>
-        </w:rPr>
-        <w:t xml:space="preserve">La incorporación de los patrones </w:t>
-      </w:r>
-      <w:r>
-        <w:rPr>
-          <w:b/>
-          <w:bCs/>
-          <w:lang w:val="es-ES"/>
-        </w:rPr>
-        <w:t>SAGA (Orquestación)</w:t>
-      </w:r>
-      <w:r>
-        <w:rPr>
-          <w:lang w:val="es-ES"/>
-        </w:rPr>
-        <w:t xml:space="preserve"> y </w:t>
-      </w:r>
-      <w:proofErr w:type="spellStart"/>
-      <w:r>
-        <w:rPr>
-          <w:b/>
-          <w:bCs/>
-          <w:lang w:val="es-ES"/>
-        </w:rPr>
-        <w:t>Circuit</w:t>
-      </w:r>
-      <w:proofErr w:type="spellEnd"/>
-      <w:r>
-        <w:rPr>
-          <w:b/>
-          <w:bCs/>
-          <w:lang w:val="es-ES"/>
-        </w:rPr>
-        <w:t xml:space="preserve"> Breaker</w:t>
-      </w:r>
-      <w:r>
-        <w:rPr>
-          <w:lang w:val="es-ES"/>
-        </w:rPr>
-        <w:t xml:space="preserve"> al sistema para </w:t>
-      </w:r>
-      <w:r>
-        <w:rPr>
-          <w:lang w:val="es-ES"/>
-        </w:rPr>
-        <w:t>la gestión del cálculo del transporte de sedimentos</w:t>
-      </w:r>
-      <w:r>
-        <w:rPr>
-          <w:lang w:val="es-ES"/>
-        </w:rPr>
-        <w:t xml:space="preserve"> no solo responde a necesidades técnicas específicas —consistencia y tolerancia a fallos—, sino que también sienta las bases para un sistema más robusto, escalable y mantenible a futuro. Si bien no se implementan en su totalidad en esta versión, su modelación y análisis permiten prever su adopción en futuras extensiones del sistema, garantizando un mejor manejo de flujos complejos y mayor resistencia a fallos imprevistos.</w:t>
-      </w:r>
-    </w:p>
-    <w:p>
-      <w:pPr>
-        <w:pStyle w:val="Ttulo2"/>
-        <w:rPr>
-          <w:lang w:val="es-ES"/>
-        </w:rPr>
-      </w:pPr>
-      <w:r>
-        <w:rPr>
-          <w:lang w:val="es-ES"/>
-        </w:rPr>
-        <w:t xml:space="preserve">Seguridad del Sistema de Gestión </w:t>
+        <w:t xml:space="preserve"> Seguridad del Sistema de Gestión </w:t>
       </w:r>
       <w:r>
         <w:rPr>
@@ -18320,7 +17715,6 @@
         <w:rPr>
           <w:lang w:val="es-ES"/>
         </w:rPr>
-        <w:lastRenderedPageBreak/>
         <w:t>Para proteger los recursos expuestos a través de los servicios web implementados, se adoptará un mecanismo de autenticación basado en la tecnología JSON Web Token (JWT).</w:t>
       </w:r>
     </w:p>
@@ -18437,42 +17831,24 @@
         <w:pStyle w:val="Ttulo2"/>
       </w:pPr>
       <w:r>
+        <w:lastRenderedPageBreak/>
         <w:t>Conclusiones del Capítulo</w:t>
       </w:r>
     </w:p>
     <w:p>
       <w:pPr>
-        <w:pStyle w:val="Ttulo2"/>
-        <w:numPr>
-          <w:ilvl w:val="0"/>
-          <w:numId w:val="0"/>
-        </w:numPr>
-        <w:jc w:val="both"/>
-        <w:rPr>
-          <w:b w:val="0"/>
-          <w:bCs/>
+        <w:rPr>
+          <w:b/>
         </w:rPr>
       </w:pPr>
       <w:commentRangeStart w:id="118"/>
       <w:r>
-        <w:rPr>
-          <w:b w:val="0"/>
-          <w:bCs/>
-        </w:rPr>
         <w:t>En este capítulo se abordaron las fases de planificación y diseño en el desarrollo del software. Se definieron las funcionalidades a implementar mediante los artefactos propuestos por la metodología XP, incluyendo las historias de usuario y las historias técnicas. Asimismo, se elaboraron el diagrama de clases y el modelo de base de datos. Finalmente, se destacaron aspectos clave para la incorporación de la arquitectura basada en microservicios dentro del sistema de gestión</w:t>
       </w:r>
       <w:r>
-        <w:rPr>
-          <w:b w:val="0"/>
-          <w:bCs/>
-        </w:rPr>
         <w:t xml:space="preserve"> del cálculo del transporte de sedimentos</w:t>
       </w:r>
       <w:r>
-        <w:rPr>
-          <w:b w:val="0"/>
-          <w:bCs/>
-        </w:rPr>
         <w:t>.</w:t>
       </w:r>
       <w:commentRangeEnd w:id="118"/>
@@ -18480,7 +17856,6 @@
         <w:rPr>
           <w:rStyle w:val="Refdecomentario"/>
           <w:rFonts w:eastAsiaTheme="minorHAnsi"/>
-          <w:b w:val="0"/>
           <w:color w:val="auto"/>
           <w:shd w:val="clear" w:color="auto" w:fill="FFFFFF"/>
           <w:lang w:val="es-ES" w:eastAsia="en-US"/>
@@ -20086,7 +19461,6 @@
           <w:ilvl w:val="2"/>
           <w:numId w:val="40"/>
         </w:numPr>
-        <w:ind w:left="2160" w:hanging="360"/>
       </w:pPr>
       <w:r>
         <w:t xml:space="preserve">Directorio </w:t>
@@ -20278,9 +19652,9 @@
         </w:rPr>
         <w:lastRenderedPageBreak/>
         <w:drawing>
-          <wp:inline distT="0" distB="0" distL="0" distR="0" wp14:anchorId="10F4F90C" wp14:editId="210307DE">
+          <wp:inline distT="0" distB="0" distL="0" distR="0" wp14:anchorId="10F4F90C" wp14:editId="32AE9C0C">
             <wp:extent cx="2743200" cy="2657335"/>
-            <wp:effectExtent l="0" t="0" r="0" b="0"/>
+            <wp:effectExtent l="95250" t="95250" r="95250" b="86360"/>
             <wp:docPr id="10" name="Imagen 10"/>
             <wp:cNvGraphicFramePr>
               <a:graphicFrameLocks xmlns:a="http://schemas.openxmlformats.org/drawingml/2006/main" noChangeAspect="1"/>
@@ -20315,10 +19689,18 @@
                     <a:prstGeom prst="rect">
                       <a:avLst/>
                     </a:prstGeom>
-                    <a:noFill/>
-                    <a:ln>
-                      <a:noFill/>
+                    <a:ln w="88900" cap="sq" cmpd="thickThin">
+                      <a:solidFill>
+                        <a:srgbClr val="000000"/>
+                      </a:solidFill>
+                      <a:prstDash val="solid"/>
+                      <a:miter lim="800000"/>
                     </a:ln>
+                    <a:effectLst>
+                      <a:innerShdw blurRad="76200">
+                        <a:srgbClr val="000000"/>
+                      </a:innerShdw>
+                    </a:effectLst>
                   </pic:spPr>
                 </pic:pic>
               </a:graphicData>
@@ -20668,16 +20050,18 @@
     </w:p>
     <w:p>
       <w:pPr>
-        <w:spacing w:before="100" w:beforeAutospacing="1" w:after="100" w:afterAutospacing="1"/>
+        <w:pStyle w:val="Ttulo3"/>
         <w:rPr>
           <w:rStyle w:val="Textoennegrita"/>
-          <w:color w:val="auto"/>
+          <w:b/>
+          <w:bCs w:val="0"/>
         </w:rPr>
       </w:pPr>
       <w:r>
         <w:rPr>
           <w:rStyle w:val="Textoennegrita"/>
-          <w:color w:val="auto"/>
+          <w:b/>
+          <w:bCs w:val="0"/>
         </w:rPr>
         <w:t>Autenticación y autorización con contexto</w:t>
       </w:r>
@@ -20860,6 +20244,7 @@
           <w:sz w:val="22"/>
           <w:szCs w:val="22"/>
         </w:rPr>
+        <w:lastRenderedPageBreak/>
         <w:t>login</w:t>
       </w:r>
       <w:proofErr w:type="spellEnd"/>
@@ -20916,9 +20301,79 @@
       </w:pPr>
       <w:r>
         <w:rPr>
+          <w:noProof/>
           <w:color w:val="auto"/>
         </w:rPr>
-        <w:lastRenderedPageBreak/>
+        <w:drawing>
+          <wp:inline distT="0" distB="0" distL="0" distR="0" wp14:anchorId="41D17234" wp14:editId="3F5DF60E">
+            <wp:extent cx="5895975" cy="4685030"/>
+            <wp:effectExtent l="95250" t="95250" r="104775" b="96520"/>
+            <wp:docPr id="1002300084" name="Imagen 32"/>
+            <wp:cNvGraphicFramePr>
+              <a:graphicFrameLocks xmlns:a="http://schemas.openxmlformats.org/drawingml/2006/main" noChangeAspect="1"/>
+            </wp:cNvGraphicFramePr>
+            <a:graphic xmlns:a="http://schemas.openxmlformats.org/drawingml/2006/main">
+              <a:graphicData uri="http://schemas.openxmlformats.org/drawingml/2006/picture">
+                <pic:pic xmlns:pic="http://schemas.openxmlformats.org/drawingml/2006/picture">
+                  <pic:nvPicPr>
+                    <pic:cNvPr id="0" name="Picture 3"/>
+                    <pic:cNvPicPr>
+                      <a:picLocks noChangeAspect="1" noChangeArrowheads="1"/>
+                    </pic:cNvPicPr>
+                  </pic:nvPicPr>
+                  <pic:blipFill>
+                    <a:blip r:embed="rId78">
+                      <a:extLst>
+                        <a:ext uri="{28A0092B-C50C-407E-A947-70E740481C1C}">
+                          <a14:useLocalDpi xmlns:a14="http://schemas.microsoft.com/office/drawing/2010/main" val="0"/>
+                        </a:ext>
+                      </a:extLst>
+                    </a:blip>
+                    <a:srcRect/>
+                    <a:stretch>
+                      <a:fillRect/>
+                    </a:stretch>
+                  </pic:blipFill>
+                  <pic:spPr bwMode="auto">
+                    <a:xfrm>
+                      <a:off x="0" y="0"/>
+                      <a:ext cx="5895975" cy="4685030"/>
+                    </a:xfrm>
+                    <a:prstGeom prst="rect">
+                      <a:avLst/>
+                    </a:prstGeom>
+                    <a:ln w="88900" cap="sq" cmpd="thickThin">
+                      <a:solidFill>
+                        <a:srgbClr val="000000"/>
+                      </a:solidFill>
+                      <a:prstDash val="solid"/>
+                      <a:miter lim="800000"/>
+                    </a:ln>
+                    <a:effectLst>
+                      <a:innerShdw blurRad="76200">
+                        <a:srgbClr val="000000"/>
+                      </a:innerShdw>
+                    </a:effectLst>
+                  </pic:spPr>
+                </pic:pic>
+              </a:graphicData>
+            </a:graphic>
+          </wp:inline>
+        </w:drawing>
+      </w:r>
+    </w:p>
+    <w:p>
+      <w:pPr>
+        <w:spacing w:before="100" w:beforeAutospacing="1" w:after="100" w:afterAutospacing="1"/>
+        <w:ind w:left="0" w:firstLine="0"/>
+        <w:rPr>
+          <w:color w:val="auto"/>
+        </w:rPr>
+      </w:pPr>
+      <w:r>
+        <w:rPr>
+          <w:color w:val="auto"/>
+        </w:rPr>
         <w:t xml:space="preserve">El token JWT se almacena en </w:t>
       </w:r>
       <w:proofErr w:type="spellStart"/>
@@ -20960,6 +20415,57 @@
     </w:p>
     <w:p>
       <w:pPr>
+        <w:pStyle w:val="Ttulo3"/>
+      </w:pPr>
+      <w:r>
+        <w:t>Validación de roles permitidos</w:t>
+      </w:r>
+    </w:p>
+    <w:p>
+      <w:pPr>
+        <w:spacing w:before="100" w:beforeAutospacing="1" w:after="100" w:afterAutospacing="1"/>
+        <w:ind w:left="0" w:firstLine="0"/>
+        <w:rPr>
+          <w:color w:val="auto"/>
+        </w:rPr>
+      </w:pPr>
+      <w:r>
+        <w:rPr>
+          <w:color w:val="auto"/>
+        </w:rPr>
+        <w:t xml:space="preserve">El sistema implementa una función llamada </w:t>
+      </w:r>
+      <w:proofErr w:type="spellStart"/>
+      <w:r>
+        <w:rPr>
+          <w:color w:val="auto"/>
+        </w:rPr>
+        <w:t>getRoutes</w:t>
+      </w:r>
+      <w:proofErr w:type="spellEnd"/>
+      <w:r>
+        <w:rPr>
+          <w:color w:val="auto"/>
+        </w:rPr>
+        <w:t xml:space="preserve"> que se encarga de generar dinámicamente las rutas del sistema a partir de una lista estructurada de definiciones de rutas (</w:t>
+      </w:r>
+      <w:proofErr w:type="spellStart"/>
+      <w:r>
+        <w:rPr>
+          <w:color w:val="auto"/>
+        </w:rPr>
+        <w:t>allRoutes</w:t>
+      </w:r>
+      <w:proofErr w:type="spellEnd"/>
+      <w:r>
+        <w:rPr>
+          <w:color w:val="auto"/>
+        </w:rPr>
+        <w:t>). Esta función es crucial dentro del esquema de seguridad, ya que aplica las políticas de autenticación y autorización directamente en el momento de definir cada ruta.</w:t>
+      </w:r>
+    </w:p>
+    <w:p>
+      <w:pPr>
         <w:spacing w:before="100" w:beforeAutospacing="1" w:after="100" w:afterAutospacing="1"/>
         <w:ind w:left="0" w:firstLine="0"/>
         <w:rPr>
@@ -20972,23 +20478,448 @@
         <w:rPr>
           <w:b/>
           <w:bCs/>
+          <w:noProof/>
           <w:color w:val="auto"/>
         </w:rPr>
-        <w:t>Validación de roles permitidos</w:t>
+        <w:lastRenderedPageBreak/>
+        <w:drawing>
+          <wp:inline distT="0" distB="0" distL="0" distR="0" wp14:anchorId="3F3D084C" wp14:editId="126381BA">
+            <wp:extent cx="5977255" cy="5029200"/>
+            <wp:effectExtent l="95250" t="95250" r="99695" b="95250"/>
+            <wp:docPr id="943537165" name="Imagen 30"/>
+            <wp:cNvGraphicFramePr>
+              <a:graphicFrameLocks xmlns:a="http://schemas.openxmlformats.org/drawingml/2006/main" noChangeAspect="1"/>
+            </wp:cNvGraphicFramePr>
+            <a:graphic xmlns:a="http://schemas.openxmlformats.org/drawingml/2006/main">
+              <a:graphicData uri="http://schemas.openxmlformats.org/drawingml/2006/picture">
+                <pic:pic xmlns:pic="http://schemas.openxmlformats.org/drawingml/2006/picture">
+                  <pic:nvPicPr>
+                    <pic:cNvPr id="0" name="Picture 1"/>
+                    <pic:cNvPicPr>
+                      <a:picLocks noChangeAspect="1" noChangeArrowheads="1"/>
+                    </pic:cNvPicPr>
+                  </pic:nvPicPr>
+                  <pic:blipFill>
+                    <a:blip r:embed="rId79">
+                      <a:extLst>
+                        <a:ext uri="{28A0092B-C50C-407E-A947-70E740481C1C}">
+                          <a14:useLocalDpi xmlns:a14="http://schemas.microsoft.com/office/drawing/2010/main" val="0"/>
+                        </a:ext>
+                      </a:extLst>
+                    </a:blip>
+                    <a:srcRect/>
+                    <a:stretch>
+                      <a:fillRect/>
+                    </a:stretch>
+                  </pic:blipFill>
+                  <pic:spPr bwMode="auto">
+                    <a:xfrm>
+                      <a:off x="0" y="0"/>
+                      <a:ext cx="5977255" cy="5029200"/>
+                    </a:xfrm>
+                    <a:prstGeom prst="rect">
+                      <a:avLst/>
+                    </a:prstGeom>
+                    <a:ln w="88900" cap="sq" cmpd="thickThin">
+                      <a:solidFill>
+                        <a:srgbClr val="000000"/>
+                      </a:solidFill>
+                      <a:prstDash val="solid"/>
+                      <a:miter lim="800000"/>
+                    </a:ln>
+                    <a:effectLst>
+                      <a:innerShdw blurRad="76200">
+                        <a:srgbClr val="000000"/>
+                      </a:innerShdw>
+                    </a:effectLst>
+                  </pic:spPr>
+                </pic:pic>
+              </a:graphicData>
+            </a:graphic>
+          </wp:inline>
+        </w:drawing>
       </w:r>
     </w:p>
     <w:p>
       <w:pPr>
         <w:spacing w:before="100" w:beforeAutospacing="1" w:after="100" w:afterAutospacing="1"/>
+        <w:ind w:left="0" w:firstLine="0"/>
         <w:rPr>
           <w:color w:val="auto"/>
+          <w:lang w:val="es-ES"/>
         </w:rPr>
       </w:pPr>
       <w:r>
         <w:rPr>
           <w:color w:val="auto"/>
-        </w:rPr>
-        <w:t>El sistema define un conjunto explícito de roles válidos mediante la constante:</w:t>
+          <w:lang w:val="es-ES"/>
+        </w:rPr>
+        <w:t>Las demás rutas se encapsulan condicionalmente con componentes de seguridad:</w:t>
+      </w:r>
+    </w:p>
+    <w:p>
+      <w:pPr>
+        <w:spacing w:before="100" w:beforeAutospacing="1" w:after="100" w:afterAutospacing="1"/>
+        <w:rPr>
+          <w:color w:val="auto"/>
+          <w:lang w:val="es-ES"/>
+        </w:rPr>
+      </w:pPr>
+      <w:r>
+        <w:rPr>
+          <w:color w:val="auto"/>
+          <w:lang w:val="es-ES"/>
+        </w:rPr>
+        <w:t>Si la ruta requiere rol de administrador (</w:t>
+      </w:r>
+      <w:proofErr w:type="spellStart"/>
+      <w:proofErr w:type="gramStart"/>
+      <w:r>
+        <w:rPr>
+          <w:color w:val="auto"/>
+          <w:lang w:val="es-ES"/>
+        </w:rPr>
+        <w:t>route.adminOnly</w:t>
+      </w:r>
+      <w:proofErr w:type="spellEnd"/>
+      <w:proofErr w:type="gramEnd"/>
+      <w:r>
+        <w:rPr>
+          <w:color w:val="auto"/>
+          <w:lang w:val="es-ES"/>
+        </w:rPr>
+        <w:t xml:space="preserve"> === true), se envuelve en el componente </w:t>
+      </w:r>
+      <w:proofErr w:type="spellStart"/>
+      <w:r>
+        <w:rPr>
+          <w:color w:val="auto"/>
+          <w:lang w:val="es-ES"/>
+        </w:rPr>
+        <w:t>AdminRoute</w:t>
+      </w:r>
+      <w:proofErr w:type="spellEnd"/>
+      <w:r>
+        <w:rPr>
+          <w:color w:val="auto"/>
+          <w:lang w:val="es-ES"/>
+        </w:rPr>
+        <w:t xml:space="preserve">, el cual verifica que el usuario esté autenticado </w:t>
+      </w:r>
+      <w:r>
+        <w:rPr>
+          <w:b/>
+          <w:bCs/>
+          <w:color w:val="auto"/>
+          <w:lang w:val="es-ES"/>
+        </w:rPr>
+        <w:t>y</w:t>
+      </w:r>
+      <w:r>
+        <w:rPr>
+          <w:color w:val="auto"/>
+          <w:lang w:val="es-ES"/>
+        </w:rPr>
+        <w:t xml:space="preserve"> tenga el rol </w:t>
+      </w:r>
+      <w:proofErr w:type="spellStart"/>
+      <w:r>
+        <w:rPr>
+          <w:color w:val="auto"/>
+          <w:lang w:val="es-ES"/>
+        </w:rPr>
+        <w:t>admin</w:t>
+      </w:r>
+      <w:proofErr w:type="spellEnd"/>
+      <w:r>
+        <w:rPr>
+          <w:color w:val="auto"/>
+          <w:lang w:val="es-ES"/>
+        </w:rPr>
+        <w:t>:</w:t>
+      </w:r>
+    </w:p>
+    <w:p>
+      <w:pPr>
+        <w:spacing w:before="100" w:beforeAutospacing="1" w:after="100" w:afterAutospacing="1"/>
+        <w:rPr>
+          <w:b/>
+          <w:bCs/>
+          <w:color w:val="auto"/>
+          <w:lang w:val="es-ES"/>
+        </w:rPr>
+      </w:pPr>
+      <w:r>
+        <w:rPr>
+          <w:b/>
+          <w:bCs/>
+          <w:color w:val="auto"/>
+          <w:lang w:val="es-ES"/>
+        </w:rPr>
+        <w:t>&lt;</w:t>
+      </w:r>
+      <w:proofErr w:type="spellStart"/>
+      <w:r>
+        <w:rPr>
+          <w:b/>
+          <w:bCs/>
+          <w:color w:val="auto"/>
+          <w:lang w:val="es-ES"/>
+        </w:rPr>
+        <w:t>AdminRoute</w:t>
+      </w:r>
+      <w:proofErr w:type="spellEnd"/>
+      <w:r>
+        <w:rPr>
+          <w:b/>
+          <w:bCs/>
+          <w:color w:val="auto"/>
+          <w:lang w:val="es-ES"/>
+        </w:rPr>
+        <w:t>&gt;{</w:t>
+      </w:r>
+      <w:proofErr w:type="spellStart"/>
+      <w:proofErr w:type="gramStart"/>
+      <w:r>
+        <w:rPr>
+          <w:b/>
+          <w:bCs/>
+          <w:color w:val="auto"/>
+          <w:lang w:val="es-ES"/>
+        </w:rPr>
+        <w:t>route.component</w:t>
+      </w:r>
+      <w:proofErr w:type="spellEnd"/>
+      <w:proofErr w:type="gramEnd"/>
+      <w:r>
+        <w:rPr>
+          <w:b/>
+          <w:bCs/>
+          <w:color w:val="auto"/>
+          <w:lang w:val="es-ES"/>
+        </w:rPr>
+        <w:t>}&lt;/</w:t>
+      </w:r>
+      <w:proofErr w:type="spellStart"/>
+      <w:r>
+        <w:rPr>
+          <w:b/>
+          <w:bCs/>
+          <w:color w:val="auto"/>
+          <w:lang w:val="es-ES"/>
+        </w:rPr>
+        <w:t>AdminRoute</w:t>
+      </w:r>
+      <w:proofErr w:type="spellEnd"/>
+      <w:r>
+        <w:rPr>
+          <w:b/>
+          <w:bCs/>
+          <w:color w:val="auto"/>
+          <w:lang w:val="es-ES"/>
+        </w:rPr>
+        <w:t>&gt;</w:t>
+      </w:r>
+    </w:p>
+    <w:p>
+      <w:pPr>
+        <w:spacing w:before="100" w:beforeAutospacing="1" w:after="100" w:afterAutospacing="1"/>
+        <w:ind w:left="0" w:firstLine="0"/>
+        <w:rPr>
+          <w:color w:val="auto"/>
+        </w:rPr>
+      </w:pPr>
+      <w:r>
+        <w:rPr>
+          <w:color w:val="auto"/>
+        </w:rPr>
+        <w:t xml:space="preserve">Si no es exclusiva para administradores, se utiliza </w:t>
+      </w:r>
+      <w:proofErr w:type="spellStart"/>
+      <w:r>
+        <w:rPr>
+          <w:color w:val="auto"/>
+        </w:rPr>
+        <w:t>ProtectedRoute</w:t>
+      </w:r>
+      <w:proofErr w:type="spellEnd"/>
+      <w:r>
+        <w:rPr>
+          <w:color w:val="auto"/>
+        </w:rPr>
+        <w:t>, que únicamente valida si el usuario está autenticado (</w:t>
+      </w:r>
+      <w:proofErr w:type="spellStart"/>
+      <w:r>
+        <w:rPr>
+          <w:color w:val="auto"/>
+        </w:rPr>
+        <w:t>isAuthenticated</w:t>
+      </w:r>
+      <w:proofErr w:type="spellEnd"/>
+      <w:r>
+        <w:rPr>
+          <w:color w:val="auto"/>
+        </w:rPr>
+        <w:t>):</w:t>
+      </w:r>
+    </w:p>
+    <w:p>
+      <w:pPr>
+        <w:spacing w:before="100" w:beforeAutospacing="1" w:after="100" w:afterAutospacing="1"/>
+        <w:ind w:left="0" w:firstLine="0"/>
+        <w:rPr>
+          <w:b/>
+          <w:bCs/>
+          <w:color w:val="auto"/>
+          <w:lang w:val="en-US"/>
+        </w:rPr>
+      </w:pPr>
+      <w:r>
+        <w:rPr>
+          <w:b/>
+          <w:bCs/>
+          <w:color w:val="auto"/>
+          <w:lang w:val="en-US"/>
+        </w:rPr>
+        <w:lastRenderedPageBreak/>
+        <w:t xml:space="preserve">&lt;ProtectedRoute </w:t>
+      </w:r>
+      <w:proofErr w:type="spellStart"/>
+      <w:r>
+        <w:rPr>
+          <w:b/>
+          <w:bCs/>
+          <w:color w:val="auto"/>
+          <w:lang w:val="en-US"/>
+        </w:rPr>
+        <w:t>isAuthenticated</w:t>
+      </w:r>
+      <w:proofErr w:type="spellEnd"/>
+      <w:proofErr w:type="gramStart"/>
+      <w:r>
+        <w:rPr>
+          <w:b/>
+          <w:bCs/>
+          <w:color w:val="auto"/>
+          <w:lang w:val="en-US"/>
+        </w:rPr>
+        <w:t>={</w:t>
+      </w:r>
+      <w:proofErr w:type="spellStart"/>
+      <w:proofErr w:type="gramEnd"/>
+      <w:r>
+        <w:rPr>
+          <w:b/>
+          <w:bCs/>
+          <w:color w:val="auto"/>
+          <w:lang w:val="en-US"/>
+        </w:rPr>
+        <w:t>authContext.isAuthenticated</w:t>
+      </w:r>
+      <w:proofErr w:type="spellEnd"/>
+      <w:r>
+        <w:rPr>
+          <w:b/>
+          <w:bCs/>
+          <w:color w:val="auto"/>
+          <w:lang w:val="en-US"/>
+        </w:rPr>
+        <w:t>}&gt;</w:t>
+      </w:r>
+    </w:p>
+    <w:p>
+      <w:pPr>
+        <w:spacing w:before="100" w:beforeAutospacing="1" w:after="100" w:afterAutospacing="1"/>
+        <w:ind w:left="0" w:firstLine="0"/>
+        <w:rPr>
+          <w:b/>
+          <w:bCs/>
+          <w:color w:val="auto"/>
+          <w:lang w:val="en-US"/>
+        </w:rPr>
+      </w:pPr>
+      <w:r>
+        <w:rPr>
+          <w:b/>
+          <w:bCs/>
+          <w:color w:val="auto"/>
+          <w:lang w:val="en-US"/>
+        </w:rPr>
+        <w:t xml:space="preserve">  {</w:t>
+      </w:r>
+      <w:proofErr w:type="spellStart"/>
+      <w:proofErr w:type="gramStart"/>
+      <w:r>
+        <w:rPr>
+          <w:b/>
+          <w:bCs/>
+          <w:color w:val="auto"/>
+          <w:lang w:val="en-US"/>
+        </w:rPr>
+        <w:t>route.component</w:t>
+      </w:r>
+      <w:proofErr w:type="spellEnd"/>
+      <w:proofErr w:type="gramEnd"/>
+      <w:r>
+        <w:rPr>
+          <w:b/>
+          <w:bCs/>
+          <w:color w:val="auto"/>
+          <w:lang w:val="en-US"/>
+        </w:rPr>
+        <w:t>}</w:t>
+      </w:r>
+    </w:p>
+    <w:p>
+      <w:pPr>
+        <w:spacing w:before="100" w:beforeAutospacing="1" w:after="100" w:afterAutospacing="1"/>
+        <w:ind w:left="0" w:firstLine="0"/>
+        <w:rPr>
+          <w:b/>
+          <w:bCs/>
+          <w:color w:val="auto"/>
+        </w:rPr>
+      </w:pPr>
+      <w:r>
+        <w:rPr>
+          <w:b/>
+          <w:bCs/>
+          <w:color w:val="auto"/>
+        </w:rPr>
+        <w:t>&lt;/</w:t>
+      </w:r>
+      <w:proofErr w:type="spellStart"/>
+      <w:r>
+        <w:rPr>
+          <w:b/>
+          <w:bCs/>
+          <w:color w:val="auto"/>
+        </w:rPr>
+        <w:t>ProtectedRoute</w:t>
+      </w:r>
+      <w:proofErr w:type="spellEnd"/>
+      <w:r>
+        <w:rPr>
+          <w:b/>
+          <w:bCs/>
+          <w:color w:val="auto"/>
+        </w:rPr>
+        <w:t>&gt;</w:t>
+      </w:r>
+    </w:p>
+    <w:p>
+      <w:pPr>
+        <w:pStyle w:val="Ttulo3"/>
+        <w:rPr>
+          <w:lang w:val="es-ES"/>
+        </w:rPr>
+      </w:pPr>
+      <w:r>
+        <w:rPr>
+          <w:lang w:val="es-ES"/>
+        </w:rPr>
+        <w:t>Rutas públicas y protegidas</w:t>
       </w:r>
     </w:p>
     <w:p>
@@ -20996,36 +20927,48 @@
         <w:spacing w:before="100" w:beforeAutospacing="1" w:after="100" w:afterAutospacing="1"/>
         <w:jc w:val="left"/>
         <w:rPr>
-          <w:rFonts w:ascii="Consolas" w:hAnsi="Consolas"/>
           <w:color w:val="auto"/>
-          <w:lang w:val="en-US"/>
-        </w:rPr>
-      </w:pPr>
-      <w:r>
-        <w:rPr>
-          <w:rFonts w:ascii="Consolas" w:hAnsi="Consolas"/>
+          <w:lang w:val="es-ES"/>
+        </w:rPr>
+      </w:pPr>
+      <w:r>
+        <w:rPr>
           <w:color w:val="auto"/>
-          <w:lang w:val="en-US"/>
-        </w:rPr>
-        <w:t xml:space="preserve">&lt;ProtectedRoute </w:t>
-      </w:r>
-      <w:proofErr w:type="spellStart"/>
-      <w:r>
-        <w:rPr>
-          <w:rFonts w:ascii="Consolas" w:hAnsi="Consolas"/>
+          <w:lang w:val="es-ES"/>
+        </w:rPr>
+        <w:t xml:space="preserve">El sistema organiza su navegación mediante un conjunto estructurado de rutas definidas en un archivo central. Estas rutas se clasifican en </w:t>
+      </w:r>
+      <w:r>
+        <w:rPr>
+          <w:b/>
+          <w:bCs/>
           <w:color w:val="auto"/>
-          <w:lang w:val="en-US"/>
-        </w:rPr>
-        <w:t>requiredRoles</w:t>
-      </w:r>
-      <w:proofErr w:type="spellEnd"/>
-      <w:r>
-        <w:rPr>
-          <w:rFonts w:ascii="Consolas" w:hAnsi="Consolas"/>
+          <w:lang w:val="es-ES"/>
+        </w:rPr>
+        <w:t>públicas</w:t>
+      </w:r>
+      <w:r>
+        <w:rPr>
           <w:color w:val="auto"/>
-          <w:lang w:val="en-US"/>
-        </w:rPr>
-        <w:t>={["admin"]}&gt;</w:t>
+          <w:lang w:val="es-ES"/>
+        </w:rPr>
+        <w:t xml:space="preserve"> y </w:t>
+      </w:r>
+      <w:r>
+        <w:rPr>
+          <w:b/>
+          <w:bCs/>
+          <w:color w:val="auto"/>
+          <w:lang w:val="es-ES"/>
+        </w:rPr>
+        <w:t>protegidas</w:t>
+      </w:r>
+      <w:r>
+        <w:rPr>
+          <w:color w:val="auto"/>
+          <w:lang w:val="es-ES"/>
+        </w:rPr>
+        <w:t>, y se controlan según el estado de autenticación del usuario y su rol.</w:t>
       </w:r>
     </w:p>
     <w:p>
@@ -21033,18 +20976,96 @@
         <w:spacing w:before="100" w:beforeAutospacing="1" w:after="100" w:afterAutospacing="1"/>
         <w:jc w:val="left"/>
         <w:rPr>
-          <w:rFonts w:ascii="Consolas" w:hAnsi="Consolas"/>
           <w:color w:val="auto"/>
-          <w:lang w:val="en-US"/>
-        </w:rPr>
-      </w:pPr>
-      <w:r>
-        <w:rPr>
-          <w:rFonts w:ascii="Consolas" w:hAnsi="Consolas"/>
+          <w:lang w:val="es-ES"/>
+        </w:rPr>
+      </w:pPr>
+      <w:r>
+        <w:rPr>
           <w:color w:val="auto"/>
-          <w:lang w:val="en-US"/>
-        </w:rPr>
-        <w:t>&lt;Users /&gt;</w:t>
+          <w:lang w:val="es-ES"/>
+        </w:rPr>
+        <w:t xml:space="preserve">Las </w:t>
+      </w:r>
+      <w:r>
+        <w:rPr>
+          <w:b/>
+          <w:bCs/>
+          <w:color w:val="auto"/>
+          <w:lang w:val="es-ES"/>
+        </w:rPr>
+        <w:t>rutas públicas</w:t>
+      </w:r>
+      <w:r>
+        <w:rPr>
+          <w:color w:val="auto"/>
+          <w:lang w:val="es-ES"/>
+        </w:rPr>
+        <w:t xml:space="preserve"> incluyen páginas como inicio de sesión (/</w:t>
+      </w:r>
+      <w:proofErr w:type="spellStart"/>
+      <w:r>
+        <w:rPr>
+          <w:color w:val="auto"/>
+          <w:lang w:val="es-ES"/>
+        </w:rPr>
+        <w:t>auth</w:t>
+      </w:r>
+      <w:proofErr w:type="spellEnd"/>
+      <w:r>
+        <w:rPr>
+          <w:color w:val="auto"/>
+          <w:lang w:val="es-ES"/>
+        </w:rPr>
+        <w:t>/</w:t>
+      </w:r>
+      <w:proofErr w:type="spellStart"/>
+      <w:r>
+        <w:rPr>
+          <w:color w:val="auto"/>
+          <w:lang w:val="es-ES"/>
+        </w:rPr>
+        <w:t>login</w:t>
+      </w:r>
+      <w:proofErr w:type="spellEnd"/>
+      <w:r>
+        <w:rPr>
+          <w:color w:val="auto"/>
+          <w:lang w:val="es-ES"/>
+        </w:rPr>
+        <w:t>), registro (/</w:t>
+      </w:r>
+      <w:proofErr w:type="spellStart"/>
+      <w:r>
+        <w:rPr>
+          <w:color w:val="auto"/>
+          <w:lang w:val="es-ES"/>
+        </w:rPr>
+        <w:t>auth</w:t>
+      </w:r>
+      <w:proofErr w:type="spellEnd"/>
+      <w:r>
+        <w:rPr>
+          <w:color w:val="auto"/>
+          <w:lang w:val="es-ES"/>
+        </w:rPr>
+        <w:t>/</w:t>
+      </w:r>
+      <w:proofErr w:type="spellStart"/>
+      <w:r>
+        <w:rPr>
+          <w:color w:val="auto"/>
+          <w:lang w:val="es-ES"/>
+        </w:rPr>
+        <w:t>register</w:t>
+      </w:r>
+      <w:proofErr w:type="spellEnd"/>
+      <w:r>
+        <w:rPr>
+          <w:color w:val="auto"/>
+          <w:lang w:val="es-ES"/>
+        </w:rPr>
+        <w:t>) y recuperación de contraseña. Estas están disponibles sin requerir autenticación.</w:t>
       </w:r>
     </w:p>
     <w:p>
@@ -21052,19 +21073,344 @@
         <w:spacing w:before="100" w:beforeAutospacing="1" w:after="100" w:afterAutospacing="1"/>
         <w:jc w:val="left"/>
         <w:rPr>
-          <w:rFonts w:ascii="Consolas" w:hAnsi="Consolas"/>
           <w:color w:val="auto"/>
-          <w:u w:val="single"/>
-          <w:lang w:val="en-US"/>
-        </w:rPr>
-      </w:pPr>
-      <w:r>
-        <w:rPr>
-          <w:rFonts w:ascii="Consolas" w:hAnsi="Consolas"/>
+          <w:lang w:val="es-ES"/>
+        </w:rPr>
+      </w:pPr>
+      <w:r>
+        <w:rPr>
           <w:color w:val="auto"/>
-          <w:lang w:val="en-US"/>
-        </w:rPr>
-        <w:t>&lt;/ProtectedRoute&gt;</w:t>
+          <w:lang w:val="es-ES"/>
+        </w:rPr>
+        <w:t xml:space="preserve">Por otro lado, las </w:t>
+      </w:r>
+      <w:r>
+        <w:rPr>
+          <w:b/>
+          <w:bCs/>
+          <w:color w:val="auto"/>
+          <w:lang w:val="es-ES"/>
+        </w:rPr>
+        <w:t>rutas protegidas</w:t>
+      </w:r>
+      <w:r>
+        <w:rPr>
+          <w:color w:val="auto"/>
+          <w:lang w:val="es-ES"/>
+        </w:rPr>
+        <w:t xml:space="preserve"> requieren que el usuario esté autenticado. Este control se logra a través de componentes como </w:t>
+      </w:r>
+      <w:proofErr w:type="spellStart"/>
+      <w:r>
+        <w:rPr>
+          <w:color w:val="auto"/>
+          <w:lang w:val="es-ES"/>
+        </w:rPr>
+        <w:t>ProtectedRoute</w:t>
+      </w:r>
+      <w:proofErr w:type="spellEnd"/>
+      <w:r>
+        <w:rPr>
+          <w:color w:val="auto"/>
+          <w:lang w:val="es-ES"/>
+        </w:rPr>
+        <w:t xml:space="preserve"> y </w:t>
+      </w:r>
+      <w:proofErr w:type="spellStart"/>
+      <w:r>
+        <w:rPr>
+          <w:color w:val="auto"/>
+          <w:lang w:val="es-ES"/>
+        </w:rPr>
+        <w:t>AdminRoute</w:t>
+      </w:r>
+      <w:proofErr w:type="spellEnd"/>
+      <w:r>
+        <w:rPr>
+          <w:color w:val="auto"/>
+          <w:lang w:val="es-ES"/>
+        </w:rPr>
+        <w:t>, los cuales se encargan de verificar el estado de autenticación y el rol del usuario. Si no cumple con los requisitos, el sistema redirige automáticamente al formulario de acceso o a una página de acceso denegado.</w:t>
+      </w:r>
+    </w:p>
+    <w:p>
+      <w:pPr>
+        <w:spacing w:before="100" w:beforeAutospacing="1" w:after="100" w:afterAutospacing="1"/>
+        <w:jc w:val="left"/>
+        <w:rPr>
+          <w:color w:val="auto"/>
+          <w:lang w:val="es-ES"/>
+        </w:rPr>
+      </w:pPr>
+      <w:r>
+        <w:rPr>
+          <w:noProof/>
+          <w:color w:val="auto"/>
+          <w:lang w:val="es-ES"/>
+        </w:rPr>
+        <w:lastRenderedPageBreak/>
+        <w:drawing>
+          <wp:inline distT="0" distB="0" distL="0" distR="0" wp14:anchorId="6EE3EA52" wp14:editId="0F6A2733">
+            <wp:extent cx="5930265" cy="3666490"/>
+            <wp:effectExtent l="95250" t="95250" r="89535" b="86360"/>
+            <wp:docPr id="629272286" name="Imagen 31"/>
+            <wp:cNvGraphicFramePr>
+              <a:graphicFrameLocks xmlns:a="http://schemas.openxmlformats.org/drawingml/2006/main" noChangeAspect="1"/>
+            </wp:cNvGraphicFramePr>
+            <a:graphic xmlns:a="http://schemas.openxmlformats.org/drawingml/2006/main">
+              <a:graphicData uri="http://schemas.openxmlformats.org/drawingml/2006/picture">
+                <pic:pic xmlns:pic="http://schemas.openxmlformats.org/drawingml/2006/picture">
+                  <pic:nvPicPr>
+                    <pic:cNvPr id="0" name="Picture 2"/>
+                    <pic:cNvPicPr>
+                      <a:picLocks noChangeAspect="1" noChangeArrowheads="1"/>
+                    </pic:cNvPicPr>
+                  </pic:nvPicPr>
+                  <pic:blipFill>
+                    <a:blip r:embed="rId80">
+                      <a:extLst>
+                        <a:ext uri="{28A0092B-C50C-407E-A947-70E740481C1C}">
+                          <a14:useLocalDpi xmlns:a14="http://schemas.microsoft.com/office/drawing/2010/main" val="0"/>
+                        </a:ext>
+                      </a:extLst>
+                    </a:blip>
+                    <a:srcRect/>
+                    <a:stretch>
+                      <a:fillRect/>
+                    </a:stretch>
+                  </pic:blipFill>
+                  <pic:spPr bwMode="auto">
+                    <a:xfrm>
+                      <a:off x="0" y="0"/>
+                      <a:ext cx="5930265" cy="3666490"/>
+                    </a:xfrm>
+                    <a:prstGeom prst="rect">
+                      <a:avLst/>
+                    </a:prstGeom>
+                    <a:ln w="88900" cap="sq" cmpd="thickThin">
+                      <a:solidFill>
+                        <a:srgbClr val="000000"/>
+                      </a:solidFill>
+                      <a:prstDash val="solid"/>
+                      <a:miter lim="800000"/>
+                    </a:ln>
+                    <a:effectLst>
+                      <a:innerShdw blurRad="76200">
+                        <a:srgbClr val="000000"/>
+                      </a:innerShdw>
+                    </a:effectLst>
+                  </pic:spPr>
+                </pic:pic>
+              </a:graphicData>
+            </a:graphic>
+          </wp:inline>
+        </w:drawing>
+      </w:r>
+    </w:p>
+    <w:p>
+      <w:pPr>
+        <w:spacing w:before="100" w:beforeAutospacing="1" w:after="100" w:afterAutospacing="1"/>
+        <w:ind w:left="0" w:firstLine="0"/>
+        <w:jc w:val="left"/>
+        <w:rPr>
+          <w:color w:val="auto"/>
+          <w:lang w:val="es-ES"/>
+        </w:rPr>
+      </w:pPr>
+      <w:r>
+        <w:rPr>
+          <w:color w:val="auto"/>
+          <w:lang w:val="es-ES"/>
+        </w:rPr>
+        <w:t xml:space="preserve">El sistema define explícitamente en cada ruta si esta es exclusiva para administradores (propiedad </w:t>
+      </w:r>
+      <w:proofErr w:type="spellStart"/>
+      <w:r>
+        <w:rPr>
+          <w:color w:val="auto"/>
+          <w:lang w:val="es-ES"/>
+        </w:rPr>
+        <w:t>adminOnly</w:t>
+      </w:r>
+      <w:proofErr w:type="spellEnd"/>
+      <w:r>
+        <w:rPr>
+          <w:color w:val="auto"/>
+          <w:lang w:val="es-ES"/>
+        </w:rPr>
+        <w:t>: true) o si está accesible para todos los usuarios autenticados. Por ejemplo:</w:t>
+      </w:r>
+    </w:p>
+    <w:p>
+      <w:pPr>
+        <w:numPr>
+          <w:ilvl w:val="0"/>
+          <w:numId w:val="57"/>
+        </w:numPr>
+        <w:spacing w:before="100" w:beforeAutospacing="1" w:after="100" w:afterAutospacing="1"/>
+        <w:jc w:val="left"/>
+        <w:rPr>
+          <w:color w:val="auto"/>
+          <w:lang w:val="es-ES"/>
+        </w:rPr>
+      </w:pPr>
+      <w:r>
+        <w:rPr>
+          <w:color w:val="auto"/>
+          <w:lang w:val="es-ES"/>
+        </w:rPr>
+        <w:t>Rutas como /</w:t>
+      </w:r>
+      <w:proofErr w:type="spellStart"/>
+      <w:r>
+        <w:rPr>
+          <w:color w:val="auto"/>
+          <w:lang w:val="es-ES"/>
+        </w:rPr>
+        <w:t>dashboard</w:t>
+      </w:r>
+      <w:proofErr w:type="spellEnd"/>
+      <w:r>
+        <w:rPr>
+          <w:color w:val="auto"/>
+          <w:lang w:val="es-ES"/>
+        </w:rPr>
+        <w:t>, /</w:t>
+      </w:r>
+      <w:proofErr w:type="spellStart"/>
+      <w:r>
+        <w:rPr>
+          <w:color w:val="auto"/>
+          <w:lang w:val="es-ES"/>
+        </w:rPr>
+        <w:t>calculation</w:t>
+      </w:r>
+      <w:proofErr w:type="spellEnd"/>
+      <w:r>
+        <w:rPr>
+          <w:color w:val="auto"/>
+          <w:lang w:val="es-ES"/>
+        </w:rPr>
+        <w:t>, o /</w:t>
+      </w:r>
+      <w:proofErr w:type="spellStart"/>
+      <w:r>
+        <w:rPr>
+          <w:color w:val="auto"/>
+          <w:lang w:val="es-ES"/>
+        </w:rPr>
+        <w:t>estadistica</w:t>
+      </w:r>
+      <w:proofErr w:type="spellEnd"/>
+      <w:r>
+        <w:rPr>
+          <w:color w:val="auto"/>
+          <w:lang w:val="es-ES"/>
+        </w:rPr>
+        <w:t xml:space="preserve"> son accesibles para cualquier usuario autenticado.</w:t>
+      </w:r>
+    </w:p>
+    <w:p>
+      <w:pPr>
+        <w:numPr>
+          <w:ilvl w:val="0"/>
+          <w:numId w:val="57"/>
+        </w:numPr>
+        <w:spacing w:before="100" w:beforeAutospacing="1" w:after="100" w:afterAutospacing="1"/>
+        <w:jc w:val="left"/>
+        <w:rPr>
+          <w:color w:val="auto"/>
+          <w:lang w:val="es-ES"/>
+        </w:rPr>
+      </w:pPr>
+      <w:r>
+        <w:rPr>
+          <w:color w:val="auto"/>
+          <w:lang w:val="es-ES"/>
+        </w:rPr>
+        <w:t>Rutas como /</w:t>
+      </w:r>
+      <w:proofErr w:type="spellStart"/>
+      <w:r>
+        <w:rPr>
+          <w:color w:val="auto"/>
+          <w:lang w:val="es-ES"/>
+        </w:rPr>
+        <w:t>users</w:t>
+      </w:r>
+      <w:proofErr w:type="spellEnd"/>
+      <w:r>
+        <w:rPr>
+          <w:color w:val="auto"/>
+          <w:lang w:val="es-ES"/>
+        </w:rPr>
+        <w:t>, /trazas, o /</w:t>
+      </w:r>
+      <w:proofErr w:type="spellStart"/>
+      <w:r>
+        <w:rPr>
+          <w:color w:val="auto"/>
+          <w:lang w:val="es-ES"/>
+        </w:rPr>
+        <w:t>configuracion</w:t>
+      </w:r>
+      <w:proofErr w:type="spellEnd"/>
+      <w:r>
+        <w:rPr>
+          <w:color w:val="auto"/>
+          <w:lang w:val="es-ES"/>
+        </w:rPr>
+        <w:t xml:space="preserve"> están restringidas exclusivamente a usuarios con rol de administrador.</w:t>
+      </w:r>
+    </w:p>
+    <w:p>
+      <w:pPr>
+        <w:spacing w:before="100" w:beforeAutospacing="1" w:after="100" w:afterAutospacing="1"/>
+        <w:jc w:val="left"/>
+        <w:rPr>
+          <w:color w:val="auto"/>
+          <w:lang w:val="es-ES"/>
+        </w:rPr>
+      </w:pPr>
+      <w:r>
+        <w:rPr>
+          <w:color w:val="auto"/>
+          <w:lang w:val="es-ES"/>
+        </w:rPr>
+        <w:t xml:space="preserve">Cada ruta incluye además propiedades como </w:t>
+      </w:r>
+      <w:proofErr w:type="spellStart"/>
+      <w:r>
+        <w:rPr>
+          <w:color w:val="auto"/>
+          <w:lang w:val="es-ES"/>
+        </w:rPr>
+        <w:t>showInMenu</w:t>
+      </w:r>
+      <w:proofErr w:type="spellEnd"/>
+      <w:r>
+        <w:rPr>
+          <w:color w:val="auto"/>
+          <w:lang w:val="es-ES"/>
+        </w:rPr>
+        <w:t>, que determina si debe aparecer en la navegación principal, y componentes visuales personalizados con íconos o imágenes que mejoran la experiencia del usuario.</w:t>
+      </w:r>
+    </w:p>
+    <w:p>
+      <w:pPr>
+        <w:spacing w:before="100" w:beforeAutospacing="1" w:after="100" w:afterAutospacing="1"/>
+        <w:jc w:val="left"/>
+        <w:rPr>
+          <w:color w:val="auto"/>
+          <w:lang w:val="es-ES"/>
+        </w:rPr>
+      </w:pPr>
+      <w:r>
+        <w:rPr>
+          <w:color w:val="auto"/>
+          <w:lang w:val="es-ES"/>
+        </w:rPr>
+        <w:t>De esta forma, la arquitectura del enrutamiento no solo garantiza un acceso controlado y seguro, sino también una interfaz organizada, clara y adaptable según el tipo de usuario.</w:t>
       </w:r>
     </w:p>
     <w:p>
@@ -21630,11 +21976,7 @@
     </w:p>
     <w:p>
       <w:r>
-        <w:t xml:space="preserve">En la Tabla 3.2. Caso de Prueba “Cálculo”, se describe las diversas formas y resultados esperados. En el primero, al entrar datos válidos el sistema permite su entrada y procede al caso dos que se calcula a partir de que el usuario presiona el botón calcular y se guardan los datos </w:t>
-      </w:r>
-      <w:r>
-        <w:lastRenderedPageBreak/>
-        <w:t xml:space="preserve">entrados en la base de datos, posterior a esto los datos serán mostrados en una tabla. En el caso tres si el usuario entra un dato erróneo, ya sea letras en vez de números o cualquier dato que no es el correspondiente a esa entrada, el sistema debe notificarle la mismo que el dato es incorrecto. </w:t>
+        <w:t xml:space="preserve">En la Tabla 3.2. Caso de Prueba “Cálculo”, se describe las diversas formas y resultados esperados. En el primero, al entrar datos válidos el sistema permite su entrada y procede al caso dos que se calcula a partir de que el usuario presiona el botón calcular y se guardan los datos entrados en la base de datos, posterior a esto los datos serán mostrados en una tabla. En el caso tres si el usuario entra un dato erróneo, ya sea letras en vez de números o cualquier dato que no es el correspondiente a esa entrada, el sistema debe notificarle la mismo que el dato es incorrecto. </w:t>
       </w:r>
     </w:p>
     <w:p>
@@ -21884,7 +22226,11 @@
               <w:spacing w:after="0" w:line="360" w:lineRule="auto"/>
             </w:pPr>
             <w:r>
-              <w:t>Permite calcular los datos entrados y se guardan en la base de datos, debe mostrar una tabla los datos entrados y el resultado de dicho calculo</w:t>
+              <w:t xml:space="preserve">Permite calcular los datos entrados y se guardan en la base de datos, debe mostrar </w:t>
+            </w:r>
+            <w:r>
+              <w:lastRenderedPageBreak/>
+              <w:t>una tabla los datos entrados y el resultado de dicho calculo</w:t>
             </w:r>
           </w:p>
         </w:tc>
@@ -21908,6 +22254,7 @@
               <w:spacing w:after="0" w:line="360" w:lineRule="auto"/>
             </w:pPr>
             <w:r>
+              <w:lastRenderedPageBreak/>
               <w:t>Se calcula y se guardan los datos</w:t>
             </w:r>
           </w:p>
@@ -22323,7 +22670,7 @@
         <w:keepLines/>
         <w:numPr>
           <w:ilvl w:val="0"/>
-          <w:numId w:val="16"/>
+          <w:numId w:val="35"/>
         </w:numPr>
         <w:spacing w:after="227" w:line="259" w:lineRule="auto"/>
         <w:contextualSpacing w:val="0"/>
@@ -22344,105 +22691,41 @@
     </w:p>
     <w:p>
       <w:pPr>
-        <w:pStyle w:val="Prrafodelista"/>
-        <w:keepNext/>
-        <w:keepLines/>
-        <w:numPr>
-          <w:ilvl w:val="1"/>
-          <w:numId w:val="16"/>
-        </w:numPr>
-        <w:spacing w:after="227" w:line="259" w:lineRule="auto"/>
-        <w:contextualSpacing w:val="0"/>
-        <w:jc w:val="left"/>
-        <w:outlineLvl w:val="2"/>
+        <w:pStyle w:val="Ttulo2"/>
         <w:rPr>
           <w:rStyle w:val="Textoennegrita"/>
-          <w:rFonts w:eastAsia="Arial"/>
           <w:bCs w:val="0"/>
           <w:vanish/>
-          <w:color w:val="000000"/>
-          <w:sz w:val="22"/>
-          <w:szCs w:val="22"/>
-          <w:shd w:val="clear" w:color="auto" w:fill="auto"/>
-          <w:lang w:val="es-CU" w:eastAsia="es-CU"/>
-        </w:rPr>
-      </w:pPr>
-    </w:p>
-    <w:p>
-      <w:pPr>
-        <w:pStyle w:val="Prrafodelista"/>
-        <w:keepNext/>
-        <w:keepLines/>
-        <w:numPr>
-          <w:ilvl w:val="1"/>
-          <w:numId w:val="16"/>
-        </w:numPr>
-        <w:spacing w:after="227" w:line="259" w:lineRule="auto"/>
-        <w:contextualSpacing w:val="0"/>
-        <w:jc w:val="left"/>
-        <w:outlineLvl w:val="2"/>
+        </w:rPr>
+      </w:pPr>
+    </w:p>
+    <w:p>
+      <w:pPr>
+        <w:pStyle w:val="Ttulo2"/>
         <w:rPr>
           <w:rStyle w:val="Textoennegrita"/>
-          <w:rFonts w:eastAsia="Arial"/>
           <w:bCs w:val="0"/>
           <w:vanish/>
-          <w:color w:val="000000"/>
-          <w:sz w:val="22"/>
-          <w:szCs w:val="22"/>
-          <w:shd w:val="clear" w:color="auto" w:fill="auto"/>
-          <w:lang w:val="es-CU" w:eastAsia="es-CU"/>
-        </w:rPr>
-      </w:pPr>
-    </w:p>
-    <w:p>
-      <w:pPr>
-        <w:pStyle w:val="Prrafodelista"/>
-        <w:keepNext/>
-        <w:keepLines/>
-        <w:numPr>
-          <w:ilvl w:val="1"/>
-          <w:numId w:val="16"/>
-        </w:numPr>
-        <w:spacing w:after="227" w:line="259" w:lineRule="auto"/>
-        <w:contextualSpacing w:val="0"/>
-        <w:jc w:val="left"/>
-        <w:outlineLvl w:val="2"/>
+        </w:rPr>
+      </w:pPr>
+    </w:p>
+    <w:p>
+      <w:pPr>
+        <w:pStyle w:val="Ttulo2"/>
         <w:rPr>
           <w:rStyle w:val="Textoennegrita"/>
-          <w:rFonts w:eastAsia="Arial"/>
           <w:bCs w:val="0"/>
           <w:vanish/>
-          <w:color w:val="000000"/>
-          <w:sz w:val="22"/>
-          <w:szCs w:val="22"/>
-          <w:shd w:val="clear" w:color="auto" w:fill="auto"/>
-          <w:lang w:val="es-CU" w:eastAsia="es-CU"/>
-        </w:rPr>
-      </w:pPr>
-    </w:p>
-    <w:p>
-      <w:pPr>
-        <w:pStyle w:val="Prrafodelista"/>
-        <w:keepNext/>
-        <w:keepLines/>
-        <w:numPr>
-          <w:ilvl w:val="1"/>
-          <w:numId w:val="16"/>
-        </w:numPr>
-        <w:spacing w:after="227" w:line="259" w:lineRule="auto"/>
-        <w:contextualSpacing w:val="0"/>
-        <w:jc w:val="left"/>
-        <w:outlineLvl w:val="2"/>
+        </w:rPr>
+      </w:pPr>
+    </w:p>
+    <w:p>
+      <w:pPr>
+        <w:pStyle w:val="Ttulo2"/>
         <w:rPr>
           <w:rStyle w:val="Textoennegrita"/>
-          <w:rFonts w:eastAsia="Arial"/>
           <w:bCs w:val="0"/>
           <w:vanish/>
-          <w:color w:val="000000"/>
-          <w:sz w:val="22"/>
-          <w:szCs w:val="22"/>
-          <w:shd w:val="clear" w:color="auto" w:fill="auto"/>
-          <w:lang w:val="es-CU" w:eastAsia="es-CU"/>
         </w:rPr>
       </w:pPr>
     </w:p>
@@ -22612,9 +22895,9 @@
         </w:rPr>
         <w:lastRenderedPageBreak/>
         <w:drawing>
-          <wp:inline distT="0" distB="0" distL="0" distR="0" wp14:anchorId="468E7A8D" wp14:editId="07917320">
+          <wp:inline distT="0" distB="0" distL="0" distR="0" wp14:anchorId="468E7A8D" wp14:editId="081AC641">
             <wp:extent cx="5641675" cy="3522071"/>
-            <wp:effectExtent l="0" t="0" r="0" b="2540"/>
+            <wp:effectExtent l="95250" t="95250" r="92710" b="97790"/>
             <wp:docPr id="15" name="Imagen 15"/>
             <wp:cNvGraphicFramePr>
               <a:graphicFrameLocks xmlns:a="http://schemas.openxmlformats.org/drawingml/2006/main" noChangeAspect="1"/>
@@ -22629,7 +22912,7 @@
                     </pic:cNvPicPr>
                   </pic:nvPicPr>
                   <pic:blipFill>
-                    <a:blip r:embed="rId78">
+                    <a:blip r:embed="rId81">
                       <a:extLst>
                         <a:ext uri="{28A0092B-C50C-407E-A947-70E740481C1C}">
                           <a14:useLocalDpi xmlns:a14="http://schemas.microsoft.com/office/drawing/2010/main" val="0"/>
@@ -22649,10 +22932,18 @@
                     <a:prstGeom prst="rect">
                       <a:avLst/>
                     </a:prstGeom>
-                    <a:noFill/>
-                    <a:ln>
-                      <a:noFill/>
+                    <a:ln w="88900" cap="sq" cmpd="thickThin">
+                      <a:solidFill>
+                        <a:srgbClr val="000000"/>
+                      </a:solidFill>
+                      <a:prstDash val="solid"/>
+                      <a:miter lim="800000"/>
                     </a:ln>
+                    <a:effectLst>
+                      <a:innerShdw blurRad="76200">
+                        <a:srgbClr val="000000"/>
+                      </a:innerShdw>
+                    </a:effectLst>
                   </pic:spPr>
                 </pic:pic>
               </a:graphicData>
@@ -22748,7 +23039,6 @@
           <w:rStyle w:val="Refdecomentario"/>
           <w:rFonts w:eastAsiaTheme="minorHAnsi"/>
           <w:b w:val="0"/>
-          <w:color w:val="auto"/>
           <w:shd w:val="clear" w:color="auto" w:fill="FFFFFF"/>
           <w:lang w:val="es-ES" w:eastAsia="en-US"/>
         </w:rPr>
@@ -22771,9 +23061,9 @@
           <w:noProof/>
         </w:rPr>
         <w:drawing>
-          <wp:inline distT="0" distB="0" distL="0" distR="0" wp14:anchorId="565B9990" wp14:editId="6FACE11D">
+          <wp:inline distT="0" distB="0" distL="0" distR="0" wp14:anchorId="565B9990" wp14:editId="7E6FE0B9">
             <wp:extent cx="5977890" cy="1915160"/>
-            <wp:effectExtent l="0" t="0" r="3810" b="8890"/>
+            <wp:effectExtent l="95250" t="95250" r="99060" b="104140"/>
             <wp:docPr id="16" name="Imagen 16"/>
             <wp:cNvGraphicFramePr>
               <a:graphicFrameLocks xmlns:a="http://schemas.openxmlformats.org/drawingml/2006/main" noChangeAspect="1"/>
@@ -22788,7 +23078,7 @@
                     </pic:cNvPicPr>
                   </pic:nvPicPr>
                   <pic:blipFill>
-                    <a:blip r:embed="rId79">
+                    <a:blip r:embed="rId82">
                       <a:extLst>
                         <a:ext uri="{28A0092B-C50C-407E-A947-70E740481C1C}">
                           <a14:useLocalDpi xmlns:a14="http://schemas.microsoft.com/office/drawing/2010/main" val="0"/>
@@ -22808,10 +23098,18 @@
                     <a:prstGeom prst="rect">
                       <a:avLst/>
                     </a:prstGeom>
-                    <a:noFill/>
-                    <a:ln>
-                      <a:noFill/>
+                    <a:ln w="88900" cap="sq" cmpd="thickThin">
+                      <a:solidFill>
+                        <a:srgbClr val="000000"/>
+                      </a:solidFill>
+                      <a:prstDash val="solid"/>
+                      <a:miter lim="800000"/>
                     </a:ln>
+                    <a:effectLst>
+                      <a:innerShdw blurRad="76200">
+                        <a:srgbClr val="000000"/>
+                      </a:innerShdw>
+                    </a:effectLst>
                   </pic:spPr>
                 </pic:pic>
               </a:graphicData>
@@ -23200,8 +23498,8 @@
       <w:pPr>
         <w:ind w:left="0" w:firstLine="0"/>
         <w:sectPr>
-          <w:headerReference w:type="default" r:id="rId80"/>
-          <w:headerReference w:type="first" r:id="rId81"/>
+          <w:headerReference w:type="default" r:id="rId83"/>
+          <w:headerReference w:type="first" r:id="rId84"/>
           <w:pgSz w:w="12240" w:h="15840"/>
           <w:pgMar w:top="725" w:right="1126" w:bottom="2517" w:left="1702" w:header="725" w:footer="981" w:gutter="0"/>
           <w:cols w:space="720"/>
@@ -23245,7 +23543,7 @@
       <w:pPr>
         <w:ind w:left="0" w:firstLine="0"/>
         <w:sectPr>
-          <w:headerReference w:type="first" r:id="rId82"/>
+          <w:headerReference w:type="first" r:id="rId85"/>
           <w:pgSz w:w="12240" w:h="15840"/>
           <w:pgMar w:top="725" w:right="1126" w:bottom="2517" w:left="1702" w:header="725" w:footer="981" w:gutter="0"/>
           <w:cols w:space="720"/>
@@ -23951,9 +24249,9 @@
     <w:p>
       <w:pPr>
         <w:sectPr>
-          <w:headerReference w:type="even" r:id="rId83"/>
-          <w:headerReference w:type="default" r:id="rId84"/>
-          <w:headerReference w:type="first" r:id="rId85"/>
+          <w:headerReference w:type="even" r:id="rId86"/>
+          <w:headerReference w:type="default" r:id="rId87"/>
+          <w:headerReference w:type="first" r:id="rId88"/>
           <w:pgSz w:w="12240" w:h="15840"/>
           <w:pgMar w:top="725" w:right="1126" w:bottom="2517" w:left="1702" w:header="725" w:footer="981" w:gutter="0"/>
           <w:cols w:space="720"/>
@@ -25053,7 +25351,7 @@
           <w:ilvl w:val="0"/>
           <w:numId w:val="0"/>
         </w:numPr>
-        <w:ind w:left="504" w:hanging="504"/>
+        <w:ind w:left="504"/>
         <w:rPr>
           <w:rFonts w:eastAsiaTheme="majorEastAsia"/>
           <w:lang w:val="es-ES"/>
@@ -25940,7 +26238,7 @@
           <w:ilvl w:val="0"/>
           <w:numId w:val="0"/>
         </w:numPr>
-        <w:ind w:left="504" w:hanging="504"/>
+        <w:ind w:left="504"/>
       </w:pPr>
       <w:bookmarkStart w:id="146" w:name="_Toc193705071"/>
       <w:r>
@@ -26146,7 +26444,7 @@
           <w:ilvl w:val="0"/>
           <w:numId w:val="0"/>
         </w:numPr>
-        <w:ind w:left="504" w:hanging="504"/>
+        <w:ind w:left="504"/>
       </w:pPr>
       <w:bookmarkStart w:id="147" w:name="_Toc193705072"/>
       <w:r>
@@ -28443,7 +28741,6 @@
           <w:numId w:val="0"/>
         </w:numPr>
         <w:rPr>
-          <w:color w:val="auto"/>
           <w:lang w:val="es-ES"/>
         </w:rPr>
       </w:pPr>
@@ -30168,7 +30465,7 @@
           <w:ilvl w:val="0"/>
           <w:numId w:val="0"/>
         </w:numPr>
-        <w:ind w:left="504" w:hanging="504"/>
+        <w:ind w:left="504"/>
       </w:pPr>
       <w:r>
         <w:t>Estimación de esfuerzo a través de los Puntos de Historias de Usuario</w:t>
@@ -31138,8 +31435,8 @@
           <w:lang w:val="es-ES"/>
         </w:rPr>
         <w:sectPr>
-          <w:headerReference w:type="default" r:id="rId86"/>
-          <w:headerReference w:type="first" r:id="rId87"/>
+          <w:headerReference w:type="default" r:id="rId89"/>
+          <w:headerReference w:type="first" r:id="rId90"/>
           <w:pgSz w:w="12240" w:h="15840"/>
           <w:pgMar w:top="725" w:right="1126" w:bottom="2517" w:left="1702" w:header="725" w:footer="981" w:gutter="0"/>
           <w:cols w:space="720"/>
@@ -31257,8 +31554,8 @@
         </w:tabs>
         <w:ind w:left="0" w:firstLine="0"/>
         <w:sectPr>
-          <w:headerReference w:type="default" r:id="rId88"/>
-          <w:headerReference w:type="first" r:id="rId89"/>
+          <w:headerReference w:type="default" r:id="rId91"/>
+          <w:headerReference w:type="first" r:id="rId92"/>
           <w:pgSz w:w="12240" w:h="15840"/>
           <w:pgMar w:top="725" w:right="1126" w:bottom="2517" w:left="1702" w:header="725" w:footer="981" w:gutter="0"/>
           <w:cols w:space="720"/>
@@ -31274,12 +31571,12 @@
       </w:pPr>
     </w:p>
     <w:sectPr>
-      <w:headerReference w:type="even" r:id="rId90"/>
-      <w:headerReference w:type="default" r:id="rId91"/>
-      <w:footerReference w:type="even" r:id="rId92"/>
-      <w:footerReference w:type="default" r:id="rId93"/>
-      <w:headerReference w:type="first" r:id="rId94"/>
-      <w:footerReference w:type="first" r:id="rId95"/>
+      <w:headerReference w:type="even" r:id="rId93"/>
+      <w:headerReference w:type="default" r:id="rId94"/>
+      <w:footerReference w:type="even" r:id="rId95"/>
+      <w:footerReference w:type="default" r:id="rId96"/>
+      <w:headerReference w:type="first" r:id="rId97"/>
+      <w:footerReference w:type="first" r:id="rId98"/>
       <w:pgSz w:w="12240" w:h="15840"/>
       <w:pgMar w:top="1440" w:right="1129" w:bottom="1440" w:left="1702" w:header="970" w:footer="720" w:gutter="0"/>
       <w:cols w:space="720"/>
@@ -39705,6 +40002,155 @@
     </w:lvl>
   </w:abstractNum>
   <w:abstractNum w:abstractNumId="24" w15:restartNumberingAfterBreak="0">
+    <w:nsid w:val="32F468E2"/>
+    <w:multiLevelType w:val="multilevel"/>
+    <w:tmpl w:val="01A2FC68"/>
+    <w:lvl w:ilvl="0">
+      <w:start w:val="1"/>
+      <w:numFmt w:val="bullet"/>
+      <w:lvlText w:val=""/>
+      <w:lvlJc w:val="left"/>
+      <w:pPr>
+        <w:tabs>
+          <w:tab w:val="num" w:pos="720"/>
+        </w:tabs>
+        <w:ind w:left="720" w:hanging="360"/>
+      </w:pPr>
+      <w:rPr>
+        <w:rFonts w:ascii="Symbol" w:hAnsi="Symbol" w:hint="default"/>
+        <w:sz w:val="20"/>
+      </w:rPr>
+    </w:lvl>
+    <w:lvl w:ilvl="1" w:tentative="1">
+      <w:start w:val="1"/>
+      <w:numFmt w:val="bullet"/>
+      <w:lvlText w:val="o"/>
+      <w:lvlJc w:val="left"/>
+      <w:pPr>
+        <w:tabs>
+          <w:tab w:val="num" w:pos="1440"/>
+        </w:tabs>
+        <w:ind w:left="1440" w:hanging="360"/>
+      </w:pPr>
+      <w:rPr>
+        <w:rFonts w:ascii="Courier New" w:hAnsi="Courier New" w:hint="default"/>
+        <w:sz w:val="20"/>
+      </w:rPr>
+    </w:lvl>
+    <w:lvl w:ilvl="2" w:tentative="1">
+      <w:start w:val="1"/>
+      <w:numFmt w:val="bullet"/>
+      <w:lvlText w:val=""/>
+      <w:lvlJc w:val="left"/>
+      <w:pPr>
+        <w:tabs>
+          <w:tab w:val="num" w:pos="2160"/>
+        </w:tabs>
+        <w:ind w:left="2160" w:hanging="360"/>
+      </w:pPr>
+      <w:rPr>
+        <w:rFonts w:ascii="Wingdings" w:hAnsi="Wingdings" w:hint="default"/>
+        <w:sz w:val="20"/>
+      </w:rPr>
+    </w:lvl>
+    <w:lvl w:ilvl="3" w:tentative="1">
+      <w:start w:val="1"/>
+      <w:numFmt w:val="bullet"/>
+      <w:lvlText w:val=""/>
+      <w:lvlJc w:val="left"/>
+      <w:pPr>
+        <w:tabs>
+          <w:tab w:val="num" w:pos="2880"/>
+        </w:tabs>
+        <w:ind w:left="2880" w:hanging="360"/>
+      </w:pPr>
+      <w:rPr>
+        <w:rFonts w:ascii="Wingdings" w:hAnsi="Wingdings" w:hint="default"/>
+        <w:sz w:val="20"/>
+      </w:rPr>
+    </w:lvl>
+    <w:lvl w:ilvl="4" w:tentative="1">
+      <w:start w:val="1"/>
+      <w:numFmt w:val="bullet"/>
+      <w:lvlText w:val=""/>
+      <w:lvlJc w:val="left"/>
+      <w:pPr>
+        <w:tabs>
+          <w:tab w:val="num" w:pos="3600"/>
+        </w:tabs>
+        <w:ind w:left="3600" w:hanging="360"/>
+      </w:pPr>
+      <w:rPr>
+        <w:rFonts w:ascii="Wingdings" w:hAnsi="Wingdings" w:hint="default"/>
+        <w:sz w:val="20"/>
+      </w:rPr>
+    </w:lvl>
+    <w:lvl w:ilvl="5" w:tentative="1">
+      <w:start w:val="1"/>
+      <w:numFmt w:val="bullet"/>
+      <w:lvlText w:val=""/>
+      <w:lvlJc w:val="left"/>
+      <w:pPr>
+        <w:tabs>
+          <w:tab w:val="num" w:pos="4320"/>
+        </w:tabs>
+        <w:ind w:left="4320" w:hanging="360"/>
+      </w:pPr>
+      <w:rPr>
+        <w:rFonts w:ascii="Wingdings" w:hAnsi="Wingdings" w:hint="default"/>
+        <w:sz w:val="20"/>
+      </w:rPr>
+    </w:lvl>
+    <w:lvl w:ilvl="6" w:tentative="1">
+      <w:start w:val="1"/>
+      <w:numFmt w:val="bullet"/>
+      <w:lvlText w:val=""/>
+      <w:lvlJc w:val="left"/>
+      <w:pPr>
+        <w:tabs>
+          <w:tab w:val="num" w:pos="5040"/>
+        </w:tabs>
+        <w:ind w:left="5040" w:hanging="360"/>
+      </w:pPr>
+      <w:rPr>
+        <w:rFonts w:ascii="Wingdings" w:hAnsi="Wingdings" w:hint="default"/>
+        <w:sz w:val="20"/>
+      </w:rPr>
+    </w:lvl>
+    <w:lvl w:ilvl="7" w:tentative="1">
+      <w:start w:val="1"/>
+      <w:numFmt w:val="bullet"/>
+      <w:lvlText w:val=""/>
+      <w:lvlJc w:val="left"/>
+      <w:pPr>
+        <w:tabs>
+          <w:tab w:val="num" w:pos="5760"/>
+        </w:tabs>
+        <w:ind w:left="5760" w:hanging="360"/>
+      </w:pPr>
+      <w:rPr>
+        <w:rFonts w:ascii="Wingdings" w:hAnsi="Wingdings" w:hint="default"/>
+        <w:sz w:val="20"/>
+      </w:rPr>
+    </w:lvl>
+    <w:lvl w:ilvl="8" w:tentative="1">
+      <w:start w:val="1"/>
+      <w:numFmt w:val="bullet"/>
+      <w:lvlText w:val=""/>
+      <w:lvlJc w:val="left"/>
+      <w:pPr>
+        <w:tabs>
+          <w:tab w:val="num" w:pos="6480"/>
+        </w:tabs>
+        <w:ind w:left="6480" w:hanging="360"/>
+      </w:pPr>
+      <w:rPr>
+        <w:rFonts w:ascii="Wingdings" w:hAnsi="Wingdings" w:hint="default"/>
+        <w:sz w:val="20"/>
+      </w:rPr>
+    </w:lvl>
+  </w:abstractNum>
+  <w:abstractNum w:abstractNumId="25" w15:restartNumberingAfterBreak="0">
     <w:nsid w:val="36825645"/>
     <w:multiLevelType w:val="multilevel"/>
     <w:tmpl w:val="9FAE41F6"/>
@@ -39853,7 +40299,7 @@
       </w:rPr>
     </w:lvl>
   </w:abstractNum>
-  <w:abstractNum w:abstractNumId="25" w15:restartNumberingAfterBreak="0">
+  <w:abstractNum w:abstractNumId="26" w15:restartNumberingAfterBreak="0">
     <w:nsid w:val="37B558C7"/>
     <w:multiLevelType w:val="multilevel"/>
     <w:tmpl w:val="23FE0854"/>
@@ -40002,7 +40448,7 @@
       </w:rPr>
     </w:lvl>
   </w:abstractNum>
-  <w:abstractNum w:abstractNumId="26" w15:restartNumberingAfterBreak="0">
+  <w:abstractNum w:abstractNumId="27" w15:restartNumberingAfterBreak="0">
     <w:nsid w:val="3B3643C0"/>
     <w:multiLevelType w:val="hybridMultilevel"/>
     <w:tmpl w:val="B0204FDE"/>
@@ -40115,7 +40561,7 @@
       </w:rPr>
     </w:lvl>
   </w:abstractNum>
-  <w:abstractNum w:abstractNumId="27" w15:restartNumberingAfterBreak="0">
+  <w:abstractNum w:abstractNumId="28" w15:restartNumberingAfterBreak="0">
     <w:nsid w:val="3CF241D0"/>
     <w:multiLevelType w:val="hybridMultilevel"/>
     <w:tmpl w:val="26C24F84"/>
@@ -40229,7 +40675,7 @@
       </w:rPr>
     </w:lvl>
   </w:abstractNum>
-  <w:abstractNum w:abstractNumId="28" w15:restartNumberingAfterBreak="0">
+  <w:abstractNum w:abstractNumId="29" w15:restartNumberingAfterBreak="0">
     <w:nsid w:val="3CF70D2D"/>
     <w:multiLevelType w:val="multilevel"/>
     <w:tmpl w:val="397CD71C"/>
@@ -40378,7 +40824,7 @@
       </w:rPr>
     </w:lvl>
   </w:abstractNum>
-  <w:abstractNum w:abstractNumId="29" w15:restartNumberingAfterBreak="0">
+  <w:abstractNum w:abstractNumId="30" w15:restartNumberingAfterBreak="0">
     <w:nsid w:val="43596F09"/>
     <w:multiLevelType w:val="hybridMultilevel"/>
     <w:tmpl w:val="DC40FDE0"/>
@@ -40491,7 +40937,7 @@
       </w:rPr>
     </w:lvl>
   </w:abstractNum>
-  <w:abstractNum w:abstractNumId="30" w15:restartNumberingAfterBreak="0">
+  <w:abstractNum w:abstractNumId="31" w15:restartNumberingAfterBreak="0">
     <w:nsid w:val="44384A50"/>
     <w:multiLevelType w:val="multilevel"/>
     <w:tmpl w:val="2BB8BA68"/>
@@ -40640,7 +41086,7 @@
       </w:rPr>
     </w:lvl>
   </w:abstractNum>
-  <w:abstractNum w:abstractNumId="31" w15:restartNumberingAfterBreak="0">
+  <w:abstractNum w:abstractNumId="32" w15:restartNumberingAfterBreak="0">
     <w:nsid w:val="4A4E6987"/>
     <w:multiLevelType w:val="hybridMultilevel"/>
     <w:tmpl w:val="319CBDFA"/>
@@ -40753,7 +41199,7 @@
       </w:rPr>
     </w:lvl>
   </w:abstractNum>
-  <w:abstractNum w:abstractNumId="32" w15:restartNumberingAfterBreak="0">
+  <w:abstractNum w:abstractNumId="33" w15:restartNumberingAfterBreak="0">
     <w:nsid w:val="4B61053E"/>
     <w:multiLevelType w:val="hybridMultilevel"/>
     <w:tmpl w:val="A07C533A"/>
@@ -40866,7 +41312,7 @@
       </w:rPr>
     </w:lvl>
   </w:abstractNum>
-  <w:abstractNum w:abstractNumId="33" w15:restartNumberingAfterBreak="0">
+  <w:abstractNum w:abstractNumId="34" w15:restartNumberingAfterBreak="0">
     <w:nsid w:val="50AD4D7E"/>
     <w:multiLevelType w:val="hybridMultilevel"/>
     <w:tmpl w:val="29B0C2E0"/>
@@ -40980,7 +41426,7 @@
       </w:rPr>
     </w:lvl>
   </w:abstractNum>
-  <w:abstractNum w:abstractNumId="34" w15:restartNumberingAfterBreak="0">
+  <w:abstractNum w:abstractNumId="35" w15:restartNumberingAfterBreak="0">
     <w:nsid w:val="516A0573"/>
     <w:multiLevelType w:val="hybridMultilevel"/>
     <w:tmpl w:val="6B6CACC6"/>
@@ -41093,7 +41539,7 @@
       </w:rPr>
     </w:lvl>
   </w:abstractNum>
-  <w:abstractNum w:abstractNumId="35" w15:restartNumberingAfterBreak="0">
+  <w:abstractNum w:abstractNumId="36" w15:restartNumberingAfterBreak="0">
     <w:nsid w:val="52B8359A"/>
     <w:multiLevelType w:val="multilevel"/>
     <w:tmpl w:val="14C06CD2"/>
@@ -41179,10 +41625,10 @@
       </w:pPr>
     </w:lvl>
   </w:abstractNum>
-  <w:abstractNum w:abstractNumId="36" w15:restartNumberingAfterBreak="0">
+  <w:abstractNum w:abstractNumId="37" w15:restartNumberingAfterBreak="0">
     <w:nsid w:val="54D35F71"/>
     <w:multiLevelType w:val="multilevel"/>
-    <w:tmpl w:val="81B0B628"/>
+    <w:tmpl w:val="A4DE6F8A"/>
     <w:lvl w:ilvl="0">
       <w:start w:val="1"/>
       <w:numFmt w:val="decimal"/>
@@ -41211,6 +41657,7 @@
     <w:lvl w:ilvl="2">
       <w:start w:val="1"/>
       <w:numFmt w:val="decimal"/>
+      <w:pStyle w:val="Ttulo3"/>
       <w:lvlText w:val="%1.%2.%3"/>
       <w:lvlJc w:val="left"/>
       <w:pPr>
@@ -41293,7 +41740,7 @@
       </w:rPr>
     </w:lvl>
   </w:abstractNum>
-  <w:abstractNum w:abstractNumId="37" w15:restartNumberingAfterBreak="0">
+  <w:abstractNum w:abstractNumId="38" w15:restartNumberingAfterBreak="0">
     <w:nsid w:val="58184D6F"/>
     <w:multiLevelType w:val="hybridMultilevel"/>
     <w:tmpl w:val="B6D244C0"/>
@@ -41406,7 +41853,7 @@
       </w:rPr>
     </w:lvl>
   </w:abstractNum>
-  <w:abstractNum w:abstractNumId="38" w15:restartNumberingAfterBreak="0">
+  <w:abstractNum w:abstractNumId="39" w15:restartNumberingAfterBreak="0">
     <w:nsid w:val="59357C29"/>
     <w:multiLevelType w:val="hybridMultilevel"/>
     <w:tmpl w:val="3064CE70"/>
@@ -41519,7 +41966,156 @@
       </w:rPr>
     </w:lvl>
   </w:abstractNum>
-  <w:abstractNum w:abstractNumId="39" w15:restartNumberingAfterBreak="0">
+  <w:abstractNum w:abstractNumId="40" w15:restartNumberingAfterBreak="0">
+    <w:nsid w:val="5C6C697D"/>
+    <w:multiLevelType w:val="multilevel"/>
+    <w:tmpl w:val="617A2476"/>
+    <w:lvl w:ilvl="0">
+      <w:start w:val="1"/>
+      <w:numFmt w:val="bullet"/>
+      <w:lvlText w:val=""/>
+      <w:lvlJc w:val="left"/>
+      <w:pPr>
+        <w:tabs>
+          <w:tab w:val="num" w:pos="720"/>
+        </w:tabs>
+        <w:ind w:left="720" w:hanging="360"/>
+      </w:pPr>
+      <w:rPr>
+        <w:rFonts w:ascii="Symbol" w:hAnsi="Symbol" w:hint="default"/>
+        <w:sz w:val="20"/>
+      </w:rPr>
+    </w:lvl>
+    <w:lvl w:ilvl="1" w:tentative="1">
+      <w:start w:val="1"/>
+      <w:numFmt w:val="bullet"/>
+      <w:lvlText w:val="o"/>
+      <w:lvlJc w:val="left"/>
+      <w:pPr>
+        <w:tabs>
+          <w:tab w:val="num" w:pos="1440"/>
+        </w:tabs>
+        <w:ind w:left="1440" w:hanging="360"/>
+      </w:pPr>
+      <w:rPr>
+        <w:rFonts w:ascii="Courier New" w:hAnsi="Courier New" w:hint="default"/>
+        <w:sz w:val="20"/>
+      </w:rPr>
+    </w:lvl>
+    <w:lvl w:ilvl="2" w:tentative="1">
+      <w:start w:val="1"/>
+      <w:numFmt w:val="bullet"/>
+      <w:lvlText w:val=""/>
+      <w:lvlJc w:val="left"/>
+      <w:pPr>
+        <w:tabs>
+          <w:tab w:val="num" w:pos="2160"/>
+        </w:tabs>
+        <w:ind w:left="2160" w:hanging="360"/>
+      </w:pPr>
+      <w:rPr>
+        <w:rFonts w:ascii="Wingdings" w:hAnsi="Wingdings" w:hint="default"/>
+        <w:sz w:val="20"/>
+      </w:rPr>
+    </w:lvl>
+    <w:lvl w:ilvl="3" w:tentative="1">
+      <w:start w:val="1"/>
+      <w:numFmt w:val="bullet"/>
+      <w:lvlText w:val=""/>
+      <w:lvlJc w:val="left"/>
+      <w:pPr>
+        <w:tabs>
+          <w:tab w:val="num" w:pos="2880"/>
+        </w:tabs>
+        <w:ind w:left="2880" w:hanging="360"/>
+      </w:pPr>
+      <w:rPr>
+        <w:rFonts w:ascii="Wingdings" w:hAnsi="Wingdings" w:hint="default"/>
+        <w:sz w:val="20"/>
+      </w:rPr>
+    </w:lvl>
+    <w:lvl w:ilvl="4" w:tentative="1">
+      <w:start w:val="1"/>
+      <w:numFmt w:val="bullet"/>
+      <w:lvlText w:val=""/>
+      <w:lvlJc w:val="left"/>
+      <w:pPr>
+        <w:tabs>
+          <w:tab w:val="num" w:pos="3600"/>
+        </w:tabs>
+        <w:ind w:left="3600" w:hanging="360"/>
+      </w:pPr>
+      <w:rPr>
+        <w:rFonts w:ascii="Wingdings" w:hAnsi="Wingdings" w:hint="default"/>
+        <w:sz w:val="20"/>
+      </w:rPr>
+    </w:lvl>
+    <w:lvl w:ilvl="5" w:tentative="1">
+      <w:start w:val="1"/>
+      <w:numFmt w:val="bullet"/>
+      <w:lvlText w:val=""/>
+      <w:lvlJc w:val="left"/>
+      <w:pPr>
+        <w:tabs>
+          <w:tab w:val="num" w:pos="4320"/>
+        </w:tabs>
+        <w:ind w:left="4320" w:hanging="360"/>
+      </w:pPr>
+      <w:rPr>
+        <w:rFonts w:ascii="Wingdings" w:hAnsi="Wingdings" w:hint="default"/>
+        <w:sz w:val="20"/>
+      </w:rPr>
+    </w:lvl>
+    <w:lvl w:ilvl="6" w:tentative="1">
+      <w:start w:val="1"/>
+      <w:numFmt w:val="bullet"/>
+      <w:lvlText w:val=""/>
+      <w:lvlJc w:val="left"/>
+      <w:pPr>
+        <w:tabs>
+          <w:tab w:val="num" w:pos="5040"/>
+        </w:tabs>
+        <w:ind w:left="5040" w:hanging="360"/>
+      </w:pPr>
+      <w:rPr>
+        <w:rFonts w:ascii="Wingdings" w:hAnsi="Wingdings" w:hint="default"/>
+        <w:sz w:val="20"/>
+      </w:rPr>
+    </w:lvl>
+    <w:lvl w:ilvl="7" w:tentative="1">
+      <w:start w:val="1"/>
+      <w:numFmt w:val="bullet"/>
+      <w:lvlText w:val=""/>
+      <w:lvlJc w:val="left"/>
+      <w:pPr>
+        <w:tabs>
+          <w:tab w:val="num" w:pos="5760"/>
+        </w:tabs>
+        <w:ind w:left="5760" w:hanging="360"/>
+      </w:pPr>
+      <w:rPr>
+        <w:rFonts w:ascii="Wingdings" w:hAnsi="Wingdings" w:hint="default"/>
+        <w:sz w:val="20"/>
+      </w:rPr>
+    </w:lvl>
+    <w:lvl w:ilvl="8" w:tentative="1">
+      <w:start w:val="1"/>
+      <w:numFmt w:val="bullet"/>
+      <w:lvlText w:val=""/>
+      <w:lvlJc w:val="left"/>
+      <w:pPr>
+        <w:tabs>
+          <w:tab w:val="num" w:pos="6480"/>
+        </w:tabs>
+        <w:ind w:left="6480" w:hanging="360"/>
+      </w:pPr>
+      <w:rPr>
+        <w:rFonts w:ascii="Wingdings" w:hAnsi="Wingdings" w:hint="default"/>
+        <w:sz w:val="20"/>
+      </w:rPr>
+    </w:lvl>
+  </w:abstractNum>
+  <w:abstractNum w:abstractNumId="41" w15:restartNumberingAfterBreak="0">
     <w:nsid w:val="645D0617"/>
     <w:multiLevelType w:val="multilevel"/>
     <w:tmpl w:val="B9D0D63C"/>
@@ -41668,7 +42264,7 @@
       </w:rPr>
     </w:lvl>
   </w:abstractNum>
-  <w:abstractNum w:abstractNumId="40" w15:restartNumberingAfterBreak="0">
+  <w:abstractNum w:abstractNumId="42" w15:restartNumberingAfterBreak="0">
     <w:nsid w:val="67405DA2"/>
     <w:multiLevelType w:val="multilevel"/>
     <w:tmpl w:val="98766F2A"/>
@@ -41781,7 +42377,7 @@
       </w:pPr>
     </w:lvl>
   </w:abstractNum>
-  <w:abstractNum w:abstractNumId="41" w15:restartNumberingAfterBreak="0">
+  <w:abstractNum w:abstractNumId="43" w15:restartNumberingAfterBreak="0">
     <w:nsid w:val="67AD18D2"/>
     <w:multiLevelType w:val="multilevel"/>
     <w:tmpl w:val="5A305338"/>
@@ -41894,7 +42490,7 @@
       </w:rPr>
     </w:lvl>
   </w:abstractNum>
-  <w:abstractNum w:abstractNumId="42" w15:restartNumberingAfterBreak="0">
+  <w:abstractNum w:abstractNumId="44" w15:restartNumberingAfterBreak="0">
     <w:nsid w:val="68CE6173"/>
     <w:multiLevelType w:val="multilevel"/>
     <w:tmpl w:val="5C0A001F"/>
@@ -41980,7 +42576,7 @@
       </w:pPr>
     </w:lvl>
   </w:abstractNum>
-  <w:abstractNum w:abstractNumId="43" w15:restartNumberingAfterBreak="0">
+  <w:abstractNum w:abstractNumId="45" w15:restartNumberingAfterBreak="0">
     <w:nsid w:val="6B753581"/>
     <w:multiLevelType w:val="multilevel"/>
     <w:tmpl w:val="941C599A"/>
@@ -42129,7 +42725,7 @@
       </w:rPr>
     </w:lvl>
   </w:abstractNum>
-  <w:abstractNum w:abstractNumId="44" w15:restartNumberingAfterBreak="0">
+  <w:abstractNum w:abstractNumId="46" w15:restartNumberingAfterBreak="0">
     <w:nsid w:val="6F155348"/>
     <w:multiLevelType w:val="multilevel"/>
     <w:tmpl w:val="EBCA3440"/>
@@ -42154,7 +42750,6 @@
     <w:lvl w:ilvl="2">
       <w:start w:val="1"/>
       <w:numFmt w:val="decimal"/>
-      <w:pStyle w:val="Ttulo3"/>
       <w:lvlText w:val="%1.%2.%3."/>
       <w:lvlJc w:val="left"/>
       <w:pPr>
@@ -42216,7 +42811,7 @@
       </w:pPr>
     </w:lvl>
   </w:abstractNum>
-  <w:abstractNum w:abstractNumId="45" w15:restartNumberingAfterBreak="0">
+  <w:abstractNum w:abstractNumId="47" w15:restartNumberingAfterBreak="0">
     <w:nsid w:val="70442DED"/>
     <w:multiLevelType w:val="multilevel"/>
     <w:tmpl w:val="4DBA6AE6"/>
@@ -42365,7 +42960,7 @@
       </w:rPr>
     </w:lvl>
   </w:abstractNum>
-  <w:abstractNum w:abstractNumId="46" w15:restartNumberingAfterBreak="0">
+  <w:abstractNum w:abstractNumId="48" w15:restartNumberingAfterBreak="0">
     <w:nsid w:val="711914F5"/>
     <w:multiLevelType w:val="multilevel"/>
     <w:tmpl w:val="6D68B112"/>
@@ -42514,7 +43109,7 @@
       </w:rPr>
     </w:lvl>
   </w:abstractNum>
-  <w:abstractNum w:abstractNumId="47" w15:restartNumberingAfterBreak="0">
+  <w:abstractNum w:abstractNumId="49" w15:restartNumberingAfterBreak="0">
     <w:nsid w:val="73A553BF"/>
     <w:multiLevelType w:val="multilevel"/>
     <w:tmpl w:val="295C2B9A"/>
@@ -42663,7 +43258,7 @@
       </w:rPr>
     </w:lvl>
   </w:abstractNum>
-  <w:abstractNum w:abstractNumId="48" w15:restartNumberingAfterBreak="0">
+  <w:abstractNum w:abstractNumId="50" w15:restartNumberingAfterBreak="0">
     <w:nsid w:val="765860BC"/>
     <w:multiLevelType w:val="hybridMultilevel"/>
     <w:tmpl w:val="9A72A908"/>
@@ -42776,7 +43371,7 @@
       </w:rPr>
     </w:lvl>
   </w:abstractNum>
-  <w:abstractNum w:abstractNumId="49" w15:restartNumberingAfterBreak="0">
+  <w:abstractNum w:abstractNumId="51" w15:restartNumberingAfterBreak="0">
     <w:nsid w:val="78216ECD"/>
     <w:multiLevelType w:val="hybridMultilevel"/>
     <w:tmpl w:val="4AB21884"/>
@@ -42867,7 +43462,7 @@
       </w:pPr>
     </w:lvl>
   </w:abstractNum>
-  <w:abstractNum w:abstractNumId="50" w15:restartNumberingAfterBreak="0">
+  <w:abstractNum w:abstractNumId="52" w15:restartNumberingAfterBreak="0">
     <w:nsid w:val="7A5D0759"/>
     <w:multiLevelType w:val="hybridMultilevel"/>
     <w:tmpl w:val="0C08EEFE"/>
@@ -42980,7 +43575,7 @@
       </w:rPr>
     </w:lvl>
   </w:abstractNum>
-  <w:abstractNum w:abstractNumId="51" w15:restartNumberingAfterBreak="0">
+  <w:abstractNum w:abstractNumId="53" w15:restartNumberingAfterBreak="0">
     <w:nsid w:val="7AA558D2"/>
     <w:multiLevelType w:val="multilevel"/>
     <w:tmpl w:val="72C21220"/>
@@ -43129,7 +43724,7 @@
       </w:rPr>
     </w:lvl>
   </w:abstractNum>
-  <w:abstractNum w:abstractNumId="52" w15:restartNumberingAfterBreak="0">
+  <w:abstractNum w:abstractNumId="54" w15:restartNumberingAfterBreak="0">
     <w:nsid w:val="7AC77673"/>
     <w:multiLevelType w:val="multilevel"/>
     <w:tmpl w:val="D8EC9284"/>
@@ -43219,25 +43814,25 @@
     <w:abstractNumId w:val="22"/>
   </w:num>
   <w:num w:numId="2" w16cid:durableId="1840542852">
-    <w:abstractNumId w:val="29"/>
+    <w:abstractNumId w:val="30"/>
   </w:num>
   <w:num w:numId="3" w16cid:durableId="1275095667">
     <w:abstractNumId w:val="9"/>
   </w:num>
   <w:num w:numId="4" w16cid:durableId="41558580">
-    <w:abstractNumId w:val="34"/>
+    <w:abstractNumId w:val="35"/>
   </w:num>
   <w:num w:numId="5" w16cid:durableId="207304020">
     <w:abstractNumId w:val="19"/>
   </w:num>
   <w:num w:numId="6" w16cid:durableId="1857386155">
-    <w:abstractNumId w:val="48"/>
+    <w:abstractNumId w:val="50"/>
   </w:num>
   <w:num w:numId="7" w16cid:durableId="1872261165">
-    <w:abstractNumId w:val="38"/>
+    <w:abstractNumId w:val="39"/>
   </w:num>
   <w:num w:numId="8" w16cid:durableId="158471307">
-    <w:abstractNumId w:val="33"/>
+    <w:abstractNumId w:val="34"/>
   </w:num>
   <w:num w:numId="9" w16cid:durableId="1764952692">
     <w:abstractNumId w:val="11"/>
@@ -43246,55 +43841,55 @@
     <w:abstractNumId w:val="20"/>
   </w:num>
   <w:num w:numId="11" w16cid:durableId="1248534509">
-    <w:abstractNumId w:val="26"/>
+    <w:abstractNumId w:val="27"/>
   </w:num>
   <w:num w:numId="12" w16cid:durableId="210503888">
     <w:abstractNumId w:val="17"/>
   </w:num>
   <w:num w:numId="13" w16cid:durableId="1555702285">
-    <w:abstractNumId w:val="39"/>
+    <w:abstractNumId w:val="41"/>
   </w:num>
   <w:num w:numId="14" w16cid:durableId="248271054">
     <w:abstractNumId w:val="13"/>
   </w:num>
   <w:num w:numId="15" w16cid:durableId="1646204645">
-    <w:abstractNumId w:val="42"/>
+    <w:abstractNumId w:val="44"/>
   </w:num>
   <w:num w:numId="16" w16cid:durableId="1903249540">
-    <w:abstractNumId w:val="44"/>
+    <w:abstractNumId w:val="46"/>
   </w:num>
   <w:num w:numId="17" w16cid:durableId="1396002656">
     <w:abstractNumId w:val="10"/>
   </w:num>
   <w:num w:numId="18" w16cid:durableId="106200278">
-    <w:abstractNumId w:val="27"/>
+    <w:abstractNumId w:val="28"/>
   </w:num>
   <w:num w:numId="19" w16cid:durableId="463885504">
-    <w:abstractNumId w:val="35"/>
+    <w:abstractNumId w:val="36"/>
   </w:num>
   <w:num w:numId="20" w16cid:durableId="2133787372">
     <w:abstractNumId w:val="7"/>
   </w:num>
   <w:num w:numId="21" w16cid:durableId="1609922111">
-    <w:abstractNumId w:val="45"/>
+    <w:abstractNumId w:val="47"/>
   </w:num>
   <w:num w:numId="22" w16cid:durableId="1668896990">
     <w:abstractNumId w:val="14"/>
   </w:num>
   <w:num w:numId="23" w16cid:durableId="1796021903">
-    <w:abstractNumId w:val="46"/>
+    <w:abstractNumId w:val="48"/>
   </w:num>
   <w:num w:numId="24" w16cid:durableId="1391226069">
     <w:abstractNumId w:val="0"/>
   </w:num>
   <w:num w:numId="25" w16cid:durableId="857423298">
-    <w:abstractNumId w:val="31"/>
+    <w:abstractNumId w:val="32"/>
   </w:num>
   <w:num w:numId="26" w16cid:durableId="1619019686">
-    <w:abstractNumId w:val="41"/>
+    <w:abstractNumId w:val="43"/>
   </w:num>
   <w:num w:numId="27" w16cid:durableId="1878353781">
-    <w:abstractNumId w:val="41"/>
+    <w:abstractNumId w:val="43"/>
     <w:lvlOverride w:ilvl="0">
       <w:startOverride w:val="1"/>
     </w:lvlOverride>
@@ -43324,7 +43919,7 @@
     </w:lvlOverride>
   </w:num>
   <w:num w:numId="28" w16cid:durableId="353383719">
-    <w:abstractNumId w:val="52"/>
+    <w:abstractNumId w:val="54"/>
     <w:lvlOverride w:ilvl="0">
       <w:startOverride w:val="3"/>
     </w:lvlOverride>
@@ -43357,7 +43952,7 @@
     <w:abstractNumId w:val="5"/>
   </w:num>
   <w:num w:numId="30" w16cid:durableId="1994019352">
-    <w:abstractNumId w:val="49"/>
+    <w:abstractNumId w:val="51"/>
     <w:lvlOverride w:ilvl="0">
       <w:startOverride w:val="1"/>
     </w:lvlOverride>
@@ -43387,10 +43982,10 @@
     </w:lvlOverride>
   </w:num>
   <w:num w:numId="31" w16cid:durableId="1696078723">
-    <w:abstractNumId w:val="50"/>
+    <w:abstractNumId w:val="52"/>
   </w:num>
   <w:num w:numId="32" w16cid:durableId="1111170998">
-    <w:abstractNumId w:val="32"/>
+    <w:abstractNumId w:val="33"/>
   </w:num>
   <w:num w:numId="33" w16cid:durableId="1792938269">
     <w:abstractNumId w:val="2"/>
@@ -43399,16 +43994,16 @@
     <w:abstractNumId w:val="8"/>
   </w:num>
   <w:num w:numId="35" w16cid:durableId="1016495433">
-    <w:abstractNumId w:val="36"/>
+    <w:abstractNumId w:val="37"/>
   </w:num>
   <w:num w:numId="36" w16cid:durableId="1875848394">
-    <w:abstractNumId w:val="40"/>
+    <w:abstractNumId w:val="42"/>
   </w:num>
   <w:num w:numId="37" w16cid:durableId="1604075479">
     <w:abstractNumId w:val="6"/>
   </w:num>
   <w:num w:numId="38" w16cid:durableId="1323120294">
-    <w:abstractNumId w:val="37"/>
+    <w:abstractNumId w:val="38"/>
   </w:num>
   <w:num w:numId="39" w16cid:durableId="1398894379">
     <w:abstractNumId w:val="16"/>
@@ -43420,13 +44015,13 @@
     <w:abstractNumId w:val="23"/>
   </w:num>
   <w:num w:numId="42" w16cid:durableId="1600334535">
-    <w:abstractNumId w:val="30"/>
+    <w:abstractNumId w:val="31"/>
   </w:num>
   <w:num w:numId="43" w16cid:durableId="61222334">
-    <w:abstractNumId w:val="28"/>
+    <w:abstractNumId w:val="29"/>
   </w:num>
   <w:num w:numId="44" w16cid:durableId="2025980791">
-    <w:abstractNumId w:val="24"/>
+    <w:abstractNumId w:val="25"/>
   </w:num>
   <w:num w:numId="45" w16cid:durableId="1200051858">
     <w:abstractNumId w:val="4"/>
@@ -43435,7 +44030,7 @@
     <w:abstractNumId w:val="15"/>
   </w:num>
   <w:num w:numId="47" w16cid:durableId="2033872056">
-    <w:abstractNumId w:val="43"/>
+    <w:abstractNumId w:val="45"/>
   </w:num>
   <w:num w:numId="48" w16cid:durableId="2102489703">
     <w:abstractNumId w:val="18"/>
@@ -43450,10 +44045,10 @@
     <w:abstractNumId w:val="12"/>
   </w:num>
   <w:num w:numId="52" w16cid:durableId="213783911">
-    <w:abstractNumId w:val="49"/>
+    <w:abstractNumId w:val="51"/>
   </w:num>
   <w:num w:numId="53" w16cid:durableId="1462963260">
-    <w:abstractNumId w:val="36"/>
+    <w:abstractNumId w:val="37"/>
     <w:lvlOverride w:ilvl="0">
       <w:startOverride w:val="3"/>
     </w:lvlOverride>
@@ -43462,13 +44057,19 @@
     </w:lvlOverride>
   </w:num>
   <w:num w:numId="54" w16cid:durableId="230502457">
-    <w:abstractNumId w:val="47"/>
+    <w:abstractNumId w:val="49"/>
   </w:num>
   <w:num w:numId="55" w16cid:durableId="20203624">
-    <w:abstractNumId w:val="25"/>
+    <w:abstractNumId w:val="26"/>
   </w:num>
   <w:num w:numId="56" w16cid:durableId="1740060485">
-    <w:abstractNumId w:val="51"/>
+    <w:abstractNumId w:val="53"/>
+  </w:num>
+  <w:num w:numId="57" w16cid:durableId="1704675748">
+    <w:abstractNumId w:val="24"/>
+  </w:num>
+  <w:num w:numId="58" w16cid:durableId="278730376">
+    <w:abstractNumId w:val="40"/>
   </w:num>
   <w:numIdMacAtCleanup w:val="51"/>
 </w:numbering>
@@ -43956,22 +44557,20 @@
     <w:uiPriority w:val="9"/>
     <w:unhideWhenUsed/>
     <w:qFormat/>
-    <w:rsid w:val="004E76DD"/>
+    <w:rsid w:val="00F45C40"/>
     <w:pPr>
       <w:keepNext/>
       <w:keepLines/>
       <w:numPr>
         <w:ilvl w:val="2"/>
-        <w:numId w:val="16"/>
+        <w:numId w:val="35"/>
       </w:numPr>
       <w:spacing w:after="227"/>
-      <w:ind w:left="504"/>
       <w:outlineLvl w:val="2"/>
     </w:pPr>
     <w:rPr>
       <w:rFonts w:ascii="Arial" w:eastAsia="Arial" w:hAnsi="Arial" w:cs="Arial"/>
       <w:b/>
-      <w:color w:val="000000"/>
     </w:rPr>
   </w:style>
   <w:style w:type="paragraph" w:styleId="Ttulo4">
@@ -44082,11 +44681,10 @@
     <w:name w:val="Título 3 Car"/>
     <w:link w:val="Ttulo3"/>
     <w:uiPriority w:val="9"/>
-    <w:rsid w:val="004E76DD"/>
+    <w:rsid w:val="00F45C40"/>
     <w:rPr>
       <w:rFonts w:ascii="Arial" w:eastAsia="Arial" w:hAnsi="Arial" w:cs="Arial"/>
       <w:b/>
-      <w:color w:val="000000"/>
     </w:rPr>
   </w:style>
   <w:style w:type="paragraph" w:styleId="TDC1">

--- a/DOC/Informe de Tesis Dariel Cabrera Lopez con formato J (1).docx
+++ b/DOC/Informe de Tesis Dariel Cabrera Lopez con formato J (1).docx
@@ -7885,25 +7885,7 @@
           <w:sz w:val="22"/>
           <w:szCs w:val="22"/>
         </w:rPr>
-        <w:t xml:space="preserve">Cuenta con servicio </w:t>
-      </w:r>
-      <w:proofErr w:type="gramStart"/>
-      <w:r>
-        <w:rPr>
-          <w:rFonts w:ascii="Arial" w:hAnsi="Arial" w:cs="Arial"/>
-          <w:sz w:val="22"/>
-          <w:szCs w:val="22"/>
-        </w:rPr>
-        <w:t>web</w:t>
-      </w:r>
-      <w:proofErr w:type="gramEnd"/>
-      <w:r>
-        <w:rPr>
-          <w:rFonts w:ascii="Arial" w:hAnsi="Arial" w:cs="Arial"/>
-          <w:sz w:val="22"/>
-          <w:szCs w:val="22"/>
-        </w:rPr>
-        <w:t xml:space="preserve"> pero no ofrece todas las funcionalidades que su versión de escritorio.</w:t>
+        <w:t>Cuenta con servicio web pero no ofrece todas las funcionalidades que su versión de escritorio.</w:t>
       </w:r>
     </w:p>
     <w:p>
@@ -8222,18 +8204,8 @@
           <w:sz w:val="22"/>
           <w:szCs w:val="22"/>
         </w:rPr>
-        <w:t xml:space="preserve"> </w:t>
-      </w:r>
-      <w:proofErr w:type="gramStart"/>
-      <w:r>
-        <w:rPr>
-          <w:rFonts w:ascii="Arial" w:hAnsi="Arial" w:cs="Arial"/>
-          <w:sz w:val="22"/>
-          <w:szCs w:val="22"/>
-        </w:rPr>
-        <w:t>y  Linux</w:t>
-      </w:r>
-      <w:proofErr w:type="gramEnd"/>
+        <w:t xml:space="preserve"> y  Linux</w:t>
+      </w:r>
     </w:p>
     <w:p>
       <w:pPr>
@@ -10252,15 +10224,7 @@
         <w:spacing w:line="360" w:lineRule="auto"/>
       </w:pPr>
       <w:r>
-        <w:t xml:space="preserve">Es un entorno en tiempo de ejecución multiplataforma de código abierto del lado del servidor en el lenguaje de programación JavaScript, asíncrono, con E/S (Entrada y salida) de datos en una arquitectura orientada a eventos y basado en el motor V8 de Google. Fue creado con el enfoque de ser útil en la creación de programas de red altamente escalables, </w:t>
-      </w:r>
-      <w:proofErr w:type="gramStart"/>
-      <w:r>
-        <w:t>como</w:t>
-      </w:r>
-      <w:proofErr w:type="gramEnd"/>
-      <w:r>
-        <w:t xml:space="preserve"> por ejemplo, servidores web. Fue creado por Ryan Dahl en 2009 y su evolución está apadrinada por la empresa </w:t>
+        <w:t xml:space="preserve">Es un entorno en tiempo de ejecución multiplataforma de código abierto del lado del servidor en el lenguaje de programación JavaScript, asíncrono, con E/S (Entrada y salida) de datos en una arquitectura orientada a eventos y basado en el motor V8 de Google. Fue creado con el enfoque de ser útil en la creación de programas de red altamente escalables, como por ejemplo, servidores web. Fue creado por Ryan Dahl en 2009 y su evolución está apadrinada por la empresa </w:t>
       </w:r>
       <w:proofErr w:type="spellStart"/>
       <w:r>
@@ -11813,6 +11777,98 @@
     </w:p>
     <w:p>
       <w:pPr>
+        <w:spacing w:before="100" w:beforeAutospacing="1" w:after="100" w:afterAutospacing="1" w:line="240" w:lineRule="auto"/>
+        <w:ind w:left="0"/>
+        <w:rPr>
+          <w:rFonts w:eastAsia="Times New Roman"/>
+        </w:rPr>
+      </w:pPr>
+      <w:r>
+        <w:rPr>
+          <w:rFonts w:eastAsia="Times New Roman"/>
+          <w:noProof/>
+        </w:rPr>
+        <w:drawing>
+          <wp:inline distT="0" distB="0" distL="0" distR="0" wp14:anchorId="463B6D34" wp14:editId="5F79C96A">
+            <wp:extent cx="5977255" cy="3369945"/>
+            <wp:effectExtent l="76200" t="76200" r="137795" b="135255"/>
+            <wp:docPr id="950280348" name="Imagen 30"/>
+            <wp:cNvGraphicFramePr>
+              <a:graphicFrameLocks xmlns:a="http://schemas.openxmlformats.org/drawingml/2006/main" noChangeAspect="1"/>
+            </wp:cNvGraphicFramePr>
+            <a:graphic xmlns:a="http://schemas.openxmlformats.org/drawingml/2006/main">
+              <a:graphicData uri="http://schemas.openxmlformats.org/drawingml/2006/picture">
+                <pic:pic xmlns:pic="http://schemas.openxmlformats.org/drawingml/2006/picture">
+                  <pic:nvPicPr>
+                    <pic:cNvPr id="0" name="Picture 1"/>
+                    <pic:cNvPicPr>
+                      <a:picLocks noChangeAspect="1" noChangeArrowheads="1"/>
+                    </pic:cNvPicPr>
+                  </pic:nvPicPr>
+                  <pic:blipFill>
+                    <a:blip r:embed="rId63">
+                      <a:extLst>
+                        <a:ext uri="{28A0092B-C50C-407E-A947-70E740481C1C}">
+                          <a14:useLocalDpi xmlns:a14="http://schemas.microsoft.com/office/drawing/2010/main" val="0"/>
+                        </a:ext>
+                      </a:extLst>
+                    </a:blip>
+                    <a:srcRect/>
+                    <a:stretch>
+                      <a:fillRect/>
+                    </a:stretch>
+                  </pic:blipFill>
+                  <pic:spPr bwMode="auto">
+                    <a:xfrm>
+                      <a:off x="0" y="0"/>
+                      <a:ext cx="5977255" cy="3369945"/>
+                    </a:xfrm>
+                    <a:prstGeom prst="rect">
+                      <a:avLst/>
+                    </a:prstGeom>
+                    <a:ln w="38100" cap="sq">
+                      <a:solidFill>
+                        <a:srgbClr val="000000"/>
+                      </a:solidFill>
+                      <a:prstDash val="solid"/>
+                      <a:miter lim="800000"/>
+                    </a:ln>
+                    <a:effectLst>
+                      <a:outerShdw blurRad="50800" dist="38100" dir="2700000" algn="tl" rotWithShape="0">
+                        <a:srgbClr val="000000">
+                          <a:alpha val="43000"/>
+                        </a:srgbClr>
+                      </a:outerShdw>
+                    </a:effectLst>
+                  </pic:spPr>
+                </pic:pic>
+              </a:graphicData>
+            </a:graphic>
+          </wp:inline>
+        </w:drawing>
+      </w:r>
+    </w:p>
+    <w:p>
+      <w:pPr>
+        <w:spacing w:before="100" w:beforeAutospacing="1" w:after="100" w:afterAutospacing="1" w:line="240" w:lineRule="auto"/>
+        <w:ind w:left="0"/>
+        <w:rPr>
+          <w:rFonts w:eastAsia="Times New Roman"/>
+          <w:sz w:val="18"/>
+          <w:szCs w:val="18"/>
+        </w:rPr>
+      </w:pPr>
+      <w:r>
+        <w:rPr>
+          <w:rFonts w:eastAsia="Times New Roman"/>
+          <w:sz w:val="18"/>
+          <w:szCs w:val="18"/>
+        </w:rPr>
+        <w:t>Figura 2.1 Propuesta del Sistema</w:t>
+      </w:r>
+    </w:p>
+    <w:p>
+      <w:pPr>
         <w:pStyle w:val="Ttulo2"/>
       </w:pPr>
       <w:bookmarkStart w:id="88" w:name="_Toc193705044"/>
@@ -11830,6 +11886,7 @@
     </w:p>
     <w:p>
       <w:r>
+        <w:lastRenderedPageBreak/>
         <w:t>Tabla 2.</w:t>
       </w:r>
       <w:r>
@@ -12039,11 +12096,7 @@
     </w:p>
     <w:p>
       <w:r>
-        <w:t xml:space="preserve">Las funcionalidades del sistema se refieren al conjunto de funciones que satisfagan las necesidades implícitas o explícitas de los usuarios, al ser utilizado bajo condiciones específicas. Se relaciona directamente con aquello que el software hace para satisfacer necesidades, mientras que las demás características se refieren al cómo y al cuándo. Evalúa el cumplimiento de requerimientos, la exactitud de los resultados, la seguridad del producto y la </w:t>
-      </w:r>
-      <w:r>
-        <w:lastRenderedPageBreak/>
-        <w:t>interacción con otros sistemas.</w:t>
+        <w:t>Las funcionalidades del sistema se refieren al conjunto de funciones que satisfagan las necesidades implícitas o explícitas de los usuarios, al ser utilizado bajo condiciones específicas. Se relaciona directamente con aquello que el software hace para satisfacer necesidades, mientras que las demás características se refieren al cómo y al cuándo. Evalúa el cumplimiento de requerimientos, la exactitud de los resultados, la seguridad del producto y la interacción con otros sistemas.</w:t>
       </w:r>
       <w:r>
         <w:fldChar w:fldCharType="begin"/>
@@ -12665,7 +12718,15 @@
           <w:rFonts w:cs="Arial"/>
           <w:szCs w:val="22"/>
         </w:rPr>
-        <w:t xml:space="preserve"> El sistema debe tener tiempos de respuesta y carga rápidas al usuario y evitar demoras innecesarias, así como eficiencia de las consultas y operaciones. Los tiempos de respuesta y velocidad de procesamiento, no serán mayores entre 2 y 3 segundos para las recuperaciones. </w:t>
+        <w:t xml:space="preserve"> El sistema debe tener tiempos de respuesta y carga rápidas al usuario y evitar demoras innecesarias, así como eficiencia de las consultas y operaciones. Los tiempos de </w:t>
+      </w:r>
+      <w:r>
+        <w:rPr>
+          <w:rFonts w:cs="Arial"/>
+          <w:szCs w:val="22"/>
+        </w:rPr>
+        <w:lastRenderedPageBreak/>
+        <w:t xml:space="preserve">respuesta y velocidad de procesamiento, no serán mayores entre 2 y 3 segundos para las recuperaciones. </w:t>
       </w:r>
     </w:p>
     <w:p>
@@ -12895,7 +12956,6 @@
         <w:spacing w:before="100" w:beforeAutospacing="1" w:after="100" w:afterAutospacing="1" w:line="240" w:lineRule="auto"/>
       </w:pPr>
       <w:r>
-        <w:lastRenderedPageBreak/>
         <w:t>Tolerancia a fallos</w:t>
       </w:r>
     </w:p>
@@ -13089,6 +13149,7 @@
           <w:sz w:val="22"/>
           <w:szCs w:val="22"/>
         </w:rPr>
+        <w:lastRenderedPageBreak/>
         <w:t xml:space="preserve">Soporte moderno para JavaScript (ES6+), </w:t>
       </w:r>
       <w:proofErr w:type="spellStart"/>
@@ -13407,6 +13468,16 @@
         <w:t xml:space="preserve"> la creación de las pruebas de aceptación</w:t>
       </w:r>
     </w:p>
+    <w:p/>
+    <w:p/>
+    <w:p/>
+    <w:p/>
+    <w:p/>
+    <w:p/>
+    <w:p/>
+    <w:p/>
+    <w:p/>
+    <w:p/>
     <w:tbl>
       <w:tblPr>
         <w:tblStyle w:val="Tablaconcuadrcula"/>
@@ -13950,7 +14021,7 @@
                           </pic:cNvPicPr>
                         </pic:nvPicPr>
                         <pic:blipFill>
-                          <a:blip r:embed="rId63">
+                          <a:blip r:embed="rId64">
                             <a:extLst>
                               <a:ext uri="{28A0092B-C50C-407E-A947-70E740481C1C}">
                                 <a14:useLocalDpi xmlns:a14="http://schemas.microsoft.com/office/drawing/2010/main" val="0"/>
@@ -14527,7 +14598,7 @@
                           </pic:cNvPicPr>
                         </pic:nvPicPr>
                         <pic:blipFill>
-                          <a:blip r:embed="rId64">
+                          <a:blip r:embed="rId65">
                             <a:extLst>
                               <a:ext uri="{28A0092B-C50C-407E-A947-70E740481C1C}">
                                 <a14:useLocalDpi xmlns:a14="http://schemas.microsoft.com/office/drawing/2010/main" val="0"/>
@@ -15101,7 +15172,7 @@
                           </pic:cNvPicPr>
                         </pic:nvPicPr>
                         <pic:blipFill>
-                          <a:blip r:embed="rId65">
+                          <a:blip r:embed="rId66">
                             <a:extLst>
                               <a:ext uri="{28A0092B-C50C-407E-A947-70E740481C1C}">
                                 <a14:useLocalDpi xmlns:a14="http://schemas.microsoft.com/office/drawing/2010/main" val="0"/>
@@ -15221,7 +15292,7 @@
                     </pic:cNvPicPr>
                   </pic:nvPicPr>
                   <pic:blipFill>
-                    <a:blip r:embed="rId66">
+                    <a:blip r:embed="rId67">
                       <a:extLst>
                         <a:ext uri="{28A0092B-C50C-407E-A947-70E740481C1C}">
                           <a14:useLocalDpi xmlns:a14="http://schemas.microsoft.com/office/drawing/2010/main" val="0"/>
@@ -15278,7 +15349,23 @@
           <w:sz w:val="18"/>
           <w:szCs w:val="18"/>
         </w:rPr>
-        <w:t>Figura 2.1 Modelo Vista Controlador</w:t>
+        <w:t>Figura 2.</w:t>
+      </w:r>
+      <w:r>
+        <w:rPr>
+          <w:rFonts w:cs="Arial"/>
+          <w:sz w:val="18"/>
+          <w:szCs w:val="18"/>
+        </w:rPr>
+        <w:t>2</w:t>
+      </w:r>
+      <w:r>
+        <w:rPr>
+          <w:rFonts w:cs="Arial"/>
+          <w:sz w:val="18"/>
+          <w:szCs w:val="18"/>
+        </w:rPr>
+        <w:t xml:space="preserve"> Modelo Vista Controlador</w:t>
       </w:r>
     </w:p>
     <w:p>
@@ -15317,6 +15404,11 @@
       </w:r>
       <w:r>
         <w:t>, operaciones (o métodos), y las relaciones entre los objetos.</w:t>
+      </w:r>
+    </w:p>
+    <w:p>
+      <w:r>
+        <w:t>El presente diagrama de clases forma parte de los artefactos definidos por la metodología RUP. Su uso tiene como finalidad mejorar la documentación del sistema, facilitar la comprensión de su estructura, y reducir la curva de aprendizaje para nuevos desarrolladores y tomadores de decisiones. Se representa la estructura estática del sistema, detallando las clases involucradas, sus atributos, operaciones y relaciones.</w:t>
       </w:r>
     </w:p>
     <w:p>
@@ -15365,7 +15457,7 @@
                     </pic:cNvPicPr>
                   </pic:nvPicPr>
                   <pic:blipFill>
-                    <a:blip r:embed="rId67">
+                    <a:blip r:embed="rId68">
                       <a:extLst>
                         <a:ext uri="{28A0092B-C50C-407E-A947-70E740481C1C}">
                           <a14:useLocalDpi xmlns:a14="http://schemas.microsoft.com/office/drawing/2010/main" val="0"/>
@@ -15427,7 +15519,21 @@
           <w:sz w:val="18"/>
           <w:szCs w:val="18"/>
         </w:rPr>
-        <w:t xml:space="preserve">Figura 2.2   La clase usuario va a realizar muchos cálculos, estos cálculos ser realizan en una ubicación, en una ubicación se realiza muchos cálculos, </w:t>
+        <w:t>Figura 2.</w:t>
+      </w:r>
+      <w:r>
+        <w:rPr>
+          <w:sz w:val="18"/>
+          <w:szCs w:val="18"/>
+        </w:rPr>
+        <w:t>3</w:t>
+      </w:r>
+      <w:r>
+        <w:rPr>
+          <w:sz w:val="18"/>
+          <w:szCs w:val="18"/>
+        </w:rPr>
+        <w:t xml:space="preserve">   La clase usuario va a realizar muchos cálculos, estos cálculos ser realizan en una ubicación, en una ubicación se realiza muchos cálculos, </w:t>
       </w:r>
       <w:r>
         <w:rPr>
@@ -15470,6 +15576,26 @@
     <w:p>
       <w:pPr>
         <w:rPr>
+          <w:lang w:val="es-ES"/>
+        </w:rPr>
+      </w:pPr>
+      <w:r>
+        <w:rPr>
+          <w:lang w:val="es-ES"/>
+        </w:rPr>
+        <w:t>El presente diagrama entidad-relación representa un modelo relacional normalizado que refleja la lógica de los datos del sistema, con un enfoque claro en la separación de responsabilidades, simplicidad estructural y eficiencia en el acceso a la información. Este modelo fue diseñado bajo principios fundamentales de normalización, garantizando integridad referencial, eliminación de redundancias y facilidad para la escalabilidad lógica del sistema.</w:t>
+      </w:r>
+    </w:p>
+    <w:p>
+      <w:pPr>
+        <w:rPr>
+          <w:lang w:val="es-ES"/>
+        </w:rPr>
+      </w:pPr>
+    </w:p>
+    <w:p>
+      <w:pPr>
+        <w:rPr>
           <w:noProof/>
         </w:rPr>
       </w:pPr>
@@ -15477,6 +15603,7 @@
         <w:rPr>
           <w:noProof/>
         </w:rPr>
+        <w:lastRenderedPageBreak/>
         <w:drawing>
           <wp:inline distT="0" distB="0" distL="0" distR="0" wp14:anchorId="5628BB87" wp14:editId="52640F89">
             <wp:extent cx="5974080" cy="3025140"/>
@@ -15495,7 +15622,7 @@
                     </pic:cNvPicPr>
                   </pic:nvPicPr>
                   <pic:blipFill>
-                    <a:blip r:embed="rId68">
+                    <a:blip r:embed="rId69">
                       <a:extLst>
                         <a:ext uri="{28A0092B-C50C-407E-A947-70E740481C1C}">
                           <a14:useLocalDpi xmlns:a14="http://schemas.microsoft.com/office/drawing/2010/main" val="0"/>
@@ -15561,21 +15688,21 @@
           <w:sz w:val="18"/>
           <w:szCs w:val="18"/>
         </w:rPr>
-        <w:t>Figura 2.3 Diagrama de Base de Datos</w:t>
-      </w:r>
-    </w:p>
-    <w:p>
-      <w:pPr>
-        <w:rPr>
-          <w:lang w:val="es-ES"/>
-        </w:rPr>
-      </w:pPr>
-      <w:r>
-        <w:rPr>
-          <w:lang w:val="es-ES"/>
-        </w:rPr>
-        <w:lastRenderedPageBreak/>
-        <w:t>El presente diagrama entidad-relación representa un modelo relacional normalizado que refleja la lógica de los datos del sistema, con un enfoque claro en la separación de responsabilidades, simplicidad estructural y eficiencia en el acceso a la información. Este modelo fue diseñado bajo principios fundamentales de normalización, garantizando integridad referencial, eliminación de redundancias y facilidad para la escalabilidad lógica del sistema.</w:t>
+        <w:t>Figura 2.</w:t>
+      </w:r>
+      <w:r>
+        <w:rPr>
+          <w:sz w:val="18"/>
+          <w:szCs w:val="18"/>
+        </w:rPr>
+        <w:t>4</w:t>
+      </w:r>
+      <w:r>
+        <w:rPr>
+          <w:sz w:val="18"/>
+          <w:szCs w:val="18"/>
+        </w:rPr>
+        <w:t xml:space="preserve"> Diagrama de Base de Datos</w:t>
       </w:r>
     </w:p>
     <w:p>
@@ -15788,6 +15915,7 @@
         <w:rPr>
           <w:lang w:val="es-ES"/>
         </w:rPr>
+        <w:lastRenderedPageBreak/>
         <w:t xml:space="preserve">Esta separación de entidades ofrece </w:t>
       </w:r>
       <w:r>
@@ -15880,7 +16008,6 @@
         <w:rPr>
           <w:lang w:val="es-ES"/>
         </w:rPr>
-        <w:lastRenderedPageBreak/>
         <w:t xml:space="preserve">Las entidades Cálculo y Ubicación pueden manejarse con </w:t>
       </w:r>
       <w:r>
@@ -16039,14 +16166,6 @@
     </w:p>
     <w:p>
       <w:pPr>
-        <w:rPr>
-          <w:sz w:val="18"/>
-          <w:szCs w:val="18"/>
-        </w:rPr>
-      </w:pPr>
-    </w:p>
-    <w:p>
-      <w:pPr>
         <w:pStyle w:val="Ttulo2"/>
       </w:pPr>
       <w:r>
@@ -16058,7 +16177,11 @@
     </w:p>
     <w:p>
       <w:r>
-        <w:t>Los servicios web son aplicaciones que se comunican y comparten datos e información a través de la red, utilizando un conjunto de estándares y protocolos abiertos. Están diseñados para soportar la interacción máquina a máquina, facilitando la interoperabilidad entre sistemas heterogéneos. Es decir, dos sistemas no necesitan conocerse para poder comunicarse mientras se acojan a las reglas de comunicación del estándar de servicio web usado.</w:t>
+        <w:t xml:space="preserve">Los servicios web son aplicaciones que se comunican y comparten datos e información a través de la red, utilizando un conjunto de estándares y protocolos abiertos. Están diseñados para soportar la interacción máquina a máquina, facilitando la interoperabilidad entre sistemas </w:t>
+      </w:r>
+      <w:r>
+        <w:lastRenderedPageBreak/>
+        <w:t>heterogéneos. Es decir, dos sistemas no necesitan conocerse para poder comunicarse mientras se acojan a las reglas de comunicación del estándar de servicio web usado.</w:t>
       </w:r>
       <w:r>
         <w:t xml:space="preserve"> </w:t>
@@ -16144,7 +16267,6 @@
         <w:rPr>
           <w:lang w:val="en-US"/>
         </w:rPr>
-        <w:lastRenderedPageBreak/>
         <w:t>Seguridad</w:t>
       </w:r>
       <w:proofErr w:type="spellEnd"/>
@@ -16464,6 +16586,7 @@
           <w:bCs/>
           <w:lang w:val="es-ES"/>
         </w:rPr>
+        <w:lastRenderedPageBreak/>
         <w:t>Eficiencia y Escalabilidad:</w:t>
       </w:r>
       <w:r>
@@ -16583,7 +16706,6 @@
           <w:bCs/>
           <w:lang w:val="es-ES"/>
         </w:rPr>
-        <w:lastRenderedPageBreak/>
         <w:t>Limitaciones en Solicitudes Complejas:</w:t>
       </w:r>
       <w:r>
@@ -16607,16 +16729,14 @@
         <w:rPr>
           <w:lang w:val="es-ES"/>
         </w:rPr>
-        <w:t xml:space="preserve">Atendiendo a las ventajas y desventajas que presenta REST respecto a SOAP, se decide adoptar el mismo </w:t>
-      </w:r>
-      <w:proofErr w:type="spellStart"/>
+        <w:t>Atendiendo a las ventajas y desventajas que presenta REST respecto a SOAP, se decide adoptar el mismo par</w:t>
+      </w:r>
       <w:r>
         <w:rPr>
           <w:lang w:val="es-ES"/>
         </w:rPr>
-        <w:t>par</w:t>
-      </w:r>
-      <w:proofErr w:type="spellEnd"/>
+        <w:t>a</w:t>
+      </w:r>
       <w:r>
         <w:rPr>
           <w:lang w:val="es-ES"/>
@@ -16635,17 +16755,6 @@
         </w:rPr>
         <w:t xml:space="preserve">ación. </w:t>
       </w:r>
-    </w:p>
-    <w:p>
-      <w:pPr>
-        <w:tabs>
-          <w:tab w:val="left" w:pos="720"/>
-        </w:tabs>
-        <w:ind w:left="720" w:firstLine="0"/>
-        <w:rPr>
-          <w:lang w:val="es-ES"/>
-        </w:rPr>
-      </w:pPr>
     </w:p>
     <w:p>
       <w:pPr>
@@ -17079,6 +17188,7 @@
           <w:b/>
           <w:bCs/>
         </w:rPr>
+        <w:lastRenderedPageBreak/>
         <w:t>Puedes escalar sin dificultad, ya que cada servicio</w:t>
       </w:r>
       <w:r>
@@ -17209,7 +17319,6 @@
           <w:bCs/>
           <w:lang w:val="es-ES"/>
         </w:rPr>
-        <w:lastRenderedPageBreak/>
         <w:t>Complejidad en la comunicación y gestión</w:t>
       </w:r>
       <w:r>
@@ -17314,13 +17423,6 @@
         </w:rPr>
         <w:t xml:space="preserve">: Al tener cada microservicio sus propios recursos y bases de datos, se puede producir un mayor consumo de memoria y CPU. </w:t>
       </w:r>
-    </w:p>
-    <w:p>
-      <w:pPr>
-        <w:rPr>
-          <w:lang w:val="es-ES"/>
-        </w:rPr>
-      </w:pPr>
     </w:p>
     <w:p>
       <w:pPr>
@@ -17400,7 +17502,14 @@
         <w:rPr>
           <w:lang w:val="es-ES"/>
         </w:rPr>
-        <w:t xml:space="preserve"> Breaker. Ambos se consideran fundamentales en sistemas donde la consistencia transaccional y la tolerancia a fallos resultan críticas, especialmente al coordinar operaciones entre múltiples servicios.</w:t>
+        <w:t xml:space="preserve"> Breaker. Ambos se consideran fundamentales en </w:t>
+      </w:r>
+      <w:r>
+        <w:rPr>
+          <w:lang w:val="es-ES"/>
+        </w:rPr>
+        <w:lastRenderedPageBreak/>
+        <w:t>sistemas donde la consistencia transaccional y la tolerancia a fallos resultan críticas, especialmente al coordinar operaciones entre múltiples servicios.</w:t>
       </w:r>
     </w:p>
     <w:p>
@@ -17443,7 +17552,7 @@
       </w:r>
       <w:proofErr w:type="spellStart"/>
       <w:r>
-        <w:t>gateway</w:t>
+        <w:t>gateway-client</w:t>
       </w:r>
       <w:proofErr w:type="spellEnd"/>
       <w:r>
@@ -17514,7 +17623,6 @@
         <w:rPr>
           <w:lang w:val="es-ES"/>
         </w:rPr>
-        <w:lastRenderedPageBreak/>
         <w:t xml:space="preserve">La incorporación de los patrones </w:t>
       </w:r>
       <w:proofErr w:type="spellStart"/>
@@ -17755,6 +17863,7 @@
         <w:rPr>
           <w:lang w:val="es-ES"/>
         </w:rPr>
+        <w:lastRenderedPageBreak/>
         <w:t>Con el fin de preservar la confidencialidad, integridad y disponibilidad de la información almacenada, la gestión de los datos (creación, modificación y eliminación) será responsabilidad exclusiva del usuario con permisos de Administrador.</w:t>
       </w:r>
     </w:p>
@@ -17831,36 +17940,119 @@
         <w:pStyle w:val="Ttulo2"/>
       </w:pPr>
       <w:r>
+        <w:t>Conclusiones del Capítulo</w:t>
+      </w:r>
+    </w:p>
+    <w:p>
+      <w:pPr>
+        <w:spacing w:before="100" w:beforeAutospacing="1" w:after="100" w:afterAutospacing="1" w:line="360" w:lineRule="auto"/>
+        <w:ind w:left="0" w:firstLine="0"/>
+        <w:rPr>
+          <w:rFonts w:eastAsia="Times New Roman"/>
+          <w:color w:val="auto"/>
+          <w:lang w:val="es-ES" w:eastAsia="en-US"/>
+        </w:rPr>
+      </w:pPr>
+      <w:r>
+        <w:rPr>
+          <w:rFonts w:eastAsia="Times New Roman"/>
+          <w:color w:val="auto"/>
+          <w:lang w:val="es-ES" w:eastAsia="en-US"/>
+        </w:rPr>
+        <w:t>El análisis desarrollado a lo largo del capítulo permite concluir que la informatización del cálculo del transporte longitudinal de sedimentos constituye una necesidad urgente para la agencia de estudios marinos de GEOCUBA (Oriente Sur). El actual proceso manual, además de demandar una gran inversión de tiempo, está sujeto a errores que comprometen la precisión de los resultados. La solución propuesta mediante una aplicación web no solo representa una mejora técnica, sino también un avance metodológico que impactará positivamente en la calidad y fiabilidad de los estudios costeros, permitiendo una gestión más eficiente y segura de los datos recopilados en campo y calculados teóricamente.</w:t>
+      </w:r>
+    </w:p>
+    <w:p>
+      <w:pPr>
+        <w:spacing w:before="100" w:beforeAutospacing="1" w:after="100" w:afterAutospacing="1" w:line="360" w:lineRule="auto"/>
+        <w:ind w:left="0" w:firstLine="0"/>
+        <w:rPr>
+          <w:rFonts w:eastAsia="Times New Roman"/>
+          <w:color w:val="auto"/>
+          <w:lang w:val="es-ES" w:eastAsia="en-US"/>
+        </w:rPr>
+      </w:pPr>
+      <w:r>
+        <w:rPr>
+          <w:rFonts w:eastAsia="Times New Roman"/>
+          <w:color w:val="auto"/>
+          <w:lang w:val="es-ES" w:eastAsia="en-US"/>
+        </w:rPr>
+        <w:t xml:space="preserve">Durante el diseño de la solución se tomaron decisiones clave relacionadas con la arquitectura del sistema, sus funcionalidades y los requerimientos técnicos. La elección de una arquitectura basada en microservicios, implementada con tecnologías modernas como </w:t>
+      </w:r>
+      <w:proofErr w:type="spellStart"/>
+      <w:r>
+        <w:rPr>
+          <w:rFonts w:eastAsia="Times New Roman"/>
+          <w:color w:val="auto"/>
+          <w:lang w:val="es-ES" w:eastAsia="en-US"/>
+        </w:rPr>
+        <w:t>NestJS</w:t>
+      </w:r>
+      <w:proofErr w:type="spellEnd"/>
+      <w:r>
+        <w:rPr>
+          <w:rFonts w:eastAsia="Times New Roman"/>
+          <w:color w:val="auto"/>
+          <w:lang w:val="es-ES" w:eastAsia="en-US"/>
+        </w:rPr>
+        <w:t xml:space="preserve"> y </w:t>
+      </w:r>
+      <w:proofErr w:type="spellStart"/>
+      <w:r>
+        <w:rPr>
+          <w:rFonts w:eastAsia="Times New Roman"/>
+          <w:color w:val="auto"/>
+          <w:lang w:val="es-ES" w:eastAsia="en-US"/>
+        </w:rPr>
+        <w:t>React</w:t>
+      </w:r>
+      <w:proofErr w:type="spellEnd"/>
+      <w:r>
+        <w:rPr>
+          <w:rFonts w:eastAsia="Times New Roman"/>
+          <w:color w:val="auto"/>
+          <w:lang w:val="es-ES" w:eastAsia="en-US"/>
+        </w:rPr>
+        <w:t>, responde a la necesidad de escalabilidad, mantenibilidad y distribución de responsabilidades. Asimismo, se definieron funcionalidades específicas expresadas mediante historias de usuario, permitiendo al sistema cubrir aspectos esenciales como autenticación, gestión de cálculos, usuarios, ubicaciones, trazabilidad y visualización gráfica. Esta estructura modular y orientada al usuario asegura que la solución responda de manera precisa a las necesidades operativas del equipo técnico en diferentes contextos de uso.</w:t>
+      </w:r>
+    </w:p>
+    <w:p>
+      <w:pPr>
+        <w:spacing w:before="100" w:beforeAutospacing="1" w:after="100" w:afterAutospacing="1" w:line="360" w:lineRule="auto"/>
+        <w:ind w:left="0" w:firstLine="0"/>
+        <w:rPr>
+          <w:rFonts w:eastAsia="Times New Roman"/>
+          <w:color w:val="auto"/>
+          <w:lang w:val="es-ES" w:eastAsia="en-US"/>
+        </w:rPr>
+      </w:pPr>
+      <w:r>
+        <w:rPr>
+          <w:rFonts w:eastAsia="Times New Roman"/>
+          <w:color w:val="auto"/>
+          <w:lang w:val="es-ES" w:eastAsia="en-US"/>
+        </w:rPr>
         <w:lastRenderedPageBreak/>
-        <w:t>Conclusiones del Capítulo</w:t>
-      </w:r>
-    </w:p>
-    <w:p>
-      <w:pPr>
-        <w:rPr>
-          <w:b/>
-        </w:rPr>
-      </w:pPr>
-      <w:commentRangeStart w:id="118"/>
-      <w:r>
-        <w:t>En este capítulo se abordaron las fases de planificación y diseño en el desarrollo del software. Se definieron las funcionalidades a implementar mediante los artefactos propuestos por la metodología XP, incluyendo las historias de usuario y las historias técnicas. Asimismo, se elaboraron el diagrama de clases y el modelo de base de datos. Finalmente, se destacaron aspectos clave para la incorporación de la arquitectura basada en microservicios dentro del sistema de gestión</w:t>
-      </w:r>
-      <w:r>
-        <w:t xml:space="preserve"> del cálculo del transporte de sedimentos</w:t>
-      </w:r>
-      <w:r>
-        <w:t>.</w:t>
-      </w:r>
-      <w:commentRangeEnd w:id="118"/>
-      <w:r>
-        <w:rPr>
-          <w:rStyle w:val="Refdecomentario"/>
-          <w:rFonts w:eastAsiaTheme="minorHAnsi"/>
+        <w:t xml:space="preserve">Por otra parte, se establecieron detalladamente los requisitos no funcionales que garantizan la calidad del sistema: rendimiento, seguridad, usabilidad, disponibilidad, fiabilidad y mantenibilidad. Se definió un modelo de datos que no solo respeta los principios de normalización del modelo relacional, sino que está estratégicamente pensado para su adaptación al modelo documental de MongoDB. Este enfoque híbrido refuerza la flexibilidad del sistema ante escenarios de alta demanda o consultas especializadas. Finalmente, la integración de patrones de diseño como SAGA y </w:t>
+      </w:r>
+      <w:proofErr w:type="spellStart"/>
+      <w:r>
+        <w:rPr>
+          <w:rFonts w:eastAsia="Times New Roman"/>
           <w:color w:val="auto"/>
-          <w:shd w:val="clear" w:color="auto" w:fill="FFFFFF"/>
           <w:lang w:val="es-ES" w:eastAsia="en-US"/>
         </w:rPr>
-        <w:commentReference w:id="118"/>
+        <w:t>Circuit</w:t>
+      </w:r>
+      <w:proofErr w:type="spellEnd"/>
+      <w:r>
+        <w:rPr>
+          <w:rFonts w:eastAsia="Times New Roman"/>
+          <w:color w:val="auto"/>
+          <w:lang w:val="es-ES" w:eastAsia="en-US"/>
+        </w:rPr>
+        <w:t xml:space="preserve"> Breaker en la arquitectura demuestra un enfoque avanzado en cuanto a tolerancia a fallos y consistencia distribuida, dotando al sistema de resiliencia ante errores y preparándolo para futuras expansiones en entornos científicos y colaborativos de mayor complejidad.</w:t>
       </w:r>
     </w:p>
     <w:p>
@@ -17873,12 +18065,12 @@
           <w:bCs/>
         </w:rPr>
         <w:sectPr>
-          <w:headerReference w:type="even" r:id="rId69"/>
-          <w:headerReference w:type="default" r:id="rId70"/>
-          <w:footerReference w:type="even" r:id="rId71"/>
-          <w:footerReference w:type="default" r:id="rId72"/>
-          <w:headerReference w:type="first" r:id="rId73"/>
-          <w:footerReference w:type="first" r:id="rId74"/>
+          <w:headerReference w:type="even" r:id="rId70"/>
+          <w:headerReference w:type="default" r:id="rId71"/>
+          <w:footerReference w:type="even" r:id="rId72"/>
+          <w:footerReference w:type="default" r:id="rId73"/>
+          <w:headerReference w:type="first" r:id="rId74"/>
+          <w:footerReference w:type="first" r:id="rId75"/>
           <w:pgSz w:w="12240" w:h="15840"/>
           <w:pgMar w:top="725" w:right="1126" w:bottom="2517" w:left="1702" w:header="725" w:footer="981" w:gutter="0"/>
           <w:cols w:space="720"/>
@@ -17911,10 +18103,10 @@
           <w:bCs/>
         </w:rPr>
       </w:pPr>
-      <w:bookmarkStart w:id="119" w:name="_CAPITULO_3._"/>
-      <w:bookmarkStart w:id="120" w:name="_Toc196374752"/>
-      <w:bookmarkStart w:id="121" w:name="_Toc22562"/>
-      <w:bookmarkEnd w:id="119"/>
+      <w:bookmarkStart w:id="118" w:name="_CAPITULO_3._"/>
+      <w:bookmarkStart w:id="119" w:name="_Toc196374752"/>
+      <w:bookmarkStart w:id="120" w:name="_Toc22562"/>
+      <w:bookmarkEnd w:id="118"/>
       <w:r>
         <w:t xml:space="preserve">CAPITULO 3. </w:t>
       </w:r>
@@ -17922,11 +18114,11 @@
         <w:tab/>
         <w:t>ESPECIFICACIÓN TÉCNICA DEL PRODUCTO</w:t>
       </w:r>
+      <w:bookmarkEnd w:id="119"/>
+      <w:r>
+        <w:t xml:space="preserve"> </w:t>
+      </w:r>
       <w:bookmarkEnd w:id="120"/>
-      <w:r>
-        <w:t xml:space="preserve"> </w:t>
-      </w:r>
-      <w:bookmarkEnd w:id="121"/>
     </w:p>
     <w:p>
       <w:pPr>
@@ -17953,7 +18145,7 @@
           <w:lang w:val="es-CU" w:eastAsia="es-CU"/>
         </w:rPr>
       </w:pPr>
-      <w:bookmarkStart w:id="122" w:name="_Toc193705058"/>
+      <w:bookmarkStart w:id="121" w:name="_Toc193705058"/>
     </w:p>
     <w:p>
       <w:pPr>
@@ -17962,7 +18154,7 @@
       <w:r>
         <w:t>Introducción</w:t>
       </w:r>
-      <w:bookmarkEnd w:id="122"/>
+      <w:bookmarkEnd w:id="121"/>
       <w:r>
         <w:t xml:space="preserve"> </w:t>
       </w:r>
@@ -19117,19 +19309,9 @@
           <w:sz w:val="22"/>
           <w:szCs w:val="22"/>
         </w:rPr>
-        <w:t xml:space="preserve">l </w:t>
-      </w:r>
-      <w:proofErr w:type="gramStart"/>
-      <w:r>
-        <w:rPr>
-          <w:b/>
-          <w:sz w:val="22"/>
-          <w:szCs w:val="22"/>
-        </w:rPr>
-        <w:t>fichero  .</w:t>
+        <w:t>l fichero  .</w:t>
       </w:r>
       <w:proofErr w:type="spellStart"/>
-      <w:proofErr w:type="gramEnd"/>
       <w:r>
         <w:rPr>
           <w:b/>
@@ -19200,9 +19382,9 @@
           <w:szCs w:val="22"/>
         </w:rPr>
         <w:drawing>
-          <wp:inline distT="0" distB="0" distL="0" distR="0" wp14:anchorId="64C9C63C" wp14:editId="527A8033">
+          <wp:inline distT="0" distB="0" distL="0" distR="0" wp14:anchorId="64C9C63C" wp14:editId="1666D314">
             <wp:extent cx="4015740" cy="2066290"/>
-            <wp:effectExtent l="0" t="0" r="3810" b="0"/>
+            <wp:effectExtent l="95250" t="95250" r="99060" b="86360"/>
             <wp:docPr id="13" name="Imagen 13"/>
             <wp:cNvGraphicFramePr>
               <a:graphicFrameLocks xmlns:a="http://schemas.openxmlformats.org/drawingml/2006/main" noChangeAspect="1"/>
@@ -19212,153 +19394,6 @@
                 <pic:pic xmlns:pic="http://schemas.openxmlformats.org/drawingml/2006/picture">
                   <pic:nvPicPr>
                     <pic:cNvPr id="0" name="Picture 6"/>
-                    <pic:cNvPicPr>
-                      <a:picLocks noChangeAspect="1" noChangeArrowheads="1"/>
-                    </pic:cNvPicPr>
-                  </pic:nvPicPr>
-                  <pic:blipFill>
-                    <a:blip r:embed="rId75">
-                      <a:extLst>
-                        <a:ext uri="{28A0092B-C50C-407E-A947-70E740481C1C}">
-                          <a14:useLocalDpi xmlns:a14="http://schemas.microsoft.com/office/drawing/2010/main" val="0"/>
-                        </a:ext>
-                      </a:extLst>
-                    </a:blip>
-                    <a:srcRect/>
-                    <a:stretch>
-                      <a:fillRect/>
-                    </a:stretch>
-                  </pic:blipFill>
-                  <pic:spPr bwMode="auto">
-                    <a:xfrm>
-                      <a:off x="0" y="0"/>
-                      <a:ext cx="4015740" cy="2066290"/>
-                    </a:xfrm>
-                    <a:prstGeom prst="rect">
-                      <a:avLst/>
-                    </a:prstGeom>
-                    <a:noFill/>
-                    <a:ln>
-                      <a:noFill/>
-                    </a:ln>
-                  </pic:spPr>
-                </pic:pic>
-              </a:graphicData>
-            </a:graphic>
-          </wp:inline>
-        </w:drawing>
-      </w:r>
-      <w:r>
-        <w:rPr>
-          <w:bCs/>
-          <w:sz w:val="22"/>
-          <w:szCs w:val="22"/>
-        </w:rPr>
-        <w:t xml:space="preserve">          </w:t>
-      </w:r>
-    </w:p>
-    <w:p>
-      <w:pPr>
-        <w:pStyle w:val="Prrafodelista"/>
-        <w:ind w:left="504" w:hanging="504"/>
-        <w:rPr>
-          <w:bCs/>
-          <w:sz w:val="18"/>
-          <w:szCs w:val="18"/>
-        </w:rPr>
-      </w:pPr>
-      <w:r>
-        <w:rPr>
-          <w:bCs/>
-          <w:sz w:val="18"/>
-          <w:szCs w:val="18"/>
-        </w:rPr>
-        <w:t xml:space="preserve">Figura 3.1 Estructura de los </w:t>
-      </w:r>
-      <w:r>
-        <w:rPr>
-          <w:bCs/>
-          <w:sz w:val="18"/>
-          <w:szCs w:val="18"/>
-        </w:rPr>
-        <w:t>d</w:t>
-      </w:r>
-      <w:r>
-        <w:rPr>
-          <w:bCs/>
-          <w:sz w:val="18"/>
-          <w:szCs w:val="18"/>
-        </w:rPr>
-        <w:t>irectorio</w:t>
-      </w:r>
-      <w:r>
-        <w:rPr>
-          <w:bCs/>
-          <w:sz w:val="18"/>
-          <w:szCs w:val="18"/>
-        </w:rPr>
-        <w:t>s</w:t>
-      </w:r>
-      <w:r>
-        <w:rPr>
-          <w:bCs/>
-          <w:sz w:val="18"/>
-          <w:szCs w:val="18"/>
-        </w:rPr>
-        <w:t xml:space="preserve"> del </w:t>
-      </w:r>
-      <w:proofErr w:type="spellStart"/>
-      <w:r>
-        <w:rPr>
-          <w:bCs/>
-          <w:sz w:val="18"/>
-          <w:szCs w:val="18"/>
-        </w:rPr>
-        <w:t>Frontend</w:t>
-      </w:r>
-      <w:proofErr w:type="spellEnd"/>
-    </w:p>
-    <w:p>
-      <w:pPr>
-        <w:pStyle w:val="Prrafodelista"/>
-        <w:ind w:left="504" w:hanging="504"/>
-        <w:rPr>
-          <w:bCs/>
-          <w:sz w:val="22"/>
-          <w:szCs w:val="22"/>
-        </w:rPr>
-      </w:pPr>
-    </w:p>
-    <w:p>
-      <w:pPr>
-        <w:pStyle w:val="Prrafodelista"/>
-        <w:ind w:left="504" w:hanging="504"/>
-        <w:rPr>
-          <w:bCs/>
-          <w:sz w:val="22"/>
-          <w:szCs w:val="22"/>
-        </w:rPr>
-      </w:pPr>
-      <w:r>
-        <w:rPr>
-          <w:bCs/>
-          <w:noProof/>
-          <w:sz w:val="22"/>
-          <w:szCs w:val="22"/>
-        </w:rPr>
-        <w:drawing>
-          <wp:inline distT="0" distB="0" distL="0" distR="0" wp14:anchorId="55B4CA6C" wp14:editId="7988938A">
-            <wp:extent cx="5747385" cy="1531620"/>
-            <wp:effectExtent l="0" t="0" r="5715" b="0"/>
-            <wp:docPr id="14" name="Imagen 14"/>
-            <wp:cNvGraphicFramePr>
-              <a:graphicFrameLocks xmlns:a="http://schemas.openxmlformats.org/drawingml/2006/main" noChangeAspect="1"/>
-            </wp:cNvGraphicFramePr>
-            <a:graphic xmlns:a="http://schemas.openxmlformats.org/drawingml/2006/main">
-              <a:graphicData uri="http://schemas.openxmlformats.org/drawingml/2006/picture">
-                <pic:pic xmlns:pic="http://schemas.openxmlformats.org/drawingml/2006/picture">
-                  <pic:nvPicPr>
-                    <pic:cNvPr id="0" name="Picture 7"/>
                     <pic:cNvPicPr>
                       <a:picLocks noChangeAspect="1" noChangeArrowheads="1"/>
                     </pic:cNvPicPr>
@@ -19379,15 +19414,23 @@
                   <pic:spPr bwMode="auto">
                     <a:xfrm>
                       <a:off x="0" y="0"/>
-                      <a:ext cx="5747385" cy="1531620"/>
+                      <a:ext cx="4015740" cy="2066290"/>
                     </a:xfrm>
                     <a:prstGeom prst="rect">
                       <a:avLst/>
                     </a:prstGeom>
-                    <a:noFill/>
-                    <a:ln>
-                      <a:noFill/>
+                    <a:ln w="88900" cap="sq" cmpd="thickThin">
+                      <a:solidFill>
+                        <a:srgbClr val="000000"/>
+                      </a:solidFill>
+                      <a:prstDash val="solid"/>
+                      <a:miter lim="800000"/>
                     </a:ln>
+                    <a:effectLst>
+                      <a:innerShdw blurRad="76200">
+                        <a:srgbClr val="000000"/>
+                      </a:innerShdw>
+                    </a:effectLst>
                   </pic:spPr>
                 </pic:pic>
               </a:graphicData>
@@ -19395,6 +19438,14 @@
           </wp:inline>
         </w:drawing>
       </w:r>
+      <w:r>
+        <w:rPr>
+          <w:bCs/>
+          <w:sz w:val="22"/>
+          <w:szCs w:val="22"/>
+        </w:rPr>
+        <w:t xml:space="preserve">          </w:t>
+      </w:r>
     </w:p>
     <w:p>
       <w:pPr>
@@ -19412,34 +19463,163 @@
           <w:sz w:val="18"/>
           <w:szCs w:val="18"/>
         </w:rPr>
-        <w:t xml:space="preserve">Figura 3.2 </w:t>
-      </w:r>
-      <w:proofErr w:type="gramStart"/>
+        <w:t xml:space="preserve">Figura 3.1 Estructura de los </w:t>
+      </w:r>
       <w:r>
         <w:rPr>
           <w:bCs/>
           <w:sz w:val="18"/>
           <w:szCs w:val="18"/>
         </w:rPr>
-        <w:t>Fichero .</w:t>
-      </w:r>
-      <w:proofErr w:type="spellStart"/>
+        <w:t>d</w:t>
+      </w:r>
       <w:r>
         <w:rPr>
           <w:bCs/>
           <w:sz w:val="18"/>
           <w:szCs w:val="18"/>
         </w:rPr>
-        <w:t>env</w:t>
-      </w:r>
-      <w:proofErr w:type="gramEnd"/>
+        <w:t>irectorio</w:t>
+      </w:r>
       <w:r>
         <w:rPr>
           <w:bCs/>
           <w:sz w:val="18"/>
           <w:szCs w:val="18"/>
         </w:rPr>
-        <w:t>.example</w:t>
+        <w:t>s</w:t>
+      </w:r>
+      <w:r>
+        <w:rPr>
+          <w:bCs/>
+          <w:sz w:val="18"/>
+          <w:szCs w:val="18"/>
+        </w:rPr>
+        <w:t xml:space="preserve"> del </w:t>
+      </w:r>
+      <w:proofErr w:type="spellStart"/>
+      <w:r>
+        <w:rPr>
+          <w:bCs/>
+          <w:sz w:val="18"/>
+          <w:szCs w:val="18"/>
+        </w:rPr>
+        <w:t>Frontend</w:t>
+      </w:r>
+      <w:proofErr w:type="spellEnd"/>
+    </w:p>
+    <w:p>
+      <w:pPr>
+        <w:pStyle w:val="Prrafodelista"/>
+        <w:ind w:left="504" w:hanging="504"/>
+        <w:rPr>
+          <w:bCs/>
+          <w:sz w:val="22"/>
+          <w:szCs w:val="22"/>
+        </w:rPr>
+      </w:pPr>
+    </w:p>
+    <w:p>
+      <w:pPr>
+        <w:pStyle w:val="Prrafodelista"/>
+        <w:ind w:left="504" w:hanging="504"/>
+        <w:rPr>
+          <w:bCs/>
+          <w:sz w:val="22"/>
+          <w:szCs w:val="22"/>
+        </w:rPr>
+      </w:pPr>
+      <w:r>
+        <w:rPr>
+          <w:bCs/>
+          <w:noProof/>
+          <w:sz w:val="22"/>
+          <w:szCs w:val="22"/>
+        </w:rPr>
+        <w:drawing>
+          <wp:inline distT="0" distB="0" distL="0" distR="0" wp14:anchorId="55B4CA6C" wp14:editId="33B449B6">
+            <wp:extent cx="5747385" cy="1531620"/>
+            <wp:effectExtent l="95250" t="95250" r="100965" b="87630"/>
+            <wp:docPr id="14" name="Imagen 14"/>
+            <wp:cNvGraphicFramePr>
+              <a:graphicFrameLocks xmlns:a="http://schemas.openxmlformats.org/drawingml/2006/main" noChangeAspect="1"/>
+            </wp:cNvGraphicFramePr>
+            <a:graphic xmlns:a="http://schemas.openxmlformats.org/drawingml/2006/main">
+              <a:graphicData uri="http://schemas.openxmlformats.org/drawingml/2006/picture">
+                <pic:pic xmlns:pic="http://schemas.openxmlformats.org/drawingml/2006/picture">
+                  <pic:nvPicPr>
+                    <pic:cNvPr id="0" name="Picture 7"/>
+                    <pic:cNvPicPr>
+                      <a:picLocks noChangeAspect="1" noChangeArrowheads="1"/>
+                    </pic:cNvPicPr>
+                  </pic:nvPicPr>
+                  <pic:blipFill>
+                    <a:blip r:embed="rId77">
+                      <a:extLst>
+                        <a:ext uri="{28A0092B-C50C-407E-A947-70E740481C1C}">
+                          <a14:useLocalDpi xmlns:a14="http://schemas.microsoft.com/office/drawing/2010/main" val="0"/>
+                        </a:ext>
+                      </a:extLst>
+                    </a:blip>
+                    <a:srcRect/>
+                    <a:stretch>
+                      <a:fillRect/>
+                    </a:stretch>
+                  </pic:blipFill>
+                  <pic:spPr bwMode="auto">
+                    <a:xfrm>
+                      <a:off x="0" y="0"/>
+                      <a:ext cx="5747385" cy="1531620"/>
+                    </a:xfrm>
+                    <a:prstGeom prst="rect">
+                      <a:avLst/>
+                    </a:prstGeom>
+                    <a:ln w="88900" cap="sq" cmpd="thickThin">
+                      <a:solidFill>
+                        <a:srgbClr val="000000"/>
+                      </a:solidFill>
+                      <a:prstDash val="solid"/>
+                      <a:miter lim="800000"/>
+                    </a:ln>
+                    <a:effectLst>
+                      <a:innerShdw blurRad="76200">
+                        <a:srgbClr val="000000"/>
+                      </a:innerShdw>
+                    </a:effectLst>
+                  </pic:spPr>
+                </pic:pic>
+              </a:graphicData>
+            </a:graphic>
+          </wp:inline>
+        </w:drawing>
+      </w:r>
+    </w:p>
+    <w:p>
+      <w:pPr>
+        <w:pStyle w:val="Prrafodelista"/>
+        <w:ind w:left="504" w:hanging="504"/>
+        <w:rPr>
+          <w:bCs/>
+          <w:sz w:val="18"/>
+          <w:szCs w:val="18"/>
+        </w:rPr>
+      </w:pPr>
+      <w:r>
+        <w:rPr>
+          <w:bCs/>
+          <w:sz w:val="18"/>
+          <w:szCs w:val="18"/>
+        </w:rPr>
+        <w:t>Figura 3.2 Fichero .</w:t>
+      </w:r>
+      <w:proofErr w:type="spellStart"/>
+      <w:r>
+        <w:rPr>
+          <w:bCs/>
+          <w:sz w:val="18"/>
+          <w:szCs w:val="18"/>
+        </w:rPr>
+        <w:t>env.example</w:t>
       </w:r>
       <w:proofErr w:type="spellEnd"/>
     </w:p>
@@ -19669,7 +19849,7 @@
                     </pic:cNvPicPr>
                   </pic:nvPicPr>
                   <pic:blipFill>
-                    <a:blip r:embed="rId77">
+                    <a:blip r:embed="rId78">
                       <a:extLst>
                         <a:ext uri="{28A0092B-C50C-407E-A947-70E740481C1C}">
                           <a14:useLocalDpi xmlns:a14="http://schemas.microsoft.com/office/drawing/2010/main" val="0"/>
@@ -19758,16 +19938,28 @@
     <w:p>
       <w:pPr>
         <w:pStyle w:val="Prrafodelista"/>
-        <w:ind w:left="504" w:hanging="504"/>
-        <w:rPr>
-          <w:bCs/>
-          <w:sz w:val="22"/>
-          <w:szCs w:val="22"/>
-          <w:lang w:val="es-CU"/>
-        </w:rPr>
-      </w:pPr>
-    </w:p>
-    <w:p/>
+        <w:keepNext/>
+        <w:keepLines/>
+        <w:numPr>
+          <w:ilvl w:val="0"/>
+          <w:numId w:val="40"/>
+        </w:numPr>
+        <w:spacing w:after="227" w:line="259" w:lineRule="auto"/>
+        <w:contextualSpacing w:val="0"/>
+        <w:jc w:val="left"/>
+        <w:outlineLvl w:val="2"/>
+        <w:rPr>
+          <w:rFonts w:eastAsia="Arial"/>
+          <w:b/>
+          <w:vanish/>
+          <w:color w:val="000000"/>
+          <w:sz w:val="22"/>
+          <w:szCs w:val="22"/>
+          <w:shd w:val="clear" w:color="auto" w:fill="auto"/>
+          <w:lang w:val="es-CU" w:eastAsia="es-CU"/>
+        </w:rPr>
+      </w:pPr>
+    </w:p>
     <w:p>
       <w:pPr>
         <w:pStyle w:val="Prrafodelista"/>
@@ -19824,7 +20016,7 @@
         <w:keepNext/>
         <w:keepLines/>
         <w:numPr>
-          <w:ilvl w:val="0"/>
+          <w:ilvl w:val="1"/>
           <w:numId w:val="40"/>
         </w:numPr>
         <w:spacing w:after="227" w:line="259" w:lineRule="auto"/>
@@ -19870,31 +20062,6 @@
     </w:p>
     <w:p>
       <w:pPr>
-        <w:pStyle w:val="Prrafodelista"/>
-        <w:keepNext/>
-        <w:keepLines/>
-        <w:numPr>
-          <w:ilvl w:val="1"/>
-          <w:numId w:val="40"/>
-        </w:numPr>
-        <w:spacing w:after="227" w:line="259" w:lineRule="auto"/>
-        <w:contextualSpacing w:val="0"/>
-        <w:jc w:val="left"/>
-        <w:outlineLvl w:val="2"/>
-        <w:rPr>
-          <w:rFonts w:eastAsia="Arial"/>
-          <w:b/>
-          <w:vanish/>
-          <w:color w:val="000000"/>
-          <w:sz w:val="22"/>
-          <w:szCs w:val="22"/>
-          <w:shd w:val="clear" w:color="auto" w:fill="auto"/>
-          <w:lang w:val="es-CU" w:eastAsia="es-CU"/>
-        </w:rPr>
-      </w:pPr>
-    </w:p>
-    <w:p>
-      <w:pPr>
         <w:pStyle w:val="Ttulo2"/>
       </w:pPr>
       <w:r>
@@ -20244,7 +20411,6 @@
           <w:sz w:val="22"/>
           <w:szCs w:val="22"/>
         </w:rPr>
-        <w:lastRenderedPageBreak/>
         <w:t>login</w:t>
       </w:r>
       <w:proofErr w:type="spellEnd"/>
@@ -20304,6 +20470,7 @@
           <w:noProof/>
           <w:color w:val="auto"/>
         </w:rPr>
+        <w:lastRenderedPageBreak/>
         <w:drawing>
           <wp:inline distT="0" distB="0" distL="0" distR="0" wp14:anchorId="41D17234" wp14:editId="3F5DF60E">
             <wp:extent cx="5895975" cy="4685030"/>
@@ -20322,7 +20489,7 @@
                     </pic:cNvPicPr>
                   </pic:nvPicPr>
                   <pic:blipFill>
-                    <a:blip r:embed="rId78">
+                    <a:blip r:embed="rId79">
                       <a:extLst>
                         <a:ext uri="{28A0092B-C50C-407E-A947-70E740481C1C}">
                           <a14:useLocalDpi xmlns:a14="http://schemas.microsoft.com/office/drawing/2010/main" val="0"/>
@@ -20368,6 +20535,63 @@
         <w:ind w:left="0" w:firstLine="0"/>
         <w:rPr>
           <w:color w:val="auto"/>
+          <w:sz w:val="18"/>
+          <w:szCs w:val="18"/>
+        </w:rPr>
+      </w:pPr>
+      <w:r>
+        <w:rPr>
+          <w:b/>
+          <w:bCs/>
+          <w:color w:val="auto"/>
+          <w:sz w:val="18"/>
+          <w:szCs w:val="18"/>
+        </w:rPr>
+        <w:t>Figura 3.4</w:t>
+      </w:r>
+      <w:r>
+        <w:rPr>
+          <w:color w:val="auto"/>
+          <w:sz w:val="18"/>
+          <w:szCs w:val="18"/>
+        </w:rPr>
+        <w:t xml:space="preserve"> Función </w:t>
+      </w:r>
+      <w:proofErr w:type="spellStart"/>
+      <w:r>
+        <w:rPr>
+          <w:color w:val="auto"/>
+          <w:sz w:val="18"/>
+          <w:szCs w:val="18"/>
+        </w:rPr>
+        <w:t>Login</w:t>
+      </w:r>
+      <w:proofErr w:type="spellEnd"/>
+      <w:r>
+        <w:rPr>
+          <w:color w:val="auto"/>
+          <w:sz w:val="18"/>
+          <w:szCs w:val="18"/>
+        </w:rPr>
+        <w:t xml:space="preserve"> en </w:t>
+      </w:r>
+      <w:proofErr w:type="spellStart"/>
+      <w:r>
+        <w:rPr>
+          <w:color w:val="auto"/>
+          <w:sz w:val="18"/>
+          <w:szCs w:val="18"/>
+        </w:rPr>
+        <w:t>AuthContext</w:t>
+      </w:r>
+      <w:proofErr w:type="spellEnd"/>
+    </w:p>
+    <w:p>
+      <w:pPr>
+        <w:spacing w:before="100" w:beforeAutospacing="1" w:after="100" w:afterAutospacing="1"/>
+        <w:ind w:left="0" w:firstLine="0"/>
+        <w:rPr>
+          <w:color w:val="auto"/>
         </w:rPr>
       </w:pPr>
       <w:r>
@@ -20500,7 +20724,7 @@
                     </pic:cNvPicPr>
                   </pic:nvPicPr>
                   <pic:blipFill>
-                    <a:blip r:embed="rId79">
+                    <a:blip r:embed="rId80">
                       <a:extLst>
                         <a:ext uri="{28A0092B-C50C-407E-A947-70E740481C1C}">
                           <a14:useLocalDpi xmlns:a14="http://schemas.microsoft.com/office/drawing/2010/main" val="0"/>
@@ -20546,43 +20770,70 @@
         <w:ind w:left="0" w:firstLine="0"/>
         <w:rPr>
           <w:color w:val="auto"/>
-          <w:lang w:val="es-ES"/>
-        </w:rPr>
-      </w:pPr>
-      <w:r>
+          <w:sz w:val="18"/>
+          <w:szCs w:val="18"/>
+        </w:rPr>
+      </w:pPr>
+      <w:r>
+        <w:rPr>
+          <w:b/>
+          <w:bCs/>
+          <w:color w:val="auto"/>
+          <w:sz w:val="18"/>
+          <w:szCs w:val="18"/>
+        </w:rPr>
+        <w:t>Figura 3.5</w:t>
+      </w:r>
+      <w:r>
+        <w:rPr>
+          <w:color w:val="auto"/>
+          <w:sz w:val="18"/>
+          <w:szCs w:val="18"/>
+        </w:rPr>
+        <w:t xml:space="preserve"> Validación de los roles permitidos </w:t>
+      </w:r>
+    </w:p>
+    <w:p>
+      <w:pPr>
+        <w:spacing w:before="100" w:beforeAutospacing="1" w:after="100" w:afterAutospacing="1"/>
+        <w:ind w:left="0" w:firstLine="0"/>
         <w:rPr>
           <w:color w:val="auto"/>
           <w:lang w:val="es-ES"/>
         </w:rPr>
-        <w:t>Las demás rutas se encapsulan condicionalmente con componentes de seguridad:</w:t>
-      </w:r>
-    </w:p>
-    <w:p>
-      <w:pPr>
-        <w:spacing w:before="100" w:beforeAutospacing="1" w:after="100" w:afterAutospacing="1"/>
+      </w:pPr>
+      <w:r>
         <w:rPr>
           <w:color w:val="auto"/>
           <w:lang w:val="es-ES"/>
         </w:rPr>
-      </w:pPr>
-      <w:r>
+        <w:t>Las demás rutas se encapsulan condicionalmente con componentes de seguridad:</w:t>
+      </w:r>
+    </w:p>
+    <w:p>
+      <w:pPr>
+        <w:spacing w:before="100" w:beforeAutospacing="1" w:after="100" w:afterAutospacing="1"/>
         <w:rPr>
           <w:color w:val="auto"/>
           <w:lang w:val="es-ES"/>
         </w:rPr>
-        <w:t>Si la ruta requiere rol de administrador (</w:t>
-      </w:r>
-      <w:proofErr w:type="spellStart"/>
-      <w:proofErr w:type="gramStart"/>
+      </w:pPr>
       <w:r>
         <w:rPr>
           <w:color w:val="auto"/>
           <w:lang w:val="es-ES"/>
         </w:rPr>
+        <w:t>Si la ruta requiere rol de administrador (</w:t>
+      </w:r>
+      <w:proofErr w:type="spellStart"/>
+      <w:r>
+        <w:rPr>
+          <w:color w:val="auto"/>
+          <w:lang w:val="es-ES"/>
+        </w:rPr>
         <w:t>route.adminOnly</w:t>
       </w:r>
       <w:proofErr w:type="spellEnd"/>
-      <w:proofErr w:type="gramEnd"/>
       <w:r>
         <w:rPr>
           <w:color w:val="auto"/>
@@ -20679,7 +20930,6 @@
         <w:t>&gt;{</w:t>
       </w:r>
       <w:proofErr w:type="spellStart"/>
-      <w:proofErr w:type="gramStart"/>
       <w:r>
         <w:rPr>
           <w:b/>
@@ -20690,7 +20940,6 @@
         <w:t>route.component</w:t>
       </w:r>
       <w:proofErr w:type="spellEnd"/>
-      <w:proofErr w:type="gramEnd"/>
       <w:r>
         <w:rPr>
           <w:b/>
@@ -20733,6 +20982,7 @@
         <w:rPr>
           <w:color w:val="auto"/>
         </w:rPr>
+        <w:lastRenderedPageBreak/>
         <w:t xml:space="preserve">Si no es exclusiva para administradores, se utiliza </w:t>
       </w:r>
       <w:proofErr w:type="spellStart"/>
@@ -20782,7 +21032,6 @@
           <w:color w:val="auto"/>
           <w:lang w:val="en-US"/>
         </w:rPr>
-        <w:lastRenderedPageBreak/>
         <w:t xml:space="preserve">&lt;ProtectedRoute </w:t>
       </w:r>
       <w:proofErr w:type="spellStart"/>
@@ -20796,7 +21045,6 @@
         <w:t>isAuthenticated</w:t>
       </w:r>
       <w:proofErr w:type="spellEnd"/>
-      <w:proofErr w:type="gramStart"/>
       <w:r>
         <w:rPr>
           <w:b/>
@@ -20807,7 +21055,6 @@
         <w:t>={</w:t>
       </w:r>
       <w:proofErr w:type="spellStart"/>
-      <w:proofErr w:type="gramEnd"/>
       <w:r>
         <w:rPr>
           <w:b/>
@@ -20849,7 +21096,6 @@
         <w:t xml:space="preserve">  {</w:t>
       </w:r>
       <w:proofErr w:type="spellStart"/>
-      <w:proofErr w:type="gramStart"/>
       <w:r>
         <w:rPr>
           <w:b/>
@@ -20860,7 +21106,6 @@
         <w:t>route.component</w:t>
       </w:r>
       <w:proofErr w:type="spellEnd"/>
-      <w:proofErr w:type="gramEnd"/>
       <w:r>
         <w:rPr>
           <w:b/>
@@ -21167,7 +21412,7 @@
                     </pic:cNvPicPr>
                   </pic:nvPicPr>
                   <pic:blipFill>
-                    <a:blip r:embed="rId80">
+                    <a:blip r:embed="rId81">
                       <a:extLst>
                         <a:ext uri="{28A0092B-C50C-407E-A947-70E740481C1C}">
                           <a14:useLocalDpi xmlns:a14="http://schemas.microsoft.com/office/drawing/2010/main" val="0"/>
@@ -21210,6 +21455,96 @@
     <w:p>
       <w:pPr>
         <w:spacing w:before="100" w:beforeAutospacing="1" w:after="100" w:afterAutospacing="1"/>
+        <w:jc w:val="left"/>
+        <w:rPr>
+          <w:color w:val="auto"/>
+          <w:sz w:val="18"/>
+          <w:szCs w:val="18"/>
+          <w:lang w:val="es-ES"/>
+        </w:rPr>
+      </w:pPr>
+      <w:r>
+        <w:rPr>
+          <w:b/>
+          <w:bCs/>
+          <w:color w:val="auto"/>
+          <w:sz w:val="18"/>
+          <w:szCs w:val="18"/>
+          <w:lang w:val="es-ES"/>
+        </w:rPr>
+        <w:t>Figura 3.6</w:t>
+      </w:r>
+      <w:r>
+        <w:rPr>
+          <w:color w:val="auto"/>
+          <w:sz w:val="18"/>
+          <w:szCs w:val="18"/>
+          <w:lang w:val="es-ES"/>
+        </w:rPr>
+        <w:t xml:space="preserve"> Rutas, la ruta /</w:t>
+      </w:r>
+      <w:proofErr w:type="spellStart"/>
+      <w:r>
+        <w:rPr>
+          <w:color w:val="auto"/>
+          <w:sz w:val="18"/>
+          <w:szCs w:val="18"/>
+          <w:lang w:val="es-ES"/>
+        </w:rPr>
+        <w:t>c</w:t>
+      </w:r>
+      <w:r>
+        <w:rPr>
+          <w:color w:val="auto"/>
+          <w:sz w:val="18"/>
+          <w:szCs w:val="18"/>
+          <w:lang w:val="es-ES"/>
+        </w:rPr>
+        <w:t>alculation</w:t>
+      </w:r>
+      <w:proofErr w:type="spellEnd"/>
+      <w:r>
+        <w:rPr>
+          <w:color w:val="auto"/>
+          <w:sz w:val="18"/>
+          <w:szCs w:val="18"/>
+          <w:lang w:val="es-ES"/>
+        </w:rPr>
+        <w:t xml:space="preserve"> es pública mientras /</w:t>
+      </w:r>
+      <w:proofErr w:type="spellStart"/>
+      <w:r>
+        <w:rPr>
+          <w:color w:val="auto"/>
+          <w:sz w:val="18"/>
+          <w:szCs w:val="18"/>
+          <w:lang w:val="es-ES"/>
+        </w:rPr>
+        <w:t>users</w:t>
+      </w:r>
+      <w:proofErr w:type="spellEnd"/>
+      <w:r>
+        <w:rPr>
+          <w:color w:val="auto"/>
+          <w:sz w:val="18"/>
+          <w:szCs w:val="18"/>
+          <w:lang w:val="es-ES"/>
+        </w:rPr>
+        <w:t xml:space="preserve"> solo puede acceder el admin</w:t>
+      </w:r>
+      <w:r>
+        <w:rPr>
+          <w:color w:val="auto"/>
+          <w:sz w:val="18"/>
+          <w:szCs w:val="18"/>
+          <w:lang w:val="es-ES"/>
+        </w:rPr>
+        <w:t>istrador</w:t>
+      </w:r>
+    </w:p>
+    <w:p>
+      <w:pPr>
+        <w:spacing w:before="100" w:beforeAutospacing="1" w:after="100" w:afterAutospacing="1"/>
         <w:ind w:left="0" w:firstLine="0"/>
         <w:jc w:val="left"/>
         <w:rPr>
@@ -21410,6 +21745,7 @@
           <w:color w:val="auto"/>
           <w:lang w:val="es-ES"/>
         </w:rPr>
+        <w:lastRenderedPageBreak/>
         <w:t>De esta forma, la arquitectura del enrutamiento no solo garantiza un acceso controlado y seguro, sino también una interfaz organizada, clara y adaptable según el tipo de usuario.</w:t>
       </w:r>
     </w:p>
@@ -21438,11 +21774,11 @@
           <w:lang w:val="es-CU" w:eastAsia="es-CU"/>
         </w:rPr>
       </w:pPr>
-      <w:bookmarkStart w:id="123" w:name="_Toc193699580"/>
-      <w:bookmarkStart w:id="124" w:name="_Toc193705059"/>
-      <w:bookmarkStart w:id="125" w:name="_Toc193705060"/>
+      <w:bookmarkStart w:id="122" w:name="_Toc193699580"/>
+      <w:bookmarkStart w:id="123" w:name="_Toc193705059"/>
+      <w:bookmarkStart w:id="124" w:name="_Toc193705060"/>
+      <w:bookmarkEnd w:id="122"/>
       <w:bookmarkEnd w:id="123"/>
-      <w:bookmarkEnd w:id="124"/>
     </w:p>
     <w:p>
       <w:pPr>
@@ -21582,20 +21918,20 @@
           <w:numId w:val="27"/>
         </w:numPr>
       </w:pPr>
-      <w:commentRangeStart w:id="126"/>
+      <w:commentRangeStart w:id="125"/>
       <w:r>
         <w:t xml:space="preserve">Pruebas al Sistema </w:t>
       </w:r>
-      <w:commentRangeEnd w:id="126"/>
+      <w:commentRangeEnd w:id="125"/>
       <w:r>
         <w:rPr>
           <w:rStyle w:val="Refdecomentario"/>
           <w:sz w:val="22"/>
           <w:szCs w:val="22"/>
         </w:rPr>
-        <w:commentReference w:id="126"/>
-      </w:r>
-      <w:bookmarkEnd w:id="125"/>
+        <w:commentReference w:id="125"/>
+      </w:r>
+      <w:bookmarkEnd w:id="124"/>
     </w:p>
     <w:p>
       <w:pPr>
@@ -21620,8 +21956,8 @@
           <w:lang w:eastAsia="es-ES"/>
         </w:rPr>
       </w:pPr>
-      <w:bookmarkStart w:id="127" w:name="_Toc193705061"/>
-      <w:bookmarkStart w:id="128" w:name="casoPruebaAuth"/>
+      <w:bookmarkStart w:id="126" w:name="_Toc193705061"/>
+      <w:bookmarkStart w:id="127" w:name="casoPruebaAuth"/>
       <w:r>
         <w:rPr>
           <w:rStyle w:val="Ttulo2Car"/>
@@ -21630,7 +21966,7 @@
         </w:rPr>
         <w:t>Tabla 3.1</w:t>
       </w:r>
-      <w:bookmarkEnd w:id="127"/>
+      <w:bookmarkEnd w:id="126"/>
       <w:r>
         <w:rPr>
           <w:rFonts w:eastAsia="Times New Roman" w:cs="Times New Roman"/>
@@ -21666,7 +22002,7 @@
             <w:shd w:val="clear" w:color="auto" w:fill="8EAADB" w:themeFill="accent1" w:themeFillTint="99"/>
             <w:hideMark/>
           </w:tcPr>
-          <w:bookmarkEnd w:id="128"/>
+          <w:bookmarkEnd w:id="127"/>
           <w:p>
             <w:pPr>
               <w:numPr>
@@ -21879,13 +22215,8 @@
               </w:numPr>
               <w:spacing w:after="0" w:line="360" w:lineRule="auto"/>
             </w:pPr>
-            <w:proofErr w:type="gramStart"/>
-            <w:r>
-              <w:t>Se  registra</w:t>
-            </w:r>
-            <w:proofErr w:type="gramEnd"/>
-            <w:r>
-              <w:t xml:space="preserve"> y entra al sistema</w:t>
+            <w:r>
+              <w:t>Se  registra y entra al sistema</w:t>
             </w:r>
           </w:p>
         </w:tc>
@@ -21994,14 +22325,14 @@
           <w:lang w:eastAsia="es-ES"/>
         </w:rPr>
       </w:pPr>
-      <w:bookmarkStart w:id="129" w:name="_Toc193705062"/>
+      <w:bookmarkStart w:id="128" w:name="_Toc193705062"/>
       <w:r>
         <w:rPr>
           <w:rStyle w:val="Ttulo2Car"/>
         </w:rPr>
         <w:t>Tabla 3.2</w:t>
       </w:r>
-      <w:bookmarkEnd w:id="129"/>
+      <w:bookmarkEnd w:id="128"/>
       <w:r>
         <w:rPr>
           <w:rFonts w:eastAsia="Times New Roman" w:cs="Times New Roman"/>
@@ -22202,6 +22533,7 @@
               <w:spacing w:after="0" w:line="360" w:lineRule="auto"/>
             </w:pPr>
             <w:r>
+              <w:lastRenderedPageBreak/>
               <w:t xml:space="preserve">Se calculan los datos entrados </w:t>
             </w:r>
           </w:p>
@@ -22226,11 +22558,7 @@
               <w:spacing w:after="0" w:line="360" w:lineRule="auto"/>
             </w:pPr>
             <w:r>
-              <w:t xml:space="preserve">Permite calcular los datos entrados y se guardan en la base de datos, debe mostrar </w:t>
-            </w:r>
-            <w:r>
-              <w:lastRenderedPageBreak/>
-              <w:t>una tabla los datos entrados y el resultado de dicho calculo</w:t>
+              <w:t>Permite calcular los datos entrados y se guardan en la base de datos, debe mostrar una tabla los datos entrados y el resultado de dicho calculo</w:t>
             </w:r>
           </w:p>
         </w:tc>
@@ -22254,7 +22582,6 @@
               <w:spacing w:after="0" w:line="360" w:lineRule="auto"/>
             </w:pPr>
             <w:r>
-              <w:lastRenderedPageBreak/>
               <w:t>Se calcula y se guardan los datos</w:t>
             </w:r>
           </w:p>
@@ -22305,15 +22632,7 @@
               <w:spacing w:after="0" w:line="360" w:lineRule="auto"/>
             </w:pPr>
             <w:r>
-              <w:t xml:space="preserve">Se notifica al usuario del dato </w:t>
-            </w:r>
-            <w:proofErr w:type="gramStart"/>
-            <w:r>
-              <w:t>que  es</w:t>
-            </w:r>
-            <w:proofErr w:type="gramEnd"/>
-            <w:r>
-              <w:t xml:space="preserve"> incorrecto</w:t>
+              <w:t>Se notifica al usuario del dato que es incorrecto</w:t>
             </w:r>
           </w:p>
         </w:tc>
@@ -22665,72 +22984,6 @@
     </w:p>
     <w:p>
       <w:pPr>
-        <w:pStyle w:val="Prrafodelista"/>
-        <w:keepNext/>
-        <w:keepLines/>
-        <w:numPr>
-          <w:ilvl w:val="0"/>
-          <w:numId w:val="35"/>
-        </w:numPr>
-        <w:spacing w:after="227" w:line="259" w:lineRule="auto"/>
-        <w:contextualSpacing w:val="0"/>
-        <w:jc w:val="left"/>
-        <w:outlineLvl w:val="2"/>
-        <w:rPr>
-          <w:rStyle w:val="Textoennegrita"/>
-          <w:rFonts w:eastAsia="Arial"/>
-          <w:bCs w:val="0"/>
-          <w:vanish/>
-          <w:color w:val="000000"/>
-          <w:sz w:val="22"/>
-          <w:szCs w:val="22"/>
-          <w:shd w:val="clear" w:color="auto" w:fill="auto"/>
-          <w:lang w:val="es-CU" w:eastAsia="es-CU"/>
-        </w:rPr>
-      </w:pPr>
-    </w:p>
-    <w:p>
-      <w:pPr>
-        <w:pStyle w:val="Ttulo2"/>
-        <w:rPr>
-          <w:rStyle w:val="Textoennegrita"/>
-          <w:bCs w:val="0"/>
-          <w:vanish/>
-        </w:rPr>
-      </w:pPr>
-    </w:p>
-    <w:p>
-      <w:pPr>
-        <w:pStyle w:val="Ttulo2"/>
-        <w:rPr>
-          <w:rStyle w:val="Textoennegrita"/>
-          <w:bCs w:val="0"/>
-          <w:vanish/>
-        </w:rPr>
-      </w:pPr>
-    </w:p>
-    <w:p>
-      <w:pPr>
-        <w:pStyle w:val="Ttulo2"/>
-        <w:rPr>
-          <w:rStyle w:val="Textoennegrita"/>
-          <w:bCs w:val="0"/>
-          <w:vanish/>
-        </w:rPr>
-      </w:pPr>
-    </w:p>
-    <w:p>
-      <w:pPr>
-        <w:pStyle w:val="Ttulo2"/>
-        <w:rPr>
-          <w:rStyle w:val="Textoennegrita"/>
-          <w:bCs w:val="0"/>
-          <w:vanish/>
-        </w:rPr>
-      </w:pPr>
-    </w:p>
-    <w:p>
-      <w:pPr>
         <w:pStyle w:val="Ttulo3"/>
         <w:rPr>
           <w:rStyle w:val="Textoennegrita"/>
@@ -22912,7 +23165,7 @@
                     </pic:cNvPicPr>
                   </pic:nvPicPr>
                   <pic:blipFill>
-                    <a:blip r:embed="rId81">
+                    <a:blip r:embed="rId82">
                       <a:extLst>
                         <a:ext uri="{28A0092B-C50C-407E-A947-70E740481C1C}">
                           <a14:useLocalDpi xmlns:a14="http://schemas.microsoft.com/office/drawing/2010/main" val="0"/>
@@ -22955,18 +23208,44 @@
     <w:p>
       <w:pPr>
         <w:rPr>
+          <w:sz w:val="18"/>
+          <w:szCs w:val="18"/>
           <w:lang w:eastAsia="en-US"/>
         </w:rPr>
       </w:pPr>
       <w:r>
         <w:rPr>
+          <w:b/>
+          <w:bCs/>
+          <w:sz w:val="18"/>
+          <w:szCs w:val="18"/>
           <w:lang w:eastAsia="en-US"/>
         </w:rPr>
-        <w:t xml:space="preserve">Figura 3.5 Validaciones a través de </w:t>
+        <w:t>Figura 3.</w:t>
+      </w:r>
+      <w:r>
+        <w:rPr>
+          <w:b/>
+          <w:bCs/>
+          <w:sz w:val="18"/>
+          <w:szCs w:val="18"/>
+          <w:lang w:eastAsia="en-US"/>
+        </w:rPr>
+        <w:t>7</w:t>
+      </w:r>
+      <w:r>
+        <w:rPr>
+          <w:sz w:val="18"/>
+          <w:szCs w:val="18"/>
+          <w:lang w:eastAsia="en-US"/>
+        </w:rPr>
+        <w:t xml:space="preserve"> Validaciones a través de </w:t>
       </w:r>
       <w:proofErr w:type="spellStart"/>
       <w:r>
         <w:rPr>
+          <w:sz w:val="18"/>
+          <w:szCs w:val="18"/>
           <w:lang w:eastAsia="en-US"/>
         </w:rPr>
         <w:t>DTOs</w:t>
@@ -22974,6 +23253,8 @@
       <w:proofErr w:type="spellEnd"/>
       <w:r>
         <w:rPr>
+          <w:sz w:val="18"/>
+          <w:szCs w:val="18"/>
           <w:lang w:eastAsia="en-US"/>
         </w:rPr>
         <w:t xml:space="preserve"> en el </w:t>
@@ -22981,6 +23262,8 @@
       <w:proofErr w:type="spellStart"/>
       <w:r>
         <w:rPr>
+          <w:sz w:val="18"/>
+          <w:szCs w:val="18"/>
           <w:lang w:eastAsia="en-US"/>
         </w:rPr>
         <w:t>Backend</w:t>
@@ -22996,7 +23279,7 @@
           <w:bCs w:val="0"/>
         </w:rPr>
       </w:pPr>
-      <w:commentRangeStart w:id="130"/>
+      <w:commentRangeStart w:id="129"/>
       <w:proofErr w:type="spellStart"/>
       <w:r>
         <w:rPr>
@@ -23033,7 +23316,7 @@
         </w:rPr>
         <w:t>)-Validación en Tiempo Real</w:t>
       </w:r>
-      <w:commentRangeEnd w:id="130"/>
+      <w:commentRangeEnd w:id="129"/>
       <w:r>
         <w:rPr>
           <w:rStyle w:val="Refdecomentario"/>
@@ -23042,7 +23325,7 @@
           <w:shd w:val="clear" w:color="auto" w:fill="FFFFFF"/>
           <w:lang w:val="es-ES" w:eastAsia="en-US"/>
         </w:rPr>
-        <w:commentReference w:id="130"/>
+        <w:commentReference w:id="129"/>
       </w:r>
     </w:p>
     <w:p>
@@ -23078,7 +23361,7 @@
                     </pic:cNvPicPr>
                   </pic:nvPicPr>
                   <pic:blipFill>
-                    <a:blip r:embed="rId82">
+                    <a:blip r:embed="rId83">
                       <a:extLst>
                         <a:ext uri="{28A0092B-C50C-407E-A947-70E740481C1C}">
                           <a14:useLocalDpi xmlns:a14="http://schemas.microsoft.com/office/drawing/2010/main" val="0"/>
@@ -23121,63 +23404,116 @@
     <w:p>
       <w:pPr>
         <w:rPr>
-          <w:u w:val="single"/>
+          <w:sz w:val="18"/>
+          <w:szCs w:val="18"/>
           <w:lang w:eastAsia="en-US"/>
         </w:rPr>
       </w:pPr>
       <w:r>
         <w:rPr>
+          <w:b/>
+          <w:bCs/>
+          <w:sz w:val="18"/>
+          <w:szCs w:val="18"/>
           <w:lang w:eastAsia="en-US"/>
         </w:rPr>
-        <w:t xml:space="preserve">Figura 3.6 </w:t>
-      </w:r>
-      <w:commentRangeStart w:id="131"/>
-      <w:r>
-        <w:rPr>
+        <w:t>Figura 3.</w:t>
+      </w:r>
+      <w:r>
+        <w:rPr>
+          <w:b/>
+          <w:bCs/>
+          <w:sz w:val="18"/>
+          <w:szCs w:val="18"/>
           <w:lang w:eastAsia="en-US"/>
         </w:rPr>
+        <w:t>8</w:t>
+      </w:r>
+      <w:r>
+        <w:rPr>
+          <w:sz w:val="18"/>
+          <w:szCs w:val="18"/>
+          <w:lang w:eastAsia="en-US"/>
+        </w:rPr>
+        <w:t xml:space="preserve"> </w:t>
+      </w:r>
+      <w:commentRangeStart w:id="130"/>
+      <w:r>
+        <w:rPr>
+          <w:sz w:val="18"/>
+          <w:szCs w:val="18"/>
+          <w:lang w:eastAsia="en-US"/>
+        </w:rPr>
         <w:t xml:space="preserve">Validaciones dinámicas en el </w:t>
       </w:r>
       <w:proofErr w:type="spellStart"/>
       <w:r>
         <w:rPr>
+          <w:sz w:val="18"/>
+          <w:szCs w:val="18"/>
           <w:lang w:eastAsia="en-US"/>
         </w:rPr>
         <w:t>Frontend</w:t>
       </w:r>
-      <w:commentRangeEnd w:id="131"/>
+      <w:commentRangeEnd w:id="130"/>
       <w:proofErr w:type="spellEnd"/>
       <w:r>
         <w:rPr>
           <w:rStyle w:val="Refdecomentario"/>
           <w:rFonts w:eastAsiaTheme="minorHAnsi"/>
           <w:color w:val="auto"/>
+          <w:sz w:val="18"/>
+          <w:szCs w:val="18"/>
           <w:shd w:val="clear" w:color="auto" w:fill="FFFFFF"/>
           <w:lang w:val="es-ES" w:eastAsia="en-US"/>
         </w:rPr>
-        <w:commentReference w:id="131"/>
-      </w:r>
+        <w:commentReference w:id="130"/>
+      </w:r>
+    </w:p>
+    <w:p>
+      <w:pPr>
+        <w:rPr>
+          <w:lang w:eastAsia="en-US"/>
+        </w:rPr>
+      </w:pPr>
     </w:p>
     <w:p>
       <w:pPr>
         <w:pStyle w:val="Ttulo2"/>
-        <w:numPr>
-          <w:ilvl w:val="1"/>
-          <w:numId w:val="27"/>
-        </w:numPr>
-        <w:rPr>
-          <w:rFonts w:eastAsiaTheme="minorHAnsi"/>
-        </w:rPr>
-      </w:pPr>
-      <w:bookmarkStart w:id="132" w:name="_Toc193705063"/>
-      <w:r>
-        <w:rPr>
-          <w:rFonts w:eastAsiaTheme="minorHAnsi"/>
+        <w:rPr>
+          <w:lang w:eastAsia="en-US"/>
+        </w:rPr>
+      </w:pPr>
+      <w:r>
+        <w:rPr>
+          <w:lang w:eastAsia="en-US"/>
         </w:rPr>
         <w:lastRenderedPageBreak/>
+        <w:t>Descripción</w:t>
+      </w:r>
+      <w:r>
+        <w:rPr>
+          <w:lang w:eastAsia="en-US"/>
+        </w:rPr>
+        <w:t xml:space="preserve"> de Métodos y Funcionalidades</w:t>
+      </w:r>
+    </w:p>
+    <w:p>
+      <w:pPr>
+        <w:rPr>
+          <w:lang w:eastAsia="en-US"/>
+        </w:rPr>
+      </w:pPr>
+    </w:p>
+    <w:p>
+      <w:pPr>
+        <w:pStyle w:val="Ttulo2"/>
+      </w:pPr>
+      <w:bookmarkStart w:id="131" w:name="_Toc193705063"/>
+      <w:r>
         <w:t>Análisis del Costo Económico</w:t>
       </w:r>
-      <w:bookmarkEnd w:id="132"/>
+      <w:bookmarkEnd w:id="131"/>
     </w:p>
     <w:p>
       <w:pPr>
@@ -23282,6 +23618,7 @@
     </w:p>
     <w:p>
       <w:pPr>
+        <w:spacing w:line="360" w:lineRule="auto"/>
         <w:rPr>
           <w:lang w:val="es-US"/>
         </w:rPr>
@@ -23323,6 +23660,7 @@
     </w:p>
     <w:p>
       <w:pPr>
+        <w:spacing w:line="360" w:lineRule="auto"/>
         <w:rPr>
           <w:lang w:val="es-US"/>
         </w:rPr>
@@ -23388,10 +23726,10 @@
           <w:vanish/>
         </w:rPr>
       </w:pPr>
-      <w:bookmarkStart w:id="133" w:name="_Toc193699585"/>
-      <w:bookmarkStart w:id="134" w:name="_Toc193705064"/>
+      <w:bookmarkStart w:id="132" w:name="_Toc193699585"/>
+      <w:bookmarkStart w:id="133" w:name="_Toc193705064"/>
+      <w:bookmarkEnd w:id="132"/>
       <w:bookmarkEnd w:id="133"/>
-      <w:bookmarkEnd w:id="134"/>
     </w:p>
     <w:p>
       <w:pPr>
@@ -23411,10 +23749,10 @@
           <w:vanish/>
         </w:rPr>
       </w:pPr>
-      <w:bookmarkStart w:id="135" w:name="_Toc193699586"/>
-      <w:bookmarkStart w:id="136" w:name="_Toc193705065"/>
+      <w:bookmarkStart w:id="134" w:name="_Toc193699586"/>
+      <w:bookmarkStart w:id="135" w:name="_Toc193705065"/>
+      <w:bookmarkEnd w:id="134"/>
       <w:bookmarkEnd w:id="135"/>
-      <w:bookmarkEnd w:id="136"/>
     </w:p>
     <w:p>
       <w:pPr>
@@ -23434,10 +23772,10 @@
           <w:vanish/>
         </w:rPr>
       </w:pPr>
-      <w:bookmarkStart w:id="137" w:name="_Toc193699587"/>
-      <w:bookmarkStart w:id="138" w:name="_Toc193705066"/>
+      <w:bookmarkStart w:id="136" w:name="_Toc193699587"/>
+      <w:bookmarkStart w:id="137" w:name="_Toc193705066"/>
+      <w:bookmarkEnd w:id="136"/>
       <w:bookmarkEnd w:id="137"/>
-      <w:bookmarkEnd w:id="138"/>
     </w:p>
     <w:p>
       <w:pPr>
@@ -23475,13 +23813,922 @@
     </w:p>
     <w:p>
       <w:pPr>
+        <w:spacing w:before="100" w:beforeAutospacing="1" w:after="100" w:afterAutospacing="1" w:line="360" w:lineRule="auto"/>
+        <w:ind w:left="0" w:firstLine="0"/>
+        <w:rPr>
+          <w:rFonts w:eastAsia="Times New Roman"/>
+          <w:color w:val="auto"/>
+          <w:lang w:val="es-ES" w:eastAsia="en-US"/>
+        </w:rPr>
+      </w:pPr>
+      <w:r>
+        <w:rPr>
+          <w:rFonts w:eastAsia="Times New Roman"/>
+          <w:color w:val="auto"/>
+          <w:lang w:val="es-ES" w:eastAsia="en-US"/>
+        </w:rPr>
+        <w:t xml:space="preserve">Para el desarrollo de los servicios web propuestos en el presente sistema web, se utilizó el </w:t>
+      </w:r>
+      <w:proofErr w:type="spellStart"/>
+      <w:r>
+        <w:rPr>
+          <w:rFonts w:eastAsia="Times New Roman"/>
+          <w:color w:val="auto"/>
+          <w:lang w:val="es-ES" w:eastAsia="en-US"/>
+        </w:rPr>
+        <w:t>framework</w:t>
+      </w:r>
+      <w:proofErr w:type="spellEnd"/>
+      <w:r>
+        <w:rPr>
+          <w:rFonts w:eastAsia="Times New Roman"/>
+          <w:color w:val="auto"/>
+          <w:lang w:val="es-ES" w:eastAsia="en-US"/>
+        </w:rPr>
+        <w:t xml:space="preserve"> </w:t>
+      </w:r>
+      <w:proofErr w:type="spellStart"/>
+      <w:r>
+        <w:rPr>
+          <w:rFonts w:eastAsia="Times New Roman"/>
+          <w:b/>
+          <w:bCs/>
+          <w:color w:val="auto"/>
+          <w:lang w:val="es-ES" w:eastAsia="en-US"/>
+        </w:rPr>
+        <w:t>NestJS</w:t>
+      </w:r>
+      <w:proofErr w:type="spellEnd"/>
+      <w:r>
+        <w:rPr>
+          <w:rFonts w:eastAsia="Times New Roman"/>
+          <w:color w:val="auto"/>
+          <w:lang w:val="es-ES" w:eastAsia="en-US"/>
+        </w:rPr>
+        <w:t xml:space="preserve">, el cual se basa en Node.js y proporciona una arquitectura modular y escalable para la creación de aplicaciones del lado del servidor. </w:t>
+      </w:r>
+      <w:proofErr w:type="spellStart"/>
+      <w:r>
+        <w:rPr>
+          <w:rFonts w:eastAsia="Times New Roman"/>
+          <w:color w:val="auto"/>
+          <w:lang w:val="es-ES" w:eastAsia="en-US"/>
+        </w:rPr>
+        <w:t>NestJS</w:t>
+      </w:r>
+      <w:proofErr w:type="spellEnd"/>
+      <w:r>
+        <w:rPr>
+          <w:rFonts w:eastAsia="Times New Roman"/>
+          <w:color w:val="auto"/>
+          <w:lang w:val="es-ES" w:eastAsia="en-US"/>
+        </w:rPr>
+        <w:t xml:space="preserve"> permite el desarrollo de </w:t>
+      </w:r>
+      <w:proofErr w:type="spellStart"/>
+      <w:r>
+        <w:rPr>
+          <w:rFonts w:eastAsia="Times New Roman"/>
+          <w:color w:val="auto"/>
+          <w:lang w:val="es-ES" w:eastAsia="en-US"/>
+        </w:rPr>
+        <w:t>APIs</w:t>
+      </w:r>
+      <w:proofErr w:type="spellEnd"/>
+      <w:r>
+        <w:rPr>
+          <w:rFonts w:eastAsia="Times New Roman"/>
+          <w:color w:val="auto"/>
+          <w:lang w:val="es-ES" w:eastAsia="en-US"/>
+        </w:rPr>
+        <w:t xml:space="preserve"> </w:t>
+      </w:r>
+      <w:proofErr w:type="spellStart"/>
+      <w:r>
+        <w:rPr>
+          <w:rFonts w:eastAsia="Times New Roman"/>
+          <w:color w:val="auto"/>
+          <w:lang w:val="es-ES" w:eastAsia="en-US"/>
+        </w:rPr>
+        <w:t>RESTful</w:t>
+      </w:r>
+      <w:proofErr w:type="spellEnd"/>
+      <w:r>
+        <w:rPr>
+          <w:rFonts w:eastAsia="Times New Roman"/>
+          <w:color w:val="auto"/>
+          <w:lang w:val="es-ES" w:eastAsia="en-US"/>
+        </w:rPr>
+        <w:t xml:space="preserve"> de manera estructurada, facilitando la organización del código mediante módulos, controladores y servicios.</w:t>
+      </w:r>
+    </w:p>
+    <w:p>
+      <w:pPr>
+        <w:spacing w:before="100" w:beforeAutospacing="1" w:after="100" w:afterAutospacing="1" w:line="360" w:lineRule="auto"/>
+        <w:ind w:left="0" w:firstLine="0"/>
+        <w:rPr>
+          <w:rFonts w:eastAsia="Times New Roman"/>
+          <w:color w:val="auto"/>
+          <w:lang w:val="es-ES" w:eastAsia="en-US"/>
+        </w:rPr>
+      </w:pPr>
+      <w:r>
+        <w:rPr>
+          <w:rFonts w:eastAsia="Times New Roman"/>
+          <w:color w:val="auto"/>
+          <w:lang w:val="es-ES" w:eastAsia="en-US"/>
+        </w:rPr>
+        <w:lastRenderedPageBreak/>
+        <w:t xml:space="preserve">La configuración inicial del proyecto se realizó mediante el comando </w:t>
+      </w:r>
+      <w:proofErr w:type="spellStart"/>
+      <w:r>
+        <w:rPr>
+          <w:rFonts w:eastAsia="Times New Roman"/>
+          <w:color w:val="auto"/>
+          <w:lang w:val="es-ES" w:eastAsia="en-US"/>
+        </w:rPr>
+        <w:t>nest</w:t>
+      </w:r>
+      <w:proofErr w:type="spellEnd"/>
+      <w:r>
+        <w:rPr>
+          <w:rFonts w:eastAsia="Times New Roman"/>
+          <w:color w:val="auto"/>
+          <w:lang w:val="es-ES" w:eastAsia="en-US"/>
+        </w:rPr>
+        <w:t xml:space="preserve"> new </w:t>
+      </w:r>
+      <w:proofErr w:type="spellStart"/>
+      <w:r>
+        <w:rPr>
+          <w:rFonts w:eastAsia="Times New Roman"/>
+          <w:color w:val="auto"/>
+          <w:lang w:val="es-ES" w:eastAsia="en-US"/>
+        </w:rPr>
+        <w:t>morecoast</w:t>
+      </w:r>
+      <w:proofErr w:type="spellEnd"/>
+      <w:r>
+        <w:rPr>
+          <w:rFonts w:eastAsia="Times New Roman"/>
+          <w:color w:val="auto"/>
+          <w:lang w:val="es-ES" w:eastAsia="en-US"/>
+        </w:rPr>
+        <w:t xml:space="preserve">, el cual genera la estructura base del sistema. Posteriormente, se instalaron e integraron diversos paquetes necesarios para la construcción de los servicios web, tales como </w:t>
+      </w:r>
+      <w:r>
+        <w:rPr>
+          <w:rFonts w:eastAsia="Times New Roman"/>
+          <w:b/>
+          <w:bCs/>
+          <w:color w:val="auto"/>
+          <w:lang w:val="es-ES" w:eastAsia="en-US"/>
+        </w:rPr>
+        <w:t xml:space="preserve">@nestjs/mongoose </w:t>
+      </w:r>
+      <w:r>
+        <w:rPr>
+          <w:rFonts w:eastAsia="Times New Roman"/>
+          <w:color w:val="auto"/>
+          <w:lang w:val="es-ES" w:eastAsia="en-US"/>
+        </w:rPr>
+        <w:t xml:space="preserve">para la conexión y modelado de datos con la base de datos </w:t>
+      </w:r>
+      <w:r>
+        <w:rPr>
+          <w:rFonts w:eastAsia="Times New Roman"/>
+          <w:b/>
+          <w:bCs/>
+          <w:color w:val="auto"/>
+          <w:lang w:val="es-ES" w:eastAsia="en-US"/>
+        </w:rPr>
+        <w:t>MongoDB</w:t>
+      </w:r>
+      <w:r>
+        <w:rPr>
+          <w:rFonts w:eastAsia="Times New Roman"/>
+          <w:color w:val="auto"/>
+          <w:lang w:val="es-ES" w:eastAsia="en-US"/>
+        </w:rPr>
+        <w:t xml:space="preserve">, y @nestjs/jwt junto con @nestjs/passport para la implementación del sistema de autenticación mediante </w:t>
+      </w:r>
+      <w:r>
+        <w:rPr>
+          <w:rFonts w:eastAsia="Times New Roman"/>
+          <w:b/>
+          <w:bCs/>
+          <w:color w:val="auto"/>
+          <w:lang w:val="es-ES" w:eastAsia="en-US"/>
+        </w:rPr>
+        <w:t>JSON Web Token (JWT)</w:t>
+      </w:r>
+      <w:r>
+        <w:rPr>
+          <w:rFonts w:eastAsia="Times New Roman"/>
+          <w:color w:val="auto"/>
+          <w:lang w:val="es-ES" w:eastAsia="en-US"/>
+        </w:rPr>
+        <w:t>.</w:t>
+      </w:r>
+    </w:p>
+    <w:p>
+      <w:pPr>
+        <w:spacing w:before="100" w:beforeAutospacing="1" w:after="100" w:afterAutospacing="1" w:line="360" w:lineRule="auto"/>
+        <w:ind w:left="0" w:firstLine="0"/>
+        <w:rPr>
+          <w:rFonts w:eastAsia="Times New Roman"/>
+          <w:color w:val="auto"/>
+          <w:lang w:val="es-ES" w:eastAsia="en-US"/>
+        </w:rPr>
+      </w:pPr>
+      <w:r>
+        <w:rPr>
+          <w:rFonts w:eastAsia="Times New Roman"/>
+          <w:color w:val="auto"/>
+          <w:lang w:val="es-ES" w:eastAsia="en-US"/>
+        </w:rPr>
+        <w:t xml:space="preserve">Los servicios web fueron definidos en clases controladoras ubicadas en la carpeta </w:t>
+      </w:r>
+      <w:proofErr w:type="spellStart"/>
+      <w:r>
+        <w:rPr>
+          <w:rFonts w:eastAsia="Times New Roman"/>
+          <w:color w:val="auto"/>
+          <w:lang w:val="es-ES" w:eastAsia="en-US"/>
+        </w:rPr>
+        <w:t>src</w:t>
+      </w:r>
+      <w:proofErr w:type="spellEnd"/>
+      <w:r>
+        <w:rPr>
+          <w:rFonts w:eastAsia="Times New Roman"/>
+          <w:color w:val="auto"/>
+          <w:lang w:val="es-ES" w:eastAsia="en-US"/>
+        </w:rPr>
+        <w:t xml:space="preserve">/modules, donde cada módulo representa un dominio funcional del sistema, como por ejemplo el cálculo del transporte de sedimentos. En dichas clases controladoras se utilizaron principalmente los métodos HTTP </w:t>
+      </w:r>
+      <w:r>
+        <w:rPr>
+          <w:rFonts w:eastAsia="Times New Roman"/>
+          <w:b/>
+          <w:bCs/>
+          <w:color w:val="auto"/>
+          <w:lang w:val="es-ES" w:eastAsia="en-US"/>
+        </w:rPr>
+        <w:t>GET</w:t>
+      </w:r>
+      <w:r>
+        <w:rPr>
+          <w:rFonts w:eastAsia="Times New Roman"/>
+          <w:color w:val="auto"/>
+          <w:lang w:val="es-ES" w:eastAsia="en-US"/>
+        </w:rPr>
+        <w:t xml:space="preserve"> y </w:t>
+      </w:r>
+      <w:r>
+        <w:rPr>
+          <w:rFonts w:eastAsia="Times New Roman"/>
+          <w:b/>
+          <w:bCs/>
+          <w:color w:val="auto"/>
+          <w:lang w:val="es-ES" w:eastAsia="en-US"/>
+        </w:rPr>
+        <w:t>POST</w:t>
+      </w:r>
+      <w:r>
+        <w:rPr>
+          <w:rFonts w:eastAsia="Times New Roman"/>
+          <w:color w:val="auto"/>
+          <w:lang w:val="es-ES" w:eastAsia="en-US"/>
+        </w:rPr>
+        <w:t xml:space="preserve">, mediante los decoradores @Get() y @Post() proporcionados por </w:t>
+      </w:r>
+      <w:proofErr w:type="spellStart"/>
+      <w:r>
+        <w:rPr>
+          <w:rFonts w:eastAsia="Times New Roman"/>
+          <w:color w:val="auto"/>
+          <w:lang w:val="es-ES" w:eastAsia="en-US"/>
+        </w:rPr>
+        <w:t>NestJS</w:t>
+      </w:r>
+      <w:proofErr w:type="spellEnd"/>
+      <w:r>
+        <w:rPr>
+          <w:rFonts w:eastAsia="Times New Roman"/>
+          <w:color w:val="auto"/>
+          <w:lang w:val="es-ES" w:eastAsia="en-US"/>
+        </w:rPr>
+        <w:t>, para gestionar las solicitudes entrantes desde el cliente (</w:t>
+      </w:r>
+      <w:proofErr w:type="spellStart"/>
+      <w:r>
+        <w:rPr>
+          <w:rFonts w:eastAsia="Times New Roman"/>
+          <w:color w:val="auto"/>
+          <w:lang w:val="es-ES" w:eastAsia="en-US"/>
+        </w:rPr>
+        <w:t>React</w:t>
+      </w:r>
+      <w:proofErr w:type="spellEnd"/>
+      <w:r>
+        <w:rPr>
+          <w:rFonts w:eastAsia="Times New Roman"/>
+          <w:color w:val="auto"/>
+          <w:lang w:val="es-ES" w:eastAsia="en-US"/>
+        </w:rPr>
+        <w:t>).</w:t>
+      </w:r>
+    </w:p>
+    <w:p>
+      <w:pPr>
+        <w:spacing w:before="100" w:beforeAutospacing="1" w:after="100" w:afterAutospacing="1" w:line="360" w:lineRule="auto"/>
+        <w:ind w:left="0" w:firstLine="0"/>
+        <w:rPr>
+          <w:rFonts w:eastAsia="Times New Roman"/>
+          <w:color w:val="auto"/>
+          <w:lang w:val="es-ES" w:eastAsia="en-US"/>
+        </w:rPr>
+      </w:pPr>
+      <w:r>
+        <w:rPr>
+          <w:rFonts w:eastAsia="Times New Roman"/>
+          <w:color w:val="auto"/>
+          <w:lang w:val="es-ES" w:eastAsia="en-US"/>
+        </w:rPr>
+        <w:t xml:space="preserve">Un ejemplo particular de servicio web implementado es el que permite </w:t>
+      </w:r>
+      <w:r>
+        <w:rPr>
+          <w:rFonts w:eastAsia="Times New Roman"/>
+          <w:b/>
+          <w:bCs/>
+          <w:color w:val="auto"/>
+          <w:lang w:val="es-ES" w:eastAsia="en-US"/>
+        </w:rPr>
+        <w:t>“Obtener los resultados del cálculo del transporte de sedimentos a partir de los parámetros ingresados”</w:t>
+      </w:r>
+      <w:r>
+        <w:rPr>
+          <w:rFonts w:eastAsia="Times New Roman"/>
+          <w:color w:val="auto"/>
+          <w:lang w:val="es-ES" w:eastAsia="en-US"/>
+        </w:rPr>
+        <w:t xml:space="preserve">. Este servicio está representado por el método </w:t>
+      </w:r>
+      <w:proofErr w:type="spellStart"/>
+      <w:r>
+        <w:rPr>
+          <w:rFonts w:eastAsia="Times New Roman"/>
+          <w:color w:val="auto"/>
+          <w:lang w:val="es-ES" w:eastAsia="en-US"/>
+        </w:rPr>
+        <w:t>createCalculo</w:t>
+      </w:r>
+      <w:proofErr w:type="spellEnd"/>
+      <w:r>
+        <w:rPr>
+          <w:rFonts w:eastAsia="Times New Roman"/>
+          <w:color w:val="auto"/>
+          <w:lang w:val="es-ES" w:eastAsia="en-US"/>
+        </w:rPr>
+        <w:t>() en la clase se</w:t>
+      </w:r>
+      <w:r>
+        <w:rPr>
+          <w:rFonts w:eastAsia="Times New Roman"/>
+          <w:color w:val="auto"/>
+          <w:lang w:val="es-ES" w:eastAsia="en-US"/>
+        </w:rPr>
+        <w:t xml:space="preserve"> </w:t>
+      </w:r>
+      <w:proofErr w:type="spellStart"/>
+      <w:r>
+        <w:rPr>
+          <w:rFonts w:eastAsia="Times New Roman"/>
+          <w:color w:val="auto"/>
+          <w:lang w:val="es-ES" w:eastAsia="en-US"/>
+        </w:rPr>
+        <w:t>calculos</w:t>
+      </w:r>
+      <w:r>
+        <w:rPr>
+          <w:rFonts w:eastAsia="Times New Roman"/>
+          <w:color w:val="auto"/>
+          <w:lang w:val="es-ES" w:eastAsia="en-US"/>
+        </w:rPr>
+        <w:t>.controller.ts</w:t>
+      </w:r>
+      <w:proofErr w:type="spellEnd"/>
+      <w:r>
+        <w:rPr>
+          <w:rFonts w:eastAsia="Times New Roman"/>
+          <w:color w:val="auto"/>
+          <w:lang w:val="es-ES" w:eastAsia="en-US"/>
+        </w:rPr>
+        <w:t>, el cual recibe los parámetros necesarios (</w:t>
+      </w:r>
+      <w:r>
+        <w:rPr>
+          <w:rFonts w:eastAsia="Times New Roman"/>
+          <w:color w:val="auto"/>
+          <w:lang w:val="es-ES" w:eastAsia="en-US"/>
+        </w:rPr>
+        <w:t>densidad del sedimento, densidad del mar, coeficiente etc.</w:t>
+      </w:r>
+      <w:r>
+        <w:rPr>
+          <w:rFonts w:eastAsia="Times New Roman"/>
+          <w:color w:val="auto"/>
+          <w:lang w:val="es-ES" w:eastAsia="en-US"/>
+        </w:rPr>
+        <w:t>) y llama a un servicio (</w:t>
+      </w:r>
+      <w:proofErr w:type="spellStart"/>
+      <w:r>
+        <w:rPr>
+          <w:rFonts w:eastAsia="Times New Roman"/>
+          <w:color w:val="auto"/>
+          <w:lang w:val="es-ES" w:eastAsia="en-US"/>
+        </w:rPr>
+        <w:t>calculos</w:t>
+      </w:r>
+      <w:r>
+        <w:rPr>
+          <w:rFonts w:eastAsia="Times New Roman"/>
+          <w:color w:val="auto"/>
+          <w:lang w:val="es-ES" w:eastAsia="en-US"/>
+        </w:rPr>
+        <w:t>.service.ts</w:t>
+      </w:r>
+      <w:proofErr w:type="spellEnd"/>
+      <w:r>
+        <w:rPr>
+          <w:rFonts w:eastAsia="Times New Roman"/>
+          <w:color w:val="auto"/>
+          <w:lang w:val="es-ES" w:eastAsia="en-US"/>
+        </w:rPr>
+        <w:t xml:space="preserve">) encargado de realizar los cálculos físicos según </w:t>
+      </w:r>
+      <w:r>
+        <w:rPr>
+          <w:rFonts w:eastAsia="Times New Roman"/>
+          <w:color w:val="auto"/>
+          <w:lang w:val="es-ES" w:eastAsia="en-US"/>
+        </w:rPr>
+        <w:t>la ecuación</w:t>
+      </w:r>
+      <w:r>
+        <w:rPr>
+          <w:rFonts w:eastAsia="Times New Roman"/>
+          <w:color w:val="auto"/>
+          <w:lang w:val="es-ES" w:eastAsia="en-US"/>
+        </w:rPr>
+        <w:t xml:space="preserve"> definid</w:t>
+      </w:r>
+      <w:r>
+        <w:rPr>
+          <w:rFonts w:eastAsia="Times New Roman"/>
+          <w:color w:val="auto"/>
+          <w:lang w:val="es-ES" w:eastAsia="en-US"/>
+        </w:rPr>
+        <w:t>a</w:t>
+      </w:r>
+      <w:r>
+        <w:rPr>
+          <w:rFonts w:eastAsia="Times New Roman"/>
+          <w:color w:val="auto"/>
+          <w:lang w:val="es-ES" w:eastAsia="en-US"/>
+        </w:rPr>
+        <w:t xml:space="preserve">. Los resultados obtenidos se devuelven al cliente en formato JSON mediante el uso de la clase Response de </w:t>
+      </w:r>
+      <w:proofErr w:type="spellStart"/>
+      <w:r>
+        <w:rPr>
+          <w:rFonts w:eastAsia="Times New Roman"/>
+          <w:color w:val="auto"/>
+          <w:lang w:val="es-ES" w:eastAsia="en-US"/>
+        </w:rPr>
+        <w:t>NestJS</w:t>
+      </w:r>
+      <w:proofErr w:type="spellEnd"/>
+      <w:r>
+        <w:rPr>
+          <w:rFonts w:eastAsia="Times New Roman"/>
+          <w:color w:val="auto"/>
+          <w:lang w:val="es-ES" w:eastAsia="en-US"/>
+        </w:rPr>
+        <w:t xml:space="preserve">, junto con los correspondientes códigos de estado HTTP, como </w:t>
+      </w:r>
+      <w:proofErr w:type="spellStart"/>
+      <w:r>
+        <w:rPr>
+          <w:rFonts w:eastAsia="Times New Roman"/>
+          <w:color w:val="auto"/>
+          <w:lang w:val="es-ES" w:eastAsia="en-US"/>
+        </w:rPr>
+        <w:t>HttpStatus.OK</w:t>
+      </w:r>
+      <w:proofErr w:type="spellEnd"/>
+      <w:r>
+        <w:rPr>
+          <w:rFonts w:eastAsia="Times New Roman"/>
+          <w:color w:val="auto"/>
+          <w:lang w:val="es-ES" w:eastAsia="en-US"/>
+        </w:rPr>
+        <w:t xml:space="preserve"> o </w:t>
+      </w:r>
+      <w:proofErr w:type="spellStart"/>
+      <w:r>
+        <w:rPr>
+          <w:rFonts w:eastAsia="Times New Roman"/>
+          <w:color w:val="auto"/>
+          <w:lang w:val="es-ES" w:eastAsia="en-US"/>
+        </w:rPr>
+        <w:t>HttpStatus.NOT_FOUND</w:t>
+      </w:r>
+      <w:proofErr w:type="spellEnd"/>
+      <w:r>
+        <w:rPr>
+          <w:rFonts w:eastAsia="Times New Roman"/>
+          <w:color w:val="auto"/>
+          <w:lang w:val="es-ES" w:eastAsia="en-US"/>
+        </w:rPr>
+        <w:t>.</w:t>
+      </w:r>
+    </w:p>
+    <w:p>
+      <w:pPr>
+        <w:spacing w:before="100" w:beforeAutospacing="1" w:after="100" w:afterAutospacing="1" w:line="360" w:lineRule="auto"/>
+        <w:ind w:left="0" w:firstLine="0"/>
+        <w:rPr>
+          <w:rFonts w:eastAsia="Times New Roman"/>
+          <w:color w:val="auto"/>
+          <w:lang w:val="es-ES" w:eastAsia="en-US"/>
+        </w:rPr>
+      </w:pPr>
+      <w:r>
+        <w:rPr>
+          <w:rFonts w:eastAsia="Times New Roman"/>
+          <w:color w:val="auto"/>
+          <w:lang w:val="es-ES" w:eastAsia="en-US"/>
+        </w:rPr>
+        <w:t xml:space="preserve">Un aspecto fundamental en la implementación fue la seguridad en el acceso a los recursos. Para ello, se integró un sistema de autenticación mediante </w:t>
+      </w:r>
+      <w:r>
+        <w:rPr>
+          <w:rFonts w:eastAsia="Times New Roman"/>
+          <w:b/>
+          <w:bCs/>
+          <w:color w:val="auto"/>
+          <w:lang w:val="es-ES" w:eastAsia="en-US"/>
+        </w:rPr>
+        <w:t>JSON Web Token (JWT)</w:t>
+      </w:r>
+      <w:r>
+        <w:rPr>
+          <w:rFonts w:eastAsia="Times New Roman"/>
+          <w:color w:val="auto"/>
+          <w:lang w:val="es-ES" w:eastAsia="en-US"/>
+        </w:rPr>
+        <w:t xml:space="preserve">, el cual permite validar las credenciales del usuario y proteger los </w:t>
+      </w:r>
+      <w:proofErr w:type="spellStart"/>
+      <w:r>
+        <w:rPr>
+          <w:rFonts w:eastAsia="Times New Roman"/>
+          <w:color w:val="auto"/>
+          <w:lang w:val="es-ES" w:eastAsia="en-US"/>
+        </w:rPr>
+        <w:t>endpoints</w:t>
+      </w:r>
+      <w:proofErr w:type="spellEnd"/>
+      <w:r>
+        <w:rPr>
+          <w:rFonts w:eastAsia="Times New Roman"/>
+          <w:color w:val="auto"/>
+          <w:lang w:val="es-ES" w:eastAsia="en-US"/>
+        </w:rPr>
+        <w:t xml:space="preserve"> sensibles del sistema. La lógica de autenticación fue desarrollada en el módulo </w:t>
+      </w:r>
+      <w:proofErr w:type="spellStart"/>
+      <w:r>
+        <w:rPr>
+          <w:rFonts w:eastAsia="Times New Roman"/>
+          <w:color w:val="auto"/>
+          <w:lang w:val="es-ES" w:eastAsia="en-US"/>
+        </w:rPr>
+        <w:t>Auth</w:t>
+      </w:r>
+      <w:proofErr w:type="spellEnd"/>
+      <w:r>
+        <w:rPr>
+          <w:rFonts w:eastAsia="Times New Roman"/>
+          <w:color w:val="auto"/>
+          <w:lang w:val="es-ES" w:eastAsia="en-US"/>
+        </w:rPr>
+        <w:t xml:space="preserve">, el cual se compone del controlador </w:t>
+      </w:r>
+      <w:proofErr w:type="spellStart"/>
+      <w:r>
+        <w:rPr>
+          <w:rFonts w:eastAsia="Times New Roman"/>
+          <w:color w:val="auto"/>
+          <w:lang w:val="es-ES" w:eastAsia="en-US"/>
+        </w:rPr>
+        <w:t>AuthController</w:t>
+      </w:r>
+      <w:proofErr w:type="spellEnd"/>
+      <w:r>
+        <w:rPr>
+          <w:rFonts w:eastAsia="Times New Roman"/>
+          <w:color w:val="auto"/>
+          <w:lang w:val="es-ES" w:eastAsia="en-US"/>
+        </w:rPr>
+        <w:t xml:space="preserve">, el servicio </w:t>
+      </w:r>
+      <w:proofErr w:type="spellStart"/>
+      <w:r>
+        <w:rPr>
+          <w:rFonts w:eastAsia="Times New Roman"/>
+          <w:color w:val="auto"/>
+          <w:lang w:val="es-ES" w:eastAsia="en-US"/>
+        </w:rPr>
+        <w:t>AuthService</w:t>
+      </w:r>
+      <w:proofErr w:type="spellEnd"/>
+      <w:r>
+        <w:rPr>
+          <w:rFonts w:eastAsia="Times New Roman"/>
+          <w:color w:val="auto"/>
+          <w:lang w:val="es-ES" w:eastAsia="en-US"/>
+        </w:rPr>
+        <w:t xml:space="preserve">, y el </w:t>
+      </w:r>
+      <w:proofErr w:type="spellStart"/>
+      <w:r>
+        <w:rPr>
+          <w:rFonts w:eastAsia="Times New Roman"/>
+          <w:color w:val="auto"/>
+          <w:lang w:val="es-ES" w:eastAsia="en-US"/>
+        </w:rPr>
+        <w:t>guard</w:t>
+      </w:r>
+      <w:proofErr w:type="spellEnd"/>
+      <w:r>
+        <w:rPr>
+          <w:rFonts w:eastAsia="Times New Roman"/>
+          <w:color w:val="auto"/>
+          <w:lang w:val="es-ES" w:eastAsia="en-US"/>
+        </w:rPr>
+        <w:t xml:space="preserve"> </w:t>
+      </w:r>
+      <w:proofErr w:type="spellStart"/>
+      <w:r>
+        <w:rPr>
+          <w:rFonts w:eastAsia="Times New Roman"/>
+          <w:color w:val="auto"/>
+          <w:lang w:val="es-ES" w:eastAsia="en-US"/>
+        </w:rPr>
+        <w:t>JwtAuthGuard</w:t>
+      </w:r>
+      <w:proofErr w:type="spellEnd"/>
+      <w:r>
+        <w:rPr>
+          <w:rFonts w:eastAsia="Times New Roman"/>
+          <w:color w:val="auto"/>
+          <w:lang w:val="es-ES" w:eastAsia="en-US"/>
+        </w:rPr>
+        <w:t>.</w:t>
+      </w:r>
+    </w:p>
+    <w:p>
+      <w:pPr>
+        <w:spacing w:before="100" w:beforeAutospacing="1" w:after="100" w:afterAutospacing="1" w:line="360" w:lineRule="auto"/>
+        <w:ind w:left="0" w:firstLine="0"/>
+        <w:rPr>
+          <w:rFonts w:eastAsia="Times New Roman"/>
+          <w:color w:val="auto"/>
+          <w:lang w:val="es-ES" w:eastAsia="en-US"/>
+        </w:rPr>
+      </w:pPr>
+      <w:r>
+        <w:rPr>
+          <w:rFonts w:eastAsia="Times New Roman"/>
+          <w:color w:val="auto"/>
+          <w:lang w:val="es-ES" w:eastAsia="en-US"/>
+        </w:rPr>
+        <w:t xml:space="preserve">El proceso de inicio de sesión se gestiona en el </w:t>
+      </w:r>
+      <w:proofErr w:type="spellStart"/>
+      <w:r>
+        <w:rPr>
+          <w:rFonts w:eastAsia="Times New Roman"/>
+          <w:color w:val="auto"/>
+          <w:lang w:val="es-ES" w:eastAsia="en-US"/>
+        </w:rPr>
+        <w:t>endpoint</w:t>
+      </w:r>
+      <w:proofErr w:type="spellEnd"/>
+      <w:r>
+        <w:rPr>
+          <w:rFonts w:eastAsia="Times New Roman"/>
+          <w:color w:val="auto"/>
+          <w:lang w:val="es-ES" w:eastAsia="en-US"/>
+        </w:rPr>
+        <w:t xml:space="preserve"> /</w:t>
+      </w:r>
+      <w:proofErr w:type="spellStart"/>
+      <w:r>
+        <w:rPr>
+          <w:rFonts w:eastAsia="Times New Roman"/>
+          <w:color w:val="auto"/>
+          <w:lang w:val="es-ES" w:eastAsia="en-US"/>
+        </w:rPr>
+        <w:t>login</w:t>
+      </w:r>
+      <w:proofErr w:type="spellEnd"/>
+      <w:r>
+        <w:rPr>
+          <w:rFonts w:eastAsia="Times New Roman"/>
+          <w:color w:val="auto"/>
+          <w:lang w:val="es-ES" w:eastAsia="en-US"/>
+        </w:rPr>
+        <w:t xml:space="preserve">, donde se reciben las credenciales del usuario (nombre de usuario y contraseña). En el servicio </w:t>
+      </w:r>
+      <w:proofErr w:type="spellStart"/>
+      <w:r>
+        <w:rPr>
+          <w:rFonts w:eastAsia="Times New Roman"/>
+          <w:color w:val="auto"/>
+          <w:lang w:val="es-ES" w:eastAsia="en-US"/>
+        </w:rPr>
+        <w:t>AuthService</w:t>
+      </w:r>
+      <w:proofErr w:type="spellEnd"/>
+      <w:r>
+        <w:rPr>
+          <w:rFonts w:eastAsia="Times New Roman"/>
+          <w:color w:val="auto"/>
+          <w:lang w:val="es-ES" w:eastAsia="en-US"/>
+        </w:rPr>
+        <w:t xml:space="preserve">, se verifica la existencia del usuario en la base de datos y se compara la contraseña utilizando la biblioteca </w:t>
+      </w:r>
+      <w:proofErr w:type="spellStart"/>
+      <w:r>
+        <w:rPr>
+          <w:rFonts w:eastAsia="Times New Roman"/>
+          <w:color w:val="auto"/>
+          <w:lang w:val="es-ES" w:eastAsia="en-US"/>
+        </w:rPr>
+        <w:t>bcrypt</w:t>
+      </w:r>
+      <w:proofErr w:type="spellEnd"/>
+      <w:r>
+        <w:rPr>
+          <w:rFonts w:eastAsia="Times New Roman"/>
+          <w:color w:val="auto"/>
+          <w:lang w:val="es-ES" w:eastAsia="en-US"/>
+        </w:rPr>
+        <w:t xml:space="preserve">. En caso de ser válidas, se genera un token JWT mediante el método </w:t>
+      </w:r>
+      <w:proofErr w:type="spellStart"/>
+      <w:r>
+        <w:rPr>
+          <w:rFonts w:eastAsia="Times New Roman"/>
+          <w:color w:val="auto"/>
+          <w:lang w:val="es-ES" w:eastAsia="en-US"/>
+        </w:rPr>
+        <w:t>sign</w:t>
+      </w:r>
+      <w:proofErr w:type="spellEnd"/>
+      <w:r>
+        <w:rPr>
+          <w:rFonts w:eastAsia="Times New Roman"/>
+          <w:color w:val="auto"/>
+          <w:lang w:val="es-ES" w:eastAsia="en-US"/>
+        </w:rPr>
+        <w:t xml:space="preserve">() del servicio </w:t>
+      </w:r>
+      <w:proofErr w:type="spellStart"/>
+      <w:r>
+        <w:rPr>
+          <w:rFonts w:eastAsia="Times New Roman"/>
+          <w:color w:val="auto"/>
+          <w:lang w:val="es-ES" w:eastAsia="en-US"/>
+        </w:rPr>
+        <w:t>JwtService</w:t>
+      </w:r>
+      <w:proofErr w:type="spellEnd"/>
+      <w:r>
+        <w:rPr>
+          <w:rFonts w:eastAsia="Times New Roman"/>
+          <w:color w:val="auto"/>
+          <w:lang w:val="es-ES" w:eastAsia="en-US"/>
+        </w:rPr>
+        <w:t xml:space="preserve">, </w:t>
+      </w:r>
+      <w:r>
+        <w:rPr>
+          <w:rFonts w:eastAsia="Times New Roman"/>
+          <w:color w:val="auto"/>
+          <w:lang w:val="es-ES" w:eastAsia="en-US"/>
+        </w:rPr>
+        <w:lastRenderedPageBreak/>
+        <w:t xml:space="preserve">que incluye como </w:t>
+      </w:r>
+      <w:proofErr w:type="spellStart"/>
+      <w:r>
+        <w:rPr>
+          <w:rFonts w:eastAsia="Times New Roman"/>
+          <w:color w:val="auto"/>
+          <w:lang w:val="es-ES" w:eastAsia="en-US"/>
+        </w:rPr>
+        <w:t>payload</w:t>
+      </w:r>
+      <w:proofErr w:type="spellEnd"/>
+      <w:r>
+        <w:rPr>
+          <w:rFonts w:eastAsia="Times New Roman"/>
+          <w:color w:val="auto"/>
+          <w:lang w:val="es-ES" w:eastAsia="en-US"/>
+        </w:rPr>
+        <w:t xml:space="preserve"> el ID, nombre de usuario y rol del usuario. Este token es devuelto junto a información adicional como el tipo de token, duración (</w:t>
+      </w:r>
+      <w:proofErr w:type="spellStart"/>
+      <w:r>
+        <w:rPr>
+          <w:rFonts w:eastAsia="Times New Roman"/>
+          <w:color w:val="auto"/>
+          <w:lang w:val="es-ES" w:eastAsia="en-US"/>
+        </w:rPr>
+        <w:t>expires_in</w:t>
+      </w:r>
+      <w:proofErr w:type="spellEnd"/>
+      <w:r>
+        <w:rPr>
+          <w:rFonts w:eastAsia="Times New Roman"/>
+          <w:color w:val="auto"/>
+          <w:lang w:val="es-ES" w:eastAsia="en-US"/>
+        </w:rPr>
+        <w:t xml:space="preserve">) y un token de refresco </w:t>
+      </w:r>
+    </w:p>
+    <w:p>
+      <w:pPr>
+        <w:spacing w:before="100" w:beforeAutospacing="1" w:after="100" w:afterAutospacing="1" w:line="360" w:lineRule="auto"/>
+        <w:ind w:left="0" w:firstLine="0"/>
+        <w:rPr>
+          <w:rFonts w:eastAsia="Times New Roman"/>
+          <w:color w:val="auto"/>
+          <w:lang w:val="es-ES" w:eastAsia="en-US"/>
+        </w:rPr>
+      </w:pPr>
+      <w:r>
+        <w:rPr>
+          <w:rFonts w:eastAsia="Times New Roman"/>
+          <w:color w:val="auto"/>
+          <w:lang w:val="es-ES" w:eastAsia="en-US"/>
+        </w:rPr>
+        <w:t>L</w:t>
+      </w:r>
+      <w:r>
+        <w:rPr>
+          <w:rFonts w:eastAsia="Times New Roman"/>
+          <w:color w:val="auto"/>
+          <w:lang w:val="es-ES" w:eastAsia="en-US"/>
+        </w:rPr>
+        <w:t xml:space="preserve">a estructura modular de </w:t>
+      </w:r>
+      <w:proofErr w:type="spellStart"/>
+      <w:r>
+        <w:rPr>
+          <w:rFonts w:eastAsia="Times New Roman"/>
+          <w:color w:val="auto"/>
+          <w:lang w:val="es-ES" w:eastAsia="en-US"/>
+        </w:rPr>
+        <w:t>NestJS</w:t>
+      </w:r>
+      <w:proofErr w:type="spellEnd"/>
+      <w:r>
+        <w:rPr>
+          <w:rFonts w:eastAsia="Times New Roman"/>
+          <w:color w:val="auto"/>
+          <w:lang w:val="es-ES" w:eastAsia="en-US"/>
+        </w:rPr>
+        <w:t>, junto con su integración con MongoDB y el mecanismo de autenticación JWT, permitió implementar de forma eficiente y segura los servicios web necesarios para el funcionamiento del sistema de cálculo del transporte de sedimentos.</w:t>
+      </w:r>
+    </w:p>
+    <w:p>
+      <w:pPr>
         <w:pStyle w:val="Ttulo2"/>
       </w:pPr>
-      <w:commentRangeStart w:id="139"/>
+      <w:commentRangeStart w:id="138"/>
       <w:r>
         <w:t>Conclusiones del Capítulo</w:t>
       </w:r>
-      <w:commentRangeEnd w:id="139"/>
+      <w:commentRangeEnd w:id="138"/>
       <w:r>
         <w:rPr>
           <w:rStyle w:val="Refdecomentario"/>
@@ -23491,58 +24738,14 @@
           <w:shd w:val="clear" w:color="auto" w:fill="FFFFFF"/>
           <w:lang w:val="es-ES" w:eastAsia="en-US"/>
         </w:rPr>
-        <w:commentReference w:id="139"/>
+        <w:commentReference w:id="138"/>
       </w:r>
     </w:p>
     <w:p>
       <w:pPr>
         <w:ind w:left="0" w:firstLine="0"/>
         <w:sectPr>
-          <w:headerReference w:type="default" r:id="rId83"/>
-          <w:headerReference w:type="first" r:id="rId84"/>
-          <w:pgSz w:w="12240" w:h="15840"/>
-          <w:pgMar w:top="725" w:right="1126" w:bottom="2517" w:left="1702" w:header="725" w:footer="981" w:gutter="0"/>
-          <w:cols w:space="720"/>
-          <w:titlePg/>
-          <w:docGrid w:linePitch="299"/>
-        </w:sectPr>
-      </w:pPr>
-    </w:p>
-    <w:p>
-      <w:pPr>
-        <w:pStyle w:val="Ttulo1"/>
-        <w:ind w:left="0"/>
-      </w:pPr>
-      <w:r>
-        <w:lastRenderedPageBreak/>
-        <w:t xml:space="preserve">CONCLUSIONES </w:t>
-      </w:r>
-    </w:p>
-    <w:p>
-      <w:pPr>
-        <w:spacing w:after="160" w:line="259" w:lineRule="auto"/>
-        <w:ind w:left="0" w:firstLine="0"/>
-        <w:jc w:val="left"/>
-        <w:rPr>
-          <w:b/>
-          <w:sz w:val="28"/>
-        </w:rPr>
-      </w:pPr>
-      <w:r>
-        <w:rPr>
-          <w:b/>
-          <w:bCs/>
-          <w:color w:val="auto"/>
-        </w:rPr>
-        <w:t xml:space="preserve">LAS CONCLUSIONES FINALES. TENER CLARO QUE DEBEN EVIDENCIAR QUE SE CUMPLE LO QUE DICE EN EL RESUMEN Y LOS OBJETIVOS de la INVESTIGACION. </w:t>
-      </w:r>
-    </w:p>
-    <w:p/>
-    <w:p/>
-    <w:p>
-      <w:pPr>
-        <w:ind w:left="0" w:firstLine="0"/>
-        <w:sectPr>
+          <w:headerReference w:type="default" r:id="rId84"/>
           <w:headerReference w:type="first" r:id="rId85"/>
           <w:pgSz w:w="12240" w:h="15840"/>
           <w:pgMar w:top="725" w:right="1126" w:bottom="2517" w:left="1702" w:header="725" w:footer="981" w:gutter="0"/>
@@ -23557,701 +24760,42 @@
         <w:pStyle w:val="Ttulo1"/>
         <w:ind w:left="0"/>
       </w:pPr>
-      <w:bookmarkStart w:id="140" w:name="_Toc196374753"/>
       <w:r>
         <w:lastRenderedPageBreak/>
-        <w:t>REFERENCIAS BIBLIOGRÁFICAS</w:t>
-      </w:r>
-      <w:bookmarkEnd w:id="140"/>
-      <w:r>
-        <w:t xml:space="preserve"> </w:t>
-      </w:r>
-    </w:p>
-    <w:p>
-      <w:pPr>
-        <w:pStyle w:val="Bibliografa"/>
-      </w:pPr>
-      <w:r>
-        <w:fldChar w:fldCharType="begin"/>
-      </w:r>
-      <w:r>
-        <w:instrText xml:space="preserve"> ADDIN ZOTERO_BIBL {"uncited":[],"omitted":[],"custom":[]} CSL_BIBLIOGRAPHY </w:instrText>
-      </w:r>
-      <w:r>
-        <w:fldChar w:fldCharType="separate"/>
-      </w:r>
-      <w:r>
-        <w:t>[1]</w:t>
-      </w:r>
-      <w:r>
-        <w:tab/>
-        <w:t>N. M. C. Medina, «EL CAMBIO CLIMÁTICO Y SUS EFECTOS SOBRE LA SALUD HUMANA».</w:t>
-      </w:r>
-    </w:p>
-    <w:p>
-      <w:pPr>
-        <w:pStyle w:val="Bibliografa"/>
-      </w:pPr>
-      <w:r>
-        <w:t>[2]</w:t>
-      </w:r>
-      <w:r>
-        <w:tab/>
-        <w:t>«Cubadebate». Accedido: 7 de enero de 2024. [En línea]. Disponible en: http://www.cubadebate.cu/noticias/2018/12/16/tarea-vida-a-debate-en-la-asamblea-nacional-cuba-ante-las-realidades-del-cambio-climatico/</w:t>
-      </w:r>
-    </w:p>
-    <w:p>
-      <w:pPr>
-        <w:pStyle w:val="Bibliografa"/>
-      </w:pPr>
-      <w:r>
-        <w:t>[3]</w:t>
-      </w:r>
-      <w:r>
-        <w:tab/>
-        <w:t>«Nueva norma legal por la preservación de las costas cubanas - Juventud Rebelde - Diario de la juventud cubana». Accedido: 15 de abril de 2024. [En línea]. Disponible en: https://www.juventudrebelde.cu/ciencia-tecnica/2023-12-07/acertada-interrelacion-entre-las-entidades-y-rigor-en-el-control-contribuiran-al-exito-de-la-nueva-norma-legal-relativa-a-las-costas-cubanas</w:t>
-      </w:r>
-    </w:p>
-    <w:p>
-      <w:pPr>
-        <w:pStyle w:val="Bibliografa"/>
-      </w:pPr>
-      <w:r>
-        <w:t>[4]</w:t>
-      </w:r>
-      <w:r>
-        <w:tab/>
-        <w:t>J. J. Meza Sandoval y A. E. Valverde Llanos, «Propuesta de diseño de rompeolas como protección de la costa contra la erosión por efecto del oleaje en la playa La Herradura».</w:t>
-      </w:r>
-    </w:p>
-    <w:p>
-      <w:pPr>
-        <w:pStyle w:val="Bibliografa"/>
-      </w:pPr>
-      <w:r>
-        <w:t>[5]</w:t>
-      </w:r>
-      <w:r>
-        <w:tab/>
-        <w:t>«MIKE 21/3 Sand Transport». Accedido: 7 de febrero de 2024. [En línea]. Disponible en: https://www.mikepoweredbydhi.com/products/mike-21/Sediments/sand-transport</w:t>
-      </w:r>
-    </w:p>
-    <w:p>
-      <w:pPr>
-        <w:pStyle w:val="Bibliografa"/>
-      </w:pPr>
-      <w:r>
-        <w:t>[6]</w:t>
-      </w:r>
-      <w:r>
-        <w:tab/>
-        <w:t>V. M. Briones Montoya, J. E. Lynch Santillán, y I. M. Saltos Andrade, «Evaluación de alternativas para la protección costera frente a procesos erosivos utilizando MIKE 21. Caso de estudio: Libertador Bolívar», ESPOL. FIMCM, 2020.</w:t>
-      </w:r>
-    </w:p>
-    <w:p>
-      <w:pPr>
-        <w:pStyle w:val="Bibliografa"/>
-      </w:pPr>
-      <w:r>
-        <w:t>[7]</w:t>
-      </w:r>
-      <w:r>
-        <w:tab/>
-        <w:t>R. J. Caiza Quinga y S. P. Nativí Merchan, «Evaluación y modelamiento del cambio de línea de costa en condiciones naturales y bajo influencia de obras de protección costera. Caso de estudio: Libertador Bolívar, Santa Elena-Ecuador», ESPOL. FIMCM: Oceanografía, 2019.</w:t>
-      </w:r>
-    </w:p>
-    <w:p>
-      <w:pPr>
-        <w:pStyle w:val="Bibliografa"/>
-      </w:pPr>
-      <w:r>
-        <w:t>[8]</w:t>
-      </w:r>
-      <w:r>
-        <w:tab/>
-        <w:t xml:space="preserve">D. V. Fernández y L. F. C. López, «Aplicación del sistema de modelado costero a un tramo crítico de la playa de Varadero: propuesta de solución», </w:t>
-      </w:r>
-      <w:r>
-        <w:rPr>
-          <w:i/>
-          <w:iCs/>
-        </w:rPr>
-        <w:t>Ing. Hidráulica Ambient.</w:t>
-      </w:r>
-      <w:r>
-        <w:t>, vol. 31, n.</w:t>
-      </w:r>
-      <w:r>
-        <w:rPr>
-          <w:vertAlign w:val="superscript"/>
-        </w:rPr>
-        <w:t>o</w:t>
-      </w:r>
-      <w:r>
-        <w:t xml:space="preserve"> 2, pp. 37-42, 2010.</w:t>
-      </w:r>
-    </w:p>
-    <w:p>
-      <w:pPr>
-        <w:pStyle w:val="Bibliografa"/>
-      </w:pPr>
-      <w:r>
-        <w:t>[9]</w:t>
-      </w:r>
-      <w:r>
-        <w:tab/>
-        <w:t xml:space="preserve">L. F. Córdova-López y R. Torres-Hugues, «Modelo matemático para la determinación del transporte longitudinal para playas del Caribe», </w:t>
-      </w:r>
-      <w:r>
-        <w:rPr>
-          <w:i/>
-          <w:iCs/>
-        </w:rPr>
-        <w:t>Tecnol. Cienc. Agua</w:t>
-      </w:r>
-      <w:r>
-        <w:t>, vol. 2, n.</w:t>
-      </w:r>
-      <w:r>
-        <w:rPr>
-          <w:vertAlign w:val="superscript"/>
-        </w:rPr>
-        <w:t>o</w:t>
-      </w:r>
-      <w:r>
-        <w:t xml:space="preserve"> 3, pp. 127-140, 2011.</w:t>
-      </w:r>
-    </w:p>
-    <w:p>
-      <w:pPr>
-        <w:pStyle w:val="Bibliografa"/>
-      </w:pPr>
-      <w:r>
-        <w:t>[10]</w:t>
-      </w:r>
-      <w:r>
-        <w:tab/>
-        <w:t xml:space="preserve">R. T. Hugues y L. C. López, «Método para la estimación del transporte longitudinal de sedimentos en playas de arena», </w:t>
-      </w:r>
-      <w:r>
-        <w:rPr>
-          <w:i/>
-          <w:iCs/>
-        </w:rPr>
-        <w:t>Rev. Cuba. Ing.</w:t>
-      </w:r>
-      <w:r>
-        <w:t>, vol. 1, n.</w:t>
-      </w:r>
-      <w:r>
-        <w:rPr>
-          <w:vertAlign w:val="superscript"/>
-        </w:rPr>
-        <w:t>o</w:t>
-      </w:r>
-      <w:r>
-        <w:t xml:space="preserve"> 1, pp. 41-47, 2010.</w:t>
-      </w:r>
-    </w:p>
-    <w:p>
-      <w:pPr>
-        <w:pStyle w:val="Bibliografa"/>
-      </w:pPr>
-      <w:r>
-        <w:t>[11]</w:t>
-      </w:r>
-      <w:r>
-        <w:tab/>
-        <w:t>G. Westreicher, «¿Qué es la gestión? Para qué sirve, pasos a seguir y tipos», Economipedia. Accedido: 22 de abril de 2024. [En línea]. Disponible en: https://economipedia.com/definiciones/gestion.html</w:t>
-      </w:r>
-    </w:p>
-    <w:p>
-      <w:pPr>
-        <w:pStyle w:val="Bibliografa"/>
-      </w:pPr>
-      <w:r>
-        <w:t>[12]</w:t>
-      </w:r>
-      <w:r>
-        <w:tab/>
-        <w:t>«Sistema de Gestión: Qué es y por qué es tan importante». Accedido: 22 de abril de 2024. [En línea]. Disponible en: https://www.unifikas.com/es/noticias/sistema-de-gestion-que-es-y-por-que-es-tan-importante</w:t>
-      </w:r>
-    </w:p>
-    <w:p>
-      <w:pPr>
-        <w:pStyle w:val="Bibliografa"/>
-      </w:pPr>
-      <w:r>
-        <w:t>[13]</w:t>
-      </w:r>
-      <w:r>
-        <w:tab/>
-        <w:t>E. Ekon, «¿Qué es un sistema de gestión y para qué sirve?», Ekon. Accedido: 22 de abril de 2024. [En línea]. Disponible en: https://www.ekon.es/blog/sistemas-de-gestion-integral-para-el-funcionamiento-optimo-de-la-empresa/</w:t>
-      </w:r>
-    </w:p>
-    <w:p>
-      <w:pPr>
-        <w:pStyle w:val="Bibliografa"/>
-      </w:pPr>
-      <w:r>
-        <w:t>[14]</w:t>
-      </w:r>
-      <w:r>
-        <w:tab/>
-        <w:t>«¿Qué son los Servicios Web (Web Services) ? – Jorge Ocampos». Accedido: 6 de septiembre de 2024. [En línea]. Disponible en: https://jorgeocampos.blog/2023/12/18/servicios-web/</w:t>
-      </w:r>
-    </w:p>
-    <w:p>
-      <w:pPr>
-        <w:pStyle w:val="Bibliografa"/>
-        <w:rPr>
-          <w:lang w:val="en-US"/>
-        </w:rPr>
-      </w:pPr>
-      <w:r>
-        <w:t>[15]</w:t>
-      </w:r>
-      <w:r>
-        <w:tab/>
-        <w:t xml:space="preserve">V. Velepucha, P. Flores, y J. Torres, «MOMMIV: Modelo para descomposición de una arquitectura monolítica hacia una arquitectura de microservicios bajo el Principio de Ocultación de Información», </w:t>
-      </w:r>
-      <w:r>
-        <w:rPr>
-          <w:i/>
-          <w:iCs/>
-        </w:rPr>
-        <w:t xml:space="preserve">Rev. Ibérica Sist. </w:t>
-      </w:r>
-      <w:r>
-        <w:rPr>
-          <w:i/>
-          <w:iCs/>
-          <w:lang w:val="en-US"/>
-        </w:rPr>
-        <w:t>E Tecnol. Informação</w:t>
-      </w:r>
-      <w:r>
-        <w:rPr>
-          <w:lang w:val="en-US"/>
-        </w:rPr>
-        <w:t>, n.</w:t>
-      </w:r>
-      <w:r>
-        <w:rPr>
-          <w:vertAlign w:val="superscript"/>
-          <w:lang w:val="en-US"/>
-        </w:rPr>
-        <w:t>o</w:t>
-      </w:r>
-      <w:r>
-        <w:rPr>
-          <w:lang w:val="en-US"/>
-        </w:rPr>
-        <w:t xml:space="preserve"> E17, pp. 1000-1009, 2019.</w:t>
-      </w:r>
-    </w:p>
-    <w:p>
-      <w:pPr>
-        <w:pStyle w:val="Bibliografa"/>
-      </w:pPr>
-      <w:r>
-        <w:rPr>
-          <w:lang w:val="en-US"/>
-        </w:rPr>
-        <w:lastRenderedPageBreak/>
-        <w:t>[16]</w:t>
-      </w:r>
-      <w:r>
-        <w:rPr>
-          <w:lang w:val="en-US"/>
-        </w:rPr>
-        <w:tab/>
-        <w:t xml:space="preserve">G. J. Myers, C. Sandler, y T. Badgett, </w:t>
-      </w:r>
-      <w:r>
-        <w:rPr>
-          <w:i/>
-          <w:iCs/>
-          <w:lang w:val="en-US"/>
-        </w:rPr>
-        <w:t>The art of software testing</w:t>
-      </w:r>
-      <w:r>
-        <w:rPr>
-          <w:lang w:val="en-US"/>
-        </w:rPr>
-        <w:t xml:space="preserve">. </w:t>
-      </w:r>
-      <w:r>
-        <w:t>John Wiley &amp; Sons, 2011.</w:t>
-      </w:r>
-    </w:p>
-    <w:p>
-      <w:pPr>
-        <w:pStyle w:val="Bibliografa"/>
-      </w:pPr>
-      <w:r>
-        <w:t>[17]</w:t>
-      </w:r>
-      <w:r>
-        <w:tab/>
-        <w:t>«Pruebas de Software: Historia y Evolución». Accedido: 26 de junio de 2024. [En línea]. Disponible en: https://www.fyccorp.com/articulo-pruebas-de-software:-historia-y-evolucion</w:t>
-      </w:r>
-    </w:p>
-    <w:p>
-      <w:pPr>
-        <w:pStyle w:val="Bibliografa"/>
-      </w:pPr>
-      <w:r>
-        <w:t>[18]</w:t>
-      </w:r>
-      <w:r>
-        <w:tab/>
-        <w:t>«Herramientas informáticas - EcuRed». Accedido: 7 de enero de 2024. [En línea]. Disponible en: https://www.ecured.cu/Herramientas_inform%C3%A1ticas</w:t>
-      </w:r>
-    </w:p>
-    <w:p>
-      <w:pPr>
-        <w:pStyle w:val="Bibliografa"/>
-      </w:pPr>
-      <w:r>
-        <w:t>[19]</w:t>
-      </w:r>
-      <w:r>
-        <w:tab/>
-        <w:t>«Qué es Visual Studio Code y qué ventajas ofrece», OpenWebinars.net. Accedido: 9 de enero de 2024. [En línea]. Disponible en: https://openwebinars.net/blog/que-es-visual-studio-code-y-que-ventajas-ofrece/</w:t>
-      </w:r>
-    </w:p>
-    <w:p>
-      <w:pPr>
-        <w:pStyle w:val="Bibliografa"/>
-      </w:pPr>
-      <w:r>
-        <w:t>[20]</w:t>
-      </w:r>
-      <w:r>
-        <w:tab/>
-        <w:t xml:space="preserve">A. De Arma-Hernández y L. E. Sablón-Fernández, «Aplicación web para la gestión de la información especializada en Geociencia», </w:t>
-      </w:r>
-      <w:r>
-        <w:rPr>
-          <w:i/>
-          <w:iCs/>
-        </w:rPr>
-        <w:t>Cienc. Futuro</w:t>
-      </w:r>
-      <w:r>
-        <w:t>, vol. 9, n.</w:t>
-      </w:r>
-      <w:r>
-        <w:rPr>
-          <w:vertAlign w:val="superscript"/>
-        </w:rPr>
-        <w:t>o</w:t>
-      </w:r>
-      <w:r>
-        <w:t xml:space="preserve"> 2, pp. 106-127, 2019.</w:t>
-      </w:r>
-    </w:p>
-    <w:p>
-      <w:pPr>
-        <w:pStyle w:val="Bibliografa"/>
-      </w:pPr>
-      <w:r>
-        <w:t>[21]</w:t>
-      </w:r>
-      <w:r>
-        <w:tab/>
-        <w:t xml:space="preserve">J. Astigarraga y V. Cruz-Alonso, «¡ Se puede entender cómo funcionan Git y GitHub!», </w:t>
-      </w:r>
-      <w:r>
-        <w:rPr>
-          <w:i/>
-          <w:iCs/>
-        </w:rPr>
-        <w:t>Ecosistemas</w:t>
-      </w:r>
-      <w:r>
-        <w:t>, vol. 31, n.</w:t>
-      </w:r>
-      <w:r>
-        <w:rPr>
-          <w:vertAlign w:val="superscript"/>
-        </w:rPr>
-        <w:t>o</w:t>
-      </w:r>
-      <w:r>
-        <w:t xml:space="preserve"> 1, pp. 2332-2332, 2022.</w:t>
-      </w:r>
-    </w:p>
-    <w:p>
-      <w:pPr>
-        <w:pStyle w:val="Bibliografa"/>
-      </w:pPr>
-      <w:r>
-        <w:t>[22]</w:t>
-      </w:r>
-      <w:r>
-        <w:tab/>
-        <w:t>C. L. Monción Rodríguez, «Diseño e implementación de una plataforma y API para la enseñanza de la tecnología REST», 2023.</w:t>
-      </w:r>
-    </w:p>
-    <w:p>
-      <w:pPr>
-        <w:pStyle w:val="Bibliografa"/>
-      </w:pPr>
-      <w:r>
-        <w:t>[23]</w:t>
-      </w:r>
-      <w:r>
-        <w:tab/>
-        <w:t>M. Vidal Domínguez, «Desarrollo de una app multiplataforma para la generación y almacenamiento de contraseñas seguras», Universitat Politècnica de València, 2021.</w:t>
-      </w:r>
-    </w:p>
-    <w:p>
-      <w:pPr>
-        <w:pStyle w:val="Bibliografa"/>
-      </w:pPr>
-      <w:r>
-        <w:t>[24]</w:t>
-      </w:r>
-      <w:r>
-        <w:tab/>
-        <w:t>W. R. Romero García, «Análisis comparativo de los lenguajes de programación NODE JS y asp. net para un sistema de registro de la “farmacia tu ahorro” en la ciudad de Babahoyo.», Babahoyo: UTB-FAFI. 2022, 2022.</w:t>
-      </w:r>
-    </w:p>
-    <w:p>
-      <w:pPr>
-        <w:pStyle w:val="Bibliografa"/>
-      </w:pPr>
-      <w:r>
-        <w:t>[25]</w:t>
-      </w:r>
-      <w:r>
-        <w:tab/>
-        <w:t>«Tecnología - Concepto, tipos, ejemplos, evolución, características». Accedido: 7 de enero de 2024. [En línea]. Disponible en: https://concepto.de/tecnologia/#ixzz8O8i9AU6q</w:t>
-      </w:r>
-    </w:p>
-    <w:p>
-      <w:pPr>
-        <w:pStyle w:val="Bibliografa"/>
-      </w:pPr>
-      <w:r>
-        <w:t>[26]</w:t>
-      </w:r>
-      <w:r>
-        <w:tab/>
-        <w:t>J. M. Ceron Galindo, «React js: la nueva tendencia en aplicaciones web, enfocadas en el control dinámico de datos», 2019.</w:t>
-      </w:r>
-    </w:p>
-    <w:p>
-      <w:pPr>
-        <w:pStyle w:val="Bibliografa"/>
-      </w:pPr>
-      <w:r>
-        <w:t>[27]</w:t>
-      </w:r>
-      <w:r>
-        <w:tab/>
-        <w:t>R. C. Casado Vara, «Introducción a HTML», 2019.</w:t>
-      </w:r>
-    </w:p>
-    <w:p>
-      <w:pPr>
-        <w:pStyle w:val="Bibliografa"/>
-      </w:pPr>
-      <w:r>
-        <w:t>[28]</w:t>
-      </w:r>
-      <w:r>
-        <w:tab/>
-        <w:t xml:space="preserve">J. E. Pérez, </w:t>
-      </w:r>
-      <w:r>
-        <w:rPr>
-          <w:i/>
-          <w:iCs/>
-        </w:rPr>
-        <w:t>introduccion a JavaScript</w:t>
-      </w:r>
-      <w:r>
-        <w:t>. 2019.</w:t>
-      </w:r>
-    </w:p>
-    <w:p>
-      <w:pPr>
-        <w:pStyle w:val="Bibliografa"/>
-      </w:pPr>
-      <w:r>
-        <w:t>[29]</w:t>
-      </w:r>
-      <w:r>
-        <w:tab/>
-        <w:t xml:space="preserve">L. M. N. Magaly, M. R. J. Rolando, M. R. R. Fernando, y P. S. C. Marcela, «Mensajería cliente-servidor aplicando sockets en las herramientas GEANY IDE 1.31, PHYTON 3.7 y POSTGRESQL 9.5 en el sistema operativo CENTOS 7: Client-server messaging applying sockets in GEANY IDE 1.31, PHYTON 3.7 and POSTGRESQL 9.5 tools in CENTOS 7 operating system», en </w:t>
-      </w:r>
-      <w:r>
-        <w:rPr>
-          <w:i/>
-          <w:iCs/>
-        </w:rPr>
-        <w:t>Conference Proceedings (Machala)</w:t>
-      </w:r>
-      <w:r>
-        <w:t>, 2020, pp. 177-185.</w:t>
-      </w:r>
-    </w:p>
-    <w:p>
-      <w:pPr>
-        <w:pStyle w:val="Bibliografa"/>
-      </w:pPr>
-      <w:r>
-        <w:t>[30]</w:t>
-      </w:r>
-      <w:r>
-        <w:tab/>
-        <w:t>«Programación Extrema - PDF Descargar libre». Accedido: 7 de enero de 2024. [En línea]. Disponible en: https://docplayer.es/1647643-Programacion-extrema.html</w:t>
-      </w:r>
-    </w:p>
-    <w:p>
-      <w:pPr>
-        <w:pStyle w:val="Bibliografa"/>
-      </w:pPr>
-      <w:r>
-        <w:t>[31]</w:t>
-      </w:r>
-      <w:r>
-        <w:tab/>
-        <w:t>«Funcionalidad», gestion de la calidad del software - norma iso-9126. Accedido: 8 de enero de 2024. [En línea]. Disponible en: https://diplomadogestioncalidadsoftware2015.wordpress.com/norma-iso-9126/calidad-interna-y-externa/funcionalidad/</w:t>
-      </w:r>
-    </w:p>
-    <w:p>
-      <w:pPr>
-        <w:pStyle w:val="Bibliografa"/>
-      </w:pPr>
-      <w:r>
-        <w:t>[32]</w:t>
-      </w:r>
-      <w:r>
-        <w:tab/>
-        <w:t>S. M. Rodríguez Vega, «Desarrollo de servicios web con fuentes de datos abiertas», 2022.</w:t>
-      </w:r>
-    </w:p>
-    <w:p>
-      <w:pPr>
-        <w:pStyle w:val="Bibliografa"/>
-      </w:pPr>
-      <w:r>
-        <w:t>[33]</w:t>
-      </w:r>
-      <w:r>
-        <w:tab/>
-        <w:t>«Tipos de Web Services: una guía completa. SOAP, REST, XML-RPC, JSON-RCP - pinchaaqui.es». Accedido: 1 de junio de 2025. [En línea]. Disponible en: https://www.pinchaaqui.es/blog/tipos-de-web-services-una-guia-completa?utm_source=chatgpt.com</w:t>
-      </w:r>
-    </w:p>
-    <w:p>
-      <w:pPr>
-        <w:pStyle w:val="Bibliografa"/>
-      </w:pPr>
-      <w:r>
-        <w:t>[34]</w:t>
-      </w:r>
-      <w:r>
-        <w:tab/>
-        <w:t xml:space="preserve">L. M. A. Hernández, V. A. P. Romero, S. A. S. González, y J. A. V. Rodríguez, «Arquitectura REST para el desarrollo de aplicaciones web empresariales», </w:t>
-      </w:r>
-      <w:r>
-        <w:rPr>
-          <w:i/>
-          <w:iCs/>
-        </w:rPr>
-        <w:t>Rev. Electrónica Sobre Tecnol. Educ. Soc.</w:t>
-      </w:r>
-      <w:r>
-        <w:t>, vol. 8, n.</w:t>
-      </w:r>
-      <w:r>
-        <w:rPr>
-          <w:vertAlign w:val="superscript"/>
-        </w:rPr>
-        <w:t>o</w:t>
-      </w:r>
-      <w:r>
-        <w:t xml:space="preserve"> 15, 2021.</w:t>
-      </w:r>
-    </w:p>
-    <w:p>
-      <w:pPr>
-        <w:pStyle w:val="Bibliografa"/>
-      </w:pPr>
-      <w:r>
-        <w:t>[35]</w:t>
-      </w:r>
-      <w:r>
-        <w:tab/>
-        <w:t>J. Rendón, «MICROSERVICIOS».</w:t>
-      </w:r>
-    </w:p>
-    <w:p>
-      <w:pPr>
-        <w:pStyle w:val="Bibliografa"/>
-      </w:pPr>
-      <w:r>
-        <w:lastRenderedPageBreak/>
-        <w:t>[36]</w:t>
-      </w:r>
-      <w:r>
-        <w:tab/>
-        <w:t xml:space="preserve">Z. M. Rodríguez, L. D. P. Rodríguez, y J. C. G. Suarez, «Arquitectura basada en Microservicios y DevOps para una ingeniería de software continua», </w:t>
-      </w:r>
-      <w:r>
-        <w:rPr>
-          <w:i/>
-          <w:iCs/>
-        </w:rPr>
-        <w:t>Ind. Data</w:t>
-      </w:r>
-      <w:r>
-        <w:t>, vol. 23, n.</w:t>
-      </w:r>
-      <w:r>
-        <w:rPr>
-          <w:vertAlign w:val="superscript"/>
-        </w:rPr>
-        <w:t>o</w:t>
-      </w:r>
-      <w:r>
-        <w:t xml:space="preserve"> 2, pp. 141-149, 2020.</w:t>
-      </w:r>
-    </w:p>
-    <w:p>
-      <w:pPr>
-        <w:pStyle w:val="Bibliografa"/>
-      </w:pPr>
-      <w:r>
-        <w:t>[37]</w:t>
-      </w:r>
-      <w:r>
-        <w:tab/>
-        <w:t xml:space="preserve">J. M. O. Candel, </w:t>
-      </w:r>
-      <w:r>
-        <w:rPr>
-          <w:i/>
-          <w:iCs/>
-        </w:rPr>
-        <w:t>Tecnologías para arquitecturas basadas en microservicios: Patrones y soluciones para aplicaciones desplegadas en contenedores</w:t>
-      </w:r>
-      <w:r>
-        <w:t>. José Manuel Ortega, 2020.</w:t>
-      </w:r>
-    </w:p>
-    <w:p/>
-    <w:p>
-      <w:pPr>
+        <w:t xml:space="preserve">CONCLUSIONES </w:t>
+      </w:r>
+    </w:p>
+    <w:p>
+      <w:pPr>
+        <w:spacing w:after="160" w:line="259" w:lineRule="auto"/>
+        <w:ind w:left="0" w:firstLine="0"/>
+        <w:jc w:val="left"/>
+        <w:rPr>
+          <w:b/>
+          <w:bCs/>
+          <w:color w:val="auto"/>
+        </w:rPr>
+      </w:pPr>
+      <w:r>
+        <w:rPr>
+          <w:b/>
+          <w:bCs/>
+          <w:color w:val="auto"/>
+        </w:rPr>
+        <w:t xml:space="preserve">LAS CONCLUSIONES FINALES. TENER CLARO QUE DEBEN EVIDENCIAR QUE SE CUMPLE LO QUE DICE EN EL RESUMEN Y LOS OBJETIVOS de la INVESTIGACION. </w:t>
+      </w:r>
+    </w:p>
+    <w:p>
+      <w:pPr>
+        <w:spacing w:after="160" w:line="259" w:lineRule="auto"/>
+        <w:ind w:left="0" w:firstLine="0"/>
+        <w:jc w:val="left"/>
+        <w:rPr>
+          <w:b/>
+          <w:sz w:val="28"/>
+        </w:rPr>
         <w:sectPr>
-          <w:headerReference w:type="even" r:id="rId86"/>
-          <w:headerReference w:type="default" r:id="rId87"/>
-          <w:headerReference w:type="first" r:id="rId88"/>
+          <w:headerReference w:type="first" r:id="rId86"/>
           <w:pgSz w:w="12240" w:h="15840"/>
           <w:pgMar w:top="725" w:right="1126" w:bottom="2517" w:left="1702" w:header="725" w:footer="981" w:gutter="0"/>
           <w:cols w:space="720"/>
@@ -24263,6 +24807,761 @@
     <w:p>
       <w:pPr>
         <w:pStyle w:val="Ttulo1"/>
+        <w:ind w:left="0"/>
+      </w:pPr>
+      <w:r>
+        <w:lastRenderedPageBreak/>
+        <w:t>RECOMENDACIONES</w:t>
+      </w:r>
+    </w:p>
+    <w:p>
+      <w:pPr>
+        <w:spacing w:after="160" w:line="259" w:lineRule="auto"/>
+        <w:ind w:left="0" w:firstLine="0"/>
+        <w:jc w:val="left"/>
+        <w:rPr>
+          <w:b/>
+          <w:sz w:val="28"/>
+        </w:rPr>
+      </w:pPr>
+    </w:p>
+    <w:p>
+      <w:pPr>
+        <w:tabs>
+          <w:tab w:val="left" w:pos="2613"/>
+        </w:tabs>
+      </w:pPr>
+      <w:r>
+        <w:tab/>
+      </w:r>
+      <w:r>
+        <w:tab/>
+      </w:r>
+    </w:p>
+    <w:p/>
+    <w:p>
+      <w:pPr>
+        <w:ind w:left="0" w:firstLine="0"/>
+        <w:sectPr>
+          <w:pgSz w:w="12240" w:h="15840"/>
+          <w:pgMar w:top="725" w:right="1126" w:bottom="2517" w:left="1702" w:header="725" w:footer="981" w:gutter="0"/>
+          <w:cols w:space="720"/>
+          <w:titlePg/>
+          <w:docGrid w:linePitch="299"/>
+        </w:sectPr>
+      </w:pPr>
+    </w:p>
+    <w:p>
+      <w:pPr>
+        <w:pStyle w:val="Ttulo1"/>
+        <w:ind w:left="0"/>
+      </w:pPr>
+      <w:bookmarkStart w:id="139" w:name="_Toc196374753"/>
+      <w:r>
+        <w:lastRenderedPageBreak/>
+        <w:t>REFERENCIAS BIBLIOGRÁFICAS</w:t>
+      </w:r>
+      <w:bookmarkEnd w:id="139"/>
+      <w:r>
+        <w:t xml:space="preserve"> </w:t>
+      </w:r>
+    </w:p>
+    <w:p>
+      <w:pPr>
+        <w:pStyle w:val="Bibliografa"/>
+      </w:pPr>
+      <w:r>
+        <w:fldChar w:fldCharType="begin"/>
+      </w:r>
+      <w:r>
+        <w:instrText xml:space="preserve"> ADDIN ZOTERO_BIBL {"uncited":[],"omitted":[],"custom":[]} CSL_BIBLIOGRAPHY </w:instrText>
+      </w:r>
+      <w:r>
+        <w:fldChar w:fldCharType="separate"/>
+      </w:r>
+      <w:r>
+        <w:t>[1]</w:t>
+      </w:r>
+      <w:r>
+        <w:tab/>
+        <w:t>N. M. C. Medina, «EL CAMBIO CLIMÁTICO Y SUS EFECTOS SOBRE LA SALUD HUMANA».</w:t>
+      </w:r>
+    </w:p>
+    <w:p>
+      <w:pPr>
+        <w:pStyle w:val="Bibliografa"/>
+      </w:pPr>
+      <w:r>
+        <w:t>[2]</w:t>
+      </w:r>
+      <w:r>
+        <w:tab/>
+        <w:t>«Cubadebate». Accedido: 7 de enero de 2024. [En línea]. Disponible en: http://www.cubadebate.cu/noticias/2018/12/16/tarea-vida-a-debate-en-la-asamblea-nacional-cuba-ante-las-realidades-del-cambio-climatico/</w:t>
+      </w:r>
+    </w:p>
+    <w:p>
+      <w:pPr>
+        <w:pStyle w:val="Bibliografa"/>
+      </w:pPr>
+      <w:r>
+        <w:t>[3]</w:t>
+      </w:r>
+      <w:r>
+        <w:tab/>
+        <w:t>«Nueva norma legal por la preservación de las costas cubanas - Juventud Rebelde - Diario de la juventud cubana». Accedido: 15 de abril de 2024. [En línea]. Disponible en: https://www.juventudrebelde.cu/ciencia-tecnica/2023-12-07/acertada-interrelacion-entre-las-entidades-y-rigor-en-el-control-contribuiran-al-exito-de-la-nueva-norma-legal-relativa-a-las-costas-cubanas</w:t>
+      </w:r>
+    </w:p>
+    <w:p>
+      <w:pPr>
+        <w:pStyle w:val="Bibliografa"/>
+      </w:pPr>
+      <w:r>
+        <w:t>[4]</w:t>
+      </w:r>
+      <w:r>
+        <w:tab/>
+        <w:t>J. J. Meza Sandoval y A. E. Valverde Llanos, «Propuesta de diseño de rompeolas como protección de la costa contra la erosión por efecto del oleaje en la playa La Herradura».</w:t>
+      </w:r>
+    </w:p>
+    <w:p>
+      <w:pPr>
+        <w:pStyle w:val="Bibliografa"/>
+      </w:pPr>
+      <w:r>
+        <w:t>[5]</w:t>
+      </w:r>
+      <w:r>
+        <w:tab/>
+        <w:t>«MIKE 21/3 Sand Transport». Accedido: 7 de febrero de 2024. [En línea]. Disponible en: https://www.mikepoweredbydhi.com/products/mike-21/Sediments/sand-transport</w:t>
+      </w:r>
+    </w:p>
+    <w:p>
+      <w:pPr>
+        <w:pStyle w:val="Bibliografa"/>
+      </w:pPr>
+      <w:r>
+        <w:t>[6]</w:t>
+      </w:r>
+      <w:r>
+        <w:tab/>
+        <w:t>V. M. Briones Montoya, J. E. Lynch Santillán, y I. M. Saltos Andrade, «Evaluación de alternativas para la protección costera frente a procesos erosivos utilizando MIKE 21. Caso de estudio: Libertador Bolívar», ESPOL. FIMCM, 2020.</w:t>
+      </w:r>
+    </w:p>
+    <w:p>
+      <w:pPr>
+        <w:pStyle w:val="Bibliografa"/>
+      </w:pPr>
+      <w:r>
+        <w:t>[7]</w:t>
+      </w:r>
+      <w:r>
+        <w:tab/>
+        <w:t>R. J. Caiza Quinga y S. P. Nativí Merchan, «Evaluación y modelamiento del cambio de línea de costa en condiciones naturales y bajo influencia de obras de protección costera. Caso de estudio: Libertador Bolívar, Santa Elena-Ecuador», ESPOL. FIMCM: Oceanografía, 2019.</w:t>
+      </w:r>
+    </w:p>
+    <w:p>
+      <w:pPr>
+        <w:pStyle w:val="Bibliografa"/>
+      </w:pPr>
+      <w:r>
+        <w:t>[8]</w:t>
+      </w:r>
+      <w:r>
+        <w:tab/>
+        <w:t xml:space="preserve">D. V. Fernández y L. F. C. López, «Aplicación del sistema de modelado costero a un tramo crítico de la playa de Varadero: propuesta de solución», </w:t>
+      </w:r>
+      <w:r>
+        <w:rPr>
+          <w:i/>
+          <w:iCs/>
+        </w:rPr>
+        <w:t>Ing. Hidráulica Ambient.</w:t>
+      </w:r>
+      <w:r>
+        <w:t>, vol. 31, n.</w:t>
+      </w:r>
+      <w:r>
+        <w:rPr>
+          <w:vertAlign w:val="superscript"/>
+        </w:rPr>
+        <w:t>o</w:t>
+      </w:r>
+      <w:r>
+        <w:t xml:space="preserve"> 2, pp. 37-42, 2010.</w:t>
+      </w:r>
+    </w:p>
+    <w:p>
+      <w:pPr>
+        <w:pStyle w:val="Bibliografa"/>
+      </w:pPr>
+      <w:r>
+        <w:t>[9]</w:t>
+      </w:r>
+      <w:r>
+        <w:tab/>
+        <w:t xml:space="preserve">L. F. Córdova-López y R. Torres-Hugues, «Modelo matemático para la determinación del transporte longitudinal para playas del Caribe», </w:t>
+      </w:r>
+      <w:r>
+        <w:rPr>
+          <w:i/>
+          <w:iCs/>
+        </w:rPr>
+        <w:t>Tecnol. Cienc. Agua</w:t>
+      </w:r>
+      <w:r>
+        <w:t>, vol. 2, n.</w:t>
+      </w:r>
+      <w:r>
+        <w:rPr>
+          <w:vertAlign w:val="superscript"/>
+        </w:rPr>
+        <w:t>o</w:t>
+      </w:r>
+      <w:r>
+        <w:t xml:space="preserve"> 3, pp. 127-140, 2011.</w:t>
+      </w:r>
+    </w:p>
+    <w:p>
+      <w:pPr>
+        <w:pStyle w:val="Bibliografa"/>
+      </w:pPr>
+      <w:r>
+        <w:t>[10]</w:t>
+      </w:r>
+      <w:r>
+        <w:tab/>
+        <w:t xml:space="preserve">R. T. Hugues y L. C. López, «Método para la estimación del transporte longitudinal de sedimentos en playas de arena», </w:t>
+      </w:r>
+      <w:r>
+        <w:rPr>
+          <w:i/>
+          <w:iCs/>
+        </w:rPr>
+        <w:t>Rev. Cuba. Ing.</w:t>
+      </w:r>
+      <w:r>
+        <w:t>, vol. 1, n.</w:t>
+      </w:r>
+      <w:r>
+        <w:rPr>
+          <w:vertAlign w:val="superscript"/>
+        </w:rPr>
+        <w:t>o</w:t>
+      </w:r>
+      <w:r>
+        <w:t xml:space="preserve"> 1, pp. 41-47, 2010.</w:t>
+      </w:r>
+    </w:p>
+    <w:p>
+      <w:pPr>
+        <w:pStyle w:val="Bibliografa"/>
+      </w:pPr>
+      <w:r>
+        <w:t>[11]</w:t>
+      </w:r>
+      <w:r>
+        <w:tab/>
+        <w:t>G. Westreicher, «¿Qué es la gestión? Para qué sirve, pasos a seguir y tipos», Economipedia. Accedido: 22 de abril de 2024. [En línea]. Disponible en: https://economipedia.com/definiciones/gestion.html</w:t>
+      </w:r>
+    </w:p>
+    <w:p>
+      <w:pPr>
+        <w:pStyle w:val="Bibliografa"/>
+      </w:pPr>
+      <w:r>
+        <w:t>[12]</w:t>
+      </w:r>
+      <w:r>
+        <w:tab/>
+        <w:t>«Sistema de Gestión: Qué es y por qué es tan importante». Accedido: 22 de abril de 2024. [En línea]. Disponible en: https://www.unifikas.com/es/noticias/sistema-de-gestion-que-es-y-por-que-es-tan-importante</w:t>
+      </w:r>
+    </w:p>
+    <w:p>
+      <w:pPr>
+        <w:pStyle w:val="Bibliografa"/>
+      </w:pPr>
+      <w:r>
+        <w:t>[13]</w:t>
+      </w:r>
+      <w:r>
+        <w:tab/>
+        <w:t>E. Ekon, «¿Qué es un sistema de gestión y para qué sirve?», Ekon. Accedido: 22 de abril de 2024. [En línea]. Disponible en: https://www.ekon.es/blog/sistemas-de-gestion-integral-para-el-funcionamiento-optimo-de-la-empresa/</w:t>
+      </w:r>
+    </w:p>
+    <w:p>
+      <w:pPr>
+        <w:pStyle w:val="Bibliografa"/>
+      </w:pPr>
+      <w:r>
+        <w:t>[14]</w:t>
+      </w:r>
+      <w:r>
+        <w:tab/>
+        <w:t>«¿Qué son los Servicios Web (Web Services) ? – Jorge Ocampos». Accedido: 6 de septiembre de 2024. [En línea]. Disponible en: https://jorgeocampos.blog/2023/12/18/servicios-web/</w:t>
+      </w:r>
+    </w:p>
+    <w:p>
+      <w:pPr>
+        <w:pStyle w:val="Bibliografa"/>
+        <w:rPr>
+          <w:lang w:val="en-US"/>
+        </w:rPr>
+      </w:pPr>
+      <w:r>
+        <w:t>[15]</w:t>
+      </w:r>
+      <w:r>
+        <w:tab/>
+        <w:t xml:space="preserve">V. Velepucha, P. Flores, y J. Torres, «MOMMIV: Modelo para descomposición de una arquitectura monolítica hacia una arquitectura de microservicios bajo el Principio de Ocultación de Información», </w:t>
+      </w:r>
+      <w:r>
+        <w:rPr>
+          <w:i/>
+          <w:iCs/>
+        </w:rPr>
+        <w:t xml:space="preserve">Rev. Ibérica Sist. </w:t>
+      </w:r>
+      <w:r>
+        <w:rPr>
+          <w:i/>
+          <w:iCs/>
+          <w:lang w:val="en-US"/>
+        </w:rPr>
+        <w:t>E Tecnol. Informação</w:t>
+      </w:r>
+      <w:r>
+        <w:rPr>
+          <w:lang w:val="en-US"/>
+        </w:rPr>
+        <w:t>, n.</w:t>
+      </w:r>
+      <w:r>
+        <w:rPr>
+          <w:vertAlign w:val="superscript"/>
+          <w:lang w:val="en-US"/>
+        </w:rPr>
+        <w:t>o</w:t>
+      </w:r>
+      <w:r>
+        <w:rPr>
+          <w:lang w:val="en-US"/>
+        </w:rPr>
+        <w:t xml:space="preserve"> E17, pp. 1000-1009, 2019.</w:t>
+      </w:r>
+    </w:p>
+    <w:p>
+      <w:pPr>
+        <w:pStyle w:val="Bibliografa"/>
+      </w:pPr>
+      <w:r>
+        <w:rPr>
+          <w:lang w:val="en-US"/>
+        </w:rPr>
+        <w:lastRenderedPageBreak/>
+        <w:t>[16]</w:t>
+      </w:r>
+      <w:r>
+        <w:rPr>
+          <w:lang w:val="en-US"/>
+        </w:rPr>
+        <w:tab/>
+        <w:t xml:space="preserve">G. J. Myers, C. Sandler, y T. Badgett, </w:t>
+      </w:r>
+      <w:r>
+        <w:rPr>
+          <w:i/>
+          <w:iCs/>
+          <w:lang w:val="en-US"/>
+        </w:rPr>
+        <w:t>The art of software testing</w:t>
+      </w:r>
+      <w:r>
+        <w:rPr>
+          <w:lang w:val="en-US"/>
+        </w:rPr>
+        <w:t xml:space="preserve">. </w:t>
+      </w:r>
+      <w:r>
+        <w:t>John Wiley &amp; Sons, 2011.</w:t>
+      </w:r>
+    </w:p>
+    <w:p>
+      <w:pPr>
+        <w:pStyle w:val="Bibliografa"/>
+      </w:pPr>
+      <w:r>
+        <w:t>[17]</w:t>
+      </w:r>
+      <w:r>
+        <w:tab/>
+        <w:t>«Pruebas de Software: Historia y Evolución». Accedido: 26 de junio de 2024. [En línea]. Disponible en: https://www.fyccorp.com/articulo-pruebas-de-software:-historia-y-evolucion</w:t>
+      </w:r>
+    </w:p>
+    <w:p>
+      <w:pPr>
+        <w:pStyle w:val="Bibliografa"/>
+      </w:pPr>
+      <w:r>
+        <w:t>[18]</w:t>
+      </w:r>
+      <w:r>
+        <w:tab/>
+        <w:t>«Herramientas informáticas - EcuRed». Accedido: 7 de enero de 2024. [En línea]. Disponible en: https://www.ecured.cu/Herramientas_inform%C3%A1ticas</w:t>
+      </w:r>
+    </w:p>
+    <w:p>
+      <w:pPr>
+        <w:pStyle w:val="Bibliografa"/>
+      </w:pPr>
+      <w:r>
+        <w:t>[19]</w:t>
+      </w:r>
+      <w:r>
+        <w:tab/>
+        <w:t>«Qué es Visual Studio Code y qué ventajas ofrece», OpenWebinars.net. Accedido: 9 de enero de 2024. [En línea]. Disponible en: https://openwebinars.net/blog/que-es-visual-studio-code-y-que-ventajas-ofrece/</w:t>
+      </w:r>
+    </w:p>
+    <w:p>
+      <w:pPr>
+        <w:pStyle w:val="Bibliografa"/>
+      </w:pPr>
+      <w:r>
+        <w:t>[20]</w:t>
+      </w:r>
+      <w:r>
+        <w:tab/>
+        <w:t xml:space="preserve">A. De Arma-Hernández y L. E. Sablón-Fernández, «Aplicación web para la gestión de la información especializada en Geociencia», </w:t>
+      </w:r>
+      <w:r>
+        <w:rPr>
+          <w:i/>
+          <w:iCs/>
+        </w:rPr>
+        <w:t>Cienc. Futuro</w:t>
+      </w:r>
+      <w:r>
+        <w:t>, vol. 9, n.</w:t>
+      </w:r>
+      <w:r>
+        <w:rPr>
+          <w:vertAlign w:val="superscript"/>
+        </w:rPr>
+        <w:t>o</w:t>
+      </w:r>
+      <w:r>
+        <w:t xml:space="preserve"> 2, pp. 106-127, 2019.</w:t>
+      </w:r>
+    </w:p>
+    <w:p>
+      <w:pPr>
+        <w:pStyle w:val="Bibliografa"/>
+      </w:pPr>
+      <w:r>
+        <w:t>[21]</w:t>
+      </w:r>
+      <w:r>
+        <w:tab/>
+        <w:t xml:space="preserve">J. Astigarraga y V. Cruz-Alonso, «¡ Se puede entender cómo funcionan Git y GitHub!», </w:t>
+      </w:r>
+      <w:r>
+        <w:rPr>
+          <w:i/>
+          <w:iCs/>
+        </w:rPr>
+        <w:t>Ecosistemas</w:t>
+      </w:r>
+      <w:r>
+        <w:t>, vol. 31, n.</w:t>
+      </w:r>
+      <w:r>
+        <w:rPr>
+          <w:vertAlign w:val="superscript"/>
+        </w:rPr>
+        <w:t>o</w:t>
+      </w:r>
+      <w:r>
+        <w:t xml:space="preserve"> 1, pp. 2332-2332, 2022.</w:t>
+      </w:r>
+    </w:p>
+    <w:p>
+      <w:pPr>
+        <w:pStyle w:val="Bibliografa"/>
+      </w:pPr>
+      <w:r>
+        <w:t>[22]</w:t>
+      </w:r>
+      <w:r>
+        <w:tab/>
+        <w:t>C. L. Monción Rodríguez, «Diseño e implementación de una plataforma y API para la enseñanza de la tecnología REST», 2023.</w:t>
+      </w:r>
+    </w:p>
+    <w:p>
+      <w:pPr>
+        <w:pStyle w:val="Bibliografa"/>
+      </w:pPr>
+      <w:r>
+        <w:t>[23]</w:t>
+      </w:r>
+      <w:r>
+        <w:tab/>
+        <w:t>M. Vidal Domínguez, «Desarrollo de una app multiplataforma para la generación y almacenamiento de contraseñas seguras», Universitat Politècnica de València, 2021.</w:t>
+      </w:r>
+    </w:p>
+    <w:p>
+      <w:pPr>
+        <w:pStyle w:val="Bibliografa"/>
+      </w:pPr>
+      <w:r>
+        <w:t>[24]</w:t>
+      </w:r>
+      <w:r>
+        <w:tab/>
+        <w:t>W. R. Romero García, «Análisis comparativo de los lenguajes de programación NODE JS y asp. net para un sistema de registro de la “farmacia tu ahorro” en la ciudad de Babahoyo.», Babahoyo: UTB-FAFI. 2022, 2022.</w:t>
+      </w:r>
+    </w:p>
+    <w:p>
+      <w:pPr>
+        <w:pStyle w:val="Bibliografa"/>
+      </w:pPr>
+      <w:r>
+        <w:t>[25]</w:t>
+      </w:r>
+      <w:r>
+        <w:tab/>
+        <w:t>«Tecnología - Concepto, tipos, ejemplos, evolución, características». Accedido: 7 de enero de 2024. [En línea]. Disponible en: https://concepto.de/tecnologia/#ixzz8O8i9AU6q</w:t>
+      </w:r>
+    </w:p>
+    <w:p>
+      <w:pPr>
+        <w:pStyle w:val="Bibliografa"/>
+      </w:pPr>
+      <w:r>
+        <w:t>[26]</w:t>
+      </w:r>
+      <w:r>
+        <w:tab/>
+        <w:t>J. M. Ceron Galindo, «React js: la nueva tendencia en aplicaciones web, enfocadas en el control dinámico de datos», 2019.</w:t>
+      </w:r>
+    </w:p>
+    <w:p>
+      <w:pPr>
+        <w:pStyle w:val="Bibliografa"/>
+      </w:pPr>
+      <w:r>
+        <w:t>[27]</w:t>
+      </w:r>
+      <w:r>
+        <w:tab/>
+        <w:t>R. C. Casado Vara, «Introducción a HTML», 2019.</w:t>
+      </w:r>
+    </w:p>
+    <w:p>
+      <w:pPr>
+        <w:pStyle w:val="Bibliografa"/>
+      </w:pPr>
+      <w:r>
+        <w:t>[28]</w:t>
+      </w:r>
+      <w:r>
+        <w:tab/>
+        <w:t xml:space="preserve">J. E. Pérez, </w:t>
+      </w:r>
+      <w:r>
+        <w:rPr>
+          <w:i/>
+          <w:iCs/>
+        </w:rPr>
+        <w:t>introduccion a JavaScript</w:t>
+      </w:r>
+      <w:r>
+        <w:t>. 2019.</w:t>
+      </w:r>
+    </w:p>
+    <w:p>
+      <w:pPr>
+        <w:pStyle w:val="Bibliografa"/>
+      </w:pPr>
+      <w:r>
+        <w:t>[29]</w:t>
+      </w:r>
+      <w:r>
+        <w:tab/>
+        <w:t xml:space="preserve">L. M. N. Magaly, M. R. J. Rolando, M. R. R. Fernando, y P. S. C. Marcela, «Mensajería cliente-servidor aplicando sockets en las herramientas GEANY IDE 1.31, PHYTON 3.7 y POSTGRESQL 9.5 en el sistema operativo CENTOS 7: Client-server messaging applying sockets in GEANY IDE 1.31, PHYTON 3.7 and POSTGRESQL 9.5 tools in CENTOS 7 operating system», en </w:t>
+      </w:r>
+      <w:r>
+        <w:rPr>
+          <w:i/>
+          <w:iCs/>
+        </w:rPr>
+        <w:t>Conference Proceedings (Machala)</w:t>
+      </w:r>
+      <w:r>
+        <w:t>, 2020, pp. 177-185.</w:t>
+      </w:r>
+    </w:p>
+    <w:p>
+      <w:pPr>
+        <w:pStyle w:val="Bibliografa"/>
+      </w:pPr>
+      <w:r>
+        <w:t>[30]</w:t>
+      </w:r>
+      <w:r>
+        <w:tab/>
+        <w:t>«Programación Extrema - PDF Descargar libre». Accedido: 7 de enero de 2024. [En línea]. Disponible en: https://docplayer.es/1647643-Programacion-extrema.html</w:t>
+      </w:r>
+    </w:p>
+    <w:p>
+      <w:pPr>
+        <w:pStyle w:val="Bibliografa"/>
+      </w:pPr>
+      <w:r>
+        <w:t>[31]</w:t>
+      </w:r>
+      <w:r>
+        <w:tab/>
+        <w:t>«Funcionalidad», gestion de la calidad del software - norma iso-9126. Accedido: 8 de enero de 2024. [En línea]. Disponible en: https://diplomadogestioncalidadsoftware2015.wordpress.com/norma-iso-9126/calidad-interna-y-externa/funcionalidad/</w:t>
+      </w:r>
+    </w:p>
+    <w:p>
+      <w:pPr>
+        <w:pStyle w:val="Bibliografa"/>
+      </w:pPr>
+      <w:r>
+        <w:t>[32]</w:t>
+      </w:r>
+      <w:r>
+        <w:tab/>
+        <w:t>S. M. Rodríguez Vega, «Desarrollo de servicios web con fuentes de datos abiertas», 2022.</w:t>
+      </w:r>
+    </w:p>
+    <w:p>
+      <w:pPr>
+        <w:pStyle w:val="Bibliografa"/>
+      </w:pPr>
+      <w:r>
+        <w:t>[33]</w:t>
+      </w:r>
+      <w:r>
+        <w:tab/>
+        <w:t>«Tipos de Web Services: una guía completa. SOAP, REST, XML-RPC, JSON-RCP - pinchaaqui.es». Accedido: 1 de junio de 2025. [En línea]. Disponible en: https://www.pinchaaqui.es/blog/tipos-de-web-services-una-guia-completa?utm_source=chatgpt.com</w:t>
+      </w:r>
+    </w:p>
+    <w:p>
+      <w:pPr>
+        <w:pStyle w:val="Bibliografa"/>
+      </w:pPr>
+      <w:r>
+        <w:t>[34]</w:t>
+      </w:r>
+      <w:r>
+        <w:tab/>
+        <w:t xml:space="preserve">L. M. A. Hernández, V. A. P. Romero, S. A. S. González, y J. A. V. Rodríguez, «Arquitectura REST para el desarrollo de aplicaciones web empresariales», </w:t>
+      </w:r>
+      <w:r>
+        <w:rPr>
+          <w:i/>
+          <w:iCs/>
+        </w:rPr>
+        <w:t>Rev. Electrónica Sobre Tecnol. Educ. Soc.</w:t>
+      </w:r>
+      <w:r>
+        <w:t>, vol. 8, n.</w:t>
+      </w:r>
+      <w:r>
+        <w:rPr>
+          <w:vertAlign w:val="superscript"/>
+        </w:rPr>
+        <w:t>o</w:t>
+      </w:r>
+      <w:r>
+        <w:t xml:space="preserve"> 15, 2021.</w:t>
+      </w:r>
+    </w:p>
+    <w:p>
+      <w:pPr>
+        <w:pStyle w:val="Bibliografa"/>
+      </w:pPr>
+      <w:r>
+        <w:t>[35]</w:t>
+      </w:r>
+      <w:r>
+        <w:tab/>
+        <w:t>J. Rendón, «MICROSERVICIOS».</w:t>
+      </w:r>
+    </w:p>
+    <w:p>
+      <w:pPr>
+        <w:pStyle w:val="Bibliografa"/>
+      </w:pPr>
+      <w:r>
+        <w:lastRenderedPageBreak/>
+        <w:t>[36]</w:t>
+      </w:r>
+      <w:r>
+        <w:tab/>
+        <w:t xml:space="preserve">Z. M. Rodríguez, L. D. P. Rodríguez, y J. C. G. Suarez, «Arquitectura basada en Microservicios y DevOps para una ingeniería de software continua», </w:t>
+      </w:r>
+      <w:r>
+        <w:rPr>
+          <w:i/>
+          <w:iCs/>
+        </w:rPr>
+        <w:t>Ind. Data</w:t>
+      </w:r>
+      <w:r>
+        <w:t>, vol. 23, n.</w:t>
+      </w:r>
+      <w:r>
+        <w:rPr>
+          <w:vertAlign w:val="superscript"/>
+        </w:rPr>
+        <w:t>o</w:t>
+      </w:r>
+      <w:r>
+        <w:t xml:space="preserve"> 2, pp. 141-149, 2020.</w:t>
+      </w:r>
+    </w:p>
+    <w:p>
+      <w:pPr>
+        <w:pStyle w:val="Bibliografa"/>
+      </w:pPr>
+      <w:r>
+        <w:t>[37]</w:t>
+      </w:r>
+      <w:r>
+        <w:tab/>
+        <w:t xml:space="preserve">J. M. O. Candel, </w:t>
+      </w:r>
+      <w:r>
+        <w:rPr>
+          <w:i/>
+          <w:iCs/>
+        </w:rPr>
+        <w:t>Tecnologías para arquitecturas basadas en microservicios: Patrones y soluciones para aplicaciones desplegadas en contenedores</w:t>
+      </w:r>
+      <w:r>
+        <w:t>. José Manuel Ortega, 2020.</w:t>
+      </w:r>
+    </w:p>
+    <w:p/>
+    <w:p>
+      <w:pPr>
+        <w:sectPr>
+          <w:headerReference w:type="even" r:id="rId87"/>
+          <w:headerReference w:type="default" r:id="rId88"/>
+          <w:headerReference w:type="first" r:id="rId89"/>
+          <w:pgSz w:w="12240" w:h="15840"/>
+          <w:pgMar w:top="725" w:right="1126" w:bottom="2517" w:left="1702" w:header="725" w:footer="981" w:gutter="0"/>
+          <w:cols w:space="720"/>
+          <w:titlePg/>
+          <w:docGrid w:linePitch="299"/>
+        </w:sectPr>
+      </w:pPr>
+    </w:p>
+    <w:p>
+      <w:pPr>
+        <w:pStyle w:val="Ttulo1"/>
       </w:pPr>
       <w:r>
         <w:lastRenderedPageBreak/>
@@ -24306,8 +25605,8 @@
           <w:bCs/>
         </w:rPr>
       </w:pPr>
-      <w:bookmarkStart w:id="141" w:name="_Toc193705067"/>
-      <w:commentRangeStart w:id="142"/>
+      <w:bookmarkStart w:id="140" w:name="_Toc193705067"/>
+      <w:commentRangeStart w:id="141"/>
       <w:r>
         <w:rPr>
           <w:b/>
@@ -24315,13 +25614,13 @@
         </w:rPr>
         <w:t>Cálculo de Puntos de Historias de Usuario sin ajustar</w:t>
       </w:r>
-      <w:bookmarkEnd w:id="141"/>
+      <w:bookmarkEnd w:id="140"/>
     </w:p>
     <w:p>
       <w:r>
         <w:t>El primer paso para realizar una estimación implica determinar los Puntos de Historia de Usuario sin ajustar. Este valor se obtiene utilizando la siguiente fórmula:</w:t>
       </w:r>
-      <w:commentRangeEnd w:id="142"/>
+      <w:commentRangeEnd w:id="141"/>
       <w:r>
         <w:rPr>
           <w:rStyle w:val="Refdecomentario"/>
@@ -24330,7 +25629,7 @@
           <w:shd w:val="clear" w:color="auto" w:fill="FFFFFF"/>
           <w:lang w:val="es-ES" w:eastAsia="en-US"/>
         </w:rPr>
-        <w:commentReference w:id="142"/>
+        <w:commentReference w:id="141"/>
       </w:r>
     </w:p>
     <w:p>
@@ -24496,11 +25795,11 @@
           <w:numId w:val="0"/>
         </w:numPr>
       </w:pPr>
-      <w:bookmarkStart w:id="143" w:name="_Toc193705068"/>
+      <w:bookmarkStart w:id="142" w:name="_Toc193705068"/>
       <w:r>
         <w:t>Factor de Peso de los Actores sin ajustar (UAW)</w:t>
       </w:r>
-      <w:bookmarkEnd w:id="143"/>
+      <w:bookmarkEnd w:id="142"/>
     </w:p>
     <w:p>
       <w:pPr>
@@ -24536,7 +25835,7 @@
       <w:r>
         <w:br w:type="page"/>
       </w:r>
-      <w:bookmarkStart w:id="144" w:name="_Toc193705069"/>
+      <w:bookmarkStart w:id="143" w:name="_Toc193705069"/>
       <w:r>
         <w:rPr>
           <w:rStyle w:val="Ttulo2Car"/>
@@ -24544,7 +25843,7 @@
         <w:lastRenderedPageBreak/>
         <w:t>Tabla 3.3</w:t>
       </w:r>
-      <w:bookmarkEnd w:id="144"/>
+      <w:bookmarkEnd w:id="143"/>
       <w:r>
         <w:rPr>
           <w:b/>
@@ -25357,11 +26656,11 @@
           <w:lang w:val="es-ES"/>
         </w:rPr>
       </w:pPr>
-      <w:bookmarkStart w:id="145" w:name="_Toc193705070"/>
+      <w:bookmarkStart w:id="144" w:name="_Toc193705070"/>
       <w:r>
         <w:t>Factor de Peso de las Historias de Usuario sin ajustar (UUCW)</w:t>
       </w:r>
-      <w:bookmarkEnd w:id="145"/>
+      <w:bookmarkEnd w:id="144"/>
     </w:p>
     <w:p>
       <w:pPr>
@@ -26240,11 +27539,11 @@
         </w:numPr>
         <w:ind w:left="504"/>
       </w:pPr>
-      <w:bookmarkStart w:id="146" w:name="_Toc193705071"/>
+      <w:bookmarkStart w:id="145" w:name="_Toc193705071"/>
       <w:r>
         <w:t>Cálculo de los Puntos de Historias de Usuario ajustados</w:t>
       </w:r>
-      <w:bookmarkEnd w:id="146"/>
+      <w:bookmarkEnd w:id="145"/>
     </w:p>
     <w:p>
       <w:pPr>
@@ -26446,11 +27745,11 @@
         </w:numPr>
         <w:ind w:left="504"/>
       </w:pPr>
-      <w:bookmarkStart w:id="147" w:name="_Toc193705072"/>
+      <w:bookmarkStart w:id="146" w:name="_Toc193705072"/>
       <w:r>
         <w:t>Factor de Complejidad Técnica (TCF)</w:t>
       </w:r>
-      <w:bookmarkEnd w:id="147"/>
+      <w:bookmarkEnd w:id="146"/>
     </w:p>
     <w:p>
       <w:pPr>
@@ -28744,11 +30043,11 @@
           <w:lang w:val="es-ES"/>
         </w:rPr>
       </w:pPr>
-      <w:bookmarkStart w:id="148" w:name="_Toc193705073"/>
+      <w:bookmarkStart w:id="147" w:name="_Toc193705073"/>
       <w:r>
         <w:t>Factor Ambiente (EF)</w:t>
       </w:r>
-      <w:bookmarkEnd w:id="148"/>
+      <w:bookmarkEnd w:id="147"/>
     </w:p>
     <w:p>
       <w:pPr>
@@ -31435,8 +32734,8 @@
           <w:lang w:val="es-ES"/>
         </w:rPr>
         <w:sectPr>
-          <w:headerReference w:type="default" r:id="rId89"/>
-          <w:headerReference w:type="first" r:id="rId90"/>
+          <w:headerReference w:type="default" r:id="rId90"/>
+          <w:headerReference w:type="first" r:id="rId91"/>
           <w:pgSz w:w="12240" w:h="15840"/>
           <w:pgMar w:top="725" w:right="1126" w:bottom="2517" w:left="1702" w:header="725" w:footer="981" w:gutter="0"/>
           <w:cols w:space="720"/>
@@ -31482,8 +32781,8 @@
       <w:r>
         <w:fldChar w:fldCharType="end"/>
       </w:r>
-      <w:bookmarkStart w:id="149" w:name="_ANEXOS"/>
-      <w:bookmarkEnd w:id="149"/>
+      <w:bookmarkStart w:id="148" w:name="_ANEXOS"/>
+      <w:bookmarkEnd w:id="148"/>
       <w:r>
         <w:rPr>
           <w:b/>
@@ -31554,8 +32853,8 @@
         </w:tabs>
         <w:ind w:left="0" w:firstLine="0"/>
         <w:sectPr>
-          <w:headerReference w:type="default" r:id="rId91"/>
-          <w:headerReference w:type="first" r:id="rId92"/>
+          <w:headerReference w:type="default" r:id="rId92"/>
+          <w:headerReference w:type="first" r:id="rId93"/>
           <w:pgSz w:w="12240" w:h="15840"/>
           <w:pgMar w:top="725" w:right="1126" w:bottom="2517" w:left="1702" w:header="725" w:footer="981" w:gutter="0"/>
           <w:cols w:space="720"/>
@@ -31571,12 +32870,12 @@
       </w:pPr>
     </w:p>
     <w:sectPr>
-      <w:headerReference w:type="even" r:id="rId93"/>
-      <w:headerReference w:type="default" r:id="rId94"/>
-      <w:footerReference w:type="even" r:id="rId95"/>
-      <w:footerReference w:type="default" r:id="rId96"/>
-      <w:headerReference w:type="first" r:id="rId97"/>
-      <w:footerReference w:type="first" r:id="rId98"/>
+      <w:headerReference w:type="even" r:id="rId94"/>
+      <w:headerReference w:type="default" r:id="rId95"/>
+      <w:footerReference w:type="even" r:id="rId96"/>
+      <w:footerReference w:type="default" r:id="rId97"/>
+      <w:headerReference w:type="first" r:id="rId98"/>
+      <w:footerReference w:type="first" r:id="rId99"/>
       <w:pgSz w:w="12240" w:h="15840"/>
       <w:pgMar w:top="1440" w:right="1129" w:bottom="1440" w:left="1702" w:header="970" w:footer="720" w:gutter="0"/>
       <w:cols w:space="720"/>
@@ -31896,15 +33195,7 @@
         <w:pStyle w:val="Textocomentario"/>
       </w:pPr>
       <w:r>
-        <w:t xml:space="preserve">En </w:t>
-      </w:r>
-      <w:proofErr w:type="gramStart"/>
-      <w:r>
-        <w:t>resumen</w:t>
-      </w:r>
-      <w:proofErr w:type="gramEnd"/>
-      <w:r>
-        <w:t xml:space="preserve"> debe tener claro el lector que es lo que se va a diseñar y porque de conjunto con los criterios de esa selección.</w:t>
+        <w:t>En resumen debe tener claro el lector que es lo que se va a diseñar y porque de conjunto con los criterios de esa selección.</w:t>
       </w:r>
     </w:p>
   </w:comment>
@@ -31920,15 +33211,7 @@
         <w:annotationRef/>
       </w:r>
       <w:r>
-        <w:t xml:space="preserve">Se cambio Usuario por </w:t>
-      </w:r>
-      <w:proofErr w:type="gramStart"/>
-      <w:r>
-        <w:t>Trabajador..</w:t>
-      </w:r>
-      <w:proofErr w:type="gramEnd"/>
-      <w:r>
-        <w:t xml:space="preserve"> Usuarios son todos </w:t>
+        <w:t xml:space="preserve">Se cambio Usuario por Trabajador.. Usuarios son todos </w:t>
       </w:r>
     </w:p>
   </w:comment>
@@ -31947,22 +33230,12 @@
         <w:t xml:space="preserve">Revisar las Historias de Usuario de Gestionar </w:t>
       </w:r>
       <w:proofErr w:type="spellStart"/>
-      <w:proofErr w:type="gramStart"/>
       <w:r>
         <w:t>Trazas,Busqueda</w:t>
       </w:r>
       <w:proofErr w:type="spellEnd"/>
-      <w:proofErr w:type="gramEnd"/>
-      <w:r>
-        <w:t xml:space="preserve"> Avanzada y reportes. La duda es que si la búsqueda </w:t>
-      </w:r>
-      <w:proofErr w:type="gramStart"/>
-      <w:r>
-        <w:t>avanzada  y</w:t>
-      </w:r>
-      <w:proofErr w:type="gramEnd"/>
-      <w:r>
-        <w:t xml:space="preserve"> reportes eran la misma funcionalidad. </w:t>
+      <w:r>
+        <w:t xml:space="preserve"> Avanzada y reportes. La duda es que si la búsqueda avanzada  y reportes eran la misma funcionalidad. </w:t>
       </w:r>
     </w:p>
   </w:comment>
@@ -32140,15 +33413,7 @@
         <w:annotationRef/>
       </w:r>
       <w:r>
-        <w:t xml:space="preserve">Debes comentar como se garantiza la normalización de tu diagrama y porque la sencillez, en </w:t>
-      </w:r>
-      <w:proofErr w:type="gramStart"/>
-      <w:r>
-        <w:t>resumen</w:t>
-      </w:r>
-      <w:proofErr w:type="gramEnd"/>
-      <w:r>
-        <w:t xml:space="preserve"> un texto mayor en el resto del documento. Teniendo en cuenta que usas MongoDB puedes explicar </w:t>
+        <w:t xml:space="preserve">Debes comentar como se garantiza la normalización de tu diagrama y porque la sencillez, en resumen un texto mayor en el resto del documento. Teniendo en cuenta que usas MongoDB puedes explicar </w:t>
       </w:r>
       <w:proofErr w:type="spellStart"/>
       <w:r>
@@ -32176,7 +33441,7 @@
       </w:r>
     </w:p>
   </w:comment>
-  <w:comment w:id="118" w:author="Dionis Lopez" w:date="2025-06-02T12:43:00Z" w:initials="DL">
+  <w:comment w:id="125" w:author="Dionis" w:date="2024-12-10T06:42:00Z" w:initials="D">
     <w:p>
       <w:pPr>
         <w:pStyle w:val="Textocomentario"/>
@@ -32188,60 +33453,23 @@
         <w:annotationRef/>
       </w:r>
       <w:r>
-        <w:t xml:space="preserve">Esta MAL. Tienes que abundar </w:t>
+        <w:t xml:space="preserve">Eso es el </w:t>
       </w:r>
       <w:proofErr w:type="spellStart"/>
       <w:r>
-        <w:t>mas</w:t>
+        <w:t>capitulo</w:t>
       </w:r>
       <w:proofErr w:type="spellEnd"/>
       <w:r>
-        <w:t xml:space="preserve"> porque haces varias decisiones como las funcionalidades </w:t>
-      </w:r>
-      <w:proofErr w:type="spellStart"/>
-      <w:r>
-        <w:t>priciaples</w:t>
-      </w:r>
-      <w:proofErr w:type="spellEnd"/>
-      <w:r>
-        <w:t xml:space="preserve">, las historias de usuario, </w:t>
-      </w:r>
-      <w:proofErr w:type="spellStart"/>
-      <w:r>
-        <w:t>etc</w:t>
-      </w:r>
-      <w:proofErr w:type="spellEnd"/>
-      <w:r>
-        <w:t xml:space="preserve"> debes tener mínimo tres párrafos de 4 </w:t>
-      </w:r>
-      <w:proofErr w:type="spellStart"/>
-      <w:r>
-        <w:t>lineas</w:t>
-      </w:r>
-      <w:proofErr w:type="spellEnd"/>
-      <w:r>
-        <w:t xml:space="preserve"> o </w:t>
-      </w:r>
-      <w:proofErr w:type="spellStart"/>
-      <w:r>
-        <w:t>mas</w:t>
-      </w:r>
-      <w:proofErr w:type="spellEnd"/>
-      <w:r>
-        <w:t xml:space="preserve">. </w:t>
-      </w:r>
-    </w:p>
+        <w:t xml:space="preserve"> 3</w:t>
+      </w:r>
+    </w:p>
+  </w:comment>
+  <w:comment w:id="129" w:author="Dionis Lopez" w:date="2025-06-02T12:45:00Z" w:initials="DL">
     <w:p>
       <w:pPr>
         <w:pStyle w:val="Textocomentario"/>
       </w:pPr>
-    </w:p>
-  </w:comment>
-  <w:comment w:id="126" w:author="Dionis" w:date="2024-12-10T06:42:00Z" w:initials="D">
-    <w:p>
-      <w:pPr>
-        <w:pStyle w:val="Textocomentario"/>
-      </w:pPr>
       <w:r>
         <w:rPr>
           <w:rStyle w:val="Refdecomentario"/>
@@ -32249,15 +33477,7 @@
         <w:annotationRef/>
       </w:r>
       <w:r>
-        <w:t xml:space="preserve">Eso es el </w:t>
-      </w:r>
-      <w:proofErr w:type="spellStart"/>
-      <w:r>
-        <w:t>capitulo</w:t>
-      </w:r>
-      <w:proofErr w:type="spellEnd"/>
-      <w:r>
-        <w:t xml:space="preserve"> 3</w:t>
+        <w:t>Faltan Interfaces del sistema que puedes mezclar con partes de código para que quede la relación de como se hizo – como se ve</w:t>
       </w:r>
     </w:p>
   </w:comment>
@@ -32273,11 +33493,19 @@
         <w:annotationRef/>
       </w:r>
       <w:r>
-        <w:t>Faltan Interfaces del sistema que puedes mezclar con partes de código para que quede la relación de como se hizo – como se ve</w:t>
+        <w:t xml:space="preserve">Agrega un </w:t>
+      </w:r>
+      <w:proofErr w:type="spellStart"/>
+      <w:r>
+        <w:t>epigrafe</w:t>
+      </w:r>
+      <w:proofErr w:type="spellEnd"/>
+      <w:r>
+        <w:t xml:space="preserve"> para el Despliegue del sistema y las pruebas que se le hicieron en esta actividad ahí describes también lo que se hace para desplegarle el sistema al cliente</w:t>
       </w:r>
     </w:p>
   </w:comment>
-  <w:comment w:id="131" w:author="Dionis Lopez" w:date="2025-06-02T12:45:00Z" w:initials="DL">
+  <w:comment w:id="138" w:author="Dionis Lopez" w:date="2025-06-02T12:46:00Z" w:initials="DL">
     <w:p>
       <w:pPr>
         <w:pStyle w:val="Textocomentario"/>
@@ -32289,40 +33517,16 @@
         <w:annotationRef/>
       </w:r>
       <w:r>
-        <w:t xml:space="preserve">Agrega un </w:t>
+        <w:t xml:space="preserve">Poner las conclusiones de la parte que has </w:t>
       </w:r>
       <w:proofErr w:type="spellStart"/>
       <w:r>
-        <w:t>epigrafe</w:t>
+        <w:t>hechoooo</w:t>
       </w:r>
       <w:proofErr w:type="spellEnd"/>
-      <w:r>
-        <w:t xml:space="preserve"> para el Despliegue del sistema y las pruebas que se le hicieron en esta actividad ahí describes también lo que se hace para desplegarle el sistema al cliente</w:t>
-      </w:r>
     </w:p>
   </w:comment>
-  <w:comment w:id="139" w:author="Dionis Lopez" w:date="2025-06-02T12:46:00Z" w:initials="DL">
-    <w:p>
-      <w:pPr>
-        <w:pStyle w:val="Textocomentario"/>
-      </w:pPr>
-      <w:r>
-        <w:rPr>
-          <w:rStyle w:val="Refdecomentario"/>
-        </w:rPr>
-        <w:annotationRef/>
-      </w:r>
-      <w:r>
-        <w:t xml:space="preserve">Poner las conclusiones de la parte que has </w:t>
-      </w:r>
-      <w:proofErr w:type="spellStart"/>
-      <w:r>
-        <w:t>hechoooo</w:t>
-      </w:r>
-      <w:proofErr w:type="spellEnd"/>
-    </w:p>
-  </w:comment>
-  <w:comment w:id="142" w:author="Dionis Lopez" w:date="2025-06-02T12:44:00Z" w:initials="DL">
+  <w:comment w:id="141" w:author="Dionis Lopez" w:date="2025-06-02T12:44:00Z" w:initials="DL">
     <w:p>
       <w:pPr>
         <w:pStyle w:val="Textocomentario"/>
@@ -32382,7 +33586,6 @@
   <w15:commentEx w15:paraId="45707DAC" w15:done="0"/>
   <w15:commentEx w15:paraId="6E0A8B31" w15:done="0"/>
   <w15:commentEx w15:paraId="1C58E503" w15:done="0"/>
-  <w15:commentEx w15:paraId="19A61AA9" w15:done="0"/>
   <w15:commentEx w15:paraId="6F76587F" w15:done="0"/>
   <w15:commentEx w15:paraId="3A17AF58" w15:done="0"/>
   <w15:commentEx w15:paraId="570871A6" w15:done="0"/>
@@ -32416,7 +33619,6 @@
   <w16cex:commentExtensible w16cex:durableId="20731AB0" w16cex:dateUtc="2025-06-02T16:36:00Z"/>
   <w16cex:commentExtensible w16cex:durableId="507E8792" w16cex:dateUtc="2025-06-02T16:37:00Z"/>
   <w16cex:commentExtensible w16cex:durableId="5750F0AB" w16cex:dateUtc="2025-06-02T16:38:00Z"/>
-  <w16cex:commentExtensible w16cex:durableId="54F332AB" w16cex:dateUtc="2025-06-02T16:43:00Z"/>
   <w16cex:commentExtensible w16cex:durableId="2BB47189" w16cex:dateUtc="2025-04-24T12:15:00Z"/>
   <w16cex:commentExtensible w16cex:durableId="1084C2FE" w16cex:dateUtc="2025-06-02T16:45:00Z"/>
   <w16cex:commentExtensible w16cex:durableId="365C0083" w16cex:dateUtc="2025-06-02T16:45:00Z"/>
@@ -32450,7 +33652,6 @@
   <w16cid:commentId w16cid:paraId="45707DAC" w16cid:durableId="20731AB0"/>
   <w16cid:commentId w16cid:paraId="6E0A8B31" w16cid:durableId="507E8792"/>
   <w16cid:commentId w16cid:paraId="1C58E503" w16cid:durableId="5750F0AB"/>
-  <w16cid:commentId w16cid:paraId="19A61AA9" w16cid:durableId="54F332AB"/>
   <w16cid:commentId w16cid:paraId="6F76587F" w16cid:durableId="2BB47189"/>
   <w16cid:commentId w16cid:paraId="3A17AF58" w16cid:durableId="1084C2FE"/>
   <w16cid:commentId w16cid:paraId="570871A6" w16cid:durableId="365C0083"/>
@@ -35131,7 +36332,7 @@
         <w:i/>
         <w:sz w:val="20"/>
       </w:rPr>
-      <w:t>Conclusiones</w:t>
+      <w:t>Recomendaciones</w:t>
     </w:r>
   </w:p>
 </w:hdr>

--- a/DOC/Informe de Tesis Dariel Cabrera Lopez con formato J (1).docx
+++ b/DOC/Informe de Tesis Dariel Cabrera Lopez con formato J (1).docx
@@ -18160,6 +18160,51 @@
       </w:r>
     </w:p>
     <w:p>
+      <w:r>
+        <w:t xml:space="preserve">Este capítulo presenta los aspectos clave de la implementación del sistema para el cálculo del transporte de sedimentos, el cual constituye el núcleo funcional del proyecto. Se detalla cómo se aplican los principios de desarrollo de </w:t>
+      </w:r>
+      <w:proofErr w:type="spellStart"/>
+      <w:r>
+        <w:t>NestJS</w:t>
+      </w:r>
+      <w:proofErr w:type="spellEnd"/>
+      <w:r>
+        <w:t xml:space="preserve"> en el </w:t>
+      </w:r>
+      <w:proofErr w:type="spellStart"/>
+      <w:r>
+        <w:t>backend</w:t>
+      </w:r>
+      <w:proofErr w:type="spellEnd"/>
+      <w:r>
+        <w:t xml:space="preserve">, la estructura general del directorio del sistema, así como la integración con MongoDB como base de datos NoSQL. En el </w:t>
+      </w:r>
+      <w:proofErr w:type="spellStart"/>
+      <w:r>
+        <w:t>frontend</w:t>
+      </w:r>
+      <w:proofErr w:type="spellEnd"/>
+      <w:r>
+        <w:t xml:space="preserve">, se describe la implementación de la interfaz de usuario utilizando </w:t>
+      </w:r>
+      <w:proofErr w:type="spellStart"/>
+      <w:r>
+        <w:t>React</w:t>
+      </w:r>
+      <w:proofErr w:type="spellEnd"/>
+      <w:r>
+        <w:t xml:space="preserve">, priorizando la experiencia del usuario y la interacción eficiente con los servicios del </w:t>
+      </w:r>
+      <w:proofErr w:type="spellStart"/>
+      <w:r>
+        <w:t>backend</w:t>
+      </w:r>
+      <w:proofErr w:type="spellEnd"/>
+      <w:r>
+        <w:t>. Además, se exponen las validaciones aplicadas a los datos, la gestión de la seguridad y autenticación de los usuarios, y las pruebas realizadas sobre funcionalidades clave del sistema, con el fin de garantizar su correcto funcionamiento y desempeño.</w:t>
+      </w:r>
+    </w:p>
+    <w:p>
       <w:pPr>
         <w:pStyle w:val="Ttulo2"/>
       </w:pPr>
@@ -18833,6 +18878,7 @@
     </w:p>
     <w:p>
       <w:r>
+        <w:lastRenderedPageBreak/>
         <w:t xml:space="preserve">La aplicación </w:t>
       </w:r>
       <w:proofErr w:type="spellStart"/>
@@ -19300,7 +19346,6 @@
           <w:sz w:val="22"/>
           <w:szCs w:val="22"/>
         </w:rPr>
-        <w:lastRenderedPageBreak/>
         <w:t>E</w:t>
       </w:r>
       <w:r>
@@ -19643,6 +19688,7 @@
         </w:numPr>
       </w:pPr>
       <w:r>
+        <w:lastRenderedPageBreak/>
         <w:t xml:space="preserve">Directorio </w:t>
       </w:r>
       <w:proofErr w:type="spellStart"/>
@@ -19830,7 +19876,6 @@
         <w:rPr>
           <w:noProof/>
         </w:rPr>
-        <w:lastRenderedPageBreak/>
         <w:drawing>
           <wp:inline distT="0" distB="0" distL="0" distR="0" wp14:anchorId="10F4F90C" wp14:editId="32AE9C0C">
             <wp:extent cx="2743200" cy="2657335"/>
@@ -20230,6 +20275,7 @@
           <w:b/>
           <w:bCs w:val="0"/>
         </w:rPr>
+        <w:lastRenderedPageBreak/>
         <w:t>Autenticación y autorización con contexto</w:t>
       </w:r>
     </w:p>
@@ -20470,7 +20516,6 @@
           <w:noProof/>
           <w:color w:val="auto"/>
         </w:rPr>
-        <w:lastRenderedPageBreak/>
         <w:drawing>
           <wp:inline distT="0" distB="0" distL="0" distR="0" wp14:anchorId="41D17234" wp14:editId="3F5DF60E">
             <wp:extent cx="5895975" cy="4685030"/>
@@ -20598,6 +20643,7 @@
         <w:rPr>
           <w:color w:val="auto"/>
         </w:rPr>
+        <w:lastRenderedPageBreak/>
         <w:t xml:space="preserve">El token JWT se almacena en </w:t>
       </w:r>
       <w:proofErr w:type="spellStart"/>
@@ -20705,7 +20751,6 @@
           <w:noProof/>
           <w:color w:val="auto"/>
         </w:rPr>
-        <w:lastRenderedPageBreak/>
         <w:drawing>
           <wp:inline distT="0" distB="0" distL="0" distR="0" wp14:anchorId="3F3D084C" wp14:editId="126381BA">
             <wp:extent cx="5977255" cy="5029200"/>
@@ -20782,6 +20827,7 @@
           <w:sz w:val="18"/>
           <w:szCs w:val="18"/>
         </w:rPr>
+        <w:lastRenderedPageBreak/>
         <w:t>Figura 3.5</w:t>
       </w:r>
       <w:r>
@@ -20982,7 +21028,6 @@
         <w:rPr>
           <w:color w:val="auto"/>
         </w:rPr>
-        <w:lastRenderedPageBreak/>
         <w:t xml:space="preserve">Si no es exclusiva para administradores, se utiliza </w:t>
       </w:r>
       <w:proofErr w:type="spellStart"/>

--- a/DOC/Informe de Tesis Dariel Cabrera Lopez con formato J (1).docx
+++ b/DOC/Informe de Tesis Dariel Cabrera Lopez con formato J (1).docx
@@ -7885,7 +7885,25 @@
           <w:sz w:val="22"/>
           <w:szCs w:val="22"/>
         </w:rPr>
-        <w:t>Cuenta con servicio web pero no ofrece todas las funcionalidades que su versión de escritorio.</w:t>
+        <w:t xml:space="preserve">Cuenta con servicio </w:t>
+      </w:r>
+      <w:proofErr w:type="gramStart"/>
+      <w:r>
+        <w:rPr>
+          <w:rFonts w:ascii="Arial" w:hAnsi="Arial" w:cs="Arial"/>
+          <w:sz w:val="22"/>
+          <w:szCs w:val="22"/>
+        </w:rPr>
+        <w:t>web</w:t>
+      </w:r>
+      <w:proofErr w:type="gramEnd"/>
+      <w:r>
+        <w:rPr>
+          <w:rFonts w:ascii="Arial" w:hAnsi="Arial" w:cs="Arial"/>
+          <w:sz w:val="22"/>
+          <w:szCs w:val="22"/>
+        </w:rPr>
+        <w:t xml:space="preserve"> pero no ofrece todas las funcionalidades que su versión de escritorio.</w:t>
       </w:r>
     </w:p>
     <w:p>
@@ -8204,8 +8222,18 @@
           <w:sz w:val="22"/>
           <w:szCs w:val="22"/>
         </w:rPr>
-        <w:t xml:space="preserve"> y  Linux</w:t>
-      </w:r>
+        <w:t xml:space="preserve"> </w:t>
+      </w:r>
+      <w:proofErr w:type="gramStart"/>
+      <w:r>
+        <w:rPr>
+          <w:rFonts w:ascii="Arial" w:hAnsi="Arial" w:cs="Arial"/>
+          <w:sz w:val="22"/>
+          <w:szCs w:val="22"/>
+        </w:rPr>
+        <w:t>y  Linux</w:t>
+      </w:r>
+      <w:proofErr w:type="gramEnd"/>
     </w:p>
     <w:p>
       <w:pPr>
@@ -10224,7 +10252,15 @@
         <w:spacing w:line="360" w:lineRule="auto"/>
       </w:pPr>
       <w:r>
-        <w:t xml:space="preserve">Es un entorno en tiempo de ejecución multiplataforma de código abierto del lado del servidor en el lenguaje de programación JavaScript, asíncrono, con E/S (Entrada y salida) de datos en una arquitectura orientada a eventos y basado en el motor V8 de Google. Fue creado con el enfoque de ser útil en la creación de programas de red altamente escalables, como por ejemplo, servidores web. Fue creado por Ryan Dahl en 2009 y su evolución está apadrinada por la empresa </w:t>
+        <w:t xml:space="preserve">Es un entorno en tiempo de ejecución multiplataforma de código abierto del lado del servidor en el lenguaje de programación JavaScript, asíncrono, con E/S (Entrada y salida) de datos en una arquitectura orientada a eventos y basado en el motor V8 de Google. Fue creado con el enfoque de ser útil en la creación de programas de red altamente escalables, </w:t>
+      </w:r>
+      <w:proofErr w:type="gramStart"/>
+      <w:r>
+        <w:t>como</w:t>
+      </w:r>
+      <w:proofErr w:type="gramEnd"/>
+      <w:r>
+        <w:t xml:space="preserve"> por ejemplo, servidores web. Fue creado por Ryan Dahl en 2009 y su evolución está apadrinada por la empresa </w:t>
       </w:r>
       <w:proofErr w:type="spellStart"/>
       <w:r>
@@ -19354,9 +19390,19 @@
           <w:sz w:val="22"/>
           <w:szCs w:val="22"/>
         </w:rPr>
-        <w:t>l fichero  .</w:t>
+        <w:t xml:space="preserve">l </w:t>
+      </w:r>
+      <w:proofErr w:type="gramStart"/>
+      <w:r>
+        <w:rPr>
+          <w:b/>
+          <w:sz w:val="22"/>
+          <w:szCs w:val="22"/>
+        </w:rPr>
+        <w:t>fichero  .</w:t>
       </w:r>
       <w:proofErr w:type="spellStart"/>
+      <w:proofErr w:type="gramEnd"/>
       <w:r>
         <w:rPr>
           <w:b/>
@@ -19655,16 +19701,34 @@
           <w:sz w:val="18"/>
           <w:szCs w:val="18"/>
         </w:rPr>
-        <w:t>Figura 3.2 Fichero .</w:t>
-      </w:r>
-      <w:proofErr w:type="spellStart"/>
+        <w:t xml:space="preserve">Figura 3.2 </w:t>
+      </w:r>
+      <w:proofErr w:type="gramStart"/>
       <w:r>
         <w:rPr>
           <w:bCs/>
           <w:sz w:val="18"/>
           <w:szCs w:val="18"/>
         </w:rPr>
-        <w:t>env.example</w:t>
+        <w:t>Fichero .</w:t>
+      </w:r>
+      <w:proofErr w:type="spellStart"/>
+      <w:r>
+        <w:rPr>
+          <w:bCs/>
+          <w:sz w:val="18"/>
+          <w:szCs w:val="18"/>
+        </w:rPr>
+        <w:t>env</w:t>
+      </w:r>
+      <w:proofErr w:type="gramEnd"/>
+      <w:r>
+        <w:rPr>
+          <w:bCs/>
+          <w:sz w:val="18"/>
+          <w:szCs w:val="18"/>
+        </w:rPr>
+        <w:t>.example</w:t>
       </w:r>
       <w:proofErr w:type="spellEnd"/>
     </w:p>
@@ -19858,13 +19922,6 @@
         </w:rPr>
         <w:t>.</w:t>
       </w:r>
-    </w:p>
-    <w:p>
-      <w:pPr>
-        <w:rPr>
-          <w:color w:val="auto"/>
-        </w:rPr>
-      </w:pPr>
     </w:p>
     <w:p>
       <w:pPr>
@@ -20275,7 +20332,6 @@
           <w:b/>
           <w:bCs w:val="0"/>
         </w:rPr>
-        <w:lastRenderedPageBreak/>
         <w:t>Autenticación y autorización con contexto</w:t>
       </w:r>
     </w:p>
@@ -20331,6 +20387,7 @@
           <w:sz w:val="22"/>
           <w:szCs w:val="22"/>
         </w:rPr>
+        <w:lastRenderedPageBreak/>
         <w:t>isAuthenticated</w:t>
       </w:r>
       <w:proofErr w:type="spellEnd"/>
@@ -20643,7 +20700,6 @@
         <w:rPr>
           <w:color w:val="auto"/>
         </w:rPr>
-        <w:lastRenderedPageBreak/>
         <w:t xml:space="preserve">El token JWT se almacena en </w:t>
       </w:r>
       <w:proofErr w:type="spellStart"/>
@@ -20688,6 +20744,7 @@
         <w:pStyle w:val="Ttulo3"/>
       </w:pPr>
       <w:r>
+        <w:lastRenderedPageBreak/>
         <w:t>Validación de roles permitidos</w:t>
       </w:r>
     </w:p>
@@ -20827,7 +20884,6 @@
           <w:sz w:val="18"/>
           <w:szCs w:val="18"/>
         </w:rPr>
-        <w:lastRenderedPageBreak/>
         <w:t>Figura 3.5</w:t>
       </w:r>
       <w:r>
@@ -20869,9 +20925,11 @@
           <w:color w:val="auto"/>
           <w:lang w:val="es-ES"/>
         </w:rPr>
+        <w:lastRenderedPageBreak/>
         <w:t>Si la ruta requiere rol de administrador (</w:t>
       </w:r>
       <w:proofErr w:type="spellStart"/>
+      <w:proofErr w:type="gramStart"/>
       <w:r>
         <w:rPr>
           <w:color w:val="auto"/>
@@ -20880,6 +20938,7 @@
         <w:t>route.adminOnly</w:t>
       </w:r>
       <w:proofErr w:type="spellEnd"/>
+      <w:proofErr w:type="gramEnd"/>
       <w:r>
         <w:rPr>
           <w:color w:val="auto"/>
@@ -20940,17 +20999,19 @@
       <w:pPr>
         <w:spacing w:before="100" w:beforeAutospacing="1" w:after="100" w:afterAutospacing="1"/>
         <w:rPr>
-          <w:b/>
-          <w:bCs/>
+          <w:rFonts w:ascii="Courier New" w:hAnsi="Courier New" w:cs="Courier New"/>
           <w:color w:val="auto"/>
+          <w:sz w:val="18"/>
+          <w:szCs w:val="18"/>
           <w:lang w:val="es-ES"/>
         </w:rPr>
       </w:pPr>
       <w:r>
         <w:rPr>
-          <w:b/>
-          <w:bCs/>
+          <w:rFonts w:ascii="Courier New" w:hAnsi="Courier New" w:cs="Courier New"/>
           <w:color w:val="auto"/>
+          <w:sz w:val="18"/>
+          <w:szCs w:val="18"/>
           <w:lang w:val="es-ES"/>
         </w:rPr>
         <w:t>&lt;</w:t>
@@ -20958,9 +21019,10 @@
       <w:proofErr w:type="spellStart"/>
       <w:r>
         <w:rPr>
-          <w:b/>
-          <w:bCs/>
+          <w:rFonts w:ascii="Courier New" w:hAnsi="Courier New" w:cs="Courier New"/>
           <w:color w:val="auto"/>
+          <w:sz w:val="18"/>
+          <w:szCs w:val="18"/>
           <w:lang w:val="es-ES"/>
         </w:rPr>
         <w:t>AdminRoute</w:t>
@@ -20968,29 +21030,34 @@
       <w:proofErr w:type="spellEnd"/>
       <w:r>
         <w:rPr>
-          <w:b/>
-          <w:bCs/>
+          <w:rFonts w:ascii="Courier New" w:hAnsi="Courier New" w:cs="Courier New"/>
           <w:color w:val="auto"/>
+          <w:sz w:val="18"/>
+          <w:szCs w:val="18"/>
           <w:lang w:val="es-ES"/>
         </w:rPr>
         <w:t>&gt;{</w:t>
       </w:r>
       <w:proofErr w:type="spellStart"/>
-      <w:r>
-        <w:rPr>
-          <w:b/>
-          <w:bCs/>
+      <w:proofErr w:type="gramStart"/>
+      <w:r>
+        <w:rPr>
+          <w:rFonts w:ascii="Courier New" w:hAnsi="Courier New" w:cs="Courier New"/>
           <w:color w:val="auto"/>
+          <w:sz w:val="18"/>
+          <w:szCs w:val="18"/>
           <w:lang w:val="es-ES"/>
         </w:rPr>
         <w:t>route.component</w:t>
       </w:r>
       <w:proofErr w:type="spellEnd"/>
-      <w:r>
-        <w:rPr>
-          <w:b/>
-          <w:bCs/>
+      <w:proofErr w:type="gramEnd"/>
+      <w:r>
+        <w:rPr>
+          <w:rFonts w:ascii="Courier New" w:hAnsi="Courier New" w:cs="Courier New"/>
           <w:color w:val="auto"/>
+          <w:sz w:val="18"/>
+          <w:szCs w:val="18"/>
           <w:lang w:val="es-ES"/>
         </w:rPr>
         <w:t>}&lt;/</w:t>
@@ -20998,9 +21065,10 @@
       <w:proofErr w:type="spellStart"/>
       <w:r>
         <w:rPr>
-          <w:b/>
-          <w:bCs/>
+          <w:rFonts w:ascii="Courier New" w:hAnsi="Courier New" w:cs="Courier New"/>
           <w:color w:val="auto"/>
+          <w:sz w:val="18"/>
+          <w:szCs w:val="18"/>
           <w:lang w:val="es-ES"/>
         </w:rPr>
         <w:t>AdminRoute</w:t>
@@ -21008,9 +21076,10 @@
       <w:proofErr w:type="spellEnd"/>
       <w:r>
         <w:rPr>
-          <w:b/>
-          <w:bCs/>
+          <w:rFonts w:ascii="Courier New" w:hAnsi="Courier New" w:cs="Courier New"/>
           <w:color w:val="auto"/>
+          <w:sz w:val="18"/>
+          <w:szCs w:val="18"/>
           <w:lang w:val="es-ES"/>
         </w:rPr>
         <w:t>&gt;</w:t>
@@ -21064,17 +21133,19 @@
         <w:spacing w:before="100" w:beforeAutospacing="1" w:after="100" w:afterAutospacing="1"/>
         <w:ind w:left="0" w:firstLine="0"/>
         <w:rPr>
-          <w:b/>
-          <w:bCs/>
+          <w:rFonts w:ascii="Courier New" w:hAnsi="Courier New" w:cs="Courier New"/>
           <w:color w:val="auto"/>
+          <w:sz w:val="18"/>
+          <w:szCs w:val="18"/>
           <w:lang w:val="en-US"/>
         </w:rPr>
       </w:pPr>
       <w:r>
         <w:rPr>
-          <w:b/>
-          <w:bCs/>
+          <w:rFonts w:ascii="Courier New" w:hAnsi="Courier New" w:cs="Courier New"/>
           <w:color w:val="auto"/>
+          <w:sz w:val="18"/>
+          <w:szCs w:val="18"/>
           <w:lang w:val="en-US"/>
         </w:rPr>
         <w:t xml:space="preserve">&lt;ProtectedRoute </w:t>
@@ -21082,29 +21153,34 @@
       <w:proofErr w:type="spellStart"/>
       <w:r>
         <w:rPr>
-          <w:b/>
-          <w:bCs/>
+          <w:rFonts w:ascii="Courier New" w:hAnsi="Courier New" w:cs="Courier New"/>
           <w:color w:val="auto"/>
+          <w:sz w:val="18"/>
+          <w:szCs w:val="18"/>
           <w:lang w:val="en-US"/>
         </w:rPr>
         <w:t>isAuthenticated</w:t>
       </w:r>
       <w:proofErr w:type="spellEnd"/>
-      <w:r>
-        <w:rPr>
-          <w:b/>
-          <w:bCs/>
+      <w:proofErr w:type="gramStart"/>
+      <w:r>
+        <w:rPr>
+          <w:rFonts w:ascii="Courier New" w:hAnsi="Courier New" w:cs="Courier New"/>
           <w:color w:val="auto"/>
+          <w:sz w:val="18"/>
+          <w:szCs w:val="18"/>
           <w:lang w:val="en-US"/>
         </w:rPr>
         <w:t>={</w:t>
       </w:r>
       <w:proofErr w:type="spellStart"/>
-      <w:r>
-        <w:rPr>
-          <w:b/>
-          <w:bCs/>
+      <w:proofErr w:type="gramEnd"/>
+      <w:r>
+        <w:rPr>
+          <w:rFonts w:ascii="Courier New" w:hAnsi="Courier New" w:cs="Courier New"/>
           <w:color w:val="auto"/>
+          <w:sz w:val="18"/>
+          <w:szCs w:val="18"/>
           <w:lang w:val="en-US"/>
         </w:rPr>
         <w:t>authContext.isAuthenticated</w:t>
@@ -21112,9 +21188,10 @@
       <w:proofErr w:type="spellEnd"/>
       <w:r>
         <w:rPr>
-          <w:b/>
-          <w:bCs/>
+          <w:rFonts w:ascii="Courier New" w:hAnsi="Courier New" w:cs="Courier New"/>
           <w:color w:val="auto"/>
+          <w:sz w:val="18"/>
+          <w:szCs w:val="18"/>
           <w:lang w:val="en-US"/>
         </w:rPr>
         <w:t>}&gt;</w:t>
@@ -21125,37 +21202,43 @@
         <w:spacing w:before="100" w:beforeAutospacing="1" w:after="100" w:afterAutospacing="1"/>
         <w:ind w:left="0" w:firstLine="0"/>
         <w:rPr>
-          <w:b/>
-          <w:bCs/>
+          <w:rFonts w:ascii="Courier New" w:hAnsi="Courier New" w:cs="Courier New"/>
           <w:color w:val="auto"/>
+          <w:sz w:val="18"/>
+          <w:szCs w:val="18"/>
           <w:lang w:val="en-US"/>
         </w:rPr>
       </w:pPr>
       <w:r>
         <w:rPr>
-          <w:b/>
-          <w:bCs/>
+          <w:rFonts w:ascii="Courier New" w:hAnsi="Courier New" w:cs="Courier New"/>
           <w:color w:val="auto"/>
+          <w:sz w:val="18"/>
+          <w:szCs w:val="18"/>
           <w:lang w:val="en-US"/>
         </w:rPr>
         <w:t xml:space="preserve">  {</w:t>
       </w:r>
       <w:proofErr w:type="spellStart"/>
-      <w:r>
-        <w:rPr>
-          <w:b/>
-          <w:bCs/>
+      <w:proofErr w:type="gramStart"/>
+      <w:r>
+        <w:rPr>
+          <w:rFonts w:ascii="Courier New" w:hAnsi="Courier New" w:cs="Courier New"/>
           <w:color w:val="auto"/>
+          <w:sz w:val="18"/>
+          <w:szCs w:val="18"/>
           <w:lang w:val="en-US"/>
         </w:rPr>
         <w:t>route.component</w:t>
       </w:r>
       <w:proofErr w:type="spellEnd"/>
-      <w:r>
-        <w:rPr>
-          <w:b/>
-          <w:bCs/>
+      <w:proofErr w:type="gramEnd"/>
+      <w:r>
+        <w:rPr>
+          <w:rFonts w:ascii="Courier New" w:hAnsi="Courier New" w:cs="Courier New"/>
           <w:color w:val="auto"/>
+          <w:sz w:val="18"/>
+          <w:szCs w:val="18"/>
           <w:lang w:val="en-US"/>
         </w:rPr>
         <w:t>}</w:t>
@@ -21166,34 +21249,38 @@
         <w:spacing w:before="100" w:beforeAutospacing="1" w:after="100" w:afterAutospacing="1"/>
         <w:ind w:left="0" w:firstLine="0"/>
         <w:rPr>
-          <w:b/>
-          <w:bCs/>
+          <w:rFonts w:ascii="Courier New" w:hAnsi="Courier New" w:cs="Courier New"/>
           <w:color w:val="auto"/>
-        </w:rPr>
-      </w:pPr>
-      <w:r>
-        <w:rPr>
-          <w:b/>
-          <w:bCs/>
+          <w:sz w:val="18"/>
+          <w:szCs w:val="18"/>
+        </w:rPr>
+      </w:pPr>
+      <w:r>
+        <w:rPr>
+          <w:rFonts w:ascii="Courier New" w:hAnsi="Courier New" w:cs="Courier New"/>
           <w:color w:val="auto"/>
+          <w:sz w:val="18"/>
+          <w:szCs w:val="18"/>
         </w:rPr>
         <w:t>&lt;/</w:t>
       </w:r>
       <w:proofErr w:type="spellStart"/>
       <w:r>
         <w:rPr>
-          <w:b/>
-          <w:bCs/>
+          <w:rFonts w:ascii="Courier New" w:hAnsi="Courier New" w:cs="Courier New"/>
           <w:color w:val="auto"/>
+          <w:sz w:val="18"/>
+          <w:szCs w:val="18"/>
         </w:rPr>
         <w:t>ProtectedRoute</w:t>
       </w:r>
       <w:proofErr w:type="spellEnd"/>
       <w:r>
         <w:rPr>
-          <w:b/>
-          <w:bCs/>
+          <w:rFonts w:ascii="Courier New" w:hAnsi="Courier New" w:cs="Courier New"/>
           <w:color w:val="auto"/>
+          <w:sz w:val="18"/>
+          <w:szCs w:val="18"/>
         </w:rPr>
         <w:t>&gt;</w:t>
       </w:r>
@@ -22260,8 +22347,13 @@
               </w:numPr>
               <w:spacing w:after="0" w:line="360" w:lineRule="auto"/>
             </w:pPr>
-            <w:r>
-              <w:t>Se  registra y entra al sistema</w:t>
+            <w:proofErr w:type="gramStart"/>
+            <w:r>
+              <w:t>Se  registra</w:t>
+            </w:r>
+            <w:proofErr w:type="gramEnd"/>
+            <w:r>
+              <w:t xml:space="preserve"> y entra al sistema</w:t>
             </w:r>
           </w:p>
         </w:tc>
@@ -23525,40 +23617,599 @@
     <w:p>
       <w:pPr>
         <w:pStyle w:val="Ttulo2"/>
+      </w:pPr>
+      <w:bookmarkStart w:id="131" w:name="_Toc164240460"/>
+      <w:r>
+        <w:lastRenderedPageBreak/>
+        <w:t>Algoritmos Importantes</w:t>
+      </w:r>
+      <w:bookmarkEnd w:id="131"/>
+    </w:p>
+    <w:p>
+      <w:pPr>
+        <w:spacing w:after="0" w:line="360" w:lineRule="auto"/>
+        <w:rPr>
+          <w:lang w:val="es-ES_tradnl" w:eastAsia="es-ES"/>
+        </w:rPr>
+      </w:pPr>
+      <w:r>
+        <w:rPr>
+          <w:lang w:val="es-ES_tradnl" w:eastAsia="es-ES"/>
+        </w:rPr>
+        <w:t xml:space="preserve">A continuación, se </w:t>
+      </w:r>
+      <w:r>
+        <w:rPr>
+          <w:lang w:val="es-ES_tradnl" w:eastAsia="es-ES"/>
+        </w:rPr>
+        <w:t>analiza</w:t>
+      </w:r>
+      <w:r>
+        <w:rPr>
+          <w:lang w:val="es-ES_tradnl" w:eastAsia="es-ES"/>
+        </w:rPr>
+        <w:t>n los algoritmos más importantes del sistema que le dieron cumplimiento al problema de investigación y a los requerimientos del sistema.</w:t>
+      </w:r>
+    </w:p>
+    <w:p>
+      <w:pPr>
+        <w:pStyle w:val="Ttulo3"/>
+        <w:rPr>
+          <w:lang w:val="es-ES_tradnl" w:eastAsia="es-ES"/>
+        </w:rPr>
+      </w:pPr>
+      <w:r>
+        <w:rPr>
+          <w:lang w:val="es-ES_tradnl" w:eastAsia="es-ES"/>
+        </w:rPr>
+        <w:t>Cálculo del Transporte de Sedimentos</w:t>
+      </w:r>
+      <w:r>
+        <w:rPr>
+          <w:lang w:val="es-ES_tradnl" w:eastAsia="es-ES"/>
+        </w:rPr>
+        <w:t xml:space="preserve"> (Q)</w:t>
+      </w:r>
+    </w:p>
+    <w:p>
+      <w:pPr>
+        <w:spacing w:before="100" w:beforeAutospacing="1" w:after="100" w:afterAutospacing="1" w:line="360" w:lineRule="auto"/>
+        <w:ind w:left="0" w:firstLine="0"/>
+        <w:rPr>
+          <w:rFonts w:eastAsia="Times New Roman"/>
+          <w:color w:val="auto"/>
+          <w:lang w:val="es-ES" w:eastAsia="en-US"/>
+        </w:rPr>
+      </w:pPr>
+      <w:r>
+        <w:rPr>
+          <w:rFonts w:eastAsia="Times New Roman"/>
+          <w:color w:val="auto"/>
+          <w:lang w:val="es-ES" w:eastAsia="en-US"/>
+        </w:rPr>
+        <w:t>El código de la Figura 3.9 define una</w:t>
+      </w:r>
+      <w:r>
+        <w:rPr>
+          <w:rFonts w:eastAsia="Times New Roman"/>
+          <w:color w:val="auto"/>
+          <w:lang w:val="es-ES" w:eastAsia="en-US"/>
+        </w:rPr>
+        <w:t xml:space="preserve"> función </w:t>
+      </w:r>
+      <w:proofErr w:type="spellStart"/>
+      <w:r>
+        <w:rPr>
+          <w:rFonts w:eastAsia="Times New Roman"/>
+          <w:i/>
+          <w:iCs/>
+          <w:color w:val="auto"/>
+          <w:lang w:val="es-ES" w:eastAsia="en-US"/>
+        </w:rPr>
+        <w:t>calculationQ</w:t>
+      </w:r>
+      <w:proofErr w:type="spellEnd"/>
+      <w:r>
+        <w:rPr>
+          <w:rFonts w:eastAsia="Times New Roman"/>
+          <w:color w:val="auto"/>
+          <w:lang w:val="es-ES" w:eastAsia="en-US"/>
+        </w:rPr>
+        <w:t xml:space="preserve"> que </w:t>
+      </w:r>
+      <w:r>
+        <w:rPr>
+          <w:rFonts w:eastAsia="Times New Roman"/>
+          <w:color w:val="auto"/>
+          <w:lang w:val="es-ES" w:eastAsia="en-US"/>
+        </w:rPr>
+        <w:t xml:space="preserve">recibe valores físicos como la densidad del </w:t>
+      </w:r>
+      <w:r>
+        <w:rPr>
+          <w:rFonts w:eastAsia="Times New Roman"/>
+          <w:color w:val="auto"/>
+          <w:lang w:val="es-ES" w:eastAsia="en-US"/>
+        </w:rPr>
+        <w:t>mar, densidad de arena</w:t>
+      </w:r>
+      <w:r>
+        <w:rPr>
+          <w:rFonts w:eastAsia="Times New Roman"/>
+          <w:color w:val="auto"/>
+          <w:lang w:val="es-ES" w:eastAsia="en-US"/>
+        </w:rPr>
+        <w:t>, el índice de porosidad</w:t>
+      </w:r>
+      <w:r>
+        <w:rPr>
+          <w:rFonts w:eastAsia="Times New Roman"/>
+          <w:color w:val="auto"/>
+          <w:lang w:val="es-ES" w:eastAsia="en-US"/>
+        </w:rPr>
+        <w:t>, etc</w:t>
+      </w:r>
+      <w:r>
+        <w:rPr>
+          <w:rFonts w:eastAsia="Times New Roman"/>
+          <w:color w:val="auto"/>
+          <w:lang w:val="es-ES" w:eastAsia="en-US"/>
+        </w:rPr>
+        <w:t>. A partir de estos datos, realiza operaciones matemáticas que incluyen potencias, raíces cuadradas</w:t>
+      </w:r>
+      <w:r>
+        <w:rPr>
+          <w:rFonts w:eastAsia="Times New Roman"/>
+          <w:color w:val="auto"/>
+          <w:lang w:val="es-ES" w:eastAsia="en-US"/>
+        </w:rPr>
+        <w:t xml:space="preserve">, </w:t>
+      </w:r>
+      <w:r>
+        <w:rPr>
+          <w:rFonts w:eastAsia="Times New Roman"/>
+          <w:color w:val="auto"/>
+          <w:lang w:val="es-ES" w:eastAsia="en-US"/>
+        </w:rPr>
+        <w:t>funciones trigonométricas</w:t>
+      </w:r>
+      <w:r>
+        <w:rPr>
+          <w:rFonts w:eastAsia="Times New Roman"/>
+          <w:color w:val="auto"/>
+          <w:lang w:val="es-ES" w:eastAsia="en-US"/>
+        </w:rPr>
+        <w:t xml:space="preserve"> y la conversión de grados a radianes</w:t>
+      </w:r>
+      <w:r>
+        <w:rPr>
+          <w:rFonts w:eastAsia="Times New Roman"/>
+          <w:color w:val="auto"/>
+          <w:lang w:val="es-ES" w:eastAsia="en-US"/>
+        </w:rPr>
+        <w:t>. El algoritmo controla posibles errores como divisiones por cero o resultados inválidos, y devuelve un valor numérico redondeado, garantizando precisión y robustez en el proceso de cálculo.</w:t>
+      </w:r>
+    </w:p>
+    <w:p>
+      <w:pPr>
+        <w:rPr>
+          <w:lang w:val="es-ES_tradnl" w:eastAsia="es-ES"/>
+        </w:rPr>
+      </w:pPr>
+    </w:p>
+    <w:p>
+      <w:pPr>
         <w:rPr>
           <w:lang w:eastAsia="en-US"/>
         </w:rPr>
       </w:pPr>
       <w:r>
         <w:rPr>
+          <w:noProof/>
           <w:lang w:eastAsia="en-US"/>
         </w:rPr>
         <w:lastRenderedPageBreak/>
-        <w:t>Descripción</w:t>
-      </w:r>
-      <w:r>
-        <w:rPr>
+        <w:drawing>
+          <wp:inline distT="0" distB="0" distL="0" distR="0" wp14:anchorId="1DE16BEC" wp14:editId="18846017">
+            <wp:extent cx="5966460" cy="5044440"/>
+            <wp:effectExtent l="95250" t="95250" r="91440" b="99060"/>
+            <wp:docPr id="1608761765" name="Imagen 30"/>
+            <wp:cNvGraphicFramePr>
+              <a:graphicFrameLocks xmlns:a="http://schemas.openxmlformats.org/drawingml/2006/main" noChangeAspect="1"/>
+            </wp:cNvGraphicFramePr>
+            <a:graphic xmlns:a="http://schemas.openxmlformats.org/drawingml/2006/main">
+              <a:graphicData uri="http://schemas.openxmlformats.org/drawingml/2006/picture">
+                <pic:pic xmlns:pic="http://schemas.openxmlformats.org/drawingml/2006/picture">
+                  <pic:nvPicPr>
+                    <pic:cNvPr id="0" name="Picture 1"/>
+                    <pic:cNvPicPr>
+                      <a:picLocks noChangeAspect="1" noChangeArrowheads="1"/>
+                    </pic:cNvPicPr>
+                  </pic:nvPicPr>
+                  <pic:blipFill>
+                    <a:blip r:embed="rId84">
+                      <a:extLst>
+                        <a:ext uri="{28A0092B-C50C-407E-A947-70E740481C1C}">
+                          <a14:useLocalDpi xmlns:a14="http://schemas.microsoft.com/office/drawing/2010/main" val="0"/>
+                        </a:ext>
+                      </a:extLst>
+                    </a:blip>
+                    <a:srcRect/>
+                    <a:stretch>
+                      <a:fillRect/>
+                    </a:stretch>
+                  </pic:blipFill>
+                  <pic:spPr bwMode="auto">
+                    <a:xfrm>
+                      <a:off x="0" y="0"/>
+                      <a:ext cx="5966460" cy="5044440"/>
+                    </a:xfrm>
+                    <a:prstGeom prst="rect">
+                      <a:avLst/>
+                    </a:prstGeom>
+                    <a:ln w="88900" cap="sq" cmpd="thickThin">
+                      <a:solidFill>
+                        <a:srgbClr val="000000"/>
+                      </a:solidFill>
+                      <a:prstDash val="solid"/>
+                      <a:miter lim="800000"/>
+                    </a:ln>
+                    <a:effectLst>
+                      <a:innerShdw blurRad="76200">
+                        <a:srgbClr val="000000"/>
+                      </a:innerShdw>
+                    </a:effectLst>
+                  </pic:spPr>
+                </pic:pic>
+              </a:graphicData>
+            </a:graphic>
+          </wp:inline>
+        </w:drawing>
+      </w:r>
+    </w:p>
+    <w:p>
+      <w:pPr>
+        <w:rPr>
+          <w:sz w:val="18"/>
+          <w:szCs w:val="18"/>
           <w:lang w:eastAsia="en-US"/>
         </w:rPr>
-        <w:t xml:space="preserve"> de Métodos y Funcionalidades</w:t>
-      </w:r>
-    </w:p>
-    <w:p>
-      <w:pPr>
-        <w:rPr>
+      </w:pPr>
+      <w:r>
+        <w:rPr>
+          <w:b/>
+          <w:bCs/>
+          <w:sz w:val="18"/>
+          <w:szCs w:val="18"/>
           <w:lang w:eastAsia="en-US"/>
         </w:rPr>
-      </w:pPr>
+        <w:t>Figura 3.9</w:t>
+      </w:r>
+      <w:r>
+        <w:rPr>
+          <w:sz w:val="18"/>
+          <w:szCs w:val="18"/>
+          <w:lang w:eastAsia="en-US"/>
+        </w:rPr>
+        <w:t xml:space="preserve"> Función para calcular el transporte de sedimentos(Q)</w:t>
+      </w:r>
+    </w:p>
+    <w:p>
+      <w:pPr>
+        <w:pStyle w:val="Ttulo3"/>
+        <w:rPr>
+          <w:lang w:eastAsia="en-US"/>
+        </w:rPr>
+      </w:pPr>
+      <w:r>
+        <w:rPr>
+          <w:lang w:eastAsia="en-US"/>
+        </w:rPr>
+        <w:t>Cálculo del Coeficiente K</w:t>
+      </w:r>
+    </w:p>
+    <w:p>
+      <w:pPr>
+        <w:rPr>
+          <w:lang w:eastAsia="en-US"/>
+        </w:rPr>
+      </w:pPr>
+      <w:r>
+        <w:rPr>
+          <w:rFonts w:eastAsia="Times New Roman"/>
+          <w:color w:val="auto"/>
+          <w:lang w:val="es-ES" w:eastAsia="en-US"/>
+        </w:rPr>
+        <w:t xml:space="preserve">Luego se le pasa a la función </w:t>
+      </w:r>
+      <w:proofErr w:type="spellStart"/>
+      <w:r>
+        <w:rPr>
+          <w:rFonts w:eastAsia="Times New Roman"/>
+          <w:i/>
+          <w:iCs/>
+          <w:color w:val="auto"/>
+          <w:lang w:val="es-ES" w:eastAsia="en-US"/>
+        </w:rPr>
+        <w:t>calcualtionK</w:t>
+      </w:r>
+      <w:proofErr w:type="spellEnd"/>
+      <w:r>
+        <w:rPr>
+          <w:rFonts w:eastAsia="Times New Roman"/>
+          <w:color w:val="auto"/>
+          <w:lang w:val="es-ES" w:eastAsia="en-US"/>
+        </w:rPr>
+        <w:t xml:space="preserve"> el valor de medición práctica(P) y el valor del volumen de transporte y se realiza la división de P entre Q y devuelve el valor ver Figura 3.10</w:t>
+      </w:r>
+    </w:p>
+    <w:p>
+      <w:pPr>
+        <w:rPr>
+          <w:lang w:eastAsia="en-US"/>
+        </w:rPr>
+      </w:pPr>
+      <w:r>
+        <w:rPr>
+          <w:noProof/>
+          <w:lang w:eastAsia="en-US"/>
+        </w:rPr>
+        <w:lastRenderedPageBreak/>
+        <w:drawing>
+          <wp:inline distT="0" distB="0" distL="0" distR="0" wp14:anchorId="1645FD6B" wp14:editId="0E055A4E">
+            <wp:extent cx="3569970" cy="1851660"/>
+            <wp:effectExtent l="95250" t="95250" r="87630" b="91440"/>
+            <wp:docPr id="1934747227" name="Imagen 31"/>
+            <wp:cNvGraphicFramePr>
+              <a:graphicFrameLocks xmlns:a="http://schemas.openxmlformats.org/drawingml/2006/main" noChangeAspect="1"/>
+            </wp:cNvGraphicFramePr>
+            <a:graphic xmlns:a="http://schemas.openxmlformats.org/drawingml/2006/main">
+              <a:graphicData uri="http://schemas.openxmlformats.org/drawingml/2006/picture">
+                <pic:pic xmlns:pic="http://schemas.openxmlformats.org/drawingml/2006/picture">
+                  <pic:nvPicPr>
+                    <pic:cNvPr id="0" name="Picture 2"/>
+                    <pic:cNvPicPr>
+                      <a:picLocks noChangeAspect="1" noChangeArrowheads="1"/>
+                    </pic:cNvPicPr>
+                  </pic:nvPicPr>
+                  <pic:blipFill>
+                    <a:blip r:embed="rId85">
+                      <a:extLst>
+                        <a:ext uri="{28A0092B-C50C-407E-A947-70E740481C1C}">
+                          <a14:useLocalDpi xmlns:a14="http://schemas.microsoft.com/office/drawing/2010/main" val="0"/>
+                        </a:ext>
+                      </a:extLst>
+                    </a:blip>
+                    <a:srcRect/>
+                    <a:stretch>
+                      <a:fillRect/>
+                    </a:stretch>
+                  </pic:blipFill>
+                  <pic:spPr bwMode="auto">
+                    <a:xfrm>
+                      <a:off x="0" y="0"/>
+                      <a:ext cx="3569970" cy="1851660"/>
+                    </a:xfrm>
+                    <a:prstGeom prst="rect">
+                      <a:avLst/>
+                    </a:prstGeom>
+                    <a:ln w="88900" cap="sq" cmpd="thickThin">
+                      <a:solidFill>
+                        <a:srgbClr val="000000"/>
+                      </a:solidFill>
+                      <a:prstDash val="solid"/>
+                      <a:miter lim="800000"/>
+                    </a:ln>
+                    <a:effectLst>
+                      <a:innerShdw blurRad="76200">
+                        <a:srgbClr val="000000"/>
+                      </a:innerShdw>
+                    </a:effectLst>
+                  </pic:spPr>
+                </pic:pic>
+              </a:graphicData>
+            </a:graphic>
+          </wp:inline>
+        </w:drawing>
+      </w:r>
+    </w:p>
+    <w:p>
+      <w:pPr>
+        <w:ind w:left="708" w:hanging="708"/>
+        <w:rPr>
+          <w:sz w:val="18"/>
+          <w:szCs w:val="18"/>
+          <w:lang w:eastAsia="en-US"/>
+        </w:rPr>
+      </w:pPr>
+      <w:r>
+        <w:rPr>
+          <w:b/>
+          <w:bCs/>
+          <w:sz w:val="18"/>
+          <w:szCs w:val="18"/>
+          <w:lang w:eastAsia="en-US"/>
+        </w:rPr>
+        <w:t>Figura 3.10</w:t>
+      </w:r>
+      <w:r>
+        <w:rPr>
+          <w:sz w:val="18"/>
+          <w:szCs w:val="18"/>
+          <w:lang w:eastAsia="en-US"/>
+        </w:rPr>
+        <w:t xml:space="preserve"> Función para calcular K</w:t>
+      </w:r>
+    </w:p>
+    <w:p>
+      <w:pPr>
+        <w:pStyle w:val="Ttulo3"/>
+        <w:rPr>
+          <w:lang w:eastAsia="en-US"/>
+        </w:rPr>
+      </w:pPr>
+      <w:r>
+        <w:rPr>
+          <w:lang w:eastAsia="en-US"/>
+        </w:rPr>
+        <w:t>Llamada de la Funciones en el servicio</w:t>
+      </w:r>
+    </w:p>
+    <w:p>
+      <w:pPr>
+        <w:rPr>
+          <w:lang w:eastAsia="en-US"/>
+        </w:rPr>
+      </w:pPr>
+      <w:r>
+        <w:rPr>
+          <w:lang w:eastAsia="en-US"/>
+        </w:rPr>
+        <w:t xml:space="preserve">Luego estas dos funciones son llamadas en el </w:t>
+      </w:r>
+      <w:proofErr w:type="spellStart"/>
+      <w:proofErr w:type="gramStart"/>
+      <w:r>
+        <w:rPr>
+          <w:lang w:eastAsia="en-US"/>
+        </w:rPr>
+        <w:t>calculo.service</w:t>
+      </w:r>
+      <w:proofErr w:type="gramEnd"/>
+      <w:r>
+        <w:rPr>
+          <w:lang w:eastAsia="en-US"/>
+        </w:rPr>
+        <w:t>.ts</w:t>
+      </w:r>
+      <w:proofErr w:type="spellEnd"/>
+      <w:r>
+        <w:rPr>
+          <w:lang w:eastAsia="en-US"/>
+        </w:rPr>
+        <w:t xml:space="preserve"> en el código de la figura 3.11 se define la función </w:t>
+      </w:r>
+      <w:proofErr w:type="spellStart"/>
+      <w:r>
+        <w:rPr>
+          <w:lang w:eastAsia="en-US"/>
+        </w:rPr>
+        <w:t>calcularQyK</w:t>
+      </w:r>
+      <w:proofErr w:type="spellEnd"/>
+      <w:r>
+        <w:rPr>
+          <w:lang w:eastAsia="en-US"/>
+        </w:rPr>
+        <w:t xml:space="preserve"> donde se le envían los parámetros, esta función será usada en las funciones de crear y actualizar los datos, donde va ser guardada luego los daros en la base de datos. </w:t>
+      </w:r>
+      <w:bookmarkStart w:id="132" w:name="_Toc193705063"/>
+    </w:p>
+    <w:p>
+      <w:pPr>
+        <w:rPr>
+          <w:lang w:eastAsia="en-US"/>
+        </w:rPr>
+      </w:pPr>
+      <w:r>
+        <w:rPr>
+          <w:noProof/>
+          <w:lang w:eastAsia="en-US"/>
+        </w:rPr>
+        <w:lastRenderedPageBreak/>
+        <w:drawing>
+          <wp:inline distT="0" distB="0" distL="0" distR="0" wp14:anchorId="41E5686F" wp14:editId="508B2F46">
+            <wp:extent cx="5545455" cy="4173855"/>
+            <wp:effectExtent l="95250" t="95250" r="93345" b="93345"/>
+            <wp:docPr id="951171354" name="Imagen 32"/>
+            <wp:cNvGraphicFramePr>
+              <a:graphicFrameLocks xmlns:a="http://schemas.openxmlformats.org/drawingml/2006/main" noChangeAspect="1"/>
+            </wp:cNvGraphicFramePr>
+            <a:graphic xmlns:a="http://schemas.openxmlformats.org/drawingml/2006/main">
+              <a:graphicData uri="http://schemas.openxmlformats.org/drawingml/2006/picture">
+                <pic:pic xmlns:pic="http://schemas.openxmlformats.org/drawingml/2006/picture">
+                  <pic:nvPicPr>
+                    <pic:cNvPr id="0" name="Picture 3"/>
+                    <pic:cNvPicPr>
+                      <a:picLocks noChangeAspect="1" noChangeArrowheads="1"/>
+                    </pic:cNvPicPr>
+                  </pic:nvPicPr>
+                  <pic:blipFill>
+                    <a:blip r:embed="rId86">
+                      <a:extLst>
+                        <a:ext uri="{28A0092B-C50C-407E-A947-70E740481C1C}">
+                          <a14:useLocalDpi xmlns:a14="http://schemas.microsoft.com/office/drawing/2010/main" val="0"/>
+                        </a:ext>
+                      </a:extLst>
+                    </a:blip>
+                    <a:srcRect/>
+                    <a:stretch>
+                      <a:fillRect/>
+                    </a:stretch>
+                  </pic:blipFill>
+                  <pic:spPr bwMode="auto">
+                    <a:xfrm>
+                      <a:off x="0" y="0"/>
+                      <a:ext cx="5545455" cy="4173855"/>
+                    </a:xfrm>
+                    <a:prstGeom prst="rect">
+                      <a:avLst/>
+                    </a:prstGeom>
+                    <a:ln w="88900" cap="sq" cmpd="thickThin">
+                      <a:solidFill>
+                        <a:srgbClr val="000000"/>
+                      </a:solidFill>
+                      <a:prstDash val="solid"/>
+                      <a:miter lim="800000"/>
+                    </a:ln>
+                    <a:effectLst>
+                      <a:innerShdw blurRad="76200">
+                        <a:srgbClr val="000000"/>
+                      </a:innerShdw>
+                    </a:effectLst>
+                  </pic:spPr>
+                </pic:pic>
+              </a:graphicData>
+            </a:graphic>
+          </wp:inline>
+        </w:drawing>
+      </w:r>
+    </w:p>
+    <w:p>
+      <w:pPr>
+        <w:rPr>
+          <w:sz w:val="18"/>
+          <w:szCs w:val="18"/>
+          <w:lang w:eastAsia="en-US"/>
+        </w:rPr>
+      </w:pPr>
+      <w:r>
+        <w:rPr>
+          <w:b/>
+          <w:bCs/>
+          <w:sz w:val="18"/>
+          <w:szCs w:val="18"/>
+          <w:lang w:eastAsia="en-US"/>
+        </w:rPr>
+        <w:t>Figura 3.11</w:t>
+      </w:r>
+      <w:r>
+        <w:rPr>
+          <w:sz w:val="18"/>
+          <w:szCs w:val="18"/>
+          <w:lang w:eastAsia="en-US"/>
+        </w:rPr>
+        <w:t xml:space="preserve"> Llamada de las Funciones en el servicio</w:t>
+      </w:r>
     </w:p>
     <w:p>
       <w:pPr>
         <w:pStyle w:val="Ttulo2"/>
       </w:pPr>
-      <w:bookmarkStart w:id="131" w:name="_Toc193705063"/>
       <w:r>
         <w:t>Análisis del Costo Económico</w:t>
       </w:r>
-      <w:bookmarkEnd w:id="131"/>
+      <w:bookmarkEnd w:id="132"/>
     </w:p>
     <w:p>
       <w:pPr>
@@ -23652,6 +24303,7 @@
         <w:rPr>
           <w:lang w:val="es-US"/>
         </w:rPr>
+        <w:lastRenderedPageBreak/>
         <w:t xml:space="preserve">Inicialmente, se calcularon los UUCP en función del peso relativo de los distintos actores del sistema. Luego, estos puntos se ajustaron mediante el TCF y el EF, lo que dio como resultado los puntos de casos de uso ajustados </w:t>
       </w:r>
       <w:r>
@@ -23771,10 +24423,10 @@
           <w:vanish/>
         </w:rPr>
       </w:pPr>
-      <w:bookmarkStart w:id="132" w:name="_Toc193699585"/>
-      <w:bookmarkStart w:id="133" w:name="_Toc193705064"/>
-      <w:bookmarkEnd w:id="132"/>
+      <w:bookmarkStart w:id="133" w:name="_Toc193699585"/>
+      <w:bookmarkStart w:id="134" w:name="_Toc193705064"/>
       <w:bookmarkEnd w:id="133"/>
+      <w:bookmarkEnd w:id="134"/>
     </w:p>
     <w:p>
       <w:pPr>
@@ -23794,10 +24446,10 @@
           <w:vanish/>
         </w:rPr>
       </w:pPr>
-      <w:bookmarkStart w:id="134" w:name="_Toc193699586"/>
-      <w:bookmarkStart w:id="135" w:name="_Toc193705065"/>
-      <w:bookmarkEnd w:id="134"/>
+      <w:bookmarkStart w:id="135" w:name="_Toc193699586"/>
+      <w:bookmarkStart w:id="136" w:name="_Toc193705065"/>
       <w:bookmarkEnd w:id="135"/>
+      <w:bookmarkEnd w:id="136"/>
     </w:p>
     <w:p>
       <w:pPr>
@@ -23817,10 +24469,10 @@
           <w:vanish/>
         </w:rPr>
       </w:pPr>
-      <w:bookmarkStart w:id="136" w:name="_Toc193699587"/>
-      <w:bookmarkStart w:id="137" w:name="_Toc193705066"/>
-      <w:bookmarkEnd w:id="136"/>
+      <w:bookmarkStart w:id="137" w:name="_Toc193699587"/>
+      <w:bookmarkStart w:id="138" w:name="_Toc193705066"/>
       <w:bookmarkEnd w:id="137"/>
+      <w:bookmarkEnd w:id="138"/>
     </w:p>
     <w:p>
       <w:pPr>
@@ -23983,7 +24635,6 @@
           <w:color w:val="auto"/>
           <w:lang w:val="es-ES" w:eastAsia="en-US"/>
         </w:rPr>
-        <w:lastRenderedPageBreak/>
         <w:t xml:space="preserve">La configuración inicial del proyecto se realizó mediante el comando </w:t>
       </w:r>
       <w:proofErr w:type="spellStart"/>
@@ -24147,61 +24798,98 @@
           <w:color w:val="auto"/>
           <w:lang w:val="es-ES" w:eastAsia="en-US"/>
         </w:rPr>
-        <w:t xml:space="preserve">, mediante los decoradores @Get() y @Post() proporcionados por </w:t>
-      </w:r>
-      <w:proofErr w:type="spellStart"/>
+        <w:t>, mediante los decoradores @</w:t>
+      </w:r>
+      <w:proofErr w:type="gramStart"/>
       <w:r>
         <w:rPr>
           <w:rFonts w:eastAsia="Times New Roman"/>
           <w:color w:val="auto"/>
           <w:lang w:val="es-ES" w:eastAsia="en-US"/>
         </w:rPr>
-        <w:t>NestJS</w:t>
-      </w:r>
-      <w:proofErr w:type="spellEnd"/>
+        <w:t>Get(</w:t>
+      </w:r>
+      <w:proofErr w:type="gramEnd"/>
       <w:r>
         <w:rPr>
           <w:rFonts w:eastAsia="Times New Roman"/>
           <w:color w:val="auto"/>
           <w:lang w:val="es-ES" w:eastAsia="en-US"/>
         </w:rPr>
-        <w:t>, para gestionar las solicitudes entrantes desde el cliente (</w:t>
-      </w:r>
-      <w:proofErr w:type="spellStart"/>
+        <w:t>) y @</w:t>
+      </w:r>
+      <w:proofErr w:type="gramStart"/>
       <w:r>
         <w:rPr>
           <w:rFonts w:eastAsia="Times New Roman"/>
           <w:color w:val="auto"/>
           <w:lang w:val="es-ES" w:eastAsia="en-US"/>
         </w:rPr>
-        <w:t>React</w:t>
-      </w:r>
-      <w:proofErr w:type="spellEnd"/>
+        <w:t>Post(</w:t>
+      </w:r>
+      <w:proofErr w:type="gramEnd"/>
       <w:r>
         <w:rPr>
           <w:rFonts w:eastAsia="Times New Roman"/>
           <w:color w:val="auto"/>
           <w:lang w:val="es-ES" w:eastAsia="en-US"/>
         </w:rPr>
-        <w:t>).</w:t>
-      </w:r>
-    </w:p>
-    <w:p>
-      <w:pPr>
-        <w:spacing w:before="100" w:beforeAutospacing="1" w:after="100" w:afterAutospacing="1" w:line="360" w:lineRule="auto"/>
-        <w:ind w:left="0" w:firstLine="0"/>
+        <w:t xml:space="preserve">) proporcionados por </w:t>
+      </w:r>
+      <w:proofErr w:type="spellStart"/>
+      <w:r>
         <w:rPr>
           <w:rFonts w:eastAsia="Times New Roman"/>
           <w:color w:val="auto"/>
           <w:lang w:val="es-ES" w:eastAsia="en-US"/>
         </w:rPr>
-      </w:pPr>
+        <w:t>NestJS</w:t>
+      </w:r>
+      <w:proofErr w:type="spellEnd"/>
       <w:r>
         <w:rPr>
           <w:rFonts w:eastAsia="Times New Roman"/>
           <w:color w:val="auto"/>
           <w:lang w:val="es-ES" w:eastAsia="en-US"/>
         </w:rPr>
+        <w:t>, para gestionar las solicitudes entrantes desde el cliente (</w:t>
+      </w:r>
+      <w:proofErr w:type="spellStart"/>
+      <w:r>
+        <w:rPr>
+          <w:rFonts w:eastAsia="Times New Roman"/>
+          <w:color w:val="auto"/>
+          <w:lang w:val="es-ES" w:eastAsia="en-US"/>
+        </w:rPr>
+        <w:t>React</w:t>
+      </w:r>
+      <w:proofErr w:type="spellEnd"/>
+      <w:r>
+        <w:rPr>
+          <w:rFonts w:eastAsia="Times New Roman"/>
+          <w:color w:val="auto"/>
+          <w:lang w:val="es-ES" w:eastAsia="en-US"/>
+        </w:rPr>
+        <w:t>).</w:t>
+      </w:r>
+    </w:p>
+    <w:p>
+      <w:pPr>
+        <w:spacing w:before="100" w:beforeAutospacing="1" w:after="100" w:afterAutospacing="1" w:line="360" w:lineRule="auto"/>
+        <w:ind w:left="0" w:firstLine="0"/>
+        <w:rPr>
+          <w:rFonts w:eastAsia="Times New Roman"/>
+          <w:color w:val="auto"/>
+          <w:lang w:val="es-ES" w:eastAsia="en-US"/>
+        </w:rPr>
+      </w:pPr>
+      <w:r>
+        <w:rPr>
+          <w:rFonts w:eastAsia="Times New Roman"/>
+          <w:color w:val="auto"/>
+          <w:lang w:val="es-ES" w:eastAsia="en-US"/>
+        </w:rPr>
+        <w:lastRenderedPageBreak/>
         <w:t xml:space="preserve">Un ejemplo particular de servicio web implementado es el que permite </w:t>
       </w:r>
       <w:r>
@@ -24223,6 +24911,7 @@
         <w:t xml:space="preserve">. Este servicio está representado por el método </w:t>
       </w:r>
       <w:proofErr w:type="spellStart"/>
+      <w:proofErr w:type="gramStart"/>
       <w:r>
         <w:rPr>
           <w:rFonts w:eastAsia="Times New Roman"/>
@@ -24238,66 +24927,68 @@
           <w:color w:val="auto"/>
           <w:lang w:val="es-ES" w:eastAsia="en-US"/>
         </w:rPr>
-        <w:t>() en la clase se</w:t>
-      </w:r>
+        <w:t>(</w:t>
+      </w:r>
+      <w:proofErr w:type="gramEnd"/>
       <w:r>
         <w:rPr>
           <w:rFonts w:eastAsia="Times New Roman"/>
           <w:color w:val="auto"/>
           <w:lang w:val="es-ES" w:eastAsia="en-US"/>
         </w:rPr>
-        <w:t xml:space="preserve"> </w:t>
-      </w:r>
-      <w:proofErr w:type="spellStart"/>
+        <w:t>) en la clase se</w:t>
+      </w:r>
       <w:r>
         <w:rPr>
           <w:rFonts w:eastAsia="Times New Roman"/>
           <w:color w:val="auto"/>
           <w:lang w:val="es-ES" w:eastAsia="en-US"/>
         </w:rPr>
-        <w:t>calculos</w:t>
-      </w:r>
+        <w:t xml:space="preserve"> </w:t>
+      </w:r>
+      <w:proofErr w:type="spellStart"/>
+      <w:proofErr w:type="gramStart"/>
       <w:r>
         <w:rPr>
           <w:rFonts w:eastAsia="Times New Roman"/>
           <w:color w:val="auto"/>
           <w:lang w:val="es-ES" w:eastAsia="en-US"/>
         </w:rPr>
-        <w:t>.controller.ts</w:t>
-      </w:r>
-      <w:proofErr w:type="spellEnd"/>
+        <w:t>calculos</w:t>
+      </w:r>
       <w:r>
         <w:rPr>
           <w:rFonts w:eastAsia="Times New Roman"/>
           <w:color w:val="auto"/>
           <w:lang w:val="es-ES" w:eastAsia="en-US"/>
         </w:rPr>
-        <w:t>, el cual recibe los parámetros necesarios (</w:t>
-      </w:r>
+        <w:t>.controller</w:t>
+      </w:r>
+      <w:proofErr w:type="gramEnd"/>
       <w:r>
         <w:rPr>
           <w:rFonts w:eastAsia="Times New Roman"/>
           <w:color w:val="auto"/>
           <w:lang w:val="es-ES" w:eastAsia="en-US"/>
         </w:rPr>
-        <w:t>densidad del sedimento, densidad del mar, coeficiente etc.</w:t>
-      </w:r>
+        <w:t>.ts</w:t>
+      </w:r>
+      <w:proofErr w:type="spellEnd"/>
       <w:r>
         <w:rPr>
           <w:rFonts w:eastAsia="Times New Roman"/>
           <w:color w:val="auto"/>
           <w:lang w:val="es-ES" w:eastAsia="en-US"/>
         </w:rPr>
-        <w:t>) y llama a un servicio (</w:t>
-      </w:r>
-      <w:proofErr w:type="spellStart"/>
+        <w:t>, el cual recibe los parámetros necesarios (</w:t>
+      </w:r>
       <w:r>
         <w:rPr>
           <w:rFonts w:eastAsia="Times New Roman"/>
           <w:color w:val="auto"/>
           <w:lang w:val="es-ES" w:eastAsia="en-US"/>
         </w:rPr>
-        <w:t>calculos</w:t>
+        <w:t>densidad del sedimento, densidad del mar, coeficiente etc.</w:t>
       </w:r>
       <w:r>
         <w:rPr>
@@ -24305,7 +24996,34 @@
           <w:color w:val="auto"/>
           <w:lang w:val="es-ES" w:eastAsia="en-US"/>
         </w:rPr>
-        <w:t>.service.ts</w:t>
+        <w:t>) y llama a un servicio (</w:t>
+      </w:r>
+      <w:proofErr w:type="spellStart"/>
+      <w:proofErr w:type="gramStart"/>
+      <w:r>
+        <w:rPr>
+          <w:rFonts w:eastAsia="Times New Roman"/>
+          <w:color w:val="auto"/>
+          <w:lang w:val="es-ES" w:eastAsia="en-US"/>
+        </w:rPr>
+        <w:t>calculos</w:t>
+      </w:r>
+      <w:r>
+        <w:rPr>
+          <w:rFonts w:eastAsia="Times New Roman"/>
+          <w:color w:val="auto"/>
+          <w:lang w:val="es-ES" w:eastAsia="en-US"/>
+        </w:rPr>
+        <w:t>.service</w:t>
+      </w:r>
+      <w:proofErr w:type="gramEnd"/>
+      <w:r>
+        <w:rPr>
+          <w:rFonts w:eastAsia="Times New Roman"/>
+          <w:color w:val="auto"/>
+          <w:lang w:val="es-ES" w:eastAsia="en-US"/>
+        </w:rPr>
+        <w:t>.ts</w:t>
       </w:r>
       <w:proofErr w:type="spellEnd"/>
       <w:r>
@@ -24639,6 +25357,7 @@
         <w:t xml:space="preserve">. En caso de ser válidas, se genera un token JWT mediante el método </w:t>
       </w:r>
       <w:proofErr w:type="spellStart"/>
+      <w:proofErr w:type="gramStart"/>
       <w:r>
         <w:rPr>
           <w:rFonts w:eastAsia="Times New Roman"/>
@@ -24654,34 +25373,34 @@
           <w:color w:val="auto"/>
           <w:lang w:val="es-ES" w:eastAsia="en-US"/>
         </w:rPr>
-        <w:t xml:space="preserve">() del servicio </w:t>
-      </w:r>
-      <w:proofErr w:type="spellStart"/>
+        <w:t>(</w:t>
+      </w:r>
+      <w:proofErr w:type="gramEnd"/>
       <w:r>
         <w:rPr>
           <w:rFonts w:eastAsia="Times New Roman"/>
           <w:color w:val="auto"/>
           <w:lang w:val="es-ES" w:eastAsia="en-US"/>
         </w:rPr>
-        <w:t>JwtService</w:t>
-      </w:r>
-      <w:proofErr w:type="spellEnd"/>
+        <w:t xml:space="preserve">) del servicio </w:t>
+      </w:r>
+      <w:proofErr w:type="spellStart"/>
       <w:r>
         <w:rPr>
           <w:rFonts w:eastAsia="Times New Roman"/>
           <w:color w:val="auto"/>
           <w:lang w:val="es-ES" w:eastAsia="en-US"/>
         </w:rPr>
-        <w:t xml:space="preserve">, </w:t>
-      </w:r>
+        <w:t>JwtService</w:t>
+      </w:r>
+      <w:proofErr w:type="spellEnd"/>
       <w:r>
         <w:rPr>
           <w:rFonts w:eastAsia="Times New Roman"/>
           <w:color w:val="auto"/>
           <w:lang w:val="es-ES" w:eastAsia="en-US"/>
         </w:rPr>
-        <w:lastRenderedPageBreak/>
-        <w:t xml:space="preserve">que incluye como </w:t>
+        <w:t xml:space="preserve">, que incluye como </w:t>
       </w:r>
       <w:proofErr w:type="spellStart"/>
       <w:r>
@@ -24769,11 +25488,11 @@
       <w:pPr>
         <w:pStyle w:val="Ttulo2"/>
       </w:pPr>
-      <w:commentRangeStart w:id="138"/>
+      <w:commentRangeStart w:id="139"/>
       <w:r>
         <w:t>Conclusiones del Capítulo</w:t>
       </w:r>
-      <w:commentRangeEnd w:id="138"/>
+      <w:commentRangeEnd w:id="139"/>
       <w:r>
         <w:rPr>
           <w:rStyle w:val="Refdecomentario"/>
@@ -24783,15 +25502,15 @@
           <w:shd w:val="clear" w:color="auto" w:fill="FFFFFF"/>
           <w:lang w:val="es-ES" w:eastAsia="en-US"/>
         </w:rPr>
-        <w:commentReference w:id="138"/>
+        <w:commentReference w:id="139"/>
       </w:r>
     </w:p>
     <w:p>
       <w:pPr>
         <w:ind w:left="0" w:firstLine="0"/>
         <w:sectPr>
-          <w:headerReference w:type="default" r:id="rId84"/>
-          <w:headerReference w:type="first" r:id="rId85"/>
+          <w:headerReference w:type="default" r:id="rId87"/>
+          <w:headerReference w:type="first" r:id="rId88"/>
           <w:pgSz w:w="12240" w:h="15840"/>
           <w:pgMar w:top="725" w:right="1126" w:bottom="2517" w:left="1702" w:header="725" w:footer="981" w:gutter="0"/>
           <w:cols w:space="720"/>
@@ -24840,7 +25559,7 @@
           <w:sz w:val="28"/>
         </w:rPr>
         <w:sectPr>
-          <w:headerReference w:type="first" r:id="rId86"/>
+          <w:headerReference w:type="first" r:id="rId89"/>
           <w:pgSz w:w="12240" w:h="15840"/>
           <w:pgMar w:top="725" w:right="1126" w:bottom="2517" w:left="1702" w:header="725" w:footer="981" w:gutter="0"/>
           <w:cols w:space="720"/>
@@ -24901,12 +25620,12 @@
         <w:pStyle w:val="Ttulo1"/>
         <w:ind w:left="0"/>
       </w:pPr>
-      <w:bookmarkStart w:id="139" w:name="_Toc196374753"/>
+      <w:bookmarkStart w:id="140" w:name="_Toc196374753"/>
       <w:r>
         <w:lastRenderedPageBreak/>
         <w:t>REFERENCIAS BIBLIOGRÁFICAS</w:t>
       </w:r>
-      <w:bookmarkEnd w:id="139"/>
+      <w:bookmarkEnd w:id="140"/>
       <w:r>
         <w:t xml:space="preserve"> </w:t>
       </w:r>
@@ -25593,9 +26312,9 @@
     <w:p>
       <w:pPr>
         <w:sectPr>
-          <w:headerReference w:type="even" r:id="rId87"/>
-          <w:headerReference w:type="default" r:id="rId88"/>
-          <w:headerReference w:type="first" r:id="rId89"/>
+          <w:headerReference w:type="even" r:id="rId90"/>
+          <w:headerReference w:type="default" r:id="rId91"/>
+          <w:headerReference w:type="first" r:id="rId92"/>
           <w:pgSz w:w="12240" w:h="15840"/>
           <w:pgMar w:top="725" w:right="1126" w:bottom="2517" w:left="1702" w:header="725" w:footer="981" w:gutter="0"/>
           <w:cols w:space="720"/>
@@ -25650,8 +26369,8 @@
           <w:bCs/>
         </w:rPr>
       </w:pPr>
-      <w:bookmarkStart w:id="140" w:name="_Toc193705067"/>
-      <w:commentRangeStart w:id="141"/>
+      <w:bookmarkStart w:id="141" w:name="_Toc193705067"/>
+      <w:commentRangeStart w:id="142"/>
       <w:r>
         <w:rPr>
           <w:b/>
@@ -25659,13 +26378,13 @@
         </w:rPr>
         <w:t>Cálculo de Puntos de Historias de Usuario sin ajustar</w:t>
       </w:r>
-      <w:bookmarkEnd w:id="140"/>
+      <w:bookmarkEnd w:id="141"/>
     </w:p>
     <w:p>
       <w:r>
         <w:t>El primer paso para realizar una estimación implica determinar los Puntos de Historia de Usuario sin ajustar. Este valor se obtiene utilizando la siguiente fórmula:</w:t>
       </w:r>
-      <w:commentRangeEnd w:id="141"/>
+      <w:commentRangeEnd w:id="142"/>
       <w:r>
         <w:rPr>
           <w:rStyle w:val="Refdecomentario"/>
@@ -25674,7 +26393,7 @@
           <w:shd w:val="clear" w:color="auto" w:fill="FFFFFF"/>
           <w:lang w:val="es-ES" w:eastAsia="en-US"/>
         </w:rPr>
-        <w:commentReference w:id="141"/>
+        <w:commentReference w:id="142"/>
       </w:r>
     </w:p>
     <w:p>
@@ -25840,11 +26559,11 @@
           <w:numId w:val="0"/>
         </w:numPr>
       </w:pPr>
-      <w:bookmarkStart w:id="142" w:name="_Toc193705068"/>
+      <w:bookmarkStart w:id="143" w:name="_Toc193705068"/>
       <w:r>
         <w:t>Factor de Peso de los Actores sin ajustar (UAW)</w:t>
       </w:r>
-      <w:bookmarkEnd w:id="142"/>
+      <w:bookmarkEnd w:id="143"/>
     </w:p>
     <w:p>
       <w:pPr>
@@ -25880,7 +26599,7 @@
       <w:r>
         <w:br w:type="page"/>
       </w:r>
-      <w:bookmarkStart w:id="143" w:name="_Toc193705069"/>
+      <w:bookmarkStart w:id="144" w:name="_Toc193705069"/>
       <w:r>
         <w:rPr>
           <w:rStyle w:val="Ttulo2Car"/>
@@ -25888,7 +26607,7 @@
         <w:lastRenderedPageBreak/>
         <w:t>Tabla 3.3</w:t>
       </w:r>
-      <w:bookmarkEnd w:id="143"/>
+      <w:bookmarkEnd w:id="144"/>
       <w:r>
         <w:rPr>
           <w:b/>
@@ -26701,11 +27420,11 @@
           <w:lang w:val="es-ES"/>
         </w:rPr>
       </w:pPr>
-      <w:bookmarkStart w:id="144" w:name="_Toc193705070"/>
+      <w:bookmarkStart w:id="145" w:name="_Toc193705070"/>
       <w:r>
         <w:t>Factor de Peso de las Historias de Usuario sin ajustar (UUCW)</w:t>
       </w:r>
-      <w:bookmarkEnd w:id="144"/>
+      <w:bookmarkEnd w:id="145"/>
     </w:p>
     <w:p>
       <w:pPr>
@@ -27584,11 +28303,11 @@
         </w:numPr>
         <w:ind w:left="504"/>
       </w:pPr>
-      <w:bookmarkStart w:id="145" w:name="_Toc193705071"/>
+      <w:bookmarkStart w:id="146" w:name="_Toc193705071"/>
       <w:r>
         <w:t>Cálculo de los Puntos de Historias de Usuario ajustados</w:t>
       </w:r>
-      <w:bookmarkEnd w:id="145"/>
+      <w:bookmarkEnd w:id="146"/>
     </w:p>
     <w:p>
       <w:pPr>
@@ -27790,11 +28509,11 @@
         </w:numPr>
         <w:ind w:left="504"/>
       </w:pPr>
-      <w:bookmarkStart w:id="146" w:name="_Toc193705072"/>
+      <w:bookmarkStart w:id="147" w:name="_Toc193705072"/>
       <w:r>
         <w:t>Factor de Complejidad Técnica (TCF)</w:t>
       </w:r>
-      <w:bookmarkEnd w:id="146"/>
+      <w:bookmarkEnd w:id="147"/>
     </w:p>
     <w:p>
       <w:pPr>
@@ -30088,11 +30807,11 @@
           <w:lang w:val="es-ES"/>
         </w:rPr>
       </w:pPr>
-      <w:bookmarkStart w:id="147" w:name="_Toc193705073"/>
+      <w:bookmarkStart w:id="148" w:name="_Toc193705073"/>
       <w:r>
         <w:t>Factor Ambiente (EF)</w:t>
       </w:r>
-      <w:bookmarkEnd w:id="147"/>
+      <w:bookmarkEnd w:id="148"/>
     </w:p>
     <w:p>
       <w:pPr>
@@ -32779,8 +33498,8 @@
           <w:lang w:val="es-ES"/>
         </w:rPr>
         <w:sectPr>
-          <w:headerReference w:type="default" r:id="rId90"/>
-          <w:headerReference w:type="first" r:id="rId91"/>
+          <w:headerReference w:type="default" r:id="rId93"/>
+          <w:headerReference w:type="first" r:id="rId94"/>
           <w:pgSz w:w="12240" w:h="15840"/>
           <w:pgMar w:top="725" w:right="1126" w:bottom="2517" w:left="1702" w:header="725" w:footer="981" w:gutter="0"/>
           <w:cols w:space="720"/>
@@ -32826,8 +33545,8 @@
       <w:r>
         <w:fldChar w:fldCharType="end"/>
       </w:r>
-      <w:bookmarkStart w:id="148" w:name="_ANEXOS"/>
-      <w:bookmarkEnd w:id="148"/>
+      <w:bookmarkStart w:id="149" w:name="_ANEXOS"/>
+      <w:bookmarkEnd w:id="149"/>
       <w:r>
         <w:rPr>
           <w:b/>
@@ -32898,8 +33617,8 @@
         </w:tabs>
         <w:ind w:left="0" w:firstLine="0"/>
         <w:sectPr>
-          <w:headerReference w:type="default" r:id="rId92"/>
-          <w:headerReference w:type="first" r:id="rId93"/>
+          <w:headerReference w:type="default" r:id="rId95"/>
+          <w:headerReference w:type="first" r:id="rId96"/>
           <w:pgSz w:w="12240" w:h="15840"/>
           <w:pgMar w:top="725" w:right="1126" w:bottom="2517" w:left="1702" w:header="725" w:footer="981" w:gutter="0"/>
           <w:cols w:space="720"/>
@@ -32915,12 +33634,12 @@
       </w:pPr>
     </w:p>
     <w:sectPr>
-      <w:headerReference w:type="even" r:id="rId94"/>
-      <w:headerReference w:type="default" r:id="rId95"/>
-      <w:footerReference w:type="even" r:id="rId96"/>
-      <w:footerReference w:type="default" r:id="rId97"/>
-      <w:headerReference w:type="first" r:id="rId98"/>
-      <w:footerReference w:type="first" r:id="rId99"/>
+      <w:headerReference w:type="even" r:id="rId97"/>
+      <w:headerReference w:type="default" r:id="rId98"/>
+      <w:footerReference w:type="even" r:id="rId99"/>
+      <w:footerReference w:type="default" r:id="rId100"/>
+      <w:headerReference w:type="first" r:id="rId101"/>
+      <w:footerReference w:type="first" r:id="rId102"/>
       <w:pgSz w:w="12240" w:h="15840"/>
       <w:pgMar w:top="1440" w:right="1129" w:bottom="1440" w:left="1702" w:header="970" w:footer="720" w:gutter="0"/>
       <w:cols w:space="720"/>
@@ -33240,7 +33959,15 @@
         <w:pStyle w:val="Textocomentario"/>
       </w:pPr>
       <w:r>
-        <w:t>En resumen debe tener claro el lector que es lo que se va a diseñar y porque de conjunto con los criterios de esa selección.</w:t>
+        <w:t xml:space="preserve">En </w:t>
+      </w:r>
+      <w:proofErr w:type="gramStart"/>
+      <w:r>
+        <w:t>resumen</w:t>
+      </w:r>
+      <w:proofErr w:type="gramEnd"/>
+      <w:r>
+        <w:t xml:space="preserve"> debe tener claro el lector que es lo que se va a diseñar y porque de conjunto con los criterios de esa selección.</w:t>
       </w:r>
     </w:p>
   </w:comment>
@@ -33256,7 +33983,15 @@
         <w:annotationRef/>
       </w:r>
       <w:r>
-        <w:t xml:space="preserve">Se cambio Usuario por Trabajador.. Usuarios son todos </w:t>
+        <w:t xml:space="preserve">Se cambio Usuario por </w:t>
+      </w:r>
+      <w:proofErr w:type="gramStart"/>
+      <w:r>
+        <w:t>Trabajador..</w:t>
+      </w:r>
+      <w:proofErr w:type="gramEnd"/>
+      <w:r>
+        <w:t xml:space="preserve"> Usuarios son todos </w:t>
       </w:r>
     </w:p>
   </w:comment>
@@ -33275,12 +34010,22 @@
         <w:t xml:space="preserve">Revisar las Historias de Usuario de Gestionar </w:t>
       </w:r>
       <w:proofErr w:type="spellStart"/>
+      <w:proofErr w:type="gramStart"/>
       <w:r>
         <w:t>Trazas,Busqueda</w:t>
       </w:r>
       <w:proofErr w:type="spellEnd"/>
-      <w:r>
-        <w:t xml:space="preserve"> Avanzada y reportes. La duda es que si la búsqueda avanzada  y reportes eran la misma funcionalidad. </w:t>
+      <w:proofErr w:type="gramEnd"/>
+      <w:r>
+        <w:t xml:space="preserve"> Avanzada y reportes. La duda es que si la búsqueda </w:t>
+      </w:r>
+      <w:proofErr w:type="gramStart"/>
+      <w:r>
+        <w:t>avanzada  y</w:t>
+      </w:r>
+      <w:proofErr w:type="gramEnd"/>
+      <w:r>
+        <w:t xml:space="preserve"> reportes eran la misma funcionalidad. </w:t>
       </w:r>
     </w:p>
   </w:comment>
@@ -33458,7 +34203,15 @@
         <w:annotationRef/>
       </w:r>
       <w:r>
-        <w:t xml:space="preserve">Debes comentar como se garantiza la normalización de tu diagrama y porque la sencillez, en resumen un texto mayor en el resto del documento. Teniendo en cuenta que usas MongoDB puedes explicar </w:t>
+        <w:t xml:space="preserve">Debes comentar como se garantiza la normalización de tu diagrama y porque la sencillez, en </w:t>
+      </w:r>
+      <w:proofErr w:type="gramStart"/>
+      <w:r>
+        <w:t>resumen</w:t>
+      </w:r>
+      <w:proofErr w:type="gramEnd"/>
+      <w:r>
+        <w:t xml:space="preserve"> un texto mayor en el resto del documento. Teniendo en cuenta que usas MongoDB puedes explicar </w:t>
       </w:r>
       <w:proofErr w:type="spellStart"/>
       <w:r>
@@ -33550,7 +34303,7 @@
       </w:r>
     </w:p>
   </w:comment>
-  <w:comment w:id="138" w:author="Dionis Lopez" w:date="2025-06-02T12:46:00Z" w:initials="DL">
+  <w:comment w:id="139" w:author="Dionis Lopez" w:date="2025-06-02T12:46:00Z" w:initials="DL">
     <w:p>
       <w:pPr>
         <w:pStyle w:val="Textocomentario"/>
@@ -33571,7 +34324,7 @@
       <w:proofErr w:type="spellEnd"/>
     </w:p>
   </w:comment>
-  <w:comment w:id="141" w:author="Dionis Lopez" w:date="2025-06-02T12:44:00Z" w:initials="DL">
+  <w:comment w:id="142" w:author="Dionis Lopez" w:date="2025-06-02T12:44:00Z" w:initials="DL">
     <w:p>
       <w:pPr>
         <w:pStyle w:val="Textocomentario"/>
